--- a/paper/2026C论文.docx
+++ b/paper/2026C论文.docx
@@ -503,7 +503,7 @@
           <v:shape id="_x0000_i1025" type="#_x0000_t75" style="width:17.75pt;height:16.85pt" o:ole="">
             <v:imagedata r:id="rId8" o:title=""/>
           </v:shape>
-          <o:OLEObject Type="Embed" ProgID="Equation.AxMath" ShapeID="_x0000_i1025" DrawAspect="Content" ObjectID="_1850799682" r:id="rId9">
+          <o:OLEObject Type="Embed" ProgID="Equation.AxMath" ShapeID="_x0000_i1025" DrawAspect="Content" ObjectID="_1850801226" r:id="rId9">
             <o:FieldCodes>\* MERGEFORMAT</o:FieldCodes>
           </o:OLEObject>
         </w:object>
@@ -1957,7 +1957,7 @@
           <v:shape id="_x0000_i1026" type="#_x0000_t75" style="width:29.15pt;height:18.7pt" o:ole="">
             <v:imagedata r:id="rId10" o:title=""/>
           </v:shape>
-          <o:OLEObject Type="Embed" ProgID="Equation.AxMath" ShapeID="_x0000_i1026" DrawAspect="Content" ObjectID="_1850799683" r:id="rId11"/>
+          <o:OLEObject Type="Embed" ProgID="Equation.AxMath" ShapeID="_x0000_i1026" DrawAspect="Content" ObjectID="_1850801227" r:id="rId11"/>
         </w:object>
       </w:r>
       <w:r>
@@ -1974,7 +1974,7 @@
           <v:shape id="_x0000_i1027" type="#_x0000_t75" style="width:30.55pt;height:18.7pt" o:ole="">
             <v:imagedata r:id="rId12" o:title=""/>
           </v:shape>
-          <o:OLEObject Type="Embed" ProgID="Equation.AxMath" ShapeID="_x0000_i1027" DrawAspect="Content" ObjectID="_1850799684" r:id="rId13"/>
+          <o:OLEObject Type="Embed" ProgID="Equation.AxMath" ShapeID="_x0000_i1027" DrawAspect="Content" ObjectID="_1850801228" r:id="rId13"/>
         </w:object>
       </w:r>
       <w:r>
@@ -2181,7 +2181,7 @@
           <v:shape id="_x0000_i1028" type="#_x0000_t75" style="width:9.55pt;height:17.75pt" o:ole="">
             <v:imagedata r:id="rId14" o:title=""/>
           </v:shape>
-          <o:OLEObject Type="Embed" ProgID="Equation.AxMath" ShapeID="_x0000_i1028" DrawAspect="Content" ObjectID="_1850799685" r:id="rId15"/>
+          <o:OLEObject Type="Embed" ProgID="Equation.AxMath" ShapeID="_x0000_i1028" DrawAspect="Content" ObjectID="_1850801229" r:id="rId15"/>
         </w:object>
       </w:r>
       <w:r>
@@ -2198,7 +2198,7 @@
           <v:shape id="_x0000_i1029" type="#_x0000_t75" style="width:12.3pt;height:18.25pt" o:ole="">
             <v:imagedata r:id="rId16" o:title=""/>
           </v:shape>
-          <o:OLEObject Type="Embed" ProgID="Equation.AxMath" ShapeID="_x0000_i1029" DrawAspect="Content" ObjectID="_1850799686" r:id="rId17"/>
+          <o:OLEObject Type="Embed" ProgID="Equation.AxMath" ShapeID="_x0000_i1029" DrawAspect="Content" ObjectID="_1850801230" r:id="rId17"/>
         </w:object>
       </w:r>
       <w:r>
@@ -2215,7 +2215,7 @@
           <v:shape id="_x0000_i1030" type="#_x0000_t75" style="width:9.1pt;height:17.75pt" o:ole="">
             <v:imagedata r:id="rId18" o:title=""/>
           </v:shape>
-          <o:OLEObject Type="Embed" ProgID="Equation.AxMath" ShapeID="_x0000_i1030" DrawAspect="Content" ObjectID="_1850799687" r:id="rId19"/>
+          <o:OLEObject Type="Embed" ProgID="Equation.AxMath" ShapeID="_x0000_i1030" DrawAspect="Content" ObjectID="_1850801231" r:id="rId19"/>
         </w:object>
       </w:r>
       <w:r>
@@ -2244,7 +2244,7 @@
           <v:shape id="_x0000_i1031" type="#_x0000_t75" style="width:12.3pt;height:17.75pt" o:ole="">
             <v:imagedata r:id="rId20" o:title=""/>
           </v:shape>
-          <o:OLEObject Type="Embed" ProgID="Equation.AxMath" ShapeID="_x0000_i1031" DrawAspect="Content" ObjectID="_1850799688" r:id="rId21"/>
+          <o:OLEObject Type="Embed" ProgID="Equation.AxMath" ShapeID="_x0000_i1031" DrawAspect="Content" ObjectID="_1850801232" r:id="rId21"/>
         </w:object>
       </w:r>
       <w:r>
@@ -2383,7 +2383,7 @@
           <v:shape id="_x0000_i1032" type="#_x0000_t75" style="width:63.35pt;height:17.75pt" o:ole="">
             <v:imagedata r:id="rId22" o:title=""/>
           </v:shape>
-          <o:OLEObject Type="Embed" ProgID="Equation.AxMath" ShapeID="_x0000_i1032" DrawAspect="Content" ObjectID="_1850799689" r:id="rId23"/>
+          <o:OLEObject Type="Embed" ProgID="Equation.AxMath" ShapeID="_x0000_i1032" DrawAspect="Content" ObjectID="_1850801233" r:id="rId23"/>
         </w:object>
       </w:r>
       <w:r>
@@ -2406,7 +2406,7 @@
           <v:shape id="_x0000_i1033" type="#_x0000_t75" style="width:114.85pt;height:26.45pt" o:ole="">
             <v:imagedata r:id="rId24" o:title=""/>
           </v:shape>
-          <o:OLEObject Type="Embed" ProgID="Equation.AxMath" ShapeID="_x0000_i1033" DrawAspect="Content" ObjectID="_1850799690" r:id="rId25"/>
+          <o:OLEObject Type="Embed" ProgID="Equation.AxMath" ShapeID="_x0000_i1033" DrawAspect="Content" ObjectID="_1850801234" r:id="rId25"/>
         </w:object>
       </w:r>
       <w:r>
@@ -2518,7 +2518,7 @@
           <v:shape id="_x0000_i1034" type="#_x0000_t75" style="width:26.45pt;height:18.7pt" o:ole="">
             <v:imagedata r:id="rId26" o:title=""/>
           </v:shape>
-          <o:OLEObject Type="Embed" ProgID="Equation.AxMath" ShapeID="_x0000_i1034" DrawAspect="Content" ObjectID="_1850799691" r:id="rId27"/>
+          <o:OLEObject Type="Embed" ProgID="Equation.AxMath" ShapeID="_x0000_i1034" DrawAspect="Content" ObjectID="_1850801235" r:id="rId27"/>
         </w:object>
       </w:r>
       <w:r>
@@ -2546,7 +2546,7 @@
           <v:shape id="_x0000_i1035" type="#_x0000_t75" style="width:51.5pt;height:33.25pt" o:ole="">
             <v:imagedata r:id="rId28" o:title=""/>
           </v:shape>
-          <o:OLEObject Type="Embed" ProgID="Equation.AxMath" ShapeID="_x0000_i1035" DrawAspect="Content" ObjectID="_1850799692" r:id="rId29"/>
+          <o:OLEObject Type="Embed" ProgID="Equation.AxMath" ShapeID="_x0000_i1035" DrawAspect="Content" ObjectID="_1850801236" r:id="rId29"/>
         </w:object>
       </w:r>
       <w:r>
@@ -3081,7 +3081,7 @@
                 <v:shape id="_x0000_i1036" type="#_x0000_t75" style="width:7.3pt;height:17.75pt" o:ole="">
                   <v:imagedata r:id="rId31" o:title=""/>
                 </v:shape>
-                <o:OLEObject Type="Embed" ProgID="Equation.AxMath" ShapeID="_x0000_i1036" DrawAspect="Content" ObjectID="_1850799693" r:id="rId32">
+                <o:OLEObject Type="Embed" ProgID="Equation.AxMath" ShapeID="_x0000_i1036" DrawAspect="Content" ObjectID="_1850801237" r:id="rId32">
                   <o:FieldCodes>\* MERGEFORMAT</o:FieldCodes>
                 </o:OLEObject>
               </w:object>
@@ -3120,7 +3120,7 @@
                 <v:shape id="_x0000_i1037" type="#_x0000_t75" style="width:7.75pt;height:17.75pt" o:ole="">
                   <v:imagedata r:id="rId33" o:title=""/>
                 </v:shape>
-                <o:OLEObject Type="Embed" ProgID="Equation.AxMath" ShapeID="_x0000_i1037" DrawAspect="Content" ObjectID="_1850799694" r:id="rId34">
+                <o:OLEObject Type="Embed" ProgID="Equation.AxMath" ShapeID="_x0000_i1037" DrawAspect="Content" ObjectID="_1850801238" r:id="rId34">
                   <o:FieldCodes>\* MERGEFORMAT</o:FieldCodes>
                 </o:OLEObject>
               </w:object>
@@ -3148,7 +3148,7 @@
                 <v:shape id="_x0000_i1038" type="#_x0000_t75" alt="" style="width:10.95pt;height:16.4pt" o:ole="">
                   <v:imagedata r:id="rId35" o:title=""/>
                 </v:shape>
-                <o:OLEObject Type="Embed" ProgID="Equation.AxMath" ShapeID="_x0000_i1038" DrawAspect="Content" ObjectID="_1850799695" r:id="rId36">
+                <o:OLEObject Type="Embed" ProgID="Equation.AxMath" ShapeID="_x0000_i1038" DrawAspect="Content" ObjectID="_1850801239" r:id="rId36">
                   <o:FieldCodes>\* MERGEFORMAT</o:FieldCodes>
                 </o:OLEObject>
               </w:object>
@@ -3187,7 +3187,7 @@
                 <v:shape id="_x0000_i1039" type="#_x0000_t75" style="width:13.2pt;height:17.75pt" o:ole="">
                   <v:imagedata r:id="rId37" o:title=""/>
                 </v:shape>
-                <o:OLEObject Type="Embed" ProgID="Equation.AxMath" ShapeID="_x0000_i1039" DrawAspect="Content" ObjectID="_1850799696" r:id="rId38">
+                <o:OLEObject Type="Embed" ProgID="Equation.AxMath" ShapeID="_x0000_i1039" DrawAspect="Content" ObjectID="_1850801240" r:id="rId38">
                   <o:FieldCodes>\* MERGEFORMAT</o:FieldCodes>
                 </o:OLEObject>
               </w:object>
@@ -3212,7 +3212,7 @@
                 <v:shape id="_x0000_i1040" type="#_x0000_t75" alt="" style="width:9.55pt;height:16.4pt" o:ole="">
                   <v:imagedata r:id="rId39" o:title=""/>
                 </v:shape>
-                <o:OLEObject Type="Embed" ProgID="Equation.AxMath" ShapeID="_x0000_i1040" DrawAspect="Content" ObjectID="_1850799697" r:id="rId40">
+                <o:OLEObject Type="Embed" ProgID="Equation.AxMath" ShapeID="_x0000_i1040" DrawAspect="Content" ObjectID="_1850801241" r:id="rId40">
                   <o:FieldCodes>\* MERGEFORMAT</o:FieldCodes>
                 </o:OLEObject>
               </w:object>
@@ -3251,7 +3251,7 @@
                 <v:shape id="_x0000_i1041" type="#_x0000_t75" style="width:13.2pt;height:17.75pt" o:ole="">
                   <v:imagedata r:id="rId37" o:title=""/>
                 </v:shape>
-                <o:OLEObject Type="Embed" ProgID="Equation.AxMath" ShapeID="_x0000_i1041" DrawAspect="Content" ObjectID="_1850799698" r:id="rId41">
+                <o:OLEObject Type="Embed" ProgID="Equation.AxMath" ShapeID="_x0000_i1041" DrawAspect="Content" ObjectID="_1850801242" r:id="rId41">
                   <o:FieldCodes>\* MERGEFORMAT</o:FieldCodes>
                 </o:OLEObject>
               </w:object>
@@ -3276,7 +3276,7 @@
                 <v:shape id="_x0000_i1042" type="#_x0000_t75" alt="" style="width:9.1pt;height:16.4pt" o:ole="">
                   <v:imagedata r:id="rId42" o:title=""/>
                 </v:shape>
-                <o:OLEObject Type="Embed" ProgID="Equation.AxMath" ShapeID="_x0000_i1042" DrawAspect="Content" ObjectID="_1850799699" r:id="rId43">
+                <o:OLEObject Type="Embed" ProgID="Equation.AxMath" ShapeID="_x0000_i1042" DrawAspect="Content" ObjectID="_1850801243" r:id="rId43">
                   <o:FieldCodes>\* MERGEFORMAT</o:FieldCodes>
                 </o:OLEObject>
               </w:object>
@@ -3315,7 +3315,7 @@
                 <v:shape id="_x0000_i1043" type="#_x0000_t75" style="width:34.65pt;height:18.25pt" o:ole="">
                   <v:imagedata r:id="rId44" o:title=""/>
                 </v:shape>
-                <o:OLEObject Type="Embed" ProgID="Equation.AxMath" ShapeID="_x0000_i1043" DrawAspect="Content" ObjectID="_1850799700" r:id="rId45">
+                <o:OLEObject Type="Embed" ProgID="Equation.AxMath" ShapeID="_x0000_i1043" DrawAspect="Content" ObjectID="_1850801244" r:id="rId45">
                   <o:FieldCodes>\* MERGEFORMAT</o:FieldCodes>
                 </o:OLEObject>
               </w:object>
@@ -3340,7 +3340,7 @@
                 <v:shape id="_x0000_i1044" type="#_x0000_t75" alt="" style="width:11.4pt;height:16.4pt" o:ole="">
                   <v:imagedata r:id="rId46" o:title=""/>
                 </v:shape>
-                <o:OLEObject Type="Embed" ProgID="Equation.AxMath" ShapeID="_x0000_i1044" DrawAspect="Content" ObjectID="_1850799701" r:id="rId47">
+                <o:OLEObject Type="Embed" ProgID="Equation.AxMath" ShapeID="_x0000_i1044" DrawAspect="Content" ObjectID="_1850801245" r:id="rId47">
                   <o:FieldCodes>\* MERGEFORMAT</o:FieldCodes>
                 </o:OLEObject>
               </w:object>
@@ -3376,7 +3376,7 @@
                 <v:shape id="_x0000_i1045" type="#_x0000_t75" style="width:45.1pt;height:16.85pt" o:ole="">
                   <v:imagedata r:id="rId48" o:title=""/>
                 </v:shape>
-                <o:OLEObject Type="Embed" ProgID="Equation.AxMath" ShapeID="_x0000_i1045" DrawAspect="Content" ObjectID="_1850799702" r:id="rId49">
+                <o:OLEObject Type="Embed" ProgID="Equation.AxMath" ShapeID="_x0000_i1045" DrawAspect="Content" ObjectID="_1850801246" r:id="rId49">
                   <o:FieldCodes>\* MERGEFORMAT</o:FieldCodes>
                 </o:OLEObject>
               </w:object>
@@ -3401,7 +3401,7 @@
                 <v:shape id="_x0000_i1046" type="#_x0000_t75" alt="" style="width:8.2pt;height:16.4pt" o:ole="">
                   <v:imagedata r:id="rId50" o:title=""/>
                 </v:shape>
-                <o:OLEObject Type="Embed" ProgID="Equation.AxMath" ShapeID="_x0000_i1046" DrawAspect="Content" ObjectID="_1850799703" r:id="rId51">
+                <o:OLEObject Type="Embed" ProgID="Equation.AxMath" ShapeID="_x0000_i1046" DrawAspect="Content" ObjectID="_1850801247" r:id="rId51">
                   <o:FieldCodes>\* MERGEFORMAT</o:FieldCodes>
                 </o:OLEObject>
               </w:object>
@@ -3440,7 +3440,7 @@
                 <v:shape id="_x0000_i1047" type="#_x0000_t75" style="width:51.95pt;height:18.7pt" o:ole="">
                   <v:imagedata r:id="rId52" o:title=""/>
                 </v:shape>
-                <o:OLEObject Type="Embed" ProgID="Equation.AxMath" ShapeID="_x0000_i1047" DrawAspect="Content" ObjectID="_1850799704" r:id="rId53">
+                <o:OLEObject Type="Embed" ProgID="Equation.AxMath" ShapeID="_x0000_i1047" DrawAspect="Content" ObjectID="_1850801248" r:id="rId53">
                   <o:FieldCodes>\* MERGEFORMAT</o:FieldCodes>
                 </o:OLEObject>
               </w:object>
@@ -3465,7 +3465,7 @@
                 <v:shape id="_x0000_i1048" type="#_x0000_t75" alt="" style="width:8.65pt;height:16.4pt" o:ole="">
                   <v:imagedata r:id="rId54" o:title=""/>
                 </v:shape>
-                <o:OLEObject Type="Embed" ProgID="Equation.AxMath" ShapeID="_x0000_i1048" DrawAspect="Content" ObjectID="_1850799705" r:id="rId55">
+                <o:OLEObject Type="Embed" ProgID="Equation.AxMath" ShapeID="_x0000_i1048" DrawAspect="Content" ObjectID="_1850801249" r:id="rId55">
                   <o:FieldCodes>\* MERGEFORMAT</o:FieldCodes>
                 </o:OLEObject>
               </w:object>
@@ -3504,7 +3504,7 @@
                 <v:shape id="_x0000_i1049" type="#_x0000_t75" style="width:58.35pt;height:18.7pt" o:ole="">
                   <v:imagedata r:id="rId56" o:title=""/>
                 </v:shape>
-                <o:OLEObject Type="Embed" ProgID="Equation.AxMath" ShapeID="_x0000_i1049" DrawAspect="Content" ObjectID="_1850799706" r:id="rId57">
+                <o:OLEObject Type="Embed" ProgID="Equation.AxMath" ShapeID="_x0000_i1049" DrawAspect="Content" ObjectID="_1850801250" r:id="rId57">
                   <o:FieldCodes>\* MERGEFORMAT</o:FieldCodes>
                 </o:OLEObject>
               </w:object>
@@ -3529,7 +3529,7 @@
                 <v:shape id="_x0000_i1050" type="#_x0000_t75" alt="" style="width:14.15pt;height:16.4pt" o:ole="">
                   <v:imagedata r:id="rId58" o:title=""/>
                 </v:shape>
-                <o:OLEObject Type="Embed" ProgID="Equation.AxMath" ShapeID="_x0000_i1050" DrawAspect="Content" ObjectID="_1850799707" r:id="rId59">
+                <o:OLEObject Type="Embed" ProgID="Equation.AxMath" ShapeID="_x0000_i1050" DrawAspect="Content" ObjectID="_1850801251" r:id="rId59">
                   <o:FieldCodes>\* MERGEFORMAT</o:FieldCodes>
                 </o:OLEObject>
               </w:object>
@@ -3568,7 +3568,7 @@
                 <v:shape id="_x0000_i1051" type="#_x0000_t75" style="width:23.25pt;height:17.75pt" o:ole="">
                   <v:imagedata r:id="rId60" o:title=""/>
                 </v:shape>
-                <o:OLEObject Type="Embed" ProgID="Equation.AxMath" ShapeID="_x0000_i1051" DrawAspect="Content" ObjectID="_1850799708" r:id="rId61">
+                <o:OLEObject Type="Embed" ProgID="Equation.AxMath" ShapeID="_x0000_i1051" DrawAspect="Content" ObjectID="_1850801252" r:id="rId61">
                   <o:FieldCodes>\* MERGEFORMAT</o:FieldCodes>
                 </o:OLEObject>
               </w:object>
@@ -3593,7 +3593,7 @@
                 <v:shape id="_x0000_i1052" type="#_x0000_t75" alt="" style="width:32.8pt;height:16.85pt" o:ole="">
                   <v:imagedata r:id="rId62" o:title=""/>
                 </v:shape>
-                <o:OLEObject Type="Embed" ProgID="Equation.AxMath" ShapeID="_x0000_i1052" DrawAspect="Content" ObjectID="_1850799709" r:id="rId63">
+                <o:OLEObject Type="Embed" ProgID="Equation.AxMath" ShapeID="_x0000_i1052" DrawAspect="Content" ObjectID="_1850801253" r:id="rId63">
                   <o:FieldCodes>\* MERGEFORMAT</o:FieldCodes>
                 </o:OLEObject>
               </w:object>
@@ -3616,7 +3616,7 @@
                 <v:shape id="_x0000_i1053" type="#_x0000_t75" style="width:7.3pt;height:17.75pt" o:ole="">
                   <v:imagedata r:id="rId64" o:title=""/>
                 </v:shape>
-                <o:OLEObject Type="Embed" ProgID="Equation.AxMath" ShapeID="_x0000_i1053" DrawAspect="Content" ObjectID="_1850799710" r:id="rId65">
+                <o:OLEObject Type="Embed" ProgID="Equation.AxMath" ShapeID="_x0000_i1053" DrawAspect="Content" ObjectID="_1850801254" r:id="rId65">
                   <o:FieldCodes>\* MERGEFORMAT</o:FieldCodes>
                 </o:OLEObject>
               </w:object>
@@ -3635,7 +3635,7 @@
                 <v:shape id="_x0000_i1054" type="#_x0000_t75" style="width:8.65pt;height:17.75pt" o:ole="">
                   <v:imagedata r:id="rId66" o:title=""/>
                 </v:shape>
-                <o:OLEObject Type="Embed" ProgID="Equation.AxMath" ShapeID="_x0000_i1054" DrawAspect="Content" ObjectID="_1850799711" r:id="rId67">
+                <o:OLEObject Type="Embed" ProgID="Equation.AxMath" ShapeID="_x0000_i1054" DrawAspect="Content" ObjectID="_1850801255" r:id="rId67">
                   <o:FieldCodes>\* MERGEFORMAT</o:FieldCodes>
                 </o:OLEObject>
               </w:object>
@@ -3670,7 +3670,7 @@
                 <v:shape id="_x0000_i1055" type="#_x0000_t75" style="width:16.85pt;height:17.75pt" o:ole="">
                   <v:imagedata r:id="rId68" o:title=""/>
                 </v:shape>
-                <o:OLEObject Type="Embed" ProgID="Equation.AxMath" ShapeID="_x0000_i1055" DrawAspect="Content" ObjectID="_1850799712" r:id="rId69">
+                <o:OLEObject Type="Embed" ProgID="Equation.AxMath" ShapeID="_x0000_i1055" DrawAspect="Content" ObjectID="_1850801256" r:id="rId69">
                   <o:FieldCodes>\* MERGEFORMAT</o:FieldCodes>
                 </o:OLEObject>
               </w:object>
@@ -3695,7 +3695,7 @@
                 <v:shape id="_x0000_i1056" type="#_x0000_t75" alt="" style="width:33.25pt;height:16.85pt" o:ole="">
                   <v:imagedata r:id="rId70" o:title=""/>
                 </v:shape>
-                <o:OLEObject Type="Embed" ProgID="Equation.AxMath" ShapeID="_x0000_i1056" DrawAspect="Content" ObjectID="_1850799713" r:id="rId71">
+                <o:OLEObject Type="Embed" ProgID="Equation.AxMath" ShapeID="_x0000_i1056" DrawAspect="Content" ObjectID="_1850801257" r:id="rId71">
                   <o:FieldCodes>\* MERGEFORMAT</o:FieldCodes>
                 </o:OLEObject>
               </w:object>
@@ -3718,7 +3718,7 @@
                 <v:shape id="_x0000_i1057" type="#_x0000_t75" style="width:7.3pt;height:17.75pt" o:ole="">
                   <v:imagedata r:id="rId64" o:title=""/>
                 </v:shape>
-                <o:OLEObject Type="Embed" ProgID="Equation.AxMath" ShapeID="_x0000_i1057" DrawAspect="Content" ObjectID="_1850799714" r:id="rId72">
+                <o:OLEObject Type="Embed" ProgID="Equation.AxMath" ShapeID="_x0000_i1057" DrawAspect="Content" ObjectID="_1850801258" r:id="rId72">
                   <o:FieldCodes>\* MERGEFORMAT</o:FieldCodes>
                 </o:OLEObject>
               </w:object>
@@ -3737,7 +3737,7 @@
                 <v:shape id="_x0000_i1058" type="#_x0000_t75" style="width:8.65pt;height:17.75pt" o:ole="">
                   <v:imagedata r:id="rId66" o:title=""/>
                 </v:shape>
-                <o:OLEObject Type="Embed" ProgID="Equation.AxMath" ShapeID="_x0000_i1058" DrawAspect="Content" ObjectID="_1850799715" r:id="rId73">
+                <o:OLEObject Type="Embed" ProgID="Equation.AxMath" ShapeID="_x0000_i1058" DrawAspect="Content" ObjectID="_1850801259" r:id="rId73">
                   <o:FieldCodes>\* MERGEFORMAT</o:FieldCodes>
                 </o:OLEObject>
               </w:object>
@@ -3767,7 +3767,7 @@
                 <v:shape id="_x0000_i1059" type="#_x0000_t75" style="width:30.55pt;height:17.75pt" o:ole="">
                   <v:imagedata r:id="rId74" o:title=""/>
                 </v:shape>
-                <o:OLEObject Type="Embed" ProgID="Equation.AxMath" ShapeID="_x0000_i1059" DrawAspect="Content" ObjectID="_1850799716" r:id="rId75">
+                <o:OLEObject Type="Embed" ProgID="Equation.AxMath" ShapeID="_x0000_i1059" DrawAspect="Content" ObjectID="_1850801260" r:id="rId75">
                   <o:FieldCodes>\* MERGEFORMAT</o:FieldCodes>
                 </o:OLEObject>
               </w:object>
@@ -3793,7 +3793,7 @@
                 <v:shape id="_x0000_i1060" type="#_x0000_t75" style="width:29.15pt;height:18.7pt" o:ole="">
                   <v:imagedata r:id="rId10" o:title=""/>
                 </v:shape>
-                <o:OLEObject Type="Embed" ProgID="Equation.AxMath" ShapeID="_x0000_i1060" DrawAspect="Content" ObjectID="_1850799717" r:id="rId76">
+                <o:OLEObject Type="Embed" ProgID="Equation.AxMath" ShapeID="_x0000_i1060" DrawAspect="Content" ObjectID="_1850801261" r:id="rId76">
                   <o:FieldCodes>\* MERGEFORMAT</o:FieldCodes>
                 </o:OLEObject>
               </w:object>
@@ -3816,7 +3816,7 @@
                 <v:shape id="_x0000_i1061" type="#_x0000_t75" style="width:7.3pt;height:17.75pt" o:ole="">
                   <v:imagedata r:id="rId31" o:title=""/>
                 </v:shape>
-                <o:OLEObject Type="Embed" ProgID="Equation.AxMath" ShapeID="_x0000_i1061" DrawAspect="Content" ObjectID="_1850799718" r:id="rId77">
+                <o:OLEObject Type="Embed" ProgID="Equation.AxMath" ShapeID="_x0000_i1061" DrawAspect="Content" ObjectID="_1850801262" r:id="rId77">
                   <o:FieldCodes>\* MERGEFORMAT</o:FieldCodes>
                 </o:OLEObject>
               </w:object>
@@ -3845,7 +3845,7 @@
                 <v:shape id="_x0000_i1062" type="#_x0000_t75" style="width:16.85pt;height:17.75pt" o:ole="">
                   <v:imagedata r:id="rId68" o:title=""/>
                 </v:shape>
-                <o:OLEObject Type="Embed" ProgID="Equation.AxMath" ShapeID="_x0000_i1062" DrawAspect="Content" ObjectID="_1850799719" r:id="rId78">
+                <o:OLEObject Type="Embed" ProgID="Equation.AxMath" ShapeID="_x0000_i1062" DrawAspect="Content" ObjectID="_1850801263" r:id="rId78">
                   <o:FieldCodes>\* MERGEFORMAT</o:FieldCodes>
                 </o:OLEObject>
               </w:object>
@@ -3870,7 +3870,7 @@
                 <v:shape id="_x0000_i1063" type="#_x0000_t75" style="width:30.55pt;height:18.7pt" o:ole="">
                   <v:imagedata r:id="rId12" o:title=""/>
                 </v:shape>
-                <o:OLEObject Type="Embed" ProgID="Equation.AxMath" ShapeID="_x0000_i1063" DrawAspect="Content" ObjectID="_1850799720" r:id="rId79">
+                <o:OLEObject Type="Embed" ProgID="Equation.AxMath" ShapeID="_x0000_i1063" DrawAspect="Content" ObjectID="_1850801264" r:id="rId79">
                   <o:FieldCodes>\* MERGEFORMAT</o:FieldCodes>
                 </o:OLEObject>
               </w:object>
@@ -3893,7 +3893,7 @@
                 <v:shape id="_x0000_i1064" type="#_x0000_t75" style="width:7.3pt;height:17.75pt" o:ole="">
                   <v:imagedata r:id="rId31" o:title=""/>
                 </v:shape>
-                <o:OLEObject Type="Embed" ProgID="Equation.AxMath" ShapeID="_x0000_i1064" DrawAspect="Content" ObjectID="_1850799721" r:id="rId80">
+                <o:OLEObject Type="Embed" ProgID="Equation.AxMath" ShapeID="_x0000_i1064" DrawAspect="Content" ObjectID="_1850801265" r:id="rId80">
                   <o:FieldCodes>\* MERGEFORMAT</o:FieldCodes>
                 </o:OLEObject>
               </w:object>
@@ -3922,7 +3922,7 @@
                 <v:shape id="_x0000_i1065" type="#_x0000_t75" style="width:30.55pt;height:17.75pt" o:ole="">
                   <v:imagedata r:id="rId74" o:title=""/>
                 </v:shape>
-                <o:OLEObject Type="Embed" ProgID="Equation.AxMath" ShapeID="_x0000_i1065" DrawAspect="Content" ObjectID="_1850799722" r:id="rId81">
+                <o:OLEObject Type="Embed" ProgID="Equation.AxMath" ShapeID="_x0000_i1065" DrawAspect="Content" ObjectID="_1850801266" r:id="rId81">
                   <o:FieldCodes>\* MERGEFORMAT</o:FieldCodes>
                 </o:OLEObject>
               </w:object>
@@ -4002,7 +4002,7 @@
           <v:shape id="_x0000_i1066" type="#_x0000_t75" style="width:36pt;height:18.7pt" o:ole="">
             <v:imagedata r:id="rId82" o:title=""/>
           </v:shape>
-          <o:OLEObject Type="Embed" ProgID="Equation.AxMath" ShapeID="_x0000_i1066" DrawAspect="Content" ObjectID="_1850799723" r:id="rId83"/>
+          <o:OLEObject Type="Embed" ProgID="Equation.AxMath" ShapeID="_x0000_i1066" DrawAspect="Content" ObjectID="_1850801267" r:id="rId83"/>
         </w:object>
       </w:r>
       <w:r>
@@ -4019,7 +4019,7 @@
           <v:shape id="_x0000_i1067" type="#_x0000_t75" style="width:36.45pt;height:18.7pt" o:ole="">
             <v:imagedata r:id="rId84" o:title=""/>
           </v:shape>
-          <o:OLEObject Type="Embed" ProgID="Equation.AxMath" ShapeID="_x0000_i1067" DrawAspect="Content" ObjectID="_1850799724" r:id="rId85"/>
+          <o:OLEObject Type="Embed" ProgID="Equation.AxMath" ShapeID="_x0000_i1067" DrawAspect="Content" ObjectID="_1850801268" r:id="rId85"/>
         </w:object>
       </w:r>
       <w:r>
@@ -4048,7 +4048,7 @@
           <v:shape id="_x0000_i1068" type="#_x0000_t75" style="width:29.15pt;height:18.7pt" o:ole="">
             <v:imagedata r:id="rId86" o:title=""/>
           </v:shape>
-          <o:OLEObject Type="Embed" ProgID="Equation.AxMath" ShapeID="_x0000_i1068" DrawAspect="Content" ObjectID="_1850799725" r:id="rId87"/>
+          <o:OLEObject Type="Embed" ProgID="Equation.AxMath" ShapeID="_x0000_i1068" DrawAspect="Content" ObjectID="_1850801269" r:id="rId87"/>
         </w:object>
       </w:r>
       <w:r>
@@ -4065,7 +4065,7 @@
           <v:shape id="_x0000_i1069" type="#_x0000_t75" style="width:30.55pt;height:18.7pt" o:ole="">
             <v:imagedata r:id="rId88" o:title=""/>
           </v:shape>
-          <o:OLEObject Type="Embed" ProgID="Equation.AxMath" ShapeID="_x0000_i1069" DrawAspect="Content" ObjectID="_1850799726" r:id="rId89"/>
+          <o:OLEObject Type="Embed" ProgID="Equation.AxMath" ShapeID="_x0000_i1069" DrawAspect="Content" ObjectID="_1850801270" r:id="rId89"/>
         </w:object>
       </w:r>
       <w:r>
@@ -4088,7 +4088,7 @@
           <v:shape id="_x0000_i1070" type="#_x0000_t75" style="width:69.25pt;height:18.7pt" o:ole="">
             <v:imagedata r:id="rId90" o:title=""/>
           </v:shape>
-          <o:OLEObject Type="Embed" ProgID="Equation.AxMath" ShapeID="_x0000_i1070" DrawAspect="Content" ObjectID="_1850799727" r:id="rId91"/>
+          <o:OLEObject Type="Embed" ProgID="Equation.AxMath" ShapeID="_x0000_i1070" DrawAspect="Content" ObjectID="_1850801271" r:id="rId91"/>
         </w:object>
       </w:r>
       <w:r>
@@ -4517,7 +4517,7 @@
           <v:shape id="_x0000_i1071" type="#_x0000_t75" style="width:32.35pt;height:18.7pt" o:ole="">
             <v:imagedata r:id="rId93" o:title=""/>
           </v:shape>
-          <o:OLEObject Type="Embed" ProgID="Equation.AxMath" ShapeID="_x0000_i1071" DrawAspect="Content" ObjectID="_1850799728" r:id="rId94"/>
+          <o:OLEObject Type="Embed" ProgID="Equation.AxMath" ShapeID="_x0000_i1071" DrawAspect="Content" ObjectID="_1850801272" r:id="rId94"/>
         </w:object>
       </w:r>
       <w:r>
@@ -4541,7 +4541,7 @@
           <v:shape id="_x0000_i1072" type="#_x0000_t75" style="width:9.1pt;height:19.15pt" o:ole="">
             <v:imagedata r:id="rId95" o:title=""/>
           </v:shape>
-          <o:OLEObject Type="Embed" ProgID="Equation.AxMath" ShapeID="_x0000_i1072" DrawAspect="Content" ObjectID="_1850799729" r:id="rId96"/>
+          <o:OLEObject Type="Embed" ProgID="Equation.AxMath" ShapeID="_x0000_i1072" DrawAspect="Content" ObjectID="_1850801273" r:id="rId96"/>
         </w:object>
       </w:r>
       <w:r>
@@ -4564,7 +4564,7 @@
           <v:shape id="_x0000_i1073" type="#_x0000_t75" style="width:144.9pt;height:41pt" o:ole="">
             <v:imagedata r:id="rId97" o:title=""/>
           </v:shape>
-          <o:OLEObject Type="Embed" ProgID="Equation.AxMath" ShapeID="_x0000_i1073" DrawAspect="Content" ObjectID="_1850799730" r:id="rId98"/>
+          <o:OLEObject Type="Embed" ProgID="Equation.AxMath" ShapeID="_x0000_i1073" DrawAspect="Content" ObjectID="_1850801274" r:id="rId98"/>
         </w:object>
       </w:r>
     </w:p>
@@ -4583,7 +4583,7 @@
           <v:shape id="_x0000_i1074" type="#_x0000_t75" style="width:10.05pt;height:17.75pt" o:ole="">
             <v:imagedata r:id="rId99" o:title=""/>
           </v:shape>
-          <o:OLEObject Type="Embed" ProgID="Equation.AxMath" ShapeID="_x0000_i1074" DrawAspect="Content" ObjectID="_1850799731" r:id="rId100"/>
+          <o:OLEObject Type="Embed" ProgID="Equation.AxMath" ShapeID="_x0000_i1074" DrawAspect="Content" ObjectID="_1850801275" r:id="rId100"/>
         </w:object>
       </w:r>
       <w:r>
@@ -4636,7 +4636,7 @@
           <v:shape id="_x0000_i1075" type="#_x0000_t75" style="width:276.6pt;height:39.2pt" o:ole="">
             <v:imagedata r:id="rId101" o:title=""/>
           </v:shape>
-          <o:OLEObject Type="Embed" ProgID="Equation.AxMath" ShapeID="_x0000_i1075" DrawAspect="Content" ObjectID="_1850799732" r:id="rId102"/>
+          <o:OLEObject Type="Embed" ProgID="Equation.AxMath" ShapeID="_x0000_i1075" DrawAspect="Content" ObjectID="_1850801276" r:id="rId102"/>
         </w:object>
       </w:r>
     </w:p>
@@ -4865,7 +4865,7 @@
                 <v:shape id="_x0000_i1076" type="#_x0000_t75" style="width:16.85pt;height:17.75pt" o:ole="">
                   <v:imagedata r:id="rId68" o:title=""/>
                 </v:shape>
-                <o:OLEObject Type="Embed" ProgID="Equation.AxMath" ShapeID="_x0000_i1076" DrawAspect="Content" ObjectID="_1850799733" r:id="rId103"/>
+                <o:OLEObject Type="Embed" ProgID="Equation.AxMath" ShapeID="_x0000_i1076" DrawAspect="Content" ObjectID="_1850801277" r:id="rId103"/>
               </w:object>
             </w:r>
           </w:p>
@@ -4918,7 +4918,7 @@
                 <v:shape id="_x0000_i1077" type="#_x0000_t75" style="width:44.65pt;height:18.7pt" o:ole="">
                   <v:imagedata r:id="rId104" o:title=""/>
                 </v:shape>
-                <o:OLEObject Type="Embed" ProgID="Equation.AxMath" ShapeID="_x0000_i1077" DrawAspect="Content" ObjectID="_1850799734" r:id="rId105"/>
+                <o:OLEObject Type="Embed" ProgID="Equation.AxMath" ShapeID="_x0000_i1077" DrawAspect="Content" ObjectID="_1850801278" r:id="rId105"/>
               </w:object>
             </w:r>
           </w:p>
@@ -4952,7 +4952,7 @@
                 <v:shape id="_x0000_i1078" type="#_x0000_t75" style="width:70.2pt;height:19.15pt" o:ole="">
                   <v:imagedata r:id="rId106" o:title=""/>
                 </v:shape>
-                <o:OLEObject Type="Embed" ProgID="Equation.AxMath" ShapeID="_x0000_i1078" DrawAspect="Content" ObjectID="_1850799735" r:id="rId107"/>
+                <o:OLEObject Type="Embed" ProgID="Equation.AxMath" ShapeID="_x0000_i1078" DrawAspect="Content" ObjectID="_1850801279" r:id="rId107"/>
               </w:object>
             </w:r>
           </w:p>
@@ -5597,7 +5597,7 @@
           <v:shape id="_x0000_i1079" type="#_x0000_t75" style="width:16.85pt;height:17.75pt" o:ole="">
             <v:imagedata r:id="rId68" o:title=""/>
           </v:shape>
-          <o:OLEObject Type="Embed" ProgID="Equation.AxMath" ShapeID="_x0000_i1079" DrawAspect="Content" ObjectID="_1850799736" r:id="rId108"/>
+          <o:OLEObject Type="Embed" ProgID="Equation.AxMath" ShapeID="_x0000_i1079" DrawAspect="Content" ObjectID="_1850801280" r:id="rId108"/>
         </w:object>
       </w:r>
       <w:r>
@@ -5726,7 +5726,7 @@
           <v:shape id="_x0000_i1080" type="#_x0000_t75" style="width:23.7pt;height:18.7pt" o:ole="">
             <v:imagedata r:id="rId109" o:title=""/>
           </v:shape>
-          <o:OLEObject Type="Embed" ProgID="Equation.AxMath" ShapeID="_x0000_i1080" DrawAspect="Content" ObjectID="_1850799737" r:id="rId110"/>
+          <o:OLEObject Type="Embed" ProgID="Equation.AxMath" ShapeID="_x0000_i1080" DrawAspect="Content" ObjectID="_1850801281" r:id="rId110"/>
         </w:object>
       </w:r>
       <w:r>
@@ -5743,7 +5743,7 @@
           <v:shape id="_x0000_i1081" type="#_x0000_t75" style="width:28.25pt;height:17.75pt" o:ole="">
             <v:imagedata r:id="rId111" o:title=""/>
           </v:shape>
-          <o:OLEObject Type="Embed" ProgID="Equation.AxMath" ShapeID="_x0000_i1081" DrawAspect="Content" ObjectID="_1850799738" r:id="rId112"/>
+          <o:OLEObject Type="Embed" ProgID="Equation.AxMath" ShapeID="_x0000_i1081" DrawAspect="Content" ObjectID="_1850801282" r:id="rId112"/>
         </w:object>
       </w:r>
       <w:r>
@@ -5760,7 +5760,7 @@
           <v:shape id="_x0000_i1082" type="#_x0000_t75" style="width:12.75pt;height:18.25pt" o:ole="">
             <v:imagedata r:id="rId113" o:title=""/>
           </v:shape>
-          <o:OLEObject Type="Embed" ProgID="Equation.AxMath" ShapeID="_x0000_i1082" DrawAspect="Content" ObjectID="_1850799739" r:id="rId114"/>
+          <o:OLEObject Type="Embed" ProgID="Equation.AxMath" ShapeID="_x0000_i1082" DrawAspect="Content" ObjectID="_1850801283" r:id="rId114"/>
         </w:object>
       </w:r>
       <w:r>
@@ -5843,7 +5843,7 @@
                 <v:shape id="_x0000_i1083" type="#_x0000_t75" style="width:290.75pt;height:35.1pt" o:ole="">
                   <v:imagedata r:id="rId115" o:title=""/>
                 </v:shape>
-                <o:OLEObject Type="Embed" ProgID="Equation.AxMath" ShapeID="_x0000_i1083" DrawAspect="Content" ObjectID="_1850799740" r:id="rId116"/>
+                <o:OLEObject Type="Embed" ProgID="Equation.AxMath" ShapeID="_x0000_i1083" DrawAspect="Content" ObjectID="_1850801284" r:id="rId116"/>
               </w:object>
             </w:r>
           </w:p>
@@ -5909,7 +5909,7 @@
           <v:shape id="_x0000_i1084" type="#_x0000_t75" style="width:7.3pt;height:17.75pt" o:ole="">
             <v:imagedata r:id="rId31" o:title=""/>
           </v:shape>
-          <o:OLEObject Type="Embed" ProgID="Equation.AxMath" ShapeID="_x0000_i1084" DrawAspect="Content" ObjectID="_1850799741" r:id="rId117"/>
+          <o:OLEObject Type="Embed" ProgID="Equation.AxMath" ShapeID="_x0000_i1084" DrawAspect="Content" ObjectID="_1850801285" r:id="rId117"/>
         </w:object>
       </w:r>
       <w:r>
@@ -5923,7 +5923,7 @@
           <v:shape id="_x0000_i1085" type="#_x0000_t75" style="width:9.55pt;height:17.75pt" o:ole="">
             <v:imagedata r:id="rId118" o:title=""/>
           </v:shape>
-          <o:OLEObject Type="Embed" ProgID="Equation.AxMath" ShapeID="_x0000_i1085" DrawAspect="Content" ObjectID="_1850799742" r:id="rId119"/>
+          <o:OLEObject Type="Embed" ProgID="Equation.AxMath" ShapeID="_x0000_i1085" DrawAspect="Content" ObjectID="_1850801286" r:id="rId119"/>
         </w:object>
       </w:r>
       <w:r>
@@ -5937,7 +5937,7 @@
           <v:shape id="_x0000_i1086" type="#_x0000_t75" style="width:11.4pt;height:17.75pt" o:ole="">
             <v:imagedata r:id="rId120" o:title=""/>
           </v:shape>
-          <o:OLEObject Type="Embed" ProgID="Equation.AxMath" ShapeID="_x0000_i1086" DrawAspect="Content" ObjectID="_1850799743" r:id="rId121"/>
+          <o:OLEObject Type="Embed" ProgID="Equation.AxMath" ShapeID="_x0000_i1086" DrawAspect="Content" ObjectID="_1850801287" r:id="rId121"/>
         </w:object>
       </w:r>
       <w:r>
@@ -5951,7 +5951,7 @@
           <v:shape id="_x0000_i1087" type="#_x0000_t75" style="width:10.05pt;height:17.75pt" o:ole="">
             <v:imagedata r:id="rId122" o:title=""/>
           </v:shape>
-          <o:OLEObject Type="Embed" ProgID="Equation.AxMath" ShapeID="_x0000_i1087" DrawAspect="Content" ObjectID="_1850799744" r:id="rId123"/>
+          <o:OLEObject Type="Embed" ProgID="Equation.AxMath" ShapeID="_x0000_i1087" DrawAspect="Content" ObjectID="_1850801288" r:id="rId123"/>
         </w:object>
       </w:r>
       <w:r>
@@ -6016,7 +6016,7 @@
           <v:shape id="_x0000_i1088" type="#_x0000_t75" style="width:320.8pt;height:35.1pt" o:ole="">
             <v:imagedata r:id="rId124" o:title=""/>
           </v:shape>
-          <o:OLEObject Type="Embed" ProgID="Equation.AxMath" ShapeID="_x0000_i1088" DrawAspect="Content" ObjectID="_1850799745" r:id="rId125"/>
+          <o:OLEObject Type="Embed" ProgID="Equation.AxMath" ShapeID="_x0000_i1088" DrawAspect="Content" ObjectID="_1850801289" r:id="rId125"/>
         </w:object>
       </w:r>
     </w:p>
@@ -6033,7 +6033,7 @@
           <v:shape id="_x0000_i1089" type="#_x0000_t75" style="width:351.35pt;height:35.1pt" o:ole="">
             <v:imagedata r:id="rId126" o:title=""/>
           </v:shape>
-          <o:OLEObject Type="Embed" ProgID="Equation.AxMath" ShapeID="_x0000_i1089" DrawAspect="Content" ObjectID="_1850799746" r:id="rId127"/>
+          <o:OLEObject Type="Embed" ProgID="Equation.AxMath" ShapeID="_x0000_i1089" DrawAspect="Content" ObjectID="_1850801290" r:id="rId127"/>
         </w:object>
       </w:r>
     </w:p>
@@ -6291,7 +6291,7 @@
           <v:shape id="_x0000_i1090" type="#_x0000_t75" style="width:62.9pt;height:32.8pt" o:ole="">
             <v:imagedata r:id="rId129" o:title=""/>
           </v:shape>
-          <o:OLEObject Type="Embed" ProgID="Equation.AxMath" ShapeID="_x0000_i1090" DrawAspect="Content" ObjectID="_1850799747" r:id="rId130">
+          <o:OLEObject Type="Embed" ProgID="Equation.AxMath" ShapeID="_x0000_i1090" DrawAspect="Content" ObjectID="_1850801291" r:id="rId130">
             <o:FieldCodes>\* MERGEFORMAT</o:FieldCodes>
           </o:OLEObject>
         </w:object>
@@ -6313,7 +6313,7 @@
           <v:shape id="_x0000_i1091" type="#_x0000_t75" style="width:8.2pt;height:16.4pt" o:ole="">
             <v:imagedata r:id="rId131" o:title=""/>
           </v:shape>
-          <o:OLEObject Type="Embed" ProgID="Equation.AxMath" ShapeID="_x0000_i1091" DrawAspect="Content" ObjectID="_1850799748" r:id="rId132">
+          <o:OLEObject Type="Embed" ProgID="Equation.AxMath" ShapeID="_x0000_i1091" DrawAspect="Content" ObjectID="_1850801292" r:id="rId132">
             <o:FieldCodes>\* MERGEFORMAT</o:FieldCodes>
           </o:OLEObject>
         </w:object>
@@ -6329,7 +6329,7 @@
           <v:shape id="_x0000_i1092" type="#_x0000_t75" style="width:13.65pt;height:16.4pt" o:ole="">
             <v:imagedata r:id="rId133" o:title=""/>
           </v:shape>
-          <o:OLEObject Type="Embed" ProgID="Equation.AxMath" ShapeID="_x0000_i1092" DrawAspect="Content" ObjectID="_1850799749" r:id="rId134">
+          <o:OLEObject Type="Embed" ProgID="Equation.AxMath" ShapeID="_x0000_i1092" DrawAspect="Content" ObjectID="_1850801293" r:id="rId134">
             <o:FieldCodes>\* MERGEFORMAT</o:FieldCodes>
           </o:OLEObject>
         </w:object>
@@ -6345,7 +6345,7 @@
           <v:shape id="_x0000_i1093" type="#_x0000_t75" style="width:9.55pt;height:16.4pt" o:ole="">
             <v:imagedata r:id="rId135" o:title=""/>
           </v:shape>
-          <o:OLEObject Type="Embed" ProgID="Equation.AxMath" ShapeID="_x0000_i1093" DrawAspect="Content" ObjectID="_1850799750" r:id="rId136">
+          <o:OLEObject Type="Embed" ProgID="Equation.AxMath" ShapeID="_x0000_i1093" DrawAspect="Content" ObjectID="_1850801294" r:id="rId136">
             <o:FieldCodes>\* MERGEFORMAT</o:FieldCodes>
           </o:OLEObject>
         </w:object>
@@ -6368,7 +6368,7 @@
           <v:shape id="_x0000_i1094" type="#_x0000_t75" style="width:201.85pt;height:32.8pt" o:ole="">
             <v:imagedata r:id="rId137" o:title=""/>
           </v:shape>
-          <o:OLEObject Type="Embed" ProgID="Equation.AxMath" ShapeID="_x0000_i1094" DrawAspect="Content" ObjectID="_1850799751" r:id="rId138">
+          <o:OLEObject Type="Embed" ProgID="Equation.AxMath" ShapeID="_x0000_i1094" DrawAspect="Content" ObjectID="_1850801295" r:id="rId138">
             <o:FieldCodes>\* MERGEFORMAT</o:FieldCodes>
           </o:OLEObject>
         </w:object>
@@ -6397,7 +6397,7 @@
           <v:shape id="_x0000_i1095" type="#_x0000_t75" style="width:201.4pt;height:33.25pt" o:ole="">
             <v:imagedata r:id="rId139" o:title=""/>
           </v:shape>
-          <o:OLEObject Type="Embed" ProgID="Equation.AxMath" ShapeID="_x0000_i1095" DrawAspect="Content" ObjectID="_1850799752" r:id="rId140">
+          <o:OLEObject Type="Embed" ProgID="Equation.AxMath" ShapeID="_x0000_i1095" DrawAspect="Content" ObjectID="_1850801296" r:id="rId140">
             <o:FieldCodes>\* MERGEFORMAT</o:FieldCodes>
           </o:OLEObject>
         </w:object>
@@ -6431,7 +6431,7 @@
           <v:shape id="_x0000_i1096" type="#_x0000_t75" style="width:9.55pt;height:17.75pt" o:ole="">
             <v:imagedata r:id="rId14" o:title=""/>
           </v:shape>
-          <o:OLEObject Type="Embed" ProgID="Equation.AxMath" ShapeID="_x0000_i1096" DrawAspect="Content" ObjectID="_1850799753" r:id="rId141">
+          <o:OLEObject Type="Embed" ProgID="Equation.AxMath" ShapeID="_x0000_i1096" DrawAspect="Content" ObjectID="_1850801297" r:id="rId141">
             <o:FieldCodes>\* MERGEFORMAT</o:FieldCodes>
           </o:OLEObject>
         </w:object>
@@ -6447,7 +6447,7 @@
           <v:shape id="_x0000_i1097" type="#_x0000_t75" style="width:12.3pt;height:18.25pt" o:ole="">
             <v:imagedata r:id="rId16" o:title=""/>
           </v:shape>
-          <o:OLEObject Type="Embed" ProgID="Equation.AxMath" ShapeID="_x0000_i1097" DrawAspect="Content" ObjectID="_1850799754" r:id="rId142">
+          <o:OLEObject Type="Embed" ProgID="Equation.AxMath" ShapeID="_x0000_i1097" DrawAspect="Content" ObjectID="_1850801298" r:id="rId142">
             <o:FieldCodes>\* MERGEFORMAT</o:FieldCodes>
           </o:OLEObject>
         </w:object>
@@ -6463,7 +6463,7 @@
           <v:shape id="_x0000_i1098" type="#_x0000_t75" style="width:9.1pt;height:17.75pt" o:ole="">
             <v:imagedata r:id="rId18" o:title=""/>
           </v:shape>
-          <o:OLEObject Type="Embed" ProgID="Equation.AxMath" ShapeID="_x0000_i1098" DrawAspect="Content" ObjectID="_1850799755" r:id="rId143">
+          <o:OLEObject Type="Embed" ProgID="Equation.AxMath" ShapeID="_x0000_i1098" DrawAspect="Content" ObjectID="_1850801299" r:id="rId143">
             <o:FieldCodes>\* MERGEFORMAT</o:FieldCodes>
           </o:OLEObject>
         </w:object>
@@ -6479,7 +6479,7 @@
           <v:shape id="_x0000_i1099" type="#_x0000_t75" style="width:64.25pt;height:18.7pt" o:ole="">
             <v:imagedata r:id="rId144" o:title=""/>
           </v:shape>
-          <o:OLEObject Type="Embed" ProgID="Equation.AxMath" ShapeID="_x0000_i1099" DrawAspect="Content" ObjectID="_1850799756" r:id="rId145">
+          <o:OLEObject Type="Embed" ProgID="Equation.AxMath" ShapeID="_x0000_i1099" DrawAspect="Content" ObjectID="_1850801300" r:id="rId145">
             <o:FieldCodes>\* MERGEFORMAT</o:FieldCodes>
           </o:OLEObject>
         </w:object>
@@ -6561,7 +6561,7 @@
                 <v:shape id="_x0000_i1100" type="#_x0000_t75" style="width:192.75pt;height:33.7pt" o:ole="">
                   <v:imagedata r:id="rId146" o:title=""/>
                 </v:shape>
-                <o:OLEObject Type="Embed" ProgID="Equation.AxMath" ShapeID="_x0000_i1100" DrawAspect="Content" ObjectID="_1850799757" r:id="rId147">
+                <o:OLEObject Type="Embed" ProgID="Equation.AxMath" ShapeID="_x0000_i1100" DrawAspect="Content" ObjectID="_1850801301" r:id="rId147">
                   <o:FieldCodes>\* MERGEFORMAT</o:FieldCodes>
                 </o:OLEObject>
               </w:object>
@@ -6661,7 +6661,7 @@
           <v:shape id="_x0000_i1101" type="#_x0000_t75" style="width:13.65pt;height:18.25pt" o:ole="">
             <v:imagedata r:id="rId148" o:title=""/>
           </v:shape>
-          <o:OLEObject Type="Embed" ProgID="Equation.AxMath" ShapeID="_x0000_i1101" DrawAspect="Content" ObjectID="_1850799758" r:id="rId149"/>
+          <o:OLEObject Type="Embed" ProgID="Equation.AxMath" ShapeID="_x0000_i1101" DrawAspect="Content" ObjectID="_1850801302" r:id="rId149"/>
         </w:object>
       </w:r>
       <w:r>
@@ -6682,7 +6682,7 @@
           <v:shape id="_x0000_i1102" type="#_x0000_t75" style="width:104.35pt;height:32.8pt" o:ole="">
             <v:imagedata r:id="rId150" o:title=""/>
           </v:shape>
-          <o:OLEObject Type="Embed" ProgID="Equation.AxMath" ShapeID="_x0000_i1102" DrawAspect="Content" ObjectID="_1850799759" r:id="rId151">
+          <o:OLEObject Type="Embed" ProgID="Equation.AxMath" ShapeID="_x0000_i1102" DrawAspect="Content" ObjectID="_1850801303" r:id="rId151">
             <o:FieldCodes>\* MERGEFORMAT</o:FieldCodes>
           </o:OLEObject>
         </w:object>
@@ -6704,7 +6704,7 @@
           <v:shape id="_x0000_i1103" type="#_x0000_t75" style="width:13.65pt;height:18.25pt" o:ole="">
             <v:imagedata r:id="rId148" o:title=""/>
           </v:shape>
-          <o:OLEObject Type="Embed" ProgID="Equation.AxMath" ShapeID="_x0000_i1103" DrawAspect="Content" ObjectID="_1850799760" r:id="rId152"/>
+          <o:OLEObject Type="Embed" ProgID="Equation.AxMath" ShapeID="_x0000_i1103" DrawAspect="Content" ObjectID="_1850801304" r:id="rId152"/>
         </w:object>
       </w:r>
       <w:r>
@@ -6766,7 +6766,7 @@
                 <v:shape id="_x0000_i1104" type="#_x0000_t75" style="width:210.1pt;height:33.7pt" o:ole="">
                   <v:imagedata r:id="rId153" o:title=""/>
                 </v:shape>
-                <o:OLEObject Type="Embed" ProgID="Equation.AxMath" ShapeID="_x0000_i1104" DrawAspect="Content" ObjectID="_1850799761" r:id="rId154">
+                <o:OLEObject Type="Embed" ProgID="Equation.AxMath" ShapeID="_x0000_i1104" DrawAspect="Content" ObjectID="_1850801305" r:id="rId154">
                   <o:FieldCodes>\* MERGEFORMAT</o:FieldCodes>
                 </o:OLEObject>
               </w:object>
@@ -6856,7 +6856,7 @@
           <v:shape id="_x0000_i1105" type="#_x0000_t75" style="width:160.85pt;height:33.25pt" o:ole="">
             <v:imagedata r:id="rId155" o:title=""/>
           </v:shape>
-          <o:OLEObject Type="Embed" ProgID="Equation.AxMath" ShapeID="_x0000_i1105" DrawAspect="Content" ObjectID="_1850799762" r:id="rId156">
+          <o:OLEObject Type="Embed" ProgID="Equation.AxMath" ShapeID="_x0000_i1105" DrawAspect="Content" ObjectID="_1850801306" r:id="rId156">
             <o:FieldCodes>\* MERGEFORMAT</o:FieldCodes>
           </o:OLEObject>
         </w:object>
@@ -6952,7 +6952,7 @@
                 <v:shape id="_x0000_i1106" type="#_x0000_t75" style="width:165.85pt;height:18.7pt" o:ole="">
                   <v:imagedata r:id="rId157" o:title=""/>
                 </v:shape>
-                <o:OLEObject Type="Embed" ProgID="Equation.AxMath" ShapeID="_x0000_i1106" DrawAspect="Content" ObjectID="_1850799763" r:id="rId158">
+                <o:OLEObject Type="Embed" ProgID="Equation.AxMath" ShapeID="_x0000_i1106" DrawAspect="Content" ObjectID="_1850801307" r:id="rId158">
                   <o:FieldCodes>\* MERGEFORMAT</o:FieldCodes>
                 </o:OLEObject>
               </w:object>
@@ -7072,7 +7072,7 @@
                 <v:shape id="_x0000_i1107" type="#_x0000_t75" style="width:162.25pt;height:33.25pt" o:ole="">
                   <v:imagedata r:id="rId159" o:title=""/>
                 </v:shape>
-                <o:OLEObject Type="Embed" ProgID="Equation.AxMath" ShapeID="_x0000_i1107" DrawAspect="Content" ObjectID="_1850799764" r:id="rId160">
+                <o:OLEObject Type="Embed" ProgID="Equation.AxMath" ShapeID="_x0000_i1107" DrawAspect="Content" ObjectID="_1850801308" r:id="rId160">
                   <o:FieldCodes>\* MERGEFORMAT</o:FieldCodes>
                 </o:OLEObject>
               </w:object>
@@ -7203,7 +7203,7 @@
                 <v:shape id="_x0000_i1108" type="#_x0000_t75" style="width:239.25pt;height:1in" o:ole="">
                   <v:imagedata r:id="rId161" o:title=""/>
                 </v:shape>
-                <o:OLEObject Type="Embed" ProgID="Equation.AxMath" ShapeID="_x0000_i1108" DrawAspect="Content" ObjectID="_1850799765" r:id="rId162">
+                <o:OLEObject Type="Embed" ProgID="Equation.AxMath" ShapeID="_x0000_i1108" DrawAspect="Content" ObjectID="_1850801309" r:id="rId162">
                   <o:FieldCodes>\* MERGEFORMAT</o:FieldCodes>
                 </o:OLEObject>
               </w:object>
@@ -7382,7 +7382,7 @@
           <v:shape id="_x0000_i1109" type="#_x0000_t75" style="width:299.4pt;height:262.95pt" o:ole="">
             <v:imagedata r:id="rId163" o:title=""/>
           </v:shape>
-          <o:OLEObject Type="Embed" ProgID="Equation.AxMath" ShapeID="_x0000_i1109" DrawAspect="Content" ObjectID="_1850799766" r:id="rId164"/>
+          <o:OLEObject Type="Embed" ProgID="Equation.AxMath" ShapeID="_x0000_i1109" DrawAspect="Content" ObjectID="_1850801310" r:id="rId164"/>
         </w:object>
       </w:r>
     </w:p>
@@ -7428,7 +7428,7 @@
           <v:shape id="_x0000_i1427" type="#_x0000_t75" style="width:33.7pt;height:18.7pt" o:ole="">
             <v:imagedata r:id="rId165" o:title=""/>
           </v:shape>
-          <o:OLEObject Type="Embed" ProgID="Equation.AxMath" ShapeID="_x0000_i1427" DrawAspect="Content" ObjectID="_1850799767" r:id="rId166"/>
+          <o:OLEObject Type="Embed" ProgID="Equation.AxMath" ShapeID="_x0000_i1427" DrawAspect="Content" ObjectID="_1850801311" r:id="rId166"/>
         </w:object>
       </w:r>
       <w:r>
@@ -7439,7 +7439,7 @@
           <v:shape id="_x0000_i1428" type="#_x0000_t75" style="width:13.65pt;height:17.75pt" o:ole="">
             <v:imagedata r:id="rId167" o:title=""/>
           </v:shape>
-          <o:OLEObject Type="Embed" ProgID="Equation.AxMath" ShapeID="_x0000_i1428" DrawAspect="Content" ObjectID="_1850799768" r:id="rId168"/>
+          <o:OLEObject Type="Embed" ProgID="Equation.AxMath" ShapeID="_x0000_i1428" DrawAspect="Content" ObjectID="_1850801312" r:id="rId168"/>
         </w:object>
       </w:r>
       <w:r>
@@ -7467,7 +7467,7 @@
           <v:shape id="_x0000_i1429" type="#_x0000_t75" style="width:210.1pt;height:32.8pt" o:ole="">
             <v:imagedata r:id="rId169" o:title=""/>
           </v:shape>
-          <o:OLEObject Type="Embed" ProgID="Equation.AxMath" ShapeID="_x0000_i1429" DrawAspect="Content" ObjectID="_1850799769" r:id="rId170"/>
+          <o:OLEObject Type="Embed" ProgID="Equation.AxMath" ShapeID="_x0000_i1429" DrawAspect="Content" ObjectID="_1850801313" r:id="rId170"/>
         </w:object>
       </w:r>
     </w:p>
@@ -7484,7 +7484,7 @@
           <v:shape id="_x0000_i1430" type="#_x0000_t75" style="width:10.5pt;height:18.25pt" o:ole="">
             <v:imagedata r:id="rId171" o:title=""/>
           </v:shape>
-          <o:OLEObject Type="Embed" ProgID="Equation.AxMath" ShapeID="_x0000_i1430" DrawAspect="Content" ObjectID="_1850799770" r:id="rId172"/>
+          <o:OLEObject Type="Embed" ProgID="Equation.AxMath" ShapeID="_x0000_i1430" DrawAspect="Content" ObjectID="_1850801314" r:id="rId172"/>
         </w:object>
       </w:r>
       <w:r>
@@ -7512,7 +7512,7 @@
           <v:shape id="_x0000_i1431" type="#_x0000_t75" style="width:250.2pt;height:33.25pt" o:ole="">
             <v:imagedata r:id="rId173" o:title=""/>
           </v:shape>
-          <o:OLEObject Type="Embed" ProgID="Equation.AxMath" ShapeID="_x0000_i1431" DrawAspect="Content" ObjectID="_1850799771" r:id="rId174"/>
+          <o:OLEObject Type="Embed" ProgID="Equation.AxMath" ShapeID="_x0000_i1431" DrawAspect="Content" ObjectID="_1850801315" r:id="rId174"/>
         </w:object>
       </w:r>
     </w:p>
@@ -7529,7 +7529,7 @@
           <v:shape id="_x0000_i1432" type="#_x0000_t75" style="width:45.55pt;height:17.75pt" o:ole="">
             <v:imagedata r:id="rId175" o:title=""/>
           </v:shape>
-          <o:OLEObject Type="Embed" ProgID="Equation.AxMath" ShapeID="_x0000_i1432" DrawAspect="Content" ObjectID="_1850799772" r:id="rId176"/>
+          <o:OLEObject Type="Embed" ProgID="Equation.AxMath" ShapeID="_x0000_i1432" DrawAspect="Content" ObjectID="_1850801316" r:id="rId176"/>
         </w:object>
       </w:r>
       <w:r>
@@ -7540,7 +7540,7 @@
           <v:shape id="_x0000_i1433" type="#_x0000_t75" style="width:24.15pt;height:17.75pt" o:ole="">
             <v:imagedata r:id="rId177" o:title=""/>
           </v:shape>
-          <o:OLEObject Type="Embed" ProgID="Equation.AxMath" ShapeID="_x0000_i1433" DrawAspect="Content" ObjectID="_1850799773" r:id="rId178"/>
+          <o:OLEObject Type="Embed" ProgID="Equation.AxMath" ShapeID="_x0000_i1433" DrawAspect="Content" ObjectID="_1850801317" r:id="rId178"/>
         </w:object>
       </w:r>
       <w:r>
@@ -7551,7 +7551,7 @@
           <v:shape id="_x0000_i1434" type="#_x0000_t75" style="width:6.85pt;height:17.75pt" o:ole="">
             <v:imagedata r:id="rId179" o:title=""/>
           </v:shape>
-          <o:OLEObject Type="Embed" ProgID="Equation.AxMath" ShapeID="_x0000_i1434" DrawAspect="Content" ObjectID="_1850799774" r:id="rId180"/>
+          <o:OLEObject Type="Embed" ProgID="Equation.AxMath" ShapeID="_x0000_i1434" DrawAspect="Content" ObjectID="_1850801318" r:id="rId180"/>
         </w:object>
       </w:r>
       <w:r>
@@ -7579,7 +7579,7 @@
           <v:shape id="_x0000_i1435" type="#_x0000_t75" style="width:123.95pt;height:35.1pt" o:ole="">
             <v:imagedata r:id="rId181" o:title=""/>
           </v:shape>
-          <o:OLEObject Type="Embed" ProgID="Equation.AxMath" ShapeID="_x0000_i1435" DrawAspect="Content" ObjectID="_1850799775" r:id="rId182"/>
+          <o:OLEObject Type="Embed" ProgID="Equation.AxMath" ShapeID="_x0000_i1435" DrawAspect="Content" ObjectID="_1850801319" r:id="rId182"/>
         </w:object>
       </w:r>
     </w:p>
@@ -7596,7 +7596,7 @@
           <v:shape id="_x0000_i1436" type="#_x0000_t75" style="width:32.8pt;height:17.75pt" o:ole="">
             <v:imagedata r:id="rId183" o:title=""/>
           </v:shape>
-          <o:OLEObject Type="Embed" ProgID="Equation.AxMath" ShapeID="_x0000_i1436" DrawAspect="Content" ObjectID="_1850799776" r:id="rId184"/>
+          <o:OLEObject Type="Embed" ProgID="Equation.AxMath" ShapeID="_x0000_i1436" DrawAspect="Content" ObjectID="_1850801320" r:id="rId184"/>
         </w:object>
       </w:r>
       <w:r>
@@ -7607,7 +7607,7 @@
           <v:shape id="_x0000_i1437" type="#_x0000_t75" style="width:31.45pt;height:17.75pt" o:ole="">
             <v:imagedata r:id="rId185" o:title=""/>
           </v:shape>
-          <o:OLEObject Type="Embed" ProgID="Equation.AxMath" ShapeID="_x0000_i1437" DrawAspect="Content" ObjectID="_1850799777" r:id="rId186"/>
+          <o:OLEObject Type="Embed" ProgID="Equation.AxMath" ShapeID="_x0000_i1437" DrawAspect="Content" ObjectID="_1850801321" r:id="rId186"/>
         </w:object>
       </w:r>
       <w:r>
@@ -7618,7 +7618,7 @@
           <v:shape id="_x0000_i1438" type="#_x0000_t75" style="width:33.25pt;height:17.75pt" o:ole="">
             <v:imagedata r:id="rId187" o:title=""/>
           </v:shape>
-          <o:OLEObject Type="Embed" ProgID="Equation.AxMath" ShapeID="_x0000_i1438" DrawAspect="Content" ObjectID="_1850799778" r:id="rId188"/>
+          <o:OLEObject Type="Embed" ProgID="Equation.AxMath" ShapeID="_x0000_i1438" DrawAspect="Content" ObjectID="_1850801322" r:id="rId188"/>
         </w:object>
       </w:r>
       <w:r>
@@ -7629,7 +7629,7 @@
           <v:shape id="_x0000_i1439" type="#_x0000_t75" style="width:52.4pt;height:18.7pt" o:ole="">
             <v:imagedata r:id="rId189" o:title=""/>
           </v:shape>
-          <o:OLEObject Type="Embed" ProgID="Equation.AxMath" ShapeID="_x0000_i1439" DrawAspect="Content" ObjectID="_1850799779" r:id="rId190"/>
+          <o:OLEObject Type="Embed" ProgID="Equation.AxMath" ShapeID="_x0000_i1439" DrawAspect="Content" ObjectID="_1850801323" r:id="rId190"/>
         </w:object>
       </w:r>
       <w:r>
@@ -7660,7 +7660,7 @@
           <v:shape id="_x0000_i1440" type="#_x0000_t75" style="width:88.4pt;height:32.8pt" o:ole="">
             <v:imagedata r:id="rId191" o:title=""/>
           </v:shape>
-          <o:OLEObject Type="Embed" ProgID="Equation.AxMath" ShapeID="_x0000_i1440" DrawAspect="Content" ObjectID="_1850799780" r:id="rId192"/>
+          <o:OLEObject Type="Embed" ProgID="Equation.AxMath" ShapeID="_x0000_i1440" DrawAspect="Content" ObjectID="_1850801324" r:id="rId192"/>
         </w:object>
       </w:r>
     </w:p>
@@ -7677,7 +7677,7 @@
           <v:shape id="_x0000_i1441" type="#_x0000_t75" style="width:8.65pt;height:17.75pt" o:ole="">
             <v:imagedata r:id="rId66" o:title=""/>
           </v:shape>
-          <o:OLEObject Type="Embed" ProgID="Equation.AxMath" ShapeID="_x0000_i1441" DrawAspect="Content" ObjectID="_1850799781" r:id="rId193"/>
+          <o:OLEObject Type="Embed" ProgID="Equation.AxMath" ShapeID="_x0000_i1441" DrawAspect="Content" ObjectID="_1850801325" r:id="rId193"/>
         </w:object>
       </w:r>
       <w:r>
@@ -7688,7 +7688,7 @@
           <v:shape id="_x0000_i1442" type="#_x0000_t75" style="width:34.65pt;height:18.7pt" o:ole="">
             <v:imagedata r:id="rId194" o:title=""/>
           </v:shape>
-          <o:OLEObject Type="Embed" ProgID="Equation.AxMath" ShapeID="_x0000_i1442" DrawAspect="Content" ObjectID="_1850799782" r:id="rId195"/>
+          <o:OLEObject Type="Embed" ProgID="Equation.AxMath" ShapeID="_x0000_i1442" DrawAspect="Content" ObjectID="_1850801326" r:id="rId195"/>
         </w:object>
       </w:r>
       <w:r>
@@ -7709,7 +7709,7 @@
           <v:shape id="_x0000_i1443" type="#_x0000_t75" style="width:125.75pt;height:32.8pt" o:ole="">
             <v:imagedata r:id="rId196" o:title=""/>
           </v:shape>
-          <o:OLEObject Type="Embed" ProgID="Equation.AxMath" ShapeID="_x0000_i1443" DrawAspect="Content" ObjectID="_1850799783" r:id="rId197"/>
+          <o:OLEObject Type="Embed" ProgID="Equation.AxMath" ShapeID="_x0000_i1443" DrawAspect="Content" ObjectID="_1850801327" r:id="rId197"/>
         </w:object>
       </w:r>
     </w:p>
@@ -7726,7 +7726,7 @@
           <v:shape id="_x0000_i1444" type="#_x0000_t75" style="width:47.4pt;height:18.25pt" o:ole="">
             <v:imagedata r:id="rId198" o:title=""/>
           </v:shape>
-          <o:OLEObject Type="Embed" ProgID="Equation.AxMath" ShapeID="_x0000_i1444" DrawAspect="Content" ObjectID="_1850799784" r:id="rId199"/>
+          <o:OLEObject Type="Embed" ProgID="Equation.AxMath" ShapeID="_x0000_i1444" DrawAspect="Content" ObjectID="_1850801328" r:id="rId199"/>
         </w:object>
       </w:r>
       <w:r>
@@ -7754,7 +7754,7 @@
           <v:shape id="_x0000_i1445" type="#_x0000_t75" style="width:319pt;height:32.8pt" o:ole="">
             <v:imagedata r:id="rId200" o:title=""/>
           </v:shape>
-          <o:OLEObject Type="Embed" ProgID="Equation.AxMath" ShapeID="_x0000_i1445" DrawAspect="Content" ObjectID="_1850799785" r:id="rId201"/>
+          <o:OLEObject Type="Embed" ProgID="Equation.AxMath" ShapeID="_x0000_i1445" DrawAspect="Content" ObjectID="_1850801329" r:id="rId201"/>
         </w:object>
       </w:r>
     </w:p>
@@ -7788,7 +7788,7 @@
           <v:shape id="_x0000_i1446" type="#_x0000_t75" style="width:118.05pt;height:32.8pt" o:ole="">
             <v:imagedata r:id="rId202" o:title=""/>
           </v:shape>
-          <o:OLEObject Type="Embed" ProgID="Equation.AxMath" ShapeID="_x0000_i1446" DrawAspect="Content" ObjectID="_1850799786" r:id="rId203"/>
+          <o:OLEObject Type="Embed" ProgID="Equation.AxMath" ShapeID="_x0000_i1446" DrawAspect="Content" ObjectID="_1850801330" r:id="rId203"/>
         </w:object>
       </w:r>
     </w:p>
@@ -7805,7 +7805,7 @@
           <v:shape id="_x0000_i1447" type="#_x0000_t75" style="width:32.8pt;height:18.25pt" o:ole="">
             <v:imagedata r:id="rId204" o:title=""/>
           </v:shape>
-          <o:OLEObject Type="Embed" ProgID="Equation.AxMath" ShapeID="_x0000_i1447" DrawAspect="Content" ObjectID="_1850799787" r:id="rId205"/>
+          <o:OLEObject Type="Embed" ProgID="Equation.AxMath" ShapeID="_x0000_i1447" DrawAspect="Content" ObjectID="_1850801331" r:id="rId205"/>
         </w:object>
       </w:r>
       <w:r>
@@ -7816,7 +7816,7 @@
           <v:shape id="_x0000_i1448" type="#_x0000_t75" style="width:6.85pt;height:17.75pt" o:ole="">
             <v:imagedata r:id="rId179" o:title=""/>
           </v:shape>
-          <o:OLEObject Type="Embed" ProgID="Equation.AxMath" ShapeID="_x0000_i1448" DrawAspect="Content" ObjectID="_1850799788" r:id="rId206"/>
+          <o:OLEObject Type="Embed" ProgID="Equation.AxMath" ShapeID="_x0000_i1448" DrawAspect="Content" ObjectID="_1850801332" r:id="rId206"/>
         </w:object>
       </w:r>
       <w:r>
@@ -7827,7 +7827,7 @@
           <v:shape id="_x0000_i1449" type="#_x0000_t75" style="width:26.45pt;height:17.75pt" o:ole="">
             <v:imagedata r:id="rId207" o:title=""/>
           </v:shape>
-          <o:OLEObject Type="Embed" ProgID="Equation.AxMath" ShapeID="_x0000_i1449" DrawAspect="Content" ObjectID="_1850799789" r:id="rId208"/>
+          <o:OLEObject Type="Embed" ProgID="Equation.AxMath" ShapeID="_x0000_i1449" DrawAspect="Content" ObjectID="_1850801333" r:id="rId208"/>
         </w:object>
       </w:r>
       <w:r>
@@ -7855,7 +7855,7 @@
           <v:shape id="_x0000_i1450" type="#_x0000_t75" style="width:267.05pt;height:32.8pt" o:ole="">
             <v:imagedata r:id="rId209" o:title=""/>
           </v:shape>
-          <o:OLEObject Type="Embed" ProgID="Equation.AxMath" ShapeID="_x0000_i1450" DrawAspect="Content" ObjectID="_1850799790" r:id="rId210"/>
+          <o:OLEObject Type="Embed" ProgID="Equation.AxMath" ShapeID="_x0000_i1450" DrawAspect="Content" ObjectID="_1850801334" r:id="rId210"/>
         </w:object>
       </w:r>
     </w:p>
@@ -7872,7 +7872,7 @@
           <v:shape id="_x0000_i1451" type="#_x0000_t75" style="width:53.75pt;height:18.25pt" o:ole="">
             <v:imagedata r:id="rId211" o:title=""/>
           </v:shape>
-          <o:OLEObject Type="Embed" ProgID="Equation.AxMath" ShapeID="_x0000_i1451" DrawAspect="Content" ObjectID="_1850799791" r:id="rId212"/>
+          <o:OLEObject Type="Embed" ProgID="Equation.AxMath" ShapeID="_x0000_i1451" DrawAspect="Content" ObjectID="_1850801335" r:id="rId212"/>
         </w:object>
       </w:r>
       <w:r>
@@ -7883,7 +7883,7 @@
           <v:shape id="_x0000_i1452" type="#_x0000_t75" style="width:52.4pt;height:20.05pt" o:ole="">
             <v:imagedata r:id="rId213" o:title=""/>
           </v:shape>
-          <o:OLEObject Type="Embed" ProgID="Equation.AxMath" ShapeID="_x0000_i1452" DrawAspect="Content" ObjectID="_1850799792" r:id="rId214"/>
+          <o:OLEObject Type="Embed" ProgID="Equation.AxMath" ShapeID="_x0000_i1452" DrawAspect="Content" ObjectID="_1850801336" r:id="rId214"/>
         </w:object>
       </w:r>
       <w:r>
@@ -7915,7 +7915,7 @@
           <v:shape id="_x0000_i1453" type="#_x0000_t75" style="width:10.5pt;height:19.15pt" o:ole="">
             <v:imagedata r:id="rId215" o:title=""/>
           </v:shape>
-          <o:OLEObject Type="Embed" ProgID="Equation.AxMath" ShapeID="_x0000_i1453" DrawAspect="Content" ObjectID="_1850799793" r:id="rId216"/>
+          <o:OLEObject Type="Embed" ProgID="Equation.AxMath" ShapeID="_x0000_i1453" DrawAspect="Content" ObjectID="_1850801337" r:id="rId216"/>
         </w:object>
       </w:r>
       <w:r>
@@ -7926,7 +7926,7 @@
           <v:shape id="_x0000_i1454" type="#_x0000_t75" style="width:21.85pt;height:19.15pt" o:ole="">
             <v:imagedata r:id="rId217" o:title=""/>
           </v:shape>
-          <o:OLEObject Type="Embed" ProgID="Equation.AxMath" ShapeID="_x0000_i1454" DrawAspect="Content" ObjectID="_1850799794" r:id="rId218"/>
+          <o:OLEObject Type="Embed" ProgID="Equation.AxMath" ShapeID="_x0000_i1454" DrawAspect="Content" ObjectID="_1850801338" r:id="rId218"/>
         </w:object>
       </w:r>
       <w:r>
@@ -7944,7 +7944,7 @@
           <v:shape id="_x0000_i1574" type="#_x0000_t75" style="width:180.9pt;height:17.75pt" o:ole="">
             <v:imagedata r:id="rId219" o:title=""/>
           </v:shape>
-          <o:OLEObject Type="Embed" ProgID="Equation.AxMath" ShapeID="_x0000_i1574" DrawAspect="Content" ObjectID="_1850799795" r:id="rId220"/>
+          <o:OLEObject Type="Embed" ProgID="Equation.AxMath" ShapeID="_x0000_i1574" DrawAspect="Content" ObjectID="_1850801339" r:id="rId220"/>
         </w:object>
       </w:r>
     </w:p>
@@ -7974,7 +7974,7 @@
           <v:shape id="_x0000_i1578" type="#_x0000_t75" style="width:165.85pt;height:18.7pt" o:ole="">
             <v:imagedata r:id="rId221" o:title=""/>
           </v:shape>
-          <o:OLEObject Type="Embed" ProgID="Equation.AxMath" ShapeID="_x0000_i1578" DrawAspect="Content" ObjectID="_1850799796" r:id="rId222"/>
+          <o:OLEObject Type="Embed" ProgID="Equation.AxMath" ShapeID="_x0000_i1578" DrawAspect="Content" ObjectID="_1850801340" r:id="rId222"/>
         </w:object>
       </w:r>
     </w:p>
@@ -8004,7 +8004,7 @@
           <v:shape id="_x0000_i1457" type="#_x0000_t75" style="width:107.55pt;height:36pt" o:ole="">
             <v:imagedata r:id="rId223" o:title=""/>
           </v:shape>
-          <o:OLEObject Type="Embed" ProgID="Equation.AxMath" ShapeID="_x0000_i1457" DrawAspect="Content" ObjectID="_1850799797" r:id="rId224"/>
+          <o:OLEObject Type="Embed" ProgID="Equation.AxMath" ShapeID="_x0000_i1457" DrawAspect="Content" ObjectID="_1850801341" r:id="rId224"/>
         </w:object>
       </w:r>
     </w:p>
@@ -8035,7 +8035,7 @@
           <v:shape id="_x0000_i1458" type="#_x0000_t75" style="width:178.65pt;height:72.9pt" o:ole="">
             <v:imagedata r:id="rId225" o:title=""/>
           </v:shape>
-          <o:OLEObject Type="Embed" ProgID="Equation.AxMath" ShapeID="_x0000_i1458" DrawAspect="Content" ObjectID="_1850799798" r:id="rId226"/>
+          <o:OLEObject Type="Embed" ProgID="Equation.AxMath" ShapeID="_x0000_i1458" DrawAspect="Content" ObjectID="_1850801342" r:id="rId226"/>
         </w:object>
       </w:r>
     </w:p>
@@ -8087,7 +8087,7 @@
                 <v:shape id="_x0000_i1459" type="#_x0000_t75" style="width:75.2pt;height:19.15pt" o:ole="">
                   <v:imagedata r:id="rId227" o:title=""/>
                 </v:shape>
-                <o:OLEObject Type="Embed" ProgID="Equation.AxMath" ShapeID="_x0000_i1459" DrawAspect="Content" ObjectID="_1850799799" r:id="rId228"/>
+                <o:OLEObject Type="Embed" ProgID="Equation.AxMath" ShapeID="_x0000_i1459" DrawAspect="Content" ObjectID="_1850801343" r:id="rId228"/>
               </w:object>
             </w:r>
             <w:r>
@@ -8098,7 +8098,7 @@
                 <v:shape id="_x0000_i1460" type="#_x0000_t75" style="width:64.7pt;height:19.15pt" o:ole="">
                   <v:imagedata r:id="rId229" o:title=""/>
                 </v:shape>
-                <o:OLEObject Type="Embed" ProgID="Equation.AxMath" ShapeID="_x0000_i1460" DrawAspect="Content" ObjectID="_1850799800" r:id="rId230"/>
+                <o:OLEObject Type="Embed" ProgID="Equation.AxMath" ShapeID="_x0000_i1460" DrawAspect="Content" ObjectID="_1850801344" r:id="rId230"/>
               </w:object>
             </w:r>
             <w:r>
@@ -8153,7 +8153,7 @@
                 <v:shape id="_x0000_i25083" type="#_x0000_t75" style="width:192.3pt;height:37.8pt" o:ole="">
                   <v:imagedata r:id="rId231" o:title=""/>
                 </v:shape>
-                <o:OLEObject Type="Embed" ProgID="Equation.AxMath" ShapeID="_x0000_i25083" DrawAspect="Content" ObjectID="_1850799801" r:id="rId232"/>
+                <o:OLEObject Type="Embed" ProgID="Equation.AxMath" ShapeID="_x0000_i25083" DrawAspect="Content" ObjectID="_1850801345" r:id="rId232"/>
               </w:object>
             </w:r>
           </w:p>
@@ -8232,7 +8232,7 @@
           <v:shape id="_x0000_i1462" type="#_x0000_t75" style="width:11.4pt;height:19.15pt" o:ole="">
             <v:imagedata r:id="rId233" o:title=""/>
           </v:shape>
-          <o:OLEObject Type="Embed" ProgID="Equation.AxMath" ShapeID="_x0000_i1462" DrawAspect="Content" ObjectID="_1850799802" r:id="rId234"/>
+          <o:OLEObject Type="Embed" ProgID="Equation.AxMath" ShapeID="_x0000_i1462" DrawAspect="Content" ObjectID="_1850801346" r:id="rId234"/>
         </w:object>
       </w:r>
       <w:r>
@@ -8243,7 +8243,7 @@
           <v:shape id="_x0000_i1463" type="#_x0000_t75" style="width:14.6pt;height:19.15pt" o:ole="">
             <v:imagedata r:id="rId235" o:title=""/>
           </v:shape>
-          <o:OLEObject Type="Embed" ProgID="Equation.AxMath" ShapeID="_x0000_i1463" DrawAspect="Content" ObjectID="_1850799803" r:id="rId236"/>
+          <o:OLEObject Type="Embed" ProgID="Equation.AxMath" ShapeID="_x0000_i1463" DrawAspect="Content" ObjectID="_1850801347" r:id="rId236"/>
         </w:object>
       </w:r>
       <w:r>
@@ -8254,7 +8254,7 @@
           <v:shape id="_x0000_i1464" type="#_x0000_t75" style="width:32.8pt;height:20.05pt" o:ole="">
             <v:imagedata r:id="rId237" o:title=""/>
           </v:shape>
-          <o:OLEObject Type="Embed" ProgID="Equation.AxMath" ShapeID="_x0000_i1464" DrawAspect="Content" ObjectID="_1850799804" r:id="rId238"/>
+          <o:OLEObject Type="Embed" ProgID="Equation.AxMath" ShapeID="_x0000_i1464" DrawAspect="Content" ObjectID="_1850801348" r:id="rId238"/>
         </w:object>
       </w:r>
       <w:r>
@@ -8272,7 +8272,7 @@
           <v:shape id="_x0000_i1465" type="#_x0000_t75" style="width:196.85pt;height:41pt" o:ole="">
             <v:imagedata r:id="rId239" o:title=""/>
           </v:shape>
-          <o:OLEObject Type="Embed" ProgID="Equation.AxMath" ShapeID="_x0000_i1465" DrawAspect="Content" ObjectID="_1850799805" r:id="rId240"/>
+          <o:OLEObject Type="Embed" ProgID="Equation.AxMath" ShapeID="_x0000_i1465" DrawAspect="Content" ObjectID="_1850801349" r:id="rId240"/>
         </w:object>
       </w:r>
     </w:p>
@@ -8289,7 +8289,7 @@
           <v:shape id="_x0000_i1466" type="#_x0000_t75" style="width:50.6pt;height:19.15pt" o:ole="">
             <v:imagedata r:id="rId241" o:title=""/>
           </v:shape>
-          <o:OLEObject Type="Embed" ProgID="Equation.AxMath" ShapeID="_x0000_i1466" DrawAspect="Content" ObjectID="_1850799806" r:id="rId242"/>
+          <o:OLEObject Type="Embed" ProgID="Equation.AxMath" ShapeID="_x0000_i1466" DrawAspect="Content" ObjectID="_1850801350" r:id="rId242"/>
         </w:object>
       </w:r>
       <w:r>
@@ -8307,7 +8307,7 @@
           <v:shape id="_x0000_i1467" type="#_x0000_t75" style="width:79.75pt;height:20.05pt" o:ole="">
             <v:imagedata r:id="rId243" o:title=""/>
           </v:shape>
-          <o:OLEObject Type="Embed" ProgID="Equation.AxMath" ShapeID="_x0000_i1467" DrawAspect="Content" ObjectID="_1850799807" r:id="rId244"/>
+          <o:OLEObject Type="Embed" ProgID="Equation.AxMath" ShapeID="_x0000_i1467" DrawAspect="Content" ObjectID="_1850801351" r:id="rId244"/>
         </w:object>
       </w:r>
     </w:p>
@@ -8385,7 +8385,7 @@
           <v:shape id="_x0000_i1468" type="#_x0000_t75" style="width:133.05pt;height:20.05pt" o:ole="">
             <v:imagedata r:id="rId245" o:title=""/>
           </v:shape>
-          <o:OLEObject Type="Embed" ProgID="Equation.AxMath" ShapeID="_x0000_i1468" DrawAspect="Content" ObjectID="_1850799808" r:id="rId246"/>
+          <o:OLEObject Type="Embed" ProgID="Equation.AxMath" ShapeID="_x0000_i1468" DrawAspect="Content" ObjectID="_1850801352" r:id="rId246"/>
         </w:object>
       </w:r>
     </w:p>
@@ -8409,7 +8409,7 @@
           <v:shape id="_x0000_i48587" type="#_x0000_t75" style="width:159.95pt;height:33.7pt" o:ole="">
             <v:imagedata r:id="rId247" o:title=""/>
           </v:shape>
-          <o:OLEObject Type="Embed" ProgID="Equation.AxMath" ShapeID="_x0000_i48587" DrawAspect="Content" ObjectID="_1850799809" r:id="rId248"/>
+          <o:OLEObject Type="Embed" ProgID="Equation.AxMath" ShapeID="_x0000_i48587" DrawAspect="Content" ObjectID="_1850801353" r:id="rId248"/>
         </w:object>
       </w:r>
     </w:p>
@@ -8426,7 +8426,7 @@
           <v:shape id="_x0000_i48591" type="#_x0000_t75" style="width:52.4pt;height:32.8pt" o:ole="">
             <v:imagedata r:id="rId249" o:title=""/>
           </v:shape>
-          <o:OLEObject Type="Embed" ProgID="Equation.AxMath" ShapeID="_x0000_i48591" DrawAspect="Content" ObjectID="_1850799810" r:id="rId250"/>
+          <o:OLEObject Type="Embed" ProgID="Equation.AxMath" ShapeID="_x0000_i48591" DrawAspect="Content" ObjectID="_1850801354" r:id="rId250"/>
         </w:object>
       </w:r>
       <w:r>
@@ -8486,7 +8486,7 @@
                 <v:shape id="_x0000_i60347" type="#_x0000_t75" style="width:401.9pt;height:34.2pt" o:ole="">
                   <v:imagedata r:id="rId251" o:title=""/>
                 </v:shape>
-                <o:OLEObject Type="Embed" ProgID="Equation.AxMath" ShapeID="_x0000_i60347" DrawAspect="Content" ObjectID="_1850799811" r:id="rId252"/>
+                <o:OLEObject Type="Embed" ProgID="Equation.AxMath" ShapeID="_x0000_i60347" DrawAspect="Content" ObjectID="_1850801355" r:id="rId252"/>
               </w:object>
             </w:r>
           </w:p>
@@ -8636,7 +8636,7 @@
           <v:shape id="_x0000_i1472" type="#_x0000_t75" style="width:81.1pt;height:36.9pt" o:ole="">
             <v:imagedata r:id="rId253" o:title=""/>
           </v:shape>
-          <o:OLEObject Type="Embed" ProgID="Equation.AxMath" ShapeID="_x0000_i1472" DrawAspect="Content" ObjectID="_1850799812" r:id="rId254"/>
+          <o:OLEObject Type="Embed" ProgID="Equation.AxMath" ShapeID="_x0000_i1472" DrawAspect="Content" ObjectID="_1850801356" r:id="rId254"/>
         </w:object>
       </w:r>
     </w:p>
@@ -8670,7 +8670,7 @@
           <v:shape id="_x0000_i1473" type="#_x0000_t75" style="width:70.65pt;height:32.8pt" o:ole="">
             <v:imagedata r:id="rId255" o:title=""/>
           </v:shape>
-          <o:OLEObject Type="Embed" ProgID="Equation.AxMath" ShapeID="_x0000_i1473" DrawAspect="Content" ObjectID="_1850799813" r:id="rId256"/>
+          <o:OLEObject Type="Embed" ProgID="Equation.AxMath" ShapeID="_x0000_i1473" DrawAspect="Content" ObjectID="_1850801357" r:id="rId256"/>
         </w:object>
       </w:r>
     </w:p>
@@ -8707,7 +8707,7 @@
           <v:shape id="_x0000_i1474" type="#_x0000_t75" style="width:2in;height:35.1pt" o:ole="">
             <v:imagedata r:id="rId257" o:title=""/>
           </v:shape>
-          <o:OLEObject Type="Embed" ProgID="Equation.AxMath" ShapeID="_x0000_i1474" DrawAspect="Content" ObjectID="_1850799814" r:id="rId258"/>
+          <o:OLEObject Type="Embed" ProgID="Equation.AxMath" ShapeID="_x0000_i1474" DrawAspect="Content" ObjectID="_1850801358" r:id="rId258"/>
         </w:object>
       </w:r>
     </w:p>
@@ -8752,7 +8752,7 @@
           <v:shape id="_x0000_i1475" type="#_x0000_t75" style="width:217.35pt;height:20.05pt" o:ole="">
             <v:imagedata r:id="rId259" o:title=""/>
           </v:shape>
-          <o:OLEObject Type="Embed" ProgID="Equation.AxMath" ShapeID="_x0000_i1475" DrawAspect="Content" ObjectID="_1850799815" r:id="rId260"/>
+          <o:OLEObject Type="Embed" ProgID="Equation.AxMath" ShapeID="_x0000_i1475" DrawAspect="Content" ObjectID="_1850801359" r:id="rId260"/>
         </w:object>
       </w:r>
     </w:p>
@@ -8780,7 +8780,7 @@
           <v:shape id="_x0000_i1476" type="#_x0000_t75" style="width:86.15pt;height:36pt" o:ole="">
             <v:imagedata r:id="rId261" o:title=""/>
           </v:shape>
-          <o:OLEObject Type="Embed" ProgID="Equation.AxMath" ShapeID="_x0000_i1476" DrawAspect="Content" ObjectID="_1850799816" r:id="rId262"/>
+          <o:OLEObject Type="Embed" ProgID="Equation.AxMath" ShapeID="_x0000_i1476" DrawAspect="Content" ObjectID="_1850801360" r:id="rId262"/>
         </w:object>
       </w:r>
     </w:p>
@@ -8805,7 +8805,7 @@
           <v:shape id="_x0000_i1477" type="#_x0000_t75" style="width:60.15pt;height:19.15pt" o:ole="">
             <v:imagedata r:id="rId263" o:title=""/>
           </v:shape>
-          <o:OLEObject Type="Embed" ProgID="Equation.AxMath" ShapeID="_x0000_i1477" DrawAspect="Content" ObjectID="_1850799817" r:id="rId264"/>
+          <o:OLEObject Type="Embed" ProgID="Equation.AxMath" ShapeID="_x0000_i1477" DrawAspect="Content" ObjectID="_1850801361" r:id="rId264"/>
         </w:object>
       </w:r>
       <w:r>
@@ -8827,7 +8827,7 @@
           <v:shape id="_x0000_i1478" type="#_x0000_t75" style="width:6.85pt;height:19.15pt" o:ole="">
             <v:imagedata r:id="rId265" o:title=""/>
           </v:shape>
-          <o:OLEObject Type="Embed" ProgID="Equation.AxMath" ShapeID="_x0000_i1478" DrawAspect="Content" ObjectID="_1850799818" r:id="rId266"/>
+          <o:OLEObject Type="Embed" ProgID="Equation.AxMath" ShapeID="_x0000_i1478" DrawAspect="Content" ObjectID="_1850801362" r:id="rId266"/>
         </w:object>
       </w:r>
       <w:r>
@@ -8847,7 +8847,7 @@
           <v:shape id="_x0000_i1479" type="#_x0000_t75" style="width:164.05pt;height:36pt" o:ole="">
             <v:imagedata r:id="rId267" o:title=""/>
           </v:shape>
-          <o:OLEObject Type="Embed" ProgID="Equation.AxMath" ShapeID="_x0000_i1479" DrawAspect="Content" ObjectID="_1850799819" r:id="rId268"/>
+          <o:OLEObject Type="Embed" ProgID="Equation.AxMath" ShapeID="_x0000_i1479" DrawAspect="Content" ObjectID="_1850801363" r:id="rId268"/>
         </w:object>
       </w:r>
     </w:p>
@@ -8872,7 +8872,7 @@
           <v:shape id="_x0000_i1480" type="#_x0000_t75" style="width:6.85pt;height:19.15pt" o:ole="">
             <v:imagedata r:id="rId265" o:title=""/>
           </v:shape>
-          <o:OLEObject Type="Embed" ProgID="Equation.AxMath" ShapeID="_x0000_i1480" DrawAspect="Content" ObjectID="_1850799820" r:id="rId269"/>
+          <o:OLEObject Type="Embed" ProgID="Equation.AxMath" ShapeID="_x0000_i1480" DrawAspect="Content" ObjectID="_1850801364" r:id="rId269"/>
         </w:object>
       </w:r>
       <w:r>
@@ -8892,7 +8892,7 @@
           <v:shape id="_x0000_i1481" type="#_x0000_t75" style="width:164.95pt;height:36pt" o:ole="">
             <v:imagedata r:id="rId270" o:title=""/>
           </v:shape>
-          <o:OLEObject Type="Embed" ProgID="Equation.AxMath" ShapeID="_x0000_i1481" DrawAspect="Content" ObjectID="_1850799821" r:id="rId271"/>
+          <o:OLEObject Type="Embed" ProgID="Equation.AxMath" ShapeID="_x0000_i1481" DrawAspect="Content" ObjectID="_1850801365" r:id="rId271"/>
         </w:object>
       </w:r>
     </w:p>
@@ -8932,7 +8932,7 @@
           <v:shape id="_x0000_i1482" type="#_x0000_t75" style="width:32.8pt;height:19.15pt" o:ole="">
             <v:imagedata r:id="rId272" o:title=""/>
           </v:shape>
-          <o:OLEObject Type="Embed" ProgID="Equation.AxMath" ShapeID="_x0000_i1482" DrawAspect="Content" ObjectID="_1850799822" r:id="rId273"/>
+          <o:OLEObject Type="Embed" ProgID="Equation.AxMath" ShapeID="_x0000_i1482" DrawAspect="Content" ObjectID="_1850801366" r:id="rId273"/>
         </w:object>
       </w:r>
       <w:r>
@@ -8946,7 +8946,7 @@
           <v:shape id="_x0000_i1483" type="#_x0000_t75" style="width:79.3pt;height:19.15pt" o:ole="">
             <v:imagedata r:id="rId274" o:title=""/>
           </v:shape>
-          <o:OLEObject Type="Embed" ProgID="Equation.AxMath" ShapeID="_x0000_i1483" DrawAspect="Content" ObjectID="_1850799823" r:id="rId275"/>
+          <o:OLEObject Type="Embed" ProgID="Equation.AxMath" ShapeID="_x0000_i1483" DrawAspect="Content" ObjectID="_1850801367" r:id="rId275"/>
         </w:object>
       </w:r>
       <w:r>
@@ -8966,7 +8966,7 @@
           <v:shape id="_x0000_i60349" type="#_x0000_t75" style="width:164.05pt;height:32.8pt" o:ole="">
             <v:imagedata r:id="rId276" o:title=""/>
           </v:shape>
-          <o:OLEObject Type="Embed" ProgID="Equation.AxMath" ShapeID="_x0000_i60349" DrawAspect="Content" ObjectID="_1850799824" r:id="rId277"/>
+          <o:OLEObject Type="Embed" ProgID="Equation.AxMath" ShapeID="_x0000_i60349" DrawAspect="Content" ObjectID="_1850801368" r:id="rId277"/>
         </w:object>
       </w:r>
     </w:p>
@@ -8991,7 +8991,7 @@
           <v:shape id="_x0000_i60351" type="#_x0000_t75" style="width:374.15pt;height:32.8pt" o:ole="">
             <v:imagedata r:id="rId278" o:title=""/>
           </v:shape>
-          <o:OLEObject Type="Embed" ProgID="Equation.AxMath" ShapeID="_x0000_i60351" DrawAspect="Content" ObjectID="_1850799825" r:id="rId279"/>
+          <o:OLEObject Type="Embed" ProgID="Equation.AxMath" ShapeID="_x0000_i60351" DrawAspect="Content" ObjectID="_1850801369" r:id="rId279"/>
         </w:object>
       </w:r>
     </w:p>
@@ -9010,7 +9010,7 @@
           <v:shape id="_x0000_i1486" type="#_x0000_t75" style="width:53.75pt;height:19.15pt" o:ole="">
             <v:imagedata r:id="rId280" o:title=""/>
           </v:shape>
-          <o:OLEObject Type="Embed" ProgID="Equation.AxMath" ShapeID="_x0000_i1486" DrawAspect="Content" ObjectID="_1850799826" r:id="rId281"/>
+          <o:OLEObject Type="Embed" ProgID="Equation.AxMath" ShapeID="_x0000_i1486" DrawAspect="Content" ObjectID="_1850801370" r:id="rId281"/>
         </w:object>
       </w:r>
       <w:r>
@@ -9024,7 +9024,7 @@
           <v:shape id="_x0000_i1487" type="#_x0000_t75" style="width:64.25pt;height:19.6pt" o:ole="">
             <v:imagedata r:id="rId282" o:title=""/>
           </v:shape>
-          <o:OLEObject Type="Embed" ProgID="Equation.AxMath" ShapeID="_x0000_i1487" DrawAspect="Content" ObjectID="_1850799827" r:id="rId283"/>
+          <o:OLEObject Type="Embed" ProgID="Equation.AxMath" ShapeID="_x0000_i1487" DrawAspect="Content" ObjectID="_1850801371" r:id="rId283"/>
         </w:object>
       </w:r>
       <w:r>
@@ -9044,7 +9044,7 @@
           <v:shape id="_x0000_i1488" type="#_x0000_t75" style="width:77.45pt;height:19.6pt" o:ole="">
             <v:imagedata r:id="rId284" o:title=""/>
           </v:shape>
-          <o:OLEObject Type="Embed" ProgID="Equation.AxMath" ShapeID="_x0000_i1488" DrawAspect="Content" ObjectID="_1850799828" r:id="rId285"/>
+          <o:OLEObject Type="Embed" ProgID="Equation.AxMath" ShapeID="_x0000_i1488" DrawAspect="Content" ObjectID="_1850801372" r:id="rId285"/>
         </w:object>
       </w:r>
       <w:r>
@@ -9058,7 +9058,7 @@
           <v:shape id="_x0000_i1489" type="#_x0000_t75" style="width:72.9pt;height:35.55pt" o:ole="">
             <v:imagedata r:id="rId286" o:title=""/>
           </v:shape>
-          <o:OLEObject Type="Embed" ProgID="Equation.AxMath" ShapeID="_x0000_i1489" DrawAspect="Content" ObjectID="_1850799829" r:id="rId287"/>
+          <o:OLEObject Type="Embed" ProgID="Equation.AxMath" ShapeID="_x0000_i1489" DrawAspect="Content" ObjectID="_1850801373" r:id="rId287"/>
         </w:object>
       </w:r>
       <w:r>
@@ -9072,7 +9072,7 @@
           <v:shape id="_x0000_i1490" type="#_x0000_t75" style="width:73.8pt;height:35.55pt" o:ole="">
             <v:imagedata r:id="rId288" o:title=""/>
           </v:shape>
-          <o:OLEObject Type="Embed" ProgID="Equation.AxMath" ShapeID="_x0000_i1490" DrawAspect="Content" ObjectID="_1850799830" r:id="rId289"/>
+          <o:OLEObject Type="Embed" ProgID="Equation.AxMath" ShapeID="_x0000_i1490" DrawAspect="Content" ObjectID="_1850801374" r:id="rId289"/>
         </w:object>
       </w:r>
       <w:r>
@@ -9130,7 +9130,7 @@
           <v:shape id="_x0000_i1491" type="#_x0000_t75" style="width:117.55pt;height:20.05pt" o:ole="">
             <v:imagedata r:id="rId290" o:title=""/>
           </v:shape>
-          <o:OLEObject Type="Embed" ProgID="Equation.AxMath" ShapeID="_x0000_i1491" DrawAspect="Content" ObjectID="_1850799831" r:id="rId291"/>
+          <o:OLEObject Type="Embed" ProgID="Equation.AxMath" ShapeID="_x0000_i1491" DrawAspect="Content" ObjectID="_1850801375" r:id="rId291"/>
         </w:object>
       </w:r>
       <w:r>
@@ -9144,7 +9144,7 @@
           <v:shape id="_x0000_i1492" type="#_x0000_t75" style="width:64.7pt;height:20.05pt" o:ole="">
             <v:imagedata r:id="rId292" o:title=""/>
           </v:shape>
-          <o:OLEObject Type="Embed" ProgID="Equation.AxMath" ShapeID="_x0000_i1492" DrawAspect="Content" ObjectID="_1850799832" r:id="rId293"/>
+          <o:OLEObject Type="Embed" ProgID="Equation.AxMath" ShapeID="_x0000_i1492" DrawAspect="Content" ObjectID="_1850801376" r:id="rId293"/>
         </w:object>
       </w:r>
       <w:r>
@@ -9164,7 +9164,7 @@
           <v:shape id="_x0000_i1493" type="#_x0000_t75" style="width:38.3pt;height:19.15pt" o:ole="">
             <v:imagedata r:id="rId294" o:title=""/>
           </v:shape>
-          <o:OLEObject Type="Embed" ProgID="Equation.AxMath" ShapeID="_x0000_i1493" DrawAspect="Content" ObjectID="_1850799833" r:id="rId295"/>
+          <o:OLEObject Type="Embed" ProgID="Equation.AxMath" ShapeID="_x0000_i1493" DrawAspect="Content" ObjectID="_1850801377" r:id="rId295"/>
         </w:object>
       </w:r>
       <w:r>
@@ -9184,7 +9184,7 @@
           <v:shape id="_x0000_i1494" type="#_x0000_t75" style="width:100.7pt;height:36pt" o:ole="">
             <v:imagedata r:id="rId296" o:title=""/>
           </v:shape>
-          <o:OLEObject Type="Embed" ProgID="Equation.AxMath" ShapeID="_x0000_i1494" DrawAspect="Content" ObjectID="_1850799834" r:id="rId297"/>
+          <o:OLEObject Type="Embed" ProgID="Equation.AxMath" ShapeID="_x0000_i1494" DrawAspect="Content" ObjectID="_1850801378" r:id="rId297"/>
         </w:object>
       </w:r>
     </w:p>
@@ -9218,7 +9218,7 @@
           <v:shape id="_x0000_i1495" type="#_x0000_t75" style="width:77.45pt;height:19.15pt" o:ole="">
             <v:imagedata r:id="rId298" o:title=""/>
           </v:shape>
-          <o:OLEObject Type="Embed" ProgID="Equation.AxMath" ShapeID="_x0000_i1495" DrawAspect="Content" ObjectID="_1850799835" r:id="rId299"/>
+          <o:OLEObject Type="Embed" ProgID="Equation.AxMath" ShapeID="_x0000_i1495" DrawAspect="Content" ObjectID="_1850801379" r:id="rId299"/>
         </w:object>
       </w:r>
       <w:r>
@@ -9229,7 +9229,7 @@
           <v:shape id="_x0000_i1496" type="#_x0000_t75" style="width:53.75pt;height:19.15pt" o:ole="">
             <v:imagedata r:id="rId300" o:title=""/>
           </v:shape>
-          <o:OLEObject Type="Embed" ProgID="Equation.AxMath" ShapeID="_x0000_i1496" DrawAspect="Content" ObjectID="_1850799836" r:id="rId301"/>
+          <o:OLEObject Type="Embed" ProgID="Equation.AxMath" ShapeID="_x0000_i1496" DrawAspect="Content" ObjectID="_1850801380" r:id="rId301"/>
         </w:object>
       </w:r>
       <w:r>
@@ -9246,7 +9246,7 @@
           <v:shape id="_x0000_i1497" type="#_x0000_t75" style="width:83.85pt;height:19.15pt" o:ole="">
             <v:imagedata r:id="rId302" o:title=""/>
           </v:shape>
-          <o:OLEObject Type="Embed" ProgID="Equation.AxMath" ShapeID="_x0000_i1497" DrawAspect="Content" ObjectID="_1850799837" r:id="rId303"/>
+          <o:OLEObject Type="Embed" ProgID="Equation.AxMath" ShapeID="_x0000_i1497" DrawAspect="Content" ObjectID="_1850801381" r:id="rId303"/>
         </w:object>
       </w:r>
       <w:r>
@@ -9263,7 +9263,7 @@
           <v:shape id="_x0000_i1498" type="#_x0000_t75" style="width:46.5pt;height:19.15pt" o:ole="">
             <v:imagedata r:id="rId304" o:title=""/>
           </v:shape>
-          <o:OLEObject Type="Embed" ProgID="Equation.AxMath" ShapeID="_x0000_i1498" DrawAspect="Content" ObjectID="_1850799838" r:id="rId305"/>
+          <o:OLEObject Type="Embed" ProgID="Equation.AxMath" ShapeID="_x0000_i1498" DrawAspect="Content" ObjectID="_1850801382" r:id="rId305"/>
         </w:object>
       </w:r>
       <w:r>
@@ -9274,7 +9274,7 @@
           <v:shape id="_x0000_i1499" type="#_x0000_t75" style="width:46.5pt;height:19.15pt" o:ole="">
             <v:imagedata r:id="rId306" o:title=""/>
           </v:shape>
-          <o:OLEObject Type="Embed" ProgID="Equation.AxMath" ShapeID="_x0000_i1499" DrawAspect="Content" ObjectID="_1850799839" r:id="rId307"/>
+          <o:OLEObject Type="Embed" ProgID="Equation.AxMath" ShapeID="_x0000_i1499" DrawAspect="Content" ObjectID="_1850801383" r:id="rId307"/>
         </w:object>
       </w:r>
       <w:r>
@@ -11336,7 +11336,7 @@
           <v:shape id="_x0000_i1151" type="#_x0000_t75" style="width:16.85pt;height:17.75pt" o:ole="">
             <v:imagedata r:id="rId308" o:title=""/>
           </v:shape>
-          <o:OLEObject Type="Embed" ProgID="Equation.AxMath" ShapeID="_x0000_i1151" DrawAspect="Content" ObjectID="_1850799840" r:id="rId309"/>
+          <o:OLEObject Type="Embed" ProgID="Equation.AxMath" ShapeID="_x0000_i1151" DrawAspect="Content" ObjectID="_1850801384" r:id="rId309"/>
         </w:object>
       </w:r>
       <w:r>
@@ -11362,7 +11362,7 @@
           <v:shape id="_x0000_i1152" type="#_x0000_t75" style="width:16.85pt;height:17.75pt" o:ole="">
             <v:imagedata r:id="rId308" o:title=""/>
           </v:shape>
-          <o:OLEObject Type="Embed" ProgID="Equation.AxMath" ShapeID="_x0000_i1152" DrawAspect="Content" ObjectID="_1850799841" r:id="rId310"/>
+          <o:OLEObject Type="Embed" ProgID="Equation.AxMath" ShapeID="_x0000_i1152" DrawAspect="Content" ObjectID="_1850801385" r:id="rId310"/>
         </w:object>
       </w:r>
       <w:r>
@@ -11388,7 +11388,7 @@
           <v:shape id="_x0000_i1153" type="#_x0000_t75" style="width:16.85pt;height:17.75pt" o:ole="">
             <v:imagedata r:id="rId308" o:title=""/>
           </v:shape>
-          <o:OLEObject Type="Embed" ProgID="Equation.AxMath" ShapeID="_x0000_i1153" DrawAspect="Content" ObjectID="_1850799842" r:id="rId311"/>
+          <o:OLEObject Type="Embed" ProgID="Equation.AxMath" ShapeID="_x0000_i1153" DrawAspect="Content" ObjectID="_1850801386" r:id="rId311"/>
         </w:object>
       </w:r>
       <w:r>
@@ -11420,7 +11420,7 @@
           <v:shape id="_x0000_i1154" type="#_x0000_t75" style="width:30.55pt;height:17.75pt" o:ole="">
             <v:imagedata r:id="rId312" o:title=""/>
           </v:shape>
-          <o:OLEObject Type="Embed" ProgID="Equation.AxMath" ShapeID="_x0000_i1154" DrawAspect="Content" ObjectID="_1850799843" r:id="rId313"/>
+          <o:OLEObject Type="Embed" ProgID="Equation.AxMath" ShapeID="_x0000_i1154" DrawAspect="Content" ObjectID="_1850801387" r:id="rId313"/>
         </w:object>
       </w:r>
       <w:r>
@@ -11446,7 +11446,7 @@
           <v:shape id="_x0000_i1155" type="#_x0000_t75" style="width:30.55pt;height:17.75pt" o:ole="">
             <v:imagedata r:id="rId312" o:title=""/>
           </v:shape>
-          <o:OLEObject Type="Embed" ProgID="Equation.AxMath" ShapeID="_x0000_i1155" DrawAspect="Content" ObjectID="_1850799844" r:id="rId314"/>
+          <o:OLEObject Type="Embed" ProgID="Equation.AxMath" ShapeID="_x0000_i1155" DrawAspect="Content" ObjectID="_1850801388" r:id="rId314"/>
         </w:object>
       </w:r>
       <w:r>
@@ -11472,7 +11472,7 @@
           <v:shape id="_x0000_i1156" type="#_x0000_t75" style="width:30.55pt;height:17.75pt" o:ole="">
             <v:imagedata r:id="rId312" o:title=""/>
           </v:shape>
-          <o:OLEObject Type="Embed" ProgID="Equation.AxMath" ShapeID="_x0000_i1156" DrawAspect="Content" ObjectID="_1850799845" r:id="rId315"/>
+          <o:OLEObject Type="Embed" ProgID="Equation.AxMath" ShapeID="_x0000_i1156" DrawAspect="Content" ObjectID="_1850801389" r:id="rId315"/>
         </w:object>
       </w:r>
       <w:r>
@@ -12160,7 +12160,7 @@
           <v:shape id="_x0000_i1157" type="#_x0000_t75" style="width:63.35pt;height:17.75pt" o:ole="">
             <v:imagedata r:id="rId317" o:title=""/>
           </v:shape>
-          <o:OLEObject Type="Embed" ProgID="Equation.AxMath" ShapeID="_x0000_i1157" DrawAspect="Content" ObjectID="_1850799846" r:id="rId318"/>
+          <o:OLEObject Type="Embed" ProgID="Equation.AxMath" ShapeID="_x0000_i1157" DrawAspect="Content" ObjectID="_1850801390" r:id="rId318"/>
         </w:object>
       </w:r>
       <w:r>
@@ -12174,7 +12174,7 @@
           <v:shape id="_x0000_i1158" type="#_x0000_t75" style="width:28.7pt;height:18.7pt" o:ole="">
             <v:imagedata r:id="rId319" o:title=""/>
           </v:shape>
-          <o:OLEObject Type="Embed" ProgID="Equation.AxMath" ShapeID="_x0000_i1158" DrawAspect="Content" ObjectID="_1850799847" r:id="rId320"/>
+          <o:OLEObject Type="Embed" ProgID="Equation.AxMath" ShapeID="_x0000_i1158" DrawAspect="Content" ObjectID="_1850801391" r:id="rId320"/>
         </w:object>
       </w:r>
       <w:r>
@@ -12188,7 +12188,7 @@
           <v:shape id="_x0000_i1159" type="#_x0000_t75" style="width:30.55pt;height:18.7pt" o:ole="">
             <v:imagedata r:id="rId321" o:title=""/>
           </v:shape>
-          <o:OLEObject Type="Embed" ProgID="Equation.AxMath" ShapeID="_x0000_i1159" DrawAspect="Content" ObjectID="_1850799848" r:id="rId322"/>
+          <o:OLEObject Type="Embed" ProgID="Equation.AxMath" ShapeID="_x0000_i1159" DrawAspect="Content" ObjectID="_1850801392" r:id="rId322"/>
         </w:object>
       </w:r>
       <w:r>
@@ -12231,7 +12231,7 @@
           <v:shape id="_x0000_i1160" type="#_x0000_t75" style="width:13.65pt;height:23.25pt" o:ole="">
             <v:imagedata r:id="rId323" o:title=""/>
           </v:shape>
-          <o:OLEObject Type="Embed" ProgID="Equation.AxMath" ShapeID="_x0000_i1160" DrawAspect="Content" ObjectID="_1850799849" r:id="rId324"/>
+          <o:OLEObject Type="Embed" ProgID="Equation.AxMath" ShapeID="_x0000_i1160" DrawAspect="Content" ObjectID="_1850801393" r:id="rId324"/>
         </w:object>
       </w:r>
       <w:r>
@@ -12245,7 +12245,7 @@
           <v:shape id="_x0000_i1161" type="#_x0000_t75" style="width:56.95pt;height:18.25pt" o:ole="">
             <v:imagedata r:id="rId325" o:title=""/>
           </v:shape>
-          <o:OLEObject Type="Embed" ProgID="Equation.AxMath" ShapeID="_x0000_i1161" DrawAspect="Content" ObjectID="_1850799850" r:id="rId326"/>
+          <o:OLEObject Type="Embed" ProgID="Equation.AxMath" ShapeID="_x0000_i1161" DrawAspect="Content" ObjectID="_1850801394" r:id="rId326"/>
         </w:object>
       </w:r>
       <w:r>
@@ -12274,7 +12274,7 @@
           <v:shape id="_x0000_i1162" type="#_x0000_t75" style="width:64.25pt;height:18.25pt" o:ole="">
             <v:imagedata r:id="rId327" o:title=""/>
           </v:shape>
-          <o:OLEObject Type="Embed" ProgID="Equation.AxMath" ShapeID="_x0000_i1162" DrawAspect="Content" ObjectID="_1850799851" r:id="rId328"/>
+          <o:OLEObject Type="Embed" ProgID="Equation.AxMath" ShapeID="_x0000_i1162" DrawAspect="Content" ObjectID="_1850801395" r:id="rId328"/>
         </w:object>
       </w:r>
       <w:r>
@@ -12288,7 +12288,7 @@
           <v:shape id="_x0000_i1163" type="#_x0000_t75" style="width:98.9pt;height:32.8pt" o:ole="">
             <v:imagedata r:id="rId329" o:title=""/>
           </v:shape>
-          <o:OLEObject Type="Embed" ProgID="Equation.AxMath" ShapeID="_x0000_i1163" DrawAspect="Content" ObjectID="_1850799852" r:id="rId330"/>
+          <o:OLEObject Type="Embed" ProgID="Equation.AxMath" ShapeID="_x0000_i1163" DrawAspect="Content" ObjectID="_1850801396" r:id="rId330"/>
         </w:object>
       </w:r>
       <w:r>
@@ -12302,7 +12302,7 @@
           <v:shape id="_x0000_i1164" type="#_x0000_t75" style="width:30.55pt;height:17.75pt" o:ole="">
             <v:imagedata r:id="rId331" o:title=""/>
           </v:shape>
-          <o:OLEObject Type="Embed" ProgID="Equation.AxMath" ShapeID="_x0000_i1164" DrawAspect="Content" ObjectID="_1850799853" r:id="rId332"/>
+          <o:OLEObject Type="Embed" ProgID="Equation.AxMath" ShapeID="_x0000_i1164" DrawAspect="Content" ObjectID="_1850801397" r:id="rId332"/>
         </w:object>
       </w:r>
       <w:r>
@@ -12316,7 +12316,7 @@
           <v:shape id="_x0000_i1165" type="#_x0000_t75" style="width:155.4pt;height:17.75pt" o:ole="">
             <v:imagedata r:id="rId333" o:title=""/>
           </v:shape>
-          <o:OLEObject Type="Embed" ProgID="Equation.AxMath" ShapeID="_x0000_i1165" DrawAspect="Content" ObjectID="_1850799854" r:id="rId334"/>
+          <o:OLEObject Type="Embed" ProgID="Equation.AxMath" ShapeID="_x0000_i1165" DrawAspect="Content" ObjectID="_1850801398" r:id="rId334"/>
         </w:object>
       </w:r>
       <w:r>
@@ -12344,7 +12344,7 @@
           <v:shape id="_x0000_i1166" type="#_x0000_t75" style="width:135.8pt;height:31.45pt" o:ole="">
             <v:imagedata r:id="rId335" o:title=""/>
           </v:shape>
-          <o:OLEObject Type="Embed" ProgID="Equation.AxMath" ShapeID="_x0000_i1166" DrawAspect="Content" ObjectID="_1850799855" r:id="rId336"/>
+          <o:OLEObject Type="Embed" ProgID="Equation.AxMath" ShapeID="_x0000_i1166" DrawAspect="Content" ObjectID="_1850801399" r:id="rId336"/>
         </w:object>
       </w:r>
     </w:p>
@@ -12363,7 +12363,7 @@
           <v:shape id="_x0000_i1167" type="#_x0000_t75" style="width:27.8pt;height:18.7pt" o:ole="">
             <v:imagedata r:id="rId337" o:title=""/>
           </v:shape>
-          <o:OLEObject Type="Embed" ProgID="Equation.AxMath" ShapeID="_x0000_i1167" DrawAspect="Content" ObjectID="_1850799856" r:id="rId338"/>
+          <o:OLEObject Type="Embed" ProgID="Equation.AxMath" ShapeID="_x0000_i1167" DrawAspect="Content" ObjectID="_1850801400" r:id="rId338"/>
         </w:object>
       </w:r>
       <w:r>
@@ -12377,7 +12377,7 @@
           <v:shape id="_x0000_i1168" type="#_x0000_t75" style="width:15.95pt;height:20.05pt" o:ole="">
             <v:imagedata r:id="rId339" o:title=""/>
           </v:shape>
-          <o:OLEObject Type="Embed" ProgID="Equation.AxMath" ShapeID="_x0000_i1168" DrawAspect="Content" ObjectID="_1850799857" r:id="rId340"/>
+          <o:OLEObject Type="Embed" ProgID="Equation.AxMath" ShapeID="_x0000_i1168" DrawAspect="Content" ObjectID="_1850801401" r:id="rId340"/>
         </w:object>
       </w:r>
       <w:r>
@@ -12391,7 +12391,7 @@
           <v:shape id="_x0000_i1169" type="#_x0000_t75" style="width:14.6pt;height:23.25pt" o:ole="">
             <v:imagedata r:id="rId341" o:title=""/>
           </v:shape>
-          <o:OLEObject Type="Embed" ProgID="Equation.AxMath" ShapeID="_x0000_i1169" DrawAspect="Content" ObjectID="_1850799858" r:id="rId342"/>
+          <o:OLEObject Type="Embed" ProgID="Equation.AxMath" ShapeID="_x0000_i1169" DrawAspect="Content" ObjectID="_1850801402" r:id="rId342"/>
         </w:object>
       </w:r>
       <w:r>
@@ -12419,7 +12419,7 @@
           <v:shape id="_x0000_i1170" type="#_x0000_t75" style="width:167.25pt;height:63.8pt" o:ole="">
             <v:imagedata r:id="rId343" o:title=""/>
           </v:shape>
-          <o:OLEObject Type="Embed" ProgID="Equation.AxMath" ShapeID="_x0000_i1170" DrawAspect="Content" ObjectID="_1850799859" r:id="rId344"/>
+          <o:OLEObject Type="Embed" ProgID="Equation.AxMath" ShapeID="_x0000_i1170" DrawAspect="Content" ObjectID="_1850801403" r:id="rId344"/>
         </w:object>
       </w:r>
     </w:p>
@@ -12435,7 +12435,7 @@
           <v:shape id="_x0000_i1171" type="#_x0000_t75" style="width:31.45pt;height:18.7pt" o:ole="">
             <v:imagedata r:id="rId345" o:title=""/>
           </v:shape>
-          <o:OLEObject Type="Embed" ProgID="Equation.AxMath" ShapeID="_x0000_i1171" DrawAspect="Content" ObjectID="_1850799860" r:id="rId346"/>
+          <o:OLEObject Type="Embed" ProgID="Equation.AxMath" ShapeID="_x0000_i1171" DrawAspect="Content" ObjectID="_1850801404" r:id="rId346"/>
         </w:object>
       </w:r>
       <w:r>
@@ -12449,7 +12449,7 @@
           <v:shape id="_x0000_i1172" type="#_x0000_t75" style="width:34.2pt;height:18.7pt" o:ole="">
             <v:imagedata r:id="rId347" o:title=""/>
           </v:shape>
-          <o:OLEObject Type="Embed" ProgID="Equation.AxMath" ShapeID="_x0000_i1172" DrawAspect="Content" ObjectID="_1850799861" r:id="rId348"/>
+          <o:OLEObject Type="Embed" ProgID="Equation.AxMath" ShapeID="_x0000_i1172" DrawAspect="Content" ObjectID="_1850801405" r:id="rId348"/>
         </w:object>
       </w:r>
       <w:r>
@@ -12486,7 +12486,7 @@
           <v:shape id="_x0000_i1173" type="#_x0000_t75" style="width:121.65pt;height:17.75pt" o:ole="">
             <v:imagedata r:id="rId349" o:title=""/>
           </v:shape>
-          <o:OLEObject Type="Embed" ProgID="Equation.AxMath" ShapeID="_x0000_i1173" DrawAspect="Content" ObjectID="_1850799862" r:id="rId350"/>
+          <o:OLEObject Type="Embed" ProgID="Equation.AxMath" ShapeID="_x0000_i1173" DrawAspect="Content" ObjectID="_1850801406" r:id="rId350"/>
         </w:object>
       </w:r>
       <w:r>
@@ -12500,7 +12500,7 @@
           <v:shape id="_x0000_i1174" type="#_x0000_t75" style="width:61.05pt;height:23.25pt" o:ole="">
             <v:imagedata r:id="rId351" o:title=""/>
           </v:shape>
-          <o:OLEObject Type="Embed" ProgID="Equation.AxMath" ShapeID="_x0000_i1174" DrawAspect="Content" ObjectID="_1850799863" r:id="rId352"/>
+          <o:OLEObject Type="Embed" ProgID="Equation.AxMath" ShapeID="_x0000_i1174" DrawAspect="Content" ObjectID="_1850801407" r:id="rId352"/>
         </w:object>
       </w:r>
       <w:r>
@@ -12528,7 +12528,7 @@
           <v:shape id="_x0000_i1175" type="#_x0000_t75" style="width:210.1pt;height:77pt" o:ole="">
             <v:imagedata r:id="rId353" o:title=""/>
           </v:shape>
-          <o:OLEObject Type="Embed" ProgID="Equation.AxMath" ShapeID="_x0000_i1175" DrawAspect="Content" ObjectID="_1850799864" r:id="rId354"/>
+          <o:OLEObject Type="Embed" ProgID="Equation.AxMath" ShapeID="_x0000_i1175" DrawAspect="Content" ObjectID="_1850801408" r:id="rId354"/>
         </w:object>
       </w:r>
     </w:p>
@@ -12547,7 +12547,7 @@
           <v:shape id="_x0000_i1176" type="#_x0000_t75" style="width:59.7pt;height:33.7pt" o:ole="">
             <v:imagedata r:id="rId355" o:title=""/>
           </v:shape>
-          <o:OLEObject Type="Embed" ProgID="Equation.AxMath" ShapeID="_x0000_i1176" DrawAspect="Content" ObjectID="_1850799865" r:id="rId356"/>
+          <o:OLEObject Type="Embed" ProgID="Equation.AxMath" ShapeID="_x0000_i1176" DrawAspect="Content" ObjectID="_1850801409" r:id="rId356"/>
         </w:object>
       </w:r>
       <w:r>
@@ -12575,7 +12575,7 @@
           <v:shape id="_x0000_i1177" type="#_x0000_t75" style="width:13.2pt;height:17.75pt" o:ole="">
             <v:imagedata r:id="rId357" o:title=""/>
           </v:shape>
-          <o:OLEObject Type="Embed" ProgID="Equation.AxMath" ShapeID="_x0000_i1177" DrawAspect="Content" ObjectID="_1850799866" r:id="rId358"/>
+          <o:OLEObject Type="Embed" ProgID="Equation.AxMath" ShapeID="_x0000_i1177" DrawAspect="Content" ObjectID="_1850801410" r:id="rId358"/>
         </w:object>
       </w:r>
       <w:r>
@@ -12589,7 +12589,7 @@
           <v:shape id="_x0000_i1178" type="#_x0000_t75" style="width:20.95pt;height:17.75pt" o:ole="">
             <v:imagedata r:id="rId359" o:title=""/>
           </v:shape>
-          <o:OLEObject Type="Embed" ProgID="Equation.AxMath" ShapeID="_x0000_i1178" DrawAspect="Content" ObjectID="_1850799867" r:id="rId360"/>
+          <o:OLEObject Type="Embed" ProgID="Equation.AxMath" ShapeID="_x0000_i1178" DrawAspect="Content" ObjectID="_1850801411" r:id="rId360"/>
         </w:object>
       </w:r>
       <w:r>
@@ -12603,7 +12603,7 @@
           <v:shape id="_x0000_i1179" type="#_x0000_t75" style="width:18.7pt;height:17.75pt" o:ole="">
             <v:imagedata r:id="rId361" o:title=""/>
           </v:shape>
-          <o:OLEObject Type="Embed" ProgID="Equation.AxMath" ShapeID="_x0000_i1179" DrawAspect="Content" ObjectID="_1850799868" r:id="rId362"/>
+          <o:OLEObject Type="Embed" ProgID="Equation.AxMath" ShapeID="_x0000_i1179" DrawAspect="Content" ObjectID="_1850801412" r:id="rId362"/>
         </w:object>
       </w:r>
       <w:r>
@@ -12631,7 +12631,7 @@
           <v:shape id="_x0000_i1180" type="#_x0000_t75" style="width:149pt;height:17.75pt" o:ole="">
             <v:imagedata r:id="rId363" o:title=""/>
           </v:shape>
-          <o:OLEObject Type="Embed" ProgID="Equation.AxMath" ShapeID="_x0000_i1180" DrawAspect="Content" ObjectID="_1850799869" r:id="rId364"/>
+          <o:OLEObject Type="Embed" ProgID="Equation.AxMath" ShapeID="_x0000_i1180" DrawAspect="Content" ObjectID="_1850801413" r:id="rId364"/>
         </w:object>
       </w:r>
     </w:p>
@@ -12656,7 +12656,7 @@
           <v:shape id="_x0000_i1181" type="#_x0000_t75" style="width:196.85pt;height:32.8pt" o:ole="">
             <v:imagedata r:id="rId365" o:title=""/>
           </v:shape>
-          <o:OLEObject Type="Embed" ProgID="Equation.AxMath" ShapeID="_x0000_i1181" DrawAspect="Content" ObjectID="_1850799870" r:id="rId366"/>
+          <o:OLEObject Type="Embed" ProgID="Equation.AxMath" ShapeID="_x0000_i1181" DrawAspect="Content" ObjectID="_1850801414" r:id="rId366"/>
         </w:object>
       </w:r>
     </w:p>
@@ -12689,7 +12689,7 @@
           <v:shape id="_x0000_i1182" type="#_x0000_t75" style="width:229.2pt;height:36pt" o:ole="">
             <v:imagedata r:id="rId367" o:title=""/>
           </v:shape>
-          <o:OLEObject Type="Embed" ProgID="Equation.AxMath" ShapeID="_x0000_i1182" DrawAspect="Content" ObjectID="_1850799871" r:id="rId368"/>
+          <o:OLEObject Type="Embed" ProgID="Equation.AxMath" ShapeID="_x0000_i1182" DrawAspect="Content" ObjectID="_1850801415" r:id="rId368"/>
         </w:object>
       </w:r>
     </w:p>
@@ -12722,7 +12722,7 @@
           <v:shape id="_x0000_i1183" type="#_x0000_t75" style="width:339.05pt;height:22.35pt" o:ole="">
             <v:imagedata r:id="rId369" o:title=""/>
           </v:shape>
-          <o:OLEObject Type="Embed" ProgID="Equation.AxMath" ShapeID="_x0000_i1183" DrawAspect="Content" ObjectID="_1850799872" r:id="rId370"/>
+          <o:OLEObject Type="Embed" ProgID="Equation.AxMath" ShapeID="_x0000_i1183" DrawAspect="Content" ObjectID="_1850801416" r:id="rId370"/>
         </w:object>
       </w:r>
     </w:p>
@@ -12747,7 +12747,7 @@
           <v:shape id="_x0000_i1184" type="#_x0000_t75" style="width:82.95pt;height:17.75pt" o:ole="">
             <v:imagedata r:id="rId371" o:title=""/>
           </v:shape>
-          <o:OLEObject Type="Embed" ProgID="Equation.AxMath" ShapeID="_x0000_i1184" DrawAspect="Content" ObjectID="_1850799873" r:id="rId372"/>
+          <o:OLEObject Type="Embed" ProgID="Equation.AxMath" ShapeID="_x0000_i1184" DrawAspect="Content" ObjectID="_1850801417" r:id="rId372"/>
         </w:object>
       </w:r>
       <w:r>
@@ -12761,7 +12761,7 @@
           <v:shape id="_x0000_i1185" type="#_x0000_t75" style="width:16.85pt;height:17.75pt" o:ole="">
             <v:imagedata r:id="rId373" o:title=""/>
           </v:shape>
-          <o:OLEObject Type="Embed" ProgID="Equation.AxMath" ShapeID="_x0000_i1185" DrawAspect="Content" ObjectID="_1850799874" r:id="rId374"/>
+          <o:OLEObject Type="Embed" ProgID="Equation.AxMath" ShapeID="_x0000_i1185" DrawAspect="Content" ObjectID="_1850801418" r:id="rId374"/>
         </w:object>
       </w:r>
       <w:r>
@@ -12789,7 +12789,7 @@
           <v:shape id="_x0000_i1186" type="#_x0000_t75" style="width:200.5pt;height:36.9pt" o:ole="">
             <v:imagedata r:id="rId375" o:title=""/>
           </v:shape>
-          <o:OLEObject Type="Embed" ProgID="Equation.AxMath" ShapeID="_x0000_i1186" DrawAspect="Content" ObjectID="_1850799875" r:id="rId376"/>
+          <o:OLEObject Type="Embed" ProgID="Equation.AxMath" ShapeID="_x0000_i1186" DrawAspect="Content" ObjectID="_1850801419" r:id="rId376"/>
         </w:object>
       </w:r>
     </w:p>
@@ -12806,7 +12806,7 @@
           <v:shape id="_x0000_i1187" type="#_x0000_t75" style="width:110.3pt;height:37.8pt" o:ole="">
             <v:imagedata r:id="rId377" o:title=""/>
           </v:shape>
-          <o:OLEObject Type="Embed" ProgID="Equation.AxMath" ShapeID="_x0000_i1187" DrawAspect="Content" ObjectID="_1850799876" r:id="rId378"/>
+          <o:OLEObject Type="Embed" ProgID="Equation.AxMath" ShapeID="_x0000_i1187" DrawAspect="Content" ObjectID="_1850801420" r:id="rId378"/>
         </w:object>
       </w:r>
     </w:p>
@@ -12825,7 +12825,7 @@
           <v:shape id="_x0000_i1188" type="#_x0000_t75" style="width:16.85pt;height:17.75pt" o:ole="">
             <v:imagedata r:id="rId373" o:title=""/>
           </v:shape>
-          <o:OLEObject Type="Embed" ProgID="Equation.AxMath" ShapeID="_x0000_i1188" DrawAspect="Content" ObjectID="_1850799877" r:id="rId379"/>
+          <o:OLEObject Type="Embed" ProgID="Equation.AxMath" ShapeID="_x0000_i1188" DrawAspect="Content" ObjectID="_1850801421" r:id="rId379"/>
         </w:object>
       </w:r>
       <w:r>
@@ -12839,7 +12839,7 @@
           <v:shape id="_x0000_i1189" type="#_x0000_t75" style="width:12.75pt;height:17.75pt" o:ole="">
             <v:imagedata r:id="rId380" o:title=""/>
           </v:shape>
-          <o:OLEObject Type="Embed" ProgID="Equation.AxMath" ShapeID="_x0000_i1189" DrawAspect="Content" ObjectID="_1850799878" r:id="rId381"/>
+          <o:OLEObject Type="Embed" ProgID="Equation.AxMath" ShapeID="_x0000_i1189" DrawAspect="Content" ObjectID="_1850801422" r:id="rId381"/>
         </w:object>
       </w:r>
       <w:r>
@@ -12981,7 +12981,7 @@
                 <v:shape id="_x0000_i1190" type="#_x0000_t75" style="width:13.2pt;height:18.25pt" o:ole="">
                   <v:imagedata r:id="rId382" o:title=""/>
                 </v:shape>
-                <o:OLEObject Type="Embed" ProgID="Equation.AxMath" ShapeID="_x0000_i1190" DrawAspect="Content" ObjectID="_1850799879" r:id="rId383"/>
+                <o:OLEObject Type="Embed" ProgID="Equation.AxMath" ShapeID="_x0000_i1190" DrawAspect="Content" ObjectID="_1850801423" r:id="rId383"/>
               </w:object>
             </w:r>
           </w:p>
@@ -13008,7 +13008,7 @@
                 <v:shape id="_x0000_i1191" type="#_x0000_t75" style="width:20.95pt;height:18.25pt" o:ole="">
                   <v:imagedata r:id="rId384" o:title=""/>
                 </v:shape>
-                <o:OLEObject Type="Embed" ProgID="Equation.AxMath" ShapeID="_x0000_i1191" DrawAspect="Content" ObjectID="_1850799880" r:id="rId385"/>
+                <o:OLEObject Type="Embed" ProgID="Equation.AxMath" ShapeID="_x0000_i1191" DrawAspect="Content" ObjectID="_1850801424" r:id="rId385"/>
               </w:object>
             </w:r>
           </w:p>
@@ -13035,7 +13035,7 @@
                 <v:shape id="_x0000_i1192" type="#_x0000_t75" style="width:18.7pt;height:18.25pt" o:ole="">
                   <v:imagedata r:id="rId386" o:title=""/>
                 </v:shape>
-                <o:OLEObject Type="Embed" ProgID="Equation.AxMath" ShapeID="_x0000_i1192" DrawAspect="Content" ObjectID="_1850799881" r:id="rId387"/>
+                <o:OLEObject Type="Embed" ProgID="Equation.AxMath" ShapeID="_x0000_i1192" DrawAspect="Content" ObjectID="_1850801425" r:id="rId387"/>
               </w:object>
             </w:r>
           </w:p>
@@ -13074,7 +13074,7 @@
                 <v:shape id="_x0000_i1193" type="#_x0000_t75" style="width:7.75pt;height:17.75pt" o:ole="">
                   <v:imagedata r:id="rId33" o:title=""/>
                 </v:shape>
-                <o:OLEObject Type="Embed" ProgID="Equation.AxMath" ShapeID="_x0000_i1193" DrawAspect="Content" ObjectID="_1850799882" r:id="rId388"/>
+                <o:OLEObject Type="Embed" ProgID="Equation.AxMath" ShapeID="_x0000_i1193" DrawAspect="Content" ObjectID="_1850801426" r:id="rId388"/>
               </w:object>
             </w:r>
           </w:p>
@@ -13107,7 +13107,7 @@
                 <v:shape id="_x0000_i1194" type="#_x0000_t75" style="width:16.85pt;height:18.25pt" o:ole="">
                   <v:imagedata r:id="rId389" o:title=""/>
                 </v:shape>
-                <o:OLEObject Type="Embed" ProgID="Equation.AxMath" ShapeID="_x0000_i1194" DrawAspect="Content" ObjectID="_1850799883" r:id="rId390"/>
+                <o:OLEObject Type="Embed" ProgID="Equation.AxMath" ShapeID="_x0000_i1194" DrawAspect="Content" ObjectID="_1850801427" r:id="rId390"/>
               </w:object>
             </w:r>
             <w:r>
@@ -13126,7 +13126,7 @@
                 <v:shape id="_x0000_i1195" type="#_x0000_t75" style="width:7.75pt;height:17.75pt" o:ole="">
                   <v:imagedata r:id="rId33" o:title=""/>
                 </v:shape>
-                <o:OLEObject Type="Embed" ProgID="Equation.AxMath" ShapeID="_x0000_i1195" DrawAspect="Content" ObjectID="_1850799884" r:id="rId391"/>
+                <o:OLEObject Type="Embed" ProgID="Equation.AxMath" ShapeID="_x0000_i1195" DrawAspect="Content" ObjectID="_1850801428" r:id="rId391"/>
               </w:object>
             </w:r>
           </w:p>
@@ -13209,7 +13209,7 @@
                 <v:shape id="_x0000_i1196" type="#_x0000_t75" style="width:16.85pt;height:17.75pt" o:ole="">
                   <v:imagedata r:id="rId68" o:title=""/>
                 </v:shape>
-                <o:OLEObject Type="Embed" ProgID="Equation.AxMath" ShapeID="_x0000_i1196" DrawAspect="Content" ObjectID="_1850799885" r:id="rId392"/>
+                <o:OLEObject Type="Embed" ProgID="Equation.AxMath" ShapeID="_x0000_i1196" DrawAspect="Content" ObjectID="_1850801429" r:id="rId392"/>
               </w:object>
             </w:r>
           </w:p>
@@ -13241,7 +13241,7 @@
                 <v:shape id="_x0000_i1197" type="#_x0000_t75" style="width:16.85pt;height:17.75pt" o:ole="">
                   <v:imagedata r:id="rId68" o:title=""/>
                 </v:shape>
-                <o:OLEObject Type="Embed" ProgID="Equation.AxMath" ShapeID="_x0000_i1197" DrawAspect="Content" ObjectID="_1850799886" r:id="rId393"/>
+                <o:OLEObject Type="Embed" ProgID="Equation.AxMath" ShapeID="_x0000_i1197" DrawAspect="Content" ObjectID="_1850801430" r:id="rId393"/>
               </w:object>
             </w:r>
           </w:p>
@@ -13280,7 +13280,7 @@
                 <v:shape id="_x0000_i1198" type="#_x0000_t75" style="width:26.9pt;height:17.75pt" o:ole="">
                   <v:imagedata r:id="rId394" o:title=""/>
                 </v:shape>
-                <o:OLEObject Type="Embed" ProgID="Equation.AxMath" ShapeID="_x0000_i1198" DrawAspect="Content" ObjectID="_1850799887" r:id="rId395"/>
+                <o:OLEObject Type="Embed" ProgID="Equation.AxMath" ShapeID="_x0000_i1198" DrawAspect="Content" ObjectID="_1850801431" r:id="rId395"/>
               </w:object>
             </w:r>
           </w:p>
@@ -13358,7 +13358,7 @@
                 <v:shape id="_x0000_i1199" type="#_x0000_t75" style="width:16.85pt;height:17.75pt" o:ole="">
                   <v:imagedata r:id="rId68" o:title=""/>
                 </v:shape>
-                <o:OLEObject Type="Embed" ProgID="Equation.AxMath" ShapeID="_x0000_i1199" DrawAspect="Content" ObjectID="_1850799888" r:id="rId396"/>
+                <o:OLEObject Type="Embed" ProgID="Equation.AxMath" ShapeID="_x0000_i1199" DrawAspect="Content" ObjectID="_1850801432" r:id="rId396"/>
               </w:object>
             </w:r>
           </w:p>
@@ -13441,7 +13441,7 @@
                 <v:shape id="_x0000_i1200" type="#_x0000_t75" style="width:30.55pt;height:17.75pt" o:ole="">
                   <v:imagedata r:id="rId74" o:title=""/>
                 </v:shape>
-                <o:OLEObject Type="Embed" ProgID="Equation.AxMath" ShapeID="_x0000_i1200" DrawAspect="Content" ObjectID="_1850799889" r:id="rId397"/>
+                <o:OLEObject Type="Embed" ProgID="Equation.AxMath" ShapeID="_x0000_i1200" DrawAspect="Content" ObjectID="_1850801433" r:id="rId397"/>
               </w:object>
             </w:r>
           </w:p>
@@ -13482,7 +13482,7 @@
                 <v:shape id="_x0000_i1201" type="#_x0000_t75" style="width:30.55pt;height:17.75pt" o:ole="">
                   <v:imagedata r:id="rId74" o:title=""/>
                 </v:shape>
-                <o:OLEObject Type="Embed" ProgID="Equation.AxMath" ShapeID="_x0000_i1201" DrawAspect="Content" ObjectID="_1850799890" r:id="rId398"/>
+                <o:OLEObject Type="Embed" ProgID="Equation.AxMath" ShapeID="_x0000_i1201" DrawAspect="Content" ObjectID="_1850801434" r:id="rId398"/>
               </w:object>
             </w:r>
           </w:p>
@@ -13521,7 +13521,7 @@
                 <v:shape id="_x0000_i1202" type="#_x0000_t75" style="width:51.05pt;height:18.7pt" o:ole="">
                   <v:imagedata r:id="rId399" o:title=""/>
                 </v:shape>
-                <o:OLEObject Type="Embed" ProgID="Equation.AxMath" ShapeID="_x0000_i1202" DrawAspect="Content" ObjectID="_1850799891" r:id="rId400"/>
+                <o:OLEObject Type="Embed" ProgID="Equation.AxMath" ShapeID="_x0000_i1202" DrawAspect="Content" ObjectID="_1850801435" r:id="rId400"/>
               </w:object>
             </w:r>
           </w:p>
@@ -13593,7 +13593,7 @@
                 <v:shape id="_x0000_i1203" type="#_x0000_t75" style="width:30.55pt;height:17.75pt" o:ole="">
                   <v:imagedata r:id="rId74" o:title=""/>
                 </v:shape>
-                <o:OLEObject Type="Embed" ProgID="Equation.AxMath" ShapeID="_x0000_i1203" DrawAspect="Content" ObjectID="_1850799892" r:id="rId401"/>
+                <o:OLEObject Type="Embed" ProgID="Equation.AxMath" ShapeID="_x0000_i1203" DrawAspect="Content" ObjectID="_1850801436" r:id="rId401"/>
               </w:object>
             </w:r>
           </w:p>
@@ -13630,7 +13630,7 @@
           <v:shape id="_x0000_i1204" type="#_x0000_t75" style="width:37.8pt;height:17.75pt" o:ole="">
             <v:imagedata r:id="rId402" o:title=""/>
           </v:shape>
-          <o:OLEObject Type="Embed" ProgID="Equation.AxMath" ShapeID="_x0000_i1204" DrawAspect="Content" ObjectID="_1850799893" r:id="rId403"/>
+          <o:OLEObject Type="Embed" ProgID="Equation.AxMath" ShapeID="_x0000_i1204" DrawAspect="Content" ObjectID="_1850801437" r:id="rId403"/>
         </w:object>
       </w:r>
       <w:r>
@@ -13939,7 +13939,7 @@
           <v:shape id="_x0000_i1205" type="#_x0000_t75" style="width:9.1pt;height:17.75pt" o:ole="">
             <v:imagedata r:id="rId405" o:title=""/>
           </v:shape>
-          <o:OLEObject Type="Embed" ProgID="Equation.AxMath" ShapeID="_x0000_i1205" DrawAspect="Content" ObjectID="_1850799894" r:id="rId406"/>
+          <o:OLEObject Type="Embed" ProgID="Equation.AxMath" ShapeID="_x0000_i1205" DrawAspect="Content" ObjectID="_1850801438" r:id="rId406"/>
         </w:object>
       </w:r>
       <w:r>
@@ -13956,7 +13956,7 @@
           <v:shape id="_x0000_i1206" type="#_x0000_t75" style="width:38.3pt;height:17.75pt" o:ole="">
             <v:imagedata r:id="rId407" o:title=""/>
           </v:shape>
-          <o:OLEObject Type="Embed" ProgID="Equation.AxMath" ShapeID="_x0000_i1206" DrawAspect="Content" ObjectID="_1850799895" r:id="rId408"/>
+          <o:OLEObject Type="Embed" ProgID="Equation.AxMath" ShapeID="_x0000_i1206" DrawAspect="Content" ObjectID="_1850801439" r:id="rId408"/>
         </w:object>
       </w:r>
       <w:r>
@@ -13985,7 +13985,7 @@
           <v:shape id="_x0000_i1207" type="#_x0000_t75" style="width:9.1pt;height:17.75pt" o:ole="">
             <v:imagedata r:id="rId405" o:title=""/>
           </v:shape>
-          <o:OLEObject Type="Embed" ProgID="Equation.AxMath" ShapeID="_x0000_i1207" DrawAspect="Content" ObjectID="_1850799896" r:id="rId409"/>
+          <o:OLEObject Type="Embed" ProgID="Equation.AxMath" ShapeID="_x0000_i1207" DrawAspect="Content" ObjectID="_1850801440" r:id="rId409"/>
         </w:object>
       </w:r>
       <w:r>
@@ -14002,7 +14002,7 @@
           <v:shape id="_x0000_i1208" type="#_x0000_t75" style="width:38.3pt;height:17.75pt" o:ole="">
             <v:imagedata r:id="rId410" o:title=""/>
           </v:shape>
-          <o:OLEObject Type="Embed" ProgID="Equation.AxMath" ShapeID="_x0000_i1208" DrawAspect="Content" ObjectID="_1850799897" r:id="rId411"/>
+          <o:OLEObject Type="Embed" ProgID="Equation.AxMath" ShapeID="_x0000_i1208" DrawAspect="Content" ObjectID="_1850801441" r:id="rId411"/>
         </w:object>
       </w:r>
       <w:r>
@@ -14031,7 +14031,7 @@
           <v:shape id="_x0000_i1209" type="#_x0000_t75" style="width:443.4pt;height:68.8pt" o:ole="">
             <v:imagedata r:id="rId412" o:title=""/>
           </v:shape>
-          <o:OLEObject Type="Embed" ProgID="Equation.AxMath" ShapeID="_x0000_i1209" DrawAspect="Content" ObjectID="_1850799898" r:id="rId413"/>
+          <o:OLEObject Type="Embed" ProgID="Equation.AxMath" ShapeID="_x0000_i1209" DrawAspect="Content" ObjectID="_1850801442" r:id="rId413"/>
         </w:object>
       </w:r>
     </w:p>
@@ -14066,7 +14066,7 @@
           <v:shape id="_x0000_i1210" type="#_x0000_t75" style="width:82.05pt;height:18.25pt" o:ole="">
             <v:imagedata r:id="rId414" o:title=""/>
           </v:shape>
-          <o:OLEObject Type="Embed" ProgID="Equation.AxMath" ShapeID="_x0000_i1210" DrawAspect="Content" ObjectID="_1850799899" r:id="rId415"/>
+          <o:OLEObject Type="Embed" ProgID="Equation.AxMath" ShapeID="_x0000_i1210" DrawAspect="Content" ObjectID="_1850801443" r:id="rId415"/>
         </w:object>
       </w:r>
       <w:r>
@@ -14083,7 +14083,7 @@
           <v:shape id="_x0000_i1211" type="#_x0000_t75" style="width:116.2pt;height:18.25pt" o:ole="">
             <v:imagedata r:id="rId416" o:title=""/>
           </v:shape>
-          <o:OLEObject Type="Embed" ProgID="Equation.AxMath" ShapeID="_x0000_i1211" DrawAspect="Content" ObjectID="_1850799900" r:id="rId417"/>
+          <o:OLEObject Type="Embed" ProgID="Equation.AxMath" ShapeID="_x0000_i1211" DrawAspect="Content" ObjectID="_1850801444" r:id="rId417"/>
         </w:object>
       </w:r>
       <w:r>
@@ -14117,7 +14117,7 @@
           <v:shape id="_x0000_i1212" type="#_x0000_t75" style="width:60.6pt;height:17.75pt" o:ole="">
             <v:imagedata r:id="rId418" o:title=""/>
           </v:shape>
-          <o:OLEObject Type="Embed" ProgID="Equation.AxMath" ShapeID="_x0000_i1212" DrawAspect="Content" ObjectID="_1850799901" r:id="rId419"/>
+          <o:OLEObject Type="Embed" ProgID="Equation.AxMath" ShapeID="_x0000_i1212" DrawAspect="Content" ObjectID="_1850801445" r:id="rId419"/>
         </w:object>
       </w:r>
       <w:r>
@@ -14152,7 +14152,7 @@
           <v:shape id="_x0000_i1213" type="#_x0000_t75" style="width:220.1pt;height:36.45pt" o:ole="">
             <v:imagedata r:id="rId420" o:title=""/>
           </v:shape>
-          <o:OLEObject Type="Embed" ProgID="Equation.AxMath" ShapeID="_x0000_i1213" DrawAspect="Content" ObjectID="_1850799902" r:id="rId421"/>
+          <o:OLEObject Type="Embed" ProgID="Equation.AxMath" ShapeID="_x0000_i1213" DrawAspect="Content" ObjectID="_1850801446" r:id="rId421"/>
         </w:object>
       </w:r>
     </w:p>
@@ -14174,7 +14174,7 @@
           <v:shape id="_x0000_i1214" type="#_x0000_t75" style="width:11.4pt;height:17.75pt" o:ole="">
             <v:imagedata r:id="rId422" o:title=""/>
           </v:shape>
-          <o:OLEObject Type="Embed" ProgID="Equation.AxMath" ShapeID="_x0000_i1214" DrawAspect="Content" ObjectID="_1850799903" r:id="rId423"/>
+          <o:OLEObject Type="Embed" ProgID="Equation.AxMath" ShapeID="_x0000_i1214" DrawAspect="Content" ObjectID="_1850801447" r:id="rId423"/>
         </w:object>
       </w:r>
       <w:r>
@@ -14191,7 +14191,7 @@
           <v:shape id="_x0000_i1215" type="#_x0000_t75" style="width:11.85pt;height:17.75pt" o:ole="">
             <v:imagedata r:id="rId424" o:title=""/>
           </v:shape>
-          <o:OLEObject Type="Embed" ProgID="Equation.AxMath" ShapeID="_x0000_i1215" DrawAspect="Content" ObjectID="_1850799904" r:id="rId425"/>
+          <o:OLEObject Type="Embed" ProgID="Equation.AxMath" ShapeID="_x0000_i1215" DrawAspect="Content" ObjectID="_1850801448" r:id="rId425"/>
         </w:object>
       </w:r>
       <w:r>
@@ -14208,7 +14208,7 @@
           <v:shape id="_x0000_i1216" type="#_x0000_t75" style="width:7.3pt;height:17.75pt" o:ole="">
             <v:imagedata r:id="rId31" o:title=""/>
           </v:shape>
-          <o:OLEObject Type="Embed" ProgID="Equation.AxMath" ShapeID="_x0000_i1216" DrawAspect="Content" ObjectID="_1850799905" r:id="rId426"/>
+          <o:OLEObject Type="Embed" ProgID="Equation.AxMath" ShapeID="_x0000_i1216" DrawAspect="Content" ObjectID="_1850801449" r:id="rId426"/>
         </w:object>
       </w:r>
       <w:r>
@@ -14242,7 +14242,7 @@
           <v:shape id="_x0000_i1217" type="#_x0000_t75" style="width:476.2pt;height:63.35pt" o:ole="">
             <v:imagedata r:id="rId427" o:title=""/>
           </v:shape>
-          <o:OLEObject Type="Embed" ProgID="Equation.AxMath" ShapeID="_x0000_i1217" DrawAspect="Content" ObjectID="_1850799906" r:id="rId428"/>
+          <o:OLEObject Type="Embed" ProgID="Equation.AxMath" ShapeID="_x0000_i1217" DrawAspect="Content" ObjectID="_1850801450" r:id="rId428"/>
         </w:object>
       </w:r>
     </w:p>
@@ -14264,7 +14264,7 @@
           <v:shape id="_x0000_i1218" type="#_x0000_t75" style="width:480.75pt;height:1in" o:ole="">
             <v:imagedata r:id="rId429" o:title=""/>
           </v:shape>
-          <o:OLEObject Type="Embed" ProgID="Equation.AxMath" ShapeID="_x0000_i1218" DrawAspect="Content" ObjectID="_1850799907" r:id="rId430"/>
+          <o:OLEObject Type="Embed" ProgID="Equation.AxMath" ShapeID="_x0000_i1218" DrawAspect="Content" ObjectID="_1850801451" r:id="rId430"/>
         </w:object>
       </w:r>
     </w:p>
@@ -14286,7 +14286,7 @@
           <v:shape id="_x0000_i1219" type="#_x0000_t75" style="width:13.65pt;height:18.25pt" o:ole="">
             <v:imagedata r:id="rId431" o:title=""/>
           </v:shape>
-          <o:OLEObject Type="Embed" ProgID="Equation.AxMath" ShapeID="_x0000_i1219" DrawAspect="Content" ObjectID="_1850799908" r:id="rId432"/>
+          <o:OLEObject Type="Embed" ProgID="Equation.AxMath" ShapeID="_x0000_i1219" DrawAspect="Content" ObjectID="_1850801452" r:id="rId432"/>
         </w:object>
       </w:r>
       <w:r>
@@ -14303,7 +14303,7 @@
           <v:shape id="_x0000_i1220" type="#_x0000_t75" style="width:16.85pt;height:17.75pt" o:ole="">
             <v:imagedata r:id="rId68" o:title=""/>
           </v:shape>
-          <o:OLEObject Type="Embed" ProgID="Equation.AxMath" ShapeID="_x0000_i1220" DrawAspect="Content" ObjectID="_1850799909" r:id="rId433"/>
+          <o:OLEObject Type="Embed" ProgID="Equation.AxMath" ShapeID="_x0000_i1220" DrawAspect="Content" ObjectID="_1850801453" r:id="rId433"/>
         </w:object>
       </w:r>
       <w:r>
@@ -14320,7 +14320,7 @@
           <v:shape id="_x0000_i1221" type="#_x0000_t75" style="width:15.05pt;height:18.25pt" o:ole="">
             <v:imagedata r:id="rId434" o:title=""/>
           </v:shape>
-          <o:OLEObject Type="Embed" ProgID="Equation.AxMath" ShapeID="_x0000_i1221" DrawAspect="Content" ObjectID="_1850799910" r:id="rId435"/>
+          <o:OLEObject Type="Embed" ProgID="Equation.AxMath" ShapeID="_x0000_i1221" DrawAspect="Content" ObjectID="_1850801454" r:id="rId435"/>
         </w:object>
       </w:r>
       <w:r>
@@ -14337,7 +14337,7 @@
           <v:shape id="_x0000_i1222" type="#_x0000_t75" style="width:30.55pt;height:17.75pt" o:ole="">
             <v:imagedata r:id="rId74" o:title=""/>
           </v:shape>
-          <o:OLEObject Type="Embed" ProgID="Equation.AxMath" ShapeID="_x0000_i1222" DrawAspect="Content" ObjectID="_1850799911" r:id="rId436"/>
+          <o:OLEObject Type="Embed" ProgID="Equation.AxMath" ShapeID="_x0000_i1222" DrawAspect="Content" ObjectID="_1850801455" r:id="rId436"/>
         </w:object>
       </w:r>
       <w:r>
@@ -14620,7 +14620,7 @@
           <v:shape id="_x0000_i1223" type="#_x0000_t75" style="width:107.55pt;height:18.7pt" o:ole="">
             <v:imagedata r:id="rId438" o:title=""/>
           </v:shape>
-          <o:OLEObject Type="Embed" ProgID="Equation.AxMath" ShapeID="_x0000_i1223" DrawAspect="Content" ObjectID="_1850799912" r:id="rId439"/>
+          <o:OLEObject Type="Embed" ProgID="Equation.AxMath" ShapeID="_x0000_i1223" DrawAspect="Content" ObjectID="_1850801456" r:id="rId439"/>
         </w:object>
       </w:r>
     </w:p>
@@ -14637,7 +14637,7 @@
           <v:shape id="_x0000_i1224" type="#_x0000_t75" style="width:148.1pt;height:32.8pt" o:ole="">
             <v:imagedata r:id="rId440" o:title=""/>
           </v:shape>
-          <o:OLEObject Type="Embed" ProgID="Equation.AxMath" ShapeID="_x0000_i1224" DrawAspect="Content" ObjectID="_1850799913" r:id="rId441"/>
+          <o:OLEObject Type="Embed" ProgID="Equation.AxMath" ShapeID="_x0000_i1224" DrawAspect="Content" ObjectID="_1850801457" r:id="rId441"/>
         </w:object>
       </w:r>
     </w:p>
@@ -14654,7 +14654,7 @@
           <v:shape id="_x0000_i1225" type="#_x0000_t75" style="width:143.55pt;height:32.8pt" o:ole="">
             <v:imagedata r:id="rId442" o:title=""/>
           </v:shape>
-          <o:OLEObject Type="Embed" ProgID="Equation.AxMath" ShapeID="_x0000_i1225" DrawAspect="Content" ObjectID="_1850799914" r:id="rId443"/>
+          <o:OLEObject Type="Embed" ProgID="Equation.AxMath" ShapeID="_x0000_i1225" DrawAspect="Content" ObjectID="_1850801458" r:id="rId443"/>
         </w:object>
       </w:r>
     </w:p>
@@ -14671,7 +14671,7 @@
           <v:shape id="_x0000_i1226" type="#_x0000_t75" style="width:283.9pt;height:33.25pt" o:ole="">
             <v:imagedata r:id="rId444" o:title=""/>
           </v:shape>
-          <o:OLEObject Type="Embed" ProgID="Equation.AxMath" ShapeID="_x0000_i1226" DrawAspect="Content" ObjectID="_1850799915" r:id="rId445"/>
+          <o:OLEObject Type="Embed" ProgID="Equation.AxMath" ShapeID="_x0000_i1226" DrawAspect="Content" ObjectID="_1850801459" r:id="rId445"/>
         </w:object>
       </w:r>
     </w:p>
@@ -14759,7 +14759,7 @@
           <v:shape id="_x0000_i1227" type="#_x0000_t75" style="width:188.2pt;height:33.25pt" o:ole="">
             <v:imagedata r:id="rId446" o:title=""/>
           </v:shape>
-          <o:OLEObject Type="Embed" ProgID="Equation.AxMath" ShapeID="_x0000_i1227" DrawAspect="Content" ObjectID="_1850799916" r:id="rId447"/>
+          <o:OLEObject Type="Embed" ProgID="Equation.AxMath" ShapeID="_x0000_i1227" DrawAspect="Content" ObjectID="_1850801460" r:id="rId447"/>
         </w:object>
       </w:r>
     </w:p>
@@ -14776,7 +14776,7 @@
           <v:shape id="_x0000_i1228" type="#_x0000_t75" style="width:145.8pt;height:33.25pt" o:ole="">
             <v:imagedata r:id="rId448" o:title=""/>
           </v:shape>
-          <o:OLEObject Type="Embed" ProgID="Equation.AxMath" ShapeID="_x0000_i1228" DrawAspect="Content" ObjectID="_1850799917" r:id="rId449"/>
+          <o:OLEObject Type="Embed" ProgID="Equation.AxMath" ShapeID="_x0000_i1228" DrawAspect="Content" ObjectID="_1850801461" r:id="rId449"/>
         </w:object>
       </w:r>
     </w:p>
@@ -14798,7 +14798,7 @@
           <v:shape id="_x0000_i1229" type="#_x0000_t75" style="width:28.7pt;height:18.7pt" o:ole="">
             <v:imagedata r:id="rId450" o:title=""/>
           </v:shape>
-          <o:OLEObject Type="Embed" ProgID="Equation.AxMath" ShapeID="_x0000_i1229" DrawAspect="Content" ObjectID="_1850799918" r:id="rId451"/>
+          <o:OLEObject Type="Embed" ProgID="Equation.AxMath" ShapeID="_x0000_i1229" DrawAspect="Content" ObjectID="_1850801462" r:id="rId451"/>
         </w:object>
       </w:r>
       <w:r>
@@ -14815,7 +14815,7 @@
           <v:shape id="_x0000_i1230" type="#_x0000_t75" style="width:32.35pt;height:18.7pt" o:ole="">
             <v:imagedata r:id="rId452" o:title=""/>
           </v:shape>
-          <o:OLEObject Type="Embed" ProgID="Equation.AxMath" ShapeID="_x0000_i1230" DrawAspect="Content" ObjectID="_1850799919" r:id="rId453"/>
+          <o:OLEObject Type="Embed" ProgID="Equation.AxMath" ShapeID="_x0000_i1230" DrawAspect="Content" ObjectID="_1850801463" r:id="rId453"/>
         </w:object>
       </w:r>
       <w:r>
@@ -14832,7 +14832,7 @@
           <v:shape id="_x0000_i1231" type="#_x0000_t75" style="width:28.25pt;height:18.7pt" o:ole="">
             <v:imagedata r:id="rId454" o:title=""/>
           </v:shape>
-          <o:OLEObject Type="Embed" ProgID="Equation.AxMath" ShapeID="_x0000_i1231" DrawAspect="Content" ObjectID="_1850799920" r:id="rId455"/>
+          <o:OLEObject Type="Embed" ProgID="Equation.AxMath" ShapeID="_x0000_i1231" DrawAspect="Content" ObjectID="_1850801464" r:id="rId455"/>
         </w:object>
       </w:r>
       <w:r>
@@ -14861,7 +14861,7 @@
           <v:shape id="_x0000_i1232" type="#_x0000_t75" style="width:43.3pt;height:18.7pt" o:ole="">
             <v:imagedata r:id="rId456" o:title=""/>
           </v:shape>
-          <o:OLEObject Type="Embed" ProgID="Equation.AxMath" ShapeID="_x0000_i1232" DrawAspect="Content" ObjectID="_1850799921" r:id="rId457"/>
+          <o:OLEObject Type="Embed" ProgID="Equation.AxMath" ShapeID="_x0000_i1232" DrawAspect="Content" ObjectID="_1850801465" r:id="rId457"/>
         </w:object>
       </w:r>
       <w:r>
@@ -14884,7 +14884,7 @@
           <v:shape id="_x0000_i1233" type="#_x0000_t75" style="width:187.75pt;height:33.25pt" o:ole="">
             <v:imagedata r:id="rId458" o:title=""/>
           </v:shape>
-          <o:OLEObject Type="Embed" ProgID="Equation.AxMath" ShapeID="_x0000_i1233" DrawAspect="Content" ObjectID="_1850799922" r:id="rId459"/>
+          <o:OLEObject Type="Embed" ProgID="Equation.AxMath" ShapeID="_x0000_i1233" DrawAspect="Content" ObjectID="_1850801466" r:id="rId459"/>
         </w:object>
       </w:r>
     </w:p>
@@ -14911,7 +14911,7 @@
           <v:shape id="_x0000_i1234" type="#_x0000_t75" style="width:9.1pt;height:17.75pt" o:ole="">
             <v:imagedata r:id="rId18" o:title=""/>
           </v:shape>
-          <o:OLEObject Type="Embed" ProgID="Equation.AxMath" ShapeID="_x0000_i1234" DrawAspect="Content" ObjectID="_1850799923" r:id="rId460"/>
+          <o:OLEObject Type="Embed" ProgID="Equation.AxMath" ShapeID="_x0000_i1234" DrawAspect="Content" ObjectID="_1850801467" r:id="rId460"/>
         </w:object>
       </w:r>
       <w:r>
@@ -14930,7 +14930,7 @@
           <v:shape id="_x0000_i1235" type="#_x0000_t75" style="width:24.6pt;height:18.25pt" o:ole="">
             <v:imagedata r:id="rId461" o:title=""/>
           </v:shape>
-          <o:OLEObject Type="Embed" ProgID="Equation.AxMath" ShapeID="_x0000_i1235" DrawAspect="Content" ObjectID="_1850799924" r:id="rId462"/>
+          <o:OLEObject Type="Embed" ProgID="Equation.AxMath" ShapeID="_x0000_i1235" DrawAspect="Content" ObjectID="_1850801468" r:id="rId462"/>
         </w:object>
       </w:r>
       <w:r>
@@ -15063,7 +15063,7 @@
           <v:shape id="_x0000_i60421" type="#_x0000_t75" style="width:11.85pt;height:19.15pt" o:ole="">
             <v:imagedata r:id="rId463" o:title=""/>
           </v:shape>
-          <o:OLEObject Type="Embed" ProgID="Equation.AxMath" ShapeID="_x0000_i60421" DrawAspect="Content" ObjectID="_1850799925" r:id="rId464"/>
+          <o:OLEObject Type="Embed" ProgID="Equation.AxMath" ShapeID="_x0000_i60421" DrawAspect="Content" ObjectID="_1850801469" r:id="rId464"/>
         </w:object>
       </w:r>
       <w:r>
@@ -15081,7 +15081,7 @@
           <v:shape id="_x0000_i60422" type="#_x0000_t75" style="width:28.7pt;height:18.25pt" o:ole="">
             <v:imagedata r:id="rId465" o:title=""/>
           </v:shape>
-          <o:OLEObject Type="Embed" ProgID="Equation.AxMath" ShapeID="_x0000_i60422" DrawAspect="Content" ObjectID="_1850799926" r:id="rId466"/>
+          <o:OLEObject Type="Embed" ProgID="Equation.AxMath" ShapeID="_x0000_i60422" DrawAspect="Content" ObjectID="_1850801470" r:id="rId466"/>
         </w:object>
       </w:r>
       <w:r>
@@ -15095,7 +15095,7 @@
           <v:shape id="_x0000_i60423" type="#_x0000_t75" style="width:11.85pt;height:18.25pt" o:ole="">
             <v:imagedata r:id="rId467" o:title=""/>
           </v:shape>
-          <o:OLEObject Type="Embed" ProgID="Equation.AxMath" ShapeID="_x0000_i60423" DrawAspect="Content" ObjectID="_1850799927" r:id="rId468"/>
+          <o:OLEObject Type="Embed" ProgID="Equation.AxMath" ShapeID="_x0000_i60423" DrawAspect="Content" ObjectID="_1850801471" r:id="rId468"/>
         </w:object>
       </w:r>
       <w:r>
@@ -15109,7 +15109,7 @@
           <v:shape id="_x0000_i60424" type="#_x0000_t75" style="width:28.25pt;height:20.05pt" o:ole="">
             <v:imagedata r:id="rId469" o:title=""/>
           </v:shape>
-          <o:OLEObject Type="Embed" ProgID="Equation.AxMath" ShapeID="_x0000_i60424" DrawAspect="Content" ObjectID="_1850799928" r:id="rId470"/>
+          <o:OLEObject Type="Embed" ProgID="Equation.AxMath" ShapeID="_x0000_i60424" DrawAspect="Content" ObjectID="_1850801472" r:id="rId470"/>
         </w:object>
       </w:r>
       <w:r>
@@ -15130,7 +15130,7 @@
           <v:shape id="_x0000_i60425" type="#_x0000_t75" style="width:30.1pt;height:18.25pt" o:ole="">
             <v:imagedata r:id="rId471" o:title=""/>
           </v:shape>
-          <o:OLEObject Type="Embed" ProgID="Equation.AxMath" ShapeID="_x0000_i60425" DrawAspect="Content" ObjectID="_1850799929" r:id="rId472"/>
+          <o:OLEObject Type="Embed" ProgID="Equation.AxMath" ShapeID="_x0000_i60425" DrawAspect="Content" ObjectID="_1850801473" r:id="rId472"/>
         </w:object>
       </w:r>
       <w:r>
@@ -15164,7 +15164,7 @@
           <v:shape id="_x0000_i60426" type="#_x0000_t75" style="width:93.4pt;height:35.1pt" o:ole="">
             <v:imagedata r:id="rId473" o:title=""/>
           </v:shape>
-          <o:OLEObject Type="Embed" ProgID="Equation.AxMath" ShapeID="_x0000_i60426" DrawAspect="Content" ObjectID="_1850799930" r:id="rId474"/>
+          <o:OLEObject Type="Embed" ProgID="Equation.AxMath" ShapeID="_x0000_i60426" DrawAspect="Content" ObjectID="_1850801474" r:id="rId474"/>
         </w:object>
       </w:r>
     </w:p>
@@ -15183,7 +15183,7 @@
           <v:shape id="_x0000_i60427" type="#_x0000_t75" style="width:116.65pt;height:20.05pt" o:ole="">
             <v:imagedata r:id="rId475" o:title=""/>
           </v:shape>
-          <o:OLEObject Type="Embed" ProgID="Equation.AxMath" ShapeID="_x0000_i60427" DrawAspect="Content" ObjectID="_1850799931" r:id="rId476"/>
+          <o:OLEObject Type="Embed" ProgID="Equation.AxMath" ShapeID="_x0000_i60427" DrawAspect="Content" ObjectID="_1850801475" r:id="rId476"/>
         </w:object>
       </w:r>
       <w:r>
@@ -15209,7 +15209,7 @@
           <v:shape id="_x0000_i60428" type="#_x0000_t75" style="width:224.65pt;height:37.8pt" o:ole="">
             <v:imagedata r:id="rId477" o:title=""/>
           </v:shape>
-          <o:OLEObject Type="Embed" ProgID="Equation.AxMath" ShapeID="_x0000_i60428" DrawAspect="Content" ObjectID="_1850799932" r:id="rId478"/>
+          <o:OLEObject Type="Embed" ProgID="Equation.AxMath" ShapeID="_x0000_i60428" DrawAspect="Content" ObjectID="_1850801476" r:id="rId478"/>
         </w:object>
       </w:r>
     </w:p>
@@ -15228,7 +15228,7 @@
           <v:shape id="_x0000_i60429" type="#_x0000_t75" style="width:34.65pt;height:19.6pt" o:ole="">
             <v:imagedata r:id="rId479" o:title=""/>
           </v:shape>
-          <o:OLEObject Type="Embed" ProgID="Equation.AxMath" ShapeID="_x0000_i60429" DrawAspect="Content" ObjectID="_1850799933" r:id="rId480"/>
+          <o:OLEObject Type="Embed" ProgID="Equation.AxMath" ShapeID="_x0000_i60429" DrawAspect="Content" ObjectID="_1850801477" r:id="rId480"/>
         </w:object>
       </w:r>
       <w:r>
@@ -15273,7 +15273,7 @@
           <v:shape id="_x0000_i60430" type="#_x0000_t75" style="width:156.3pt;height:32.8pt" o:ole="">
             <v:imagedata r:id="rId481" o:title=""/>
           </v:shape>
-          <o:OLEObject Type="Embed" ProgID="Equation.AxMath" ShapeID="_x0000_i60430" DrawAspect="Content" ObjectID="_1850799934" r:id="rId482"/>
+          <o:OLEObject Type="Embed" ProgID="Equation.AxMath" ShapeID="_x0000_i60430" DrawAspect="Content" ObjectID="_1850801478" r:id="rId482"/>
         </w:object>
       </w:r>
     </w:p>
@@ -15290,7 +15290,7 @@
           <v:shape id="_x0000_i60431" type="#_x0000_t75" style="width:162.7pt;height:32.8pt" o:ole="">
             <v:imagedata r:id="rId483" o:title=""/>
           </v:shape>
-          <o:OLEObject Type="Embed" ProgID="Equation.AxMath" ShapeID="_x0000_i60431" DrawAspect="Content" ObjectID="_1850799935" r:id="rId484"/>
+          <o:OLEObject Type="Embed" ProgID="Equation.AxMath" ShapeID="_x0000_i60431" DrawAspect="Content" ObjectID="_1850801479" r:id="rId484"/>
         </w:object>
       </w:r>
     </w:p>
@@ -15324,7 +15324,7 @@
           <v:shape id="_x0000_i60432" type="#_x0000_t75" style="width:87.95pt;height:18.25pt" o:ole="">
             <v:imagedata r:id="rId485" o:title=""/>
           </v:shape>
-          <o:OLEObject Type="Embed" ProgID="Equation.AxMath" ShapeID="_x0000_i60432" DrawAspect="Content" ObjectID="_1850799936" r:id="rId486"/>
+          <o:OLEObject Type="Embed" ProgID="Equation.AxMath" ShapeID="_x0000_i60432" DrawAspect="Content" ObjectID="_1850801480" r:id="rId486"/>
         </w:object>
       </w:r>
     </w:p>
@@ -15357,7 +15357,7 @@
           <v:shape id="_x0000_i60433" type="#_x0000_t75" style="width:302.6pt;height:19.15pt" o:ole="">
             <v:imagedata r:id="rId487" o:title=""/>
           </v:shape>
-          <o:OLEObject Type="Embed" ProgID="Equation.AxMath" ShapeID="_x0000_i60433" DrawAspect="Content" ObjectID="_1850799937" r:id="rId488"/>
+          <o:OLEObject Type="Embed" ProgID="Equation.AxMath" ShapeID="_x0000_i60433" DrawAspect="Content" ObjectID="_1850801481" r:id="rId488"/>
         </w:object>
       </w:r>
     </w:p>
@@ -15376,7 +15376,7 @@
           <v:shape id="_x0000_i60434" type="#_x0000_t75" style="width:6.4pt;height:17.75pt" o:ole="">
             <v:imagedata r:id="rId179" o:title=""/>
           </v:shape>
-          <o:OLEObject Type="Embed" ProgID="Equation.AxMath" ShapeID="_x0000_i60434" DrawAspect="Content" ObjectID="_1850799938" r:id="rId489"/>
+          <o:OLEObject Type="Embed" ProgID="Equation.AxMath" ShapeID="_x0000_i60434" DrawAspect="Content" ObjectID="_1850801482" r:id="rId489"/>
         </w:object>
       </w:r>
       <w:r>
@@ -15446,7 +15446,7 @@
                 <v:shape id="_x0000_i60435" type="#_x0000_t75" style="width:154.95pt;height:32.8pt" o:ole="">
                   <v:imagedata r:id="rId490" o:title=""/>
                 </v:shape>
-                <o:OLEObject Type="Embed" ProgID="Equation.AxMath" ShapeID="_x0000_i60435" DrawAspect="Content" ObjectID="_1850799939" r:id="rId491"/>
+                <o:OLEObject Type="Embed" ProgID="Equation.AxMath" ShapeID="_x0000_i60435" DrawAspect="Content" ObjectID="_1850801483" r:id="rId491"/>
               </w:object>
             </w:r>
           </w:p>
@@ -15472,7 +15472,7 @@
                 <v:shape id="_x0000_i60436" type="#_x0000_t75" style="width:129.4pt;height:32.8pt" o:ole="">
                   <v:imagedata r:id="rId492" o:title=""/>
                 </v:shape>
-                <o:OLEObject Type="Embed" ProgID="Equation.AxMath" ShapeID="_x0000_i60436" DrawAspect="Content" ObjectID="_1850799940" r:id="rId493"/>
+                <o:OLEObject Type="Embed" ProgID="Equation.AxMath" ShapeID="_x0000_i60436" DrawAspect="Content" ObjectID="_1850801484" r:id="rId493"/>
               </w:object>
             </w:r>
           </w:p>
@@ -15583,7 +15583,7 @@
           <v:shape id="_x0000_i60437" type="#_x0000_t75" style="width:81.55pt;height:36.45pt" o:ole="">
             <v:imagedata r:id="rId253" o:title=""/>
           </v:shape>
-          <o:OLEObject Type="Embed" ProgID="Equation.AxMath" ShapeID="_x0000_i60437" DrawAspect="Content" ObjectID="_1850799941" r:id="rId494"/>
+          <o:OLEObject Type="Embed" ProgID="Equation.AxMath" ShapeID="_x0000_i60437" DrawAspect="Content" ObjectID="_1850801485" r:id="rId494"/>
         </w:object>
       </w:r>
     </w:p>
@@ -15617,7 +15617,7 @@
           <v:shape id="_x0000_i60438" type="#_x0000_t75" style="width:70.65pt;height:32.8pt" o:ole="">
             <v:imagedata r:id="rId255" o:title=""/>
           </v:shape>
-          <o:OLEObject Type="Embed" ProgID="Equation.AxMath" ShapeID="_x0000_i60438" DrawAspect="Content" ObjectID="_1850799942" r:id="rId495"/>
+          <o:OLEObject Type="Embed" ProgID="Equation.AxMath" ShapeID="_x0000_i60438" DrawAspect="Content" ObjectID="_1850801486" r:id="rId495"/>
         </w:object>
       </w:r>
     </w:p>
@@ -15651,7 +15651,7 @@
           <v:shape id="_x0000_i60439" type="#_x0000_t75" style="width:36.9pt;height:20.05pt" o:ole="">
             <v:imagedata r:id="rId496" o:title=""/>
           </v:shape>
-          <o:OLEObject Type="Embed" ProgID="Equation.AxMath" ShapeID="_x0000_i60439" DrawAspect="Content" ObjectID="_1850799943" r:id="rId497"/>
+          <o:OLEObject Type="Embed" ProgID="Equation.AxMath" ShapeID="_x0000_i60439" DrawAspect="Content" ObjectID="_1850801487" r:id="rId497"/>
         </w:object>
       </w:r>
       <w:r>
@@ -15665,7 +15665,7 @@
           <v:shape id="_x0000_i60440" type="#_x0000_t75" style="width:28.25pt;height:19.15pt" o:ole="">
             <v:imagedata r:id="rId498" o:title=""/>
           </v:shape>
-          <o:OLEObject Type="Embed" ProgID="Equation.AxMath" ShapeID="_x0000_i60440" DrawAspect="Content" ObjectID="_1850799944" r:id="rId499"/>
+          <o:OLEObject Type="Embed" ProgID="Equation.AxMath" ShapeID="_x0000_i60440" DrawAspect="Content" ObjectID="_1850801488" r:id="rId499"/>
         </w:object>
       </w:r>
       <w:r>
@@ -15679,7 +15679,7 @@
           <v:shape id="_x0000_i60441" type="#_x0000_t75" style="width:11.85pt;height:19.15pt" o:ole="">
             <v:imagedata r:id="rId500" o:title=""/>
           </v:shape>
-          <o:OLEObject Type="Embed" ProgID="Equation.AxMath" ShapeID="_x0000_i60441" DrawAspect="Content" ObjectID="_1850799945" r:id="rId501"/>
+          <o:OLEObject Type="Embed" ProgID="Equation.AxMath" ShapeID="_x0000_i60441" DrawAspect="Content" ObjectID="_1850801489" r:id="rId501"/>
         </w:object>
       </w:r>
       <w:r>
@@ -15693,7 +15693,7 @@
           <v:shape id="_x0000_i60442" type="#_x0000_t75" style="width:18.25pt;height:19.15pt" o:ole="">
             <v:imagedata r:id="rId502" o:title=""/>
           </v:shape>
-          <o:OLEObject Type="Embed" ProgID="Equation.AxMath" ShapeID="_x0000_i60442" DrawAspect="Content" ObjectID="_1850799946" r:id="rId503"/>
+          <o:OLEObject Type="Embed" ProgID="Equation.AxMath" ShapeID="_x0000_i60442" DrawAspect="Content" ObjectID="_1850801490" r:id="rId503"/>
         </w:object>
       </w:r>
       <w:r>
@@ -15707,7 +15707,7 @@
           <v:shape id="_x0000_i60443" type="#_x0000_t75" style="width:11.4pt;height:19.15pt" o:ole="">
             <v:imagedata r:id="rId504" o:title=""/>
           </v:shape>
-          <o:OLEObject Type="Embed" ProgID="Equation.AxMath" ShapeID="_x0000_i60443" DrawAspect="Content" ObjectID="_1850799947" r:id="rId505"/>
+          <o:OLEObject Type="Embed" ProgID="Equation.AxMath" ShapeID="_x0000_i60443" DrawAspect="Content" ObjectID="_1850801491" r:id="rId505"/>
         </w:object>
       </w:r>
       <w:r>
@@ -15721,7 +15721,7 @@
           <v:shape id="_x0000_i60444" type="#_x0000_t75" style="width:15.05pt;height:19.15pt" o:ole="">
             <v:imagedata r:id="rId506" o:title=""/>
           </v:shape>
-          <o:OLEObject Type="Embed" ProgID="Equation.AxMath" ShapeID="_x0000_i60444" DrawAspect="Content" ObjectID="_1850799948" r:id="rId507"/>
+          <o:OLEObject Type="Embed" ProgID="Equation.AxMath" ShapeID="_x0000_i60444" DrawAspect="Content" ObjectID="_1850801492" r:id="rId507"/>
         </w:object>
       </w:r>
       <w:r>
@@ -15741,7 +15741,7 @@
           <v:shape id="_x0000_i60445" type="#_x0000_t75" style="width:54.7pt;height:37.8pt" o:ole="">
             <v:imagedata r:id="rId508" o:title=""/>
           </v:shape>
-          <o:OLEObject Type="Embed" ProgID="Equation.AxMath" ShapeID="_x0000_i60445" DrawAspect="Content" ObjectID="_1850799949" r:id="rId509"/>
+          <o:OLEObject Type="Embed" ProgID="Equation.AxMath" ShapeID="_x0000_i60445" DrawAspect="Content" ObjectID="_1850801493" r:id="rId509"/>
         </w:object>
       </w:r>
     </w:p>
@@ -15772,7 +15772,7 @@
           <v:shape id="_x0000_i71686" type="#_x0000_t75" style="width:256.1pt;height:33.7pt" o:ole="">
             <v:imagedata r:id="rId510" o:title=""/>
           </v:shape>
-          <o:OLEObject Type="Embed" ProgID="Equation.AxMath" ShapeID="_x0000_i71686" DrawAspect="Content" ObjectID="_1850799950" r:id="rId511"/>
+          <o:OLEObject Type="Embed" ProgID="Equation.AxMath" ShapeID="_x0000_i71686" DrawAspect="Content" ObjectID="_1850801494" r:id="rId511"/>
         </w:object>
       </w:r>
     </w:p>
@@ -15791,7 +15791,7 @@
           <v:shape id="_x0000_i71682" type="#_x0000_t75" style="width:54.25pt;height:32.8pt" o:ole="">
             <v:imagedata r:id="rId512" o:title=""/>
           </v:shape>
-          <o:OLEObject Type="Embed" ProgID="Equation.AxMath" ShapeID="_x0000_i71682" DrawAspect="Content" ObjectID="_1850799951" r:id="rId513"/>
+          <o:OLEObject Type="Embed" ProgID="Equation.AxMath" ShapeID="_x0000_i71682" DrawAspect="Content" ObjectID="_1850801495" r:id="rId513"/>
         </w:object>
       </w:r>
       <w:r>
@@ -15805,7 +15805,7 @@
           <v:shape id="_x0000_i71684" type="#_x0000_t75" style="width:54.25pt;height:32.8pt" o:ole="">
             <v:imagedata r:id="rId514" o:title=""/>
           </v:shape>
-          <o:OLEObject Type="Embed" ProgID="Equation.AxMath" ShapeID="_x0000_i71684" DrawAspect="Content" ObjectID="_1850799952" r:id="rId515"/>
+          <o:OLEObject Type="Embed" ProgID="Equation.AxMath" ShapeID="_x0000_i71684" DrawAspect="Content" ObjectID="_1850801496" r:id="rId515"/>
         </w:object>
       </w:r>
       <w:r>
@@ -15825,7 +15825,7 @@
           <v:shape id="_x0000_i60449" type="#_x0000_t75" style="width:119.85pt;height:37.8pt" o:ole="">
             <v:imagedata r:id="rId516" o:title=""/>
           </v:shape>
-          <o:OLEObject Type="Embed" ProgID="Equation.AxMath" ShapeID="_x0000_i60449" DrawAspect="Content" ObjectID="_1850799953" r:id="rId517"/>
+          <o:OLEObject Type="Embed" ProgID="Equation.AxMath" ShapeID="_x0000_i60449" DrawAspect="Content" ObjectID="_1850801497" r:id="rId517"/>
         </w:object>
       </w:r>
     </w:p>
@@ -15850,7 +15850,7 @@
           <v:shape id="_x0000_i60450" type="#_x0000_t75" style="width:145.8pt;height:35.1pt" o:ole="">
             <v:imagedata r:id="rId518" o:title=""/>
           </v:shape>
-          <o:OLEObject Type="Embed" ProgID="Equation.AxMath" ShapeID="_x0000_i60450" DrawAspect="Content" ObjectID="_1850799954" r:id="rId519"/>
+          <o:OLEObject Type="Embed" ProgID="Equation.AxMath" ShapeID="_x0000_i60450" DrawAspect="Content" ObjectID="_1850801498" r:id="rId519"/>
         </w:object>
       </w:r>
     </w:p>
@@ -15875,7 +15875,7 @@
           <v:shape id="_x0000_i71688" type="#_x0000_t75" style="width:241.95pt;height:18.7pt" o:ole="">
             <v:imagedata r:id="rId520" o:title=""/>
           </v:shape>
-          <o:OLEObject Type="Embed" ProgID="Equation.AxMath" ShapeID="_x0000_i71688" DrawAspect="Content" ObjectID="_1850799955" r:id="rId521"/>
+          <o:OLEObject Type="Embed" ProgID="Equation.AxMath" ShapeID="_x0000_i71688" DrawAspect="Content" ObjectID="_1850801499" r:id="rId521"/>
         </w:object>
       </w:r>
     </w:p>
@@ -15900,7 +15900,7 @@
           <v:shape id="_x0000_i71690" type="#_x0000_t75" style="width:127.6pt;height:34.2pt" o:ole="">
             <v:imagedata r:id="rId522" o:title=""/>
           </v:shape>
-          <o:OLEObject Type="Embed" ProgID="Equation.AxMath" ShapeID="_x0000_i71690" DrawAspect="Content" ObjectID="_1850799956" r:id="rId523"/>
+          <o:OLEObject Type="Embed" ProgID="Equation.AxMath" ShapeID="_x0000_i71690" DrawAspect="Content" ObjectID="_1850801500" r:id="rId523"/>
         </w:object>
       </w:r>
     </w:p>
@@ -15919,7 +15919,7 @@
           <v:shape id="_x0000_i60453" type="#_x0000_t75" style="width:13.65pt;height:19.15pt" o:ole="">
             <v:imagedata r:id="rId524" o:title=""/>
           </v:shape>
-          <o:OLEObject Type="Embed" ProgID="Equation.AxMath" ShapeID="_x0000_i60453" DrawAspect="Content" ObjectID="_1850799957" r:id="rId525"/>
+          <o:OLEObject Type="Embed" ProgID="Equation.AxMath" ShapeID="_x0000_i60453" DrawAspect="Content" ObjectID="_1850801501" r:id="rId525"/>
         </w:object>
       </w:r>
       <w:r>
@@ -15933,7 +15933,7 @@
           <v:shape id="_x0000_i60454" type="#_x0000_t75" style="width:6.85pt;height:19.15pt" o:ole="">
             <v:imagedata r:id="rId265" o:title=""/>
           </v:shape>
-          <o:OLEObject Type="Embed" ProgID="Equation.AxMath" ShapeID="_x0000_i60454" DrawAspect="Content" ObjectID="_1850799958" r:id="rId526"/>
+          <o:OLEObject Type="Embed" ProgID="Equation.AxMath" ShapeID="_x0000_i60454" DrawAspect="Content" ObjectID="_1850801502" r:id="rId526"/>
         </w:object>
       </w:r>
       <w:r>
@@ -15947,7 +15947,7 @@
           <v:shape id="_x0000_i60455" type="#_x0000_t75" style="width:50.6pt;height:19.15pt" o:ole="">
             <v:imagedata r:id="rId527" o:title=""/>
           </v:shape>
-          <o:OLEObject Type="Embed" ProgID="Equation.AxMath" ShapeID="_x0000_i60455" DrawAspect="Content" ObjectID="_1850799959" r:id="rId528"/>
+          <o:OLEObject Type="Embed" ProgID="Equation.AxMath" ShapeID="_x0000_i60455" DrawAspect="Content" ObjectID="_1850801503" r:id="rId528"/>
         </w:object>
       </w:r>
       <w:r>
@@ -15961,7 +15961,7 @@
           <v:shape id="_x0000_i60456" type="#_x0000_t75" style="width:13.65pt;height:19.15pt" o:ole="">
             <v:imagedata r:id="rId529" o:title=""/>
           </v:shape>
-          <o:OLEObject Type="Embed" ProgID="Equation.AxMath" ShapeID="_x0000_i60456" DrawAspect="Content" ObjectID="_1850799960" r:id="rId530"/>
+          <o:OLEObject Type="Embed" ProgID="Equation.AxMath" ShapeID="_x0000_i60456" DrawAspect="Content" ObjectID="_1850801504" r:id="rId530"/>
         </w:object>
       </w:r>
       <w:r>
@@ -15975,7 +15975,7 @@
           <v:shape id="_x0000_i71696" type="#_x0000_t75" style="width:26.45pt;height:33.25pt" o:ole="">
             <v:imagedata r:id="rId531" o:title=""/>
           </v:shape>
-          <o:OLEObject Type="Embed" ProgID="Equation.AxMath" ShapeID="_x0000_i71696" DrawAspect="Content" ObjectID="_1850799961" r:id="rId532"/>
+          <o:OLEObject Type="Embed" ProgID="Equation.AxMath" ShapeID="_x0000_i71696" DrawAspect="Content" ObjectID="_1850801505" r:id="rId532"/>
         </w:object>
       </w:r>
       <w:r>
@@ -15989,7 +15989,7 @@
           <v:shape id="_x0000_i60458" type="#_x0000_t75" style="width:10.05pt;height:19.15pt" o:ole="">
             <v:imagedata r:id="rId533" o:title=""/>
           </v:shape>
-          <o:OLEObject Type="Embed" ProgID="Equation.AxMath" ShapeID="_x0000_i60458" DrawAspect="Content" ObjectID="_1850799962" r:id="rId534"/>
+          <o:OLEObject Type="Embed" ProgID="Equation.AxMath" ShapeID="_x0000_i60458" DrawAspect="Content" ObjectID="_1850801506" r:id="rId534"/>
         </w:object>
       </w:r>
       <w:r>
@@ -16035,7 +16035,7 @@
           <v:shape id="_x0000_i60459" type="#_x0000_t75" style="width:20.5pt;height:19.15pt" o:ole="">
             <v:imagedata r:id="rId535" o:title=""/>
           </v:shape>
-          <o:OLEObject Type="Embed" ProgID="Equation.AxMath" ShapeID="_x0000_i60459" DrawAspect="Content" ObjectID="_1850799963" r:id="rId536"/>
+          <o:OLEObject Type="Embed" ProgID="Equation.AxMath" ShapeID="_x0000_i60459" DrawAspect="Content" ObjectID="_1850801507" r:id="rId536"/>
         </w:object>
       </w:r>
       <w:r>
@@ -16056,7 +16056,7 @@
           <v:shape id="_x0000_i60460" type="#_x0000_t75" style="width:30.1pt;height:18.25pt" o:ole="">
             <v:imagedata r:id="rId471" o:title=""/>
           </v:shape>
-          <o:OLEObject Type="Embed" ProgID="Equation.AxMath" ShapeID="_x0000_i60460" DrawAspect="Content" ObjectID="_1850799964" r:id="rId537"/>
+          <o:OLEObject Type="Embed" ProgID="Equation.AxMath" ShapeID="_x0000_i60460" DrawAspect="Content" ObjectID="_1850801508" r:id="rId537"/>
         </w:object>
       </w:r>
       <w:r>
@@ -16080,7 +16080,7 @@
           <v:shape id="_x0000_i71698" type="#_x0000_t75" style="width:273.4pt;height:33.25pt" o:ole="">
             <v:imagedata r:id="rId538" o:title=""/>
           </v:shape>
-          <o:OLEObject Type="Embed" ProgID="Equation.AxMath" ShapeID="_x0000_i71698" DrawAspect="Content" ObjectID="_1850799965" r:id="rId539"/>
+          <o:OLEObject Type="Embed" ProgID="Equation.AxMath" ShapeID="_x0000_i71698" DrawAspect="Content" ObjectID="_1850801509" r:id="rId539"/>
         </w:object>
       </w:r>
     </w:p>
@@ -16099,7 +16099,7 @@
           <v:shape id="_x0000_i60462" type="#_x0000_t75" style="width:86.15pt;height:19.15pt" o:ole="">
             <v:imagedata r:id="rId540" o:title=""/>
           </v:shape>
-          <o:OLEObject Type="Embed" ProgID="Equation.AxMath" ShapeID="_x0000_i60462" DrawAspect="Content" ObjectID="_1850799966" r:id="rId541"/>
+          <o:OLEObject Type="Embed" ProgID="Equation.AxMath" ShapeID="_x0000_i60462" DrawAspect="Content" ObjectID="_1850801510" r:id="rId541"/>
         </w:object>
       </w:r>
       <w:r>
@@ -16125,7 +16125,7 @@
           <v:shape id="_x0000_i60463" type="#_x0000_t75" style="width:177.7pt;height:36.45pt" o:ole="">
             <v:imagedata r:id="rId542" o:title=""/>
           </v:shape>
-          <o:OLEObject Type="Embed" ProgID="Equation.AxMath" ShapeID="_x0000_i60463" DrawAspect="Content" ObjectID="_1850799967" r:id="rId543"/>
+          <o:OLEObject Type="Embed" ProgID="Equation.AxMath" ShapeID="_x0000_i60463" DrawAspect="Content" ObjectID="_1850801511" r:id="rId543"/>
         </w:object>
       </w:r>
     </w:p>
@@ -16144,7 +16144,7 @@
           <v:shape id="_x0000_i60464" type="#_x0000_t75" style="width:20.5pt;height:19.15pt" o:ole="">
             <v:imagedata r:id="rId535" o:title=""/>
           </v:shape>
-          <o:OLEObject Type="Embed" ProgID="Equation.AxMath" ShapeID="_x0000_i60464" DrawAspect="Content" ObjectID="_1850799968" r:id="rId544"/>
+          <o:OLEObject Type="Embed" ProgID="Equation.AxMath" ShapeID="_x0000_i60464" DrawAspect="Content" ObjectID="_1850801512" r:id="rId544"/>
         </w:object>
       </w:r>
       <w:r>
@@ -16166,7 +16166,7 @@
           <v:shape id="_x0000_i60465" type="#_x0000_t75" style="width:20.5pt;height:19.15pt" o:ole="">
             <v:imagedata r:id="rId545" o:title=""/>
           </v:shape>
-          <o:OLEObject Type="Embed" ProgID="Equation.AxMath" ShapeID="_x0000_i60465" DrawAspect="Content" ObjectID="_1850799969" r:id="rId546"/>
+          <o:OLEObject Type="Embed" ProgID="Equation.AxMath" ShapeID="_x0000_i60465" DrawAspect="Content" ObjectID="_1850801513" r:id="rId546"/>
         </w:object>
       </w:r>
       <w:r>
@@ -16186,7 +16186,7 @@
           <v:shape id="_x0000_i60466" type="#_x0000_t75" style="width:93.4pt;height:35.1pt" o:ole="">
             <v:imagedata r:id="rId473" o:title=""/>
           </v:shape>
-          <o:OLEObject Type="Embed" ProgID="Equation.AxMath" ShapeID="_x0000_i60466" DrawAspect="Content" ObjectID="_1850799970" r:id="rId547"/>
+          <o:OLEObject Type="Embed" ProgID="Equation.AxMath" ShapeID="_x0000_i60466" DrawAspect="Content" ObjectID="_1850801514" r:id="rId547"/>
         </w:object>
       </w:r>
     </w:p>
@@ -16211,7 +16211,7 @@
           <v:shape id="_x0000_i71700" type="#_x0000_t75" style="width:343.6pt;height:33.25pt" o:ole="">
             <v:imagedata r:id="rId548" o:title=""/>
           </v:shape>
-          <o:OLEObject Type="Embed" ProgID="Equation.AxMath" ShapeID="_x0000_i71700" DrawAspect="Content" ObjectID="_1850799971" r:id="rId549"/>
+          <o:OLEObject Type="Embed" ProgID="Equation.AxMath" ShapeID="_x0000_i71700" DrawAspect="Content" ObjectID="_1850801515" r:id="rId549"/>
         </w:object>
       </w:r>
     </w:p>
@@ -16230,7 +16230,7 @@
           <v:shape id="_x0000_i60468" type="#_x0000_t75" style="width:28.25pt;height:20.05pt" o:ole="">
             <v:imagedata r:id="rId550" o:title=""/>
           </v:shape>
-          <o:OLEObject Type="Embed" ProgID="Equation.AxMath" ShapeID="_x0000_i60468" DrawAspect="Content" ObjectID="_1850799972" r:id="rId551"/>
+          <o:OLEObject Type="Embed" ProgID="Equation.AxMath" ShapeID="_x0000_i60468" DrawAspect="Content" ObjectID="_1850801516" r:id="rId551"/>
         </w:object>
       </w:r>
       <w:r>
@@ -16244,7 +16244,7 @@
           <v:shape id="_x0000_i60469" type="#_x0000_t75" style="width:15.95pt;height:19.6pt" o:ole="">
             <v:imagedata r:id="rId552" o:title=""/>
           </v:shape>
-          <o:OLEObject Type="Embed" ProgID="Equation.AxMath" ShapeID="_x0000_i60469" DrawAspect="Content" ObjectID="_1850799973" r:id="rId553"/>
+          <o:OLEObject Type="Embed" ProgID="Equation.AxMath" ShapeID="_x0000_i60469" DrawAspect="Content" ObjectID="_1850801517" r:id="rId553"/>
         </w:object>
       </w:r>
       <w:r>
@@ -16258,7 +16258,7 @@
           <v:shape id="_x0000_i60470" type="#_x0000_t75" style="width:22.35pt;height:19.15pt" o:ole="">
             <v:imagedata r:id="rId554" o:title=""/>
           </v:shape>
-          <o:OLEObject Type="Embed" ProgID="Equation.AxMath" ShapeID="_x0000_i60470" DrawAspect="Content" ObjectID="_1850799974" r:id="rId555"/>
+          <o:OLEObject Type="Embed" ProgID="Equation.AxMath" ShapeID="_x0000_i60470" DrawAspect="Content" ObjectID="_1850801518" r:id="rId555"/>
         </w:object>
       </w:r>
       <w:r>
@@ -16272,7 +16272,7 @@
           <v:shape id="_x0000_i60471" type="#_x0000_t75" style="width:13.65pt;height:19.15pt" o:ole="">
             <v:imagedata r:id="rId529" o:title=""/>
           </v:shape>
-          <o:OLEObject Type="Embed" ProgID="Equation.AxMath" ShapeID="_x0000_i60471" DrawAspect="Content" ObjectID="_1850799975" r:id="rId556"/>
+          <o:OLEObject Type="Embed" ProgID="Equation.AxMath" ShapeID="_x0000_i60471" DrawAspect="Content" ObjectID="_1850801519" r:id="rId556"/>
         </w:object>
       </w:r>
       <w:r>
@@ -16295,7 +16295,7 @@
           <v:shape id="_x0000_i60472" type="#_x0000_t75" style="width:164.95pt;height:106.65pt" o:ole="">
             <v:imagedata r:id="rId557" o:title=""/>
           </v:shape>
-          <o:OLEObject Type="Embed" ProgID="Equation.AxMath" ShapeID="_x0000_i60472" DrawAspect="Content" ObjectID="_1850799976" r:id="rId558"/>
+          <o:OLEObject Type="Embed" ProgID="Equation.AxMath" ShapeID="_x0000_i60472" DrawAspect="Content" ObjectID="_1850801520" r:id="rId558"/>
         </w:object>
       </w:r>
     </w:p>
@@ -16314,7 +16314,7 @@
           <v:shape id="_x0000_i60473" type="#_x0000_t75" style="width:20.5pt;height:19.15pt" o:ole="">
             <v:imagedata r:id="rId559" o:title=""/>
           </v:shape>
-          <o:OLEObject Type="Embed" ProgID="Equation.AxMath" ShapeID="_x0000_i60473" DrawAspect="Content" ObjectID="_1850799977" r:id="rId560"/>
+          <o:OLEObject Type="Embed" ProgID="Equation.AxMath" ShapeID="_x0000_i60473" DrawAspect="Content" ObjectID="_1850801521" r:id="rId560"/>
         </w:object>
       </w:r>
       <w:r>
@@ -16328,7 +16328,7 @@
           <v:shape id="_x0000_i60474" type="#_x0000_t75" style="width:84.3pt;height:19.15pt" o:ole="">
             <v:imagedata r:id="rId561" o:title=""/>
           </v:shape>
-          <o:OLEObject Type="Embed" ProgID="Equation.AxMath" ShapeID="_x0000_i60474" DrawAspect="Content" ObjectID="_1850799978" r:id="rId562"/>
+          <o:OLEObject Type="Embed" ProgID="Equation.AxMath" ShapeID="_x0000_i60474" DrawAspect="Content" ObjectID="_1850801522" r:id="rId562"/>
         </w:object>
       </w:r>
       <w:r>
@@ -16393,7 +16393,7 @@
           <v:shape id="_x0000_i60475" type="#_x0000_t75" style="width:96.6pt;height:35.1pt" o:ole="">
             <v:imagedata r:id="rId563" o:title=""/>
           </v:shape>
-          <o:OLEObject Type="Embed" ProgID="Equation.AxMath" ShapeID="_x0000_i60475" DrawAspect="Content" ObjectID="_1850799979" r:id="rId564"/>
+          <o:OLEObject Type="Embed" ProgID="Equation.AxMath" ShapeID="_x0000_i60475" DrawAspect="Content" ObjectID="_1850801523" r:id="rId564"/>
         </w:object>
       </w:r>
     </w:p>
@@ -16421,7 +16421,7 @@
           <v:shape id="_x0000_i60476" type="#_x0000_t75" style="width:38.3pt;height:20.05pt" o:ole="">
             <v:imagedata r:id="rId565" o:title=""/>
           </v:shape>
-          <o:OLEObject Type="Embed" ProgID="Equation.AxMath" ShapeID="_x0000_i60476" DrawAspect="Content" ObjectID="_1850799980" r:id="rId566"/>
+          <o:OLEObject Type="Embed" ProgID="Equation.AxMath" ShapeID="_x0000_i60476" DrawAspect="Content" ObjectID="_1850801524" r:id="rId566"/>
         </w:object>
       </w:r>
       <w:r>
@@ -16435,7 +16435,7 @@
           <v:shape id="_x0000_i60477" type="#_x0000_t75" style="width:1in;height:20.05pt" o:ole="">
             <v:imagedata r:id="rId567" o:title=""/>
           </v:shape>
-          <o:OLEObject Type="Embed" ProgID="Equation.AxMath" ShapeID="_x0000_i60477" DrawAspect="Content" ObjectID="_1850799981" r:id="rId568"/>
+          <o:OLEObject Type="Embed" ProgID="Equation.AxMath" ShapeID="_x0000_i60477" DrawAspect="Content" ObjectID="_1850801525" r:id="rId568"/>
         </w:object>
       </w:r>
       <w:r>
@@ -16469,7 +16469,7 @@
           <v:shape id="_x0000_i60478" type="#_x0000_t75" style="width:149pt;height:19.6pt" o:ole="">
             <v:imagedata r:id="rId569" o:title=""/>
           </v:shape>
-          <o:OLEObject Type="Embed" ProgID="Equation.AxMath" ShapeID="_x0000_i60478" DrawAspect="Content" ObjectID="_1850799982" r:id="rId570"/>
+          <o:OLEObject Type="Embed" ProgID="Equation.AxMath" ShapeID="_x0000_i60478" DrawAspect="Content" ObjectID="_1850801526" r:id="rId570"/>
         </w:object>
       </w:r>
       <w:r>
@@ -16489,7 +16489,7 @@
           <v:shape id="_x0000_i93916" type="#_x0000_t75" style="width:449.3pt;height:34.2pt" o:ole="">
             <v:imagedata r:id="rId571" o:title=""/>
           </v:shape>
-          <o:OLEObject Type="Embed" ProgID="Equation.AxMath" ShapeID="_x0000_i93916" DrawAspect="Content" ObjectID="_1850799983" r:id="rId572"/>
+          <o:OLEObject Type="Embed" ProgID="Equation.AxMath" ShapeID="_x0000_i93916" DrawAspect="Content" ObjectID="_1850801527" r:id="rId572"/>
         </w:object>
       </w:r>
     </w:p>
@@ -16514,7 +16514,7 @@
           <v:shape id="_x0000_i60480" type="#_x0000_t75" style="width:169.05pt;height:36.45pt" o:ole="">
             <v:imagedata r:id="rId573" o:title=""/>
           </v:shape>
-          <o:OLEObject Type="Embed" ProgID="Equation.AxMath" ShapeID="_x0000_i60480" DrawAspect="Content" ObjectID="_1850799984" r:id="rId574"/>
+          <o:OLEObject Type="Embed" ProgID="Equation.AxMath" ShapeID="_x0000_i60480" DrawAspect="Content" ObjectID="_1850801528" r:id="rId574"/>
         </w:object>
       </w:r>
     </w:p>
@@ -16533,7 +16533,7 @@
           <v:shape id="_x0000_i60481" type="#_x0000_t75" style="width:20.5pt;height:19.15pt" o:ole="">
             <v:imagedata r:id="rId559" o:title=""/>
           </v:shape>
-          <o:OLEObject Type="Embed" ProgID="Equation.AxMath" ShapeID="_x0000_i60481" DrawAspect="Content" ObjectID="_1850799985" r:id="rId575"/>
+          <o:OLEObject Type="Embed" ProgID="Equation.AxMath" ShapeID="_x0000_i60481" DrawAspect="Content" ObjectID="_1850801529" r:id="rId575"/>
         </w:object>
       </w:r>
       <w:r>
@@ -16557,7 +16557,7 @@
           <v:shape id="_x0000_i60482" type="#_x0000_t75" style="width:20.5pt;height:19.15pt" o:ole="">
             <v:imagedata r:id="rId576" o:title=""/>
           </v:shape>
-          <o:OLEObject Type="Embed" ProgID="Equation.AxMath" ShapeID="_x0000_i60482" DrawAspect="Content" ObjectID="_1850799986" r:id="rId577"/>
+          <o:OLEObject Type="Embed" ProgID="Equation.AxMath" ShapeID="_x0000_i60482" DrawAspect="Content" ObjectID="_1850801530" r:id="rId577"/>
         </w:object>
       </w:r>
       <w:r>
@@ -16584,7 +16584,7 @@
           <v:shape id="_x0000_i60483" type="#_x0000_t75" style="width:150.4pt;height:35.1pt" o:ole="">
             <v:imagedata r:id="rId578" o:title=""/>
           </v:shape>
-          <o:OLEObject Type="Embed" ProgID="Equation.AxMath" ShapeID="_x0000_i60483" DrawAspect="Content" ObjectID="_1850799987" r:id="rId579"/>
+          <o:OLEObject Type="Embed" ProgID="Equation.AxMath" ShapeID="_x0000_i60483" DrawAspect="Content" ObjectID="_1850801531" r:id="rId579"/>
         </w:object>
       </w:r>
     </w:p>
@@ -16609,7 +16609,7 @@
           <v:shape id="_x0000_i93918" type="#_x0000_t75" style="width:459.8pt;height:35.55pt" o:ole="">
             <v:imagedata r:id="rId580" o:title=""/>
           </v:shape>
-          <o:OLEObject Type="Embed" ProgID="Equation.AxMath" ShapeID="_x0000_i93918" DrawAspect="Content" ObjectID="_1850799988" r:id="rId581"/>
+          <o:OLEObject Type="Embed" ProgID="Equation.AxMath" ShapeID="_x0000_i93918" DrawAspect="Content" ObjectID="_1850801532" r:id="rId581"/>
         </w:object>
       </w:r>
     </w:p>
@@ -16634,7 +16634,7 @@
           <v:shape id="_x0000_i60485" type="#_x0000_t75" style="width:236.5pt;height:35.55pt" o:ole="">
             <v:imagedata r:id="rId582" o:title=""/>
           </v:shape>
-          <o:OLEObject Type="Embed" ProgID="Equation.AxMath" ShapeID="_x0000_i60485" DrawAspect="Content" ObjectID="_1850799989" r:id="rId583"/>
+          <o:OLEObject Type="Embed" ProgID="Equation.AxMath" ShapeID="_x0000_i60485" DrawAspect="Content" ObjectID="_1850801533" r:id="rId583"/>
         </w:object>
       </w:r>
     </w:p>
@@ -16659,7 +16659,7 @@
           <v:shape id="_x0000_i60486" type="#_x0000_t75" style="width:169.05pt;height:36.45pt" o:ole="">
             <v:imagedata r:id="rId584" o:title=""/>
           </v:shape>
-          <o:OLEObject Type="Embed" ProgID="Equation.AxMath" ShapeID="_x0000_i60486" DrawAspect="Content" ObjectID="_1850799990" r:id="rId585"/>
+          <o:OLEObject Type="Embed" ProgID="Equation.AxMath" ShapeID="_x0000_i60486" DrawAspect="Content" ObjectID="_1850801534" r:id="rId585"/>
         </w:object>
       </w:r>
     </w:p>
@@ -16689,7 +16689,7 @@
           <v:shape id="_x0000_i60487" type="#_x0000_t75" style="width:272.05pt;height:20.05pt" o:ole="">
             <v:imagedata r:id="rId586" o:title=""/>
           </v:shape>
-          <o:OLEObject Type="Embed" ProgID="Equation.AxMath" ShapeID="_x0000_i60487" DrawAspect="Content" ObjectID="_1850799991" r:id="rId587"/>
+          <o:OLEObject Type="Embed" ProgID="Equation.AxMath" ShapeID="_x0000_i60487" DrawAspect="Content" ObjectID="_1850801535" r:id="rId587"/>
         </w:object>
       </w:r>
     </w:p>
@@ -16714,7 +16714,7 @@
           <v:shape id="_x0000_i60488" type="#_x0000_t75" style="width:245.15pt;height:36.45pt" o:ole="">
             <v:imagedata r:id="rId588" o:title=""/>
           </v:shape>
-          <o:OLEObject Type="Embed" ProgID="Equation.AxMath" ShapeID="_x0000_i60488" DrawAspect="Content" ObjectID="_1850799992" r:id="rId589"/>
+          <o:OLEObject Type="Embed" ProgID="Equation.AxMath" ShapeID="_x0000_i60488" DrawAspect="Content" ObjectID="_1850801536" r:id="rId589"/>
         </w:object>
       </w:r>
     </w:p>
@@ -16733,7 +16733,7 @@
           <v:shape id="_x0000_i60489" type="#_x0000_t75" style="width:20.5pt;height:19.15pt" o:ole="">
             <v:imagedata r:id="rId535" o:title=""/>
           </v:shape>
-          <o:OLEObject Type="Embed" ProgID="Equation.AxMath" ShapeID="_x0000_i60489" DrawAspect="Content" ObjectID="_1850799993" r:id="rId590"/>
+          <o:OLEObject Type="Embed" ProgID="Equation.AxMath" ShapeID="_x0000_i60489" DrawAspect="Content" ObjectID="_1850801537" r:id="rId590"/>
         </w:object>
       </w:r>
       <w:r>
@@ -16747,7 +16747,7 @@
           <v:shape id="_x0000_i60490" type="#_x0000_t75" style="width:20.5pt;height:19.15pt" o:ole="">
             <v:imagedata r:id="rId591" o:title=""/>
           </v:shape>
-          <o:OLEObject Type="Embed" ProgID="Equation.AxMath" ShapeID="_x0000_i60490" DrawAspect="Content" ObjectID="_1850799994" r:id="rId592"/>
+          <o:OLEObject Type="Embed" ProgID="Equation.AxMath" ShapeID="_x0000_i60490" DrawAspect="Content" ObjectID="_1850801538" r:id="rId592"/>
         </w:object>
       </w:r>
       <w:r>
@@ -16781,7 +16781,7 @@
           <v:shape id="_x0000_i60491" type="#_x0000_t75" style="width:83.85pt;height:19.15pt" o:ole="">
             <v:imagedata r:id="rId593" o:title=""/>
           </v:shape>
-          <o:OLEObject Type="Embed" ProgID="Equation.AxMath" ShapeID="_x0000_i60491" DrawAspect="Content" ObjectID="_1850799995" r:id="rId594"/>
+          <o:OLEObject Type="Embed" ProgID="Equation.AxMath" ShapeID="_x0000_i60491" DrawAspect="Content" ObjectID="_1850801539" r:id="rId594"/>
         </w:object>
       </w:r>
       <w:r>
@@ -16795,7 +16795,7 @@
           <v:shape id="_x0000_i60492" type="#_x0000_t75" style="width:47.4pt;height:19.15pt" o:ole="">
             <v:imagedata r:id="rId595" o:title=""/>
           </v:shape>
-          <o:OLEObject Type="Embed" ProgID="Equation.AxMath" ShapeID="_x0000_i60492" DrawAspect="Content" ObjectID="_1850799996" r:id="rId596"/>
+          <o:OLEObject Type="Embed" ProgID="Equation.AxMath" ShapeID="_x0000_i60492" DrawAspect="Content" ObjectID="_1850801540" r:id="rId596"/>
         </w:object>
       </w:r>
       <w:r>
@@ -16809,7 +16809,7 @@
           <v:shape id="_x0000_i60493" type="#_x0000_t75" style="width:46.5pt;height:19.15pt" o:ole="">
             <v:imagedata r:id="rId304" o:title=""/>
           </v:shape>
-          <o:OLEObject Type="Embed" ProgID="Equation.AxMath" ShapeID="_x0000_i60493" DrawAspect="Content" ObjectID="_1850799997" r:id="rId597"/>
+          <o:OLEObject Type="Embed" ProgID="Equation.AxMath" ShapeID="_x0000_i60493" DrawAspect="Content" ObjectID="_1850801541" r:id="rId597"/>
         </w:object>
       </w:r>
       <w:r>
@@ -16823,7 +16823,7 @@
           <v:shape id="_x0000_i60494" type="#_x0000_t75" style="width:46.5pt;height:19.15pt" o:ole="">
             <v:imagedata r:id="rId306" o:title=""/>
           </v:shape>
-          <o:OLEObject Type="Embed" ProgID="Equation.AxMath" ShapeID="_x0000_i60494" DrawAspect="Content" ObjectID="_1850799998" r:id="rId598"/>
+          <o:OLEObject Type="Embed" ProgID="Equation.AxMath" ShapeID="_x0000_i60494" DrawAspect="Content" ObjectID="_1850801542" r:id="rId598"/>
         </w:object>
       </w:r>
       <w:r>
@@ -17345,7 +17345,7 @@
                 <v:shape id="_x0000_i1264" type="#_x0000_t75" style="width:10.5pt;height:17.75pt" o:ole="">
                   <v:imagedata r:id="rId599" o:title=""/>
                 </v:shape>
-                <o:OLEObject Type="Embed" ProgID="Equation.AxMath" ShapeID="_x0000_i1264" DrawAspect="Content" ObjectID="_1850799999" r:id="rId600"/>
+                <o:OLEObject Type="Embed" ProgID="Equation.AxMath" ShapeID="_x0000_i1264" DrawAspect="Content" ObjectID="_1850801543" r:id="rId600"/>
               </w:object>
             </w:r>
           </w:p>
@@ -17371,7 +17371,7 @@
                 <v:shape id="_x0000_i1265" type="#_x0000_t75" style="width:20.95pt;height:17.75pt" o:ole="">
                   <v:imagedata r:id="rId601" o:title=""/>
                 </v:shape>
-                <o:OLEObject Type="Embed" ProgID="Equation.AxMath" ShapeID="_x0000_i1265" DrawAspect="Content" ObjectID="_1850800000" r:id="rId602"/>
+                <o:OLEObject Type="Embed" ProgID="Equation.AxMath" ShapeID="_x0000_i1265" DrawAspect="Content" ObjectID="_1850801544" r:id="rId602"/>
               </w:object>
             </w:r>
           </w:p>
@@ -17397,7 +17397,7 @@
                 <v:shape id="_x0000_i1266" type="#_x0000_t75" style="width:20.95pt;height:17.75pt" o:ole="">
                   <v:imagedata r:id="rId601" o:title=""/>
                 </v:shape>
-                <o:OLEObject Type="Embed" ProgID="Equation.AxMath" ShapeID="_x0000_i1266" DrawAspect="Content" ObjectID="_1850800001" r:id="rId603"/>
+                <o:OLEObject Type="Embed" ProgID="Equation.AxMath" ShapeID="_x0000_i1266" DrawAspect="Content" ObjectID="_1850801545" r:id="rId603"/>
               </w:object>
             </w:r>
           </w:p>
@@ -17423,7 +17423,7 @@
                 <v:shape id="_x0000_i1267" type="#_x0000_t75" style="width:20.95pt;height:17.75pt" o:ole="">
                   <v:imagedata r:id="rId601" o:title=""/>
                 </v:shape>
-                <o:OLEObject Type="Embed" ProgID="Equation.AxMath" ShapeID="_x0000_i1267" DrawAspect="Content" ObjectID="_1850800002" r:id="rId604"/>
+                <o:OLEObject Type="Embed" ProgID="Equation.AxMath" ShapeID="_x0000_i1267" DrawAspect="Content" ObjectID="_1850801546" r:id="rId604"/>
               </w:object>
             </w:r>
           </w:p>
@@ -17449,7 +17449,7 @@
                 <v:shape id="_x0000_i1268" type="#_x0000_t75" style="width:20.95pt;height:17.75pt" o:ole="">
                   <v:imagedata r:id="rId601" o:title=""/>
                 </v:shape>
-                <o:OLEObject Type="Embed" ProgID="Equation.AxMath" ShapeID="_x0000_i1268" DrawAspect="Content" ObjectID="_1850800003" r:id="rId605"/>
+                <o:OLEObject Type="Embed" ProgID="Equation.AxMath" ShapeID="_x0000_i1268" DrawAspect="Content" ObjectID="_1850801547" r:id="rId605"/>
               </w:object>
             </w:r>
           </w:p>
@@ -17475,7 +17475,7 @@
                 <v:shape id="_x0000_i1269" type="#_x0000_t75" style="width:20.95pt;height:17.75pt" o:ole="">
                   <v:imagedata r:id="rId601" o:title=""/>
                 </v:shape>
-                <o:OLEObject Type="Embed" ProgID="Equation.AxMath" ShapeID="_x0000_i1269" DrawAspect="Content" ObjectID="_1850800004" r:id="rId606"/>
+                <o:OLEObject Type="Embed" ProgID="Equation.AxMath" ShapeID="_x0000_i1269" DrawAspect="Content" ObjectID="_1850801548" r:id="rId606"/>
               </w:object>
             </w:r>
           </w:p>
@@ -18159,7 +18159,7 @@
                 <v:shape id="_x0000_i1270" type="#_x0000_t75" style="width:10.5pt;height:17.75pt" o:ole="">
                   <v:imagedata r:id="rId599" o:title=""/>
                 </v:shape>
-                <o:OLEObject Type="Embed" ProgID="Equation.AxMath" ShapeID="_x0000_i1270" DrawAspect="Content" ObjectID="_1850800005" r:id="rId607"/>
+                <o:OLEObject Type="Embed" ProgID="Equation.AxMath" ShapeID="_x0000_i1270" DrawAspect="Content" ObjectID="_1850801549" r:id="rId607"/>
               </w:object>
             </w:r>
           </w:p>
@@ -18185,7 +18185,7 @@
                 <v:shape id="_x0000_i1271" type="#_x0000_t75" style="width:20.95pt;height:17.75pt" o:ole="">
                   <v:imagedata r:id="rId601" o:title=""/>
                 </v:shape>
-                <o:OLEObject Type="Embed" ProgID="Equation.AxMath" ShapeID="_x0000_i1271" DrawAspect="Content" ObjectID="_1850800006" r:id="rId608"/>
+                <o:OLEObject Type="Embed" ProgID="Equation.AxMath" ShapeID="_x0000_i1271" DrawAspect="Content" ObjectID="_1850801550" r:id="rId608"/>
               </w:object>
             </w:r>
           </w:p>
@@ -18211,7 +18211,7 @@
                 <v:shape id="_x0000_i1272" type="#_x0000_t75" style="width:20.95pt;height:17.75pt" o:ole="">
                   <v:imagedata r:id="rId601" o:title=""/>
                 </v:shape>
-                <o:OLEObject Type="Embed" ProgID="Equation.AxMath" ShapeID="_x0000_i1272" DrawAspect="Content" ObjectID="_1850800007" r:id="rId609"/>
+                <o:OLEObject Type="Embed" ProgID="Equation.AxMath" ShapeID="_x0000_i1272" DrawAspect="Content" ObjectID="_1850801551" r:id="rId609"/>
               </w:object>
             </w:r>
           </w:p>
@@ -18237,7 +18237,7 @@
                 <v:shape id="_x0000_i1273" type="#_x0000_t75" style="width:20.95pt;height:17.75pt" o:ole="">
                   <v:imagedata r:id="rId601" o:title=""/>
                 </v:shape>
-                <o:OLEObject Type="Embed" ProgID="Equation.AxMath" ShapeID="_x0000_i1273" DrawAspect="Content" ObjectID="_1850800008" r:id="rId610"/>
+                <o:OLEObject Type="Embed" ProgID="Equation.AxMath" ShapeID="_x0000_i1273" DrawAspect="Content" ObjectID="_1850801552" r:id="rId610"/>
               </w:object>
             </w:r>
           </w:p>
@@ -18263,7 +18263,7 @@
                 <v:shape id="_x0000_i1274" type="#_x0000_t75" style="width:20.95pt;height:17.75pt" o:ole="">
                   <v:imagedata r:id="rId601" o:title=""/>
                 </v:shape>
-                <o:OLEObject Type="Embed" ProgID="Equation.AxMath" ShapeID="_x0000_i1274" DrawAspect="Content" ObjectID="_1850800009" r:id="rId611"/>
+                <o:OLEObject Type="Embed" ProgID="Equation.AxMath" ShapeID="_x0000_i1274" DrawAspect="Content" ObjectID="_1850801553" r:id="rId611"/>
               </w:object>
             </w:r>
           </w:p>
@@ -18289,7 +18289,7 @@
                 <v:shape id="_x0000_i1275" type="#_x0000_t75" style="width:20.95pt;height:17.75pt" o:ole="">
                   <v:imagedata r:id="rId601" o:title=""/>
                 </v:shape>
-                <o:OLEObject Type="Embed" ProgID="Equation.AxMath" ShapeID="_x0000_i1275" DrawAspect="Content" ObjectID="_1850800010" r:id="rId612"/>
+                <o:OLEObject Type="Embed" ProgID="Equation.AxMath" ShapeID="_x0000_i1275" DrawAspect="Content" ObjectID="_1850801554" r:id="rId612"/>
               </w:object>
             </w:r>
           </w:p>
@@ -18907,7 +18907,7 @@
           <v:shape id="_x0000_i1276" type="#_x0000_t75" style="width:16.85pt;height:17.75pt" o:ole="">
             <v:imagedata r:id="rId68" o:title=""/>
           </v:shape>
-          <o:OLEObject Type="Embed" ProgID="Equation.AxMath" ShapeID="_x0000_i1276" DrawAspect="Content" ObjectID="_1850800011" r:id="rId613"/>
+          <o:OLEObject Type="Embed" ProgID="Equation.AxMath" ShapeID="_x0000_i1276" DrawAspect="Content" ObjectID="_1850801555" r:id="rId613"/>
         </w:object>
       </w:r>
       <w:r>
@@ -19362,7 +19362,7 @@
           <v:shape id="_x0000_i1277" type="#_x0000_t75" style="width:66.55pt;height:17.75pt" o:ole="">
             <v:imagedata r:id="rId615" o:title=""/>
           </v:shape>
-          <o:OLEObject Type="Embed" ProgID="Equation.AxMath" ShapeID="_x0000_i1277" DrawAspect="Content" ObjectID="_1850800012" r:id="rId616"/>
+          <o:OLEObject Type="Embed" ProgID="Equation.AxMath" ShapeID="_x0000_i1277" DrawAspect="Content" ObjectID="_1850801556" r:id="rId616"/>
         </w:object>
       </w:r>
       <w:r>
@@ -19566,7 +19566,7 @@
           <v:shape id="_x0000_i1278" type="#_x0000_t75" style="width:258.85pt;height:34.2pt" o:ole="">
             <v:imagedata r:id="rId617" o:title=""/>
           </v:shape>
-          <o:OLEObject Type="Embed" ProgID="Equation.AxMath" ShapeID="_x0000_i1278" DrawAspect="Content" ObjectID="_1850800013" r:id="rId618"/>
+          <o:OLEObject Type="Embed" ProgID="Equation.AxMath" ShapeID="_x0000_i1278" DrawAspect="Content" ObjectID="_1850801557" r:id="rId618"/>
         </w:object>
       </w:r>
     </w:p>
@@ -19660,7 +19660,7 @@
           <v:shape id="_x0000_i1279" type="#_x0000_t75" style="width:35.1pt;height:18.25pt" o:ole="">
             <v:imagedata r:id="rId619" o:title=""/>
           </v:shape>
-          <o:OLEObject Type="Embed" ProgID="Equation.AxMath" ShapeID="_x0000_i1279" DrawAspect="Content" ObjectID="_1850800014" r:id="rId620"/>
+          <o:OLEObject Type="Embed" ProgID="Equation.AxMath" ShapeID="_x0000_i1279" DrawAspect="Content" ObjectID="_1850801558" r:id="rId620"/>
         </w:object>
       </w:r>
       <w:r>
@@ -19677,7 +19677,7 @@
           <v:shape id="_x0000_i1280" type="#_x0000_t75" style="width:50.6pt;height:18.25pt" o:ole="">
             <v:imagedata r:id="rId621" o:title=""/>
           </v:shape>
-          <o:OLEObject Type="Embed" ProgID="Equation.AxMath" ShapeID="_x0000_i1280" DrawAspect="Content" ObjectID="_1850800015" r:id="rId622"/>
+          <o:OLEObject Type="Embed" ProgID="Equation.AxMath" ShapeID="_x0000_i1280" DrawAspect="Content" ObjectID="_1850801559" r:id="rId622"/>
         </w:object>
       </w:r>
       <w:r>
@@ -19785,7 +19785,7 @@
                 <v:shape id="_x0000_i117721" type="#_x0000_t75" style="width:264.75pt;height:25.05pt" o:ole="">
                   <v:imagedata r:id="rId623" o:title=""/>
                 </v:shape>
-                <o:OLEObject Type="Embed" ProgID="Equation.AxMath" ShapeID="_x0000_i117721" DrawAspect="Content" ObjectID="_1850800016" r:id="rId624"/>
+                <o:OLEObject Type="Embed" ProgID="Equation.AxMath" ShapeID="_x0000_i117721" DrawAspect="Content" ObjectID="_1850801560" r:id="rId624"/>
               </w:object>
             </w:r>
           </w:p>
@@ -19815,6 +19815,7 @@
             <w:r>
               <w:fldChar w:fldCharType="end"/>
             </w:r>
+            <w:bookmarkStart w:id="49" w:name="ZEqnNum447090"/>
             <w:r>
               <w:instrText>(</w:instrText>
             </w:r>
@@ -19829,6 +19830,7 @@
             <w:r>
               <w:instrText>)</w:instrText>
             </w:r>
+            <w:bookmarkEnd w:id="49"/>
             <w:r>
               <w:fldChar w:fldCharType="end"/>
             </w:r>
@@ -19854,7 +19856,7 @@
           <v:shape id="_x0000_i1282" type="#_x0000_t75" style="width:109.35pt;height:18.7pt" o:ole="">
             <v:imagedata r:id="rId625" o:title=""/>
           </v:shape>
-          <o:OLEObject Type="Embed" ProgID="Equation.AxMath" ShapeID="_x0000_i1282" DrawAspect="Content" ObjectID="_1850800017" r:id="rId626"/>
+          <o:OLEObject Type="Embed" ProgID="Equation.AxMath" ShapeID="_x0000_i1282" DrawAspect="Content" ObjectID="_1850801561" r:id="rId626"/>
         </w:object>
       </w:r>
       <w:r>
@@ -19871,7 +19873,7 @@
           <v:shape id="_x0000_i1283" type="#_x0000_t75" style="width:9.1pt;height:17.75pt" o:ole="">
             <v:imagedata r:id="rId627" o:title=""/>
           </v:shape>
-          <o:OLEObject Type="Embed" ProgID="Equation.AxMath" ShapeID="_x0000_i1283" DrawAspect="Content" ObjectID="_1850800018" r:id="rId628"/>
+          <o:OLEObject Type="Embed" ProgID="Equation.AxMath" ShapeID="_x0000_i1283" DrawAspect="Content" ObjectID="_1850801562" r:id="rId628"/>
         </w:object>
       </w:r>
       <w:r>
@@ -19888,7 +19890,7 @@
           <v:shape id="_x0000_i1284" type="#_x0000_t75" style="width:29.6pt;height:18.7pt" o:ole="">
             <v:imagedata r:id="rId629" o:title=""/>
           </v:shape>
-          <o:OLEObject Type="Embed" ProgID="Equation.AxMath" ShapeID="_x0000_i1284" DrawAspect="Content" ObjectID="_1850800019" r:id="rId630"/>
+          <o:OLEObject Type="Embed" ProgID="Equation.AxMath" ShapeID="_x0000_i1284" DrawAspect="Content" ObjectID="_1850801563" r:id="rId630"/>
         </w:object>
       </w:r>
       <w:r>
@@ -19917,7 +19919,7 @@
           <v:shape id="_x0000_i1285" type="#_x0000_t75" style="width:75.2pt;height:18.7pt" o:ole="">
             <v:imagedata r:id="rId631" o:title=""/>
           </v:shape>
-          <o:OLEObject Type="Embed" ProgID="Equation.AxMath" ShapeID="_x0000_i1285" DrawAspect="Content" ObjectID="_1850800020" r:id="rId632"/>
+          <o:OLEObject Type="Embed" ProgID="Equation.AxMath" ShapeID="_x0000_i1285" DrawAspect="Content" ObjectID="_1850801564" r:id="rId632"/>
         </w:object>
       </w:r>
       <w:r>
@@ -20013,7 +20015,7 @@
           <v:shape id="_x0000_i1286" type="#_x0000_t75" style="width:7.3pt;height:17.75pt" o:ole="">
             <v:imagedata r:id="rId31" o:title=""/>
           </v:shape>
-          <o:OLEObject Type="Embed" ProgID="Equation.AxMath" ShapeID="_x0000_i1286" DrawAspect="Content" ObjectID="_1850800021" r:id="rId633"/>
+          <o:OLEObject Type="Embed" ProgID="Equation.AxMath" ShapeID="_x0000_i1286" DrawAspect="Content" ObjectID="_1850801565" r:id="rId633"/>
         </w:object>
       </w:r>
       <w:r>
@@ -20036,7 +20038,7 @@
           <v:shape id="_x0000_i1287" type="#_x0000_t75" style="width:111.65pt;height:25.05pt" o:ole="">
             <v:imagedata r:id="rId634" o:title=""/>
           </v:shape>
-          <o:OLEObject Type="Embed" ProgID="Equation.AxMath" ShapeID="_x0000_i1287" DrawAspect="Content" ObjectID="_1850800022" r:id="rId635"/>
+          <o:OLEObject Type="Embed" ProgID="Equation.AxMath" ShapeID="_x0000_i1287" DrawAspect="Content" ObjectID="_1850801566" r:id="rId635"/>
         </w:object>
       </w:r>
     </w:p>
@@ -20058,7 +20060,7 @@
           <v:shape id="_x0000_i1288" type="#_x0000_t75" style="width:57.85pt;height:18.25pt" o:ole="">
             <v:imagedata r:id="rId636" o:title=""/>
           </v:shape>
-          <o:OLEObject Type="Embed" ProgID="Equation.AxMath" ShapeID="_x0000_i1288" DrawAspect="Content" ObjectID="_1850800023" r:id="rId637"/>
+          <o:OLEObject Type="Embed" ProgID="Equation.AxMath" ShapeID="_x0000_i1288" DrawAspect="Content" ObjectID="_1850801567" r:id="rId637"/>
         </w:object>
       </w:r>
       <w:r>
@@ -20081,7 +20083,7 @@
           <v:shape id="_x0000_i1289" type="#_x0000_t75" style="width:183.65pt;height:34.65pt" o:ole="">
             <v:imagedata r:id="rId638" o:title=""/>
           </v:shape>
-          <o:OLEObject Type="Embed" ProgID="Equation.AxMath" ShapeID="_x0000_i1289" DrawAspect="Content" ObjectID="_1850800024" r:id="rId639"/>
+          <o:OLEObject Type="Embed" ProgID="Equation.AxMath" ShapeID="_x0000_i1289" DrawAspect="Content" ObjectID="_1850801568" r:id="rId639"/>
         </w:object>
       </w:r>
     </w:p>
@@ -20142,7 +20144,7 @@
           <v:shape id="_x0000_i1290" type="#_x0000_t75" style="width:199.6pt;height:18.25pt" o:ole="">
             <v:imagedata r:id="rId640" o:title=""/>
           </v:shape>
-          <o:OLEObject Type="Embed" ProgID="Equation.AxMath" ShapeID="_x0000_i1290" DrawAspect="Content" ObjectID="_1850800025" r:id="rId641"/>
+          <o:OLEObject Type="Embed" ProgID="Equation.AxMath" ShapeID="_x0000_i1290" DrawAspect="Content" ObjectID="_1850801569" r:id="rId641"/>
         </w:object>
       </w:r>
     </w:p>
@@ -20170,7 +20172,7 @@
           <v:shape id="_x0000_i1291" type="#_x0000_t75" style="width:9.55pt;height:17.75pt" o:ole="">
             <v:imagedata r:id="rId642" o:title=""/>
           </v:shape>
-          <o:OLEObject Type="Embed" ProgID="Equation.AxMath" ShapeID="_x0000_i1291" DrawAspect="Content" ObjectID="_1850800026" r:id="rId643"/>
+          <o:OLEObject Type="Embed" ProgID="Equation.AxMath" ShapeID="_x0000_i1291" DrawAspect="Content" ObjectID="_1850801570" r:id="rId643"/>
         </w:object>
       </w:r>
       <w:r>
@@ -20193,7 +20195,7 @@
           <v:shape id="_x0000_i1292" type="#_x0000_t75" style="width:7.75pt;height:17.75pt" o:ole="">
             <v:imagedata r:id="rId33" o:title=""/>
           </v:shape>
-          <o:OLEObject Type="Embed" ProgID="Equation.AxMath" ShapeID="_x0000_i1292" DrawAspect="Content" ObjectID="_1850800027" r:id="rId644"/>
+          <o:OLEObject Type="Embed" ProgID="Equation.AxMath" ShapeID="_x0000_i1292" DrawAspect="Content" ObjectID="_1850801571" r:id="rId644"/>
         </w:object>
       </w:r>
       <w:r>
@@ -20216,7 +20218,7 @@
           <v:shape id="_x0000_i1293" type="#_x0000_t75" style="width:30.55pt;height:17.75pt" o:ole="">
             <v:imagedata r:id="rId74" o:title=""/>
           </v:shape>
-          <o:OLEObject Type="Embed" ProgID="Equation.AxMath" ShapeID="_x0000_i1293" DrawAspect="Content" ObjectID="_1850800028" r:id="rId645"/>
+          <o:OLEObject Type="Embed" ProgID="Equation.AxMath" ShapeID="_x0000_i1293" DrawAspect="Content" ObjectID="_1850801572" r:id="rId645"/>
         </w:object>
       </w:r>
       <w:r>
@@ -20239,7 +20241,7 @@
           <v:shape id="_x0000_i1294" type="#_x0000_t75" style="width:30.55pt;height:17.75pt" o:ole="">
             <v:imagedata r:id="rId74" o:title=""/>
           </v:shape>
-          <o:OLEObject Type="Embed" ProgID="Equation.AxMath" ShapeID="_x0000_i1294" DrawAspect="Content" ObjectID="_1850800029" r:id="rId646"/>
+          <o:OLEObject Type="Embed" ProgID="Equation.AxMath" ShapeID="_x0000_i1294" DrawAspect="Content" ObjectID="_1850801573" r:id="rId646"/>
         </w:object>
       </w:r>
       <w:r>
@@ -20267,7 +20269,7 @@
           <v:shape id="_x0000_i1295" type="#_x0000_t75" style="width:9.55pt;height:17.75pt" o:ole="">
             <v:imagedata r:id="rId642" o:title=""/>
           </v:shape>
-          <o:OLEObject Type="Embed" ProgID="Equation.AxMath" ShapeID="_x0000_i1295" DrawAspect="Content" ObjectID="_1850800030" r:id="rId647"/>
+          <o:OLEObject Type="Embed" ProgID="Equation.AxMath" ShapeID="_x0000_i1295" DrawAspect="Content" ObjectID="_1850801574" r:id="rId647"/>
         </w:object>
       </w:r>
       <w:r>
@@ -20284,7 +20286,7 @@
           <v:shape id="_x0000_i1296" type="#_x0000_t75" style="width:18.25pt;height:17.75pt" o:ole="">
             <v:imagedata r:id="rId648" o:title=""/>
           </v:shape>
-          <o:OLEObject Type="Embed" ProgID="Equation.AxMath" ShapeID="_x0000_i1296" DrawAspect="Content" ObjectID="_1850800031" r:id="rId649"/>
+          <o:OLEObject Type="Embed" ProgID="Equation.AxMath" ShapeID="_x0000_i1296" DrawAspect="Content" ObjectID="_1850801575" r:id="rId649"/>
         </w:object>
       </w:r>
       <w:r>
@@ -20382,7 +20384,7 @@
         <w:keepNext/>
         <w:spacing w:before="60" w:after="60"/>
       </w:pPr>
-      <w:bookmarkStart w:id="49" w:name="_Ref240145707"/>
+      <w:bookmarkStart w:id="50" w:name="_Ref240145707"/>
       <w:r>
         <w:rPr>
           <w:rFonts w:hint="eastAsia"/>
@@ -20435,7 +20437,7 @@
       <w:r>
         <w:fldChar w:fldCharType="end"/>
       </w:r>
-      <w:bookmarkEnd w:id="49"/>
+      <w:bookmarkEnd w:id="50"/>
       <w:r>
         <w:rPr>
           <w:rFonts w:hint="eastAsia"/>
@@ -20495,7 +20497,7 @@
                 <v:shape id="_x0000_i1297" type="#_x0000_t75" style="width:10.5pt;height:17.75pt" o:ole="">
                   <v:imagedata r:id="rId599" o:title=""/>
                 </v:shape>
-                <o:OLEObject Type="Embed" ProgID="Equation.AxMath" ShapeID="_x0000_i1297" DrawAspect="Content" ObjectID="_1850800032" r:id="rId650"/>
+                <o:OLEObject Type="Embed" ProgID="Equation.AxMath" ShapeID="_x0000_i1297" DrawAspect="Content" ObjectID="_1850801576" r:id="rId650"/>
               </w:object>
             </w:r>
           </w:p>
@@ -20535,7 +20537,7 @@
                 <v:shape id="_x0000_i1298" type="#_x0000_t75" style="width:20.95pt;height:17.75pt" o:ole="">
                   <v:imagedata r:id="rId601" o:title=""/>
                 </v:shape>
-                <o:OLEObject Type="Embed" ProgID="Equation.AxMath" ShapeID="_x0000_i1298" DrawAspect="Content" ObjectID="_1850800033" r:id="rId651"/>
+                <o:OLEObject Type="Embed" ProgID="Equation.AxMath" ShapeID="_x0000_i1298" DrawAspect="Content" ObjectID="_1850801577" r:id="rId651"/>
               </w:object>
             </w:r>
           </w:p>
@@ -20561,7 +20563,7 @@
                 <v:shape id="_x0000_i1299" type="#_x0000_t75" style="width:20.95pt;height:17.75pt" o:ole="">
                   <v:imagedata r:id="rId601" o:title=""/>
                 </v:shape>
-                <o:OLEObject Type="Embed" ProgID="Equation.AxMath" ShapeID="_x0000_i1299" DrawAspect="Content" ObjectID="_1850800034" r:id="rId652"/>
+                <o:OLEObject Type="Embed" ProgID="Equation.AxMath" ShapeID="_x0000_i1299" DrawAspect="Content" ObjectID="_1850801578" r:id="rId652"/>
               </w:object>
             </w:r>
           </w:p>
@@ -20587,7 +20589,7 @@
                 <v:shape id="_x0000_i1300" type="#_x0000_t75" style="width:20.95pt;height:17.75pt" o:ole="">
                   <v:imagedata r:id="rId601" o:title=""/>
                 </v:shape>
-                <o:OLEObject Type="Embed" ProgID="Equation.AxMath" ShapeID="_x0000_i1300" DrawAspect="Content" ObjectID="_1850800035" r:id="rId653"/>
+                <o:OLEObject Type="Embed" ProgID="Equation.AxMath" ShapeID="_x0000_i1300" DrawAspect="Content" ObjectID="_1850801579" r:id="rId653"/>
               </w:object>
             </w:r>
           </w:p>
@@ -20613,7 +20615,7 @@
                 <v:shape id="_x0000_i1301" type="#_x0000_t75" style="width:20.95pt;height:17.75pt" o:ole="">
                   <v:imagedata r:id="rId601" o:title=""/>
                 </v:shape>
-                <o:OLEObject Type="Embed" ProgID="Equation.AxMath" ShapeID="_x0000_i1301" DrawAspect="Content" ObjectID="_1850800036" r:id="rId654"/>
+                <o:OLEObject Type="Embed" ProgID="Equation.AxMath" ShapeID="_x0000_i1301" DrawAspect="Content" ObjectID="_1850801580" r:id="rId654"/>
               </w:object>
             </w:r>
           </w:p>
@@ -21891,7 +21893,7 @@
           <v:shape id="_x0000_i1302" type="#_x0000_t75" style="width:9.55pt;height:17.75pt" o:ole="">
             <v:imagedata r:id="rId642" o:title=""/>
           </v:shape>
-          <o:OLEObject Type="Embed" ProgID="Equation.AxMath" ShapeID="_x0000_i1302" DrawAspect="Content" ObjectID="_1850800037" r:id="rId655"/>
+          <o:OLEObject Type="Embed" ProgID="Equation.AxMath" ShapeID="_x0000_i1302" DrawAspect="Content" ObjectID="_1850801581" r:id="rId655"/>
         </w:object>
       </w:r>
       <w:r>
@@ -22175,7 +22177,7 @@
         <w:pStyle w:val="a6"/>
         <w:spacing w:before="60" w:after="60"/>
       </w:pPr>
-      <w:bookmarkStart w:id="50" w:name="_Ref240146789"/>
+      <w:bookmarkStart w:id="51" w:name="_Ref240146789"/>
       <w:r>
         <w:rPr>
           <w:rFonts w:hint="eastAsia"/>
@@ -22221,7 +22223,7 @@
       <w:r>
         <w:fldChar w:fldCharType="end"/>
       </w:r>
-      <w:bookmarkEnd w:id="50"/>
+      <w:bookmarkEnd w:id="51"/>
       <w:r>
         <w:rPr>
           <w:rFonts w:hint="eastAsia"/>
@@ -22304,7 +22306,7 @@
           <v:shape id="_x0000_i1303" type="#_x0000_t75" style="width:68.8pt;height:17.75pt" o:ole="">
             <v:imagedata r:id="rId657" o:title=""/>
           </v:shape>
-          <o:OLEObject Type="Embed" ProgID="Equation.AxMath" ShapeID="_x0000_i1303" DrawAspect="Content" ObjectID="_1850800038" r:id="rId658"/>
+          <o:OLEObject Type="Embed" ProgID="Equation.AxMath" ShapeID="_x0000_i1303" DrawAspect="Content" ObjectID="_1850801582" r:id="rId658"/>
         </w:object>
       </w:r>
       <w:r>
@@ -22324,7 +22326,7 @@
           <v:shape id="_x0000_i1304" type="#_x0000_t75" style="width:9.1pt;height:18.25pt" o:ole="">
             <v:imagedata r:id="rId659" o:title=""/>
           </v:shape>
-          <o:OLEObject Type="Embed" ProgID="Equation.AxMath" ShapeID="_x0000_i1304" DrawAspect="Content" ObjectID="_1850800039" r:id="rId660"/>
+          <o:OLEObject Type="Embed" ProgID="Equation.AxMath" ShapeID="_x0000_i1304" DrawAspect="Content" ObjectID="_1850801583" r:id="rId660"/>
         </w:object>
       </w:r>
       <w:r>
@@ -22338,7 +22340,7 @@
           <v:shape id="_x0000_i1305" type="#_x0000_t75" style="width:46.95pt;height:18.25pt" o:ole="">
             <v:imagedata r:id="rId661" o:title=""/>
           </v:shape>
-          <o:OLEObject Type="Embed" ProgID="Equation.AxMath" ShapeID="_x0000_i1305" DrawAspect="Content" ObjectID="_1850800040" r:id="rId662"/>
+          <o:OLEObject Type="Embed" ProgID="Equation.AxMath" ShapeID="_x0000_i1305" DrawAspect="Content" ObjectID="_1850801584" r:id="rId662"/>
         </w:object>
       </w:r>
       <w:r>
@@ -22361,7 +22363,7 @@
           <v:shape id="_x0000_i1306" type="#_x0000_t75" style="width:8.65pt;height:18.25pt" o:ole="">
             <v:imagedata r:id="rId663" o:title=""/>
           </v:shape>
-          <o:OLEObject Type="Embed" ProgID="Equation.AxMath" ShapeID="_x0000_i1306" DrawAspect="Content" ObjectID="_1850800041" r:id="rId664"/>
+          <o:OLEObject Type="Embed" ProgID="Equation.AxMath" ShapeID="_x0000_i1306" DrawAspect="Content" ObjectID="_1850801585" r:id="rId664"/>
         </w:object>
       </w:r>
       <w:r>
@@ -22375,7 +22377,7 @@
           <v:shape id="_x0000_i1307" type="#_x0000_t75" style="width:53.3pt;height:17.75pt" o:ole="">
             <v:imagedata r:id="rId665" o:title=""/>
           </v:shape>
-          <o:OLEObject Type="Embed" ProgID="Equation.AxMath" ShapeID="_x0000_i1307" DrawAspect="Content" ObjectID="_1850800042" r:id="rId666"/>
+          <o:OLEObject Type="Embed" ProgID="Equation.AxMath" ShapeID="_x0000_i1307" DrawAspect="Content" ObjectID="_1850801586" r:id="rId666"/>
         </w:object>
       </w:r>
       <w:r>
@@ -22389,7 +22391,7 @@
           <v:shape id="_x0000_i1308" type="#_x0000_t75" style="width:15.95pt;height:17.75pt" o:ole="">
             <v:imagedata r:id="rId667" o:title=""/>
           </v:shape>
-          <o:OLEObject Type="Embed" ProgID="Equation.AxMath" ShapeID="_x0000_i1308" DrawAspect="Content" ObjectID="_1850800043" r:id="rId668"/>
+          <o:OLEObject Type="Embed" ProgID="Equation.AxMath" ShapeID="_x0000_i1308" DrawAspect="Content" ObjectID="_1850801587" r:id="rId668"/>
         </w:object>
       </w:r>
       <w:r>
@@ -22482,7 +22484,7 @@
           <v:shape id="_x0000_i1309" type="#_x0000_t75" style="width:133.05pt;height:18.7pt" o:ole="">
             <v:imagedata r:id="rId670" o:title=""/>
           </v:shape>
-          <o:OLEObject Type="Embed" ProgID="Equation.AxMath" ShapeID="_x0000_i1309" DrawAspect="Content" ObjectID="_1850800044" r:id="rId671"/>
+          <o:OLEObject Type="Embed" ProgID="Equation.AxMath" ShapeID="_x0000_i1309" DrawAspect="Content" ObjectID="_1850801588" r:id="rId671"/>
         </w:object>
       </w:r>
       <w:r>
@@ -22496,7 +22498,7 @@
           <v:shape id="_x0000_i1310" type="#_x0000_t75" style="width:8.65pt;height:18.25pt" o:ole="">
             <v:imagedata r:id="rId672" o:title=""/>
           </v:shape>
-          <o:OLEObject Type="Embed" ProgID="Equation.AxMath" ShapeID="_x0000_i1310" DrawAspect="Content" ObjectID="_1850800045" r:id="rId673"/>
+          <o:OLEObject Type="Embed" ProgID="Equation.AxMath" ShapeID="_x0000_i1310" DrawAspect="Content" ObjectID="_1850801589" r:id="rId673"/>
         </w:object>
       </w:r>
       <w:r>
@@ -22516,7 +22518,7 @@
           <v:shape id="_x0000_i1311" type="#_x0000_t75" style="width:156.75pt;height:18.7pt" o:ole="">
             <v:imagedata r:id="rId674" o:title=""/>
           </v:shape>
-          <o:OLEObject Type="Embed" ProgID="Equation.AxMath" ShapeID="_x0000_i1311" DrawAspect="Content" ObjectID="_1850800046" r:id="rId675"/>
+          <o:OLEObject Type="Embed" ProgID="Equation.AxMath" ShapeID="_x0000_i1311" DrawAspect="Content" ObjectID="_1850801590" r:id="rId675"/>
         </w:object>
       </w:r>
     </w:p>
@@ -22535,7 +22537,7 @@
           <v:shape id="_x0000_i1312" type="#_x0000_t75" style="width:25.95pt;height:18.7pt" o:ole="">
             <v:imagedata r:id="rId676" o:title=""/>
           </v:shape>
-          <o:OLEObject Type="Embed" ProgID="Equation.AxMath" ShapeID="_x0000_i1312" DrawAspect="Content" ObjectID="_1850800047" r:id="rId677"/>
+          <o:OLEObject Type="Embed" ProgID="Equation.AxMath" ShapeID="_x0000_i1312" DrawAspect="Content" ObjectID="_1850801591" r:id="rId677"/>
         </w:object>
       </w:r>
       <w:r>
@@ -22558,7 +22560,7 @@
           <v:shape id="_x0000_i1313" type="#_x0000_t75" style="width:25.95pt;height:18.7pt" o:ole="">
             <v:imagedata r:id="rId678" o:title=""/>
           </v:shape>
-          <o:OLEObject Type="Embed" ProgID="Equation.AxMath" ShapeID="_x0000_i1313" DrawAspect="Content" ObjectID="_1850800048" r:id="rId679"/>
+          <o:OLEObject Type="Embed" ProgID="Equation.AxMath" ShapeID="_x0000_i1313" DrawAspect="Content" ObjectID="_1850801592" r:id="rId679"/>
         </w:object>
       </w:r>
       <w:r>
@@ -22580,7 +22582,7 @@
           <v:shape id="_x0000_i1314" type="#_x0000_t75" style="width:23.25pt;height:18.7pt" o:ole="">
             <v:imagedata r:id="rId680" o:title=""/>
           </v:shape>
-          <o:OLEObject Type="Embed" ProgID="Equation.AxMath" ShapeID="_x0000_i1314" DrawAspect="Content" ObjectID="_1850800049" r:id="rId681"/>
+          <o:OLEObject Type="Embed" ProgID="Equation.AxMath" ShapeID="_x0000_i1314" DrawAspect="Content" ObjectID="_1850801593" r:id="rId681"/>
         </w:object>
       </w:r>
       <w:r>
@@ -22627,7 +22629,7 @@
           <v:shape id="_x0000_i1315" type="#_x0000_t75" style="width:10.95pt;height:19.15pt" o:ole="">
             <v:imagedata r:id="rId682" o:title=""/>
           </v:shape>
-          <o:OLEObject Type="Embed" ProgID="Equation.AxMath" ShapeID="_x0000_i1315" DrawAspect="Content" ObjectID="_1850800050" r:id="rId683"/>
+          <o:OLEObject Type="Embed" ProgID="Equation.AxMath" ShapeID="_x0000_i1315" DrawAspect="Content" ObjectID="_1850801594" r:id="rId683"/>
         </w:object>
       </w:r>
       <w:r>
@@ -22641,7 +22643,7 @@
           <v:shape id="_x0000_i1316" type="#_x0000_t75" style="width:16.85pt;height:19.15pt" o:ole="">
             <v:imagedata r:id="rId684" o:title=""/>
           </v:shape>
-          <o:OLEObject Type="Embed" ProgID="Equation.AxMath" ShapeID="_x0000_i1316" DrawAspect="Content" ObjectID="_1850800051" r:id="rId685"/>
+          <o:OLEObject Type="Embed" ProgID="Equation.AxMath" ShapeID="_x0000_i1316" DrawAspect="Content" ObjectID="_1850801595" r:id="rId685"/>
         </w:object>
       </w:r>
       <w:r>
@@ -22655,7 +22657,7 @@
           <v:shape id="_x0000_i1317" type="#_x0000_t75" style="width:16.85pt;height:19.15pt" o:ole="">
             <v:imagedata r:id="rId684" o:title=""/>
           </v:shape>
-          <o:OLEObject Type="Embed" ProgID="Equation.AxMath" ShapeID="_x0000_i1317" DrawAspect="Content" ObjectID="_1850800052" r:id="rId686"/>
+          <o:OLEObject Type="Embed" ProgID="Equation.AxMath" ShapeID="_x0000_i1317" DrawAspect="Content" ObjectID="_1850801596" r:id="rId686"/>
         </w:object>
       </w:r>
       <w:r>
@@ -22669,7 +22671,7 @@
           <v:shape id="_x0000_i1318" type="#_x0000_t75" style="width:32.8pt;height:19.15pt" o:ole="">
             <v:imagedata r:id="rId687" o:title=""/>
           </v:shape>
-          <o:OLEObject Type="Embed" ProgID="Equation.AxMath" ShapeID="_x0000_i1318" DrawAspect="Content" ObjectID="_1850800053" r:id="rId688"/>
+          <o:OLEObject Type="Embed" ProgID="Equation.AxMath" ShapeID="_x0000_i1318" DrawAspect="Content" ObjectID="_1850801597" r:id="rId688"/>
         </w:object>
       </w:r>
       <w:r>
@@ -22691,7 +22693,7 @@
           <v:shape id="_x0000_i1319" type="#_x0000_t75" style="width:36.45pt;height:19.15pt" o:ole="">
             <v:imagedata r:id="rId689" o:title=""/>
           </v:shape>
-          <o:OLEObject Type="Embed" ProgID="Equation.AxMath" ShapeID="_x0000_i1319" DrawAspect="Content" ObjectID="_1850800054" r:id="rId690"/>
+          <o:OLEObject Type="Embed" ProgID="Equation.AxMath" ShapeID="_x0000_i1319" DrawAspect="Content" ObjectID="_1850801598" r:id="rId690"/>
         </w:object>
       </w:r>
       <w:r>
@@ -22711,7 +22713,7 @@
           <v:shape id="_x0000_i1320" type="#_x0000_t75" style="width:181.8pt;height:38.75pt" o:ole="">
             <v:imagedata r:id="rId691" o:title=""/>
           </v:shape>
-          <o:OLEObject Type="Embed" ProgID="Equation.AxMath" ShapeID="_x0000_i1320" DrawAspect="Content" ObjectID="_1850800055" r:id="rId692"/>
+          <o:OLEObject Type="Embed" ProgID="Equation.AxMath" ShapeID="_x0000_i1320" DrawAspect="Content" ObjectID="_1850801599" r:id="rId692"/>
         </w:object>
       </w:r>
     </w:p>
@@ -22730,7 +22732,7 @@
           <v:shape id="_x0000_i1321" type="#_x0000_t75" style="width:25.5pt;height:17.75pt" o:ole="">
             <v:imagedata r:id="rId693" o:title=""/>
           </v:shape>
-          <o:OLEObject Type="Embed" ProgID="Equation.AxMath" ShapeID="_x0000_i1321" DrawAspect="Content" ObjectID="_1850800056" r:id="rId694"/>
+          <o:OLEObject Type="Embed" ProgID="Equation.AxMath" ShapeID="_x0000_i1321" DrawAspect="Content" ObjectID="_1850801600" r:id="rId694"/>
         </w:object>
       </w:r>
       <w:r>
@@ -22758,7 +22760,7 @@
           <v:shape id="_x0000_i1322" type="#_x0000_t75" style="width:216.9pt;height:19.6pt" o:ole="">
             <v:imagedata r:id="rId695" o:title=""/>
           </v:shape>
-          <o:OLEObject Type="Embed" ProgID="Equation.AxMath" ShapeID="_x0000_i1322" DrawAspect="Content" ObjectID="_1850800057" r:id="rId696"/>
+          <o:OLEObject Type="Embed" ProgID="Equation.AxMath" ShapeID="_x0000_i1322" DrawAspect="Content" ObjectID="_1850801601" r:id="rId696"/>
         </w:object>
       </w:r>
     </w:p>
@@ -22783,7 +22785,7 @@
           <v:shape id="_x0000_i1323" type="#_x0000_t75" style="width:394.2pt;height:27.35pt" o:ole="">
             <v:imagedata r:id="rId697" o:title=""/>
           </v:shape>
-          <o:OLEObject Type="Embed" ProgID="Equation.AxMath" ShapeID="_x0000_i1323" DrawAspect="Content" ObjectID="_1850800058" r:id="rId698"/>
+          <o:OLEObject Type="Embed" ProgID="Equation.AxMath" ShapeID="_x0000_i1323" DrawAspect="Content" ObjectID="_1850801602" r:id="rId698"/>
         </w:object>
       </w:r>
     </w:p>
@@ -22802,7 +22804,7 @@
           <v:shape id="_x0000_i1324" type="#_x0000_t75" style="width:24.6pt;height:17.75pt" o:ole="">
             <v:imagedata r:id="rId699" o:title=""/>
           </v:shape>
-          <o:OLEObject Type="Embed" ProgID="Equation.AxMath" ShapeID="_x0000_i1324" DrawAspect="Content" ObjectID="_1850800059" r:id="rId700"/>
+          <o:OLEObject Type="Embed" ProgID="Equation.AxMath" ShapeID="_x0000_i1324" DrawAspect="Content" ObjectID="_1850801603" r:id="rId700"/>
         </w:object>
       </w:r>
       <w:r>
@@ -22816,7 +22818,7 @@
           <v:shape id="_x0000_i1325" type="#_x0000_t75" style="width:25.5pt;height:17.75pt" o:ole="">
             <v:imagedata r:id="rId701" o:title=""/>
           </v:shape>
-          <o:OLEObject Type="Embed" ProgID="Equation.AxMath" ShapeID="_x0000_i1325" DrawAspect="Content" ObjectID="_1850800060" r:id="rId702"/>
+          <o:OLEObject Type="Embed" ProgID="Equation.AxMath" ShapeID="_x0000_i1325" DrawAspect="Content" ObjectID="_1850801604" r:id="rId702"/>
         </w:object>
       </w:r>
       <w:r>
@@ -22842,7 +22844,7 @@
           <v:shape id="_x0000_i1326" type="#_x0000_t75" style="width:38.3pt;height:17.75pt" o:ole="">
             <v:imagedata r:id="rId703" o:title=""/>
           </v:shape>
-          <o:OLEObject Type="Embed" ProgID="Equation.AxMath" ShapeID="_x0000_i1326" DrawAspect="Content" ObjectID="_1850800061" r:id="rId704"/>
+          <o:OLEObject Type="Embed" ProgID="Equation.AxMath" ShapeID="_x0000_i1326" DrawAspect="Content" ObjectID="_1850801605" r:id="rId704"/>
         </w:object>
       </w:r>
       <w:r>
@@ -22856,7 +22858,7 @@
           <v:shape id="_x0000_i1327" type="#_x0000_t75" style="width:44.2pt;height:17.75pt" o:ole="">
             <v:imagedata r:id="rId705" o:title=""/>
           </v:shape>
-          <o:OLEObject Type="Embed" ProgID="Equation.AxMath" ShapeID="_x0000_i1327" DrawAspect="Content" ObjectID="_1850800062" r:id="rId706"/>
+          <o:OLEObject Type="Embed" ProgID="Equation.AxMath" ShapeID="_x0000_i1327" DrawAspect="Content" ObjectID="_1850801606" r:id="rId706"/>
         </w:object>
       </w:r>
       <w:r>
@@ -22870,7 +22872,7 @@
           <v:shape id="_x0000_i1328" type="#_x0000_t75" style="width:19.6pt;height:17.75pt" o:ole="">
             <v:imagedata r:id="rId707" o:title=""/>
           </v:shape>
-          <o:OLEObject Type="Embed" ProgID="Equation.AxMath" ShapeID="_x0000_i1328" DrawAspect="Content" ObjectID="_1850800063" r:id="rId708"/>
+          <o:OLEObject Type="Embed" ProgID="Equation.AxMath" ShapeID="_x0000_i1328" DrawAspect="Content" ObjectID="_1850801607" r:id="rId708"/>
         </w:object>
       </w:r>
       <w:r>
@@ -22978,7 +22980,7 @@
                 <v:shape id="_x0000_i1329" type="#_x0000_t75" style="width:16.85pt;height:17.75pt" o:ole="">
                   <v:imagedata r:id="rId709" o:title=""/>
                 </v:shape>
-                <o:OLEObject Type="Embed" ProgID="Equation.AxMath" ShapeID="_x0000_i1329" DrawAspect="Content" ObjectID="_1850800064" r:id="rId710"/>
+                <o:OLEObject Type="Embed" ProgID="Equation.AxMath" ShapeID="_x0000_i1329" DrawAspect="Content" ObjectID="_1850801608" r:id="rId710"/>
               </w:object>
             </w:r>
           </w:p>
@@ -23013,7 +23015,7 @@
                 <v:shape id="_x0000_i1330" type="#_x0000_t75" style="width:22.8pt;height:17.75pt" o:ole="">
                   <v:imagedata r:id="rId711" o:title=""/>
                 </v:shape>
-                <o:OLEObject Type="Embed" ProgID="Equation.AxMath" ShapeID="_x0000_i1330" DrawAspect="Content" ObjectID="_1850800065" r:id="rId712"/>
+                <o:OLEObject Type="Embed" ProgID="Equation.AxMath" ShapeID="_x0000_i1330" DrawAspect="Content" ObjectID="_1850801609" r:id="rId712"/>
               </w:object>
             </w:r>
             <w:r>
@@ -23415,7 +23417,7 @@
           <v:shape id="_x0000_i1331" type="#_x0000_t75" style="width:73.8pt;height:18.25pt" o:ole="">
             <v:imagedata r:id="rId713" o:title=""/>
           </v:shape>
-          <o:OLEObject Type="Embed" ProgID="Equation.AxMath" ShapeID="_x0000_i1331" DrawAspect="Content" ObjectID="_1850800066" r:id="rId714"/>
+          <o:OLEObject Type="Embed" ProgID="Equation.AxMath" ShapeID="_x0000_i1331" DrawAspect="Content" ObjectID="_1850801610" r:id="rId714"/>
         </w:object>
       </w:r>
       <w:r>
@@ -23429,7 +23431,7 @@
           <v:shape id="_x0000_i1332" type="#_x0000_t75" style="width:73.8pt;height:18.25pt" o:ole="">
             <v:imagedata r:id="rId715" o:title=""/>
           </v:shape>
-          <o:OLEObject Type="Embed" ProgID="Equation.AxMath" ShapeID="_x0000_i1332" DrawAspect="Content" ObjectID="_1850800067" r:id="rId716"/>
+          <o:OLEObject Type="Embed" ProgID="Equation.AxMath" ShapeID="_x0000_i1332" DrawAspect="Content" ObjectID="_1850801611" r:id="rId716"/>
         </w:object>
       </w:r>
       <w:r>
@@ -23483,7 +23485,7 @@
           <v:shape id="_x0000_i1333" type="#_x0000_t75" style="width:236.95pt;height:36.9pt" o:ole="">
             <v:imagedata r:id="rId717" o:title=""/>
           </v:shape>
-          <o:OLEObject Type="Embed" ProgID="Equation.AxMath" ShapeID="_x0000_i1333" DrawAspect="Content" ObjectID="_1850800068" r:id="rId718"/>
+          <o:OLEObject Type="Embed" ProgID="Equation.AxMath" ShapeID="_x0000_i1333" DrawAspect="Content" ObjectID="_1850801612" r:id="rId718"/>
         </w:object>
       </w:r>
     </w:p>
@@ -23502,7 +23504,7 @@
           <v:shape id="_x0000_i1334" type="#_x0000_t75" style="width:35.1pt;height:19.15pt" o:ole="">
             <v:imagedata r:id="rId719" o:title=""/>
           </v:shape>
-          <o:OLEObject Type="Embed" ProgID="Equation.AxMath" ShapeID="_x0000_i1334" DrawAspect="Content" ObjectID="_1850800069" r:id="rId720"/>
+          <o:OLEObject Type="Embed" ProgID="Equation.AxMath" ShapeID="_x0000_i1334" DrawAspect="Content" ObjectID="_1850801613" r:id="rId720"/>
         </w:object>
       </w:r>
       <w:r>
@@ -23516,7 +23518,7 @@
           <v:shape id="_x0000_i1335" type="#_x0000_t75" style="width:37.8pt;height:19.15pt" o:ole="">
             <v:imagedata r:id="rId721" o:title=""/>
           </v:shape>
-          <o:OLEObject Type="Embed" ProgID="Equation.AxMath" ShapeID="_x0000_i1335" DrawAspect="Content" ObjectID="_1850800070" r:id="rId722"/>
+          <o:OLEObject Type="Embed" ProgID="Equation.AxMath" ShapeID="_x0000_i1335" DrawAspect="Content" ObjectID="_1850801614" r:id="rId722"/>
         </w:object>
       </w:r>
       <w:r>
@@ -23581,7 +23583,7 @@
           <v:shape id="_x0000_i1336" type="#_x0000_t75" style="width:67.9pt;height:18.7pt" o:ole="">
             <v:imagedata r:id="rId723" o:title=""/>
           </v:shape>
-          <o:OLEObject Type="Embed" ProgID="Equation.AxMath" ShapeID="_x0000_i1336" DrawAspect="Content" ObjectID="_1850800071" r:id="rId724"/>
+          <o:OLEObject Type="Embed" ProgID="Equation.AxMath" ShapeID="_x0000_i1336" DrawAspect="Content" ObjectID="_1850801615" r:id="rId724"/>
         </w:object>
       </w:r>
     </w:p>
@@ -23603,7 +23605,7 @@
           <v:shape id="_x0000_i1337" type="#_x0000_t75" style="width:9.1pt;height:17.75pt" o:ole="">
             <v:imagedata r:id="rId725" o:title=""/>
           </v:shape>
-          <o:OLEObject Type="Embed" ProgID="Equation.AxMath" ShapeID="_x0000_i1337" DrawAspect="Content" ObjectID="_1850800072" r:id="rId726"/>
+          <o:OLEObject Type="Embed" ProgID="Equation.AxMath" ShapeID="_x0000_i1337" DrawAspect="Content" ObjectID="_1850801616" r:id="rId726"/>
         </w:object>
       </w:r>
       <w:r>
@@ -23626,7 +23628,7 @@
           <v:shape id="_x0000_i1338" type="#_x0000_t75" style="width:69.25pt;height:18.7pt" o:ole="">
             <v:imagedata r:id="rId727" o:title=""/>
           </v:shape>
-          <o:OLEObject Type="Embed" ProgID="Equation.AxMath" ShapeID="_x0000_i1338" DrawAspect="Content" ObjectID="_1850800073" r:id="rId728"/>
+          <o:OLEObject Type="Embed" ProgID="Equation.AxMath" ShapeID="_x0000_i1338" DrawAspect="Content" ObjectID="_1850801617" r:id="rId728"/>
         </w:object>
       </w:r>
     </w:p>
@@ -23704,7 +23706,7 @@
                 <v:shape id="_x0000_i117710" type="#_x0000_t75" style="width:163.15pt;height:37.35pt" o:ole="">
                   <v:imagedata r:id="rId729" o:title=""/>
                 </v:shape>
-                <o:OLEObject Type="Embed" ProgID="Equation.AxMath" ShapeID="_x0000_i117710" DrawAspect="Content" ObjectID="_1850800074" r:id="rId730"/>
+                <o:OLEObject Type="Embed" ProgID="Equation.AxMath" ShapeID="_x0000_i117710" DrawAspect="Content" ObjectID="_1850801618" r:id="rId730"/>
               </w:object>
             </w:r>
           </w:p>
@@ -23773,7 +23775,7 @@
           <v:shape id="_x0000_i1340" type="#_x0000_t75" style="width:34.65pt;height:18.7pt" o:ole="">
             <v:imagedata r:id="rId731" o:title=""/>
           </v:shape>
-          <o:OLEObject Type="Embed" ProgID="Equation.AxMath" ShapeID="_x0000_i1340" DrawAspect="Content" ObjectID="_1850800075" r:id="rId732"/>
+          <o:OLEObject Type="Embed" ProgID="Equation.AxMath" ShapeID="_x0000_i1340" DrawAspect="Content" ObjectID="_1850801619" r:id="rId732"/>
         </w:object>
       </w:r>
       <w:r>
@@ -23796,7 +23798,7 @@
           <v:shape id="_x0000_i1341" type="#_x0000_t75" style="width:155.85pt;height:32.8pt" o:ole="">
             <v:imagedata r:id="rId733" o:title=""/>
           </v:shape>
-          <o:OLEObject Type="Embed" ProgID="Equation.AxMath" ShapeID="_x0000_i1341" DrawAspect="Content" ObjectID="_1850800076" r:id="rId734"/>
+          <o:OLEObject Type="Embed" ProgID="Equation.AxMath" ShapeID="_x0000_i1341" DrawAspect="Content" ObjectID="_1850801620" r:id="rId734"/>
         </w:object>
       </w:r>
     </w:p>
@@ -23824,7 +23826,7 @@
           <v:shape id="_x0000_i1342" type="#_x0000_t75" style="width:101.6pt;height:32.8pt" o:ole="">
             <v:imagedata r:id="rId735" o:title=""/>
           </v:shape>
-          <o:OLEObject Type="Embed" ProgID="Equation.AxMath" ShapeID="_x0000_i1342" DrawAspect="Content" ObjectID="_1850800077" r:id="rId736"/>
+          <o:OLEObject Type="Embed" ProgID="Equation.AxMath" ShapeID="_x0000_i1342" DrawAspect="Content" ObjectID="_1850801621" r:id="rId736"/>
         </w:object>
       </w:r>
     </w:p>
@@ -23852,7 +23854,7 @@
           <v:shape id="_x0000_i1343" type="#_x0000_t75" style="width:149.9pt;height:32.8pt" o:ole="">
             <v:imagedata r:id="rId737" o:title=""/>
           </v:shape>
-          <o:OLEObject Type="Embed" ProgID="Equation.AxMath" ShapeID="_x0000_i1343" DrawAspect="Content" ObjectID="_1850800078" r:id="rId738"/>
+          <o:OLEObject Type="Embed" ProgID="Equation.AxMath" ShapeID="_x0000_i1343" DrawAspect="Content" ObjectID="_1850801622" r:id="rId738"/>
         </w:object>
       </w:r>
     </w:p>
@@ -23869,7 +23871,7 @@
           <v:shape id="_x0000_i1344" type="#_x0000_t75" style="width:126.25pt;height:32.8pt" o:ole="">
             <v:imagedata r:id="rId739" o:title=""/>
           </v:shape>
-          <o:OLEObject Type="Embed" ProgID="Equation.AxMath" ShapeID="_x0000_i1344" DrawAspect="Content" ObjectID="_1850800079" r:id="rId740"/>
+          <o:OLEObject Type="Embed" ProgID="Equation.AxMath" ShapeID="_x0000_i1344" DrawAspect="Content" ObjectID="_1850801623" r:id="rId740"/>
         </w:object>
       </w:r>
     </w:p>
@@ -23956,7 +23958,7 @@
                 <v:shape id="_x0000_i128924" type="#_x0000_t75" style="width:128.5pt;height:33.25pt" o:ole="">
                   <v:imagedata r:id="rId741" o:title=""/>
                 </v:shape>
-                <o:OLEObject Type="Embed" ProgID="Equation.AxMath" ShapeID="_x0000_i128924" DrawAspect="Content" ObjectID="_1850800080" r:id="rId742"/>
+                <o:OLEObject Type="Embed" ProgID="Equation.AxMath" ShapeID="_x0000_i128924" DrawAspect="Content" ObjectID="_1850801624" r:id="rId742"/>
               </w:object>
             </w:r>
           </w:p>
@@ -24039,7 +24041,7 @@
           <v:shape id="_x0000_i1348" type="#_x0000_t75" style="width:244.7pt;height:19.15pt" o:ole="">
             <v:imagedata r:id="rId743" o:title=""/>
           </v:shape>
-          <o:OLEObject Type="Embed" ProgID="Equation.AxMath" ShapeID="_x0000_i1348" DrawAspect="Content" ObjectID="_1850800081" r:id="rId744"/>
+          <o:OLEObject Type="Embed" ProgID="Equation.AxMath" ShapeID="_x0000_i1348" DrawAspect="Content" ObjectID="_1850801625" r:id="rId744"/>
         </w:object>
       </w:r>
     </w:p>
@@ -24061,7 +24063,7 @@
           <v:shape id="_x0000_i1349" type="#_x0000_t75" style="width:8.65pt;height:17.75pt" o:ole="">
             <v:imagedata r:id="rId66" o:title=""/>
           </v:shape>
-          <o:OLEObject Type="Embed" ProgID="Equation.AxMath" ShapeID="_x0000_i1349" DrawAspect="Content" ObjectID="_1850800082" r:id="rId745"/>
+          <o:OLEObject Type="Embed" ProgID="Equation.AxMath" ShapeID="_x0000_i1349" DrawAspect="Content" ObjectID="_1850801626" r:id="rId745"/>
         </w:object>
       </w:r>
       <w:r>
@@ -24084,7 +24086,7 @@
           <v:shape id="_x0000_i1350" type="#_x0000_t75" style="width:71.55pt;height:36.45pt" o:ole="">
             <v:imagedata r:id="rId746" o:title=""/>
           </v:shape>
-          <o:OLEObject Type="Embed" ProgID="Equation.AxMath" ShapeID="_x0000_i1350" DrawAspect="Content" ObjectID="_1850800083" r:id="rId747"/>
+          <o:OLEObject Type="Embed" ProgID="Equation.AxMath" ShapeID="_x0000_i1350" DrawAspect="Content" ObjectID="_1850801627" r:id="rId747"/>
         </w:object>
       </w:r>
     </w:p>
@@ -24112,7 +24114,7 @@
           <v:shape id="_x0000_i1351" type="#_x0000_t75" style="width:172.7pt;height:36pt" o:ole="">
             <v:imagedata r:id="rId748" o:title=""/>
           </v:shape>
-          <o:OLEObject Type="Embed" ProgID="Equation.AxMath" ShapeID="_x0000_i1351" DrawAspect="Content" ObjectID="_1850800084" r:id="rId749"/>
+          <o:OLEObject Type="Embed" ProgID="Equation.AxMath" ShapeID="_x0000_i1351" DrawAspect="Content" ObjectID="_1850801628" r:id="rId749"/>
         </w:object>
       </w:r>
     </w:p>
@@ -24134,7 +24136,7 @@
           <v:shape id="_x0000_i1352" type="#_x0000_t75" style="width:37.35pt;height:21.4pt" o:ole="">
             <v:imagedata r:id="rId750" o:title=""/>
           </v:shape>
-          <o:OLEObject Type="Embed" ProgID="Equation.AxMath" ShapeID="_x0000_i1352" DrawAspect="Content" ObjectID="_1850800085" r:id="rId751"/>
+          <o:OLEObject Type="Embed" ProgID="Equation.AxMath" ShapeID="_x0000_i1352" DrawAspect="Content" ObjectID="_1850801629" r:id="rId751"/>
         </w:object>
       </w:r>
       <w:r>
@@ -24157,7 +24159,7 @@
           <v:shape id="_x0000_i1353" type="#_x0000_t75" style="width:66.55pt;height:36pt" o:ole="">
             <v:imagedata r:id="rId752" o:title=""/>
           </v:shape>
-          <o:OLEObject Type="Embed" ProgID="Equation.AxMath" ShapeID="_x0000_i1353" DrawAspect="Content" ObjectID="_1850800086" r:id="rId753"/>
+          <o:OLEObject Type="Embed" ProgID="Equation.AxMath" ShapeID="_x0000_i1353" DrawAspect="Content" ObjectID="_1850801630" r:id="rId753"/>
         </w:object>
       </w:r>
     </w:p>
@@ -24185,7 +24187,7 @@
           <v:shape id="_x0000_i1354" type="#_x0000_t75" style="width:1in;height:18.25pt" o:ole="">
             <v:imagedata r:id="rId754" o:title=""/>
           </v:shape>
-          <o:OLEObject Type="Embed" ProgID="Equation.AxMath" ShapeID="_x0000_i1354" DrawAspect="Content" ObjectID="_1850800087" r:id="rId755"/>
+          <o:OLEObject Type="Embed" ProgID="Equation.AxMath" ShapeID="_x0000_i1354" DrawAspect="Content" ObjectID="_1850801631" r:id="rId755"/>
         </w:object>
       </w:r>
     </w:p>
@@ -24213,7 +24215,7 @@
           <v:shape id="_x0000_i1355" type="#_x0000_t75" style="width:71.1pt;height:18.25pt" o:ole="">
             <v:imagedata r:id="rId756" o:title=""/>
           </v:shape>
-          <o:OLEObject Type="Embed" ProgID="Equation.AxMath" ShapeID="_x0000_i1355" DrawAspect="Content" ObjectID="_1850800088" r:id="rId757"/>
+          <o:OLEObject Type="Embed" ProgID="Equation.AxMath" ShapeID="_x0000_i1355" DrawAspect="Content" ObjectID="_1850801632" r:id="rId757"/>
         </w:object>
       </w:r>
     </w:p>
@@ -24241,7 +24243,7 @@
           <v:shape id="_x0000_i1358" type="#_x0000_t75" style="width:67pt;height:32.8pt" o:ole="">
             <v:imagedata r:id="rId758" o:title=""/>
           </v:shape>
-          <o:OLEObject Type="Embed" ProgID="Equation.AxMath" ShapeID="_x0000_i1358" DrawAspect="Content" ObjectID="_1850800089" r:id="rId759"/>
+          <o:OLEObject Type="Embed" ProgID="Equation.AxMath" ShapeID="_x0000_i1358" DrawAspect="Content" ObjectID="_1850801633" r:id="rId759"/>
         </w:object>
       </w:r>
     </w:p>
@@ -24269,7 +24271,7 @@
           <v:shape id="_x0000_i151329" type="#_x0000_t75" style="width:165.85pt;height:32.8pt" o:ole="">
             <v:imagedata r:id="rId760" o:title=""/>
           </v:shape>
-          <o:OLEObject Type="Embed" ProgID="Equation.AxMath" ShapeID="_x0000_i151329" DrawAspect="Content" ObjectID="_1850800090" r:id="rId761"/>
+          <o:OLEObject Type="Embed" ProgID="Equation.AxMath" ShapeID="_x0000_i151329" DrawAspect="Content" ObjectID="_1850801634" r:id="rId761"/>
         </w:object>
       </w:r>
     </w:p>
@@ -24286,7 +24288,7 @@
           <v:shape id="_x0000_i151321" type="#_x0000_t75" style="width:169.05pt;height:32.8pt" o:ole="">
             <v:imagedata r:id="rId762" o:title=""/>
           </v:shape>
-          <o:OLEObject Type="Embed" ProgID="Equation.AxMath" ShapeID="_x0000_i151321" DrawAspect="Content" ObjectID="_1850800091" r:id="rId763"/>
+          <o:OLEObject Type="Embed" ProgID="Equation.AxMath" ShapeID="_x0000_i151321" DrawAspect="Content" ObjectID="_1850801635" r:id="rId763"/>
         </w:object>
       </w:r>
     </w:p>
@@ -24364,7 +24366,7 @@
                 <v:shape id="_x0000_i151346" type="#_x0000_t75" style="width:204.6pt;height:33.25pt" o:ole="">
                   <v:imagedata r:id="rId764" o:title=""/>
                 </v:shape>
-                <o:OLEObject Type="Embed" ProgID="Equation.AxMath" ShapeID="_x0000_i151346" DrawAspect="Content" ObjectID="_1850800092" r:id="rId765"/>
+                <o:OLEObject Type="Embed" ProgID="Equation.AxMath" ShapeID="_x0000_i151346" DrawAspect="Content" ObjectID="_1850801636" r:id="rId765"/>
               </w:object>
             </w:r>
           </w:p>
@@ -24394,7 +24396,7 @@
             <w:r>
               <w:fldChar w:fldCharType="end"/>
             </w:r>
-            <w:bookmarkStart w:id="51" w:name="ZEqnNum420983"/>
+            <w:bookmarkStart w:id="52" w:name="ZEqnNum420983"/>
             <w:r>
               <w:instrText>(</w:instrText>
             </w:r>
@@ -24409,7 +24411,7 @@
             <w:r>
               <w:instrText>)</w:instrText>
             </w:r>
-            <w:bookmarkEnd w:id="51"/>
+            <w:bookmarkEnd w:id="52"/>
             <w:r>
               <w:fldChar w:fldCharType="end"/>
             </w:r>
@@ -24458,7 +24460,7 @@
                 <v:shape id="_x0000_i151349" type="#_x0000_t75" style="width:159.5pt;height:33.25pt" o:ole="">
                   <v:imagedata r:id="rId766" o:title=""/>
                 </v:shape>
-                <o:OLEObject Type="Embed" ProgID="Equation.AxMath" ShapeID="_x0000_i151349" DrawAspect="Content" ObjectID="_1850800093" r:id="rId767"/>
+                <o:OLEObject Type="Embed" ProgID="Equation.AxMath" ShapeID="_x0000_i151349" DrawAspect="Content" ObjectID="_1850801637" r:id="rId767"/>
               </w:object>
             </w:r>
           </w:p>
@@ -24488,7 +24490,7 @@
             <w:r>
               <w:fldChar w:fldCharType="end"/>
             </w:r>
-            <w:bookmarkStart w:id="52" w:name="ZEqnNum626489"/>
+            <w:bookmarkStart w:id="53" w:name="ZEqnNum626489"/>
             <w:r>
               <w:instrText>(</w:instrText>
             </w:r>
@@ -24503,7 +24505,7 @@
             <w:r>
               <w:instrText>)</w:instrText>
             </w:r>
-            <w:bookmarkEnd w:id="52"/>
+            <w:bookmarkEnd w:id="53"/>
             <w:r>
               <w:fldChar w:fldCharType="end"/>
             </w:r>
@@ -24559,7 +24561,7 @@
           <v:shape id="_x0000_i1364" type="#_x0000_t75" style="width:100.7pt;height:18.7pt" o:ole="">
             <v:imagedata r:id="rId768" o:title=""/>
           </v:shape>
-          <o:OLEObject Type="Embed" ProgID="Equation.AxMath" ShapeID="_x0000_i1364" DrawAspect="Content" ObjectID="_1850800094" r:id="rId769"/>
+          <o:OLEObject Type="Embed" ProgID="Equation.AxMath" ShapeID="_x0000_i1364" DrawAspect="Content" ObjectID="_1850801638" r:id="rId769"/>
         </w:object>
       </w:r>
     </w:p>
@@ -24576,7 +24578,7 @@
           <v:shape id="_x0000_i1365" type="#_x0000_t75" style="width:148.1pt;height:32.8pt" o:ole="">
             <v:imagedata r:id="rId770" o:title=""/>
           </v:shape>
-          <o:OLEObject Type="Embed" ProgID="Equation.AxMath" ShapeID="_x0000_i1365" DrawAspect="Content" ObjectID="_1850800095" r:id="rId771"/>
+          <o:OLEObject Type="Embed" ProgID="Equation.AxMath" ShapeID="_x0000_i1365" DrawAspect="Content" ObjectID="_1850801639" r:id="rId771"/>
         </w:object>
       </w:r>
     </w:p>
@@ -24593,7 +24595,7 @@
           <v:shape id="_x0000_i1366" type="#_x0000_t75" style="width:143.1pt;height:32.8pt" o:ole="">
             <v:imagedata r:id="rId772" o:title=""/>
           </v:shape>
-          <o:OLEObject Type="Embed" ProgID="Equation.AxMath" ShapeID="_x0000_i1366" DrawAspect="Content" ObjectID="_1850800096" r:id="rId773"/>
+          <o:OLEObject Type="Embed" ProgID="Equation.AxMath" ShapeID="_x0000_i1366" DrawAspect="Content" ObjectID="_1850801640" r:id="rId773"/>
         </w:object>
       </w:r>
     </w:p>
@@ -24610,7 +24612,7 @@
           <v:shape id="_x0000_i1367" type="#_x0000_t75" style="width:286.65pt;height:33.25pt" o:ole="">
             <v:imagedata r:id="rId774" o:title=""/>
           </v:shape>
-          <o:OLEObject Type="Embed" ProgID="Equation.AxMath" ShapeID="_x0000_i1367" DrawAspect="Content" ObjectID="_1850800097" r:id="rId775"/>
+          <o:OLEObject Type="Embed" ProgID="Equation.AxMath" ShapeID="_x0000_i1367" DrawAspect="Content" ObjectID="_1850801641" r:id="rId775"/>
         </w:object>
       </w:r>
     </w:p>
@@ -24638,7 +24640,7 @@
           <v:shape id="_x0000_i1368" type="#_x0000_t75" style="width:159.05pt;height:18.7pt" o:ole="">
             <v:imagedata r:id="rId776" o:title=""/>
           </v:shape>
-          <o:OLEObject Type="Embed" ProgID="Equation.AxMath" ShapeID="_x0000_i1368" DrawAspect="Content" ObjectID="_1850800098" r:id="rId777"/>
+          <o:OLEObject Type="Embed" ProgID="Equation.AxMath" ShapeID="_x0000_i1368" DrawAspect="Content" ObjectID="_1850801642" r:id="rId777"/>
         </w:object>
       </w:r>
     </w:p>
@@ -24655,7 +24657,7 @@
           <v:shape id="_x0000_i1369" type="#_x0000_t75" style="width:152.65pt;height:18.7pt" o:ole="">
             <v:imagedata r:id="rId778" o:title=""/>
           </v:shape>
-          <o:OLEObject Type="Embed" ProgID="Equation.AxMath" ShapeID="_x0000_i1369" DrawAspect="Content" ObjectID="_1850800099" r:id="rId779"/>
+          <o:OLEObject Type="Embed" ProgID="Equation.AxMath" ShapeID="_x0000_i1369" DrawAspect="Content" ObjectID="_1850801643" r:id="rId779"/>
         </w:object>
       </w:r>
     </w:p>
@@ -24677,7 +24679,7 @@
           <v:shape id="_x0000_i1370" type="#_x0000_t75" style="width:46.05pt;height:32.8pt" o:ole="">
             <v:imagedata r:id="rId780" o:title=""/>
           </v:shape>
-          <o:OLEObject Type="Embed" ProgID="Equation.AxMath" ShapeID="_x0000_i1370" DrawAspect="Content" ObjectID="_1850800100" r:id="rId781"/>
+          <o:OLEObject Type="Embed" ProgID="Equation.AxMath" ShapeID="_x0000_i1370" DrawAspect="Content" ObjectID="_1850801644" r:id="rId781"/>
         </w:object>
       </w:r>
       <w:r>
@@ -24694,7 +24696,7 @@
           <v:shape id="_x0000_i1371" type="#_x0000_t75" style="width:45.55pt;height:32.8pt" o:ole="">
             <v:imagedata r:id="rId782" o:title=""/>
           </v:shape>
-          <o:OLEObject Type="Embed" ProgID="Equation.AxMath" ShapeID="_x0000_i1371" DrawAspect="Content" ObjectID="_1850800101" r:id="rId783"/>
+          <o:OLEObject Type="Embed" ProgID="Equation.AxMath" ShapeID="_x0000_i1371" DrawAspect="Content" ObjectID="_1850801645" r:id="rId783"/>
         </w:object>
       </w:r>
       <w:r>
@@ -24711,7 +24713,7 @@
           <v:shape id="_x0000_i1372" type="#_x0000_t75" style="width:28.7pt;height:17.75pt" o:ole="">
             <v:imagedata r:id="rId784" o:title=""/>
           </v:shape>
-          <o:OLEObject Type="Embed" ProgID="Equation.AxMath" ShapeID="_x0000_i1372" DrawAspect="Content" ObjectID="_1850800102" r:id="rId785"/>
+          <o:OLEObject Type="Embed" ProgID="Equation.AxMath" ShapeID="_x0000_i1372" DrawAspect="Content" ObjectID="_1850801646" r:id="rId785"/>
         </w:object>
       </w:r>
       <w:r>
@@ -24784,7 +24786,7 @@
                 <v:shape id="_x0000_i184874" type="#_x0000_t75" style="width:200.05pt;height:71.55pt" o:ole="">
                   <v:imagedata r:id="rId786" o:title=""/>
                 </v:shape>
-                <o:OLEObject Type="Embed" ProgID="Equation.AxMath" ShapeID="_x0000_i184874" DrawAspect="Content" ObjectID="_1850800103" r:id="rId787"/>
+                <o:OLEObject Type="Embed" ProgID="Equation.AxMath" ShapeID="_x0000_i184874" DrawAspect="Content" ObjectID="_1850801647" r:id="rId787"/>
               </w:object>
             </w:r>
           </w:p>
@@ -24814,7 +24816,7 @@
             <w:r>
               <w:fldChar w:fldCharType="end"/>
             </w:r>
-            <w:bookmarkStart w:id="53" w:name="ZEqnNum148868"/>
+            <w:bookmarkStart w:id="54" w:name="ZEqnNum148868"/>
             <w:r>
               <w:instrText>(</w:instrText>
             </w:r>
@@ -24829,7 +24831,7 @@
             <w:r>
               <w:instrText>)</w:instrText>
             </w:r>
-            <w:bookmarkEnd w:id="53"/>
+            <w:bookmarkEnd w:id="54"/>
             <w:r>
               <w:fldChar w:fldCharType="end"/>
             </w:r>
@@ -24880,7 +24882,7 @@
           <v:shape id="_x0000_i1376" type="#_x0000_t75" style="width:46.05pt;height:32.8pt" o:ole="">
             <v:imagedata r:id="rId788" o:title=""/>
           </v:shape>
-          <o:OLEObject Type="Embed" ProgID="Equation.AxMath" ShapeID="_x0000_i1376" DrawAspect="Content" ObjectID="_1850800104" r:id="rId789"/>
+          <o:OLEObject Type="Embed" ProgID="Equation.AxMath" ShapeID="_x0000_i1376" DrawAspect="Content" ObjectID="_1850801648" r:id="rId789"/>
         </w:object>
       </w:r>
       <w:r>
@@ -24903,7 +24905,7 @@
           <v:shape id="_x0000_i1377" type="#_x0000_t75" style="width:138.1pt;height:18.7pt" o:ole="">
             <v:imagedata r:id="rId790" o:title=""/>
           </v:shape>
-          <o:OLEObject Type="Embed" ProgID="Equation.AxMath" ShapeID="_x0000_i1377" DrawAspect="Content" ObjectID="_1850800105" r:id="rId791"/>
+          <o:OLEObject Type="Embed" ProgID="Equation.AxMath" ShapeID="_x0000_i1377" DrawAspect="Content" ObjectID="_1850801649" r:id="rId791"/>
         </w:object>
       </w:r>
     </w:p>
@@ -24931,7 +24933,7 @@
           <v:shape id="_x0000_i1378" type="#_x0000_t75" style="width:96.6pt;height:33.7pt" o:ole="">
             <v:imagedata r:id="rId792" o:title=""/>
           </v:shape>
-          <o:OLEObject Type="Embed" ProgID="Equation.AxMath" ShapeID="_x0000_i1378" DrawAspect="Content" ObjectID="_1850800106" r:id="rId793"/>
+          <o:OLEObject Type="Embed" ProgID="Equation.AxMath" ShapeID="_x0000_i1378" DrawAspect="Content" ObjectID="_1850801650" r:id="rId793"/>
         </w:object>
       </w:r>
     </w:p>
@@ -24971,7 +24973,7 @@
           <v:shape id="_x0000_i1379" type="#_x0000_t75" style="width:128.5pt;height:35.1pt" o:ole="">
             <v:imagedata r:id="rId794" o:title=""/>
           </v:shape>
-          <o:OLEObject Type="Embed" ProgID="Equation.AxMath" ShapeID="_x0000_i1379" DrawAspect="Content" ObjectID="_1850800107" r:id="rId795"/>
+          <o:OLEObject Type="Embed" ProgID="Equation.AxMath" ShapeID="_x0000_i1379" DrawAspect="Content" ObjectID="_1850801651" r:id="rId795"/>
         </w:object>
       </w:r>
     </w:p>
@@ -25020,7 +25022,7 @@
           <v:shape id="_x0000_i1380" type="#_x0000_t75" style="width:15.05pt;height:17.75pt" o:ole="">
             <v:imagedata r:id="rId796" o:title=""/>
           </v:shape>
-          <o:OLEObject Type="Embed" ProgID="Equation.AxMath" ShapeID="_x0000_i1380" DrawAspect="Content" ObjectID="_1850800108" r:id="rId797"/>
+          <o:OLEObject Type="Embed" ProgID="Equation.AxMath" ShapeID="_x0000_i1380" DrawAspect="Content" ObjectID="_1850801652" r:id="rId797"/>
         </w:object>
       </w:r>
       <w:r>
@@ -25037,7 +25039,7 @@
           <v:shape id="_x0000_i1381" type="#_x0000_t75" style="width:32.8pt;height:18.7pt" o:ole="">
             <v:imagedata r:id="rId798" o:title=""/>
           </v:shape>
-          <o:OLEObject Type="Embed" ProgID="Equation.AxMath" ShapeID="_x0000_i1381" DrawAspect="Content" ObjectID="_1850800109" r:id="rId799"/>
+          <o:OLEObject Type="Embed" ProgID="Equation.AxMath" ShapeID="_x0000_i1381" DrawAspect="Content" ObjectID="_1850801653" r:id="rId799"/>
         </w:object>
       </w:r>
       <w:r>
@@ -25060,7 +25062,7 @@
           <v:shape id="_x0000_i1382" type="#_x0000_t75" style="width:133.5pt;height:37.8pt" o:ole="">
             <v:imagedata r:id="rId800" o:title=""/>
           </v:shape>
-          <o:OLEObject Type="Embed" ProgID="Equation.AxMath" ShapeID="_x0000_i1382" DrawAspect="Content" ObjectID="_1850800110" r:id="rId801"/>
+          <o:OLEObject Type="Embed" ProgID="Equation.AxMath" ShapeID="_x0000_i1382" DrawAspect="Content" ObjectID="_1850801654" r:id="rId801"/>
         </w:object>
       </w:r>
     </w:p>
@@ -25122,7 +25124,7 @@
           <v:shape id="_x0000_i93919" type="#_x0000_t75" style="width:57.4pt;height:20.05pt" o:ole="">
             <v:imagedata r:id="rId802" o:title=""/>
           </v:shape>
-          <o:OLEObject Type="Embed" ProgID="Equation.AxMath" ShapeID="_x0000_i93919" DrawAspect="Content" ObjectID="_1850800111" r:id="rId803"/>
+          <o:OLEObject Type="Embed" ProgID="Equation.AxMath" ShapeID="_x0000_i93919" DrawAspect="Content" ObjectID="_1850801655" r:id="rId803"/>
         </w:object>
       </w:r>
       <w:r>
@@ -25139,7 +25141,7 @@
           <v:shape id="_x0000_i93920" type="#_x0000_t75" style="width:32.8pt;height:20.05pt" o:ole="">
             <v:imagedata r:id="rId237" o:title=""/>
           </v:shape>
-          <o:OLEObject Type="Embed" ProgID="Equation.AxMath" ShapeID="_x0000_i93920" DrawAspect="Content" ObjectID="_1850800112" r:id="rId804"/>
+          <o:OLEObject Type="Embed" ProgID="Equation.AxMath" ShapeID="_x0000_i93920" DrawAspect="Content" ObjectID="_1850801656" r:id="rId804"/>
         </w:object>
       </w:r>
       <w:r>
@@ -25156,7 +25158,7 @@
           <v:shape id="_x0000_i93921" type="#_x0000_t75" style="width:44.65pt;height:19.15pt" o:ole="">
             <v:imagedata r:id="rId805" o:title=""/>
           </v:shape>
-          <o:OLEObject Type="Embed" ProgID="Equation.AxMath" ShapeID="_x0000_i93921" DrawAspect="Content" ObjectID="_1850800113" r:id="rId806"/>
+          <o:OLEObject Type="Embed" ProgID="Equation.AxMath" ShapeID="_x0000_i93921" DrawAspect="Content" ObjectID="_1850801657" r:id="rId806"/>
         </w:object>
       </w:r>
       <w:r>
@@ -25179,7 +25181,7 @@
           <v:shape id="_x0000_i93922" type="#_x0000_t75" style="width:199.6pt;height:36.9pt" o:ole="">
             <v:imagedata r:id="rId807" o:title=""/>
           </v:shape>
-          <o:OLEObject Type="Embed" ProgID="Equation.AxMath" ShapeID="_x0000_i93922" DrawAspect="Content" ObjectID="_1850800114" r:id="rId808"/>
+          <o:OLEObject Type="Embed" ProgID="Equation.AxMath" ShapeID="_x0000_i93922" DrawAspect="Content" ObjectID="_1850801658" r:id="rId808"/>
         </w:object>
       </w:r>
     </w:p>
@@ -25201,7 +25203,7 @@
           <v:shape id="_x0000_i93923" type="#_x0000_t75" style="width:11.4pt;height:19.15pt" o:ole="">
             <v:imagedata r:id="rId809" o:title=""/>
           </v:shape>
-          <o:OLEObject Type="Embed" ProgID="Equation.AxMath" ShapeID="_x0000_i93923" DrawAspect="Content" ObjectID="_1850800115" r:id="rId810"/>
+          <o:OLEObject Type="Embed" ProgID="Equation.AxMath" ShapeID="_x0000_i93923" DrawAspect="Content" ObjectID="_1850801659" r:id="rId810"/>
         </w:object>
       </w:r>
       <w:r>
@@ -25224,7 +25226,7 @@
           <v:shape id="_x0000_i93924" type="#_x0000_t75" style="width:123.95pt;height:37.8pt" o:ole="">
             <v:imagedata r:id="rId811" o:title=""/>
           </v:shape>
-          <o:OLEObject Type="Embed" ProgID="Equation.AxMath" ShapeID="_x0000_i93924" DrawAspect="Content" ObjectID="_1850800116" r:id="rId812"/>
+          <o:OLEObject Type="Embed" ProgID="Equation.AxMath" ShapeID="_x0000_i93924" DrawAspect="Content" ObjectID="_1850801660" r:id="rId812"/>
         </w:object>
       </w:r>
     </w:p>
@@ -25319,7 +25321,7 @@
           <v:shape id="_x0000_i173697" type="#_x0000_t75" style="width:9.1pt;height:19.15pt" o:ole="">
             <v:imagedata r:id="rId813" o:title=""/>
           </v:shape>
-          <o:OLEObject Type="Embed" ProgID="Equation.AxMath" ShapeID="_x0000_i173697" DrawAspect="Content" ObjectID="_1850800117" r:id="rId814"/>
+          <o:OLEObject Type="Embed" ProgID="Equation.AxMath" ShapeID="_x0000_i173697" DrawAspect="Content" ObjectID="_1850801661" r:id="rId814"/>
         </w:object>
       </w:r>
       <w:r>
@@ -25336,7 +25338,7 @@
           <v:shape id="_x0000_i93926" type="#_x0000_t75" style="width:6.85pt;height:19.15pt" o:ole="">
             <v:imagedata r:id="rId265" o:title=""/>
           </v:shape>
-          <o:OLEObject Type="Embed" ProgID="Equation.AxMath" ShapeID="_x0000_i93926" DrawAspect="Content" ObjectID="_1850800118" r:id="rId815"/>
+          <o:OLEObject Type="Embed" ProgID="Equation.AxMath" ShapeID="_x0000_i93926" DrawAspect="Content" ObjectID="_1850801662" r:id="rId815"/>
         </w:object>
       </w:r>
       <w:r>
@@ -25359,7 +25361,7 @@
           <v:shape id="_x0000_i93927" type="#_x0000_t75" style="width:281.15pt;height:35.1pt" o:ole="">
             <v:imagedata r:id="rId816" o:title=""/>
           </v:shape>
-          <o:OLEObject Type="Embed" ProgID="Equation.AxMath" ShapeID="_x0000_i93927" DrawAspect="Content" ObjectID="_1850800119" r:id="rId817"/>
+          <o:OLEObject Type="Embed" ProgID="Equation.AxMath" ShapeID="_x0000_i93927" DrawAspect="Content" ObjectID="_1850801663" r:id="rId817"/>
         </w:object>
       </w:r>
     </w:p>
@@ -25376,7 +25378,7 @@
           <v:shape id="_x0000_i93928" type="#_x0000_t75" style="width:436.55pt;height:37.8pt" o:ole="">
             <v:imagedata r:id="rId818" o:title=""/>
           </v:shape>
-          <o:OLEObject Type="Embed" ProgID="Equation.AxMath" ShapeID="_x0000_i93928" DrawAspect="Content" ObjectID="_1850800120" r:id="rId819"/>
+          <o:OLEObject Type="Embed" ProgID="Equation.AxMath" ShapeID="_x0000_i93928" DrawAspect="Content" ObjectID="_1850801664" r:id="rId819"/>
         </w:object>
       </w:r>
     </w:p>
@@ -25398,7 +25400,7 @@
           <v:shape id="_x0000_i93929" type="#_x0000_t75" style="width:34.65pt;height:19.6pt" o:ole="">
             <v:imagedata r:id="rId479" o:title=""/>
           </v:shape>
-          <o:OLEObject Type="Embed" ProgID="Equation.AxMath" ShapeID="_x0000_i93929" DrawAspect="Content" ObjectID="_1850800121" r:id="rId820"/>
+          <o:OLEObject Type="Embed" ProgID="Equation.AxMath" ShapeID="_x0000_i93929" DrawAspect="Content" ObjectID="_1850801665" r:id="rId820"/>
         </w:object>
       </w:r>
       <w:r>
@@ -25444,7 +25446,7 @@
           <v:shape id="_x0000_i93930" type="#_x0000_t75" style="width:87.95pt;height:19.6pt" o:ole="">
             <v:imagedata r:id="rId821" o:title=""/>
           </v:shape>
-          <o:OLEObject Type="Embed" ProgID="Equation.AxMath" ShapeID="_x0000_i93930" DrawAspect="Content" ObjectID="_1850800122" r:id="rId822"/>
+          <o:OLEObject Type="Embed" ProgID="Equation.AxMath" ShapeID="_x0000_i93930" DrawAspect="Content" ObjectID="_1850801666" r:id="rId822"/>
         </w:object>
       </w:r>
     </w:p>
@@ -25508,7 +25510,7 @@
           <v:shape id="_x0000_i93931" type="#_x0000_t75" style="width:339.95pt;height:20.5pt" o:ole="">
             <v:imagedata r:id="rId823" o:title=""/>
           </v:shape>
-          <o:OLEObject Type="Embed" ProgID="Equation.AxMath" ShapeID="_x0000_i93931" DrawAspect="Content" ObjectID="_1850800123" r:id="rId824"/>
+          <o:OLEObject Type="Embed" ProgID="Equation.AxMath" ShapeID="_x0000_i93931" DrawAspect="Content" ObjectID="_1850801667" r:id="rId824"/>
         </w:object>
       </w:r>
     </w:p>
@@ -25645,7 +25647,7 @@
                 <v:shape id="_x0000_i184879" type="#_x0000_t75" style="width:268.85pt;height:36pt" o:ole="">
                   <v:imagedata r:id="rId825" o:title=""/>
                 </v:shape>
-                <o:OLEObject Type="Embed" ProgID="Equation.AxMath" ShapeID="_x0000_i184879" DrawAspect="Content" ObjectID="_1850800124" r:id="rId826"/>
+                <o:OLEObject Type="Embed" ProgID="Equation.AxMath" ShapeID="_x0000_i184879" DrawAspect="Content" ObjectID="_1850801668" r:id="rId826"/>
               </w:object>
             </w:r>
           </w:p>
@@ -25732,7 +25734,7 @@
           <v:shape id="_x0000_i93933" type="#_x0000_t75" style="width:128.5pt;height:37.8pt" o:ole="">
             <v:imagedata r:id="rId827" o:title=""/>
           </v:shape>
-          <o:OLEObject Type="Embed" ProgID="Equation.AxMath" ShapeID="_x0000_i93933" DrawAspect="Content" ObjectID="_1850800125" r:id="rId828"/>
+          <o:OLEObject Type="Embed" ProgID="Equation.AxMath" ShapeID="_x0000_i93933" DrawAspect="Content" ObjectID="_1850801669" r:id="rId828"/>
         </w:object>
       </w:r>
     </w:p>
@@ -25760,7 +25762,7 @@
           <v:shape id="_x0000_i93934" type="#_x0000_t75" style="width:123.95pt;height:37.8pt" o:ole="">
             <v:imagedata r:id="rId829" o:title=""/>
           </v:shape>
-          <o:OLEObject Type="Embed" ProgID="Equation.AxMath" ShapeID="_x0000_i93934" DrawAspect="Content" ObjectID="_1850800126" r:id="rId830"/>
+          <o:OLEObject Type="Embed" ProgID="Equation.AxMath" ShapeID="_x0000_i93934" DrawAspect="Content" ObjectID="_1850801670" r:id="rId830"/>
         </w:object>
       </w:r>
     </w:p>
@@ -25803,7 +25805,7 @@
           <v:shape id="_x0000_i93935" type="#_x0000_t75" style="width:83.85pt;height:19.15pt" o:ole="">
             <v:imagedata r:id="rId831" o:title=""/>
           </v:shape>
-          <o:OLEObject Type="Embed" ProgID="Equation.AxMath" ShapeID="_x0000_i93935" DrawAspect="Content" ObjectID="_1850800127" r:id="rId832"/>
+          <o:OLEObject Type="Embed" ProgID="Equation.AxMath" ShapeID="_x0000_i93935" DrawAspect="Content" ObjectID="_1850801671" r:id="rId832"/>
         </w:object>
       </w:r>
       <w:r>
@@ -25832,7 +25834,7 @@
           <v:shape id="_x0000_i93936" type="#_x0000_t75" style="width:45.1pt;height:20.05pt" o:ole="">
             <v:imagedata r:id="rId833" o:title=""/>
           </v:shape>
-          <o:OLEObject Type="Embed" ProgID="Equation.AxMath" ShapeID="_x0000_i93936" DrawAspect="Content" ObjectID="_1850800128" r:id="rId834"/>
+          <o:OLEObject Type="Embed" ProgID="Equation.AxMath" ShapeID="_x0000_i93936" DrawAspect="Content" ObjectID="_1850801672" r:id="rId834"/>
         </w:object>
       </w:r>
       <w:r>
@@ -25855,7 +25857,7 @@
           <v:shape id="_x0000_i93937" type="#_x0000_t75" style="width:312.15pt;height:36.45pt" o:ole="">
             <v:imagedata r:id="rId835" o:title=""/>
           </v:shape>
-          <o:OLEObject Type="Embed" ProgID="Equation.AxMath" ShapeID="_x0000_i93937" DrawAspect="Content" ObjectID="_1850800129" r:id="rId836"/>
+          <o:OLEObject Type="Embed" ProgID="Equation.AxMath" ShapeID="_x0000_i93937" DrawAspect="Content" ObjectID="_1850801673" r:id="rId836"/>
         </w:object>
       </w:r>
     </w:p>
@@ -25924,7 +25926,7 @@
           <v:shape id="_x0000_i93938" type="#_x0000_t75" style="width:47.4pt;height:19.15pt" o:ole="">
             <v:imagedata r:id="rId837" o:title=""/>
           </v:shape>
-          <o:OLEObject Type="Embed" ProgID="Equation.AxMath" ShapeID="_x0000_i93938" DrawAspect="Content" ObjectID="_1850800130" r:id="rId838"/>
+          <o:OLEObject Type="Embed" ProgID="Equation.AxMath" ShapeID="_x0000_i93938" DrawAspect="Content" ObjectID="_1850801674" r:id="rId838"/>
         </w:object>
       </w:r>
       <w:r>
@@ -25941,7 +25943,7 @@
           <v:shape id="_x0000_i93939" type="#_x0000_t75" style="width:46.5pt;height:19.15pt" o:ole="">
             <v:imagedata r:id="rId304" o:title=""/>
           </v:shape>
-          <o:OLEObject Type="Embed" ProgID="Equation.AxMath" ShapeID="_x0000_i93939" DrawAspect="Content" ObjectID="_1850800131" r:id="rId839"/>
+          <o:OLEObject Type="Embed" ProgID="Equation.AxMath" ShapeID="_x0000_i93939" DrawAspect="Content" ObjectID="_1850801675" r:id="rId839"/>
         </w:object>
       </w:r>
       <w:r>
@@ -25958,7 +25960,7 @@
           <v:shape id="_x0000_i184885" type="#_x0000_t75" style="width:46.5pt;height:18.25pt" o:ole="">
             <v:imagedata r:id="rId840" o:title=""/>
           </v:shape>
-          <o:OLEObject Type="Embed" ProgID="Equation.AxMath" ShapeID="_x0000_i184885" DrawAspect="Content" ObjectID="_1850800132" r:id="rId841"/>
+          <o:OLEObject Type="Embed" ProgID="Equation.AxMath" ShapeID="_x0000_i184885" DrawAspect="Content" ObjectID="_1850801676" r:id="rId841"/>
         </w:object>
       </w:r>
       <w:r>
@@ -26017,7 +26019,7 @@
           <v:shape id="_x0000_i93940" type="#_x0000_t75" style="width:105.25pt;height:26.45pt" o:ole="">
             <v:imagedata r:id="rId842" o:title=""/>
           </v:shape>
-          <o:OLEObject Type="Embed" ProgID="Equation.AxMath" ShapeID="_x0000_i93940" DrawAspect="Content" ObjectID="_1850800133" r:id="rId843"/>
+          <o:OLEObject Type="Embed" ProgID="Equation.AxMath" ShapeID="_x0000_i93940" DrawAspect="Content" ObjectID="_1850801677" r:id="rId843"/>
         </w:object>
       </w:r>
     </w:p>
@@ -26063,7 +26065,7 @@
           <v:shape id="_x0000_i93941" type="#_x0000_t75" style="width:11.4pt;height:19.15pt" o:ole="">
             <v:imagedata r:id="rId809" o:title=""/>
           </v:shape>
-          <o:OLEObject Type="Embed" ProgID="Equation.AxMath" ShapeID="_x0000_i93941" DrawAspect="Content" ObjectID="_1850800134" r:id="rId844"/>
+          <o:OLEObject Type="Embed" ProgID="Equation.AxMath" ShapeID="_x0000_i93941" DrawAspect="Content" ObjectID="_1850801678" r:id="rId844"/>
         </w:object>
       </w:r>
       <w:r>
@@ -26080,7 +26082,7 @@
           <v:shape id="_x0000_i93942" type="#_x0000_t75" style="width:11.85pt;height:19.15pt" o:ole="">
             <v:imagedata r:id="rId845" o:title=""/>
           </v:shape>
-          <o:OLEObject Type="Embed" ProgID="Equation.AxMath" ShapeID="_x0000_i93942" DrawAspect="Content" ObjectID="_1850800135" r:id="rId846"/>
+          <o:OLEObject Type="Embed" ProgID="Equation.AxMath" ShapeID="_x0000_i93942" DrawAspect="Content" ObjectID="_1850801679" r:id="rId846"/>
         </w:object>
       </w:r>
       <w:r>
@@ -26097,7 +26099,7 @@
           <v:shape id="_x0000_i93943" type="#_x0000_t75" style="width:7.3pt;height:19.15pt" o:ole="">
             <v:imagedata r:id="rId847" o:title=""/>
           </v:shape>
-          <o:OLEObject Type="Embed" ProgID="Equation.AxMath" ShapeID="_x0000_i93943" DrawAspect="Content" ObjectID="_1850800136" r:id="rId848"/>
+          <o:OLEObject Type="Embed" ProgID="Equation.AxMath" ShapeID="_x0000_i93943" DrawAspect="Content" ObjectID="_1850801680" r:id="rId848"/>
         </w:object>
       </w:r>
       <w:r>
@@ -26120,7 +26122,7 @@
           <v:shape id="_x0000_i93944" type="#_x0000_t75" style="width:72.45pt;height:36pt" o:ole="">
             <v:imagedata r:id="rId849" o:title=""/>
           </v:shape>
-          <o:OLEObject Type="Embed" ProgID="Equation.AxMath" ShapeID="_x0000_i93944" DrawAspect="Content" ObjectID="_1850800137" r:id="rId850"/>
+          <o:OLEObject Type="Embed" ProgID="Equation.AxMath" ShapeID="_x0000_i93944" DrawAspect="Content" ObjectID="_1850801681" r:id="rId850"/>
         </w:object>
       </w:r>
     </w:p>
@@ -26143,7 +26145,7 @@
           <v:shape id="_x0000_i93945" type="#_x0000_t75" style="width:50.15pt;height:20.05pt" o:ole="">
             <v:imagedata r:id="rId851" o:title=""/>
           </v:shape>
-          <o:OLEObject Type="Embed" ProgID="Equation.AxMath" ShapeID="_x0000_i93945" DrawAspect="Content" ObjectID="_1850800138" r:id="rId852"/>
+          <o:OLEObject Type="Embed" ProgID="Equation.AxMath" ShapeID="_x0000_i93945" DrawAspect="Content" ObjectID="_1850801682" r:id="rId852"/>
         </w:object>
       </w:r>
       <w:r>
@@ -26160,7 +26162,7 @@
           <v:shape id="_x0000_i93946" type="#_x0000_t75" style="width:83.85pt;height:20.05pt" o:ole="">
             <v:imagedata r:id="rId853" o:title=""/>
           </v:shape>
-          <o:OLEObject Type="Embed" ProgID="Equation.AxMath" ShapeID="_x0000_i93946" DrawAspect="Content" ObjectID="_1850800139" r:id="rId854"/>
+          <o:OLEObject Type="Embed" ProgID="Equation.AxMath" ShapeID="_x0000_i93946" DrawAspect="Content" ObjectID="_1850801683" r:id="rId854"/>
         </w:object>
       </w:r>
       <w:r>
@@ -26177,7 +26179,7 @@
           <v:shape id="_x0000_i93947" type="#_x0000_t75" style="width:65.6pt;height:20.5pt" o:ole="">
             <v:imagedata r:id="rId855" o:title=""/>
           </v:shape>
-          <o:OLEObject Type="Embed" ProgID="Equation.AxMath" ShapeID="_x0000_i93947" DrawAspect="Content" ObjectID="_1850800140" r:id="rId856"/>
+          <o:OLEObject Type="Embed" ProgID="Equation.AxMath" ShapeID="_x0000_i93947" DrawAspect="Content" ObjectID="_1850801684" r:id="rId856"/>
         </w:object>
       </w:r>
       <w:r>
@@ -26194,7 +26196,7 @@
           <v:shape id="_x0000_i93948" type="#_x0000_t75" style="width:11.85pt;height:19.15pt" o:ole="">
             <v:imagedata r:id="rId845" o:title=""/>
           </v:shape>
-          <o:OLEObject Type="Embed" ProgID="Equation.AxMath" ShapeID="_x0000_i93948" DrawAspect="Content" ObjectID="_1850800141" r:id="rId857"/>
+          <o:OLEObject Type="Embed" ProgID="Equation.AxMath" ShapeID="_x0000_i93948" DrawAspect="Content" ObjectID="_1850801685" r:id="rId857"/>
         </w:object>
       </w:r>
       <w:r>
@@ -26217,7 +26219,7 @@
           <v:shape id="_x0000_i93949" type="#_x0000_t75" style="width:113.9pt;height:37.35pt" o:ole="">
             <v:imagedata r:id="rId858" o:title=""/>
           </v:shape>
-          <o:OLEObject Type="Embed" ProgID="Equation.AxMath" ShapeID="_x0000_i93949" DrawAspect="Content" ObjectID="_1850800142" r:id="rId859"/>
+          <o:OLEObject Type="Embed" ProgID="Equation.AxMath" ShapeID="_x0000_i93949" DrawAspect="Content" ObjectID="_1850801686" r:id="rId859"/>
         </w:object>
       </w:r>
     </w:p>
@@ -26239,7 +26241,7 @@
           <v:shape id="_x0000_i93950" type="#_x0000_t75" style="width:50.15pt;height:20.05pt" o:ole="">
             <v:imagedata r:id="rId860" o:title=""/>
           </v:shape>
-          <o:OLEObject Type="Embed" ProgID="Equation.AxMath" ShapeID="_x0000_i93950" DrawAspect="Content" ObjectID="_1850800143" r:id="rId861"/>
+          <o:OLEObject Type="Embed" ProgID="Equation.AxMath" ShapeID="_x0000_i93950" DrawAspect="Content" ObjectID="_1850801687" r:id="rId861"/>
         </w:object>
       </w:r>
       <w:r>
@@ -26256,7 +26258,7 @@
           <v:shape id="_x0000_i93951" type="#_x0000_t75" style="width:37.8pt;height:20.05pt" o:ole="">
             <v:imagedata r:id="rId862" o:title=""/>
           </v:shape>
-          <o:OLEObject Type="Embed" ProgID="Equation.AxMath" ShapeID="_x0000_i93951" DrawAspect="Content" ObjectID="_1850800144" r:id="rId863"/>
+          <o:OLEObject Type="Embed" ProgID="Equation.AxMath" ShapeID="_x0000_i93951" DrawAspect="Content" ObjectID="_1850801688" r:id="rId863"/>
         </w:object>
       </w:r>
       <w:r>
@@ -26296,7 +26298,7 @@
           <v:shape id="_x0000_i1383" type="#_x0000_t75" style="width:97.05pt;height:25.05pt" o:ole="">
             <v:imagedata r:id="rId864" o:title=""/>
           </v:shape>
-          <o:OLEObject Type="Embed" ProgID="Equation.AxMath" ShapeID="_x0000_i1383" DrawAspect="Content" ObjectID="_1850800145" r:id="rId865"/>
+          <o:OLEObject Type="Embed" ProgID="Equation.AxMath" ShapeID="_x0000_i1383" DrawAspect="Content" ObjectID="_1850801689" r:id="rId865"/>
         </w:object>
       </w:r>
       <w:r>
@@ -26306,46 +26308,31 @@
         <w:fldChar w:fldCharType="begin"/>
       </w:r>
       <w:r>
-        <w:instrText xml:space="preserve"> GOTOBUTTON ZEqnNum330169  \* MERGEFORMAT </w:instrText>
+        <w:instrText xml:space="preserve"> GOTOBUTTON ZEqnNum447090  \* MERGEFORMAT </w:instrText>
       </w:r>
       <w:r>
         <w:fldChar w:fldCharType="begin"/>
       </w:r>
       <w:r>
-        <w:instrText xml:space="preserve"> REF ZEqnNum330169 \* Charformat \! \* MERGEFORMAT </w:instrText>
+        <w:instrText xml:space="preserve"> REF ZEqnNum447090 \* Charformat \! \* MERGEFORMAT </w:instrText>
       </w:r>
       <w:r>
         <w:fldChar w:fldCharType="separate"/>
       </w:r>
       <w:r>
-        <w:rPr>
-          <w:rFonts w:hint="eastAsia"/>
-          <w:b/>
-          <w:bCs/>
-        </w:rPr>
-        <w:instrText>错误</w:instrText>
-      </w:r>
-      <w:r>
-        <w:rPr>
-          <w:rFonts w:hint="eastAsia"/>
-          <w:b/>
-          <w:bCs/>
-        </w:rPr>
-        <w:instrText>!</w:instrText>
-      </w:r>
-      <w:r>
-        <w:rPr>
-          <w:rFonts w:hint="eastAsia"/>
-          <w:b/>
-          <w:bCs/>
-        </w:rPr>
-        <w:instrText>未找到引用源。</w:instrText>
+        <w:instrText>(10)</w:instrText>
       </w:r>
       <w:r>
         <w:fldChar w:fldCharType="end"/>
       </w:r>
       <w:r>
         <w:fldChar w:fldCharType="end"/>
+      </w:r>
+      <w:r>
+        <w:rPr>
+          <w:rFonts w:hint="eastAsia"/>
+        </w:rPr>
+        <w:t>。</w:t>
       </w:r>
       <w:r>
         <w:t>的严格阈值，得到</w:t>
@@ -26370,7 +26357,7 @@
           <v:shape id="_x0000_i1384" type="#_x0000_t75" style="width:189.55pt;height:17.75pt" o:ole="">
             <v:imagedata r:id="rId866" o:title=""/>
           </v:shape>
-          <o:OLEObject Type="Embed" ProgID="Equation.AxMath" ShapeID="_x0000_i1384" DrawAspect="Content" ObjectID="_1850800146" r:id="rId867"/>
+          <o:OLEObject Type="Embed" ProgID="Equation.AxMath" ShapeID="_x0000_i1384" DrawAspect="Content" ObjectID="_1850801690" r:id="rId867"/>
         </w:object>
       </w:r>
     </w:p>
@@ -26541,7 +26528,7 @@
         <w:keepNext/>
         <w:spacing w:before="60" w:after="60"/>
       </w:pPr>
-      <w:bookmarkStart w:id="54" w:name="_Ref240154759"/>
+      <w:bookmarkStart w:id="55" w:name="_Ref240154759"/>
       <w:r>
         <w:rPr>
           <w:rFonts w:hint="eastAsia"/>
@@ -26593,7 +26580,7 @@
       <w:r>
         <w:fldChar w:fldCharType="end"/>
       </w:r>
-      <w:bookmarkEnd w:id="54"/>
+      <w:bookmarkEnd w:id="55"/>
       <w:r>
         <w:rPr>
           <w:rFonts w:hint="eastAsia"/>
@@ -27862,7 +27849,7 @@
           <v:shape id="_x0000_i1385" type="#_x0000_t75" style="width:85.65pt;height:17.75pt" o:ole="">
             <v:imagedata r:id="rId868" o:title=""/>
           </v:shape>
-          <o:OLEObject Type="Embed" ProgID="Equation.AxMath" ShapeID="_x0000_i1385" DrawAspect="Content" ObjectID="_1850800147" r:id="rId869"/>
+          <o:OLEObject Type="Embed" ProgID="Equation.AxMath" ShapeID="_x0000_i1385" DrawAspect="Content" ObjectID="_1850801691" r:id="rId869"/>
         </w:object>
       </w:r>
       <w:r>
@@ -27933,7 +27920,7 @@
         <w:pStyle w:val="a6"/>
         <w:spacing w:before="60" w:after="60"/>
       </w:pPr>
-      <w:bookmarkStart w:id="55" w:name="_Ref240155192"/>
+      <w:bookmarkStart w:id="56" w:name="_Ref240155192"/>
       <w:r>
         <w:rPr>
           <w:rFonts w:hint="eastAsia"/>
@@ -27985,7 +27972,7 @@
       <w:r>
         <w:fldChar w:fldCharType="end"/>
       </w:r>
-      <w:bookmarkEnd w:id="55"/>
+      <w:bookmarkEnd w:id="56"/>
       <w:r>
         <w:rPr>
           <w:rFonts w:hint="eastAsia"/>
@@ -28024,21 +28011,21 @@
         <w:wordWrap/>
         <w:spacing w:before="120" w:after="120"/>
       </w:pPr>
-      <w:bookmarkStart w:id="56" w:name="_Toc81731882"/>
-      <w:bookmarkStart w:id="57" w:name="_Toc1257860"/>
-      <w:bookmarkStart w:id="58" w:name="_Toc81731816"/>
-      <w:bookmarkStart w:id="59" w:name="_Toc106480870"/>
-      <w:bookmarkStart w:id="60" w:name="_Hlk208156493"/>
+      <w:bookmarkStart w:id="57" w:name="_Toc81731882"/>
+      <w:bookmarkStart w:id="58" w:name="_Toc1257860"/>
+      <w:bookmarkStart w:id="59" w:name="_Toc81731816"/>
+      <w:bookmarkStart w:id="60" w:name="_Toc106480870"/>
+      <w:bookmarkStart w:id="61" w:name="_Hlk208156493"/>
       <w:r>
         <w:rPr>
           <w:rFonts w:hint="eastAsia"/>
         </w:rPr>
         <w:t>模型评价与</w:t>
       </w:r>
-      <w:bookmarkEnd w:id="56"/>
       <w:bookmarkEnd w:id="57"/>
       <w:bookmarkEnd w:id="58"/>
       <w:bookmarkEnd w:id="59"/>
+      <w:bookmarkEnd w:id="60"/>
       <w:r>
         <w:rPr>
           <w:rFonts w:hint="eastAsia"/>
@@ -28046,7 +28033,7 @@
         <w:t>推广</w:t>
       </w:r>
     </w:p>
-    <w:bookmarkEnd w:id="60"/>
+    <w:bookmarkEnd w:id="61"/>
     <w:p>
       <w:pPr>
         <w:pStyle w:val="2"/>
@@ -28529,9 +28516,9 @@
         <w:spacing w:before="120" w:after="120"/>
         <w:ind w:left="198" w:hanging="198"/>
       </w:pPr>
-      <w:bookmarkStart w:id="61" w:name="_Toc81731820"/>
-      <w:bookmarkStart w:id="62" w:name="_Toc106480874"/>
-      <w:bookmarkStart w:id="63" w:name="_Toc81731886"/>
+      <w:bookmarkStart w:id="62" w:name="_Toc81731820"/>
+      <w:bookmarkStart w:id="63" w:name="_Toc106480874"/>
+      <w:bookmarkStart w:id="64" w:name="_Toc81731886"/>
       <w:r>
         <w:rPr>
           <w:rFonts w:hint="eastAsia"/>
@@ -28582,9 +28569,9 @@
         <w:lastRenderedPageBreak/>
         <w:t>参考文献</w:t>
       </w:r>
-      <w:bookmarkEnd w:id="61"/>
       <w:bookmarkEnd w:id="62"/>
       <w:bookmarkEnd w:id="63"/>
+      <w:bookmarkEnd w:id="64"/>
     </w:p>
     <w:p>
       <w:pPr>
@@ -28677,11 +28664,11 @@
       <w:r>
         <w:t xml:space="preserve">American College of Obstetricians and Gynecologists, Non-invasive prenatal testing, </w:t>
       </w:r>
-      <w:bookmarkStart w:id="64" w:name="_Hlk208155551"/>
+      <w:bookmarkStart w:id="65" w:name="_Hlk208155551"/>
       <w:r>
         <w:t>https://www.acog.org/advocacy/policy-priorities/non-invasive-prenatal-testing,2025-09-06.</w:t>
       </w:r>
-      <w:bookmarkEnd w:id="64"/>
+      <w:bookmarkEnd w:id="65"/>
     </w:p>
     <w:p>
       <w:pPr>
@@ -28795,9 +28782,9 @@
         <w:wordWrap/>
         <w:spacing w:before="120" w:after="120"/>
       </w:pPr>
-      <w:bookmarkStart w:id="65" w:name="_Toc106480875"/>
-      <w:bookmarkStart w:id="66" w:name="_Toc81731821"/>
-      <w:bookmarkStart w:id="67" w:name="_Toc81731887"/>
+      <w:bookmarkStart w:id="66" w:name="_Toc106480875"/>
+      <w:bookmarkStart w:id="67" w:name="_Toc81731821"/>
+      <w:bookmarkStart w:id="68" w:name="_Toc81731887"/>
       <w:r>
         <w:rPr>
           <w:rFonts w:hint="eastAsia"/>
@@ -28805,9 +28792,9 @@
         <w:lastRenderedPageBreak/>
         <w:t>附录</w:t>
       </w:r>
-      <w:bookmarkEnd w:id="65"/>
       <w:bookmarkEnd w:id="66"/>
       <w:bookmarkEnd w:id="67"/>
+      <w:bookmarkEnd w:id="68"/>
     </w:p>
     <w:p>
       <w:pPr>
@@ -32560,14 +32547,14 @@
                 <w:b/>
               </w:rPr>
             </w:pPr>
-            <w:bookmarkStart w:id="68" w:name="_Hlk208157578"/>
+            <w:bookmarkStart w:id="69" w:name="_Hlk208157578"/>
             <w:r>
               <w:rPr>
                 <w:b/>
               </w:rPr>
               <w:t>附录</w:t>
             </w:r>
-            <w:bookmarkEnd w:id="68"/>
+            <w:bookmarkEnd w:id="69"/>
             <w:r>
               <w:rPr>
                 <w:rFonts w:hint="eastAsia"/>
@@ -41536,14 +41523,14 @@
                 <w:b/>
               </w:rPr>
             </w:pPr>
-            <w:bookmarkStart w:id="69" w:name="_Hlk208158555"/>
+            <w:bookmarkStart w:id="70" w:name="_Hlk208158555"/>
             <w:r>
               <w:rPr>
                 <w:b/>
               </w:rPr>
               <w:t>附录</w:t>
             </w:r>
-            <w:bookmarkEnd w:id="69"/>
+            <w:bookmarkEnd w:id="70"/>
             <w:r>
               <w:rPr>
                 <w:rFonts w:hint="eastAsia"/>

--- a/paper/2026C论文.docx
+++ b/paper/2026C论文.docx
@@ -503,7 +503,7 @@
           <v:shape id="_x0000_i1025" type="#_x0000_t75" style="width:17.75pt;height:16.85pt" o:ole="">
             <v:imagedata r:id="rId8" o:title=""/>
           </v:shape>
-          <o:OLEObject Type="Embed" ProgID="Equation.AxMath" ShapeID="_x0000_i1025" DrawAspect="Content" ObjectID="_1850810378" r:id="rId9">
+          <o:OLEObject Type="Embed" ProgID="Equation.AxMath" ShapeID="_x0000_i1025" DrawAspect="Content" ObjectID="_1850811719" r:id="rId9">
             <o:FieldCodes>\* MERGEFORMAT</o:FieldCodes>
           </o:OLEObject>
         </w:object>
@@ -1961,7 +1961,7 @@
           <v:shape id="_x0000_i1026" type="#_x0000_t75" style="width:29.15pt;height:18.7pt" o:ole="">
             <v:imagedata r:id="rId10" o:title=""/>
           </v:shape>
-          <o:OLEObject Type="Embed" ProgID="Equation.AxMath" ShapeID="_x0000_i1026" DrawAspect="Content" ObjectID="_1850810379" r:id="rId11"/>
+          <o:OLEObject Type="Embed" ProgID="Equation.AxMath" ShapeID="_x0000_i1026" DrawAspect="Content" ObjectID="_1850811720" r:id="rId11"/>
         </w:object>
       </w:r>
       <w:r>
@@ -1978,7 +1978,7 @@
           <v:shape id="_x0000_i1027" type="#_x0000_t75" style="width:30.55pt;height:18.7pt" o:ole="">
             <v:imagedata r:id="rId12" o:title=""/>
           </v:shape>
-          <o:OLEObject Type="Embed" ProgID="Equation.AxMath" ShapeID="_x0000_i1027" DrawAspect="Content" ObjectID="_1850810380" r:id="rId13"/>
+          <o:OLEObject Type="Embed" ProgID="Equation.AxMath" ShapeID="_x0000_i1027" DrawAspect="Content" ObjectID="_1850811721" r:id="rId13"/>
         </w:object>
       </w:r>
       <w:r>
@@ -2185,7 +2185,7 @@
           <v:shape id="_x0000_i1028" type="#_x0000_t75" style="width:9.55pt;height:17.75pt" o:ole="">
             <v:imagedata r:id="rId14" o:title=""/>
           </v:shape>
-          <o:OLEObject Type="Embed" ProgID="Equation.AxMath" ShapeID="_x0000_i1028" DrawAspect="Content" ObjectID="_1850810381" r:id="rId15"/>
+          <o:OLEObject Type="Embed" ProgID="Equation.AxMath" ShapeID="_x0000_i1028" DrawAspect="Content" ObjectID="_1850811722" r:id="rId15"/>
         </w:object>
       </w:r>
       <w:r>
@@ -2202,7 +2202,7 @@
           <v:shape id="_x0000_i1029" type="#_x0000_t75" style="width:12.3pt;height:18.25pt" o:ole="">
             <v:imagedata r:id="rId16" o:title=""/>
           </v:shape>
-          <o:OLEObject Type="Embed" ProgID="Equation.AxMath" ShapeID="_x0000_i1029" DrawAspect="Content" ObjectID="_1850810382" r:id="rId17"/>
+          <o:OLEObject Type="Embed" ProgID="Equation.AxMath" ShapeID="_x0000_i1029" DrawAspect="Content" ObjectID="_1850811723" r:id="rId17"/>
         </w:object>
       </w:r>
       <w:r>
@@ -2219,7 +2219,7 @@
           <v:shape id="_x0000_i1030" type="#_x0000_t75" style="width:9.1pt;height:17.75pt" o:ole="">
             <v:imagedata r:id="rId18" o:title=""/>
           </v:shape>
-          <o:OLEObject Type="Embed" ProgID="Equation.AxMath" ShapeID="_x0000_i1030" DrawAspect="Content" ObjectID="_1850810383" r:id="rId19"/>
+          <o:OLEObject Type="Embed" ProgID="Equation.AxMath" ShapeID="_x0000_i1030" DrawAspect="Content" ObjectID="_1850811724" r:id="rId19"/>
         </w:object>
       </w:r>
       <w:r>
@@ -2248,7 +2248,7 @@
           <v:shape id="_x0000_i1031" type="#_x0000_t75" style="width:12.3pt;height:17.75pt" o:ole="">
             <v:imagedata r:id="rId20" o:title=""/>
           </v:shape>
-          <o:OLEObject Type="Embed" ProgID="Equation.AxMath" ShapeID="_x0000_i1031" DrawAspect="Content" ObjectID="_1850810384" r:id="rId21"/>
+          <o:OLEObject Type="Embed" ProgID="Equation.AxMath" ShapeID="_x0000_i1031" DrawAspect="Content" ObjectID="_1850811725" r:id="rId21"/>
         </w:object>
       </w:r>
       <w:r>
@@ -2387,7 +2387,7 @@
           <v:shape id="_x0000_i1032" type="#_x0000_t75" style="width:63.35pt;height:17.75pt" o:ole="">
             <v:imagedata r:id="rId22" o:title=""/>
           </v:shape>
-          <o:OLEObject Type="Embed" ProgID="Equation.AxMath" ShapeID="_x0000_i1032" DrawAspect="Content" ObjectID="_1850810385" r:id="rId23"/>
+          <o:OLEObject Type="Embed" ProgID="Equation.AxMath" ShapeID="_x0000_i1032" DrawAspect="Content" ObjectID="_1850811726" r:id="rId23"/>
         </w:object>
       </w:r>
       <w:r>
@@ -2410,7 +2410,7 @@
           <v:shape id="_x0000_i1033" type="#_x0000_t75" style="width:114.85pt;height:26.45pt" o:ole="">
             <v:imagedata r:id="rId24" o:title=""/>
           </v:shape>
-          <o:OLEObject Type="Embed" ProgID="Equation.AxMath" ShapeID="_x0000_i1033" DrawAspect="Content" ObjectID="_1850810386" r:id="rId25"/>
+          <o:OLEObject Type="Embed" ProgID="Equation.AxMath" ShapeID="_x0000_i1033" DrawAspect="Content" ObjectID="_1850811727" r:id="rId25"/>
         </w:object>
       </w:r>
       <w:r>
@@ -2522,7 +2522,7 @@
           <v:shape id="_x0000_i1034" type="#_x0000_t75" style="width:26.45pt;height:18.7pt" o:ole="">
             <v:imagedata r:id="rId26" o:title=""/>
           </v:shape>
-          <o:OLEObject Type="Embed" ProgID="Equation.AxMath" ShapeID="_x0000_i1034" DrawAspect="Content" ObjectID="_1850810387" r:id="rId27"/>
+          <o:OLEObject Type="Embed" ProgID="Equation.AxMath" ShapeID="_x0000_i1034" DrawAspect="Content" ObjectID="_1850811728" r:id="rId27"/>
         </w:object>
       </w:r>
       <w:r>
@@ -2550,7 +2550,7 @@
           <v:shape id="_x0000_i1035" type="#_x0000_t75" style="width:51.5pt;height:33.25pt" o:ole="">
             <v:imagedata r:id="rId28" o:title=""/>
           </v:shape>
-          <o:OLEObject Type="Embed" ProgID="Equation.AxMath" ShapeID="_x0000_i1035" DrawAspect="Content" ObjectID="_1850810388" r:id="rId29"/>
+          <o:OLEObject Type="Embed" ProgID="Equation.AxMath" ShapeID="_x0000_i1035" DrawAspect="Content" ObjectID="_1850811729" r:id="rId29"/>
         </w:object>
       </w:r>
       <w:r>
@@ -3085,7 +3085,7 @@
                 <v:shape id="_x0000_i1036" type="#_x0000_t75" style="width:7.3pt;height:17.75pt" o:ole="">
                   <v:imagedata r:id="rId31" o:title=""/>
                 </v:shape>
-                <o:OLEObject Type="Embed" ProgID="Equation.AxMath" ShapeID="_x0000_i1036" DrawAspect="Content" ObjectID="_1850810389" r:id="rId32">
+                <o:OLEObject Type="Embed" ProgID="Equation.AxMath" ShapeID="_x0000_i1036" DrawAspect="Content" ObjectID="_1850811730" r:id="rId32">
                   <o:FieldCodes>\* MERGEFORMAT</o:FieldCodes>
                 </o:OLEObject>
               </w:object>
@@ -3124,7 +3124,7 @@
                 <v:shape id="_x0000_i1037" type="#_x0000_t75" style="width:7.75pt;height:17.75pt" o:ole="">
                   <v:imagedata r:id="rId33" o:title=""/>
                 </v:shape>
-                <o:OLEObject Type="Embed" ProgID="Equation.AxMath" ShapeID="_x0000_i1037" DrawAspect="Content" ObjectID="_1850810390" r:id="rId34">
+                <o:OLEObject Type="Embed" ProgID="Equation.AxMath" ShapeID="_x0000_i1037" DrawAspect="Content" ObjectID="_1850811731" r:id="rId34">
                   <o:FieldCodes>\* MERGEFORMAT</o:FieldCodes>
                 </o:OLEObject>
               </w:object>
@@ -3152,7 +3152,7 @@
                 <v:shape id="_x0000_i1038" type="#_x0000_t75" alt="" style="width:10.95pt;height:16.4pt" o:ole="">
                   <v:imagedata r:id="rId35" o:title=""/>
                 </v:shape>
-                <o:OLEObject Type="Embed" ProgID="Equation.AxMath" ShapeID="_x0000_i1038" DrawAspect="Content" ObjectID="_1850810391" r:id="rId36">
+                <o:OLEObject Type="Embed" ProgID="Equation.AxMath" ShapeID="_x0000_i1038" DrawAspect="Content" ObjectID="_1850811732" r:id="rId36">
                   <o:FieldCodes>\* MERGEFORMAT</o:FieldCodes>
                 </o:OLEObject>
               </w:object>
@@ -3191,7 +3191,7 @@
                 <v:shape id="_x0000_i1039" type="#_x0000_t75" style="width:13.2pt;height:17.75pt" o:ole="">
                   <v:imagedata r:id="rId37" o:title=""/>
                 </v:shape>
-                <o:OLEObject Type="Embed" ProgID="Equation.AxMath" ShapeID="_x0000_i1039" DrawAspect="Content" ObjectID="_1850810392" r:id="rId38">
+                <o:OLEObject Type="Embed" ProgID="Equation.AxMath" ShapeID="_x0000_i1039" DrawAspect="Content" ObjectID="_1850811733" r:id="rId38">
                   <o:FieldCodes>\* MERGEFORMAT</o:FieldCodes>
                 </o:OLEObject>
               </w:object>
@@ -3216,7 +3216,7 @@
                 <v:shape id="_x0000_i1040" type="#_x0000_t75" alt="" style="width:9.55pt;height:16.4pt" o:ole="">
                   <v:imagedata r:id="rId39" o:title=""/>
                 </v:shape>
-                <o:OLEObject Type="Embed" ProgID="Equation.AxMath" ShapeID="_x0000_i1040" DrawAspect="Content" ObjectID="_1850810393" r:id="rId40">
+                <o:OLEObject Type="Embed" ProgID="Equation.AxMath" ShapeID="_x0000_i1040" DrawAspect="Content" ObjectID="_1850811734" r:id="rId40">
                   <o:FieldCodes>\* MERGEFORMAT</o:FieldCodes>
                 </o:OLEObject>
               </w:object>
@@ -3255,7 +3255,7 @@
                 <v:shape id="_x0000_i1041" type="#_x0000_t75" style="width:13.2pt;height:17.75pt" o:ole="">
                   <v:imagedata r:id="rId37" o:title=""/>
                 </v:shape>
-                <o:OLEObject Type="Embed" ProgID="Equation.AxMath" ShapeID="_x0000_i1041" DrawAspect="Content" ObjectID="_1850810394" r:id="rId41">
+                <o:OLEObject Type="Embed" ProgID="Equation.AxMath" ShapeID="_x0000_i1041" DrawAspect="Content" ObjectID="_1850811735" r:id="rId41">
                   <o:FieldCodes>\* MERGEFORMAT</o:FieldCodes>
                 </o:OLEObject>
               </w:object>
@@ -3280,7 +3280,7 @@
                 <v:shape id="_x0000_i1042" type="#_x0000_t75" alt="" style="width:9.1pt;height:16.4pt" o:ole="">
                   <v:imagedata r:id="rId42" o:title=""/>
                 </v:shape>
-                <o:OLEObject Type="Embed" ProgID="Equation.AxMath" ShapeID="_x0000_i1042" DrawAspect="Content" ObjectID="_1850810395" r:id="rId43">
+                <o:OLEObject Type="Embed" ProgID="Equation.AxMath" ShapeID="_x0000_i1042" DrawAspect="Content" ObjectID="_1850811736" r:id="rId43">
                   <o:FieldCodes>\* MERGEFORMAT</o:FieldCodes>
                 </o:OLEObject>
               </w:object>
@@ -3319,7 +3319,7 @@
                 <v:shape id="_x0000_i1043" type="#_x0000_t75" style="width:34.65pt;height:18.25pt" o:ole="">
                   <v:imagedata r:id="rId44" o:title=""/>
                 </v:shape>
-                <o:OLEObject Type="Embed" ProgID="Equation.AxMath" ShapeID="_x0000_i1043" DrawAspect="Content" ObjectID="_1850810396" r:id="rId45">
+                <o:OLEObject Type="Embed" ProgID="Equation.AxMath" ShapeID="_x0000_i1043" DrawAspect="Content" ObjectID="_1850811737" r:id="rId45">
                   <o:FieldCodes>\* MERGEFORMAT</o:FieldCodes>
                 </o:OLEObject>
               </w:object>
@@ -3344,7 +3344,7 @@
                 <v:shape id="_x0000_i1044" type="#_x0000_t75" alt="" style="width:11.4pt;height:16.4pt" o:ole="">
                   <v:imagedata r:id="rId46" o:title=""/>
                 </v:shape>
-                <o:OLEObject Type="Embed" ProgID="Equation.AxMath" ShapeID="_x0000_i1044" DrawAspect="Content" ObjectID="_1850810397" r:id="rId47">
+                <o:OLEObject Type="Embed" ProgID="Equation.AxMath" ShapeID="_x0000_i1044" DrawAspect="Content" ObjectID="_1850811738" r:id="rId47">
                   <o:FieldCodes>\* MERGEFORMAT</o:FieldCodes>
                 </o:OLEObject>
               </w:object>
@@ -3380,7 +3380,7 @@
                 <v:shape id="_x0000_i1045" type="#_x0000_t75" style="width:45.1pt;height:16.85pt" o:ole="">
                   <v:imagedata r:id="rId48" o:title=""/>
                 </v:shape>
-                <o:OLEObject Type="Embed" ProgID="Equation.AxMath" ShapeID="_x0000_i1045" DrawAspect="Content" ObjectID="_1850810398" r:id="rId49">
+                <o:OLEObject Type="Embed" ProgID="Equation.AxMath" ShapeID="_x0000_i1045" DrawAspect="Content" ObjectID="_1850811739" r:id="rId49">
                   <o:FieldCodes>\* MERGEFORMAT</o:FieldCodes>
                 </o:OLEObject>
               </w:object>
@@ -3405,7 +3405,7 @@
                 <v:shape id="_x0000_i1046" type="#_x0000_t75" alt="" style="width:8.2pt;height:16.4pt" o:ole="">
                   <v:imagedata r:id="rId50" o:title=""/>
                 </v:shape>
-                <o:OLEObject Type="Embed" ProgID="Equation.AxMath" ShapeID="_x0000_i1046" DrawAspect="Content" ObjectID="_1850810399" r:id="rId51">
+                <o:OLEObject Type="Embed" ProgID="Equation.AxMath" ShapeID="_x0000_i1046" DrawAspect="Content" ObjectID="_1850811740" r:id="rId51">
                   <o:FieldCodes>\* MERGEFORMAT</o:FieldCodes>
                 </o:OLEObject>
               </w:object>
@@ -3444,7 +3444,7 @@
                 <v:shape id="_x0000_i1047" type="#_x0000_t75" style="width:51.95pt;height:18.7pt" o:ole="">
                   <v:imagedata r:id="rId52" o:title=""/>
                 </v:shape>
-                <o:OLEObject Type="Embed" ProgID="Equation.AxMath" ShapeID="_x0000_i1047" DrawAspect="Content" ObjectID="_1850810400" r:id="rId53">
+                <o:OLEObject Type="Embed" ProgID="Equation.AxMath" ShapeID="_x0000_i1047" DrawAspect="Content" ObjectID="_1850811741" r:id="rId53">
                   <o:FieldCodes>\* MERGEFORMAT</o:FieldCodes>
                 </o:OLEObject>
               </w:object>
@@ -3469,7 +3469,7 @@
                 <v:shape id="_x0000_i1048" type="#_x0000_t75" alt="" style="width:8.65pt;height:16.4pt" o:ole="">
                   <v:imagedata r:id="rId54" o:title=""/>
                 </v:shape>
-                <o:OLEObject Type="Embed" ProgID="Equation.AxMath" ShapeID="_x0000_i1048" DrawAspect="Content" ObjectID="_1850810401" r:id="rId55">
+                <o:OLEObject Type="Embed" ProgID="Equation.AxMath" ShapeID="_x0000_i1048" DrawAspect="Content" ObjectID="_1850811742" r:id="rId55">
                   <o:FieldCodes>\* MERGEFORMAT</o:FieldCodes>
                 </o:OLEObject>
               </w:object>
@@ -3508,7 +3508,7 @@
                 <v:shape id="_x0000_i1049" type="#_x0000_t75" style="width:58.35pt;height:18.7pt" o:ole="">
                   <v:imagedata r:id="rId56" o:title=""/>
                 </v:shape>
-                <o:OLEObject Type="Embed" ProgID="Equation.AxMath" ShapeID="_x0000_i1049" DrawAspect="Content" ObjectID="_1850810402" r:id="rId57">
+                <o:OLEObject Type="Embed" ProgID="Equation.AxMath" ShapeID="_x0000_i1049" DrawAspect="Content" ObjectID="_1850811743" r:id="rId57">
                   <o:FieldCodes>\* MERGEFORMAT</o:FieldCodes>
                 </o:OLEObject>
               </w:object>
@@ -3533,7 +3533,7 @@
                 <v:shape id="_x0000_i1050" type="#_x0000_t75" alt="" style="width:14.15pt;height:16.4pt" o:ole="">
                   <v:imagedata r:id="rId58" o:title=""/>
                 </v:shape>
-                <o:OLEObject Type="Embed" ProgID="Equation.AxMath" ShapeID="_x0000_i1050" DrawAspect="Content" ObjectID="_1850810403" r:id="rId59">
+                <o:OLEObject Type="Embed" ProgID="Equation.AxMath" ShapeID="_x0000_i1050" DrawAspect="Content" ObjectID="_1850811744" r:id="rId59">
                   <o:FieldCodes>\* MERGEFORMAT</o:FieldCodes>
                 </o:OLEObject>
               </w:object>
@@ -3572,7 +3572,7 @@
                 <v:shape id="_x0000_i1051" type="#_x0000_t75" style="width:23.25pt;height:17.75pt" o:ole="">
                   <v:imagedata r:id="rId60" o:title=""/>
                 </v:shape>
-                <o:OLEObject Type="Embed" ProgID="Equation.AxMath" ShapeID="_x0000_i1051" DrawAspect="Content" ObjectID="_1850810404" r:id="rId61">
+                <o:OLEObject Type="Embed" ProgID="Equation.AxMath" ShapeID="_x0000_i1051" DrawAspect="Content" ObjectID="_1850811745" r:id="rId61">
                   <o:FieldCodes>\* MERGEFORMAT</o:FieldCodes>
                 </o:OLEObject>
               </w:object>
@@ -3597,7 +3597,7 @@
                 <v:shape id="_x0000_i1052" type="#_x0000_t75" alt="" style="width:32.8pt;height:16.85pt" o:ole="">
                   <v:imagedata r:id="rId62" o:title=""/>
                 </v:shape>
-                <o:OLEObject Type="Embed" ProgID="Equation.AxMath" ShapeID="_x0000_i1052" DrawAspect="Content" ObjectID="_1850810405" r:id="rId63">
+                <o:OLEObject Type="Embed" ProgID="Equation.AxMath" ShapeID="_x0000_i1052" DrawAspect="Content" ObjectID="_1850811746" r:id="rId63">
                   <o:FieldCodes>\* MERGEFORMAT</o:FieldCodes>
                 </o:OLEObject>
               </w:object>
@@ -3620,7 +3620,7 @@
                 <v:shape id="_x0000_i1053" type="#_x0000_t75" style="width:7.3pt;height:17.75pt" o:ole="">
                   <v:imagedata r:id="rId64" o:title=""/>
                 </v:shape>
-                <o:OLEObject Type="Embed" ProgID="Equation.AxMath" ShapeID="_x0000_i1053" DrawAspect="Content" ObjectID="_1850810406" r:id="rId65">
+                <o:OLEObject Type="Embed" ProgID="Equation.AxMath" ShapeID="_x0000_i1053" DrawAspect="Content" ObjectID="_1850811747" r:id="rId65">
                   <o:FieldCodes>\* MERGEFORMAT</o:FieldCodes>
                 </o:OLEObject>
               </w:object>
@@ -3639,7 +3639,7 @@
                 <v:shape id="_x0000_i1054" type="#_x0000_t75" style="width:8.65pt;height:17.75pt" o:ole="">
                   <v:imagedata r:id="rId66" o:title=""/>
                 </v:shape>
-                <o:OLEObject Type="Embed" ProgID="Equation.AxMath" ShapeID="_x0000_i1054" DrawAspect="Content" ObjectID="_1850810407" r:id="rId67">
+                <o:OLEObject Type="Embed" ProgID="Equation.AxMath" ShapeID="_x0000_i1054" DrawAspect="Content" ObjectID="_1850811748" r:id="rId67">
                   <o:FieldCodes>\* MERGEFORMAT</o:FieldCodes>
                 </o:OLEObject>
               </w:object>
@@ -3674,7 +3674,7 @@
                 <v:shape id="_x0000_i1055" type="#_x0000_t75" style="width:16.85pt;height:17.75pt" o:ole="">
                   <v:imagedata r:id="rId68" o:title=""/>
                 </v:shape>
-                <o:OLEObject Type="Embed" ProgID="Equation.AxMath" ShapeID="_x0000_i1055" DrawAspect="Content" ObjectID="_1850810408" r:id="rId69">
+                <o:OLEObject Type="Embed" ProgID="Equation.AxMath" ShapeID="_x0000_i1055" DrawAspect="Content" ObjectID="_1850811749" r:id="rId69">
                   <o:FieldCodes>\* MERGEFORMAT</o:FieldCodes>
                 </o:OLEObject>
               </w:object>
@@ -3699,7 +3699,7 @@
                 <v:shape id="_x0000_i1056" type="#_x0000_t75" alt="" style="width:33.25pt;height:16.85pt" o:ole="">
                   <v:imagedata r:id="rId70" o:title=""/>
                 </v:shape>
-                <o:OLEObject Type="Embed" ProgID="Equation.AxMath" ShapeID="_x0000_i1056" DrawAspect="Content" ObjectID="_1850810409" r:id="rId71">
+                <o:OLEObject Type="Embed" ProgID="Equation.AxMath" ShapeID="_x0000_i1056" DrawAspect="Content" ObjectID="_1850811750" r:id="rId71">
                   <o:FieldCodes>\* MERGEFORMAT</o:FieldCodes>
                 </o:OLEObject>
               </w:object>
@@ -3722,7 +3722,7 @@
                 <v:shape id="_x0000_i1057" type="#_x0000_t75" style="width:7.3pt;height:17.75pt" o:ole="">
                   <v:imagedata r:id="rId64" o:title=""/>
                 </v:shape>
-                <o:OLEObject Type="Embed" ProgID="Equation.AxMath" ShapeID="_x0000_i1057" DrawAspect="Content" ObjectID="_1850810410" r:id="rId72">
+                <o:OLEObject Type="Embed" ProgID="Equation.AxMath" ShapeID="_x0000_i1057" DrawAspect="Content" ObjectID="_1850811751" r:id="rId72">
                   <o:FieldCodes>\* MERGEFORMAT</o:FieldCodes>
                 </o:OLEObject>
               </w:object>
@@ -3741,7 +3741,7 @@
                 <v:shape id="_x0000_i1058" type="#_x0000_t75" style="width:8.65pt;height:17.75pt" o:ole="">
                   <v:imagedata r:id="rId66" o:title=""/>
                 </v:shape>
-                <o:OLEObject Type="Embed" ProgID="Equation.AxMath" ShapeID="_x0000_i1058" DrawAspect="Content" ObjectID="_1850810411" r:id="rId73">
+                <o:OLEObject Type="Embed" ProgID="Equation.AxMath" ShapeID="_x0000_i1058" DrawAspect="Content" ObjectID="_1850811752" r:id="rId73">
                   <o:FieldCodes>\* MERGEFORMAT</o:FieldCodes>
                 </o:OLEObject>
               </w:object>
@@ -3771,7 +3771,7 @@
                 <v:shape id="_x0000_i1059" type="#_x0000_t75" style="width:30.55pt;height:17.75pt" o:ole="">
                   <v:imagedata r:id="rId74" o:title=""/>
                 </v:shape>
-                <o:OLEObject Type="Embed" ProgID="Equation.AxMath" ShapeID="_x0000_i1059" DrawAspect="Content" ObjectID="_1850810412" r:id="rId75">
+                <o:OLEObject Type="Embed" ProgID="Equation.AxMath" ShapeID="_x0000_i1059" DrawAspect="Content" ObjectID="_1850811753" r:id="rId75">
                   <o:FieldCodes>\* MERGEFORMAT</o:FieldCodes>
                 </o:OLEObject>
               </w:object>
@@ -3797,7 +3797,7 @@
                 <v:shape id="_x0000_i1060" type="#_x0000_t75" style="width:29.15pt;height:18.7pt" o:ole="">
                   <v:imagedata r:id="rId10" o:title=""/>
                 </v:shape>
-                <o:OLEObject Type="Embed" ProgID="Equation.AxMath" ShapeID="_x0000_i1060" DrawAspect="Content" ObjectID="_1850810413" r:id="rId76">
+                <o:OLEObject Type="Embed" ProgID="Equation.AxMath" ShapeID="_x0000_i1060" DrawAspect="Content" ObjectID="_1850811754" r:id="rId76">
                   <o:FieldCodes>\* MERGEFORMAT</o:FieldCodes>
                 </o:OLEObject>
               </w:object>
@@ -3820,7 +3820,7 @@
                 <v:shape id="_x0000_i1061" type="#_x0000_t75" style="width:7.3pt;height:17.75pt" o:ole="">
                   <v:imagedata r:id="rId31" o:title=""/>
                 </v:shape>
-                <o:OLEObject Type="Embed" ProgID="Equation.AxMath" ShapeID="_x0000_i1061" DrawAspect="Content" ObjectID="_1850810414" r:id="rId77">
+                <o:OLEObject Type="Embed" ProgID="Equation.AxMath" ShapeID="_x0000_i1061" DrawAspect="Content" ObjectID="_1850811755" r:id="rId77">
                   <o:FieldCodes>\* MERGEFORMAT</o:FieldCodes>
                 </o:OLEObject>
               </w:object>
@@ -3849,7 +3849,7 @@
                 <v:shape id="_x0000_i1062" type="#_x0000_t75" style="width:16.85pt;height:17.75pt" o:ole="">
                   <v:imagedata r:id="rId68" o:title=""/>
                 </v:shape>
-                <o:OLEObject Type="Embed" ProgID="Equation.AxMath" ShapeID="_x0000_i1062" DrawAspect="Content" ObjectID="_1850810415" r:id="rId78">
+                <o:OLEObject Type="Embed" ProgID="Equation.AxMath" ShapeID="_x0000_i1062" DrawAspect="Content" ObjectID="_1850811756" r:id="rId78">
                   <o:FieldCodes>\* MERGEFORMAT</o:FieldCodes>
                 </o:OLEObject>
               </w:object>
@@ -3874,7 +3874,7 @@
                 <v:shape id="_x0000_i1063" type="#_x0000_t75" style="width:30.55pt;height:18.7pt" o:ole="">
                   <v:imagedata r:id="rId12" o:title=""/>
                 </v:shape>
-                <o:OLEObject Type="Embed" ProgID="Equation.AxMath" ShapeID="_x0000_i1063" DrawAspect="Content" ObjectID="_1850810416" r:id="rId79">
+                <o:OLEObject Type="Embed" ProgID="Equation.AxMath" ShapeID="_x0000_i1063" DrawAspect="Content" ObjectID="_1850811757" r:id="rId79">
                   <o:FieldCodes>\* MERGEFORMAT</o:FieldCodes>
                 </o:OLEObject>
               </w:object>
@@ -3897,7 +3897,7 @@
                 <v:shape id="_x0000_i1064" type="#_x0000_t75" style="width:7.3pt;height:17.75pt" o:ole="">
                   <v:imagedata r:id="rId31" o:title=""/>
                 </v:shape>
-                <o:OLEObject Type="Embed" ProgID="Equation.AxMath" ShapeID="_x0000_i1064" DrawAspect="Content" ObjectID="_1850810417" r:id="rId80">
+                <o:OLEObject Type="Embed" ProgID="Equation.AxMath" ShapeID="_x0000_i1064" DrawAspect="Content" ObjectID="_1850811758" r:id="rId80">
                   <o:FieldCodes>\* MERGEFORMAT</o:FieldCodes>
                 </o:OLEObject>
               </w:object>
@@ -3926,7 +3926,7 @@
                 <v:shape id="_x0000_i1065" type="#_x0000_t75" style="width:30.55pt;height:17.75pt" o:ole="">
                   <v:imagedata r:id="rId74" o:title=""/>
                 </v:shape>
-                <o:OLEObject Type="Embed" ProgID="Equation.AxMath" ShapeID="_x0000_i1065" DrawAspect="Content" ObjectID="_1850810418" r:id="rId81">
+                <o:OLEObject Type="Embed" ProgID="Equation.AxMath" ShapeID="_x0000_i1065" DrawAspect="Content" ObjectID="_1850811759" r:id="rId81">
                   <o:FieldCodes>\* MERGEFORMAT</o:FieldCodes>
                 </o:OLEObject>
               </w:object>
@@ -4006,7 +4006,7 @@
           <v:shape id="_x0000_i1066" type="#_x0000_t75" style="width:36pt;height:18.7pt" o:ole="">
             <v:imagedata r:id="rId82" o:title=""/>
           </v:shape>
-          <o:OLEObject Type="Embed" ProgID="Equation.AxMath" ShapeID="_x0000_i1066" DrawAspect="Content" ObjectID="_1850810419" r:id="rId83"/>
+          <o:OLEObject Type="Embed" ProgID="Equation.AxMath" ShapeID="_x0000_i1066" DrawAspect="Content" ObjectID="_1850811760" r:id="rId83"/>
         </w:object>
       </w:r>
       <w:r>
@@ -4023,7 +4023,7 @@
           <v:shape id="_x0000_i1067" type="#_x0000_t75" style="width:36.45pt;height:18.7pt" o:ole="">
             <v:imagedata r:id="rId84" o:title=""/>
           </v:shape>
-          <o:OLEObject Type="Embed" ProgID="Equation.AxMath" ShapeID="_x0000_i1067" DrawAspect="Content" ObjectID="_1850810420" r:id="rId85"/>
+          <o:OLEObject Type="Embed" ProgID="Equation.AxMath" ShapeID="_x0000_i1067" DrawAspect="Content" ObjectID="_1850811761" r:id="rId85"/>
         </w:object>
       </w:r>
       <w:r>
@@ -4052,7 +4052,7 @@
           <v:shape id="_x0000_i1068" type="#_x0000_t75" style="width:29.15pt;height:18.7pt" o:ole="">
             <v:imagedata r:id="rId86" o:title=""/>
           </v:shape>
-          <o:OLEObject Type="Embed" ProgID="Equation.AxMath" ShapeID="_x0000_i1068" DrawAspect="Content" ObjectID="_1850810421" r:id="rId87"/>
+          <o:OLEObject Type="Embed" ProgID="Equation.AxMath" ShapeID="_x0000_i1068" DrawAspect="Content" ObjectID="_1850811762" r:id="rId87"/>
         </w:object>
       </w:r>
       <w:r>
@@ -4069,7 +4069,7 @@
           <v:shape id="_x0000_i1069" type="#_x0000_t75" style="width:30.55pt;height:18.7pt" o:ole="">
             <v:imagedata r:id="rId88" o:title=""/>
           </v:shape>
-          <o:OLEObject Type="Embed" ProgID="Equation.AxMath" ShapeID="_x0000_i1069" DrawAspect="Content" ObjectID="_1850810422" r:id="rId89"/>
+          <o:OLEObject Type="Embed" ProgID="Equation.AxMath" ShapeID="_x0000_i1069" DrawAspect="Content" ObjectID="_1850811763" r:id="rId89"/>
         </w:object>
       </w:r>
       <w:r>
@@ -4092,7 +4092,7 @@
           <v:shape id="_x0000_i1070" type="#_x0000_t75" style="width:69.25pt;height:18.7pt" o:ole="">
             <v:imagedata r:id="rId90" o:title=""/>
           </v:shape>
-          <o:OLEObject Type="Embed" ProgID="Equation.AxMath" ShapeID="_x0000_i1070" DrawAspect="Content" ObjectID="_1850810423" r:id="rId91"/>
+          <o:OLEObject Type="Embed" ProgID="Equation.AxMath" ShapeID="_x0000_i1070" DrawAspect="Content" ObjectID="_1850811764" r:id="rId91"/>
         </w:object>
       </w:r>
       <w:r>
@@ -4530,7 +4530,7 @@
           <v:shape id="_x0000_i1071" type="#_x0000_t75" style="width:32.35pt;height:18.7pt" o:ole="">
             <v:imagedata r:id="rId93" o:title=""/>
           </v:shape>
-          <o:OLEObject Type="Embed" ProgID="Equation.AxMath" ShapeID="_x0000_i1071" DrawAspect="Content" ObjectID="_1850810424" r:id="rId94"/>
+          <o:OLEObject Type="Embed" ProgID="Equation.AxMath" ShapeID="_x0000_i1071" DrawAspect="Content" ObjectID="_1850811765" r:id="rId94"/>
         </w:object>
       </w:r>
       <w:r>
@@ -4554,7 +4554,7 @@
           <v:shape id="_x0000_i1072" type="#_x0000_t75" style="width:9.1pt;height:19.15pt" o:ole="">
             <v:imagedata r:id="rId95" o:title=""/>
           </v:shape>
-          <o:OLEObject Type="Embed" ProgID="Equation.AxMath" ShapeID="_x0000_i1072" DrawAspect="Content" ObjectID="_1850810425" r:id="rId96"/>
+          <o:OLEObject Type="Embed" ProgID="Equation.AxMath" ShapeID="_x0000_i1072" DrawAspect="Content" ObjectID="_1850811766" r:id="rId96"/>
         </w:object>
       </w:r>
       <w:r>
@@ -4577,7 +4577,7 @@
           <v:shape id="_x0000_i1073" type="#_x0000_t75" style="width:144.9pt;height:41pt" o:ole="">
             <v:imagedata r:id="rId97" o:title=""/>
           </v:shape>
-          <o:OLEObject Type="Embed" ProgID="Equation.AxMath" ShapeID="_x0000_i1073" DrawAspect="Content" ObjectID="_1850810426" r:id="rId98"/>
+          <o:OLEObject Type="Embed" ProgID="Equation.AxMath" ShapeID="_x0000_i1073" DrawAspect="Content" ObjectID="_1850811767" r:id="rId98"/>
         </w:object>
       </w:r>
     </w:p>
@@ -4596,7 +4596,7 @@
           <v:shape id="_x0000_i1074" type="#_x0000_t75" style="width:10.05pt;height:17.75pt" o:ole="">
             <v:imagedata r:id="rId99" o:title=""/>
           </v:shape>
-          <o:OLEObject Type="Embed" ProgID="Equation.AxMath" ShapeID="_x0000_i1074" DrawAspect="Content" ObjectID="_1850810427" r:id="rId100"/>
+          <o:OLEObject Type="Embed" ProgID="Equation.AxMath" ShapeID="_x0000_i1074" DrawAspect="Content" ObjectID="_1850811768" r:id="rId100"/>
         </w:object>
       </w:r>
       <w:r>
@@ -4649,7 +4649,7 @@
           <v:shape id="_x0000_i1075" type="#_x0000_t75" style="width:276.6pt;height:39.2pt" o:ole="">
             <v:imagedata r:id="rId101" o:title=""/>
           </v:shape>
-          <o:OLEObject Type="Embed" ProgID="Equation.AxMath" ShapeID="_x0000_i1075" DrawAspect="Content" ObjectID="_1850810428" r:id="rId102"/>
+          <o:OLEObject Type="Embed" ProgID="Equation.AxMath" ShapeID="_x0000_i1075" DrawAspect="Content" ObjectID="_1850811769" r:id="rId102"/>
         </w:object>
       </w:r>
     </w:p>
@@ -4878,7 +4878,7 @@
                 <v:shape id="_x0000_i1076" type="#_x0000_t75" style="width:16.85pt;height:17.75pt" o:ole="">
                   <v:imagedata r:id="rId68" o:title=""/>
                 </v:shape>
-                <o:OLEObject Type="Embed" ProgID="Equation.AxMath" ShapeID="_x0000_i1076" DrawAspect="Content" ObjectID="_1850810429" r:id="rId103"/>
+                <o:OLEObject Type="Embed" ProgID="Equation.AxMath" ShapeID="_x0000_i1076" DrawAspect="Content" ObjectID="_1850811770" r:id="rId103"/>
               </w:object>
             </w:r>
           </w:p>
@@ -4931,7 +4931,7 @@
                 <v:shape id="_x0000_i1077" type="#_x0000_t75" style="width:44.65pt;height:18.7pt" o:ole="">
                   <v:imagedata r:id="rId104" o:title=""/>
                 </v:shape>
-                <o:OLEObject Type="Embed" ProgID="Equation.AxMath" ShapeID="_x0000_i1077" DrawAspect="Content" ObjectID="_1850810430" r:id="rId105"/>
+                <o:OLEObject Type="Embed" ProgID="Equation.AxMath" ShapeID="_x0000_i1077" DrawAspect="Content" ObjectID="_1850811771" r:id="rId105"/>
               </w:object>
             </w:r>
           </w:p>
@@ -4965,7 +4965,7 @@
                 <v:shape id="_x0000_i1078" type="#_x0000_t75" style="width:70.2pt;height:19.15pt" o:ole="">
                   <v:imagedata r:id="rId106" o:title=""/>
                 </v:shape>
-                <o:OLEObject Type="Embed" ProgID="Equation.AxMath" ShapeID="_x0000_i1078" DrawAspect="Content" ObjectID="_1850810431" r:id="rId107"/>
+                <o:OLEObject Type="Embed" ProgID="Equation.AxMath" ShapeID="_x0000_i1078" DrawAspect="Content" ObjectID="_1850811772" r:id="rId107"/>
               </w:object>
             </w:r>
           </w:p>
@@ -5610,7 +5610,7 @@
           <v:shape id="_x0000_i1079" type="#_x0000_t75" style="width:16.85pt;height:17.75pt" o:ole="">
             <v:imagedata r:id="rId68" o:title=""/>
           </v:shape>
-          <o:OLEObject Type="Embed" ProgID="Equation.AxMath" ShapeID="_x0000_i1079" DrawAspect="Content" ObjectID="_1850810432" r:id="rId108"/>
+          <o:OLEObject Type="Embed" ProgID="Equation.AxMath" ShapeID="_x0000_i1079" DrawAspect="Content" ObjectID="_1850811773" r:id="rId108"/>
         </w:object>
       </w:r>
       <w:r>
@@ -5739,7 +5739,7 @@
           <v:shape id="_x0000_i1080" type="#_x0000_t75" style="width:23.7pt;height:18.7pt" o:ole="">
             <v:imagedata r:id="rId109" o:title=""/>
           </v:shape>
-          <o:OLEObject Type="Embed" ProgID="Equation.AxMath" ShapeID="_x0000_i1080" DrawAspect="Content" ObjectID="_1850810433" r:id="rId110"/>
+          <o:OLEObject Type="Embed" ProgID="Equation.AxMath" ShapeID="_x0000_i1080" DrawAspect="Content" ObjectID="_1850811774" r:id="rId110"/>
         </w:object>
       </w:r>
       <w:r>
@@ -5756,7 +5756,7 @@
           <v:shape id="_x0000_i1081" type="#_x0000_t75" style="width:28.25pt;height:17.75pt" o:ole="">
             <v:imagedata r:id="rId111" o:title=""/>
           </v:shape>
-          <o:OLEObject Type="Embed" ProgID="Equation.AxMath" ShapeID="_x0000_i1081" DrawAspect="Content" ObjectID="_1850810434" r:id="rId112"/>
+          <o:OLEObject Type="Embed" ProgID="Equation.AxMath" ShapeID="_x0000_i1081" DrawAspect="Content" ObjectID="_1850811775" r:id="rId112"/>
         </w:object>
       </w:r>
       <w:r>
@@ -5773,7 +5773,7 @@
           <v:shape id="_x0000_i1082" type="#_x0000_t75" style="width:12.75pt;height:18.25pt" o:ole="">
             <v:imagedata r:id="rId113" o:title=""/>
           </v:shape>
-          <o:OLEObject Type="Embed" ProgID="Equation.AxMath" ShapeID="_x0000_i1082" DrawAspect="Content" ObjectID="_1850810435" r:id="rId114"/>
+          <o:OLEObject Type="Embed" ProgID="Equation.AxMath" ShapeID="_x0000_i1082" DrawAspect="Content" ObjectID="_1850811776" r:id="rId114"/>
         </w:object>
       </w:r>
       <w:r>
@@ -5856,7 +5856,7 @@
                 <v:shape id="_x0000_i1083" type="#_x0000_t75" style="width:290.75pt;height:35.1pt" o:ole="">
                   <v:imagedata r:id="rId115" o:title=""/>
                 </v:shape>
-                <o:OLEObject Type="Embed" ProgID="Equation.AxMath" ShapeID="_x0000_i1083" DrawAspect="Content" ObjectID="_1850810436" r:id="rId116"/>
+                <o:OLEObject Type="Embed" ProgID="Equation.AxMath" ShapeID="_x0000_i1083" DrawAspect="Content" ObjectID="_1850811777" r:id="rId116"/>
               </w:object>
             </w:r>
           </w:p>
@@ -5922,7 +5922,7 @@
           <v:shape id="_x0000_i1084" type="#_x0000_t75" style="width:7.3pt;height:17.75pt" o:ole="">
             <v:imagedata r:id="rId31" o:title=""/>
           </v:shape>
-          <o:OLEObject Type="Embed" ProgID="Equation.AxMath" ShapeID="_x0000_i1084" DrawAspect="Content" ObjectID="_1850810437" r:id="rId117"/>
+          <o:OLEObject Type="Embed" ProgID="Equation.AxMath" ShapeID="_x0000_i1084" DrawAspect="Content" ObjectID="_1850811778" r:id="rId117"/>
         </w:object>
       </w:r>
       <w:r>
@@ -5936,7 +5936,7 @@
           <v:shape id="_x0000_i1085" type="#_x0000_t75" style="width:9.55pt;height:17.75pt" o:ole="">
             <v:imagedata r:id="rId118" o:title=""/>
           </v:shape>
-          <o:OLEObject Type="Embed" ProgID="Equation.AxMath" ShapeID="_x0000_i1085" DrawAspect="Content" ObjectID="_1850810438" r:id="rId119"/>
+          <o:OLEObject Type="Embed" ProgID="Equation.AxMath" ShapeID="_x0000_i1085" DrawAspect="Content" ObjectID="_1850811779" r:id="rId119"/>
         </w:object>
       </w:r>
       <w:r>
@@ -5950,7 +5950,7 @@
           <v:shape id="_x0000_i1086" type="#_x0000_t75" style="width:11.4pt;height:17.75pt" o:ole="">
             <v:imagedata r:id="rId120" o:title=""/>
           </v:shape>
-          <o:OLEObject Type="Embed" ProgID="Equation.AxMath" ShapeID="_x0000_i1086" DrawAspect="Content" ObjectID="_1850810439" r:id="rId121"/>
+          <o:OLEObject Type="Embed" ProgID="Equation.AxMath" ShapeID="_x0000_i1086" DrawAspect="Content" ObjectID="_1850811780" r:id="rId121"/>
         </w:object>
       </w:r>
       <w:r>
@@ -5964,7 +5964,7 @@
           <v:shape id="_x0000_i1087" type="#_x0000_t75" style="width:10.05pt;height:17.75pt" o:ole="">
             <v:imagedata r:id="rId122" o:title=""/>
           </v:shape>
-          <o:OLEObject Type="Embed" ProgID="Equation.AxMath" ShapeID="_x0000_i1087" DrawAspect="Content" ObjectID="_1850810440" r:id="rId123"/>
+          <o:OLEObject Type="Embed" ProgID="Equation.AxMath" ShapeID="_x0000_i1087" DrawAspect="Content" ObjectID="_1850811781" r:id="rId123"/>
         </w:object>
       </w:r>
       <w:r>
@@ -6029,7 +6029,7 @@
           <v:shape id="_x0000_i1088" type="#_x0000_t75" style="width:320.8pt;height:35.1pt" o:ole="">
             <v:imagedata r:id="rId124" o:title=""/>
           </v:shape>
-          <o:OLEObject Type="Embed" ProgID="Equation.AxMath" ShapeID="_x0000_i1088" DrawAspect="Content" ObjectID="_1850810441" r:id="rId125"/>
+          <o:OLEObject Type="Embed" ProgID="Equation.AxMath" ShapeID="_x0000_i1088" DrawAspect="Content" ObjectID="_1850811782" r:id="rId125"/>
         </w:object>
       </w:r>
     </w:p>
@@ -6046,7 +6046,7 @@
           <v:shape id="_x0000_i1089" type="#_x0000_t75" style="width:351.35pt;height:35.1pt" o:ole="">
             <v:imagedata r:id="rId126" o:title=""/>
           </v:shape>
-          <o:OLEObject Type="Embed" ProgID="Equation.AxMath" ShapeID="_x0000_i1089" DrawAspect="Content" ObjectID="_1850810442" r:id="rId127"/>
+          <o:OLEObject Type="Embed" ProgID="Equation.AxMath" ShapeID="_x0000_i1089" DrawAspect="Content" ObjectID="_1850811783" r:id="rId127"/>
         </w:object>
       </w:r>
     </w:p>
@@ -6304,7 +6304,7 @@
           <v:shape id="_x0000_i1090" type="#_x0000_t75" style="width:62.9pt;height:32.8pt" o:ole="">
             <v:imagedata r:id="rId129" o:title=""/>
           </v:shape>
-          <o:OLEObject Type="Embed" ProgID="Equation.AxMath" ShapeID="_x0000_i1090" DrawAspect="Content" ObjectID="_1850810443" r:id="rId130">
+          <o:OLEObject Type="Embed" ProgID="Equation.AxMath" ShapeID="_x0000_i1090" DrawAspect="Content" ObjectID="_1850811784" r:id="rId130">
             <o:FieldCodes>\* MERGEFORMAT</o:FieldCodes>
           </o:OLEObject>
         </w:object>
@@ -6326,7 +6326,7 @@
           <v:shape id="_x0000_i1091" type="#_x0000_t75" style="width:8.2pt;height:16.4pt" o:ole="">
             <v:imagedata r:id="rId131" o:title=""/>
           </v:shape>
-          <o:OLEObject Type="Embed" ProgID="Equation.AxMath" ShapeID="_x0000_i1091" DrawAspect="Content" ObjectID="_1850810444" r:id="rId132">
+          <o:OLEObject Type="Embed" ProgID="Equation.AxMath" ShapeID="_x0000_i1091" DrawAspect="Content" ObjectID="_1850811785" r:id="rId132">
             <o:FieldCodes>\* MERGEFORMAT</o:FieldCodes>
           </o:OLEObject>
         </w:object>
@@ -6342,7 +6342,7 @@
           <v:shape id="_x0000_i1092" type="#_x0000_t75" style="width:13.65pt;height:16.4pt" o:ole="">
             <v:imagedata r:id="rId133" o:title=""/>
           </v:shape>
-          <o:OLEObject Type="Embed" ProgID="Equation.AxMath" ShapeID="_x0000_i1092" DrawAspect="Content" ObjectID="_1850810445" r:id="rId134">
+          <o:OLEObject Type="Embed" ProgID="Equation.AxMath" ShapeID="_x0000_i1092" DrawAspect="Content" ObjectID="_1850811786" r:id="rId134">
             <o:FieldCodes>\* MERGEFORMAT</o:FieldCodes>
           </o:OLEObject>
         </w:object>
@@ -6358,7 +6358,7 @@
           <v:shape id="_x0000_i1093" type="#_x0000_t75" style="width:9.55pt;height:16.4pt" o:ole="">
             <v:imagedata r:id="rId135" o:title=""/>
           </v:shape>
-          <o:OLEObject Type="Embed" ProgID="Equation.AxMath" ShapeID="_x0000_i1093" DrawAspect="Content" ObjectID="_1850810446" r:id="rId136">
+          <o:OLEObject Type="Embed" ProgID="Equation.AxMath" ShapeID="_x0000_i1093" DrawAspect="Content" ObjectID="_1850811787" r:id="rId136">
             <o:FieldCodes>\* MERGEFORMAT</o:FieldCodes>
           </o:OLEObject>
         </w:object>
@@ -6381,7 +6381,7 @@
           <v:shape id="_x0000_i1094" type="#_x0000_t75" style="width:201.85pt;height:32.8pt" o:ole="">
             <v:imagedata r:id="rId137" o:title=""/>
           </v:shape>
-          <o:OLEObject Type="Embed" ProgID="Equation.AxMath" ShapeID="_x0000_i1094" DrawAspect="Content" ObjectID="_1850810447" r:id="rId138">
+          <o:OLEObject Type="Embed" ProgID="Equation.AxMath" ShapeID="_x0000_i1094" DrawAspect="Content" ObjectID="_1850811788" r:id="rId138">
             <o:FieldCodes>\* MERGEFORMAT</o:FieldCodes>
           </o:OLEObject>
         </w:object>
@@ -6410,7 +6410,7 @@
           <v:shape id="_x0000_i1095" type="#_x0000_t75" style="width:201.4pt;height:33.25pt" o:ole="">
             <v:imagedata r:id="rId139" o:title=""/>
           </v:shape>
-          <o:OLEObject Type="Embed" ProgID="Equation.AxMath" ShapeID="_x0000_i1095" DrawAspect="Content" ObjectID="_1850810448" r:id="rId140">
+          <o:OLEObject Type="Embed" ProgID="Equation.AxMath" ShapeID="_x0000_i1095" DrawAspect="Content" ObjectID="_1850811789" r:id="rId140">
             <o:FieldCodes>\* MERGEFORMAT</o:FieldCodes>
           </o:OLEObject>
         </w:object>
@@ -6444,7 +6444,7 @@
           <v:shape id="_x0000_i1096" type="#_x0000_t75" style="width:9.55pt;height:17.75pt" o:ole="">
             <v:imagedata r:id="rId14" o:title=""/>
           </v:shape>
-          <o:OLEObject Type="Embed" ProgID="Equation.AxMath" ShapeID="_x0000_i1096" DrawAspect="Content" ObjectID="_1850810449" r:id="rId141">
+          <o:OLEObject Type="Embed" ProgID="Equation.AxMath" ShapeID="_x0000_i1096" DrawAspect="Content" ObjectID="_1850811790" r:id="rId141">
             <o:FieldCodes>\* MERGEFORMAT</o:FieldCodes>
           </o:OLEObject>
         </w:object>
@@ -6460,7 +6460,7 @@
           <v:shape id="_x0000_i1097" type="#_x0000_t75" style="width:12.3pt;height:18.25pt" o:ole="">
             <v:imagedata r:id="rId16" o:title=""/>
           </v:shape>
-          <o:OLEObject Type="Embed" ProgID="Equation.AxMath" ShapeID="_x0000_i1097" DrawAspect="Content" ObjectID="_1850810450" r:id="rId142">
+          <o:OLEObject Type="Embed" ProgID="Equation.AxMath" ShapeID="_x0000_i1097" DrawAspect="Content" ObjectID="_1850811791" r:id="rId142">
             <o:FieldCodes>\* MERGEFORMAT</o:FieldCodes>
           </o:OLEObject>
         </w:object>
@@ -6476,7 +6476,7 @@
           <v:shape id="_x0000_i1098" type="#_x0000_t75" style="width:9.1pt;height:17.75pt" o:ole="">
             <v:imagedata r:id="rId18" o:title=""/>
           </v:shape>
-          <o:OLEObject Type="Embed" ProgID="Equation.AxMath" ShapeID="_x0000_i1098" DrawAspect="Content" ObjectID="_1850810451" r:id="rId143">
+          <o:OLEObject Type="Embed" ProgID="Equation.AxMath" ShapeID="_x0000_i1098" DrawAspect="Content" ObjectID="_1850811792" r:id="rId143">
             <o:FieldCodes>\* MERGEFORMAT</o:FieldCodes>
           </o:OLEObject>
         </w:object>
@@ -6492,7 +6492,7 @@
           <v:shape id="_x0000_i1099" type="#_x0000_t75" style="width:64.25pt;height:18.7pt" o:ole="">
             <v:imagedata r:id="rId144" o:title=""/>
           </v:shape>
-          <o:OLEObject Type="Embed" ProgID="Equation.AxMath" ShapeID="_x0000_i1099" DrawAspect="Content" ObjectID="_1850810452" r:id="rId145">
+          <o:OLEObject Type="Embed" ProgID="Equation.AxMath" ShapeID="_x0000_i1099" DrawAspect="Content" ObjectID="_1850811793" r:id="rId145">
             <o:FieldCodes>\* MERGEFORMAT</o:FieldCodes>
           </o:OLEObject>
         </w:object>
@@ -6574,7 +6574,7 @@
                 <v:shape id="_x0000_i1100" type="#_x0000_t75" style="width:192.75pt;height:33.7pt" o:ole="">
                   <v:imagedata r:id="rId146" o:title=""/>
                 </v:shape>
-                <o:OLEObject Type="Embed" ProgID="Equation.AxMath" ShapeID="_x0000_i1100" DrawAspect="Content" ObjectID="_1850810453" r:id="rId147">
+                <o:OLEObject Type="Embed" ProgID="Equation.AxMath" ShapeID="_x0000_i1100" DrawAspect="Content" ObjectID="_1850811794" r:id="rId147">
                   <o:FieldCodes>\* MERGEFORMAT</o:FieldCodes>
                 </o:OLEObject>
               </w:object>
@@ -6674,7 +6674,7 @@
           <v:shape id="_x0000_i1101" type="#_x0000_t75" style="width:13.65pt;height:18.25pt" o:ole="">
             <v:imagedata r:id="rId148" o:title=""/>
           </v:shape>
-          <o:OLEObject Type="Embed" ProgID="Equation.AxMath" ShapeID="_x0000_i1101" DrawAspect="Content" ObjectID="_1850810454" r:id="rId149"/>
+          <o:OLEObject Type="Embed" ProgID="Equation.AxMath" ShapeID="_x0000_i1101" DrawAspect="Content" ObjectID="_1850811795" r:id="rId149"/>
         </w:object>
       </w:r>
       <w:r>
@@ -6695,7 +6695,7 @@
           <v:shape id="_x0000_i1102" type="#_x0000_t75" style="width:104.35pt;height:32.8pt" o:ole="">
             <v:imagedata r:id="rId150" o:title=""/>
           </v:shape>
-          <o:OLEObject Type="Embed" ProgID="Equation.AxMath" ShapeID="_x0000_i1102" DrawAspect="Content" ObjectID="_1850810455" r:id="rId151">
+          <o:OLEObject Type="Embed" ProgID="Equation.AxMath" ShapeID="_x0000_i1102" DrawAspect="Content" ObjectID="_1850811796" r:id="rId151">
             <o:FieldCodes>\* MERGEFORMAT</o:FieldCodes>
           </o:OLEObject>
         </w:object>
@@ -6717,7 +6717,7 @@
           <v:shape id="_x0000_i1103" type="#_x0000_t75" style="width:13.65pt;height:18.25pt" o:ole="">
             <v:imagedata r:id="rId148" o:title=""/>
           </v:shape>
-          <o:OLEObject Type="Embed" ProgID="Equation.AxMath" ShapeID="_x0000_i1103" DrawAspect="Content" ObjectID="_1850810456" r:id="rId152"/>
+          <o:OLEObject Type="Embed" ProgID="Equation.AxMath" ShapeID="_x0000_i1103" DrawAspect="Content" ObjectID="_1850811797" r:id="rId152"/>
         </w:object>
       </w:r>
       <w:r>
@@ -6779,7 +6779,7 @@
                 <v:shape id="_x0000_i1104" type="#_x0000_t75" style="width:210.1pt;height:33.7pt" o:ole="">
                   <v:imagedata r:id="rId153" o:title=""/>
                 </v:shape>
-                <o:OLEObject Type="Embed" ProgID="Equation.AxMath" ShapeID="_x0000_i1104" DrawAspect="Content" ObjectID="_1850810457" r:id="rId154">
+                <o:OLEObject Type="Embed" ProgID="Equation.AxMath" ShapeID="_x0000_i1104" DrawAspect="Content" ObjectID="_1850811798" r:id="rId154">
                   <o:FieldCodes>\* MERGEFORMAT</o:FieldCodes>
                 </o:OLEObject>
               </w:object>
@@ -6869,7 +6869,7 @@
           <v:shape id="_x0000_i1105" type="#_x0000_t75" style="width:160.85pt;height:33.25pt" o:ole="">
             <v:imagedata r:id="rId155" o:title=""/>
           </v:shape>
-          <o:OLEObject Type="Embed" ProgID="Equation.AxMath" ShapeID="_x0000_i1105" DrawAspect="Content" ObjectID="_1850810458" r:id="rId156">
+          <o:OLEObject Type="Embed" ProgID="Equation.AxMath" ShapeID="_x0000_i1105" DrawAspect="Content" ObjectID="_1850811799" r:id="rId156">
             <o:FieldCodes>\* MERGEFORMAT</o:FieldCodes>
           </o:OLEObject>
         </w:object>
@@ -6965,7 +6965,7 @@
                 <v:shape id="_x0000_i1106" type="#_x0000_t75" style="width:165.85pt;height:18.7pt" o:ole="">
                   <v:imagedata r:id="rId157" o:title=""/>
                 </v:shape>
-                <o:OLEObject Type="Embed" ProgID="Equation.AxMath" ShapeID="_x0000_i1106" DrawAspect="Content" ObjectID="_1850810459" r:id="rId158">
+                <o:OLEObject Type="Embed" ProgID="Equation.AxMath" ShapeID="_x0000_i1106" DrawAspect="Content" ObjectID="_1850811800" r:id="rId158">
                   <o:FieldCodes>\* MERGEFORMAT</o:FieldCodes>
                 </o:OLEObject>
               </w:object>
@@ -7085,7 +7085,7 @@
                 <v:shape id="_x0000_i1107" type="#_x0000_t75" style="width:162.25pt;height:33.25pt" o:ole="">
                   <v:imagedata r:id="rId159" o:title=""/>
                 </v:shape>
-                <o:OLEObject Type="Embed" ProgID="Equation.AxMath" ShapeID="_x0000_i1107" DrawAspect="Content" ObjectID="_1850810460" r:id="rId160">
+                <o:OLEObject Type="Embed" ProgID="Equation.AxMath" ShapeID="_x0000_i1107" DrawAspect="Content" ObjectID="_1850811801" r:id="rId160">
                   <o:FieldCodes>\* MERGEFORMAT</o:FieldCodes>
                 </o:OLEObject>
               </w:object>
@@ -7216,7 +7216,7 @@
                 <v:shape id="_x0000_i1108" type="#_x0000_t75" style="width:239.25pt;height:1in" o:ole="">
                   <v:imagedata r:id="rId161" o:title=""/>
                 </v:shape>
-                <o:OLEObject Type="Embed" ProgID="Equation.AxMath" ShapeID="_x0000_i1108" DrawAspect="Content" ObjectID="_1850810461" r:id="rId162">
+                <o:OLEObject Type="Embed" ProgID="Equation.AxMath" ShapeID="_x0000_i1108" DrawAspect="Content" ObjectID="_1850811802" r:id="rId162">
                   <o:FieldCodes>\* MERGEFORMAT</o:FieldCodes>
                 </o:OLEObject>
               </w:object>
@@ -7395,7 +7395,7 @@
           <v:shape id="_x0000_i1109" type="#_x0000_t75" style="width:299.4pt;height:262.95pt" o:ole="">
             <v:imagedata r:id="rId163" o:title=""/>
           </v:shape>
-          <o:OLEObject Type="Embed" ProgID="Equation.AxMath" ShapeID="_x0000_i1109" DrawAspect="Content" ObjectID="_1850810462" r:id="rId164"/>
+          <o:OLEObject Type="Embed" ProgID="Equation.AxMath" ShapeID="_x0000_i1109" DrawAspect="Content" ObjectID="_1850811803" r:id="rId164"/>
         </w:object>
       </w:r>
     </w:p>
@@ -7438,7 +7438,7 @@
           <v:shape id="_x0000_i1427" type="#_x0000_t75" style="width:33.7pt;height:18.7pt" o:ole="">
             <v:imagedata r:id="rId165" o:title=""/>
           </v:shape>
-          <o:OLEObject Type="Embed" ProgID="Equation.AxMath" ShapeID="_x0000_i1427" DrawAspect="Content" ObjectID="_1850810463" r:id="rId166"/>
+          <o:OLEObject Type="Embed" ProgID="Equation.AxMath" ShapeID="_x0000_i1427" DrawAspect="Content" ObjectID="_1850811804" r:id="rId166"/>
         </w:object>
       </w:r>
       <w:r>
@@ -7449,7 +7449,7 @@
           <v:shape id="_x0000_i1428" type="#_x0000_t75" style="width:13.65pt;height:17.75pt" o:ole="">
             <v:imagedata r:id="rId167" o:title=""/>
           </v:shape>
-          <o:OLEObject Type="Embed" ProgID="Equation.AxMath" ShapeID="_x0000_i1428" DrawAspect="Content" ObjectID="_1850810464" r:id="rId168"/>
+          <o:OLEObject Type="Embed" ProgID="Equation.AxMath" ShapeID="_x0000_i1428" DrawAspect="Content" ObjectID="_1850811805" r:id="rId168"/>
         </w:object>
       </w:r>
       <w:r>
@@ -7477,7 +7477,7 @@
           <v:shape id="_x0000_i1429" type="#_x0000_t75" style="width:210.1pt;height:32.8pt" o:ole="">
             <v:imagedata r:id="rId169" o:title=""/>
           </v:shape>
-          <o:OLEObject Type="Embed" ProgID="Equation.AxMath" ShapeID="_x0000_i1429" DrawAspect="Content" ObjectID="_1850810465" r:id="rId170"/>
+          <o:OLEObject Type="Embed" ProgID="Equation.AxMath" ShapeID="_x0000_i1429" DrawAspect="Content" ObjectID="_1850811806" r:id="rId170"/>
         </w:object>
       </w:r>
     </w:p>
@@ -7494,7 +7494,7 @@
           <v:shape id="_x0000_i1430" type="#_x0000_t75" style="width:10.5pt;height:18.25pt" o:ole="">
             <v:imagedata r:id="rId171" o:title=""/>
           </v:shape>
-          <o:OLEObject Type="Embed" ProgID="Equation.AxMath" ShapeID="_x0000_i1430" DrawAspect="Content" ObjectID="_1850810466" r:id="rId172"/>
+          <o:OLEObject Type="Embed" ProgID="Equation.AxMath" ShapeID="_x0000_i1430" DrawAspect="Content" ObjectID="_1850811807" r:id="rId172"/>
         </w:object>
       </w:r>
       <w:r>
@@ -7522,7 +7522,7 @@
           <v:shape id="_x0000_i1431" type="#_x0000_t75" style="width:250.2pt;height:33.25pt" o:ole="">
             <v:imagedata r:id="rId173" o:title=""/>
           </v:shape>
-          <o:OLEObject Type="Embed" ProgID="Equation.AxMath" ShapeID="_x0000_i1431" DrawAspect="Content" ObjectID="_1850810467" r:id="rId174"/>
+          <o:OLEObject Type="Embed" ProgID="Equation.AxMath" ShapeID="_x0000_i1431" DrawAspect="Content" ObjectID="_1850811808" r:id="rId174"/>
         </w:object>
       </w:r>
     </w:p>
@@ -7539,7 +7539,7 @@
           <v:shape id="_x0000_i1432" type="#_x0000_t75" style="width:45.55pt;height:17.75pt" o:ole="">
             <v:imagedata r:id="rId175" o:title=""/>
           </v:shape>
-          <o:OLEObject Type="Embed" ProgID="Equation.AxMath" ShapeID="_x0000_i1432" DrawAspect="Content" ObjectID="_1850810468" r:id="rId176"/>
+          <o:OLEObject Type="Embed" ProgID="Equation.AxMath" ShapeID="_x0000_i1432" DrawAspect="Content" ObjectID="_1850811809" r:id="rId176"/>
         </w:object>
       </w:r>
       <w:r>
@@ -7550,7 +7550,7 @@
           <v:shape id="_x0000_i1433" type="#_x0000_t75" style="width:24.15pt;height:17.75pt" o:ole="">
             <v:imagedata r:id="rId177" o:title=""/>
           </v:shape>
-          <o:OLEObject Type="Embed" ProgID="Equation.AxMath" ShapeID="_x0000_i1433" DrawAspect="Content" ObjectID="_1850810469" r:id="rId178"/>
+          <o:OLEObject Type="Embed" ProgID="Equation.AxMath" ShapeID="_x0000_i1433" DrawAspect="Content" ObjectID="_1850811810" r:id="rId178"/>
         </w:object>
       </w:r>
       <w:r>
@@ -7561,7 +7561,7 @@
           <v:shape id="_x0000_i1434" type="#_x0000_t75" style="width:6.85pt;height:17.75pt" o:ole="">
             <v:imagedata r:id="rId179" o:title=""/>
           </v:shape>
-          <o:OLEObject Type="Embed" ProgID="Equation.AxMath" ShapeID="_x0000_i1434" DrawAspect="Content" ObjectID="_1850810470" r:id="rId180"/>
+          <o:OLEObject Type="Embed" ProgID="Equation.AxMath" ShapeID="_x0000_i1434" DrawAspect="Content" ObjectID="_1850811811" r:id="rId180"/>
         </w:object>
       </w:r>
       <w:r>
@@ -7589,7 +7589,7 @@
           <v:shape id="_x0000_i1435" type="#_x0000_t75" style="width:123.95pt;height:35.1pt" o:ole="">
             <v:imagedata r:id="rId181" o:title=""/>
           </v:shape>
-          <o:OLEObject Type="Embed" ProgID="Equation.AxMath" ShapeID="_x0000_i1435" DrawAspect="Content" ObjectID="_1850810471" r:id="rId182"/>
+          <o:OLEObject Type="Embed" ProgID="Equation.AxMath" ShapeID="_x0000_i1435" DrawAspect="Content" ObjectID="_1850811812" r:id="rId182"/>
         </w:object>
       </w:r>
     </w:p>
@@ -7606,7 +7606,7 @@
           <v:shape id="_x0000_i1436" type="#_x0000_t75" style="width:32.8pt;height:17.75pt" o:ole="">
             <v:imagedata r:id="rId183" o:title=""/>
           </v:shape>
-          <o:OLEObject Type="Embed" ProgID="Equation.AxMath" ShapeID="_x0000_i1436" DrawAspect="Content" ObjectID="_1850810472" r:id="rId184"/>
+          <o:OLEObject Type="Embed" ProgID="Equation.AxMath" ShapeID="_x0000_i1436" DrawAspect="Content" ObjectID="_1850811813" r:id="rId184"/>
         </w:object>
       </w:r>
       <w:r>
@@ -7617,7 +7617,7 @@
           <v:shape id="_x0000_i1437" type="#_x0000_t75" style="width:31.45pt;height:17.75pt" o:ole="">
             <v:imagedata r:id="rId185" o:title=""/>
           </v:shape>
-          <o:OLEObject Type="Embed" ProgID="Equation.AxMath" ShapeID="_x0000_i1437" DrawAspect="Content" ObjectID="_1850810473" r:id="rId186"/>
+          <o:OLEObject Type="Embed" ProgID="Equation.AxMath" ShapeID="_x0000_i1437" DrawAspect="Content" ObjectID="_1850811814" r:id="rId186"/>
         </w:object>
       </w:r>
       <w:r>
@@ -7628,7 +7628,7 @@
           <v:shape id="_x0000_i1438" type="#_x0000_t75" style="width:33.25pt;height:17.75pt" o:ole="">
             <v:imagedata r:id="rId187" o:title=""/>
           </v:shape>
-          <o:OLEObject Type="Embed" ProgID="Equation.AxMath" ShapeID="_x0000_i1438" DrawAspect="Content" ObjectID="_1850810474" r:id="rId188"/>
+          <o:OLEObject Type="Embed" ProgID="Equation.AxMath" ShapeID="_x0000_i1438" DrawAspect="Content" ObjectID="_1850811815" r:id="rId188"/>
         </w:object>
       </w:r>
       <w:r>
@@ -7639,7 +7639,7 @@
           <v:shape id="_x0000_i1439" type="#_x0000_t75" style="width:52.4pt;height:18.7pt" o:ole="">
             <v:imagedata r:id="rId189" o:title=""/>
           </v:shape>
-          <o:OLEObject Type="Embed" ProgID="Equation.AxMath" ShapeID="_x0000_i1439" DrawAspect="Content" ObjectID="_1850810475" r:id="rId190"/>
+          <o:OLEObject Type="Embed" ProgID="Equation.AxMath" ShapeID="_x0000_i1439" DrawAspect="Content" ObjectID="_1850811816" r:id="rId190"/>
         </w:object>
       </w:r>
       <w:r>
@@ -7670,7 +7670,7 @@
           <v:shape id="_x0000_i1440" type="#_x0000_t75" style="width:88.4pt;height:32.8pt" o:ole="">
             <v:imagedata r:id="rId191" o:title=""/>
           </v:shape>
-          <o:OLEObject Type="Embed" ProgID="Equation.AxMath" ShapeID="_x0000_i1440" DrawAspect="Content" ObjectID="_1850810476" r:id="rId192"/>
+          <o:OLEObject Type="Embed" ProgID="Equation.AxMath" ShapeID="_x0000_i1440" DrawAspect="Content" ObjectID="_1850811817" r:id="rId192"/>
         </w:object>
       </w:r>
     </w:p>
@@ -7687,7 +7687,7 @@
           <v:shape id="_x0000_i1441" type="#_x0000_t75" style="width:8.65pt;height:17.75pt" o:ole="">
             <v:imagedata r:id="rId66" o:title=""/>
           </v:shape>
-          <o:OLEObject Type="Embed" ProgID="Equation.AxMath" ShapeID="_x0000_i1441" DrawAspect="Content" ObjectID="_1850810477" r:id="rId193"/>
+          <o:OLEObject Type="Embed" ProgID="Equation.AxMath" ShapeID="_x0000_i1441" DrawAspect="Content" ObjectID="_1850811818" r:id="rId193"/>
         </w:object>
       </w:r>
       <w:r>
@@ -7698,7 +7698,7 @@
           <v:shape id="_x0000_i1442" type="#_x0000_t75" style="width:34.65pt;height:18.7pt" o:ole="">
             <v:imagedata r:id="rId194" o:title=""/>
           </v:shape>
-          <o:OLEObject Type="Embed" ProgID="Equation.AxMath" ShapeID="_x0000_i1442" DrawAspect="Content" ObjectID="_1850810478" r:id="rId195"/>
+          <o:OLEObject Type="Embed" ProgID="Equation.AxMath" ShapeID="_x0000_i1442" DrawAspect="Content" ObjectID="_1850811819" r:id="rId195"/>
         </w:object>
       </w:r>
       <w:r>
@@ -7719,7 +7719,7 @@
           <v:shape id="_x0000_i1443" type="#_x0000_t75" style="width:125.75pt;height:32.8pt" o:ole="">
             <v:imagedata r:id="rId196" o:title=""/>
           </v:shape>
-          <o:OLEObject Type="Embed" ProgID="Equation.AxMath" ShapeID="_x0000_i1443" DrawAspect="Content" ObjectID="_1850810479" r:id="rId197"/>
+          <o:OLEObject Type="Embed" ProgID="Equation.AxMath" ShapeID="_x0000_i1443" DrawAspect="Content" ObjectID="_1850811820" r:id="rId197"/>
         </w:object>
       </w:r>
     </w:p>
@@ -7736,7 +7736,7 @@
           <v:shape id="_x0000_i1444" type="#_x0000_t75" style="width:47.4pt;height:18.25pt" o:ole="">
             <v:imagedata r:id="rId198" o:title=""/>
           </v:shape>
-          <o:OLEObject Type="Embed" ProgID="Equation.AxMath" ShapeID="_x0000_i1444" DrawAspect="Content" ObjectID="_1850810480" r:id="rId199"/>
+          <o:OLEObject Type="Embed" ProgID="Equation.AxMath" ShapeID="_x0000_i1444" DrawAspect="Content" ObjectID="_1850811821" r:id="rId199"/>
         </w:object>
       </w:r>
       <w:r>
@@ -7764,7 +7764,7 @@
           <v:shape id="_x0000_i1445" type="#_x0000_t75" style="width:319pt;height:32.8pt" o:ole="">
             <v:imagedata r:id="rId200" o:title=""/>
           </v:shape>
-          <o:OLEObject Type="Embed" ProgID="Equation.AxMath" ShapeID="_x0000_i1445" DrawAspect="Content" ObjectID="_1850810481" r:id="rId201"/>
+          <o:OLEObject Type="Embed" ProgID="Equation.AxMath" ShapeID="_x0000_i1445" DrawAspect="Content" ObjectID="_1850811822" r:id="rId201"/>
         </w:object>
       </w:r>
     </w:p>
@@ -7798,7 +7798,7 @@
           <v:shape id="_x0000_i1446" type="#_x0000_t75" style="width:118.05pt;height:32.8pt" o:ole="">
             <v:imagedata r:id="rId202" o:title=""/>
           </v:shape>
-          <o:OLEObject Type="Embed" ProgID="Equation.AxMath" ShapeID="_x0000_i1446" DrawAspect="Content" ObjectID="_1850810482" r:id="rId203"/>
+          <o:OLEObject Type="Embed" ProgID="Equation.AxMath" ShapeID="_x0000_i1446" DrawAspect="Content" ObjectID="_1850811823" r:id="rId203"/>
         </w:object>
       </w:r>
     </w:p>
@@ -7815,7 +7815,7 @@
           <v:shape id="_x0000_i1447" type="#_x0000_t75" style="width:32.8pt;height:18.25pt" o:ole="">
             <v:imagedata r:id="rId204" o:title=""/>
           </v:shape>
-          <o:OLEObject Type="Embed" ProgID="Equation.AxMath" ShapeID="_x0000_i1447" DrawAspect="Content" ObjectID="_1850810483" r:id="rId205"/>
+          <o:OLEObject Type="Embed" ProgID="Equation.AxMath" ShapeID="_x0000_i1447" DrawAspect="Content" ObjectID="_1850811824" r:id="rId205"/>
         </w:object>
       </w:r>
       <w:r>
@@ -7826,7 +7826,7 @@
           <v:shape id="_x0000_i1448" type="#_x0000_t75" style="width:6.85pt;height:17.75pt" o:ole="">
             <v:imagedata r:id="rId179" o:title=""/>
           </v:shape>
-          <o:OLEObject Type="Embed" ProgID="Equation.AxMath" ShapeID="_x0000_i1448" DrawAspect="Content" ObjectID="_1850810484" r:id="rId206"/>
+          <o:OLEObject Type="Embed" ProgID="Equation.AxMath" ShapeID="_x0000_i1448" DrawAspect="Content" ObjectID="_1850811825" r:id="rId206"/>
         </w:object>
       </w:r>
       <w:r>
@@ -7837,7 +7837,7 @@
           <v:shape id="_x0000_i1449" type="#_x0000_t75" style="width:26.45pt;height:17.75pt" o:ole="">
             <v:imagedata r:id="rId207" o:title=""/>
           </v:shape>
-          <o:OLEObject Type="Embed" ProgID="Equation.AxMath" ShapeID="_x0000_i1449" DrawAspect="Content" ObjectID="_1850810485" r:id="rId208"/>
+          <o:OLEObject Type="Embed" ProgID="Equation.AxMath" ShapeID="_x0000_i1449" DrawAspect="Content" ObjectID="_1850811826" r:id="rId208"/>
         </w:object>
       </w:r>
       <w:r>
@@ -7865,7 +7865,7 @@
           <v:shape id="_x0000_i1450" type="#_x0000_t75" style="width:267.05pt;height:32.8pt" o:ole="">
             <v:imagedata r:id="rId209" o:title=""/>
           </v:shape>
-          <o:OLEObject Type="Embed" ProgID="Equation.AxMath" ShapeID="_x0000_i1450" DrawAspect="Content" ObjectID="_1850810486" r:id="rId210"/>
+          <o:OLEObject Type="Embed" ProgID="Equation.AxMath" ShapeID="_x0000_i1450" DrawAspect="Content" ObjectID="_1850811827" r:id="rId210"/>
         </w:object>
       </w:r>
     </w:p>
@@ -7882,7 +7882,7 @@
           <v:shape id="_x0000_i1451" type="#_x0000_t75" style="width:53.75pt;height:18.25pt" o:ole="">
             <v:imagedata r:id="rId211" o:title=""/>
           </v:shape>
-          <o:OLEObject Type="Embed" ProgID="Equation.AxMath" ShapeID="_x0000_i1451" DrawAspect="Content" ObjectID="_1850810487" r:id="rId212"/>
+          <o:OLEObject Type="Embed" ProgID="Equation.AxMath" ShapeID="_x0000_i1451" DrawAspect="Content" ObjectID="_1850811828" r:id="rId212"/>
         </w:object>
       </w:r>
       <w:r>
@@ -7893,7 +7893,7 @@
           <v:shape id="_x0000_i1452" type="#_x0000_t75" style="width:52.4pt;height:20.05pt" o:ole="">
             <v:imagedata r:id="rId213" o:title=""/>
           </v:shape>
-          <o:OLEObject Type="Embed" ProgID="Equation.AxMath" ShapeID="_x0000_i1452" DrawAspect="Content" ObjectID="_1850810488" r:id="rId214"/>
+          <o:OLEObject Type="Embed" ProgID="Equation.AxMath" ShapeID="_x0000_i1452" DrawAspect="Content" ObjectID="_1850811829" r:id="rId214"/>
         </w:object>
       </w:r>
       <w:r>
@@ -7925,7 +7925,7 @@
           <v:shape id="_x0000_i1453" type="#_x0000_t75" style="width:10.5pt;height:19.15pt" o:ole="">
             <v:imagedata r:id="rId215" o:title=""/>
           </v:shape>
-          <o:OLEObject Type="Embed" ProgID="Equation.AxMath" ShapeID="_x0000_i1453" DrawAspect="Content" ObjectID="_1850810489" r:id="rId216"/>
+          <o:OLEObject Type="Embed" ProgID="Equation.AxMath" ShapeID="_x0000_i1453" DrawAspect="Content" ObjectID="_1850811830" r:id="rId216"/>
         </w:object>
       </w:r>
       <w:r>
@@ -7936,7 +7936,7 @@
           <v:shape id="_x0000_i1454" type="#_x0000_t75" style="width:21.85pt;height:19.15pt" o:ole="">
             <v:imagedata r:id="rId217" o:title=""/>
           </v:shape>
-          <o:OLEObject Type="Embed" ProgID="Equation.AxMath" ShapeID="_x0000_i1454" DrawAspect="Content" ObjectID="_1850810490" r:id="rId218"/>
+          <o:OLEObject Type="Embed" ProgID="Equation.AxMath" ShapeID="_x0000_i1454" DrawAspect="Content" ObjectID="_1850811831" r:id="rId218"/>
         </w:object>
       </w:r>
       <w:r>
@@ -7954,7 +7954,7 @@
           <v:shape id="_x0000_i1574" type="#_x0000_t75" style="width:180.9pt;height:17.75pt" o:ole="">
             <v:imagedata r:id="rId219" o:title=""/>
           </v:shape>
-          <o:OLEObject Type="Embed" ProgID="Equation.AxMath" ShapeID="_x0000_i1574" DrawAspect="Content" ObjectID="_1850810491" r:id="rId220"/>
+          <o:OLEObject Type="Embed" ProgID="Equation.AxMath" ShapeID="_x0000_i1574" DrawAspect="Content" ObjectID="_1850811832" r:id="rId220"/>
         </w:object>
       </w:r>
     </w:p>
@@ -7984,7 +7984,7 @@
           <v:shape id="_x0000_i1578" type="#_x0000_t75" style="width:165.85pt;height:18.7pt" o:ole="">
             <v:imagedata r:id="rId221" o:title=""/>
           </v:shape>
-          <o:OLEObject Type="Embed" ProgID="Equation.AxMath" ShapeID="_x0000_i1578" DrawAspect="Content" ObjectID="_1850810492" r:id="rId222"/>
+          <o:OLEObject Type="Embed" ProgID="Equation.AxMath" ShapeID="_x0000_i1578" DrawAspect="Content" ObjectID="_1850811833" r:id="rId222"/>
         </w:object>
       </w:r>
     </w:p>
@@ -8014,7 +8014,7 @@
           <v:shape id="_x0000_i1457" type="#_x0000_t75" style="width:107.55pt;height:36pt" o:ole="">
             <v:imagedata r:id="rId223" o:title=""/>
           </v:shape>
-          <o:OLEObject Type="Embed" ProgID="Equation.AxMath" ShapeID="_x0000_i1457" DrawAspect="Content" ObjectID="_1850810493" r:id="rId224"/>
+          <o:OLEObject Type="Embed" ProgID="Equation.AxMath" ShapeID="_x0000_i1457" DrawAspect="Content" ObjectID="_1850811834" r:id="rId224"/>
         </w:object>
       </w:r>
     </w:p>
@@ -8045,7 +8045,7 @@
           <v:shape id="_x0000_i1458" type="#_x0000_t75" style="width:178.65pt;height:72.9pt" o:ole="">
             <v:imagedata r:id="rId225" o:title=""/>
           </v:shape>
-          <o:OLEObject Type="Embed" ProgID="Equation.AxMath" ShapeID="_x0000_i1458" DrawAspect="Content" ObjectID="_1850810494" r:id="rId226"/>
+          <o:OLEObject Type="Embed" ProgID="Equation.AxMath" ShapeID="_x0000_i1458" DrawAspect="Content" ObjectID="_1850811835" r:id="rId226"/>
         </w:object>
       </w:r>
     </w:p>
@@ -8097,7 +8097,7 @@
                 <v:shape id="_x0000_i1459" type="#_x0000_t75" style="width:75.2pt;height:19.15pt" o:ole="">
                   <v:imagedata r:id="rId227" o:title=""/>
                 </v:shape>
-                <o:OLEObject Type="Embed" ProgID="Equation.AxMath" ShapeID="_x0000_i1459" DrawAspect="Content" ObjectID="_1850810495" r:id="rId228"/>
+                <o:OLEObject Type="Embed" ProgID="Equation.AxMath" ShapeID="_x0000_i1459" DrawAspect="Content" ObjectID="_1850811836" r:id="rId228"/>
               </w:object>
             </w:r>
             <w:r>
@@ -8108,7 +8108,7 @@
                 <v:shape id="_x0000_i1460" type="#_x0000_t75" style="width:64.7pt;height:19.15pt" o:ole="">
                   <v:imagedata r:id="rId229" o:title=""/>
                 </v:shape>
-                <o:OLEObject Type="Embed" ProgID="Equation.AxMath" ShapeID="_x0000_i1460" DrawAspect="Content" ObjectID="_1850810496" r:id="rId230"/>
+                <o:OLEObject Type="Embed" ProgID="Equation.AxMath" ShapeID="_x0000_i1460" DrawAspect="Content" ObjectID="_1850811837" r:id="rId230"/>
               </w:object>
             </w:r>
             <w:r>
@@ -8163,7 +8163,7 @@
                 <v:shape id="_x0000_i25083" type="#_x0000_t75" style="width:192.3pt;height:37.8pt" o:ole="">
                   <v:imagedata r:id="rId231" o:title=""/>
                 </v:shape>
-                <o:OLEObject Type="Embed" ProgID="Equation.AxMath" ShapeID="_x0000_i25083" DrawAspect="Content" ObjectID="_1850810497" r:id="rId232"/>
+                <o:OLEObject Type="Embed" ProgID="Equation.AxMath" ShapeID="_x0000_i25083" DrawAspect="Content" ObjectID="_1850811838" r:id="rId232"/>
               </w:object>
             </w:r>
           </w:p>
@@ -8242,7 +8242,7 @@
           <v:shape id="_x0000_i1462" type="#_x0000_t75" style="width:11.4pt;height:19.15pt" o:ole="">
             <v:imagedata r:id="rId233" o:title=""/>
           </v:shape>
-          <o:OLEObject Type="Embed" ProgID="Equation.AxMath" ShapeID="_x0000_i1462" DrawAspect="Content" ObjectID="_1850810498" r:id="rId234"/>
+          <o:OLEObject Type="Embed" ProgID="Equation.AxMath" ShapeID="_x0000_i1462" DrawAspect="Content" ObjectID="_1850811839" r:id="rId234"/>
         </w:object>
       </w:r>
       <w:r>
@@ -8253,7 +8253,7 @@
           <v:shape id="_x0000_i1463" type="#_x0000_t75" style="width:14.6pt;height:19.15pt" o:ole="">
             <v:imagedata r:id="rId235" o:title=""/>
           </v:shape>
-          <o:OLEObject Type="Embed" ProgID="Equation.AxMath" ShapeID="_x0000_i1463" DrawAspect="Content" ObjectID="_1850810499" r:id="rId236"/>
+          <o:OLEObject Type="Embed" ProgID="Equation.AxMath" ShapeID="_x0000_i1463" DrawAspect="Content" ObjectID="_1850811840" r:id="rId236"/>
         </w:object>
       </w:r>
       <w:r>
@@ -8264,7 +8264,7 @@
           <v:shape id="_x0000_i1464" type="#_x0000_t75" style="width:32.8pt;height:20.05pt" o:ole="">
             <v:imagedata r:id="rId237" o:title=""/>
           </v:shape>
-          <o:OLEObject Type="Embed" ProgID="Equation.AxMath" ShapeID="_x0000_i1464" DrawAspect="Content" ObjectID="_1850810500" r:id="rId238"/>
+          <o:OLEObject Type="Embed" ProgID="Equation.AxMath" ShapeID="_x0000_i1464" DrawAspect="Content" ObjectID="_1850811841" r:id="rId238"/>
         </w:object>
       </w:r>
       <w:r>
@@ -8282,7 +8282,7 @@
           <v:shape id="_x0000_i1465" type="#_x0000_t75" style="width:196.85pt;height:41pt" o:ole="">
             <v:imagedata r:id="rId239" o:title=""/>
           </v:shape>
-          <o:OLEObject Type="Embed" ProgID="Equation.AxMath" ShapeID="_x0000_i1465" DrawAspect="Content" ObjectID="_1850810501" r:id="rId240"/>
+          <o:OLEObject Type="Embed" ProgID="Equation.AxMath" ShapeID="_x0000_i1465" DrawAspect="Content" ObjectID="_1850811842" r:id="rId240"/>
         </w:object>
       </w:r>
     </w:p>
@@ -8299,7 +8299,7 @@
           <v:shape id="_x0000_i1466" type="#_x0000_t75" style="width:50.6pt;height:19.15pt" o:ole="">
             <v:imagedata r:id="rId241" o:title=""/>
           </v:shape>
-          <o:OLEObject Type="Embed" ProgID="Equation.AxMath" ShapeID="_x0000_i1466" DrawAspect="Content" ObjectID="_1850810502" r:id="rId242"/>
+          <o:OLEObject Type="Embed" ProgID="Equation.AxMath" ShapeID="_x0000_i1466" DrawAspect="Content" ObjectID="_1850811843" r:id="rId242"/>
         </w:object>
       </w:r>
       <w:r>
@@ -8317,7 +8317,7 @@
           <v:shape id="_x0000_i1467" type="#_x0000_t75" style="width:79.75pt;height:20.05pt" o:ole="">
             <v:imagedata r:id="rId243" o:title=""/>
           </v:shape>
-          <o:OLEObject Type="Embed" ProgID="Equation.AxMath" ShapeID="_x0000_i1467" DrawAspect="Content" ObjectID="_1850810503" r:id="rId244"/>
+          <o:OLEObject Type="Embed" ProgID="Equation.AxMath" ShapeID="_x0000_i1467" DrawAspect="Content" ObjectID="_1850811844" r:id="rId244"/>
         </w:object>
       </w:r>
     </w:p>
@@ -8395,7 +8395,7 @@
           <v:shape id="_x0000_i1468" type="#_x0000_t75" style="width:133.05pt;height:20.05pt" o:ole="">
             <v:imagedata r:id="rId245" o:title=""/>
           </v:shape>
-          <o:OLEObject Type="Embed" ProgID="Equation.AxMath" ShapeID="_x0000_i1468" DrawAspect="Content" ObjectID="_1850810504" r:id="rId246"/>
+          <o:OLEObject Type="Embed" ProgID="Equation.AxMath" ShapeID="_x0000_i1468" DrawAspect="Content" ObjectID="_1850811845" r:id="rId246"/>
         </w:object>
       </w:r>
     </w:p>
@@ -8419,7 +8419,7 @@
           <v:shape id="_x0000_i48587" type="#_x0000_t75" style="width:159.95pt;height:33.7pt" o:ole="">
             <v:imagedata r:id="rId247" o:title=""/>
           </v:shape>
-          <o:OLEObject Type="Embed" ProgID="Equation.AxMath" ShapeID="_x0000_i48587" DrawAspect="Content" ObjectID="_1850810505" r:id="rId248"/>
+          <o:OLEObject Type="Embed" ProgID="Equation.AxMath" ShapeID="_x0000_i48587" DrawAspect="Content" ObjectID="_1850811846" r:id="rId248"/>
         </w:object>
       </w:r>
     </w:p>
@@ -8436,7 +8436,7 @@
           <v:shape id="_x0000_i48591" type="#_x0000_t75" style="width:52.4pt;height:32.8pt" o:ole="">
             <v:imagedata r:id="rId249" o:title=""/>
           </v:shape>
-          <o:OLEObject Type="Embed" ProgID="Equation.AxMath" ShapeID="_x0000_i48591" DrawAspect="Content" ObjectID="_1850810506" r:id="rId250"/>
+          <o:OLEObject Type="Embed" ProgID="Equation.AxMath" ShapeID="_x0000_i48591" DrawAspect="Content" ObjectID="_1850811847" r:id="rId250"/>
         </w:object>
       </w:r>
       <w:r>
@@ -8496,7 +8496,7 @@
                 <v:shape id="_x0000_i60347" type="#_x0000_t75" style="width:401.9pt;height:34.2pt" o:ole="">
                   <v:imagedata r:id="rId251" o:title=""/>
                 </v:shape>
-                <o:OLEObject Type="Embed" ProgID="Equation.AxMath" ShapeID="_x0000_i60347" DrawAspect="Content" ObjectID="_1850810507" r:id="rId252"/>
+                <o:OLEObject Type="Embed" ProgID="Equation.AxMath" ShapeID="_x0000_i60347" DrawAspect="Content" ObjectID="_1850811848" r:id="rId252"/>
               </w:object>
             </w:r>
           </w:p>
@@ -8646,7 +8646,7 @@
           <v:shape id="_x0000_i1472" type="#_x0000_t75" style="width:81.1pt;height:36.9pt" o:ole="">
             <v:imagedata r:id="rId253" o:title=""/>
           </v:shape>
-          <o:OLEObject Type="Embed" ProgID="Equation.AxMath" ShapeID="_x0000_i1472" DrawAspect="Content" ObjectID="_1850810508" r:id="rId254"/>
+          <o:OLEObject Type="Embed" ProgID="Equation.AxMath" ShapeID="_x0000_i1472" DrawAspect="Content" ObjectID="_1850811849" r:id="rId254"/>
         </w:object>
       </w:r>
     </w:p>
@@ -8680,7 +8680,7 @@
           <v:shape id="_x0000_i1473" type="#_x0000_t75" style="width:70.65pt;height:32.8pt" o:ole="">
             <v:imagedata r:id="rId255" o:title=""/>
           </v:shape>
-          <o:OLEObject Type="Embed" ProgID="Equation.AxMath" ShapeID="_x0000_i1473" DrawAspect="Content" ObjectID="_1850810509" r:id="rId256"/>
+          <o:OLEObject Type="Embed" ProgID="Equation.AxMath" ShapeID="_x0000_i1473" DrawAspect="Content" ObjectID="_1850811850" r:id="rId256"/>
         </w:object>
       </w:r>
     </w:p>
@@ -8717,7 +8717,7 @@
           <v:shape id="_x0000_i1474" type="#_x0000_t75" style="width:2in;height:35.1pt" o:ole="">
             <v:imagedata r:id="rId257" o:title=""/>
           </v:shape>
-          <o:OLEObject Type="Embed" ProgID="Equation.AxMath" ShapeID="_x0000_i1474" DrawAspect="Content" ObjectID="_1850810510" r:id="rId258"/>
+          <o:OLEObject Type="Embed" ProgID="Equation.AxMath" ShapeID="_x0000_i1474" DrawAspect="Content" ObjectID="_1850811851" r:id="rId258"/>
         </w:object>
       </w:r>
     </w:p>
@@ -8762,7 +8762,7 @@
           <v:shape id="_x0000_i1475" type="#_x0000_t75" style="width:217.35pt;height:20.05pt" o:ole="">
             <v:imagedata r:id="rId259" o:title=""/>
           </v:shape>
-          <o:OLEObject Type="Embed" ProgID="Equation.AxMath" ShapeID="_x0000_i1475" DrawAspect="Content" ObjectID="_1850810511" r:id="rId260"/>
+          <o:OLEObject Type="Embed" ProgID="Equation.AxMath" ShapeID="_x0000_i1475" DrawAspect="Content" ObjectID="_1850811852" r:id="rId260"/>
         </w:object>
       </w:r>
     </w:p>
@@ -8790,7 +8790,7 @@
           <v:shape id="_x0000_i1476" type="#_x0000_t75" style="width:86.15pt;height:36pt" o:ole="">
             <v:imagedata r:id="rId261" o:title=""/>
           </v:shape>
-          <o:OLEObject Type="Embed" ProgID="Equation.AxMath" ShapeID="_x0000_i1476" DrawAspect="Content" ObjectID="_1850810512" r:id="rId262"/>
+          <o:OLEObject Type="Embed" ProgID="Equation.AxMath" ShapeID="_x0000_i1476" DrawAspect="Content" ObjectID="_1850811853" r:id="rId262"/>
         </w:object>
       </w:r>
     </w:p>
@@ -8815,7 +8815,7 @@
           <v:shape id="_x0000_i1477" type="#_x0000_t75" style="width:60.15pt;height:19.15pt" o:ole="">
             <v:imagedata r:id="rId263" o:title=""/>
           </v:shape>
-          <o:OLEObject Type="Embed" ProgID="Equation.AxMath" ShapeID="_x0000_i1477" DrawAspect="Content" ObjectID="_1850810513" r:id="rId264"/>
+          <o:OLEObject Type="Embed" ProgID="Equation.AxMath" ShapeID="_x0000_i1477" DrawAspect="Content" ObjectID="_1850811854" r:id="rId264"/>
         </w:object>
       </w:r>
       <w:r>
@@ -8837,7 +8837,7 @@
           <v:shape id="_x0000_i1478" type="#_x0000_t75" style="width:6.85pt;height:19.15pt" o:ole="">
             <v:imagedata r:id="rId265" o:title=""/>
           </v:shape>
-          <o:OLEObject Type="Embed" ProgID="Equation.AxMath" ShapeID="_x0000_i1478" DrawAspect="Content" ObjectID="_1850810514" r:id="rId266"/>
+          <o:OLEObject Type="Embed" ProgID="Equation.AxMath" ShapeID="_x0000_i1478" DrawAspect="Content" ObjectID="_1850811855" r:id="rId266"/>
         </w:object>
       </w:r>
       <w:r>
@@ -8857,7 +8857,7 @@
           <v:shape id="_x0000_i1479" type="#_x0000_t75" style="width:164.05pt;height:36pt" o:ole="">
             <v:imagedata r:id="rId267" o:title=""/>
           </v:shape>
-          <o:OLEObject Type="Embed" ProgID="Equation.AxMath" ShapeID="_x0000_i1479" DrawAspect="Content" ObjectID="_1850810515" r:id="rId268"/>
+          <o:OLEObject Type="Embed" ProgID="Equation.AxMath" ShapeID="_x0000_i1479" DrawAspect="Content" ObjectID="_1850811856" r:id="rId268"/>
         </w:object>
       </w:r>
     </w:p>
@@ -8882,7 +8882,7 @@
           <v:shape id="_x0000_i1480" type="#_x0000_t75" style="width:6.85pt;height:19.15pt" o:ole="">
             <v:imagedata r:id="rId265" o:title=""/>
           </v:shape>
-          <o:OLEObject Type="Embed" ProgID="Equation.AxMath" ShapeID="_x0000_i1480" DrawAspect="Content" ObjectID="_1850810516" r:id="rId269"/>
+          <o:OLEObject Type="Embed" ProgID="Equation.AxMath" ShapeID="_x0000_i1480" DrawAspect="Content" ObjectID="_1850811857" r:id="rId269"/>
         </w:object>
       </w:r>
       <w:r>
@@ -8902,7 +8902,7 @@
           <v:shape id="_x0000_i1481" type="#_x0000_t75" style="width:164.95pt;height:36pt" o:ole="">
             <v:imagedata r:id="rId270" o:title=""/>
           </v:shape>
-          <o:OLEObject Type="Embed" ProgID="Equation.AxMath" ShapeID="_x0000_i1481" DrawAspect="Content" ObjectID="_1850810517" r:id="rId271"/>
+          <o:OLEObject Type="Embed" ProgID="Equation.AxMath" ShapeID="_x0000_i1481" DrawAspect="Content" ObjectID="_1850811858" r:id="rId271"/>
         </w:object>
       </w:r>
     </w:p>
@@ -8942,7 +8942,7 @@
           <v:shape id="_x0000_i1482" type="#_x0000_t75" style="width:32.8pt;height:19.15pt" o:ole="">
             <v:imagedata r:id="rId272" o:title=""/>
           </v:shape>
-          <o:OLEObject Type="Embed" ProgID="Equation.AxMath" ShapeID="_x0000_i1482" DrawAspect="Content" ObjectID="_1850810518" r:id="rId273"/>
+          <o:OLEObject Type="Embed" ProgID="Equation.AxMath" ShapeID="_x0000_i1482" DrawAspect="Content" ObjectID="_1850811859" r:id="rId273"/>
         </w:object>
       </w:r>
       <w:r>
@@ -8956,7 +8956,7 @@
           <v:shape id="_x0000_i1483" type="#_x0000_t75" style="width:79.3pt;height:19.15pt" o:ole="">
             <v:imagedata r:id="rId274" o:title=""/>
           </v:shape>
-          <o:OLEObject Type="Embed" ProgID="Equation.AxMath" ShapeID="_x0000_i1483" DrawAspect="Content" ObjectID="_1850810519" r:id="rId275"/>
+          <o:OLEObject Type="Embed" ProgID="Equation.AxMath" ShapeID="_x0000_i1483" DrawAspect="Content" ObjectID="_1850811860" r:id="rId275"/>
         </w:object>
       </w:r>
       <w:r>
@@ -8976,7 +8976,7 @@
           <v:shape id="_x0000_i60349" type="#_x0000_t75" style="width:164.05pt;height:32.8pt" o:ole="">
             <v:imagedata r:id="rId276" o:title=""/>
           </v:shape>
-          <o:OLEObject Type="Embed" ProgID="Equation.AxMath" ShapeID="_x0000_i60349" DrawAspect="Content" ObjectID="_1850810520" r:id="rId277"/>
+          <o:OLEObject Type="Embed" ProgID="Equation.AxMath" ShapeID="_x0000_i60349" DrawAspect="Content" ObjectID="_1850811861" r:id="rId277"/>
         </w:object>
       </w:r>
     </w:p>
@@ -9001,7 +9001,7 @@
           <v:shape id="_x0000_i60351" type="#_x0000_t75" style="width:374.15pt;height:32.8pt" o:ole="">
             <v:imagedata r:id="rId278" o:title=""/>
           </v:shape>
-          <o:OLEObject Type="Embed" ProgID="Equation.AxMath" ShapeID="_x0000_i60351" DrawAspect="Content" ObjectID="_1850810521" r:id="rId279"/>
+          <o:OLEObject Type="Embed" ProgID="Equation.AxMath" ShapeID="_x0000_i60351" DrawAspect="Content" ObjectID="_1850811862" r:id="rId279"/>
         </w:object>
       </w:r>
     </w:p>
@@ -9020,7 +9020,7 @@
           <v:shape id="_x0000_i1486" type="#_x0000_t75" style="width:53.75pt;height:19.15pt" o:ole="">
             <v:imagedata r:id="rId280" o:title=""/>
           </v:shape>
-          <o:OLEObject Type="Embed" ProgID="Equation.AxMath" ShapeID="_x0000_i1486" DrawAspect="Content" ObjectID="_1850810522" r:id="rId281"/>
+          <o:OLEObject Type="Embed" ProgID="Equation.AxMath" ShapeID="_x0000_i1486" DrawAspect="Content" ObjectID="_1850811863" r:id="rId281"/>
         </w:object>
       </w:r>
       <w:r>
@@ -9034,7 +9034,7 @@
           <v:shape id="_x0000_i1487" type="#_x0000_t75" style="width:64.25pt;height:19.6pt" o:ole="">
             <v:imagedata r:id="rId282" o:title=""/>
           </v:shape>
-          <o:OLEObject Type="Embed" ProgID="Equation.AxMath" ShapeID="_x0000_i1487" DrawAspect="Content" ObjectID="_1850810523" r:id="rId283"/>
+          <o:OLEObject Type="Embed" ProgID="Equation.AxMath" ShapeID="_x0000_i1487" DrawAspect="Content" ObjectID="_1850811864" r:id="rId283"/>
         </w:object>
       </w:r>
       <w:r>
@@ -9054,7 +9054,7 @@
           <v:shape id="_x0000_i1488" type="#_x0000_t75" style="width:77.45pt;height:19.6pt" o:ole="">
             <v:imagedata r:id="rId284" o:title=""/>
           </v:shape>
-          <o:OLEObject Type="Embed" ProgID="Equation.AxMath" ShapeID="_x0000_i1488" DrawAspect="Content" ObjectID="_1850810524" r:id="rId285"/>
+          <o:OLEObject Type="Embed" ProgID="Equation.AxMath" ShapeID="_x0000_i1488" DrawAspect="Content" ObjectID="_1850811865" r:id="rId285"/>
         </w:object>
       </w:r>
       <w:r>
@@ -9068,7 +9068,7 @@
           <v:shape id="_x0000_i1489" type="#_x0000_t75" style="width:72.9pt;height:35.55pt" o:ole="">
             <v:imagedata r:id="rId286" o:title=""/>
           </v:shape>
-          <o:OLEObject Type="Embed" ProgID="Equation.AxMath" ShapeID="_x0000_i1489" DrawAspect="Content" ObjectID="_1850810525" r:id="rId287"/>
+          <o:OLEObject Type="Embed" ProgID="Equation.AxMath" ShapeID="_x0000_i1489" DrawAspect="Content" ObjectID="_1850811866" r:id="rId287"/>
         </w:object>
       </w:r>
       <w:r>
@@ -9082,7 +9082,7 @@
           <v:shape id="_x0000_i1490" type="#_x0000_t75" style="width:73.8pt;height:35.55pt" o:ole="">
             <v:imagedata r:id="rId288" o:title=""/>
           </v:shape>
-          <o:OLEObject Type="Embed" ProgID="Equation.AxMath" ShapeID="_x0000_i1490" DrawAspect="Content" ObjectID="_1850810526" r:id="rId289"/>
+          <o:OLEObject Type="Embed" ProgID="Equation.AxMath" ShapeID="_x0000_i1490" DrawAspect="Content" ObjectID="_1850811867" r:id="rId289"/>
         </w:object>
       </w:r>
       <w:r>
@@ -9140,7 +9140,7 @@
           <v:shape id="_x0000_i1491" type="#_x0000_t75" style="width:117.55pt;height:20.05pt" o:ole="">
             <v:imagedata r:id="rId290" o:title=""/>
           </v:shape>
-          <o:OLEObject Type="Embed" ProgID="Equation.AxMath" ShapeID="_x0000_i1491" DrawAspect="Content" ObjectID="_1850810527" r:id="rId291"/>
+          <o:OLEObject Type="Embed" ProgID="Equation.AxMath" ShapeID="_x0000_i1491" DrawAspect="Content" ObjectID="_1850811868" r:id="rId291"/>
         </w:object>
       </w:r>
       <w:r>
@@ -9154,7 +9154,7 @@
           <v:shape id="_x0000_i1492" type="#_x0000_t75" style="width:64.7pt;height:20.05pt" o:ole="">
             <v:imagedata r:id="rId292" o:title=""/>
           </v:shape>
-          <o:OLEObject Type="Embed" ProgID="Equation.AxMath" ShapeID="_x0000_i1492" DrawAspect="Content" ObjectID="_1850810528" r:id="rId293"/>
+          <o:OLEObject Type="Embed" ProgID="Equation.AxMath" ShapeID="_x0000_i1492" DrawAspect="Content" ObjectID="_1850811869" r:id="rId293"/>
         </w:object>
       </w:r>
       <w:r>
@@ -9174,7 +9174,7 @@
           <v:shape id="_x0000_i1493" type="#_x0000_t75" style="width:38.3pt;height:19.15pt" o:ole="">
             <v:imagedata r:id="rId294" o:title=""/>
           </v:shape>
-          <o:OLEObject Type="Embed" ProgID="Equation.AxMath" ShapeID="_x0000_i1493" DrawAspect="Content" ObjectID="_1850810529" r:id="rId295"/>
+          <o:OLEObject Type="Embed" ProgID="Equation.AxMath" ShapeID="_x0000_i1493" DrawAspect="Content" ObjectID="_1850811870" r:id="rId295"/>
         </w:object>
       </w:r>
       <w:r>
@@ -9194,7 +9194,7 @@
           <v:shape id="_x0000_i1494" type="#_x0000_t75" style="width:100.7pt;height:36pt" o:ole="">
             <v:imagedata r:id="rId296" o:title=""/>
           </v:shape>
-          <o:OLEObject Type="Embed" ProgID="Equation.AxMath" ShapeID="_x0000_i1494" DrawAspect="Content" ObjectID="_1850810530" r:id="rId297"/>
+          <o:OLEObject Type="Embed" ProgID="Equation.AxMath" ShapeID="_x0000_i1494" DrawAspect="Content" ObjectID="_1850811871" r:id="rId297"/>
         </w:object>
       </w:r>
     </w:p>
@@ -9228,7 +9228,7 @@
           <v:shape id="_x0000_i1495" type="#_x0000_t75" style="width:77.45pt;height:19.15pt" o:ole="">
             <v:imagedata r:id="rId298" o:title=""/>
           </v:shape>
-          <o:OLEObject Type="Embed" ProgID="Equation.AxMath" ShapeID="_x0000_i1495" DrawAspect="Content" ObjectID="_1850810531" r:id="rId299"/>
+          <o:OLEObject Type="Embed" ProgID="Equation.AxMath" ShapeID="_x0000_i1495" DrawAspect="Content" ObjectID="_1850811872" r:id="rId299"/>
         </w:object>
       </w:r>
       <w:r>
@@ -9239,7 +9239,7 @@
           <v:shape id="_x0000_i1496" type="#_x0000_t75" style="width:53.75pt;height:19.15pt" o:ole="">
             <v:imagedata r:id="rId300" o:title=""/>
           </v:shape>
-          <o:OLEObject Type="Embed" ProgID="Equation.AxMath" ShapeID="_x0000_i1496" DrawAspect="Content" ObjectID="_1850810532" r:id="rId301"/>
+          <o:OLEObject Type="Embed" ProgID="Equation.AxMath" ShapeID="_x0000_i1496" DrawAspect="Content" ObjectID="_1850811873" r:id="rId301"/>
         </w:object>
       </w:r>
       <w:r>
@@ -9256,7 +9256,7 @@
           <v:shape id="_x0000_i1497" type="#_x0000_t75" style="width:83.85pt;height:19.15pt" o:ole="">
             <v:imagedata r:id="rId302" o:title=""/>
           </v:shape>
-          <o:OLEObject Type="Embed" ProgID="Equation.AxMath" ShapeID="_x0000_i1497" DrawAspect="Content" ObjectID="_1850810533" r:id="rId303"/>
+          <o:OLEObject Type="Embed" ProgID="Equation.AxMath" ShapeID="_x0000_i1497" DrawAspect="Content" ObjectID="_1850811874" r:id="rId303"/>
         </w:object>
       </w:r>
       <w:r>
@@ -9273,7 +9273,7 @@
           <v:shape id="_x0000_i1498" type="#_x0000_t75" style="width:46.5pt;height:19.15pt" o:ole="">
             <v:imagedata r:id="rId304" o:title=""/>
           </v:shape>
-          <o:OLEObject Type="Embed" ProgID="Equation.AxMath" ShapeID="_x0000_i1498" DrawAspect="Content" ObjectID="_1850810534" r:id="rId305"/>
+          <o:OLEObject Type="Embed" ProgID="Equation.AxMath" ShapeID="_x0000_i1498" DrawAspect="Content" ObjectID="_1850811875" r:id="rId305"/>
         </w:object>
       </w:r>
       <w:r>
@@ -9284,7 +9284,7 @@
           <v:shape id="_x0000_i1499" type="#_x0000_t75" style="width:46.5pt;height:19.15pt" o:ole="">
             <v:imagedata r:id="rId306" o:title=""/>
           </v:shape>
-          <o:OLEObject Type="Embed" ProgID="Equation.AxMath" ShapeID="_x0000_i1499" DrawAspect="Content" ObjectID="_1850810535" r:id="rId307"/>
+          <o:OLEObject Type="Embed" ProgID="Equation.AxMath" ShapeID="_x0000_i1499" DrawAspect="Content" ObjectID="_1850811876" r:id="rId307"/>
         </w:object>
       </w:r>
       <w:r>
@@ -11346,7 +11346,7 @@
           <v:shape id="_x0000_i1151" type="#_x0000_t75" style="width:16.85pt;height:17.75pt" o:ole="">
             <v:imagedata r:id="rId308" o:title=""/>
           </v:shape>
-          <o:OLEObject Type="Embed" ProgID="Equation.AxMath" ShapeID="_x0000_i1151" DrawAspect="Content" ObjectID="_1850810536" r:id="rId309"/>
+          <o:OLEObject Type="Embed" ProgID="Equation.AxMath" ShapeID="_x0000_i1151" DrawAspect="Content" ObjectID="_1850811877" r:id="rId309"/>
         </w:object>
       </w:r>
       <w:r>
@@ -11372,7 +11372,7 @@
           <v:shape id="_x0000_i1152" type="#_x0000_t75" style="width:16.85pt;height:17.75pt" o:ole="">
             <v:imagedata r:id="rId308" o:title=""/>
           </v:shape>
-          <o:OLEObject Type="Embed" ProgID="Equation.AxMath" ShapeID="_x0000_i1152" DrawAspect="Content" ObjectID="_1850810537" r:id="rId310"/>
+          <o:OLEObject Type="Embed" ProgID="Equation.AxMath" ShapeID="_x0000_i1152" DrawAspect="Content" ObjectID="_1850811878" r:id="rId310"/>
         </w:object>
       </w:r>
       <w:r>
@@ -11398,7 +11398,7 @@
           <v:shape id="_x0000_i1153" type="#_x0000_t75" style="width:16.85pt;height:17.75pt" o:ole="">
             <v:imagedata r:id="rId308" o:title=""/>
           </v:shape>
-          <o:OLEObject Type="Embed" ProgID="Equation.AxMath" ShapeID="_x0000_i1153" DrawAspect="Content" ObjectID="_1850810538" r:id="rId311"/>
+          <o:OLEObject Type="Embed" ProgID="Equation.AxMath" ShapeID="_x0000_i1153" DrawAspect="Content" ObjectID="_1850811879" r:id="rId311"/>
         </w:object>
       </w:r>
       <w:r>
@@ -11430,7 +11430,7 @@
           <v:shape id="_x0000_i1154" type="#_x0000_t75" style="width:30.55pt;height:17.75pt" o:ole="">
             <v:imagedata r:id="rId312" o:title=""/>
           </v:shape>
-          <o:OLEObject Type="Embed" ProgID="Equation.AxMath" ShapeID="_x0000_i1154" DrawAspect="Content" ObjectID="_1850810539" r:id="rId313"/>
+          <o:OLEObject Type="Embed" ProgID="Equation.AxMath" ShapeID="_x0000_i1154" DrawAspect="Content" ObjectID="_1850811880" r:id="rId313"/>
         </w:object>
       </w:r>
       <w:r>
@@ -11456,7 +11456,7 @@
           <v:shape id="_x0000_i1155" type="#_x0000_t75" style="width:30.55pt;height:17.75pt" o:ole="">
             <v:imagedata r:id="rId312" o:title=""/>
           </v:shape>
-          <o:OLEObject Type="Embed" ProgID="Equation.AxMath" ShapeID="_x0000_i1155" DrawAspect="Content" ObjectID="_1850810540" r:id="rId314"/>
+          <o:OLEObject Type="Embed" ProgID="Equation.AxMath" ShapeID="_x0000_i1155" DrawAspect="Content" ObjectID="_1850811881" r:id="rId314"/>
         </w:object>
       </w:r>
       <w:r>
@@ -11482,7 +11482,7 @@
           <v:shape id="_x0000_i1156" type="#_x0000_t75" style="width:30.55pt;height:17.75pt" o:ole="">
             <v:imagedata r:id="rId312" o:title=""/>
           </v:shape>
-          <o:OLEObject Type="Embed" ProgID="Equation.AxMath" ShapeID="_x0000_i1156" DrawAspect="Content" ObjectID="_1850810541" r:id="rId315"/>
+          <o:OLEObject Type="Embed" ProgID="Equation.AxMath" ShapeID="_x0000_i1156" DrawAspect="Content" ObjectID="_1850811882" r:id="rId315"/>
         </w:object>
       </w:r>
       <w:r>
@@ -12170,7 +12170,7 @@
           <v:shape id="_x0000_i1157" type="#_x0000_t75" style="width:63.35pt;height:17.75pt" o:ole="">
             <v:imagedata r:id="rId317" o:title=""/>
           </v:shape>
-          <o:OLEObject Type="Embed" ProgID="Equation.AxMath" ShapeID="_x0000_i1157" DrawAspect="Content" ObjectID="_1850810542" r:id="rId318"/>
+          <o:OLEObject Type="Embed" ProgID="Equation.AxMath" ShapeID="_x0000_i1157" DrawAspect="Content" ObjectID="_1850811883" r:id="rId318"/>
         </w:object>
       </w:r>
       <w:r>
@@ -12184,7 +12184,7 @@
           <v:shape id="_x0000_i1158" type="#_x0000_t75" style="width:28.7pt;height:18.7pt" o:ole="">
             <v:imagedata r:id="rId319" o:title=""/>
           </v:shape>
-          <o:OLEObject Type="Embed" ProgID="Equation.AxMath" ShapeID="_x0000_i1158" DrawAspect="Content" ObjectID="_1850810543" r:id="rId320"/>
+          <o:OLEObject Type="Embed" ProgID="Equation.AxMath" ShapeID="_x0000_i1158" DrawAspect="Content" ObjectID="_1850811884" r:id="rId320"/>
         </w:object>
       </w:r>
       <w:r>
@@ -12198,7 +12198,7 @@
           <v:shape id="_x0000_i1159" type="#_x0000_t75" style="width:30.55pt;height:18.7pt" o:ole="">
             <v:imagedata r:id="rId321" o:title=""/>
           </v:shape>
-          <o:OLEObject Type="Embed" ProgID="Equation.AxMath" ShapeID="_x0000_i1159" DrawAspect="Content" ObjectID="_1850810544" r:id="rId322"/>
+          <o:OLEObject Type="Embed" ProgID="Equation.AxMath" ShapeID="_x0000_i1159" DrawAspect="Content" ObjectID="_1850811885" r:id="rId322"/>
         </w:object>
       </w:r>
       <w:r>
@@ -12241,7 +12241,7 @@
           <v:shape id="_x0000_i1160" type="#_x0000_t75" style="width:13.65pt;height:23.25pt" o:ole="">
             <v:imagedata r:id="rId323" o:title=""/>
           </v:shape>
-          <o:OLEObject Type="Embed" ProgID="Equation.AxMath" ShapeID="_x0000_i1160" DrawAspect="Content" ObjectID="_1850810545" r:id="rId324"/>
+          <o:OLEObject Type="Embed" ProgID="Equation.AxMath" ShapeID="_x0000_i1160" DrawAspect="Content" ObjectID="_1850811886" r:id="rId324"/>
         </w:object>
       </w:r>
       <w:r>
@@ -12255,7 +12255,7 @@
           <v:shape id="_x0000_i1161" type="#_x0000_t75" style="width:56.95pt;height:18.25pt" o:ole="">
             <v:imagedata r:id="rId325" o:title=""/>
           </v:shape>
-          <o:OLEObject Type="Embed" ProgID="Equation.AxMath" ShapeID="_x0000_i1161" DrawAspect="Content" ObjectID="_1850810546" r:id="rId326"/>
+          <o:OLEObject Type="Embed" ProgID="Equation.AxMath" ShapeID="_x0000_i1161" DrawAspect="Content" ObjectID="_1850811887" r:id="rId326"/>
         </w:object>
       </w:r>
       <w:r>
@@ -12284,7 +12284,7 @@
           <v:shape id="_x0000_i1162" type="#_x0000_t75" style="width:64.25pt;height:18.25pt" o:ole="">
             <v:imagedata r:id="rId327" o:title=""/>
           </v:shape>
-          <o:OLEObject Type="Embed" ProgID="Equation.AxMath" ShapeID="_x0000_i1162" DrawAspect="Content" ObjectID="_1850810547" r:id="rId328"/>
+          <o:OLEObject Type="Embed" ProgID="Equation.AxMath" ShapeID="_x0000_i1162" DrawAspect="Content" ObjectID="_1850811888" r:id="rId328"/>
         </w:object>
       </w:r>
       <w:r>
@@ -12298,7 +12298,7 @@
           <v:shape id="_x0000_i1163" type="#_x0000_t75" style="width:98.9pt;height:32.8pt" o:ole="">
             <v:imagedata r:id="rId329" o:title=""/>
           </v:shape>
-          <o:OLEObject Type="Embed" ProgID="Equation.AxMath" ShapeID="_x0000_i1163" DrawAspect="Content" ObjectID="_1850810548" r:id="rId330"/>
+          <o:OLEObject Type="Embed" ProgID="Equation.AxMath" ShapeID="_x0000_i1163" DrawAspect="Content" ObjectID="_1850811889" r:id="rId330"/>
         </w:object>
       </w:r>
       <w:r>
@@ -12312,7 +12312,7 @@
           <v:shape id="_x0000_i1164" type="#_x0000_t75" style="width:30.55pt;height:17.75pt" o:ole="">
             <v:imagedata r:id="rId331" o:title=""/>
           </v:shape>
-          <o:OLEObject Type="Embed" ProgID="Equation.AxMath" ShapeID="_x0000_i1164" DrawAspect="Content" ObjectID="_1850810549" r:id="rId332"/>
+          <o:OLEObject Type="Embed" ProgID="Equation.AxMath" ShapeID="_x0000_i1164" DrawAspect="Content" ObjectID="_1850811890" r:id="rId332"/>
         </w:object>
       </w:r>
       <w:r>
@@ -12326,7 +12326,7 @@
           <v:shape id="_x0000_i1165" type="#_x0000_t75" style="width:155.4pt;height:17.75pt" o:ole="">
             <v:imagedata r:id="rId333" o:title=""/>
           </v:shape>
-          <o:OLEObject Type="Embed" ProgID="Equation.AxMath" ShapeID="_x0000_i1165" DrawAspect="Content" ObjectID="_1850810550" r:id="rId334"/>
+          <o:OLEObject Type="Embed" ProgID="Equation.AxMath" ShapeID="_x0000_i1165" DrawAspect="Content" ObjectID="_1850811891" r:id="rId334"/>
         </w:object>
       </w:r>
       <w:r>
@@ -12354,7 +12354,7 @@
           <v:shape id="_x0000_i1166" type="#_x0000_t75" style="width:135.8pt;height:31.45pt" o:ole="">
             <v:imagedata r:id="rId335" o:title=""/>
           </v:shape>
-          <o:OLEObject Type="Embed" ProgID="Equation.AxMath" ShapeID="_x0000_i1166" DrawAspect="Content" ObjectID="_1850810551" r:id="rId336"/>
+          <o:OLEObject Type="Embed" ProgID="Equation.AxMath" ShapeID="_x0000_i1166" DrawAspect="Content" ObjectID="_1850811892" r:id="rId336"/>
         </w:object>
       </w:r>
     </w:p>
@@ -12373,7 +12373,7 @@
           <v:shape id="_x0000_i1167" type="#_x0000_t75" style="width:27.8pt;height:18.7pt" o:ole="">
             <v:imagedata r:id="rId337" o:title=""/>
           </v:shape>
-          <o:OLEObject Type="Embed" ProgID="Equation.AxMath" ShapeID="_x0000_i1167" DrawAspect="Content" ObjectID="_1850810552" r:id="rId338"/>
+          <o:OLEObject Type="Embed" ProgID="Equation.AxMath" ShapeID="_x0000_i1167" DrawAspect="Content" ObjectID="_1850811893" r:id="rId338"/>
         </w:object>
       </w:r>
       <w:r>
@@ -12387,7 +12387,7 @@
           <v:shape id="_x0000_i1168" type="#_x0000_t75" style="width:15.95pt;height:20.05pt" o:ole="">
             <v:imagedata r:id="rId339" o:title=""/>
           </v:shape>
-          <o:OLEObject Type="Embed" ProgID="Equation.AxMath" ShapeID="_x0000_i1168" DrawAspect="Content" ObjectID="_1850810553" r:id="rId340"/>
+          <o:OLEObject Type="Embed" ProgID="Equation.AxMath" ShapeID="_x0000_i1168" DrawAspect="Content" ObjectID="_1850811894" r:id="rId340"/>
         </w:object>
       </w:r>
       <w:r>
@@ -12401,7 +12401,7 @@
           <v:shape id="_x0000_i1169" type="#_x0000_t75" style="width:14.6pt;height:23.25pt" o:ole="">
             <v:imagedata r:id="rId341" o:title=""/>
           </v:shape>
-          <o:OLEObject Type="Embed" ProgID="Equation.AxMath" ShapeID="_x0000_i1169" DrawAspect="Content" ObjectID="_1850810554" r:id="rId342"/>
+          <o:OLEObject Type="Embed" ProgID="Equation.AxMath" ShapeID="_x0000_i1169" DrawAspect="Content" ObjectID="_1850811895" r:id="rId342"/>
         </w:object>
       </w:r>
       <w:r>
@@ -12429,7 +12429,7 @@
           <v:shape id="_x0000_i1170" type="#_x0000_t75" style="width:167.25pt;height:63.8pt" o:ole="">
             <v:imagedata r:id="rId343" o:title=""/>
           </v:shape>
-          <o:OLEObject Type="Embed" ProgID="Equation.AxMath" ShapeID="_x0000_i1170" DrawAspect="Content" ObjectID="_1850810555" r:id="rId344"/>
+          <o:OLEObject Type="Embed" ProgID="Equation.AxMath" ShapeID="_x0000_i1170" DrawAspect="Content" ObjectID="_1850811896" r:id="rId344"/>
         </w:object>
       </w:r>
     </w:p>
@@ -12445,7 +12445,7 @@
           <v:shape id="_x0000_i1171" type="#_x0000_t75" style="width:31.45pt;height:18.7pt" o:ole="">
             <v:imagedata r:id="rId345" o:title=""/>
           </v:shape>
-          <o:OLEObject Type="Embed" ProgID="Equation.AxMath" ShapeID="_x0000_i1171" DrawAspect="Content" ObjectID="_1850810556" r:id="rId346"/>
+          <o:OLEObject Type="Embed" ProgID="Equation.AxMath" ShapeID="_x0000_i1171" DrawAspect="Content" ObjectID="_1850811897" r:id="rId346"/>
         </w:object>
       </w:r>
       <w:r>
@@ -12459,7 +12459,7 @@
           <v:shape id="_x0000_i1172" type="#_x0000_t75" style="width:34.2pt;height:18.7pt" o:ole="">
             <v:imagedata r:id="rId347" o:title=""/>
           </v:shape>
-          <o:OLEObject Type="Embed" ProgID="Equation.AxMath" ShapeID="_x0000_i1172" DrawAspect="Content" ObjectID="_1850810557" r:id="rId348"/>
+          <o:OLEObject Type="Embed" ProgID="Equation.AxMath" ShapeID="_x0000_i1172" DrawAspect="Content" ObjectID="_1850811898" r:id="rId348"/>
         </w:object>
       </w:r>
       <w:r>
@@ -12496,7 +12496,7 @@
           <v:shape id="_x0000_i1173" type="#_x0000_t75" style="width:121.65pt;height:17.75pt" o:ole="">
             <v:imagedata r:id="rId349" o:title=""/>
           </v:shape>
-          <o:OLEObject Type="Embed" ProgID="Equation.AxMath" ShapeID="_x0000_i1173" DrawAspect="Content" ObjectID="_1850810558" r:id="rId350"/>
+          <o:OLEObject Type="Embed" ProgID="Equation.AxMath" ShapeID="_x0000_i1173" DrawAspect="Content" ObjectID="_1850811899" r:id="rId350"/>
         </w:object>
       </w:r>
       <w:r>
@@ -12510,7 +12510,7 @@
           <v:shape id="_x0000_i1174" type="#_x0000_t75" style="width:61.05pt;height:23.25pt" o:ole="">
             <v:imagedata r:id="rId351" o:title=""/>
           </v:shape>
-          <o:OLEObject Type="Embed" ProgID="Equation.AxMath" ShapeID="_x0000_i1174" DrawAspect="Content" ObjectID="_1850810559" r:id="rId352"/>
+          <o:OLEObject Type="Embed" ProgID="Equation.AxMath" ShapeID="_x0000_i1174" DrawAspect="Content" ObjectID="_1850811900" r:id="rId352"/>
         </w:object>
       </w:r>
       <w:r>
@@ -12538,7 +12538,7 @@
           <v:shape id="_x0000_i1175" type="#_x0000_t75" style="width:210.1pt;height:77pt" o:ole="">
             <v:imagedata r:id="rId353" o:title=""/>
           </v:shape>
-          <o:OLEObject Type="Embed" ProgID="Equation.AxMath" ShapeID="_x0000_i1175" DrawAspect="Content" ObjectID="_1850810560" r:id="rId354"/>
+          <o:OLEObject Type="Embed" ProgID="Equation.AxMath" ShapeID="_x0000_i1175" DrawAspect="Content" ObjectID="_1850811901" r:id="rId354"/>
         </w:object>
       </w:r>
     </w:p>
@@ -12557,7 +12557,7 @@
           <v:shape id="_x0000_i1176" type="#_x0000_t75" style="width:59.7pt;height:33.7pt" o:ole="">
             <v:imagedata r:id="rId355" o:title=""/>
           </v:shape>
-          <o:OLEObject Type="Embed" ProgID="Equation.AxMath" ShapeID="_x0000_i1176" DrawAspect="Content" ObjectID="_1850810561" r:id="rId356"/>
+          <o:OLEObject Type="Embed" ProgID="Equation.AxMath" ShapeID="_x0000_i1176" DrawAspect="Content" ObjectID="_1850811902" r:id="rId356"/>
         </w:object>
       </w:r>
       <w:r>
@@ -12585,7 +12585,7 @@
           <v:shape id="_x0000_i1177" type="#_x0000_t75" style="width:13.2pt;height:17.75pt" o:ole="">
             <v:imagedata r:id="rId357" o:title=""/>
           </v:shape>
-          <o:OLEObject Type="Embed" ProgID="Equation.AxMath" ShapeID="_x0000_i1177" DrawAspect="Content" ObjectID="_1850810562" r:id="rId358"/>
+          <o:OLEObject Type="Embed" ProgID="Equation.AxMath" ShapeID="_x0000_i1177" DrawAspect="Content" ObjectID="_1850811903" r:id="rId358"/>
         </w:object>
       </w:r>
       <w:r>
@@ -12599,7 +12599,7 @@
           <v:shape id="_x0000_i1178" type="#_x0000_t75" style="width:20.95pt;height:17.75pt" o:ole="">
             <v:imagedata r:id="rId359" o:title=""/>
           </v:shape>
-          <o:OLEObject Type="Embed" ProgID="Equation.AxMath" ShapeID="_x0000_i1178" DrawAspect="Content" ObjectID="_1850810563" r:id="rId360"/>
+          <o:OLEObject Type="Embed" ProgID="Equation.AxMath" ShapeID="_x0000_i1178" DrawAspect="Content" ObjectID="_1850811904" r:id="rId360"/>
         </w:object>
       </w:r>
       <w:r>
@@ -12613,7 +12613,7 @@
           <v:shape id="_x0000_i1179" type="#_x0000_t75" style="width:18.7pt;height:17.75pt" o:ole="">
             <v:imagedata r:id="rId361" o:title=""/>
           </v:shape>
-          <o:OLEObject Type="Embed" ProgID="Equation.AxMath" ShapeID="_x0000_i1179" DrawAspect="Content" ObjectID="_1850810564" r:id="rId362"/>
+          <o:OLEObject Type="Embed" ProgID="Equation.AxMath" ShapeID="_x0000_i1179" DrawAspect="Content" ObjectID="_1850811905" r:id="rId362"/>
         </w:object>
       </w:r>
       <w:r>
@@ -12641,7 +12641,7 @@
           <v:shape id="_x0000_i1180" type="#_x0000_t75" style="width:149pt;height:17.75pt" o:ole="">
             <v:imagedata r:id="rId363" o:title=""/>
           </v:shape>
-          <o:OLEObject Type="Embed" ProgID="Equation.AxMath" ShapeID="_x0000_i1180" DrawAspect="Content" ObjectID="_1850810565" r:id="rId364"/>
+          <o:OLEObject Type="Embed" ProgID="Equation.AxMath" ShapeID="_x0000_i1180" DrawAspect="Content" ObjectID="_1850811906" r:id="rId364"/>
         </w:object>
       </w:r>
     </w:p>
@@ -12666,7 +12666,7 @@
           <v:shape id="_x0000_i1181" type="#_x0000_t75" style="width:196.85pt;height:32.8pt" o:ole="">
             <v:imagedata r:id="rId365" o:title=""/>
           </v:shape>
-          <o:OLEObject Type="Embed" ProgID="Equation.AxMath" ShapeID="_x0000_i1181" DrawAspect="Content" ObjectID="_1850810566" r:id="rId366"/>
+          <o:OLEObject Type="Embed" ProgID="Equation.AxMath" ShapeID="_x0000_i1181" DrawAspect="Content" ObjectID="_1850811907" r:id="rId366"/>
         </w:object>
       </w:r>
     </w:p>
@@ -12699,7 +12699,7 @@
           <v:shape id="_x0000_i1182" type="#_x0000_t75" style="width:229.2pt;height:36pt" o:ole="">
             <v:imagedata r:id="rId367" o:title=""/>
           </v:shape>
-          <o:OLEObject Type="Embed" ProgID="Equation.AxMath" ShapeID="_x0000_i1182" DrawAspect="Content" ObjectID="_1850810567" r:id="rId368"/>
+          <o:OLEObject Type="Embed" ProgID="Equation.AxMath" ShapeID="_x0000_i1182" DrawAspect="Content" ObjectID="_1850811908" r:id="rId368"/>
         </w:object>
       </w:r>
     </w:p>
@@ -12732,7 +12732,7 @@
           <v:shape id="_x0000_i1183" type="#_x0000_t75" style="width:339.05pt;height:22.35pt" o:ole="">
             <v:imagedata r:id="rId369" o:title=""/>
           </v:shape>
-          <o:OLEObject Type="Embed" ProgID="Equation.AxMath" ShapeID="_x0000_i1183" DrawAspect="Content" ObjectID="_1850810568" r:id="rId370"/>
+          <o:OLEObject Type="Embed" ProgID="Equation.AxMath" ShapeID="_x0000_i1183" DrawAspect="Content" ObjectID="_1850811909" r:id="rId370"/>
         </w:object>
       </w:r>
     </w:p>
@@ -12757,7 +12757,7 @@
           <v:shape id="_x0000_i1184" type="#_x0000_t75" style="width:82.95pt;height:17.75pt" o:ole="">
             <v:imagedata r:id="rId371" o:title=""/>
           </v:shape>
-          <o:OLEObject Type="Embed" ProgID="Equation.AxMath" ShapeID="_x0000_i1184" DrawAspect="Content" ObjectID="_1850810569" r:id="rId372"/>
+          <o:OLEObject Type="Embed" ProgID="Equation.AxMath" ShapeID="_x0000_i1184" DrawAspect="Content" ObjectID="_1850811910" r:id="rId372"/>
         </w:object>
       </w:r>
       <w:r>
@@ -12771,7 +12771,7 @@
           <v:shape id="_x0000_i1185" type="#_x0000_t75" style="width:16.85pt;height:17.75pt" o:ole="">
             <v:imagedata r:id="rId373" o:title=""/>
           </v:shape>
-          <o:OLEObject Type="Embed" ProgID="Equation.AxMath" ShapeID="_x0000_i1185" DrawAspect="Content" ObjectID="_1850810570" r:id="rId374"/>
+          <o:OLEObject Type="Embed" ProgID="Equation.AxMath" ShapeID="_x0000_i1185" DrawAspect="Content" ObjectID="_1850811911" r:id="rId374"/>
         </w:object>
       </w:r>
       <w:r>
@@ -12799,7 +12799,7 @@
           <v:shape id="_x0000_i1186" type="#_x0000_t75" style="width:200.5pt;height:36.9pt" o:ole="">
             <v:imagedata r:id="rId375" o:title=""/>
           </v:shape>
-          <o:OLEObject Type="Embed" ProgID="Equation.AxMath" ShapeID="_x0000_i1186" DrawAspect="Content" ObjectID="_1850810571" r:id="rId376"/>
+          <o:OLEObject Type="Embed" ProgID="Equation.AxMath" ShapeID="_x0000_i1186" DrawAspect="Content" ObjectID="_1850811912" r:id="rId376"/>
         </w:object>
       </w:r>
     </w:p>
@@ -12816,7 +12816,7 @@
           <v:shape id="_x0000_i1187" type="#_x0000_t75" style="width:110.3pt;height:37.8pt" o:ole="">
             <v:imagedata r:id="rId377" o:title=""/>
           </v:shape>
-          <o:OLEObject Type="Embed" ProgID="Equation.AxMath" ShapeID="_x0000_i1187" DrawAspect="Content" ObjectID="_1850810572" r:id="rId378"/>
+          <o:OLEObject Type="Embed" ProgID="Equation.AxMath" ShapeID="_x0000_i1187" DrawAspect="Content" ObjectID="_1850811913" r:id="rId378"/>
         </w:object>
       </w:r>
     </w:p>
@@ -12835,7 +12835,7 @@
           <v:shape id="_x0000_i1188" type="#_x0000_t75" style="width:16.85pt;height:17.75pt" o:ole="">
             <v:imagedata r:id="rId373" o:title=""/>
           </v:shape>
-          <o:OLEObject Type="Embed" ProgID="Equation.AxMath" ShapeID="_x0000_i1188" DrawAspect="Content" ObjectID="_1850810573" r:id="rId379"/>
+          <o:OLEObject Type="Embed" ProgID="Equation.AxMath" ShapeID="_x0000_i1188" DrawAspect="Content" ObjectID="_1850811914" r:id="rId379"/>
         </w:object>
       </w:r>
       <w:r>
@@ -12849,7 +12849,7 @@
           <v:shape id="_x0000_i1189" type="#_x0000_t75" style="width:12.75pt;height:17.75pt" o:ole="">
             <v:imagedata r:id="rId380" o:title=""/>
           </v:shape>
-          <o:OLEObject Type="Embed" ProgID="Equation.AxMath" ShapeID="_x0000_i1189" DrawAspect="Content" ObjectID="_1850810574" r:id="rId381"/>
+          <o:OLEObject Type="Embed" ProgID="Equation.AxMath" ShapeID="_x0000_i1189" DrawAspect="Content" ObjectID="_1850811915" r:id="rId381"/>
         </w:object>
       </w:r>
       <w:r>
@@ -12991,7 +12991,7 @@
                 <v:shape id="_x0000_i1190" type="#_x0000_t75" style="width:13.2pt;height:18.25pt" o:ole="">
                   <v:imagedata r:id="rId382" o:title=""/>
                 </v:shape>
-                <o:OLEObject Type="Embed" ProgID="Equation.AxMath" ShapeID="_x0000_i1190" DrawAspect="Content" ObjectID="_1850810575" r:id="rId383"/>
+                <o:OLEObject Type="Embed" ProgID="Equation.AxMath" ShapeID="_x0000_i1190" DrawAspect="Content" ObjectID="_1850811916" r:id="rId383"/>
               </w:object>
             </w:r>
           </w:p>
@@ -13018,7 +13018,7 @@
                 <v:shape id="_x0000_i1191" type="#_x0000_t75" style="width:20.95pt;height:18.25pt" o:ole="">
                   <v:imagedata r:id="rId384" o:title=""/>
                 </v:shape>
-                <o:OLEObject Type="Embed" ProgID="Equation.AxMath" ShapeID="_x0000_i1191" DrawAspect="Content" ObjectID="_1850810576" r:id="rId385"/>
+                <o:OLEObject Type="Embed" ProgID="Equation.AxMath" ShapeID="_x0000_i1191" DrawAspect="Content" ObjectID="_1850811917" r:id="rId385"/>
               </w:object>
             </w:r>
           </w:p>
@@ -13045,7 +13045,7 @@
                 <v:shape id="_x0000_i1192" type="#_x0000_t75" style="width:18.7pt;height:18.25pt" o:ole="">
                   <v:imagedata r:id="rId386" o:title=""/>
                 </v:shape>
-                <o:OLEObject Type="Embed" ProgID="Equation.AxMath" ShapeID="_x0000_i1192" DrawAspect="Content" ObjectID="_1850810577" r:id="rId387"/>
+                <o:OLEObject Type="Embed" ProgID="Equation.AxMath" ShapeID="_x0000_i1192" DrawAspect="Content" ObjectID="_1850811918" r:id="rId387"/>
               </w:object>
             </w:r>
           </w:p>
@@ -13084,7 +13084,7 @@
                 <v:shape id="_x0000_i1193" type="#_x0000_t75" style="width:7.75pt;height:17.75pt" o:ole="">
                   <v:imagedata r:id="rId33" o:title=""/>
                 </v:shape>
-                <o:OLEObject Type="Embed" ProgID="Equation.AxMath" ShapeID="_x0000_i1193" DrawAspect="Content" ObjectID="_1850810578" r:id="rId388"/>
+                <o:OLEObject Type="Embed" ProgID="Equation.AxMath" ShapeID="_x0000_i1193" DrawAspect="Content" ObjectID="_1850811919" r:id="rId388"/>
               </w:object>
             </w:r>
           </w:p>
@@ -13117,7 +13117,7 @@
                 <v:shape id="_x0000_i1194" type="#_x0000_t75" style="width:16.85pt;height:18.25pt" o:ole="">
                   <v:imagedata r:id="rId389" o:title=""/>
                 </v:shape>
-                <o:OLEObject Type="Embed" ProgID="Equation.AxMath" ShapeID="_x0000_i1194" DrawAspect="Content" ObjectID="_1850810579" r:id="rId390"/>
+                <o:OLEObject Type="Embed" ProgID="Equation.AxMath" ShapeID="_x0000_i1194" DrawAspect="Content" ObjectID="_1850811920" r:id="rId390"/>
               </w:object>
             </w:r>
             <w:r>
@@ -13136,7 +13136,7 @@
                 <v:shape id="_x0000_i1195" type="#_x0000_t75" style="width:7.75pt;height:17.75pt" o:ole="">
                   <v:imagedata r:id="rId33" o:title=""/>
                 </v:shape>
-                <o:OLEObject Type="Embed" ProgID="Equation.AxMath" ShapeID="_x0000_i1195" DrawAspect="Content" ObjectID="_1850810580" r:id="rId391"/>
+                <o:OLEObject Type="Embed" ProgID="Equation.AxMath" ShapeID="_x0000_i1195" DrawAspect="Content" ObjectID="_1850811921" r:id="rId391"/>
               </w:object>
             </w:r>
           </w:p>
@@ -13219,7 +13219,7 @@
                 <v:shape id="_x0000_i1196" type="#_x0000_t75" style="width:16.85pt;height:17.75pt" o:ole="">
                   <v:imagedata r:id="rId68" o:title=""/>
                 </v:shape>
-                <o:OLEObject Type="Embed" ProgID="Equation.AxMath" ShapeID="_x0000_i1196" DrawAspect="Content" ObjectID="_1850810581" r:id="rId392"/>
+                <o:OLEObject Type="Embed" ProgID="Equation.AxMath" ShapeID="_x0000_i1196" DrawAspect="Content" ObjectID="_1850811922" r:id="rId392"/>
               </w:object>
             </w:r>
           </w:p>
@@ -13251,7 +13251,7 @@
                 <v:shape id="_x0000_i1197" type="#_x0000_t75" style="width:16.85pt;height:17.75pt" o:ole="">
                   <v:imagedata r:id="rId68" o:title=""/>
                 </v:shape>
-                <o:OLEObject Type="Embed" ProgID="Equation.AxMath" ShapeID="_x0000_i1197" DrawAspect="Content" ObjectID="_1850810582" r:id="rId393"/>
+                <o:OLEObject Type="Embed" ProgID="Equation.AxMath" ShapeID="_x0000_i1197" DrawAspect="Content" ObjectID="_1850811923" r:id="rId393"/>
               </w:object>
             </w:r>
           </w:p>
@@ -13290,7 +13290,7 @@
                 <v:shape id="_x0000_i1198" type="#_x0000_t75" style="width:26.9pt;height:17.75pt" o:ole="">
                   <v:imagedata r:id="rId394" o:title=""/>
                 </v:shape>
-                <o:OLEObject Type="Embed" ProgID="Equation.AxMath" ShapeID="_x0000_i1198" DrawAspect="Content" ObjectID="_1850810583" r:id="rId395"/>
+                <o:OLEObject Type="Embed" ProgID="Equation.AxMath" ShapeID="_x0000_i1198" DrawAspect="Content" ObjectID="_1850811924" r:id="rId395"/>
               </w:object>
             </w:r>
           </w:p>
@@ -13368,7 +13368,7 @@
                 <v:shape id="_x0000_i1199" type="#_x0000_t75" style="width:16.85pt;height:17.75pt" o:ole="">
                   <v:imagedata r:id="rId68" o:title=""/>
                 </v:shape>
-                <o:OLEObject Type="Embed" ProgID="Equation.AxMath" ShapeID="_x0000_i1199" DrawAspect="Content" ObjectID="_1850810584" r:id="rId396"/>
+                <o:OLEObject Type="Embed" ProgID="Equation.AxMath" ShapeID="_x0000_i1199" DrawAspect="Content" ObjectID="_1850811925" r:id="rId396"/>
               </w:object>
             </w:r>
           </w:p>
@@ -13451,7 +13451,7 @@
                 <v:shape id="_x0000_i1200" type="#_x0000_t75" style="width:30.55pt;height:17.75pt" o:ole="">
                   <v:imagedata r:id="rId74" o:title=""/>
                 </v:shape>
-                <o:OLEObject Type="Embed" ProgID="Equation.AxMath" ShapeID="_x0000_i1200" DrawAspect="Content" ObjectID="_1850810585" r:id="rId397"/>
+                <o:OLEObject Type="Embed" ProgID="Equation.AxMath" ShapeID="_x0000_i1200" DrawAspect="Content" ObjectID="_1850811926" r:id="rId397"/>
               </w:object>
             </w:r>
           </w:p>
@@ -13492,7 +13492,7 @@
                 <v:shape id="_x0000_i1201" type="#_x0000_t75" style="width:30.55pt;height:17.75pt" o:ole="">
                   <v:imagedata r:id="rId74" o:title=""/>
                 </v:shape>
-                <o:OLEObject Type="Embed" ProgID="Equation.AxMath" ShapeID="_x0000_i1201" DrawAspect="Content" ObjectID="_1850810586" r:id="rId398"/>
+                <o:OLEObject Type="Embed" ProgID="Equation.AxMath" ShapeID="_x0000_i1201" DrawAspect="Content" ObjectID="_1850811927" r:id="rId398"/>
               </w:object>
             </w:r>
           </w:p>
@@ -13531,7 +13531,7 @@
                 <v:shape id="_x0000_i1202" type="#_x0000_t75" style="width:51.05pt;height:18.7pt" o:ole="">
                   <v:imagedata r:id="rId399" o:title=""/>
                 </v:shape>
-                <o:OLEObject Type="Embed" ProgID="Equation.AxMath" ShapeID="_x0000_i1202" DrawAspect="Content" ObjectID="_1850810587" r:id="rId400"/>
+                <o:OLEObject Type="Embed" ProgID="Equation.AxMath" ShapeID="_x0000_i1202" DrawAspect="Content" ObjectID="_1850811928" r:id="rId400"/>
               </w:object>
             </w:r>
           </w:p>
@@ -13603,7 +13603,7 @@
                 <v:shape id="_x0000_i1203" type="#_x0000_t75" style="width:30.55pt;height:17.75pt" o:ole="">
                   <v:imagedata r:id="rId74" o:title=""/>
                 </v:shape>
-                <o:OLEObject Type="Embed" ProgID="Equation.AxMath" ShapeID="_x0000_i1203" DrawAspect="Content" ObjectID="_1850810588" r:id="rId401"/>
+                <o:OLEObject Type="Embed" ProgID="Equation.AxMath" ShapeID="_x0000_i1203" DrawAspect="Content" ObjectID="_1850811929" r:id="rId401"/>
               </w:object>
             </w:r>
           </w:p>
@@ -13640,7 +13640,7 @@
           <v:shape id="_x0000_i1204" type="#_x0000_t75" style="width:37.8pt;height:17.75pt" o:ole="">
             <v:imagedata r:id="rId402" o:title=""/>
           </v:shape>
-          <o:OLEObject Type="Embed" ProgID="Equation.AxMath" ShapeID="_x0000_i1204" DrawAspect="Content" ObjectID="_1850810589" r:id="rId403"/>
+          <o:OLEObject Type="Embed" ProgID="Equation.AxMath" ShapeID="_x0000_i1204" DrawAspect="Content" ObjectID="_1850811930" r:id="rId403"/>
         </w:object>
       </w:r>
       <w:r>
@@ -13949,7 +13949,7 @@
           <v:shape id="_x0000_i1205" type="#_x0000_t75" style="width:9.1pt;height:17.75pt" o:ole="">
             <v:imagedata r:id="rId405" o:title=""/>
           </v:shape>
-          <o:OLEObject Type="Embed" ProgID="Equation.AxMath" ShapeID="_x0000_i1205" DrawAspect="Content" ObjectID="_1850810590" r:id="rId406"/>
+          <o:OLEObject Type="Embed" ProgID="Equation.AxMath" ShapeID="_x0000_i1205" DrawAspect="Content" ObjectID="_1850811931" r:id="rId406"/>
         </w:object>
       </w:r>
       <w:r>
@@ -13966,7 +13966,7 @@
           <v:shape id="_x0000_i1206" type="#_x0000_t75" style="width:38.3pt;height:17.75pt" o:ole="">
             <v:imagedata r:id="rId407" o:title=""/>
           </v:shape>
-          <o:OLEObject Type="Embed" ProgID="Equation.AxMath" ShapeID="_x0000_i1206" DrawAspect="Content" ObjectID="_1850810591" r:id="rId408"/>
+          <o:OLEObject Type="Embed" ProgID="Equation.AxMath" ShapeID="_x0000_i1206" DrawAspect="Content" ObjectID="_1850811932" r:id="rId408"/>
         </w:object>
       </w:r>
       <w:r>
@@ -13995,7 +13995,7 @@
           <v:shape id="_x0000_i1207" type="#_x0000_t75" style="width:9.1pt;height:17.75pt" o:ole="">
             <v:imagedata r:id="rId405" o:title=""/>
           </v:shape>
-          <o:OLEObject Type="Embed" ProgID="Equation.AxMath" ShapeID="_x0000_i1207" DrawAspect="Content" ObjectID="_1850810592" r:id="rId409"/>
+          <o:OLEObject Type="Embed" ProgID="Equation.AxMath" ShapeID="_x0000_i1207" DrawAspect="Content" ObjectID="_1850811933" r:id="rId409"/>
         </w:object>
       </w:r>
       <w:r>
@@ -14012,7 +14012,7 @@
           <v:shape id="_x0000_i1208" type="#_x0000_t75" style="width:38.3pt;height:17.75pt" o:ole="">
             <v:imagedata r:id="rId410" o:title=""/>
           </v:shape>
-          <o:OLEObject Type="Embed" ProgID="Equation.AxMath" ShapeID="_x0000_i1208" DrawAspect="Content" ObjectID="_1850810593" r:id="rId411"/>
+          <o:OLEObject Type="Embed" ProgID="Equation.AxMath" ShapeID="_x0000_i1208" DrawAspect="Content" ObjectID="_1850811934" r:id="rId411"/>
         </w:object>
       </w:r>
       <w:r>
@@ -14041,7 +14041,7 @@
           <v:shape id="_x0000_i1209" type="#_x0000_t75" style="width:443.4pt;height:68.8pt" o:ole="">
             <v:imagedata r:id="rId412" o:title=""/>
           </v:shape>
-          <o:OLEObject Type="Embed" ProgID="Equation.AxMath" ShapeID="_x0000_i1209" DrawAspect="Content" ObjectID="_1850810594" r:id="rId413"/>
+          <o:OLEObject Type="Embed" ProgID="Equation.AxMath" ShapeID="_x0000_i1209" DrawAspect="Content" ObjectID="_1850811935" r:id="rId413"/>
         </w:object>
       </w:r>
     </w:p>
@@ -14076,7 +14076,7 @@
           <v:shape id="_x0000_i1210" type="#_x0000_t75" style="width:82.05pt;height:18.25pt" o:ole="">
             <v:imagedata r:id="rId414" o:title=""/>
           </v:shape>
-          <o:OLEObject Type="Embed" ProgID="Equation.AxMath" ShapeID="_x0000_i1210" DrawAspect="Content" ObjectID="_1850810595" r:id="rId415"/>
+          <o:OLEObject Type="Embed" ProgID="Equation.AxMath" ShapeID="_x0000_i1210" DrawAspect="Content" ObjectID="_1850811936" r:id="rId415"/>
         </w:object>
       </w:r>
       <w:r>
@@ -14093,7 +14093,7 @@
           <v:shape id="_x0000_i1211" type="#_x0000_t75" style="width:116.2pt;height:18.25pt" o:ole="">
             <v:imagedata r:id="rId416" o:title=""/>
           </v:shape>
-          <o:OLEObject Type="Embed" ProgID="Equation.AxMath" ShapeID="_x0000_i1211" DrawAspect="Content" ObjectID="_1850810596" r:id="rId417"/>
+          <o:OLEObject Type="Embed" ProgID="Equation.AxMath" ShapeID="_x0000_i1211" DrawAspect="Content" ObjectID="_1850811937" r:id="rId417"/>
         </w:object>
       </w:r>
       <w:r>
@@ -14127,7 +14127,7 @@
           <v:shape id="_x0000_i1212" type="#_x0000_t75" style="width:60.6pt;height:17.75pt" o:ole="">
             <v:imagedata r:id="rId418" o:title=""/>
           </v:shape>
-          <o:OLEObject Type="Embed" ProgID="Equation.AxMath" ShapeID="_x0000_i1212" DrawAspect="Content" ObjectID="_1850810597" r:id="rId419"/>
+          <o:OLEObject Type="Embed" ProgID="Equation.AxMath" ShapeID="_x0000_i1212" DrawAspect="Content" ObjectID="_1850811938" r:id="rId419"/>
         </w:object>
       </w:r>
       <w:r>
@@ -14162,7 +14162,7 @@
           <v:shape id="_x0000_i1213" type="#_x0000_t75" style="width:220.1pt;height:36.45pt" o:ole="">
             <v:imagedata r:id="rId420" o:title=""/>
           </v:shape>
-          <o:OLEObject Type="Embed" ProgID="Equation.AxMath" ShapeID="_x0000_i1213" DrawAspect="Content" ObjectID="_1850810598" r:id="rId421"/>
+          <o:OLEObject Type="Embed" ProgID="Equation.AxMath" ShapeID="_x0000_i1213" DrawAspect="Content" ObjectID="_1850811939" r:id="rId421"/>
         </w:object>
       </w:r>
     </w:p>
@@ -14184,7 +14184,7 @@
           <v:shape id="_x0000_i1214" type="#_x0000_t75" style="width:11.4pt;height:17.75pt" o:ole="">
             <v:imagedata r:id="rId422" o:title=""/>
           </v:shape>
-          <o:OLEObject Type="Embed" ProgID="Equation.AxMath" ShapeID="_x0000_i1214" DrawAspect="Content" ObjectID="_1850810599" r:id="rId423"/>
+          <o:OLEObject Type="Embed" ProgID="Equation.AxMath" ShapeID="_x0000_i1214" DrawAspect="Content" ObjectID="_1850811940" r:id="rId423"/>
         </w:object>
       </w:r>
       <w:r>
@@ -14201,7 +14201,7 @@
           <v:shape id="_x0000_i1215" type="#_x0000_t75" style="width:11.85pt;height:17.75pt" o:ole="">
             <v:imagedata r:id="rId424" o:title=""/>
           </v:shape>
-          <o:OLEObject Type="Embed" ProgID="Equation.AxMath" ShapeID="_x0000_i1215" DrawAspect="Content" ObjectID="_1850810600" r:id="rId425"/>
+          <o:OLEObject Type="Embed" ProgID="Equation.AxMath" ShapeID="_x0000_i1215" DrawAspect="Content" ObjectID="_1850811941" r:id="rId425"/>
         </w:object>
       </w:r>
       <w:r>
@@ -14218,7 +14218,7 @@
           <v:shape id="_x0000_i1216" type="#_x0000_t75" style="width:7.3pt;height:17.75pt" o:ole="">
             <v:imagedata r:id="rId31" o:title=""/>
           </v:shape>
-          <o:OLEObject Type="Embed" ProgID="Equation.AxMath" ShapeID="_x0000_i1216" DrawAspect="Content" ObjectID="_1850810601" r:id="rId426"/>
+          <o:OLEObject Type="Embed" ProgID="Equation.AxMath" ShapeID="_x0000_i1216" DrawAspect="Content" ObjectID="_1850811942" r:id="rId426"/>
         </w:object>
       </w:r>
       <w:r>
@@ -14252,7 +14252,7 @@
           <v:shape id="_x0000_i1217" type="#_x0000_t75" style="width:476.2pt;height:63.35pt" o:ole="">
             <v:imagedata r:id="rId427" o:title=""/>
           </v:shape>
-          <o:OLEObject Type="Embed" ProgID="Equation.AxMath" ShapeID="_x0000_i1217" DrawAspect="Content" ObjectID="_1850810602" r:id="rId428"/>
+          <o:OLEObject Type="Embed" ProgID="Equation.AxMath" ShapeID="_x0000_i1217" DrawAspect="Content" ObjectID="_1850811943" r:id="rId428"/>
         </w:object>
       </w:r>
     </w:p>
@@ -14274,7 +14274,7 @@
           <v:shape id="_x0000_i1218" type="#_x0000_t75" style="width:480.75pt;height:1in" o:ole="">
             <v:imagedata r:id="rId429" o:title=""/>
           </v:shape>
-          <o:OLEObject Type="Embed" ProgID="Equation.AxMath" ShapeID="_x0000_i1218" DrawAspect="Content" ObjectID="_1850810603" r:id="rId430"/>
+          <o:OLEObject Type="Embed" ProgID="Equation.AxMath" ShapeID="_x0000_i1218" DrawAspect="Content" ObjectID="_1850811944" r:id="rId430"/>
         </w:object>
       </w:r>
     </w:p>
@@ -14296,7 +14296,7 @@
           <v:shape id="_x0000_i1219" type="#_x0000_t75" style="width:13.65pt;height:18.25pt" o:ole="">
             <v:imagedata r:id="rId431" o:title=""/>
           </v:shape>
-          <o:OLEObject Type="Embed" ProgID="Equation.AxMath" ShapeID="_x0000_i1219" DrawAspect="Content" ObjectID="_1850810604" r:id="rId432"/>
+          <o:OLEObject Type="Embed" ProgID="Equation.AxMath" ShapeID="_x0000_i1219" DrawAspect="Content" ObjectID="_1850811945" r:id="rId432"/>
         </w:object>
       </w:r>
       <w:r>
@@ -14313,7 +14313,7 @@
           <v:shape id="_x0000_i1220" type="#_x0000_t75" style="width:16.85pt;height:17.75pt" o:ole="">
             <v:imagedata r:id="rId68" o:title=""/>
           </v:shape>
-          <o:OLEObject Type="Embed" ProgID="Equation.AxMath" ShapeID="_x0000_i1220" DrawAspect="Content" ObjectID="_1850810605" r:id="rId433"/>
+          <o:OLEObject Type="Embed" ProgID="Equation.AxMath" ShapeID="_x0000_i1220" DrawAspect="Content" ObjectID="_1850811946" r:id="rId433"/>
         </w:object>
       </w:r>
       <w:r>
@@ -14330,7 +14330,7 @@
           <v:shape id="_x0000_i1221" type="#_x0000_t75" style="width:15.05pt;height:18.25pt" o:ole="">
             <v:imagedata r:id="rId434" o:title=""/>
           </v:shape>
-          <o:OLEObject Type="Embed" ProgID="Equation.AxMath" ShapeID="_x0000_i1221" DrawAspect="Content" ObjectID="_1850810606" r:id="rId435"/>
+          <o:OLEObject Type="Embed" ProgID="Equation.AxMath" ShapeID="_x0000_i1221" DrawAspect="Content" ObjectID="_1850811947" r:id="rId435"/>
         </w:object>
       </w:r>
       <w:r>
@@ -14347,7 +14347,7 @@
           <v:shape id="_x0000_i1222" type="#_x0000_t75" style="width:30.55pt;height:17.75pt" o:ole="">
             <v:imagedata r:id="rId74" o:title=""/>
           </v:shape>
-          <o:OLEObject Type="Embed" ProgID="Equation.AxMath" ShapeID="_x0000_i1222" DrawAspect="Content" ObjectID="_1850810607" r:id="rId436"/>
+          <o:OLEObject Type="Embed" ProgID="Equation.AxMath" ShapeID="_x0000_i1222" DrawAspect="Content" ObjectID="_1850811948" r:id="rId436"/>
         </w:object>
       </w:r>
       <w:r>
@@ -14630,7 +14630,7 @@
           <v:shape id="_x0000_i1223" type="#_x0000_t75" style="width:107.55pt;height:18.7pt" o:ole="">
             <v:imagedata r:id="rId438" o:title=""/>
           </v:shape>
-          <o:OLEObject Type="Embed" ProgID="Equation.AxMath" ShapeID="_x0000_i1223" DrawAspect="Content" ObjectID="_1850810608" r:id="rId439"/>
+          <o:OLEObject Type="Embed" ProgID="Equation.AxMath" ShapeID="_x0000_i1223" DrawAspect="Content" ObjectID="_1850811949" r:id="rId439"/>
         </w:object>
       </w:r>
     </w:p>
@@ -14647,7 +14647,7 @@
           <v:shape id="_x0000_i1224" type="#_x0000_t75" style="width:148.1pt;height:32.8pt" o:ole="">
             <v:imagedata r:id="rId440" o:title=""/>
           </v:shape>
-          <o:OLEObject Type="Embed" ProgID="Equation.AxMath" ShapeID="_x0000_i1224" DrawAspect="Content" ObjectID="_1850810609" r:id="rId441"/>
+          <o:OLEObject Type="Embed" ProgID="Equation.AxMath" ShapeID="_x0000_i1224" DrawAspect="Content" ObjectID="_1850811950" r:id="rId441"/>
         </w:object>
       </w:r>
     </w:p>
@@ -14664,7 +14664,7 @@
           <v:shape id="_x0000_i1225" type="#_x0000_t75" style="width:143.55pt;height:32.8pt" o:ole="">
             <v:imagedata r:id="rId442" o:title=""/>
           </v:shape>
-          <o:OLEObject Type="Embed" ProgID="Equation.AxMath" ShapeID="_x0000_i1225" DrawAspect="Content" ObjectID="_1850810610" r:id="rId443"/>
+          <o:OLEObject Type="Embed" ProgID="Equation.AxMath" ShapeID="_x0000_i1225" DrawAspect="Content" ObjectID="_1850811951" r:id="rId443"/>
         </w:object>
       </w:r>
     </w:p>
@@ -14681,7 +14681,7 @@
           <v:shape id="_x0000_i1226" type="#_x0000_t75" style="width:283.9pt;height:33.25pt" o:ole="">
             <v:imagedata r:id="rId444" o:title=""/>
           </v:shape>
-          <o:OLEObject Type="Embed" ProgID="Equation.AxMath" ShapeID="_x0000_i1226" DrawAspect="Content" ObjectID="_1850810611" r:id="rId445"/>
+          <o:OLEObject Type="Embed" ProgID="Equation.AxMath" ShapeID="_x0000_i1226" DrawAspect="Content" ObjectID="_1850811952" r:id="rId445"/>
         </w:object>
       </w:r>
     </w:p>
@@ -14769,7 +14769,7 @@
           <v:shape id="_x0000_i1227" type="#_x0000_t75" style="width:188.2pt;height:33.25pt" o:ole="">
             <v:imagedata r:id="rId446" o:title=""/>
           </v:shape>
-          <o:OLEObject Type="Embed" ProgID="Equation.AxMath" ShapeID="_x0000_i1227" DrawAspect="Content" ObjectID="_1850810612" r:id="rId447"/>
+          <o:OLEObject Type="Embed" ProgID="Equation.AxMath" ShapeID="_x0000_i1227" DrawAspect="Content" ObjectID="_1850811953" r:id="rId447"/>
         </w:object>
       </w:r>
     </w:p>
@@ -14786,7 +14786,7 @@
           <v:shape id="_x0000_i1228" type="#_x0000_t75" style="width:145.8pt;height:33.25pt" o:ole="">
             <v:imagedata r:id="rId448" o:title=""/>
           </v:shape>
-          <o:OLEObject Type="Embed" ProgID="Equation.AxMath" ShapeID="_x0000_i1228" DrawAspect="Content" ObjectID="_1850810613" r:id="rId449"/>
+          <o:OLEObject Type="Embed" ProgID="Equation.AxMath" ShapeID="_x0000_i1228" DrawAspect="Content" ObjectID="_1850811954" r:id="rId449"/>
         </w:object>
       </w:r>
     </w:p>
@@ -14865,7 +14865,7 @@
           <v:shape id="_x0000_i196057" type="#_x0000_t75" style="width:362.75pt;height:367.3pt" o:ole="">
             <v:imagedata r:id="rId450" o:title=""/>
           </v:shape>
-          <o:OLEObject Type="Embed" ProgID="Equation.AxMath" ShapeID="_x0000_i196057" DrawAspect="Content" ObjectID="_1850810614" r:id="rId451"/>
+          <o:OLEObject Type="Embed" ProgID="Equation.AxMath" ShapeID="_x0000_i196057" DrawAspect="Content" ObjectID="_1850811955" r:id="rId451"/>
         </w:object>
       </w:r>
     </w:p>
@@ -14917,7 +14917,7 @@
           <v:shape id="_x0000_i60421" type="#_x0000_t75" style="width:11.85pt;height:19.15pt" o:ole="">
             <v:imagedata r:id="rId452" o:title=""/>
           </v:shape>
-          <o:OLEObject Type="Embed" ProgID="Equation.AxMath" ShapeID="_x0000_i60421" DrawAspect="Content" ObjectID="_1850810615" r:id="rId453"/>
+          <o:OLEObject Type="Embed" ProgID="Equation.AxMath" ShapeID="_x0000_i60421" DrawAspect="Content" ObjectID="_1850811956" r:id="rId453"/>
         </w:object>
       </w:r>
       <w:r>
@@ -14935,7 +14935,7 @@
           <v:shape id="_x0000_i60422" type="#_x0000_t75" style="width:28.7pt;height:18.25pt" o:ole="">
             <v:imagedata r:id="rId454" o:title=""/>
           </v:shape>
-          <o:OLEObject Type="Embed" ProgID="Equation.AxMath" ShapeID="_x0000_i60422" DrawAspect="Content" ObjectID="_1850810616" r:id="rId455"/>
+          <o:OLEObject Type="Embed" ProgID="Equation.AxMath" ShapeID="_x0000_i60422" DrawAspect="Content" ObjectID="_1850811957" r:id="rId455"/>
         </w:object>
       </w:r>
       <w:r>
@@ -14949,7 +14949,7 @@
           <v:shape id="_x0000_i60423" type="#_x0000_t75" style="width:11.85pt;height:18.25pt" o:ole="">
             <v:imagedata r:id="rId456" o:title=""/>
           </v:shape>
-          <o:OLEObject Type="Embed" ProgID="Equation.AxMath" ShapeID="_x0000_i60423" DrawAspect="Content" ObjectID="_1850810617" r:id="rId457"/>
+          <o:OLEObject Type="Embed" ProgID="Equation.AxMath" ShapeID="_x0000_i60423" DrawAspect="Content" ObjectID="_1850811958" r:id="rId457"/>
         </w:object>
       </w:r>
       <w:r>
@@ -14963,7 +14963,7 @@
           <v:shape id="_x0000_i60424" type="#_x0000_t75" style="width:28.25pt;height:20.05pt" o:ole="">
             <v:imagedata r:id="rId458" o:title=""/>
           </v:shape>
-          <o:OLEObject Type="Embed" ProgID="Equation.AxMath" ShapeID="_x0000_i60424" DrawAspect="Content" ObjectID="_1850810618" r:id="rId459"/>
+          <o:OLEObject Type="Embed" ProgID="Equation.AxMath" ShapeID="_x0000_i60424" DrawAspect="Content" ObjectID="_1850811959" r:id="rId459"/>
         </w:object>
       </w:r>
       <w:r>
@@ -14984,7 +14984,7 @@
           <v:shape id="_x0000_i60425" type="#_x0000_t75" style="width:30.1pt;height:18.25pt" o:ole="">
             <v:imagedata r:id="rId460" o:title=""/>
           </v:shape>
-          <o:OLEObject Type="Embed" ProgID="Equation.AxMath" ShapeID="_x0000_i60425" DrawAspect="Content" ObjectID="_1850810619" r:id="rId461"/>
+          <o:OLEObject Type="Embed" ProgID="Equation.AxMath" ShapeID="_x0000_i60425" DrawAspect="Content" ObjectID="_1850811960" r:id="rId461"/>
         </w:object>
       </w:r>
       <w:r>
@@ -15018,7 +15018,7 @@
           <v:shape id="_x0000_i60426" type="#_x0000_t75" style="width:93.4pt;height:35.1pt" o:ole="">
             <v:imagedata r:id="rId462" o:title=""/>
           </v:shape>
-          <o:OLEObject Type="Embed" ProgID="Equation.AxMath" ShapeID="_x0000_i60426" DrawAspect="Content" ObjectID="_1850810620" r:id="rId463"/>
+          <o:OLEObject Type="Embed" ProgID="Equation.AxMath" ShapeID="_x0000_i60426" DrawAspect="Content" ObjectID="_1850811961" r:id="rId463"/>
         </w:object>
       </w:r>
     </w:p>
@@ -15037,7 +15037,7 @@
           <v:shape id="_x0000_i60427" type="#_x0000_t75" style="width:116.65pt;height:20.05pt" o:ole="">
             <v:imagedata r:id="rId464" o:title=""/>
           </v:shape>
-          <o:OLEObject Type="Embed" ProgID="Equation.AxMath" ShapeID="_x0000_i60427" DrawAspect="Content" ObjectID="_1850810621" r:id="rId465"/>
+          <o:OLEObject Type="Embed" ProgID="Equation.AxMath" ShapeID="_x0000_i60427" DrawAspect="Content" ObjectID="_1850811962" r:id="rId465"/>
         </w:object>
       </w:r>
       <w:r>
@@ -15063,7 +15063,7 @@
           <v:shape id="_x0000_i60428" type="#_x0000_t75" style="width:224.65pt;height:37.8pt" o:ole="">
             <v:imagedata r:id="rId466" o:title=""/>
           </v:shape>
-          <o:OLEObject Type="Embed" ProgID="Equation.AxMath" ShapeID="_x0000_i60428" DrawAspect="Content" ObjectID="_1850810622" r:id="rId467"/>
+          <o:OLEObject Type="Embed" ProgID="Equation.AxMath" ShapeID="_x0000_i60428" DrawAspect="Content" ObjectID="_1850811963" r:id="rId467"/>
         </w:object>
       </w:r>
     </w:p>
@@ -15082,7 +15082,7 @@
           <v:shape id="_x0000_i60429" type="#_x0000_t75" style="width:34.65pt;height:19.6pt" o:ole="">
             <v:imagedata r:id="rId468" o:title=""/>
           </v:shape>
-          <o:OLEObject Type="Embed" ProgID="Equation.AxMath" ShapeID="_x0000_i60429" DrawAspect="Content" ObjectID="_1850810623" r:id="rId469"/>
+          <o:OLEObject Type="Embed" ProgID="Equation.AxMath" ShapeID="_x0000_i60429" DrawAspect="Content" ObjectID="_1850811964" r:id="rId469"/>
         </w:object>
       </w:r>
       <w:r>
@@ -15127,7 +15127,7 @@
           <v:shape id="_x0000_i60430" type="#_x0000_t75" style="width:156.3pt;height:32.8pt" o:ole="">
             <v:imagedata r:id="rId470" o:title=""/>
           </v:shape>
-          <o:OLEObject Type="Embed" ProgID="Equation.AxMath" ShapeID="_x0000_i60430" DrawAspect="Content" ObjectID="_1850810624" r:id="rId471"/>
+          <o:OLEObject Type="Embed" ProgID="Equation.AxMath" ShapeID="_x0000_i60430" DrawAspect="Content" ObjectID="_1850811965" r:id="rId471"/>
         </w:object>
       </w:r>
     </w:p>
@@ -15144,7 +15144,7 @@
           <v:shape id="_x0000_i60431" type="#_x0000_t75" style="width:162.7pt;height:32.8pt" o:ole="">
             <v:imagedata r:id="rId472" o:title=""/>
           </v:shape>
-          <o:OLEObject Type="Embed" ProgID="Equation.AxMath" ShapeID="_x0000_i60431" DrawAspect="Content" ObjectID="_1850810625" r:id="rId473"/>
+          <o:OLEObject Type="Embed" ProgID="Equation.AxMath" ShapeID="_x0000_i60431" DrawAspect="Content" ObjectID="_1850811966" r:id="rId473"/>
         </w:object>
       </w:r>
     </w:p>
@@ -15177,7 +15177,7 @@
           <v:shape id="_x0000_i60432" type="#_x0000_t75" style="width:87.95pt;height:18.25pt" o:ole="">
             <v:imagedata r:id="rId474" o:title=""/>
           </v:shape>
-          <o:OLEObject Type="Embed" ProgID="Equation.AxMath" ShapeID="_x0000_i60432" DrawAspect="Content" ObjectID="_1850810626" r:id="rId475"/>
+          <o:OLEObject Type="Embed" ProgID="Equation.AxMath" ShapeID="_x0000_i60432" DrawAspect="Content" ObjectID="_1850811967" r:id="rId475"/>
         </w:object>
       </w:r>
     </w:p>
@@ -15210,7 +15210,7 @@
           <v:shape id="_x0000_i60433" type="#_x0000_t75" style="width:302.6pt;height:19.15pt" o:ole="">
             <v:imagedata r:id="rId476" o:title=""/>
           </v:shape>
-          <o:OLEObject Type="Embed" ProgID="Equation.AxMath" ShapeID="_x0000_i60433" DrawAspect="Content" ObjectID="_1850810627" r:id="rId477"/>
+          <o:OLEObject Type="Embed" ProgID="Equation.AxMath" ShapeID="_x0000_i60433" DrawAspect="Content" ObjectID="_1850811968" r:id="rId477"/>
         </w:object>
       </w:r>
     </w:p>
@@ -15229,7 +15229,7 @@
           <v:shape id="_x0000_i60434" type="#_x0000_t75" style="width:6.4pt;height:17.75pt" o:ole="">
             <v:imagedata r:id="rId179" o:title=""/>
           </v:shape>
-          <o:OLEObject Type="Embed" ProgID="Equation.AxMath" ShapeID="_x0000_i60434" DrawAspect="Content" ObjectID="_1850810628" r:id="rId478"/>
+          <o:OLEObject Type="Embed" ProgID="Equation.AxMath" ShapeID="_x0000_i60434" DrawAspect="Content" ObjectID="_1850811969" r:id="rId478"/>
         </w:object>
       </w:r>
       <w:r>
@@ -15299,7 +15299,7 @@
                 <v:shape id="_x0000_i60435" type="#_x0000_t75" style="width:154.95pt;height:32.8pt" o:ole="">
                   <v:imagedata r:id="rId479" o:title=""/>
                 </v:shape>
-                <o:OLEObject Type="Embed" ProgID="Equation.AxMath" ShapeID="_x0000_i60435" DrawAspect="Content" ObjectID="_1850810629" r:id="rId480"/>
+                <o:OLEObject Type="Embed" ProgID="Equation.AxMath" ShapeID="_x0000_i60435" DrawAspect="Content" ObjectID="_1850811970" r:id="rId480"/>
               </w:object>
             </w:r>
           </w:p>
@@ -15325,7 +15325,7 @@
                 <v:shape id="_x0000_i60436" type="#_x0000_t75" style="width:129.4pt;height:32.8pt" o:ole="">
                   <v:imagedata r:id="rId481" o:title=""/>
                 </v:shape>
-                <o:OLEObject Type="Embed" ProgID="Equation.AxMath" ShapeID="_x0000_i60436" DrawAspect="Content" ObjectID="_1850810630" r:id="rId482"/>
+                <o:OLEObject Type="Embed" ProgID="Equation.AxMath" ShapeID="_x0000_i60436" DrawAspect="Content" ObjectID="_1850811971" r:id="rId482"/>
               </w:object>
             </w:r>
           </w:p>
@@ -15436,7 +15436,7 @@
           <v:shape id="_x0000_i60437" type="#_x0000_t75" style="width:81.55pt;height:36.45pt" o:ole="">
             <v:imagedata r:id="rId253" o:title=""/>
           </v:shape>
-          <o:OLEObject Type="Embed" ProgID="Equation.AxMath" ShapeID="_x0000_i60437" DrawAspect="Content" ObjectID="_1850810631" r:id="rId483"/>
+          <o:OLEObject Type="Embed" ProgID="Equation.AxMath" ShapeID="_x0000_i60437" DrawAspect="Content" ObjectID="_1850811972" r:id="rId483"/>
         </w:object>
       </w:r>
     </w:p>
@@ -15470,7 +15470,7 @@
           <v:shape id="_x0000_i60438" type="#_x0000_t75" style="width:70.65pt;height:32.8pt" o:ole="">
             <v:imagedata r:id="rId255" o:title=""/>
           </v:shape>
-          <o:OLEObject Type="Embed" ProgID="Equation.AxMath" ShapeID="_x0000_i60438" DrawAspect="Content" ObjectID="_1850810632" r:id="rId484"/>
+          <o:OLEObject Type="Embed" ProgID="Equation.AxMath" ShapeID="_x0000_i60438" DrawAspect="Content" ObjectID="_1850811973" r:id="rId484"/>
         </w:object>
       </w:r>
     </w:p>
@@ -15504,7 +15504,7 @@
           <v:shape id="_x0000_i60439" type="#_x0000_t75" style="width:36.9pt;height:20.05pt" o:ole="">
             <v:imagedata r:id="rId485" o:title=""/>
           </v:shape>
-          <o:OLEObject Type="Embed" ProgID="Equation.AxMath" ShapeID="_x0000_i60439" DrawAspect="Content" ObjectID="_1850810633" r:id="rId486"/>
+          <o:OLEObject Type="Embed" ProgID="Equation.AxMath" ShapeID="_x0000_i60439" DrawAspect="Content" ObjectID="_1850811974" r:id="rId486"/>
         </w:object>
       </w:r>
       <w:r>
@@ -15518,7 +15518,7 @@
           <v:shape id="_x0000_i60440" type="#_x0000_t75" style="width:28.25pt;height:19.15pt" o:ole="">
             <v:imagedata r:id="rId487" o:title=""/>
           </v:shape>
-          <o:OLEObject Type="Embed" ProgID="Equation.AxMath" ShapeID="_x0000_i60440" DrawAspect="Content" ObjectID="_1850810634" r:id="rId488"/>
+          <o:OLEObject Type="Embed" ProgID="Equation.AxMath" ShapeID="_x0000_i60440" DrawAspect="Content" ObjectID="_1850811975" r:id="rId488"/>
         </w:object>
       </w:r>
       <w:r>
@@ -15532,7 +15532,7 @@
           <v:shape id="_x0000_i60441" type="#_x0000_t75" style="width:11.85pt;height:19.15pt" o:ole="">
             <v:imagedata r:id="rId489" o:title=""/>
           </v:shape>
-          <o:OLEObject Type="Embed" ProgID="Equation.AxMath" ShapeID="_x0000_i60441" DrawAspect="Content" ObjectID="_1850810635" r:id="rId490"/>
+          <o:OLEObject Type="Embed" ProgID="Equation.AxMath" ShapeID="_x0000_i60441" DrawAspect="Content" ObjectID="_1850811976" r:id="rId490"/>
         </w:object>
       </w:r>
       <w:r>
@@ -15546,7 +15546,7 @@
           <v:shape id="_x0000_i60442" type="#_x0000_t75" style="width:18.25pt;height:19.15pt" o:ole="">
             <v:imagedata r:id="rId491" o:title=""/>
           </v:shape>
-          <o:OLEObject Type="Embed" ProgID="Equation.AxMath" ShapeID="_x0000_i60442" DrawAspect="Content" ObjectID="_1850810636" r:id="rId492"/>
+          <o:OLEObject Type="Embed" ProgID="Equation.AxMath" ShapeID="_x0000_i60442" DrawAspect="Content" ObjectID="_1850811977" r:id="rId492"/>
         </w:object>
       </w:r>
       <w:r>
@@ -15560,7 +15560,7 @@
           <v:shape id="_x0000_i60443" type="#_x0000_t75" style="width:11.4pt;height:19.15pt" o:ole="">
             <v:imagedata r:id="rId493" o:title=""/>
           </v:shape>
-          <o:OLEObject Type="Embed" ProgID="Equation.AxMath" ShapeID="_x0000_i60443" DrawAspect="Content" ObjectID="_1850810637" r:id="rId494"/>
+          <o:OLEObject Type="Embed" ProgID="Equation.AxMath" ShapeID="_x0000_i60443" DrawAspect="Content" ObjectID="_1850811978" r:id="rId494"/>
         </w:object>
       </w:r>
       <w:r>
@@ -15574,7 +15574,7 @@
           <v:shape id="_x0000_i60444" type="#_x0000_t75" style="width:15.05pt;height:19.15pt" o:ole="">
             <v:imagedata r:id="rId495" o:title=""/>
           </v:shape>
-          <o:OLEObject Type="Embed" ProgID="Equation.AxMath" ShapeID="_x0000_i60444" DrawAspect="Content" ObjectID="_1850810638" r:id="rId496"/>
+          <o:OLEObject Type="Embed" ProgID="Equation.AxMath" ShapeID="_x0000_i60444" DrawAspect="Content" ObjectID="_1850811979" r:id="rId496"/>
         </w:object>
       </w:r>
       <w:r>
@@ -15594,7 +15594,7 @@
           <v:shape id="_x0000_i60445" type="#_x0000_t75" style="width:54.7pt;height:37.8pt" o:ole="">
             <v:imagedata r:id="rId497" o:title=""/>
           </v:shape>
-          <o:OLEObject Type="Embed" ProgID="Equation.AxMath" ShapeID="_x0000_i60445" DrawAspect="Content" ObjectID="_1850810639" r:id="rId498"/>
+          <o:OLEObject Type="Embed" ProgID="Equation.AxMath" ShapeID="_x0000_i60445" DrawAspect="Content" ObjectID="_1850811980" r:id="rId498"/>
         </w:object>
       </w:r>
     </w:p>
@@ -15625,7 +15625,7 @@
           <v:shape id="_x0000_i71686" type="#_x0000_t75" style="width:256.1pt;height:33.7pt" o:ole="">
             <v:imagedata r:id="rId499" o:title=""/>
           </v:shape>
-          <o:OLEObject Type="Embed" ProgID="Equation.AxMath" ShapeID="_x0000_i71686" DrawAspect="Content" ObjectID="_1850810640" r:id="rId500"/>
+          <o:OLEObject Type="Embed" ProgID="Equation.AxMath" ShapeID="_x0000_i71686" DrawAspect="Content" ObjectID="_1850811981" r:id="rId500"/>
         </w:object>
       </w:r>
     </w:p>
@@ -15645,7 +15645,7 @@
           <v:shape id="_x0000_i71682" type="#_x0000_t75" style="width:54.25pt;height:32.8pt" o:ole="">
             <v:imagedata r:id="rId501" o:title=""/>
           </v:shape>
-          <o:OLEObject Type="Embed" ProgID="Equation.AxMath" ShapeID="_x0000_i71682" DrawAspect="Content" ObjectID="_1850810641" r:id="rId502"/>
+          <o:OLEObject Type="Embed" ProgID="Equation.AxMath" ShapeID="_x0000_i71682" DrawAspect="Content" ObjectID="_1850811982" r:id="rId502"/>
         </w:object>
       </w:r>
       <w:r>
@@ -15659,7 +15659,7 @@
           <v:shape id="_x0000_i71684" type="#_x0000_t75" style="width:54.25pt;height:32.8pt" o:ole="">
             <v:imagedata r:id="rId503" o:title=""/>
           </v:shape>
-          <o:OLEObject Type="Embed" ProgID="Equation.AxMath" ShapeID="_x0000_i71684" DrawAspect="Content" ObjectID="_1850810642" r:id="rId504"/>
+          <o:OLEObject Type="Embed" ProgID="Equation.AxMath" ShapeID="_x0000_i71684" DrawAspect="Content" ObjectID="_1850811983" r:id="rId504"/>
         </w:object>
       </w:r>
       <w:r>
@@ -15679,7 +15679,7 @@
           <v:shape id="_x0000_i60449" type="#_x0000_t75" style="width:119.85pt;height:37.8pt" o:ole="">
             <v:imagedata r:id="rId505" o:title=""/>
           </v:shape>
-          <o:OLEObject Type="Embed" ProgID="Equation.AxMath" ShapeID="_x0000_i60449" DrawAspect="Content" ObjectID="_1850810643" r:id="rId506"/>
+          <o:OLEObject Type="Embed" ProgID="Equation.AxMath" ShapeID="_x0000_i60449" DrawAspect="Content" ObjectID="_1850811984" r:id="rId506"/>
         </w:object>
       </w:r>
     </w:p>
@@ -15704,7 +15704,7 @@
           <v:shape id="_x0000_i60450" type="#_x0000_t75" style="width:145.8pt;height:35.1pt" o:ole="">
             <v:imagedata r:id="rId507" o:title=""/>
           </v:shape>
-          <o:OLEObject Type="Embed" ProgID="Equation.AxMath" ShapeID="_x0000_i60450" DrawAspect="Content" ObjectID="_1850810644" r:id="rId508"/>
+          <o:OLEObject Type="Embed" ProgID="Equation.AxMath" ShapeID="_x0000_i60450" DrawAspect="Content" ObjectID="_1850811985" r:id="rId508"/>
         </w:object>
       </w:r>
     </w:p>
@@ -15729,7 +15729,7 @@
           <v:shape id="_x0000_i71688" type="#_x0000_t75" style="width:241.95pt;height:18.7pt" o:ole="">
             <v:imagedata r:id="rId509" o:title=""/>
           </v:shape>
-          <o:OLEObject Type="Embed" ProgID="Equation.AxMath" ShapeID="_x0000_i71688" DrawAspect="Content" ObjectID="_1850810645" r:id="rId510"/>
+          <o:OLEObject Type="Embed" ProgID="Equation.AxMath" ShapeID="_x0000_i71688" DrawAspect="Content" ObjectID="_1850811986" r:id="rId510"/>
         </w:object>
       </w:r>
     </w:p>
@@ -15754,7 +15754,7 @@
           <v:shape id="_x0000_i71690" type="#_x0000_t75" style="width:127.6pt;height:34.2pt" o:ole="">
             <v:imagedata r:id="rId511" o:title=""/>
           </v:shape>
-          <o:OLEObject Type="Embed" ProgID="Equation.AxMath" ShapeID="_x0000_i71690" DrawAspect="Content" ObjectID="_1850810646" r:id="rId512"/>
+          <o:OLEObject Type="Embed" ProgID="Equation.AxMath" ShapeID="_x0000_i71690" DrawAspect="Content" ObjectID="_1850811987" r:id="rId512"/>
         </w:object>
       </w:r>
     </w:p>
@@ -15773,7 +15773,7 @@
           <v:shape id="_x0000_i60453" type="#_x0000_t75" style="width:13.65pt;height:19.15pt" o:ole="">
             <v:imagedata r:id="rId513" o:title=""/>
           </v:shape>
-          <o:OLEObject Type="Embed" ProgID="Equation.AxMath" ShapeID="_x0000_i60453" DrawAspect="Content" ObjectID="_1850810647" r:id="rId514"/>
+          <o:OLEObject Type="Embed" ProgID="Equation.AxMath" ShapeID="_x0000_i60453" DrawAspect="Content" ObjectID="_1850811988" r:id="rId514"/>
         </w:object>
       </w:r>
       <w:r>
@@ -15787,7 +15787,7 @@
           <v:shape id="_x0000_i60454" type="#_x0000_t75" style="width:6.85pt;height:19.15pt" o:ole="">
             <v:imagedata r:id="rId265" o:title=""/>
           </v:shape>
-          <o:OLEObject Type="Embed" ProgID="Equation.AxMath" ShapeID="_x0000_i60454" DrawAspect="Content" ObjectID="_1850810648" r:id="rId515"/>
+          <o:OLEObject Type="Embed" ProgID="Equation.AxMath" ShapeID="_x0000_i60454" DrawAspect="Content" ObjectID="_1850811989" r:id="rId515"/>
         </w:object>
       </w:r>
       <w:r>
@@ -15801,7 +15801,7 @@
           <v:shape id="_x0000_i60455" type="#_x0000_t75" style="width:50.6pt;height:19.15pt" o:ole="">
             <v:imagedata r:id="rId516" o:title=""/>
           </v:shape>
-          <o:OLEObject Type="Embed" ProgID="Equation.AxMath" ShapeID="_x0000_i60455" DrawAspect="Content" ObjectID="_1850810649" r:id="rId517"/>
+          <o:OLEObject Type="Embed" ProgID="Equation.AxMath" ShapeID="_x0000_i60455" DrawAspect="Content" ObjectID="_1850811990" r:id="rId517"/>
         </w:object>
       </w:r>
       <w:r>
@@ -15815,7 +15815,7 @@
           <v:shape id="_x0000_i60456" type="#_x0000_t75" style="width:13.65pt;height:19.15pt" o:ole="">
             <v:imagedata r:id="rId518" o:title=""/>
           </v:shape>
-          <o:OLEObject Type="Embed" ProgID="Equation.AxMath" ShapeID="_x0000_i60456" DrawAspect="Content" ObjectID="_1850810650" r:id="rId519"/>
+          <o:OLEObject Type="Embed" ProgID="Equation.AxMath" ShapeID="_x0000_i60456" DrawAspect="Content" ObjectID="_1850811991" r:id="rId519"/>
         </w:object>
       </w:r>
       <w:r>
@@ -15829,7 +15829,7 @@
           <v:shape id="_x0000_i71696" type="#_x0000_t75" style="width:26.45pt;height:33.25pt" o:ole="">
             <v:imagedata r:id="rId520" o:title=""/>
           </v:shape>
-          <o:OLEObject Type="Embed" ProgID="Equation.AxMath" ShapeID="_x0000_i71696" DrawAspect="Content" ObjectID="_1850810651" r:id="rId521"/>
+          <o:OLEObject Type="Embed" ProgID="Equation.AxMath" ShapeID="_x0000_i71696" DrawAspect="Content" ObjectID="_1850811992" r:id="rId521"/>
         </w:object>
       </w:r>
       <w:r>
@@ -15843,7 +15843,7 @@
           <v:shape id="_x0000_i60458" type="#_x0000_t75" style="width:10.05pt;height:19.15pt" o:ole="">
             <v:imagedata r:id="rId522" o:title=""/>
           </v:shape>
-          <o:OLEObject Type="Embed" ProgID="Equation.AxMath" ShapeID="_x0000_i60458" DrawAspect="Content" ObjectID="_1850810652" r:id="rId523"/>
+          <o:OLEObject Type="Embed" ProgID="Equation.AxMath" ShapeID="_x0000_i60458" DrawAspect="Content" ObjectID="_1850811993" r:id="rId523"/>
         </w:object>
       </w:r>
       <w:r>
@@ -15888,7 +15888,7 @@
           <v:shape id="_x0000_i60459" type="#_x0000_t75" style="width:20.5pt;height:19.15pt" o:ole="">
             <v:imagedata r:id="rId524" o:title=""/>
           </v:shape>
-          <o:OLEObject Type="Embed" ProgID="Equation.AxMath" ShapeID="_x0000_i60459" DrawAspect="Content" ObjectID="_1850810653" r:id="rId525"/>
+          <o:OLEObject Type="Embed" ProgID="Equation.AxMath" ShapeID="_x0000_i60459" DrawAspect="Content" ObjectID="_1850811994" r:id="rId525"/>
         </w:object>
       </w:r>
       <w:r>
@@ -15909,7 +15909,7 @@
           <v:shape id="_x0000_i60460" type="#_x0000_t75" style="width:30.1pt;height:18.25pt" o:ole="">
             <v:imagedata r:id="rId460" o:title=""/>
           </v:shape>
-          <o:OLEObject Type="Embed" ProgID="Equation.AxMath" ShapeID="_x0000_i60460" DrawAspect="Content" ObjectID="_1850810654" r:id="rId526"/>
+          <o:OLEObject Type="Embed" ProgID="Equation.AxMath" ShapeID="_x0000_i60460" DrawAspect="Content" ObjectID="_1850811995" r:id="rId526"/>
         </w:object>
       </w:r>
       <w:r>
@@ -15933,7 +15933,7 @@
           <v:shape id="_x0000_i71698" type="#_x0000_t75" style="width:273.4pt;height:33.25pt" o:ole="">
             <v:imagedata r:id="rId527" o:title=""/>
           </v:shape>
-          <o:OLEObject Type="Embed" ProgID="Equation.AxMath" ShapeID="_x0000_i71698" DrawAspect="Content" ObjectID="_1850810655" r:id="rId528"/>
+          <o:OLEObject Type="Embed" ProgID="Equation.AxMath" ShapeID="_x0000_i71698" DrawAspect="Content" ObjectID="_1850811996" r:id="rId528"/>
         </w:object>
       </w:r>
     </w:p>
@@ -15952,7 +15952,7 @@
           <v:shape id="_x0000_i60462" type="#_x0000_t75" style="width:86.15pt;height:19.15pt" o:ole="">
             <v:imagedata r:id="rId529" o:title=""/>
           </v:shape>
-          <o:OLEObject Type="Embed" ProgID="Equation.AxMath" ShapeID="_x0000_i60462" DrawAspect="Content" ObjectID="_1850810656" r:id="rId530"/>
+          <o:OLEObject Type="Embed" ProgID="Equation.AxMath" ShapeID="_x0000_i60462" DrawAspect="Content" ObjectID="_1850811997" r:id="rId530"/>
         </w:object>
       </w:r>
       <w:r>
@@ -15978,7 +15978,7 @@
           <v:shape id="_x0000_i60463" type="#_x0000_t75" style="width:177.7pt;height:36.45pt" o:ole="">
             <v:imagedata r:id="rId531" o:title=""/>
           </v:shape>
-          <o:OLEObject Type="Embed" ProgID="Equation.AxMath" ShapeID="_x0000_i60463" DrawAspect="Content" ObjectID="_1850810657" r:id="rId532"/>
+          <o:OLEObject Type="Embed" ProgID="Equation.AxMath" ShapeID="_x0000_i60463" DrawAspect="Content" ObjectID="_1850811998" r:id="rId532"/>
         </w:object>
       </w:r>
     </w:p>
@@ -15997,7 +15997,7 @@
           <v:shape id="_x0000_i60464" type="#_x0000_t75" style="width:20.5pt;height:19.15pt" o:ole="">
             <v:imagedata r:id="rId524" o:title=""/>
           </v:shape>
-          <o:OLEObject Type="Embed" ProgID="Equation.AxMath" ShapeID="_x0000_i60464" DrawAspect="Content" ObjectID="_1850810658" r:id="rId533"/>
+          <o:OLEObject Type="Embed" ProgID="Equation.AxMath" ShapeID="_x0000_i60464" DrawAspect="Content" ObjectID="_1850811999" r:id="rId533"/>
         </w:object>
       </w:r>
       <w:r>
@@ -16019,7 +16019,7 @@
           <v:shape id="_x0000_i60465" type="#_x0000_t75" style="width:20.5pt;height:19.15pt" o:ole="">
             <v:imagedata r:id="rId534" o:title=""/>
           </v:shape>
-          <o:OLEObject Type="Embed" ProgID="Equation.AxMath" ShapeID="_x0000_i60465" DrawAspect="Content" ObjectID="_1850810659" r:id="rId535"/>
+          <o:OLEObject Type="Embed" ProgID="Equation.AxMath" ShapeID="_x0000_i60465" DrawAspect="Content" ObjectID="_1850812000" r:id="rId535"/>
         </w:object>
       </w:r>
       <w:r>
@@ -16039,7 +16039,7 @@
           <v:shape id="_x0000_i60466" type="#_x0000_t75" style="width:93.4pt;height:35.1pt" o:ole="">
             <v:imagedata r:id="rId462" o:title=""/>
           </v:shape>
-          <o:OLEObject Type="Embed" ProgID="Equation.AxMath" ShapeID="_x0000_i60466" DrawAspect="Content" ObjectID="_1850810660" r:id="rId536"/>
+          <o:OLEObject Type="Embed" ProgID="Equation.AxMath" ShapeID="_x0000_i60466" DrawAspect="Content" ObjectID="_1850812001" r:id="rId536"/>
         </w:object>
       </w:r>
     </w:p>
@@ -16064,7 +16064,7 @@
           <v:shape id="_x0000_i71700" type="#_x0000_t75" style="width:343.6pt;height:33.25pt" o:ole="">
             <v:imagedata r:id="rId537" o:title=""/>
           </v:shape>
-          <o:OLEObject Type="Embed" ProgID="Equation.AxMath" ShapeID="_x0000_i71700" DrawAspect="Content" ObjectID="_1850810661" r:id="rId538"/>
+          <o:OLEObject Type="Embed" ProgID="Equation.AxMath" ShapeID="_x0000_i71700" DrawAspect="Content" ObjectID="_1850812002" r:id="rId538"/>
         </w:object>
       </w:r>
     </w:p>
@@ -16083,7 +16083,7 @@
           <v:shape id="_x0000_i60468" type="#_x0000_t75" style="width:28.25pt;height:20.05pt" o:ole="">
             <v:imagedata r:id="rId539" o:title=""/>
           </v:shape>
-          <o:OLEObject Type="Embed" ProgID="Equation.AxMath" ShapeID="_x0000_i60468" DrawAspect="Content" ObjectID="_1850810662" r:id="rId540"/>
+          <o:OLEObject Type="Embed" ProgID="Equation.AxMath" ShapeID="_x0000_i60468" DrawAspect="Content" ObjectID="_1850812003" r:id="rId540"/>
         </w:object>
       </w:r>
       <w:r>
@@ -16097,7 +16097,7 @@
           <v:shape id="_x0000_i60469" type="#_x0000_t75" style="width:15.95pt;height:19.6pt" o:ole="">
             <v:imagedata r:id="rId541" o:title=""/>
           </v:shape>
-          <o:OLEObject Type="Embed" ProgID="Equation.AxMath" ShapeID="_x0000_i60469" DrawAspect="Content" ObjectID="_1850810663" r:id="rId542"/>
+          <o:OLEObject Type="Embed" ProgID="Equation.AxMath" ShapeID="_x0000_i60469" DrawAspect="Content" ObjectID="_1850812004" r:id="rId542"/>
         </w:object>
       </w:r>
       <w:r>
@@ -16111,7 +16111,7 @@
           <v:shape id="_x0000_i60470" type="#_x0000_t75" style="width:22.35pt;height:19.15pt" o:ole="">
             <v:imagedata r:id="rId543" o:title=""/>
           </v:shape>
-          <o:OLEObject Type="Embed" ProgID="Equation.AxMath" ShapeID="_x0000_i60470" DrawAspect="Content" ObjectID="_1850810664" r:id="rId544"/>
+          <o:OLEObject Type="Embed" ProgID="Equation.AxMath" ShapeID="_x0000_i60470" DrawAspect="Content" ObjectID="_1850812005" r:id="rId544"/>
         </w:object>
       </w:r>
       <w:r>
@@ -16125,7 +16125,7 @@
           <v:shape id="_x0000_i60471" type="#_x0000_t75" style="width:13.65pt;height:19.15pt" o:ole="">
             <v:imagedata r:id="rId518" o:title=""/>
           </v:shape>
-          <o:OLEObject Type="Embed" ProgID="Equation.AxMath" ShapeID="_x0000_i60471" DrawAspect="Content" ObjectID="_1850810665" r:id="rId545"/>
+          <o:OLEObject Type="Embed" ProgID="Equation.AxMath" ShapeID="_x0000_i60471" DrawAspect="Content" ObjectID="_1850812006" r:id="rId545"/>
         </w:object>
       </w:r>
       <w:r>
@@ -16148,7 +16148,7 @@
           <v:shape id="_x0000_i60472" type="#_x0000_t75" style="width:164.95pt;height:106.65pt" o:ole="">
             <v:imagedata r:id="rId546" o:title=""/>
           </v:shape>
-          <o:OLEObject Type="Embed" ProgID="Equation.AxMath" ShapeID="_x0000_i60472" DrawAspect="Content" ObjectID="_1850810666" r:id="rId547"/>
+          <o:OLEObject Type="Embed" ProgID="Equation.AxMath" ShapeID="_x0000_i60472" DrawAspect="Content" ObjectID="_1850812007" r:id="rId547"/>
         </w:object>
       </w:r>
     </w:p>
@@ -16167,7 +16167,7 @@
           <v:shape id="_x0000_i60473" type="#_x0000_t75" style="width:20.5pt;height:19.15pt" o:ole="">
             <v:imagedata r:id="rId548" o:title=""/>
           </v:shape>
-          <o:OLEObject Type="Embed" ProgID="Equation.AxMath" ShapeID="_x0000_i60473" DrawAspect="Content" ObjectID="_1850810667" r:id="rId549"/>
+          <o:OLEObject Type="Embed" ProgID="Equation.AxMath" ShapeID="_x0000_i60473" DrawAspect="Content" ObjectID="_1850812008" r:id="rId549"/>
         </w:object>
       </w:r>
       <w:r>
@@ -16181,7 +16181,7 @@
           <v:shape id="_x0000_i60474" type="#_x0000_t75" style="width:84.3pt;height:19.15pt" o:ole="">
             <v:imagedata r:id="rId550" o:title=""/>
           </v:shape>
-          <o:OLEObject Type="Embed" ProgID="Equation.AxMath" ShapeID="_x0000_i60474" DrawAspect="Content" ObjectID="_1850810668" r:id="rId551"/>
+          <o:OLEObject Type="Embed" ProgID="Equation.AxMath" ShapeID="_x0000_i60474" DrawAspect="Content" ObjectID="_1850812009" r:id="rId551"/>
         </w:object>
       </w:r>
       <w:r>
@@ -16246,7 +16246,7 @@
           <v:shape id="_x0000_i60475" type="#_x0000_t75" style="width:96.6pt;height:35.1pt" o:ole="">
             <v:imagedata r:id="rId552" o:title=""/>
           </v:shape>
-          <o:OLEObject Type="Embed" ProgID="Equation.AxMath" ShapeID="_x0000_i60475" DrawAspect="Content" ObjectID="_1850810669" r:id="rId553"/>
+          <o:OLEObject Type="Embed" ProgID="Equation.AxMath" ShapeID="_x0000_i60475" DrawAspect="Content" ObjectID="_1850812010" r:id="rId553"/>
         </w:object>
       </w:r>
     </w:p>
@@ -16274,7 +16274,7 @@
           <v:shape id="_x0000_i60476" type="#_x0000_t75" style="width:38.3pt;height:20.05pt" o:ole="">
             <v:imagedata r:id="rId554" o:title=""/>
           </v:shape>
-          <o:OLEObject Type="Embed" ProgID="Equation.AxMath" ShapeID="_x0000_i60476" DrawAspect="Content" ObjectID="_1850810670" r:id="rId555"/>
+          <o:OLEObject Type="Embed" ProgID="Equation.AxMath" ShapeID="_x0000_i60476" DrawAspect="Content" ObjectID="_1850812011" r:id="rId555"/>
         </w:object>
       </w:r>
       <w:r>
@@ -16288,7 +16288,7 @@
           <v:shape id="_x0000_i60477" type="#_x0000_t75" style="width:1in;height:20.05pt" o:ole="">
             <v:imagedata r:id="rId556" o:title=""/>
           </v:shape>
-          <o:OLEObject Type="Embed" ProgID="Equation.AxMath" ShapeID="_x0000_i60477" DrawAspect="Content" ObjectID="_1850810671" r:id="rId557"/>
+          <o:OLEObject Type="Embed" ProgID="Equation.AxMath" ShapeID="_x0000_i60477" DrawAspect="Content" ObjectID="_1850812012" r:id="rId557"/>
         </w:object>
       </w:r>
       <w:r>
@@ -16322,7 +16322,7 @@
           <v:shape id="_x0000_i60478" type="#_x0000_t75" style="width:149pt;height:19.6pt" o:ole="">
             <v:imagedata r:id="rId558" o:title=""/>
           </v:shape>
-          <o:OLEObject Type="Embed" ProgID="Equation.AxMath" ShapeID="_x0000_i60478" DrawAspect="Content" ObjectID="_1850810672" r:id="rId559"/>
+          <o:OLEObject Type="Embed" ProgID="Equation.AxMath" ShapeID="_x0000_i60478" DrawAspect="Content" ObjectID="_1850812013" r:id="rId559"/>
         </w:object>
       </w:r>
       <w:r>
@@ -16342,7 +16342,7 @@
           <v:shape id="_x0000_i93916" type="#_x0000_t75" style="width:449.3pt;height:34.2pt" o:ole="">
             <v:imagedata r:id="rId560" o:title=""/>
           </v:shape>
-          <o:OLEObject Type="Embed" ProgID="Equation.AxMath" ShapeID="_x0000_i93916" DrawAspect="Content" ObjectID="_1850810673" r:id="rId561"/>
+          <o:OLEObject Type="Embed" ProgID="Equation.AxMath" ShapeID="_x0000_i93916" DrawAspect="Content" ObjectID="_1850812014" r:id="rId561"/>
         </w:object>
       </w:r>
     </w:p>
@@ -16367,7 +16367,7 @@
           <v:shape id="_x0000_i60480" type="#_x0000_t75" style="width:169.05pt;height:36.45pt" o:ole="">
             <v:imagedata r:id="rId562" o:title=""/>
           </v:shape>
-          <o:OLEObject Type="Embed" ProgID="Equation.AxMath" ShapeID="_x0000_i60480" DrawAspect="Content" ObjectID="_1850810674" r:id="rId563"/>
+          <o:OLEObject Type="Embed" ProgID="Equation.AxMath" ShapeID="_x0000_i60480" DrawAspect="Content" ObjectID="_1850812015" r:id="rId563"/>
         </w:object>
       </w:r>
     </w:p>
@@ -16386,7 +16386,7 @@
           <v:shape id="_x0000_i60481" type="#_x0000_t75" style="width:20.5pt;height:19.15pt" o:ole="">
             <v:imagedata r:id="rId548" o:title=""/>
           </v:shape>
-          <o:OLEObject Type="Embed" ProgID="Equation.AxMath" ShapeID="_x0000_i60481" DrawAspect="Content" ObjectID="_1850810675" r:id="rId564"/>
+          <o:OLEObject Type="Embed" ProgID="Equation.AxMath" ShapeID="_x0000_i60481" DrawAspect="Content" ObjectID="_1850812016" r:id="rId564"/>
         </w:object>
       </w:r>
       <w:r>
@@ -16410,7 +16410,7 @@
           <v:shape id="_x0000_i60482" type="#_x0000_t75" style="width:20.5pt;height:19.15pt" o:ole="">
             <v:imagedata r:id="rId565" o:title=""/>
           </v:shape>
-          <o:OLEObject Type="Embed" ProgID="Equation.AxMath" ShapeID="_x0000_i60482" DrawAspect="Content" ObjectID="_1850810676" r:id="rId566"/>
+          <o:OLEObject Type="Embed" ProgID="Equation.AxMath" ShapeID="_x0000_i60482" DrawAspect="Content" ObjectID="_1850812017" r:id="rId566"/>
         </w:object>
       </w:r>
       <w:r>
@@ -16437,7 +16437,7 @@
           <v:shape id="_x0000_i60483" type="#_x0000_t75" style="width:150.4pt;height:35.1pt" o:ole="">
             <v:imagedata r:id="rId567" o:title=""/>
           </v:shape>
-          <o:OLEObject Type="Embed" ProgID="Equation.AxMath" ShapeID="_x0000_i60483" DrawAspect="Content" ObjectID="_1850810677" r:id="rId568"/>
+          <o:OLEObject Type="Embed" ProgID="Equation.AxMath" ShapeID="_x0000_i60483" DrawAspect="Content" ObjectID="_1850812018" r:id="rId568"/>
         </w:object>
       </w:r>
     </w:p>
@@ -16462,7 +16462,7 @@
           <v:shape id="_x0000_i93918" type="#_x0000_t75" style="width:459.8pt;height:35.55pt" o:ole="">
             <v:imagedata r:id="rId569" o:title=""/>
           </v:shape>
-          <o:OLEObject Type="Embed" ProgID="Equation.AxMath" ShapeID="_x0000_i93918" DrawAspect="Content" ObjectID="_1850810678" r:id="rId570"/>
+          <o:OLEObject Type="Embed" ProgID="Equation.AxMath" ShapeID="_x0000_i93918" DrawAspect="Content" ObjectID="_1850812019" r:id="rId570"/>
         </w:object>
       </w:r>
     </w:p>
@@ -16487,7 +16487,7 @@
           <v:shape id="_x0000_i60485" type="#_x0000_t75" style="width:236.5pt;height:35.55pt" o:ole="">
             <v:imagedata r:id="rId571" o:title=""/>
           </v:shape>
-          <o:OLEObject Type="Embed" ProgID="Equation.AxMath" ShapeID="_x0000_i60485" DrawAspect="Content" ObjectID="_1850810679" r:id="rId572"/>
+          <o:OLEObject Type="Embed" ProgID="Equation.AxMath" ShapeID="_x0000_i60485" DrawAspect="Content" ObjectID="_1850812020" r:id="rId572"/>
         </w:object>
       </w:r>
     </w:p>
@@ -16512,7 +16512,7 @@
           <v:shape id="_x0000_i60486" type="#_x0000_t75" style="width:169.05pt;height:36.45pt" o:ole="">
             <v:imagedata r:id="rId573" o:title=""/>
           </v:shape>
-          <o:OLEObject Type="Embed" ProgID="Equation.AxMath" ShapeID="_x0000_i60486" DrawAspect="Content" ObjectID="_1850810680" r:id="rId574"/>
+          <o:OLEObject Type="Embed" ProgID="Equation.AxMath" ShapeID="_x0000_i60486" DrawAspect="Content" ObjectID="_1850812021" r:id="rId574"/>
         </w:object>
       </w:r>
     </w:p>
@@ -16542,7 +16542,7 @@
           <v:shape id="_x0000_i60487" type="#_x0000_t75" style="width:272.05pt;height:20.05pt" o:ole="">
             <v:imagedata r:id="rId575" o:title=""/>
           </v:shape>
-          <o:OLEObject Type="Embed" ProgID="Equation.AxMath" ShapeID="_x0000_i60487" DrawAspect="Content" ObjectID="_1850810681" r:id="rId576"/>
+          <o:OLEObject Type="Embed" ProgID="Equation.AxMath" ShapeID="_x0000_i60487" DrawAspect="Content" ObjectID="_1850812022" r:id="rId576"/>
         </w:object>
       </w:r>
     </w:p>
@@ -16567,7 +16567,7 @@
           <v:shape id="_x0000_i60488" type="#_x0000_t75" style="width:245.15pt;height:36.45pt" o:ole="">
             <v:imagedata r:id="rId577" o:title=""/>
           </v:shape>
-          <o:OLEObject Type="Embed" ProgID="Equation.AxMath" ShapeID="_x0000_i60488" DrawAspect="Content" ObjectID="_1850810682" r:id="rId578"/>
+          <o:OLEObject Type="Embed" ProgID="Equation.AxMath" ShapeID="_x0000_i60488" DrawAspect="Content" ObjectID="_1850812023" r:id="rId578"/>
         </w:object>
       </w:r>
     </w:p>
@@ -16586,7 +16586,7 @@
           <v:shape id="_x0000_i60489" type="#_x0000_t75" style="width:20.5pt;height:19.15pt" o:ole="">
             <v:imagedata r:id="rId524" o:title=""/>
           </v:shape>
-          <o:OLEObject Type="Embed" ProgID="Equation.AxMath" ShapeID="_x0000_i60489" DrawAspect="Content" ObjectID="_1850810683" r:id="rId579"/>
+          <o:OLEObject Type="Embed" ProgID="Equation.AxMath" ShapeID="_x0000_i60489" DrawAspect="Content" ObjectID="_1850812024" r:id="rId579"/>
         </w:object>
       </w:r>
       <w:r>
@@ -16600,7 +16600,7 @@
           <v:shape id="_x0000_i60490" type="#_x0000_t75" style="width:20.5pt;height:19.15pt" o:ole="">
             <v:imagedata r:id="rId580" o:title=""/>
           </v:shape>
-          <o:OLEObject Type="Embed" ProgID="Equation.AxMath" ShapeID="_x0000_i60490" DrawAspect="Content" ObjectID="_1850810684" r:id="rId581"/>
+          <o:OLEObject Type="Embed" ProgID="Equation.AxMath" ShapeID="_x0000_i60490" DrawAspect="Content" ObjectID="_1850812025" r:id="rId581"/>
         </w:object>
       </w:r>
       <w:r>
@@ -16634,7 +16634,7 @@
           <v:shape id="_x0000_i60491" type="#_x0000_t75" style="width:83.85pt;height:19.15pt" o:ole="">
             <v:imagedata r:id="rId582" o:title=""/>
           </v:shape>
-          <o:OLEObject Type="Embed" ProgID="Equation.AxMath" ShapeID="_x0000_i60491" DrawAspect="Content" ObjectID="_1850810685" r:id="rId583"/>
+          <o:OLEObject Type="Embed" ProgID="Equation.AxMath" ShapeID="_x0000_i60491" DrawAspect="Content" ObjectID="_1850812026" r:id="rId583"/>
         </w:object>
       </w:r>
       <w:r>
@@ -16648,7 +16648,7 @@
           <v:shape id="_x0000_i60492" type="#_x0000_t75" style="width:47.4pt;height:19.15pt" o:ole="">
             <v:imagedata r:id="rId584" o:title=""/>
           </v:shape>
-          <o:OLEObject Type="Embed" ProgID="Equation.AxMath" ShapeID="_x0000_i60492" DrawAspect="Content" ObjectID="_1850810686" r:id="rId585"/>
+          <o:OLEObject Type="Embed" ProgID="Equation.AxMath" ShapeID="_x0000_i60492" DrawAspect="Content" ObjectID="_1850812027" r:id="rId585"/>
         </w:object>
       </w:r>
       <w:r>
@@ -16662,7 +16662,7 @@
           <v:shape id="_x0000_i60493" type="#_x0000_t75" style="width:46.5pt;height:19.15pt" o:ole="">
             <v:imagedata r:id="rId304" o:title=""/>
           </v:shape>
-          <o:OLEObject Type="Embed" ProgID="Equation.AxMath" ShapeID="_x0000_i60493" DrawAspect="Content" ObjectID="_1850810687" r:id="rId586"/>
+          <o:OLEObject Type="Embed" ProgID="Equation.AxMath" ShapeID="_x0000_i60493" DrawAspect="Content" ObjectID="_1850812028" r:id="rId586"/>
         </w:object>
       </w:r>
       <w:r>
@@ -16676,7 +16676,7 @@
           <v:shape id="_x0000_i60494" type="#_x0000_t75" style="width:46.5pt;height:19.15pt" o:ole="">
             <v:imagedata r:id="rId306" o:title=""/>
           </v:shape>
-          <o:OLEObject Type="Embed" ProgID="Equation.AxMath" ShapeID="_x0000_i60494" DrawAspect="Content" ObjectID="_1850810688" r:id="rId587"/>
+          <o:OLEObject Type="Embed" ProgID="Equation.AxMath" ShapeID="_x0000_i60494" DrawAspect="Content" ObjectID="_1850812029" r:id="rId587"/>
         </w:object>
       </w:r>
       <w:r>
@@ -17198,7 +17198,7 @@
                 <v:shape id="_x0000_i1264" type="#_x0000_t75" style="width:10.5pt;height:17.75pt" o:ole="">
                   <v:imagedata r:id="rId588" o:title=""/>
                 </v:shape>
-                <o:OLEObject Type="Embed" ProgID="Equation.AxMath" ShapeID="_x0000_i1264" DrawAspect="Content" ObjectID="_1850810689" r:id="rId589"/>
+                <o:OLEObject Type="Embed" ProgID="Equation.AxMath" ShapeID="_x0000_i1264" DrawAspect="Content" ObjectID="_1850812030" r:id="rId589"/>
               </w:object>
             </w:r>
           </w:p>
@@ -17224,7 +17224,7 @@
                 <v:shape id="_x0000_i1265" type="#_x0000_t75" style="width:20.95pt;height:17.75pt" o:ole="">
                   <v:imagedata r:id="rId590" o:title=""/>
                 </v:shape>
-                <o:OLEObject Type="Embed" ProgID="Equation.AxMath" ShapeID="_x0000_i1265" DrawAspect="Content" ObjectID="_1850810690" r:id="rId591"/>
+                <o:OLEObject Type="Embed" ProgID="Equation.AxMath" ShapeID="_x0000_i1265" DrawAspect="Content" ObjectID="_1850812031" r:id="rId591"/>
               </w:object>
             </w:r>
           </w:p>
@@ -17250,7 +17250,7 @@
                 <v:shape id="_x0000_i1266" type="#_x0000_t75" style="width:20.95pt;height:17.75pt" o:ole="">
                   <v:imagedata r:id="rId590" o:title=""/>
                 </v:shape>
-                <o:OLEObject Type="Embed" ProgID="Equation.AxMath" ShapeID="_x0000_i1266" DrawAspect="Content" ObjectID="_1850810691" r:id="rId592"/>
+                <o:OLEObject Type="Embed" ProgID="Equation.AxMath" ShapeID="_x0000_i1266" DrawAspect="Content" ObjectID="_1850812032" r:id="rId592"/>
               </w:object>
             </w:r>
           </w:p>
@@ -17276,7 +17276,7 @@
                 <v:shape id="_x0000_i1267" type="#_x0000_t75" style="width:20.95pt;height:17.75pt" o:ole="">
                   <v:imagedata r:id="rId590" o:title=""/>
                 </v:shape>
-                <o:OLEObject Type="Embed" ProgID="Equation.AxMath" ShapeID="_x0000_i1267" DrawAspect="Content" ObjectID="_1850810692" r:id="rId593"/>
+                <o:OLEObject Type="Embed" ProgID="Equation.AxMath" ShapeID="_x0000_i1267" DrawAspect="Content" ObjectID="_1850812033" r:id="rId593"/>
               </w:object>
             </w:r>
           </w:p>
@@ -17302,7 +17302,7 @@
                 <v:shape id="_x0000_i1268" type="#_x0000_t75" style="width:20.95pt;height:17.75pt" o:ole="">
                   <v:imagedata r:id="rId590" o:title=""/>
                 </v:shape>
-                <o:OLEObject Type="Embed" ProgID="Equation.AxMath" ShapeID="_x0000_i1268" DrawAspect="Content" ObjectID="_1850810693" r:id="rId594"/>
+                <o:OLEObject Type="Embed" ProgID="Equation.AxMath" ShapeID="_x0000_i1268" DrawAspect="Content" ObjectID="_1850812034" r:id="rId594"/>
               </w:object>
             </w:r>
           </w:p>
@@ -17328,7 +17328,7 @@
                 <v:shape id="_x0000_i1269" type="#_x0000_t75" style="width:20.95pt;height:17.75pt" o:ole="">
                   <v:imagedata r:id="rId590" o:title=""/>
                 </v:shape>
-                <o:OLEObject Type="Embed" ProgID="Equation.AxMath" ShapeID="_x0000_i1269" DrawAspect="Content" ObjectID="_1850810694" r:id="rId595"/>
+                <o:OLEObject Type="Embed" ProgID="Equation.AxMath" ShapeID="_x0000_i1269" DrawAspect="Content" ObjectID="_1850812035" r:id="rId595"/>
               </w:object>
             </w:r>
           </w:p>
@@ -18012,7 +18012,7 @@
                 <v:shape id="_x0000_i1270" type="#_x0000_t75" style="width:10.5pt;height:17.75pt" o:ole="">
                   <v:imagedata r:id="rId588" o:title=""/>
                 </v:shape>
-                <o:OLEObject Type="Embed" ProgID="Equation.AxMath" ShapeID="_x0000_i1270" DrawAspect="Content" ObjectID="_1850810695" r:id="rId596"/>
+                <o:OLEObject Type="Embed" ProgID="Equation.AxMath" ShapeID="_x0000_i1270" DrawAspect="Content" ObjectID="_1850812036" r:id="rId596"/>
               </w:object>
             </w:r>
           </w:p>
@@ -18038,7 +18038,7 @@
                 <v:shape id="_x0000_i1271" type="#_x0000_t75" style="width:20.95pt;height:17.75pt" o:ole="">
                   <v:imagedata r:id="rId590" o:title=""/>
                 </v:shape>
-                <o:OLEObject Type="Embed" ProgID="Equation.AxMath" ShapeID="_x0000_i1271" DrawAspect="Content" ObjectID="_1850810696" r:id="rId597"/>
+                <o:OLEObject Type="Embed" ProgID="Equation.AxMath" ShapeID="_x0000_i1271" DrawAspect="Content" ObjectID="_1850812037" r:id="rId597"/>
               </w:object>
             </w:r>
           </w:p>
@@ -18064,7 +18064,7 @@
                 <v:shape id="_x0000_i1272" type="#_x0000_t75" style="width:20.95pt;height:17.75pt" o:ole="">
                   <v:imagedata r:id="rId590" o:title=""/>
                 </v:shape>
-                <o:OLEObject Type="Embed" ProgID="Equation.AxMath" ShapeID="_x0000_i1272" DrawAspect="Content" ObjectID="_1850810697" r:id="rId598"/>
+                <o:OLEObject Type="Embed" ProgID="Equation.AxMath" ShapeID="_x0000_i1272" DrawAspect="Content" ObjectID="_1850812038" r:id="rId598"/>
               </w:object>
             </w:r>
           </w:p>
@@ -18090,7 +18090,7 @@
                 <v:shape id="_x0000_i1273" type="#_x0000_t75" style="width:20.95pt;height:17.75pt" o:ole="">
                   <v:imagedata r:id="rId590" o:title=""/>
                 </v:shape>
-                <o:OLEObject Type="Embed" ProgID="Equation.AxMath" ShapeID="_x0000_i1273" DrawAspect="Content" ObjectID="_1850810698" r:id="rId599"/>
+                <o:OLEObject Type="Embed" ProgID="Equation.AxMath" ShapeID="_x0000_i1273" DrawAspect="Content" ObjectID="_1850812039" r:id="rId599"/>
               </w:object>
             </w:r>
           </w:p>
@@ -18116,7 +18116,7 @@
                 <v:shape id="_x0000_i1274" type="#_x0000_t75" style="width:20.95pt;height:17.75pt" o:ole="">
                   <v:imagedata r:id="rId590" o:title=""/>
                 </v:shape>
-                <o:OLEObject Type="Embed" ProgID="Equation.AxMath" ShapeID="_x0000_i1274" DrawAspect="Content" ObjectID="_1850810699" r:id="rId600"/>
+                <o:OLEObject Type="Embed" ProgID="Equation.AxMath" ShapeID="_x0000_i1274" DrawAspect="Content" ObjectID="_1850812040" r:id="rId600"/>
               </w:object>
             </w:r>
           </w:p>
@@ -18142,7 +18142,7 @@
                 <v:shape id="_x0000_i1275" type="#_x0000_t75" style="width:20.95pt;height:17.75pt" o:ole="">
                   <v:imagedata r:id="rId590" o:title=""/>
                 </v:shape>
-                <o:OLEObject Type="Embed" ProgID="Equation.AxMath" ShapeID="_x0000_i1275" DrawAspect="Content" ObjectID="_1850810700" r:id="rId601"/>
+                <o:OLEObject Type="Embed" ProgID="Equation.AxMath" ShapeID="_x0000_i1275" DrawAspect="Content" ObjectID="_1850812041" r:id="rId601"/>
               </w:object>
             </w:r>
           </w:p>
@@ -18760,7 +18760,7 @@
           <v:shape id="_x0000_i1276" type="#_x0000_t75" style="width:16.85pt;height:17.75pt" o:ole="">
             <v:imagedata r:id="rId68" o:title=""/>
           </v:shape>
-          <o:OLEObject Type="Embed" ProgID="Equation.AxMath" ShapeID="_x0000_i1276" DrawAspect="Content" ObjectID="_1850810701" r:id="rId602"/>
+          <o:OLEObject Type="Embed" ProgID="Equation.AxMath" ShapeID="_x0000_i1276" DrawAspect="Content" ObjectID="_1850812042" r:id="rId602"/>
         </w:object>
       </w:r>
       <w:r>
@@ -19217,7 +19217,7 @@
           <v:shape id="_x0000_i1277" type="#_x0000_t75" style="width:66.55pt;height:17.75pt" o:ole="">
             <v:imagedata r:id="rId604" o:title=""/>
           </v:shape>
-          <o:OLEObject Type="Embed" ProgID="Equation.AxMath" ShapeID="_x0000_i1277" DrawAspect="Content" ObjectID="_1850810702" r:id="rId605"/>
+          <o:OLEObject Type="Embed" ProgID="Equation.AxMath" ShapeID="_x0000_i1277" DrawAspect="Content" ObjectID="_1850812043" r:id="rId605"/>
         </w:object>
       </w:r>
       <w:r>
@@ -19452,7 +19452,7 @@
                 <v:shape id="_x0000_i117721" type="#_x0000_t75" style="width:264.75pt;height:25.05pt" o:ole="">
                   <v:imagedata r:id="rId606" o:title=""/>
                 </v:shape>
-                <o:OLEObject Type="Embed" ProgID="Equation.AxMath" ShapeID="_x0000_i117721" DrawAspect="Content" ObjectID="_1850810703" r:id="rId607"/>
+                <o:OLEObject Type="Embed" ProgID="Equation.AxMath" ShapeID="_x0000_i117721" DrawAspect="Content" ObjectID="_1850812044" r:id="rId607"/>
               </w:object>
             </w:r>
           </w:p>
@@ -19523,7 +19523,7 @@
           <v:shape id="_x0000_i1288" type="#_x0000_t75" style="width:57.85pt;height:18.25pt" o:ole="">
             <v:imagedata r:id="rId608" o:title=""/>
           </v:shape>
-          <o:OLEObject Type="Embed" ProgID="Equation.AxMath" ShapeID="_x0000_i1288" DrawAspect="Content" ObjectID="_1850810704" r:id="rId609"/>
+          <o:OLEObject Type="Embed" ProgID="Equation.AxMath" ShapeID="_x0000_i1288" DrawAspect="Content" ObjectID="_1850812045" r:id="rId609"/>
         </w:object>
       </w:r>
       <w:r>
@@ -19546,7 +19546,7 @@
           <v:shape id="_x0000_i1289" type="#_x0000_t75" style="width:183.65pt;height:34.65pt" o:ole="">
             <v:imagedata r:id="rId610" o:title=""/>
           </v:shape>
-          <o:OLEObject Type="Embed" ProgID="Equation.AxMath" ShapeID="_x0000_i1289" DrawAspect="Content" ObjectID="_1850810705" r:id="rId611"/>
+          <o:OLEObject Type="Embed" ProgID="Equation.AxMath" ShapeID="_x0000_i1289" DrawAspect="Content" ObjectID="_1850812046" r:id="rId611"/>
         </w:object>
       </w:r>
     </w:p>
@@ -19581,7 +19581,7 @@
           <v:shape id="_x0000_i196068" type="#_x0000_t75" style="width:258.85pt;height:34.2pt" o:ole="">
             <v:imagedata r:id="rId612" o:title=""/>
           </v:shape>
-          <o:OLEObject Type="Embed" ProgID="Equation.AxMath" ShapeID="_x0000_i196068" DrawAspect="Content" ObjectID="_1850810706" r:id="rId613"/>
+          <o:OLEObject Type="Embed" ProgID="Equation.AxMath" ShapeID="_x0000_i196068" DrawAspect="Content" ObjectID="_1850812047" r:id="rId613"/>
         </w:object>
       </w:r>
     </w:p>
@@ -19642,7 +19642,7 @@
           <v:shape id="_x0000_i196069" type="#_x0000_t75" style="width:35.1pt;height:18.25pt" o:ole="">
             <v:imagedata r:id="rId614" o:title=""/>
           </v:shape>
-          <o:OLEObject Type="Embed" ProgID="Equation.AxMath" ShapeID="_x0000_i196069" DrawAspect="Content" ObjectID="_1850810707" r:id="rId615"/>
+          <o:OLEObject Type="Embed" ProgID="Equation.AxMath" ShapeID="_x0000_i196069" DrawAspect="Content" ObjectID="_1850812048" r:id="rId615"/>
         </w:object>
       </w:r>
       <w:r>
@@ -19659,7 +19659,7 @@
           <v:shape id="_x0000_i196070" type="#_x0000_t75" style="width:50.6pt;height:18.25pt" o:ole="">
             <v:imagedata r:id="rId616" o:title=""/>
           </v:shape>
-          <o:OLEObject Type="Embed" ProgID="Equation.AxMath" ShapeID="_x0000_i196070" DrawAspect="Content" ObjectID="_1850810708" r:id="rId617"/>
+          <o:OLEObject Type="Embed" ProgID="Equation.AxMath" ShapeID="_x0000_i196070" DrawAspect="Content" ObjectID="_1850812049" r:id="rId617"/>
         </w:object>
       </w:r>
       <w:r>
@@ -19706,7 +19706,7 @@
           <v:shape id="_x0000_i1290" type="#_x0000_t75" style="width:199.6pt;height:18.25pt" o:ole="">
             <v:imagedata r:id="rId618" o:title=""/>
           </v:shape>
-          <o:OLEObject Type="Embed" ProgID="Equation.AxMath" ShapeID="_x0000_i1290" DrawAspect="Content" ObjectID="_1850810709" r:id="rId619"/>
+          <o:OLEObject Type="Embed" ProgID="Equation.AxMath" ShapeID="_x0000_i1290" DrawAspect="Content" ObjectID="_1850812050" r:id="rId619"/>
         </w:object>
       </w:r>
     </w:p>
@@ -19740,7 +19740,7 @@
           <v:shape id="_x0000_i1293" type="#_x0000_t75" style="width:30.55pt;height:17.75pt" o:ole="">
             <v:imagedata r:id="rId74" o:title=""/>
           </v:shape>
-          <o:OLEObject Type="Embed" ProgID="Equation.AxMath" ShapeID="_x0000_i1293" DrawAspect="Content" ObjectID="_1850810710" r:id="rId620"/>
+          <o:OLEObject Type="Embed" ProgID="Equation.AxMath" ShapeID="_x0000_i1293" DrawAspect="Content" ObjectID="_1850812051" r:id="rId620"/>
         </w:object>
       </w:r>
       <w:r>
@@ -19763,7 +19763,7 @@
           <v:shape id="_x0000_i1294" type="#_x0000_t75" style="width:30.55pt;height:17.75pt" o:ole="">
             <v:imagedata r:id="rId74" o:title=""/>
           </v:shape>
-          <o:OLEObject Type="Embed" ProgID="Equation.AxMath" ShapeID="_x0000_i1294" DrawAspect="Content" ObjectID="_1850810711" r:id="rId621"/>
+          <o:OLEObject Type="Embed" ProgID="Equation.AxMath" ShapeID="_x0000_i1294" DrawAspect="Content" ObjectID="_1850812052" r:id="rId621"/>
         </w:object>
       </w:r>
       <w:r>
@@ -19791,7 +19791,7 @@
           <v:shape id="_x0000_i1295" type="#_x0000_t75" style="width:9.55pt;height:17.75pt" o:ole="">
             <v:imagedata r:id="rId622" o:title=""/>
           </v:shape>
-          <o:OLEObject Type="Embed" ProgID="Equation.AxMath" ShapeID="_x0000_i1295" DrawAspect="Content" ObjectID="_1850810712" r:id="rId623"/>
+          <o:OLEObject Type="Embed" ProgID="Equation.AxMath" ShapeID="_x0000_i1295" DrawAspect="Content" ObjectID="_1850812053" r:id="rId623"/>
         </w:object>
       </w:r>
       <w:r>
@@ -19808,7 +19808,7 @@
           <v:shape id="_x0000_i1296" type="#_x0000_t75" style="width:18.25pt;height:17.75pt" o:ole="">
             <v:imagedata r:id="rId624" o:title=""/>
           </v:shape>
-          <o:OLEObject Type="Embed" ProgID="Equation.AxMath" ShapeID="_x0000_i1296" DrawAspect="Content" ObjectID="_1850810713" r:id="rId625"/>
+          <o:OLEObject Type="Embed" ProgID="Equation.AxMath" ShapeID="_x0000_i1296" DrawAspect="Content" ObjectID="_1850812054" r:id="rId625"/>
         </w:object>
       </w:r>
       <w:r>
@@ -20012,7 +20012,7 @@
                 <v:shape id="_x0000_i1297" type="#_x0000_t75" style="width:10.5pt;height:17.75pt" o:ole="">
                   <v:imagedata r:id="rId588" o:title=""/>
                 </v:shape>
-                <o:OLEObject Type="Embed" ProgID="Equation.AxMath" ShapeID="_x0000_i1297" DrawAspect="Content" ObjectID="_1850810714" r:id="rId626"/>
+                <o:OLEObject Type="Embed" ProgID="Equation.AxMath" ShapeID="_x0000_i1297" DrawAspect="Content" ObjectID="_1850812055" r:id="rId626"/>
               </w:object>
             </w:r>
           </w:p>
@@ -20052,7 +20052,7 @@
                 <v:shape id="_x0000_i1298" type="#_x0000_t75" style="width:20.95pt;height:17.75pt" o:ole="">
                   <v:imagedata r:id="rId590" o:title=""/>
                 </v:shape>
-                <o:OLEObject Type="Embed" ProgID="Equation.AxMath" ShapeID="_x0000_i1298" DrawAspect="Content" ObjectID="_1850810715" r:id="rId627"/>
+                <o:OLEObject Type="Embed" ProgID="Equation.AxMath" ShapeID="_x0000_i1298" DrawAspect="Content" ObjectID="_1850812056" r:id="rId627"/>
               </w:object>
             </w:r>
           </w:p>
@@ -20078,7 +20078,7 @@
                 <v:shape id="_x0000_i1299" type="#_x0000_t75" style="width:20.95pt;height:17.75pt" o:ole="">
                   <v:imagedata r:id="rId590" o:title=""/>
                 </v:shape>
-                <o:OLEObject Type="Embed" ProgID="Equation.AxMath" ShapeID="_x0000_i1299" DrawAspect="Content" ObjectID="_1850810716" r:id="rId628"/>
+                <o:OLEObject Type="Embed" ProgID="Equation.AxMath" ShapeID="_x0000_i1299" DrawAspect="Content" ObjectID="_1850812057" r:id="rId628"/>
               </w:object>
             </w:r>
           </w:p>
@@ -20104,7 +20104,7 @@
                 <v:shape id="_x0000_i1300" type="#_x0000_t75" style="width:20.95pt;height:17.75pt" o:ole="">
                   <v:imagedata r:id="rId590" o:title=""/>
                 </v:shape>
-                <o:OLEObject Type="Embed" ProgID="Equation.AxMath" ShapeID="_x0000_i1300" DrawAspect="Content" ObjectID="_1850810717" r:id="rId629"/>
+                <o:OLEObject Type="Embed" ProgID="Equation.AxMath" ShapeID="_x0000_i1300" DrawAspect="Content" ObjectID="_1850812058" r:id="rId629"/>
               </w:object>
             </w:r>
           </w:p>
@@ -20130,7 +20130,7 @@
                 <v:shape id="_x0000_i1301" type="#_x0000_t75" style="width:20.95pt;height:17.75pt" o:ole="">
                   <v:imagedata r:id="rId590" o:title=""/>
                 </v:shape>
-                <o:OLEObject Type="Embed" ProgID="Equation.AxMath" ShapeID="_x0000_i1301" DrawAspect="Content" ObjectID="_1850810718" r:id="rId630"/>
+                <o:OLEObject Type="Embed" ProgID="Equation.AxMath" ShapeID="_x0000_i1301" DrawAspect="Content" ObjectID="_1850812059" r:id="rId630"/>
               </w:object>
             </w:r>
           </w:p>
@@ -21408,7 +21408,7 @@
           <v:shape id="_x0000_i1302" type="#_x0000_t75" style="width:9.55pt;height:17.75pt" o:ole="">
             <v:imagedata r:id="rId622" o:title=""/>
           </v:shape>
-          <o:OLEObject Type="Embed" ProgID="Equation.AxMath" ShapeID="_x0000_i1302" DrawAspect="Content" ObjectID="_1850810719" r:id="rId631"/>
+          <o:OLEObject Type="Embed" ProgID="Equation.AxMath" ShapeID="_x0000_i1302" DrawAspect="Content" ObjectID="_1850812060" r:id="rId631"/>
         </w:object>
       </w:r>
       <w:r>
@@ -21590,7 +21590,7 @@
           <v:shape id="_x0000_i196082" type="#_x0000_t75" style="width:85.65pt;height:17.75pt" o:ole="">
             <v:imagedata r:id="rId632" o:title=""/>
           </v:shape>
-          <o:OLEObject Type="Embed" ProgID="Equation.AxMath" ShapeID="_x0000_i196082" DrawAspect="Content" ObjectID="_1850810720" r:id="rId633"/>
+          <o:OLEObject Type="Embed" ProgID="Equation.AxMath" ShapeID="_x0000_i196082" DrawAspect="Content" ObjectID="_1850812061" r:id="rId633"/>
         </w:object>
       </w:r>
       <w:r>
@@ -21791,7 +21791,7 @@
           <v:shape id="_x0000_i1303" type="#_x0000_t75" style="width:68.8pt;height:17.75pt" o:ole="">
             <v:imagedata r:id="rId635" o:title=""/>
           </v:shape>
-          <o:OLEObject Type="Embed" ProgID="Equation.AxMath" ShapeID="_x0000_i1303" DrawAspect="Content" ObjectID="_1850810721" r:id="rId636"/>
+          <o:OLEObject Type="Embed" ProgID="Equation.AxMath" ShapeID="_x0000_i1303" DrawAspect="Content" ObjectID="_1850812062" r:id="rId636"/>
         </w:object>
       </w:r>
       <w:r>
@@ -21811,7 +21811,7 @@
           <v:shape id="_x0000_i1304" type="#_x0000_t75" style="width:9.1pt;height:18.25pt" o:ole="">
             <v:imagedata r:id="rId637" o:title=""/>
           </v:shape>
-          <o:OLEObject Type="Embed" ProgID="Equation.AxMath" ShapeID="_x0000_i1304" DrawAspect="Content" ObjectID="_1850810722" r:id="rId638"/>
+          <o:OLEObject Type="Embed" ProgID="Equation.AxMath" ShapeID="_x0000_i1304" DrawAspect="Content" ObjectID="_1850812063" r:id="rId638"/>
         </w:object>
       </w:r>
       <w:r>
@@ -21825,7 +21825,7 @@
           <v:shape id="_x0000_i1305" type="#_x0000_t75" style="width:46.95pt;height:18.25pt" o:ole="">
             <v:imagedata r:id="rId639" o:title=""/>
           </v:shape>
-          <o:OLEObject Type="Embed" ProgID="Equation.AxMath" ShapeID="_x0000_i1305" DrawAspect="Content" ObjectID="_1850810723" r:id="rId640"/>
+          <o:OLEObject Type="Embed" ProgID="Equation.AxMath" ShapeID="_x0000_i1305" DrawAspect="Content" ObjectID="_1850812064" r:id="rId640"/>
         </w:object>
       </w:r>
       <w:r>
@@ -21869,7 +21869,7 @@
           <v:shape id="_x0000_i1306" type="#_x0000_t75" style="width:8.65pt;height:18.25pt" o:ole="">
             <v:imagedata r:id="rId641" o:title=""/>
           </v:shape>
-          <o:OLEObject Type="Embed" ProgID="Equation.AxMath" ShapeID="_x0000_i1306" DrawAspect="Content" ObjectID="_1850810724" r:id="rId642"/>
+          <o:OLEObject Type="Embed" ProgID="Equation.AxMath" ShapeID="_x0000_i1306" DrawAspect="Content" ObjectID="_1850812065" r:id="rId642"/>
         </w:object>
       </w:r>
       <w:r>
@@ -21883,7 +21883,7 @@
           <v:shape id="_x0000_i1307" type="#_x0000_t75" style="width:53.3pt;height:17.75pt" o:ole="">
             <v:imagedata r:id="rId643" o:title=""/>
           </v:shape>
-          <o:OLEObject Type="Embed" ProgID="Equation.AxMath" ShapeID="_x0000_i1307" DrawAspect="Content" ObjectID="_1850810725" r:id="rId644"/>
+          <o:OLEObject Type="Embed" ProgID="Equation.AxMath" ShapeID="_x0000_i1307" DrawAspect="Content" ObjectID="_1850812066" r:id="rId644"/>
         </w:object>
       </w:r>
       <w:r>
@@ -21897,7 +21897,7 @@
           <v:shape id="_x0000_i1308" type="#_x0000_t75" style="width:15.95pt;height:17.75pt" o:ole="">
             <v:imagedata r:id="rId645" o:title=""/>
           </v:shape>
-          <o:OLEObject Type="Embed" ProgID="Equation.AxMath" ShapeID="_x0000_i1308" DrawAspect="Content" ObjectID="_1850810726" r:id="rId646"/>
+          <o:OLEObject Type="Embed" ProgID="Equation.AxMath" ShapeID="_x0000_i1308" DrawAspect="Content" ObjectID="_1850812067" r:id="rId646"/>
         </w:object>
       </w:r>
       <w:r>
@@ -22065,7 +22065,7 @@
           <v:shape id="_x0000_i1309" type="#_x0000_t75" style="width:133.05pt;height:18.7pt" o:ole="">
             <v:imagedata r:id="rId648" o:title=""/>
           </v:shape>
-          <o:OLEObject Type="Embed" ProgID="Equation.AxMath" ShapeID="_x0000_i1309" DrawAspect="Content" ObjectID="_1850810727" r:id="rId649"/>
+          <o:OLEObject Type="Embed" ProgID="Equation.AxMath" ShapeID="_x0000_i1309" DrawAspect="Content" ObjectID="_1850812068" r:id="rId649"/>
         </w:object>
       </w:r>
       <w:r>
@@ -22079,7 +22079,7 @@
           <v:shape id="_x0000_i1310" type="#_x0000_t75" style="width:8.65pt;height:18.25pt" o:ole="">
             <v:imagedata r:id="rId650" o:title=""/>
           </v:shape>
-          <o:OLEObject Type="Embed" ProgID="Equation.AxMath" ShapeID="_x0000_i1310" DrawAspect="Content" ObjectID="_1850810728" r:id="rId651"/>
+          <o:OLEObject Type="Embed" ProgID="Equation.AxMath" ShapeID="_x0000_i1310" DrawAspect="Content" ObjectID="_1850812069" r:id="rId651"/>
         </w:object>
       </w:r>
       <w:r>
@@ -22099,7 +22099,7 @@
           <v:shape id="_x0000_i1311" type="#_x0000_t75" style="width:156.75pt;height:18.7pt" o:ole="">
             <v:imagedata r:id="rId652" o:title=""/>
           </v:shape>
-          <o:OLEObject Type="Embed" ProgID="Equation.AxMath" ShapeID="_x0000_i1311" DrawAspect="Content" ObjectID="_1850810729" r:id="rId653"/>
+          <o:OLEObject Type="Embed" ProgID="Equation.AxMath" ShapeID="_x0000_i1311" DrawAspect="Content" ObjectID="_1850812070" r:id="rId653"/>
         </w:object>
       </w:r>
     </w:p>
@@ -22118,7 +22118,7 @@
           <v:shape id="_x0000_i1312" type="#_x0000_t75" style="width:25.95pt;height:18.7pt" o:ole="">
             <v:imagedata r:id="rId654" o:title=""/>
           </v:shape>
-          <o:OLEObject Type="Embed" ProgID="Equation.AxMath" ShapeID="_x0000_i1312" DrawAspect="Content" ObjectID="_1850810730" r:id="rId655"/>
+          <o:OLEObject Type="Embed" ProgID="Equation.AxMath" ShapeID="_x0000_i1312" DrawAspect="Content" ObjectID="_1850812071" r:id="rId655"/>
         </w:object>
       </w:r>
       <w:r>
@@ -22141,7 +22141,7 @@
           <v:shape id="_x0000_i1313" type="#_x0000_t75" style="width:25.95pt;height:18.7pt" o:ole="">
             <v:imagedata r:id="rId656" o:title=""/>
           </v:shape>
-          <o:OLEObject Type="Embed" ProgID="Equation.AxMath" ShapeID="_x0000_i1313" DrawAspect="Content" ObjectID="_1850810731" r:id="rId657"/>
+          <o:OLEObject Type="Embed" ProgID="Equation.AxMath" ShapeID="_x0000_i1313" DrawAspect="Content" ObjectID="_1850812072" r:id="rId657"/>
         </w:object>
       </w:r>
       <w:r>
@@ -22163,7 +22163,7 @@
           <v:shape id="_x0000_i1314" type="#_x0000_t75" style="width:23.25pt;height:18.7pt" o:ole="">
             <v:imagedata r:id="rId658" o:title=""/>
           </v:shape>
-          <o:OLEObject Type="Embed" ProgID="Equation.AxMath" ShapeID="_x0000_i1314" DrawAspect="Content" ObjectID="_1850810732" r:id="rId659"/>
+          <o:OLEObject Type="Embed" ProgID="Equation.AxMath" ShapeID="_x0000_i1314" DrawAspect="Content" ObjectID="_1850812073" r:id="rId659"/>
         </w:object>
       </w:r>
       <w:r>
@@ -22210,7 +22210,7 @@
           <v:shape id="_x0000_i1315" type="#_x0000_t75" style="width:10.95pt;height:19.15pt" o:ole="">
             <v:imagedata r:id="rId660" o:title=""/>
           </v:shape>
-          <o:OLEObject Type="Embed" ProgID="Equation.AxMath" ShapeID="_x0000_i1315" DrawAspect="Content" ObjectID="_1850810733" r:id="rId661"/>
+          <o:OLEObject Type="Embed" ProgID="Equation.AxMath" ShapeID="_x0000_i1315" DrawAspect="Content" ObjectID="_1850812074" r:id="rId661"/>
         </w:object>
       </w:r>
       <w:r>
@@ -22224,7 +22224,7 @@
           <v:shape id="_x0000_i1316" type="#_x0000_t75" style="width:16.85pt;height:19.15pt" o:ole="">
             <v:imagedata r:id="rId662" o:title=""/>
           </v:shape>
-          <o:OLEObject Type="Embed" ProgID="Equation.AxMath" ShapeID="_x0000_i1316" DrawAspect="Content" ObjectID="_1850810734" r:id="rId663"/>
+          <o:OLEObject Type="Embed" ProgID="Equation.AxMath" ShapeID="_x0000_i1316" DrawAspect="Content" ObjectID="_1850812075" r:id="rId663"/>
         </w:object>
       </w:r>
       <w:r>
@@ -22238,7 +22238,7 @@
           <v:shape id="_x0000_i1317" type="#_x0000_t75" style="width:16.85pt;height:19.15pt" o:ole="">
             <v:imagedata r:id="rId662" o:title=""/>
           </v:shape>
-          <o:OLEObject Type="Embed" ProgID="Equation.AxMath" ShapeID="_x0000_i1317" DrawAspect="Content" ObjectID="_1850810735" r:id="rId664"/>
+          <o:OLEObject Type="Embed" ProgID="Equation.AxMath" ShapeID="_x0000_i1317" DrawAspect="Content" ObjectID="_1850812076" r:id="rId664"/>
         </w:object>
       </w:r>
       <w:r>
@@ -22252,7 +22252,7 @@
           <v:shape id="_x0000_i1318" type="#_x0000_t75" style="width:32.8pt;height:19.15pt" o:ole="">
             <v:imagedata r:id="rId665" o:title=""/>
           </v:shape>
-          <o:OLEObject Type="Embed" ProgID="Equation.AxMath" ShapeID="_x0000_i1318" DrawAspect="Content" ObjectID="_1850810736" r:id="rId666"/>
+          <o:OLEObject Type="Embed" ProgID="Equation.AxMath" ShapeID="_x0000_i1318" DrawAspect="Content" ObjectID="_1850812077" r:id="rId666"/>
         </w:object>
       </w:r>
       <w:r>
@@ -22274,7 +22274,7 @@
           <v:shape id="_x0000_i1319" type="#_x0000_t75" style="width:36.45pt;height:19.15pt" o:ole="">
             <v:imagedata r:id="rId667" o:title=""/>
           </v:shape>
-          <o:OLEObject Type="Embed" ProgID="Equation.AxMath" ShapeID="_x0000_i1319" DrawAspect="Content" ObjectID="_1850810737" r:id="rId668"/>
+          <o:OLEObject Type="Embed" ProgID="Equation.AxMath" ShapeID="_x0000_i1319" DrawAspect="Content" ObjectID="_1850812078" r:id="rId668"/>
         </w:object>
       </w:r>
       <w:r>
@@ -22294,7 +22294,7 @@
           <v:shape id="_x0000_i1320" type="#_x0000_t75" style="width:181.8pt;height:38.75pt" o:ole="">
             <v:imagedata r:id="rId669" o:title=""/>
           </v:shape>
-          <o:OLEObject Type="Embed" ProgID="Equation.AxMath" ShapeID="_x0000_i1320" DrawAspect="Content" ObjectID="_1850810738" r:id="rId670"/>
+          <o:OLEObject Type="Embed" ProgID="Equation.AxMath" ShapeID="_x0000_i1320" DrawAspect="Content" ObjectID="_1850812079" r:id="rId670"/>
         </w:object>
       </w:r>
     </w:p>
@@ -22313,7 +22313,7 @@
           <v:shape id="_x0000_i1321" type="#_x0000_t75" style="width:25.5pt;height:17.75pt" o:ole="">
             <v:imagedata r:id="rId671" o:title=""/>
           </v:shape>
-          <o:OLEObject Type="Embed" ProgID="Equation.AxMath" ShapeID="_x0000_i1321" DrawAspect="Content" ObjectID="_1850810739" r:id="rId672"/>
+          <o:OLEObject Type="Embed" ProgID="Equation.AxMath" ShapeID="_x0000_i1321" DrawAspect="Content" ObjectID="_1850812080" r:id="rId672"/>
         </w:object>
       </w:r>
       <w:r>
@@ -22341,7 +22341,7 @@
           <v:shape id="_x0000_i1322" type="#_x0000_t75" style="width:216.9pt;height:19.6pt" o:ole="">
             <v:imagedata r:id="rId673" o:title=""/>
           </v:shape>
-          <o:OLEObject Type="Embed" ProgID="Equation.AxMath" ShapeID="_x0000_i1322" DrawAspect="Content" ObjectID="_1850810740" r:id="rId674"/>
+          <o:OLEObject Type="Embed" ProgID="Equation.AxMath" ShapeID="_x0000_i1322" DrawAspect="Content" ObjectID="_1850812081" r:id="rId674"/>
         </w:object>
       </w:r>
     </w:p>
@@ -22366,7 +22366,7 @@
           <v:shape id="_x0000_i1323" type="#_x0000_t75" style="width:394.2pt;height:27.35pt" o:ole="">
             <v:imagedata r:id="rId675" o:title=""/>
           </v:shape>
-          <o:OLEObject Type="Embed" ProgID="Equation.AxMath" ShapeID="_x0000_i1323" DrawAspect="Content" ObjectID="_1850810741" r:id="rId676"/>
+          <o:OLEObject Type="Embed" ProgID="Equation.AxMath" ShapeID="_x0000_i1323" DrawAspect="Content" ObjectID="_1850812082" r:id="rId676"/>
         </w:object>
       </w:r>
     </w:p>
@@ -22385,7 +22385,7 @@
           <v:shape id="_x0000_i1324" type="#_x0000_t75" style="width:24.6pt;height:17.75pt" o:ole="">
             <v:imagedata r:id="rId677" o:title=""/>
           </v:shape>
-          <o:OLEObject Type="Embed" ProgID="Equation.AxMath" ShapeID="_x0000_i1324" DrawAspect="Content" ObjectID="_1850810742" r:id="rId678"/>
+          <o:OLEObject Type="Embed" ProgID="Equation.AxMath" ShapeID="_x0000_i1324" DrawAspect="Content" ObjectID="_1850812083" r:id="rId678"/>
         </w:object>
       </w:r>
       <w:r>
@@ -22399,7 +22399,7 @@
           <v:shape id="_x0000_i1325" type="#_x0000_t75" style="width:25.5pt;height:17.75pt" o:ole="">
             <v:imagedata r:id="rId679" o:title=""/>
           </v:shape>
-          <o:OLEObject Type="Embed" ProgID="Equation.AxMath" ShapeID="_x0000_i1325" DrawAspect="Content" ObjectID="_1850810743" r:id="rId680"/>
+          <o:OLEObject Type="Embed" ProgID="Equation.AxMath" ShapeID="_x0000_i1325" DrawAspect="Content" ObjectID="_1850812084" r:id="rId680"/>
         </w:object>
       </w:r>
       <w:r>
@@ -22425,7 +22425,7 @@
           <v:shape id="_x0000_i1326" type="#_x0000_t75" style="width:38.3pt;height:17.75pt" o:ole="">
             <v:imagedata r:id="rId681" o:title=""/>
           </v:shape>
-          <o:OLEObject Type="Embed" ProgID="Equation.AxMath" ShapeID="_x0000_i1326" DrawAspect="Content" ObjectID="_1850810744" r:id="rId682"/>
+          <o:OLEObject Type="Embed" ProgID="Equation.AxMath" ShapeID="_x0000_i1326" DrawAspect="Content" ObjectID="_1850812085" r:id="rId682"/>
         </w:object>
       </w:r>
       <w:r>
@@ -22439,7 +22439,7 @@
           <v:shape id="_x0000_i1327" type="#_x0000_t75" style="width:44.2pt;height:17.75pt" o:ole="">
             <v:imagedata r:id="rId683" o:title=""/>
           </v:shape>
-          <o:OLEObject Type="Embed" ProgID="Equation.AxMath" ShapeID="_x0000_i1327" DrawAspect="Content" ObjectID="_1850810745" r:id="rId684"/>
+          <o:OLEObject Type="Embed" ProgID="Equation.AxMath" ShapeID="_x0000_i1327" DrawAspect="Content" ObjectID="_1850812086" r:id="rId684"/>
         </w:object>
       </w:r>
       <w:r>
@@ -22453,7 +22453,7 @@
           <v:shape id="_x0000_i1328" type="#_x0000_t75" style="width:19.6pt;height:17.75pt" o:ole="">
             <v:imagedata r:id="rId685" o:title=""/>
           </v:shape>
-          <o:OLEObject Type="Embed" ProgID="Equation.AxMath" ShapeID="_x0000_i1328" DrawAspect="Content" ObjectID="_1850810746" r:id="rId686"/>
+          <o:OLEObject Type="Embed" ProgID="Equation.AxMath" ShapeID="_x0000_i1328" DrawAspect="Content" ObjectID="_1850812087" r:id="rId686"/>
         </w:object>
       </w:r>
       <w:r>
@@ -22560,7 +22560,7 @@
                 <v:shape id="_x0000_i1329" type="#_x0000_t75" style="width:16.85pt;height:17.75pt" o:ole="">
                   <v:imagedata r:id="rId687" o:title=""/>
                 </v:shape>
-                <o:OLEObject Type="Embed" ProgID="Equation.AxMath" ShapeID="_x0000_i1329" DrawAspect="Content" ObjectID="_1850810747" r:id="rId688"/>
+                <o:OLEObject Type="Embed" ProgID="Equation.AxMath" ShapeID="_x0000_i1329" DrawAspect="Content" ObjectID="_1850812088" r:id="rId688"/>
               </w:object>
             </w:r>
           </w:p>
@@ -22595,7 +22595,7 @@
                 <v:shape id="_x0000_i1330" type="#_x0000_t75" style="width:22.8pt;height:17.75pt" o:ole="">
                   <v:imagedata r:id="rId689" o:title=""/>
                 </v:shape>
-                <o:OLEObject Type="Embed" ProgID="Equation.AxMath" ShapeID="_x0000_i1330" DrawAspect="Content" ObjectID="_1850810748" r:id="rId690"/>
+                <o:OLEObject Type="Embed" ProgID="Equation.AxMath" ShapeID="_x0000_i1330" DrawAspect="Content" ObjectID="_1850812089" r:id="rId690"/>
               </w:object>
             </w:r>
             <w:r>
@@ -22997,7 +22997,7 @@
           <v:shape id="_x0000_i1331" type="#_x0000_t75" style="width:73.8pt;height:18.25pt" o:ole="">
             <v:imagedata r:id="rId691" o:title=""/>
           </v:shape>
-          <o:OLEObject Type="Embed" ProgID="Equation.AxMath" ShapeID="_x0000_i1331" DrawAspect="Content" ObjectID="_1850810749" r:id="rId692"/>
+          <o:OLEObject Type="Embed" ProgID="Equation.AxMath" ShapeID="_x0000_i1331" DrawAspect="Content" ObjectID="_1850812090" r:id="rId692"/>
         </w:object>
       </w:r>
       <w:r>
@@ -23011,7 +23011,7 @@
           <v:shape id="_x0000_i1332" type="#_x0000_t75" style="width:73.8pt;height:18.25pt" o:ole="">
             <v:imagedata r:id="rId693" o:title=""/>
           </v:shape>
-          <o:OLEObject Type="Embed" ProgID="Equation.AxMath" ShapeID="_x0000_i1332" DrawAspect="Content" ObjectID="_1850810750" r:id="rId694"/>
+          <o:OLEObject Type="Embed" ProgID="Equation.AxMath" ShapeID="_x0000_i1332" DrawAspect="Content" ObjectID="_1850812091" r:id="rId694"/>
         </w:object>
       </w:r>
       <w:r>
@@ -23065,7 +23065,7 @@
           <v:shape id="_x0000_i1333" type="#_x0000_t75" style="width:236.95pt;height:36.9pt" o:ole="">
             <v:imagedata r:id="rId695" o:title=""/>
           </v:shape>
-          <o:OLEObject Type="Embed" ProgID="Equation.AxMath" ShapeID="_x0000_i1333" DrawAspect="Content" ObjectID="_1850810751" r:id="rId696"/>
+          <o:OLEObject Type="Embed" ProgID="Equation.AxMath" ShapeID="_x0000_i1333" DrawAspect="Content" ObjectID="_1850812092" r:id="rId696"/>
         </w:object>
       </w:r>
     </w:p>
@@ -23084,7 +23084,7 @@
           <v:shape id="_x0000_i1334" type="#_x0000_t75" style="width:35.1pt;height:19.15pt" o:ole="">
             <v:imagedata r:id="rId697" o:title=""/>
           </v:shape>
-          <o:OLEObject Type="Embed" ProgID="Equation.AxMath" ShapeID="_x0000_i1334" DrawAspect="Content" ObjectID="_1850810752" r:id="rId698"/>
+          <o:OLEObject Type="Embed" ProgID="Equation.AxMath" ShapeID="_x0000_i1334" DrawAspect="Content" ObjectID="_1850812093" r:id="rId698"/>
         </w:object>
       </w:r>
       <w:r>
@@ -23098,7 +23098,7 @@
           <v:shape id="_x0000_i1335" type="#_x0000_t75" style="width:37.8pt;height:19.15pt" o:ole="">
             <v:imagedata r:id="rId699" o:title=""/>
           </v:shape>
-          <o:OLEObject Type="Embed" ProgID="Equation.AxMath" ShapeID="_x0000_i1335" DrawAspect="Content" ObjectID="_1850810753" r:id="rId700"/>
+          <o:OLEObject Type="Embed" ProgID="Equation.AxMath" ShapeID="_x0000_i1335" DrawAspect="Content" ObjectID="_1850812094" r:id="rId700"/>
         </w:object>
       </w:r>
       <w:r>
@@ -23164,7 +23164,7 @@
           <v:shape id="_x0000_i1336" type="#_x0000_t75" style="width:67.9pt;height:18.7pt" o:ole="">
             <v:imagedata r:id="rId701" o:title=""/>
           </v:shape>
-          <o:OLEObject Type="Embed" ProgID="Equation.AxMath" ShapeID="_x0000_i1336" DrawAspect="Content" ObjectID="_1850810754" r:id="rId702"/>
+          <o:OLEObject Type="Embed" ProgID="Equation.AxMath" ShapeID="_x0000_i1336" DrawAspect="Content" ObjectID="_1850812095" r:id="rId702"/>
         </w:object>
       </w:r>
     </w:p>
@@ -23186,7 +23186,7 @@
           <v:shape id="_x0000_i1337" type="#_x0000_t75" style="width:9.1pt;height:17.75pt" o:ole="">
             <v:imagedata r:id="rId703" o:title=""/>
           </v:shape>
-          <o:OLEObject Type="Embed" ProgID="Equation.AxMath" ShapeID="_x0000_i1337" DrawAspect="Content" ObjectID="_1850810755" r:id="rId704"/>
+          <o:OLEObject Type="Embed" ProgID="Equation.AxMath" ShapeID="_x0000_i1337" DrawAspect="Content" ObjectID="_1850812096" r:id="rId704"/>
         </w:object>
       </w:r>
       <w:r>
@@ -23209,7 +23209,7 @@
           <v:shape id="_x0000_i1338" type="#_x0000_t75" style="width:69.25pt;height:18.7pt" o:ole="">
             <v:imagedata r:id="rId705" o:title=""/>
           </v:shape>
-          <o:OLEObject Type="Embed" ProgID="Equation.AxMath" ShapeID="_x0000_i1338" DrawAspect="Content" ObjectID="_1850810756" r:id="rId706"/>
+          <o:OLEObject Type="Embed" ProgID="Equation.AxMath" ShapeID="_x0000_i1338" DrawAspect="Content" ObjectID="_1850812097" r:id="rId706"/>
         </w:object>
       </w:r>
     </w:p>
@@ -23287,7 +23287,7 @@
                 <v:shape id="_x0000_i117710" type="#_x0000_t75" style="width:163.15pt;height:37.35pt" o:ole="">
                   <v:imagedata r:id="rId707" o:title=""/>
                 </v:shape>
-                <o:OLEObject Type="Embed" ProgID="Equation.AxMath" ShapeID="_x0000_i117710" DrawAspect="Content" ObjectID="_1850810757" r:id="rId708"/>
+                <o:OLEObject Type="Embed" ProgID="Equation.AxMath" ShapeID="_x0000_i117710" DrawAspect="Content" ObjectID="_1850812098" r:id="rId708"/>
               </w:object>
             </w:r>
           </w:p>
@@ -23356,7 +23356,7 @@
           <v:shape id="_x0000_i1340" type="#_x0000_t75" style="width:34.65pt;height:18.7pt" o:ole="">
             <v:imagedata r:id="rId709" o:title=""/>
           </v:shape>
-          <o:OLEObject Type="Embed" ProgID="Equation.AxMath" ShapeID="_x0000_i1340" DrawAspect="Content" ObjectID="_1850810758" r:id="rId710"/>
+          <o:OLEObject Type="Embed" ProgID="Equation.AxMath" ShapeID="_x0000_i1340" DrawAspect="Content" ObjectID="_1850812099" r:id="rId710"/>
         </w:object>
       </w:r>
       <w:r>
@@ -23379,7 +23379,7 @@
           <v:shape id="_x0000_i1341" type="#_x0000_t75" style="width:155.85pt;height:32.8pt" o:ole="">
             <v:imagedata r:id="rId711" o:title=""/>
           </v:shape>
-          <o:OLEObject Type="Embed" ProgID="Equation.AxMath" ShapeID="_x0000_i1341" DrawAspect="Content" ObjectID="_1850810759" r:id="rId712"/>
+          <o:OLEObject Type="Embed" ProgID="Equation.AxMath" ShapeID="_x0000_i1341" DrawAspect="Content" ObjectID="_1850812100" r:id="rId712"/>
         </w:object>
       </w:r>
     </w:p>
@@ -23407,7 +23407,7 @@
           <v:shape id="_x0000_i1342" type="#_x0000_t75" style="width:101.6pt;height:32.8pt" o:ole="">
             <v:imagedata r:id="rId713" o:title=""/>
           </v:shape>
-          <o:OLEObject Type="Embed" ProgID="Equation.AxMath" ShapeID="_x0000_i1342" DrawAspect="Content" ObjectID="_1850810760" r:id="rId714"/>
+          <o:OLEObject Type="Embed" ProgID="Equation.AxMath" ShapeID="_x0000_i1342" DrawAspect="Content" ObjectID="_1850812101" r:id="rId714"/>
         </w:object>
       </w:r>
     </w:p>
@@ -23435,7 +23435,7 @@
           <v:shape id="_x0000_i1343" type="#_x0000_t75" style="width:149.9pt;height:32.8pt" o:ole="">
             <v:imagedata r:id="rId715" o:title=""/>
           </v:shape>
-          <o:OLEObject Type="Embed" ProgID="Equation.AxMath" ShapeID="_x0000_i1343" DrawAspect="Content" ObjectID="_1850810761" r:id="rId716"/>
+          <o:OLEObject Type="Embed" ProgID="Equation.AxMath" ShapeID="_x0000_i1343" DrawAspect="Content" ObjectID="_1850812102" r:id="rId716"/>
         </w:object>
       </w:r>
     </w:p>
@@ -23452,7 +23452,7 @@
           <v:shape id="_x0000_i1344" type="#_x0000_t75" style="width:126.25pt;height:32.8pt" o:ole="">
             <v:imagedata r:id="rId717" o:title=""/>
           </v:shape>
-          <o:OLEObject Type="Embed" ProgID="Equation.AxMath" ShapeID="_x0000_i1344" DrawAspect="Content" ObjectID="_1850810762" r:id="rId718"/>
+          <o:OLEObject Type="Embed" ProgID="Equation.AxMath" ShapeID="_x0000_i1344" DrawAspect="Content" ObjectID="_1850812103" r:id="rId718"/>
         </w:object>
       </w:r>
     </w:p>
@@ -23539,7 +23539,7 @@
                 <v:shape id="_x0000_i128924" type="#_x0000_t75" style="width:128.5pt;height:33.25pt" o:ole="">
                   <v:imagedata r:id="rId719" o:title=""/>
                 </v:shape>
-                <o:OLEObject Type="Embed" ProgID="Equation.AxMath" ShapeID="_x0000_i128924" DrawAspect="Content" ObjectID="_1850810763" r:id="rId720"/>
+                <o:OLEObject Type="Embed" ProgID="Equation.AxMath" ShapeID="_x0000_i128924" DrawAspect="Content" ObjectID="_1850812104" r:id="rId720"/>
               </w:object>
             </w:r>
           </w:p>
@@ -23622,7 +23622,7 @@
           <v:shape id="_x0000_i1348" type="#_x0000_t75" style="width:244.7pt;height:19.15pt" o:ole="">
             <v:imagedata r:id="rId721" o:title=""/>
           </v:shape>
-          <o:OLEObject Type="Embed" ProgID="Equation.AxMath" ShapeID="_x0000_i1348" DrawAspect="Content" ObjectID="_1850810764" r:id="rId722"/>
+          <o:OLEObject Type="Embed" ProgID="Equation.AxMath" ShapeID="_x0000_i1348" DrawAspect="Content" ObjectID="_1850812105" r:id="rId722"/>
         </w:object>
       </w:r>
     </w:p>
@@ -23644,7 +23644,7 @@
           <v:shape id="_x0000_i1349" type="#_x0000_t75" style="width:8.65pt;height:17.75pt" o:ole="">
             <v:imagedata r:id="rId66" o:title=""/>
           </v:shape>
-          <o:OLEObject Type="Embed" ProgID="Equation.AxMath" ShapeID="_x0000_i1349" DrawAspect="Content" ObjectID="_1850810765" r:id="rId723"/>
+          <o:OLEObject Type="Embed" ProgID="Equation.AxMath" ShapeID="_x0000_i1349" DrawAspect="Content" ObjectID="_1850812106" r:id="rId723"/>
         </w:object>
       </w:r>
       <w:r>
@@ -23667,7 +23667,7 @@
           <v:shape id="_x0000_i1350" type="#_x0000_t75" style="width:71.55pt;height:36.45pt" o:ole="">
             <v:imagedata r:id="rId724" o:title=""/>
           </v:shape>
-          <o:OLEObject Type="Embed" ProgID="Equation.AxMath" ShapeID="_x0000_i1350" DrawAspect="Content" ObjectID="_1850810766" r:id="rId725"/>
+          <o:OLEObject Type="Embed" ProgID="Equation.AxMath" ShapeID="_x0000_i1350" DrawAspect="Content" ObjectID="_1850812107" r:id="rId725"/>
         </w:object>
       </w:r>
     </w:p>
@@ -23695,7 +23695,7 @@
           <v:shape id="_x0000_i1351" type="#_x0000_t75" style="width:172.7pt;height:36pt" o:ole="">
             <v:imagedata r:id="rId726" o:title=""/>
           </v:shape>
-          <o:OLEObject Type="Embed" ProgID="Equation.AxMath" ShapeID="_x0000_i1351" DrawAspect="Content" ObjectID="_1850810767" r:id="rId727"/>
+          <o:OLEObject Type="Embed" ProgID="Equation.AxMath" ShapeID="_x0000_i1351" DrawAspect="Content" ObjectID="_1850812108" r:id="rId727"/>
         </w:object>
       </w:r>
     </w:p>
@@ -23717,7 +23717,7 @@
           <v:shape id="_x0000_i1352" type="#_x0000_t75" style="width:37.35pt;height:21.4pt" o:ole="">
             <v:imagedata r:id="rId728" o:title=""/>
           </v:shape>
-          <o:OLEObject Type="Embed" ProgID="Equation.AxMath" ShapeID="_x0000_i1352" DrawAspect="Content" ObjectID="_1850810768" r:id="rId729"/>
+          <o:OLEObject Type="Embed" ProgID="Equation.AxMath" ShapeID="_x0000_i1352" DrawAspect="Content" ObjectID="_1850812109" r:id="rId729"/>
         </w:object>
       </w:r>
       <w:r>
@@ -23740,7 +23740,7 @@
           <v:shape id="_x0000_i1353" type="#_x0000_t75" style="width:66.55pt;height:36pt" o:ole="">
             <v:imagedata r:id="rId730" o:title=""/>
           </v:shape>
-          <o:OLEObject Type="Embed" ProgID="Equation.AxMath" ShapeID="_x0000_i1353" DrawAspect="Content" ObjectID="_1850810769" r:id="rId731"/>
+          <o:OLEObject Type="Embed" ProgID="Equation.AxMath" ShapeID="_x0000_i1353" DrawAspect="Content" ObjectID="_1850812110" r:id="rId731"/>
         </w:object>
       </w:r>
     </w:p>
@@ -23768,7 +23768,7 @@
           <v:shape id="_x0000_i1354" type="#_x0000_t75" style="width:1in;height:18.25pt" o:ole="">
             <v:imagedata r:id="rId732" o:title=""/>
           </v:shape>
-          <o:OLEObject Type="Embed" ProgID="Equation.AxMath" ShapeID="_x0000_i1354" DrawAspect="Content" ObjectID="_1850810770" r:id="rId733"/>
+          <o:OLEObject Type="Embed" ProgID="Equation.AxMath" ShapeID="_x0000_i1354" DrawAspect="Content" ObjectID="_1850812111" r:id="rId733"/>
         </w:object>
       </w:r>
     </w:p>
@@ -23796,7 +23796,7 @@
           <v:shape id="_x0000_i1355" type="#_x0000_t75" style="width:71.1pt;height:18.25pt" o:ole="">
             <v:imagedata r:id="rId734" o:title=""/>
           </v:shape>
-          <o:OLEObject Type="Embed" ProgID="Equation.AxMath" ShapeID="_x0000_i1355" DrawAspect="Content" ObjectID="_1850810771" r:id="rId735"/>
+          <o:OLEObject Type="Embed" ProgID="Equation.AxMath" ShapeID="_x0000_i1355" DrawAspect="Content" ObjectID="_1850812112" r:id="rId735"/>
         </w:object>
       </w:r>
     </w:p>
@@ -23824,7 +23824,7 @@
           <v:shape id="_x0000_i1358" type="#_x0000_t75" style="width:67pt;height:32.8pt" o:ole="">
             <v:imagedata r:id="rId736" o:title=""/>
           </v:shape>
-          <o:OLEObject Type="Embed" ProgID="Equation.AxMath" ShapeID="_x0000_i1358" DrawAspect="Content" ObjectID="_1850810772" r:id="rId737"/>
+          <o:OLEObject Type="Embed" ProgID="Equation.AxMath" ShapeID="_x0000_i1358" DrawAspect="Content" ObjectID="_1850812113" r:id="rId737"/>
         </w:object>
       </w:r>
     </w:p>
@@ -23852,7 +23852,7 @@
           <v:shape id="_x0000_i151329" type="#_x0000_t75" style="width:165.85pt;height:32.8pt" o:ole="">
             <v:imagedata r:id="rId738" o:title=""/>
           </v:shape>
-          <o:OLEObject Type="Embed" ProgID="Equation.AxMath" ShapeID="_x0000_i151329" DrawAspect="Content" ObjectID="_1850810773" r:id="rId739"/>
+          <o:OLEObject Type="Embed" ProgID="Equation.AxMath" ShapeID="_x0000_i151329" DrawAspect="Content" ObjectID="_1850812114" r:id="rId739"/>
         </w:object>
       </w:r>
     </w:p>
@@ -23869,7 +23869,7 @@
           <v:shape id="_x0000_i151321" type="#_x0000_t75" style="width:169.05pt;height:32.8pt" o:ole="">
             <v:imagedata r:id="rId740" o:title=""/>
           </v:shape>
-          <o:OLEObject Type="Embed" ProgID="Equation.AxMath" ShapeID="_x0000_i151321" DrawAspect="Content" ObjectID="_1850810774" r:id="rId741"/>
+          <o:OLEObject Type="Embed" ProgID="Equation.AxMath" ShapeID="_x0000_i151321" DrawAspect="Content" ObjectID="_1850812115" r:id="rId741"/>
         </w:object>
       </w:r>
     </w:p>
@@ -23947,7 +23947,7 @@
                 <v:shape id="_x0000_i151346" type="#_x0000_t75" style="width:204.6pt;height:33.25pt" o:ole="">
                   <v:imagedata r:id="rId742" o:title=""/>
                 </v:shape>
-                <o:OLEObject Type="Embed" ProgID="Equation.AxMath" ShapeID="_x0000_i151346" DrawAspect="Content" ObjectID="_1850810775" r:id="rId743"/>
+                <o:OLEObject Type="Embed" ProgID="Equation.AxMath" ShapeID="_x0000_i151346" DrawAspect="Content" ObjectID="_1850812116" r:id="rId743"/>
               </w:object>
             </w:r>
           </w:p>
@@ -24041,7 +24041,7 @@
                 <v:shape id="_x0000_i151349" type="#_x0000_t75" style="width:159.5pt;height:33.25pt" o:ole="">
                   <v:imagedata r:id="rId744" o:title=""/>
                 </v:shape>
-                <o:OLEObject Type="Embed" ProgID="Equation.AxMath" ShapeID="_x0000_i151349" DrawAspect="Content" ObjectID="_1850810776" r:id="rId745"/>
+                <o:OLEObject Type="Embed" ProgID="Equation.AxMath" ShapeID="_x0000_i151349" DrawAspect="Content" ObjectID="_1850812117" r:id="rId745"/>
               </w:object>
             </w:r>
           </w:p>
@@ -24142,7 +24142,7 @@
           <v:shape id="_x0000_i1364" type="#_x0000_t75" style="width:100.7pt;height:18.7pt" o:ole="">
             <v:imagedata r:id="rId746" o:title=""/>
           </v:shape>
-          <o:OLEObject Type="Embed" ProgID="Equation.AxMath" ShapeID="_x0000_i1364" DrawAspect="Content" ObjectID="_1850810777" r:id="rId747"/>
+          <o:OLEObject Type="Embed" ProgID="Equation.AxMath" ShapeID="_x0000_i1364" DrawAspect="Content" ObjectID="_1850812118" r:id="rId747"/>
         </w:object>
       </w:r>
     </w:p>
@@ -24159,7 +24159,7 @@
           <v:shape id="_x0000_i1365" type="#_x0000_t75" style="width:148.1pt;height:32.8pt" o:ole="">
             <v:imagedata r:id="rId748" o:title=""/>
           </v:shape>
-          <o:OLEObject Type="Embed" ProgID="Equation.AxMath" ShapeID="_x0000_i1365" DrawAspect="Content" ObjectID="_1850810778" r:id="rId749"/>
+          <o:OLEObject Type="Embed" ProgID="Equation.AxMath" ShapeID="_x0000_i1365" DrawAspect="Content" ObjectID="_1850812119" r:id="rId749"/>
         </w:object>
       </w:r>
     </w:p>
@@ -24176,7 +24176,7 @@
           <v:shape id="_x0000_i1366" type="#_x0000_t75" style="width:143.1pt;height:32.8pt" o:ole="">
             <v:imagedata r:id="rId750" o:title=""/>
           </v:shape>
-          <o:OLEObject Type="Embed" ProgID="Equation.AxMath" ShapeID="_x0000_i1366" DrawAspect="Content" ObjectID="_1850810779" r:id="rId751"/>
+          <o:OLEObject Type="Embed" ProgID="Equation.AxMath" ShapeID="_x0000_i1366" DrawAspect="Content" ObjectID="_1850812120" r:id="rId751"/>
         </w:object>
       </w:r>
     </w:p>
@@ -24193,7 +24193,7 @@
           <v:shape id="_x0000_i1367" type="#_x0000_t75" style="width:286.65pt;height:33.25pt" o:ole="">
             <v:imagedata r:id="rId752" o:title=""/>
           </v:shape>
-          <o:OLEObject Type="Embed" ProgID="Equation.AxMath" ShapeID="_x0000_i1367" DrawAspect="Content" ObjectID="_1850810780" r:id="rId753"/>
+          <o:OLEObject Type="Embed" ProgID="Equation.AxMath" ShapeID="_x0000_i1367" DrawAspect="Content" ObjectID="_1850812121" r:id="rId753"/>
         </w:object>
       </w:r>
     </w:p>
@@ -24221,7 +24221,7 @@
           <v:shape id="_x0000_i1368" type="#_x0000_t75" style="width:159.05pt;height:18.7pt" o:ole="">
             <v:imagedata r:id="rId754" o:title=""/>
           </v:shape>
-          <o:OLEObject Type="Embed" ProgID="Equation.AxMath" ShapeID="_x0000_i1368" DrawAspect="Content" ObjectID="_1850810781" r:id="rId755"/>
+          <o:OLEObject Type="Embed" ProgID="Equation.AxMath" ShapeID="_x0000_i1368" DrawAspect="Content" ObjectID="_1850812122" r:id="rId755"/>
         </w:object>
       </w:r>
     </w:p>
@@ -24238,7 +24238,7 @@
           <v:shape id="_x0000_i1369" type="#_x0000_t75" style="width:152.65pt;height:18.7pt" o:ole="">
             <v:imagedata r:id="rId756" o:title=""/>
           </v:shape>
-          <o:OLEObject Type="Embed" ProgID="Equation.AxMath" ShapeID="_x0000_i1369" DrawAspect="Content" ObjectID="_1850810782" r:id="rId757"/>
+          <o:OLEObject Type="Embed" ProgID="Equation.AxMath" ShapeID="_x0000_i1369" DrawAspect="Content" ObjectID="_1850812123" r:id="rId757"/>
         </w:object>
       </w:r>
     </w:p>
@@ -24260,7 +24260,7 @@
           <v:shape id="_x0000_i1370" type="#_x0000_t75" style="width:46.05pt;height:32.8pt" o:ole="">
             <v:imagedata r:id="rId758" o:title=""/>
           </v:shape>
-          <o:OLEObject Type="Embed" ProgID="Equation.AxMath" ShapeID="_x0000_i1370" DrawAspect="Content" ObjectID="_1850810783" r:id="rId759"/>
+          <o:OLEObject Type="Embed" ProgID="Equation.AxMath" ShapeID="_x0000_i1370" DrawAspect="Content" ObjectID="_1850812124" r:id="rId759"/>
         </w:object>
       </w:r>
       <w:r>
@@ -24277,7 +24277,7 @@
           <v:shape id="_x0000_i1371" type="#_x0000_t75" style="width:45.55pt;height:32.8pt" o:ole="">
             <v:imagedata r:id="rId760" o:title=""/>
           </v:shape>
-          <o:OLEObject Type="Embed" ProgID="Equation.AxMath" ShapeID="_x0000_i1371" DrawAspect="Content" ObjectID="_1850810784" r:id="rId761"/>
+          <o:OLEObject Type="Embed" ProgID="Equation.AxMath" ShapeID="_x0000_i1371" DrawAspect="Content" ObjectID="_1850812125" r:id="rId761"/>
         </w:object>
       </w:r>
       <w:r>
@@ -24294,7 +24294,7 @@
           <v:shape id="_x0000_i1372" type="#_x0000_t75" style="width:28.7pt;height:17.75pt" o:ole="">
             <v:imagedata r:id="rId762" o:title=""/>
           </v:shape>
-          <o:OLEObject Type="Embed" ProgID="Equation.AxMath" ShapeID="_x0000_i1372" DrawAspect="Content" ObjectID="_1850810785" r:id="rId763"/>
+          <o:OLEObject Type="Embed" ProgID="Equation.AxMath" ShapeID="_x0000_i1372" DrawAspect="Content" ObjectID="_1850812126" r:id="rId763"/>
         </w:object>
       </w:r>
       <w:r>
@@ -24367,7 +24367,7 @@
                 <v:shape id="_x0000_i184874" type="#_x0000_t75" style="width:200.05pt;height:71.55pt" o:ole="">
                   <v:imagedata r:id="rId764" o:title=""/>
                 </v:shape>
-                <o:OLEObject Type="Embed" ProgID="Equation.AxMath" ShapeID="_x0000_i184874" DrawAspect="Content" ObjectID="_1850810786" r:id="rId765"/>
+                <o:OLEObject Type="Embed" ProgID="Equation.AxMath" ShapeID="_x0000_i184874" DrawAspect="Content" ObjectID="_1850812127" r:id="rId765"/>
               </w:object>
             </w:r>
           </w:p>
@@ -24469,7 +24469,7 @@
           <v:shape id="_x0000_i1376" type="#_x0000_t75" style="width:46.05pt;height:32.8pt" o:ole="">
             <v:imagedata r:id="rId766" o:title=""/>
           </v:shape>
-          <o:OLEObject Type="Embed" ProgID="Equation.AxMath" ShapeID="_x0000_i1376" DrawAspect="Content" ObjectID="_1850810787" r:id="rId767"/>
+          <o:OLEObject Type="Embed" ProgID="Equation.AxMath" ShapeID="_x0000_i1376" DrawAspect="Content" ObjectID="_1850812128" r:id="rId767"/>
         </w:object>
       </w:r>
       <w:r>
@@ -24492,7 +24492,7 @@
           <v:shape id="_x0000_i1377" type="#_x0000_t75" style="width:138.1pt;height:18.7pt" o:ole="">
             <v:imagedata r:id="rId768" o:title=""/>
           </v:shape>
-          <o:OLEObject Type="Embed" ProgID="Equation.AxMath" ShapeID="_x0000_i1377" DrawAspect="Content" ObjectID="_1850810788" r:id="rId769"/>
+          <o:OLEObject Type="Embed" ProgID="Equation.AxMath" ShapeID="_x0000_i1377" DrawAspect="Content" ObjectID="_1850812129" r:id="rId769"/>
         </w:object>
       </w:r>
     </w:p>
@@ -24520,7 +24520,7 @@
           <v:shape id="_x0000_i1378" type="#_x0000_t75" style="width:96.6pt;height:33.7pt" o:ole="">
             <v:imagedata r:id="rId770" o:title=""/>
           </v:shape>
-          <o:OLEObject Type="Embed" ProgID="Equation.AxMath" ShapeID="_x0000_i1378" DrawAspect="Content" ObjectID="_1850810789" r:id="rId771"/>
+          <o:OLEObject Type="Embed" ProgID="Equation.AxMath" ShapeID="_x0000_i1378" DrawAspect="Content" ObjectID="_1850812130" r:id="rId771"/>
         </w:object>
       </w:r>
     </w:p>
@@ -24560,7 +24560,7 @@
           <v:shape id="_x0000_i1379" type="#_x0000_t75" style="width:128.5pt;height:35.1pt" o:ole="">
             <v:imagedata r:id="rId772" o:title=""/>
           </v:shape>
-          <o:OLEObject Type="Embed" ProgID="Equation.AxMath" ShapeID="_x0000_i1379" DrawAspect="Content" ObjectID="_1850810790" r:id="rId773"/>
+          <o:OLEObject Type="Embed" ProgID="Equation.AxMath" ShapeID="_x0000_i1379" DrawAspect="Content" ObjectID="_1850812131" r:id="rId773"/>
         </w:object>
       </w:r>
     </w:p>
@@ -24609,7 +24609,7 @@
           <v:shape id="_x0000_i1380" type="#_x0000_t75" style="width:15.05pt;height:17.75pt" o:ole="">
             <v:imagedata r:id="rId774" o:title=""/>
           </v:shape>
-          <o:OLEObject Type="Embed" ProgID="Equation.AxMath" ShapeID="_x0000_i1380" DrawAspect="Content" ObjectID="_1850810791" r:id="rId775"/>
+          <o:OLEObject Type="Embed" ProgID="Equation.AxMath" ShapeID="_x0000_i1380" DrawAspect="Content" ObjectID="_1850812132" r:id="rId775"/>
         </w:object>
       </w:r>
       <w:r>
@@ -24626,7 +24626,7 @@
           <v:shape id="_x0000_i1381" type="#_x0000_t75" style="width:32.8pt;height:18.7pt" o:ole="">
             <v:imagedata r:id="rId776" o:title=""/>
           </v:shape>
-          <o:OLEObject Type="Embed" ProgID="Equation.AxMath" ShapeID="_x0000_i1381" DrawAspect="Content" ObjectID="_1850810792" r:id="rId777"/>
+          <o:OLEObject Type="Embed" ProgID="Equation.AxMath" ShapeID="_x0000_i1381" DrawAspect="Content" ObjectID="_1850812133" r:id="rId777"/>
         </w:object>
       </w:r>
       <w:r>
@@ -24649,7 +24649,7 @@
           <v:shape id="_x0000_i1382" type="#_x0000_t75" style="width:133.5pt;height:37.8pt" o:ole="">
             <v:imagedata r:id="rId778" o:title=""/>
           </v:shape>
-          <o:OLEObject Type="Embed" ProgID="Equation.AxMath" ShapeID="_x0000_i1382" DrawAspect="Content" ObjectID="_1850810793" r:id="rId779"/>
+          <o:OLEObject Type="Embed" ProgID="Equation.AxMath" ShapeID="_x0000_i1382" DrawAspect="Content" ObjectID="_1850812134" r:id="rId779"/>
         </w:object>
       </w:r>
     </w:p>
@@ -24797,7 +24797,7 @@
           <v:shape id="_x0000_i93919" type="#_x0000_t75" style="width:57.4pt;height:20.05pt" o:ole="">
             <v:imagedata r:id="rId780" o:title=""/>
           </v:shape>
-          <o:OLEObject Type="Embed" ProgID="Equation.AxMath" ShapeID="_x0000_i93919" DrawAspect="Content" ObjectID="_1850810794" r:id="rId781"/>
+          <o:OLEObject Type="Embed" ProgID="Equation.AxMath" ShapeID="_x0000_i93919" DrawAspect="Content" ObjectID="_1850812135" r:id="rId781"/>
         </w:object>
       </w:r>
       <w:r>
@@ -24814,7 +24814,7 @@
           <v:shape id="_x0000_i93920" type="#_x0000_t75" style="width:32.8pt;height:20.05pt" o:ole="">
             <v:imagedata r:id="rId237" o:title=""/>
           </v:shape>
-          <o:OLEObject Type="Embed" ProgID="Equation.AxMath" ShapeID="_x0000_i93920" DrawAspect="Content" ObjectID="_1850810795" r:id="rId782"/>
+          <o:OLEObject Type="Embed" ProgID="Equation.AxMath" ShapeID="_x0000_i93920" DrawAspect="Content" ObjectID="_1850812136" r:id="rId782"/>
         </w:object>
       </w:r>
       <w:r>
@@ -24831,7 +24831,7 @@
           <v:shape id="_x0000_i93921" type="#_x0000_t75" style="width:44.65pt;height:19.15pt" o:ole="">
             <v:imagedata r:id="rId783" o:title=""/>
           </v:shape>
-          <o:OLEObject Type="Embed" ProgID="Equation.AxMath" ShapeID="_x0000_i93921" DrawAspect="Content" ObjectID="_1850810796" r:id="rId784"/>
+          <o:OLEObject Type="Embed" ProgID="Equation.AxMath" ShapeID="_x0000_i93921" DrawAspect="Content" ObjectID="_1850812137" r:id="rId784"/>
         </w:object>
       </w:r>
       <w:r>
@@ -24854,7 +24854,7 @@
           <v:shape id="_x0000_i93922" type="#_x0000_t75" style="width:199.6pt;height:36.9pt" o:ole="">
             <v:imagedata r:id="rId785" o:title=""/>
           </v:shape>
-          <o:OLEObject Type="Embed" ProgID="Equation.AxMath" ShapeID="_x0000_i93922" DrawAspect="Content" ObjectID="_1850810797" r:id="rId786"/>
+          <o:OLEObject Type="Embed" ProgID="Equation.AxMath" ShapeID="_x0000_i93922" DrawAspect="Content" ObjectID="_1850812138" r:id="rId786"/>
         </w:object>
       </w:r>
     </w:p>
@@ -24876,7 +24876,7 @@
           <v:shape id="_x0000_i93923" type="#_x0000_t75" style="width:11.4pt;height:19.15pt" o:ole="">
             <v:imagedata r:id="rId787" o:title=""/>
           </v:shape>
-          <o:OLEObject Type="Embed" ProgID="Equation.AxMath" ShapeID="_x0000_i93923" DrawAspect="Content" ObjectID="_1850810798" r:id="rId788"/>
+          <o:OLEObject Type="Embed" ProgID="Equation.AxMath" ShapeID="_x0000_i93923" DrawAspect="Content" ObjectID="_1850812139" r:id="rId788"/>
         </w:object>
       </w:r>
       <w:r>
@@ -24899,7 +24899,7 @@
           <v:shape id="_x0000_i93924" type="#_x0000_t75" style="width:123.95pt;height:37.8pt" o:ole="">
             <v:imagedata r:id="rId789" o:title=""/>
           </v:shape>
-          <o:OLEObject Type="Embed" ProgID="Equation.AxMath" ShapeID="_x0000_i93924" DrawAspect="Content" ObjectID="_1850810799" r:id="rId790"/>
+          <o:OLEObject Type="Embed" ProgID="Equation.AxMath" ShapeID="_x0000_i93924" DrawAspect="Content" ObjectID="_1850812140" r:id="rId790"/>
         </w:object>
       </w:r>
     </w:p>
@@ -24993,7 +24993,7 @@
           <v:shape id="_x0000_i173697" type="#_x0000_t75" style="width:9.1pt;height:19.15pt" o:ole="">
             <v:imagedata r:id="rId791" o:title=""/>
           </v:shape>
-          <o:OLEObject Type="Embed" ProgID="Equation.AxMath" ShapeID="_x0000_i173697" DrawAspect="Content" ObjectID="_1850810800" r:id="rId792"/>
+          <o:OLEObject Type="Embed" ProgID="Equation.AxMath" ShapeID="_x0000_i173697" DrawAspect="Content" ObjectID="_1850812141" r:id="rId792"/>
         </w:object>
       </w:r>
       <w:r>
@@ -25010,7 +25010,7 @@
           <v:shape id="_x0000_i93926" type="#_x0000_t75" style="width:6.85pt;height:19.15pt" o:ole="">
             <v:imagedata r:id="rId265" o:title=""/>
           </v:shape>
-          <o:OLEObject Type="Embed" ProgID="Equation.AxMath" ShapeID="_x0000_i93926" DrawAspect="Content" ObjectID="_1850810801" r:id="rId793"/>
+          <o:OLEObject Type="Embed" ProgID="Equation.AxMath" ShapeID="_x0000_i93926" DrawAspect="Content" ObjectID="_1850812142" r:id="rId793"/>
         </w:object>
       </w:r>
       <w:r>
@@ -25033,7 +25033,7 @@
           <v:shape id="_x0000_i93927" type="#_x0000_t75" style="width:281.15pt;height:35.1pt" o:ole="">
             <v:imagedata r:id="rId794" o:title=""/>
           </v:shape>
-          <o:OLEObject Type="Embed" ProgID="Equation.AxMath" ShapeID="_x0000_i93927" DrawAspect="Content" ObjectID="_1850810802" r:id="rId795"/>
+          <o:OLEObject Type="Embed" ProgID="Equation.AxMath" ShapeID="_x0000_i93927" DrawAspect="Content" ObjectID="_1850812143" r:id="rId795"/>
         </w:object>
       </w:r>
     </w:p>
@@ -25050,7 +25050,7 @@
           <v:shape id="_x0000_i93928" type="#_x0000_t75" style="width:436.55pt;height:37.8pt" o:ole="">
             <v:imagedata r:id="rId796" o:title=""/>
           </v:shape>
-          <o:OLEObject Type="Embed" ProgID="Equation.AxMath" ShapeID="_x0000_i93928" DrawAspect="Content" ObjectID="_1850810803" r:id="rId797"/>
+          <o:OLEObject Type="Embed" ProgID="Equation.AxMath" ShapeID="_x0000_i93928" DrawAspect="Content" ObjectID="_1850812144" r:id="rId797"/>
         </w:object>
       </w:r>
     </w:p>
@@ -25072,7 +25072,7 @@
           <v:shape id="_x0000_i93929" type="#_x0000_t75" style="width:34.65pt;height:19.6pt" o:ole="">
             <v:imagedata r:id="rId468" o:title=""/>
           </v:shape>
-          <o:OLEObject Type="Embed" ProgID="Equation.AxMath" ShapeID="_x0000_i93929" DrawAspect="Content" ObjectID="_1850810804" r:id="rId798"/>
+          <o:OLEObject Type="Embed" ProgID="Equation.AxMath" ShapeID="_x0000_i93929" DrawAspect="Content" ObjectID="_1850812145" r:id="rId798"/>
         </w:object>
       </w:r>
       <w:r>
@@ -25118,7 +25118,7 @@
           <v:shape id="_x0000_i93930" type="#_x0000_t75" style="width:87.95pt;height:19.6pt" o:ole="">
             <v:imagedata r:id="rId799" o:title=""/>
           </v:shape>
-          <o:OLEObject Type="Embed" ProgID="Equation.AxMath" ShapeID="_x0000_i93930" DrawAspect="Content" ObjectID="_1850810805" r:id="rId800"/>
+          <o:OLEObject Type="Embed" ProgID="Equation.AxMath" ShapeID="_x0000_i93930" DrawAspect="Content" ObjectID="_1850812146" r:id="rId800"/>
         </w:object>
       </w:r>
     </w:p>
@@ -25182,7 +25182,7 @@
           <v:shape id="_x0000_i93931" type="#_x0000_t75" style="width:339.95pt;height:20.5pt" o:ole="">
             <v:imagedata r:id="rId801" o:title=""/>
           </v:shape>
-          <o:OLEObject Type="Embed" ProgID="Equation.AxMath" ShapeID="_x0000_i93931" DrawAspect="Content" ObjectID="_1850810806" r:id="rId802"/>
+          <o:OLEObject Type="Embed" ProgID="Equation.AxMath" ShapeID="_x0000_i93931" DrawAspect="Content" ObjectID="_1850812147" r:id="rId802"/>
         </w:object>
       </w:r>
     </w:p>
@@ -25319,7 +25319,7 @@
                 <v:shape id="_x0000_i184879" type="#_x0000_t75" style="width:268.85pt;height:36pt" o:ole="">
                   <v:imagedata r:id="rId803" o:title=""/>
                 </v:shape>
-                <o:OLEObject Type="Embed" ProgID="Equation.AxMath" ShapeID="_x0000_i184879" DrawAspect="Content" ObjectID="_1850810807" r:id="rId804"/>
+                <o:OLEObject Type="Embed" ProgID="Equation.AxMath" ShapeID="_x0000_i184879" DrawAspect="Content" ObjectID="_1850812148" r:id="rId804"/>
               </w:object>
             </w:r>
           </w:p>
@@ -25406,7 +25406,7 @@
           <v:shape id="_x0000_i93933" type="#_x0000_t75" style="width:128.5pt;height:37.8pt" o:ole="">
             <v:imagedata r:id="rId805" o:title=""/>
           </v:shape>
-          <o:OLEObject Type="Embed" ProgID="Equation.AxMath" ShapeID="_x0000_i93933" DrawAspect="Content" ObjectID="_1850810808" r:id="rId806"/>
+          <o:OLEObject Type="Embed" ProgID="Equation.AxMath" ShapeID="_x0000_i93933" DrawAspect="Content" ObjectID="_1850812149" r:id="rId806"/>
         </w:object>
       </w:r>
     </w:p>
@@ -25434,7 +25434,7 @@
           <v:shape id="_x0000_i93934" type="#_x0000_t75" style="width:123.95pt;height:37.8pt" o:ole="">
             <v:imagedata r:id="rId807" o:title=""/>
           </v:shape>
-          <o:OLEObject Type="Embed" ProgID="Equation.AxMath" ShapeID="_x0000_i93934" DrawAspect="Content" ObjectID="_1850810809" r:id="rId808"/>
+          <o:OLEObject Type="Embed" ProgID="Equation.AxMath" ShapeID="_x0000_i93934" DrawAspect="Content" ObjectID="_1850812150" r:id="rId808"/>
         </w:object>
       </w:r>
     </w:p>
@@ -25477,7 +25477,7 @@
           <v:shape id="_x0000_i93935" type="#_x0000_t75" style="width:83.85pt;height:19.15pt" o:ole="">
             <v:imagedata r:id="rId809" o:title=""/>
           </v:shape>
-          <o:OLEObject Type="Embed" ProgID="Equation.AxMath" ShapeID="_x0000_i93935" DrawAspect="Content" ObjectID="_1850810810" r:id="rId810"/>
+          <o:OLEObject Type="Embed" ProgID="Equation.AxMath" ShapeID="_x0000_i93935" DrawAspect="Content" ObjectID="_1850812151" r:id="rId810"/>
         </w:object>
       </w:r>
       <w:r>
@@ -25506,7 +25506,7 @@
           <v:shape id="_x0000_i93936" type="#_x0000_t75" style="width:45.1pt;height:20.05pt" o:ole="">
             <v:imagedata r:id="rId811" o:title=""/>
           </v:shape>
-          <o:OLEObject Type="Embed" ProgID="Equation.AxMath" ShapeID="_x0000_i93936" DrawAspect="Content" ObjectID="_1850810811" r:id="rId812"/>
+          <o:OLEObject Type="Embed" ProgID="Equation.AxMath" ShapeID="_x0000_i93936" DrawAspect="Content" ObjectID="_1850812152" r:id="rId812"/>
         </w:object>
       </w:r>
       <w:r>
@@ -25529,7 +25529,7 @@
           <v:shape id="_x0000_i93937" type="#_x0000_t75" style="width:312.15pt;height:36.45pt" o:ole="">
             <v:imagedata r:id="rId813" o:title=""/>
           </v:shape>
-          <o:OLEObject Type="Embed" ProgID="Equation.AxMath" ShapeID="_x0000_i93937" DrawAspect="Content" ObjectID="_1850810812" r:id="rId814"/>
+          <o:OLEObject Type="Embed" ProgID="Equation.AxMath" ShapeID="_x0000_i93937" DrawAspect="Content" ObjectID="_1850812153" r:id="rId814"/>
         </w:object>
       </w:r>
     </w:p>
@@ -25598,7 +25598,7 @@
           <v:shape id="_x0000_i93938" type="#_x0000_t75" style="width:47.4pt;height:19.15pt" o:ole="">
             <v:imagedata r:id="rId815" o:title=""/>
           </v:shape>
-          <o:OLEObject Type="Embed" ProgID="Equation.AxMath" ShapeID="_x0000_i93938" DrawAspect="Content" ObjectID="_1850810813" r:id="rId816"/>
+          <o:OLEObject Type="Embed" ProgID="Equation.AxMath" ShapeID="_x0000_i93938" DrawAspect="Content" ObjectID="_1850812154" r:id="rId816"/>
         </w:object>
       </w:r>
       <w:r>
@@ -25615,7 +25615,7 @@
           <v:shape id="_x0000_i93939" type="#_x0000_t75" style="width:46.5pt;height:19.15pt" o:ole="">
             <v:imagedata r:id="rId304" o:title=""/>
           </v:shape>
-          <o:OLEObject Type="Embed" ProgID="Equation.AxMath" ShapeID="_x0000_i93939" DrawAspect="Content" ObjectID="_1850810814" r:id="rId817"/>
+          <o:OLEObject Type="Embed" ProgID="Equation.AxMath" ShapeID="_x0000_i93939" DrawAspect="Content" ObjectID="_1850812155" r:id="rId817"/>
         </w:object>
       </w:r>
       <w:r>
@@ -25632,7 +25632,7 @@
           <v:shape id="_x0000_i184885" type="#_x0000_t75" style="width:46.5pt;height:18.25pt" o:ole="">
             <v:imagedata r:id="rId818" o:title=""/>
           </v:shape>
-          <o:OLEObject Type="Embed" ProgID="Equation.AxMath" ShapeID="_x0000_i184885" DrawAspect="Content" ObjectID="_1850810815" r:id="rId819"/>
+          <o:OLEObject Type="Embed" ProgID="Equation.AxMath" ShapeID="_x0000_i184885" DrawAspect="Content" ObjectID="_1850812156" r:id="rId819"/>
         </w:object>
       </w:r>
       <w:r>
@@ -25691,7 +25691,7 @@
           <v:shape id="_x0000_i93940" type="#_x0000_t75" style="width:105.25pt;height:26.45pt" o:ole="">
             <v:imagedata r:id="rId820" o:title=""/>
           </v:shape>
-          <o:OLEObject Type="Embed" ProgID="Equation.AxMath" ShapeID="_x0000_i93940" DrawAspect="Content" ObjectID="_1850810816" r:id="rId821"/>
+          <o:OLEObject Type="Embed" ProgID="Equation.AxMath" ShapeID="_x0000_i93940" DrawAspect="Content" ObjectID="_1850812157" r:id="rId821"/>
         </w:object>
       </w:r>
     </w:p>
@@ -25737,7 +25737,7 @@
           <v:shape id="_x0000_i93941" type="#_x0000_t75" style="width:11.4pt;height:19.15pt" o:ole="">
             <v:imagedata r:id="rId787" o:title=""/>
           </v:shape>
-          <o:OLEObject Type="Embed" ProgID="Equation.AxMath" ShapeID="_x0000_i93941" DrawAspect="Content" ObjectID="_1850810817" r:id="rId822"/>
+          <o:OLEObject Type="Embed" ProgID="Equation.AxMath" ShapeID="_x0000_i93941" DrawAspect="Content" ObjectID="_1850812158" r:id="rId822"/>
         </w:object>
       </w:r>
       <w:r>
@@ -25754,7 +25754,7 @@
           <v:shape id="_x0000_i93942" type="#_x0000_t75" style="width:11.85pt;height:19.15pt" o:ole="">
             <v:imagedata r:id="rId823" o:title=""/>
           </v:shape>
-          <o:OLEObject Type="Embed" ProgID="Equation.AxMath" ShapeID="_x0000_i93942" DrawAspect="Content" ObjectID="_1850810818" r:id="rId824"/>
+          <o:OLEObject Type="Embed" ProgID="Equation.AxMath" ShapeID="_x0000_i93942" DrawAspect="Content" ObjectID="_1850812159" r:id="rId824"/>
         </w:object>
       </w:r>
       <w:r>
@@ -25771,7 +25771,7 @@
           <v:shape id="_x0000_i93943" type="#_x0000_t75" style="width:7.3pt;height:19.15pt" o:ole="">
             <v:imagedata r:id="rId825" o:title=""/>
           </v:shape>
-          <o:OLEObject Type="Embed" ProgID="Equation.AxMath" ShapeID="_x0000_i93943" DrawAspect="Content" ObjectID="_1850810819" r:id="rId826"/>
+          <o:OLEObject Type="Embed" ProgID="Equation.AxMath" ShapeID="_x0000_i93943" DrawAspect="Content" ObjectID="_1850812160" r:id="rId826"/>
         </w:object>
       </w:r>
       <w:r>
@@ -25794,7 +25794,7 @@
           <v:shape id="_x0000_i93944" type="#_x0000_t75" style="width:72.45pt;height:36pt" o:ole="">
             <v:imagedata r:id="rId827" o:title=""/>
           </v:shape>
-          <o:OLEObject Type="Embed" ProgID="Equation.AxMath" ShapeID="_x0000_i93944" DrawAspect="Content" ObjectID="_1850810820" r:id="rId828"/>
+          <o:OLEObject Type="Embed" ProgID="Equation.AxMath" ShapeID="_x0000_i93944" DrawAspect="Content" ObjectID="_1850812161" r:id="rId828"/>
         </w:object>
       </w:r>
     </w:p>
@@ -25816,7 +25816,7 @@
           <v:shape id="_x0000_i93945" type="#_x0000_t75" style="width:50.15pt;height:20.05pt" o:ole="">
             <v:imagedata r:id="rId829" o:title=""/>
           </v:shape>
-          <o:OLEObject Type="Embed" ProgID="Equation.AxMath" ShapeID="_x0000_i93945" DrawAspect="Content" ObjectID="_1850810821" r:id="rId830"/>
+          <o:OLEObject Type="Embed" ProgID="Equation.AxMath" ShapeID="_x0000_i93945" DrawAspect="Content" ObjectID="_1850812162" r:id="rId830"/>
         </w:object>
       </w:r>
       <w:r>
@@ -25833,7 +25833,7 @@
           <v:shape id="_x0000_i93946" type="#_x0000_t75" style="width:83.85pt;height:20.05pt" o:ole="">
             <v:imagedata r:id="rId831" o:title=""/>
           </v:shape>
-          <o:OLEObject Type="Embed" ProgID="Equation.AxMath" ShapeID="_x0000_i93946" DrawAspect="Content" ObjectID="_1850810822" r:id="rId832"/>
+          <o:OLEObject Type="Embed" ProgID="Equation.AxMath" ShapeID="_x0000_i93946" DrawAspect="Content" ObjectID="_1850812163" r:id="rId832"/>
         </w:object>
       </w:r>
       <w:r>
@@ -25850,7 +25850,7 @@
           <v:shape id="_x0000_i93947" type="#_x0000_t75" style="width:65.6pt;height:20.5pt" o:ole="">
             <v:imagedata r:id="rId833" o:title=""/>
           </v:shape>
-          <o:OLEObject Type="Embed" ProgID="Equation.AxMath" ShapeID="_x0000_i93947" DrawAspect="Content" ObjectID="_1850810823" r:id="rId834"/>
+          <o:OLEObject Type="Embed" ProgID="Equation.AxMath" ShapeID="_x0000_i93947" DrawAspect="Content" ObjectID="_1850812164" r:id="rId834"/>
         </w:object>
       </w:r>
       <w:r>
@@ -25867,7 +25867,7 @@
           <v:shape id="_x0000_i93948" type="#_x0000_t75" style="width:11.85pt;height:19.15pt" o:ole="">
             <v:imagedata r:id="rId823" o:title=""/>
           </v:shape>
-          <o:OLEObject Type="Embed" ProgID="Equation.AxMath" ShapeID="_x0000_i93948" DrawAspect="Content" ObjectID="_1850810824" r:id="rId835"/>
+          <o:OLEObject Type="Embed" ProgID="Equation.AxMath" ShapeID="_x0000_i93948" DrawAspect="Content" ObjectID="_1850812165" r:id="rId835"/>
         </w:object>
       </w:r>
       <w:r>
@@ -25890,7 +25890,7 @@
           <v:shape id="_x0000_i93949" type="#_x0000_t75" style="width:113.9pt;height:37.35pt" o:ole="">
             <v:imagedata r:id="rId836" o:title=""/>
           </v:shape>
-          <o:OLEObject Type="Embed" ProgID="Equation.AxMath" ShapeID="_x0000_i93949" DrawAspect="Content" ObjectID="_1850810825" r:id="rId837"/>
+          <o:OLEObject Type="Embed" ProgID="Equation.AxMath" ShapeID="_x0000_i93949" DrawAspect="Content" ObjectID="_1850812166" r:id="rId837"/>
         </w:object>
       </w:r>
     </w:p>
@@ -25912,7 +25912,7 @@
           <v:shape id="_x0000_i93950" type="#_x0000_t75" style="width:50.15pt;height:20.05pt" o:ole="">
             <v:imagedata r:id="rId838" o:title=""/>
           </v:shape>
-          <o:OLEObject Type="Embed" ProgID="Equation.AxMath" ShapeID="_x0000_i93950" DrawAspect="Content" ObjectID="_1850810826" r:id="rId839"/>
+          <o:OLEObject Type="Embed" ProgID="Equation.AxMath" ShapeID="_x0000_i93950" DrawAspect="Content" ObjectID="_1850812167" r:id="rId839"/>
         </w:object>
       </w:r>
       <w:r>
@@ -25929,7 +25929,7 @@
           <v:shape id="_x0000_i93951" type="#_x0000_t75" style="width:37.8pt;height:20.05pt" o:ole="">
             <v:imagedata r:id="rId840" o:title=""/>
           </v:shape>
-          <o:OLEObject Type="Embed" ProgID="Equation.AxMath" ShapeID="_x0000_i93951" DrawAspect="Content" ObjectID="_1850810827" r:id="rId841"/>
+          <o:OLEObject Type="Embed" ProgID="Equation.AxMath" ShapeID="_x0000_i93951" DrawAspect="Content" ObjectID="_1850812168" r:id="rId841"/>
         </w:object>
       </w:r>
       <w:r>
@@ -25969,7 +25969,7 @@
           <v:shape id="_x0000_i1383" type="#_x0000_t75" style="width:97.05pt;height:25.05pt" o:ole="">
             <v:imagedata r:id="rId842" o:title=""/>
           </v:shape>
-          <o:OLEObject Type="Embed" ProgID="Equation.AxMath" ShapeID="_x0000_i1383" DrawAspect="Content" ObjectID="_1850810828" r:id="rId843"/>
+          <o:OLEObject Type="Embed" ProgID="Equation.AxMath" ShapeID="_x0000_i1383" DrawAspect="Content" ObjectID="_1850812169" r:id="rId843"/>
         </w:object>
       </w:r>
       <w:r>
@@ -26028,7 +26028,7 @@
           <v:shape id="_x0000_i1384" type="#_x0000_t75" style="width:189.55pt;height:17.75pt" o:ole="">
             <v:imagedata r:id="rId844" o:title=""/>
           </v:shape>
-          <o:OLEObject Type="Embed" ProgID="Equation.AxMath" ShapeID="_x0000_i1384" DrawAspect="Content" ObjectID="_1850810829" r:id="rId845"/>
+          <o:OLEObject Type="Embed" ProgID="Equation.AxMath" ShapeID="_x0000_i1384" DrawAspect="Content" ObjectID="_1850812170" r:id="rId845"/>
         </w:object>
       </w:r>
     </w:p>
@@ -27521,7 +27521,7 @@
           <v:shape id="_x0000_i1385" type="#_x0000_t75" style="width:85.65pt;height:17.75pt" o:ole="">
             <v:imagedata r:id="rId632" o:title=""/>
           </v:shape>
-          <o:OLEObject Type="Embed" ProgID="Equation.AxMath" ShapeID="_x0000_i1385" DrawAspect="Content" ObjectID="_1850810830" r:id="rId846"/>
+          <o:OLEObject Type="Embed" ProgID="Equation.AxMath" ShapeID="_x0000_i1385" DrawAspect="Content" ObjectID="_1850812171" r:id="rId846"/>
         </w:object>
       </w:r>
       <w:r>
@@ -28249,31 +28249,7 @@
         <w:pStyle w:val="a"/>
       </w:pPr>
       <w:r>
-        <w:t>Ramos J I. Finite Difference Methods Based on the Kirchhoff Transformation and Time Linearization for the Numerical Solution of Nonlinear Reaction–Diffusion Equations[J/OL]. Computation</w:t>
-      </w:r>
-      <w:r>
-        <w:t>，</w:t>
-      </w:r>
-      <w:r>
-        <w:t>2024</w:t>
-      </w:r>
-      <w:r>
-        <w:t>，</w:t>
-      </w:r>
-      <w:r>
-        <w:t>12</w:t>
-      </w:r>
-      <w:r>
-        <w:t>（</w:t>
-      </w:r>
-      <w:r>
-        <w:t>11</w:t>
-      </w:r>
-      <w:r>
-        <w:t>）：</w:t>
-      </w:r>
-      <w:r>
-        <w:t>218. DOI:10.3390/computation12110218.</w:t>
+        <w:t>RAMOS J I. Finite difference methods based on the Kirchhoff transformation and time linearization for the numerical solution of nonlinear reaction–diffusion equations[J]. Computation, 2024, 12(11): 218. DOI: 10.3390/computation12110218.</w:t>
       </w:r>
     </w:p>
     <w:p>
@@ -28281,56 +28257,47 @@
         <w:pStyle w:val="a"/>
       </w:pPr>
       <w:r>
-        <w:t>Akter F</w:t>
-      </w:r>
-      <w:r>
-        <w:t>，</w:t>
+        <w:t>AKTER F, MUHURY R, SULTANA A, et al. A comprehensive review of mathematical modeling for drying processes of fruits and vegetables[J]. International Journal of Food Science, 2022, 2022: 6195257. DOI: 10.1155/2022/6195257.</w:t>
+      </w:r>
+    </w:p>
+    <w:p>
+      <w:pPr>
+        <w:pStyle w:val="a"/>
+      </w:pPr>
+      <w:r>
+        <w:t>VIRTANEN P, GOMMERS R, OLIPHANT T E, et al. SciPy 1.0: Fundamental algorithms for scientific computing in Python[J]. Nature Methods, 2020, 17(3): 261-272. DOI: 10.1038/s41592-019-0686-2.</w:t>
+      </w:r>
+    </w:p>
+    <w:p>
+      <w:pPr>
+        <w:pStyle w:val="a"/>
+      </w:pPr>
+      <w:r>
+        <w:t>HINDMARSH A C, BROWN P N, GRANT K E, et al. SUNDIALS: Suite of nonlinear and differential/algebraic equation solvers[J]. ACM Transactions on Mathematical Software, 2005, 31(3): 363-396. DOI: 10.1145/1089014.1089020.</w:t>
+      </w:r>
+    </w:p>
+    <w:p>
+      <w:pPr>
+        <w:pStyle w:val="a"/>
+      </w:pPr>
+      <w:r>
+        <w:t xml:space="preserve">MARTINS J R </w:t>
       </w:r>
       <w:proofErr w:type="spellStart"/>
       <w:r>
-        <w:t>Muhury</w:t>
+        <w:t>R</w:t>
       </w:r>
       <w:proofErr w:type="spellEnd"/>
       <w:r>
-        <w:t xml:space="preserve"> R</w:t>
-      </w:r>
-      <w:r>
-        <w:t>，</w:t>
-      </w:r>
-      <w:r>
-        <w:t>Sultana A</w:t>
-      </w:r>
-      <w:r>
-        <w:t>，</w:t>
-      </w:r>
-      <w:proofErr w:type="gramStart"/>
-      <w:r>
-        <w:t>等</w:t>
-      </w:r>
-      <w:r>
-        <w:t>.</w:t>
-      </w:r>
-      <w:proofErr w:type="gramEnd"/>
-      <w:r>
-        <w:t xml:space="preserve"> A Comprehensive Review of Mathematical Modeling for Drying Processes of Fruits and Vegetables[J/OL]. International Journal of Food Science</w:t>
-      </w:r>
-      <w:r>
-        <w:t>，</w:t>
-      </w:r>
-      <w:r>
-        <w:t>2022</w:t>
-      </w:r>
-      <w:r>
-        <w:t>，</w:t>
-      </w:r>
-      <w:r>
-        <w:t>2022</w:t>
-      </w:r>
-      <w:r>
-        <w:t>：</w:t>
-      </w:r>
-      <w:r>
-        <w:t>1-10. DOI:10.1155/2022/6195257.</w:t>
+        <w:t xml:space="preserve"> A, STURDZA P, ALONSO J </w:t>
+      </w:r>
+      <w:proofErr w:type="spellStart"/>
+      <w:r>
+        <w:t>J</w:t>
+      </w:r>
+      <w:proofErr w:type="spellEnd"/>
+      <w:r>
+        <w:t>. The connection between the complex-step derivative approximation and algorithmic differentiation[C]// Proceedings of the 39th Aerospace Sciences Meeting and Exhibit. Reno, NV, USA: AIAA, 2001: AIAA Paper 2001-0921. DOI: 10.2514/6.2001-921.</w:t>
       </w:r>
     </w:p>
     <w:p>
@@ -28338,62 +28305,23 @@
         <w:pStyle w:val="a"/>
       </w:pPr>
       <w:r>
-        <w:t>Virtanen P</w:t>
-      </w:r>
-      <w:r>
-        <w:t>，</w:t>
+        <w:t>SHAMPINE L F, REICHELT M W. The MATLAB ODE suite[J]. SIAM Journal on Scientific Computing, 1997, 18(1): 1-22. DOI: 10.1137/S1064827594276424.</w:t>
+      </w:r>
+    </w:p>
+    <w:p>
+      <w:pPr>
+        <w:pStyle w:val="a"/>
+      </w:pPr>
+      <w:r>
+        <w:t xml:space="preserve">TULY S </w:t>
       </w:r>
       <w:proofErr w:type="spellStart"/>
       <w:r>
-        <w:t>Gommers</w:t>
+        <w:t>S</w:t>
       </w:r>
       <w:proofErr w:type="spellEnd"/>
       <w:r>
-        <w:t xml:space="preserve"> R</w:t>
-      </w:r>
-      <w:r>
-        <w:t>，</w:t>
-      </w:r>
-      <w:r>
-        <w:t>Oliphant T E</w:t>
-      </w:r>
-      <w:r>
-        <w:t>，</w:t>
-      </w:r>
-      <w:proofErr w:type="gramStart"/>
-      <w:r>
-        <w:t>等</w:t>
-      </w:r>
-      <w:r>
-        <w:t>.</w:t>
-      </w:r>
-      <w:proofErr w:type="gramEnd"/>
-      <w:r>
-        <w:t xml:space="preserve"> SciPy 1.0: fundamental algorithms for scientific computing in Python[J/OL]. Nature Methods</w:t>
-      </w:r>
-      <w:r>
-        <w:t>，</w:t>
-      </w:r>
-      <w:r>
-        <w:t>2020</w:t>
-      </w:r>
-      <w:r>
-        <w:t>，</w:t>
-      </w:r>
-      <w:r>
-        <w:t>17</w:t>
-      </w:r>
-      <w:r>
-        <w:t>（</w:t>
-      </w:r>
-      <w:r>
-        <w:t>3</w:t>
-      </w:r>
-      <w:r>
-        <w:t>）：</w:t>
-      </w:r>
-      <w:r>
-        <w:t>261-272. DOI:10.1038/s41592-019-0686-2.</w:t>
+        <w:t>, JOARDDER M U H, WELSH Z G, et al. Mathematical modelling of heat and mass transfer during jackfruit drying considering shrinkage[J]. Energies, 2023, 16(11): 4461. DOI: 10.3390/en16114461.</w:t>
       </w:r>
     </w:p>
     <w:p>
@@ -28401,39 +28329,7 @@
         <w:pStyle w:val="a"/>
       </w:pPr>
       <w:r>
-        <w:t xml:space="preserve">[4] Hindmarsh C. SUNDIALS: Suite of </w:t>
-      </w:r>
-      <w:proofErr w:type="spellStart"/>
-      <w:r>
-        <w:t>NonIinear</w:t>
-      </w:r>
-      <w:proofErr w:type="spellEnd"/>
-      <w:r>
-        <w:t>/</w:t>
-      </w:r>
-      <w:proofErr w:type="spellStart"/>
-      <w:r>
-        <w:t>Dlfferental</w:t>
-      </w:r>
-      <w:proofErr w:type="spellEnd"/>
-      <w:r>
-        <w:t>/</w:t>
-      </w:r>
-      <w:proofErr w:type="spellStart"/>
-      <w:r>
-        <w:t>ALge</w:t>
-      </w:r>
-      <w:proofErr w:type="spellEnd"/>
-      <w:r>
-        <w:t xml:space="preserve"> </w:t>
-      </w:r>
-      <w:proofErr w:type="spellStart"/>
-      <w:r>
-        <w:t>braic</w:t>
-      </w:r>
-      <w:proofErr w:type="spellEnd"/>
-      <w:r>
-        <w:t xml:space="preserve"> Equation Solvers[J].</w:t>
+        <w:t>FRITSCH F N, BUTLAND J. A method for constructing local monotone piecewise cubic interpolants[J]. SIAM Journal on Scientific and Statistical Computing, 1984, 5(2): 300-304. DOI: 10.1137/0905021.</w:t>
       </w:r>
     </w:p>
     <w:p>
@@ -28441,236 +28337,19 @@
         <w:pStyle w:val="a"/>
       </w:pPr>
       <w:r>
-        <w:t>Martins J</w:t>
-      </w:r>
-      <w:r>
-        <w:t>，</w:t>
-      </w:r>
-      <w:proofErr w:type="spellStart"/>
-      <w:r>
-        <w:t>Sturdza</w:t>
-      </w:r>
-      <w:proofErr w:type="spellEnd"/>
-      <w:r>
-        <w:t xml:space="preserve"> P</w:t>
-      </w:r>
-      <w:r>
-        <w:t>，</w:t>
-      </w:r>
-      <w:r>
-        <w:t xml:space="preserve">Alonso J. The connection between the complex-step derivative approximation and algorithmic differentiation[C/OL]//39th Aerospace Sciences Meeting and Exhibit. </w:t>
-      </w:r>
-      <w:proofErr w:type="spellStart"/>
-      <w:r>
-        <w:t>Reno,NV,U.S.A</w:t>
-      </w:r>
-      <w:proofErr w:type="spellEnd"/>
-      <w:r>
-        <w:t>.</w:t>
-      </w:r>
-      <w:r>
-        <w:t>：</w:t>
-      </w:r>
-      <w:r>
-        <w:t>American Institute of Aeronautics and Astronautics</w:t>
-      </w:r>
-      <w:r>
-        <w:t>，</w:t>
-      </w:r>
-      <w:r>
-        <w:t>2001. https://arc.aiaa.org/doi/10.2514/6.2001-921. DOI:10.2514/6.2001-921.</w:t>
+        <w:t>SERBAN R, HINDMARSH A C. CVODES: The sensitivity-enabled ODE solver in SUNDIALS[C]// Proceedings of the ASME 2005 International Design Engineering Technical Conferences and Computers and Information in Engineering Conference. Long Beach, CA, USA: ASME, 2005: 257-269. DOI: 10.1115/DETC2005-85597.</w:t>
       </w:r>
     </w:p>
     <w:p>
       <w:pPr>
         <w:pStyle w:val="a"/>
-      </w:pPr>
-      <w:r>
-        <w:t>Shampine L F</w:t>
-      </w:r>
-      <w:r>
-        <w:t>，</w:t>
-      </w:r>
-      <w:r>
-        <w:t>Reichelt M W. The MATLAB ODE Suite[J/OL]. SIAM Journal on Scientific Computing</w:t>
-      </w:r>
-      <w:r>
-        <w:t>，</w:t>
-      </w:r>
-      <w:r>
-        <w:t>1997</w:t>
-      </w:r>
-      <w:r>
-        <w:t>，</w:t>
-      </w:r>
-      <w:r>
-        <w:t>18</w:t>
-      </w:r>
-      <w:r>
-        <w:t>（</w:t>
-      </w:r>
-      <w:r>
-        <w:t>1</w:t>
-      </w:r>
-      <w:r>
-        <w:t>）：</w:t>
-      </w:r>
-      <w:r>
-        <w:t>1-22. DOI:10.1137/S1064827594276424.</w:t>
-      </w:r>
-    </w:p>
-    <w:p>
-      <w:pPr>
-        <w:pStyle w:val="a"/>
-      </w:pPr>
-      <w:proofErr w:type="spellStart"/>
-      <w:r>
-        <w:t>Tuly</w:t>
-      </w:r>
-      <w:proofErr w:type="spellEnd"/>
-      <w:r>
-        <w:t xml:space="preserve"> S </w:t>
-      </w:r>
-      <w:proofErr w:type="spellStart"/>
-      <w:r>
-        <w:t>S</w:t>
-      </w:r>
-      <w:proofErr w:type="spellEnd"/>
-      <w:r>
-        <w:t>，</w:t>
-      </w:r>
-      <w:proofErr w:type="spellStart"/>
-      <w:r>
-        <w:t>Joardder</w:t>
-      </w:r>
-      <w:proofErr w:type="spellEnd"/>
-      <w:r>
-        <w:t xml:space="preserve"> M U H</w:t>
-      </w:r>
-      <w:r>
-        <w:t>，</w:t>
-      </w:r>
-      <w:r>
-        <w:t>Welsh Z G</w:t>
-      </w:r>
-      <w:r>
-        <w:t>，</w:t>
-      </w:r>
-      <w:proofErr w:type="gramStart"/>
-      <w:r>
-        <w:t>等</w:t>
-      </w:r>
-      <w:r>
-        <w:t>.</w:t>
-      </w:r>
-      <w:proofErr w:type="gramEnd"/>
-      <w:r>
-        <w:t xml:space="preserve"> Mathematical Modelling of Heat and Mass Transfer during Jackfruit Drying Considering Shrinkage[J/OL]. Energies</w:t>
-      </w:r>
-      <w:r>
-        <w:t>，</w:t>
-      </w:r>
-      <w:r>
-        <w:t>2023</w:t>
-      </w:r>
-      <w:r>
-        <w:t>，</w:t>
-      </w:r>
-      <w:r>
-        <w:t>16</w:t>
-      </w:r>
-      <w:r>
-        <w:t>（</w:t>
-      </w:r>
-      <w:r>
-        <w:t>11</w:t>
-      </w:r>
-      <w:r>
-        <w:t>）：</w:t>
-      </w:r>
-      <w:r>
-        <w:t>4461. DOI:10.3390/en16114461.</w:t>
-      </w:r>
-    </w:p>
-    <w:p>
-      <w:pPr>
-        <w:pStyle w:val="a"/>
-      </w:pPr>
-      <w:r>
-        <w:t>Fritsch F N</w:t>
-      </w:r>
-      <w:r>
-        <w:t>，</w:t>
-      </w:r>
-      <w:r>
-        <w:t>Butland J. A Method for Constructing Local Monotone Piecewise Cubic Interpolants[J/OL]. SIAM Journal on Scientific and Statistical Computing</w:t>
-      </w:r>
-      <w:r>
-        <w:t>，</w:t>
-      </w:r>
-      <w:r>
-        <w:t>1984</w:t>
-      </w:r>
-      <w:r>
-        <w:t>，</w:t>
-      </w:r>
-      <w:r>
-        <w:t>5</w:t>
-      </w:r>
-      <w:r>
-        <w:t>（</w:t>
-      </w:r>
-      <w:r>
-        <w:t>2</w:t>
-      </w:r>
-      <w:r>
-        <w:t>）：</w:t>
-      </w:r>
-      <w:r>
-        <w:t>300-304. DOI:10.1137/0905021.</w:t>
-      </w:r>
-    </w:p>
-    <w:p>
-      <w:pPr>
-        <w:pStyle w:val="a"/>
-        <w:rPr>
-          <w:rFonts w:hint="eastAsia"/>
-        </w:rPr>
-      </w:pPr>
-      <w:r>
-        <w:t>Serban R</w:t>
-      </w:r>
-      <w:r>
-        <w:t>，</w:t>
-      </w:r>
-      <w:r>
-        <w:t>Hindmarsh A C. CVODES: The Sensitivity-Enabled ODE Solver in SUNDIALS[C/OL]//Volume 6: 5th International Conference on Multibody Systems, Nonlinear Dynamics, and Control, Parts A, B, and C. Long Beach, California, USA</w:t>
-      </w:r>
-      <w:r>
-        <w:t>：</w:t>
-      </w:r>
-      <w:r>
-        <w:t>ASMEDC</w:t>
-      </w:r>
-      <w:r>
-        <w:t>，</w:t>
-      </w:r>
-      <w:r>
-        <w:t>2005</w:t>
-      </w:r>
-      <w:r>
-        <w:t>：</w:t>
-      </w:r>
-      <w:r>
-        <w:t>257-269. https://asmedigitalcollection.asme.org/IDETC-CIE/proceedings/IDETC-CIE2005/47438/257/317245. DOI:10.1115/DETC2005-85597.</w:t>
-      </w:r>
-    </w:p>
-    <w:p>
-      <w:pPr>
-        <w:pStyle w:val="a"/>
-      </w:pPr>
-      <w:r>
-        <w:t>EYMARD R, GALLOUËT T, HERBIN R. Finite volume methods[M]// CIARLET P G, LIONS J L, eds. Handbook of Numerical Analysis: Vol. 7. Amsterdam: Elsevier, 2000: 713–1020. DOI: 10.1016/S1570-8659(00)07005-8.</w:t>
+        <w:numPr>
+          <w:ilvl w:val="0"/>
+          <w:numId w:val="0"/>
+        </w:numPr>
+      </w:pPr>
+      <w:r>
+        <w:t>[10] EYMARD R, GALLOUËT T, HERBIN R. Finite volume methods[M]// CIARLET P G, LIONS J L. Handbook of Numerical Analysis: Vol. 7. Amsterdam: Elsevier, 2000: 713-1018. DOI: 10.1016/S1570-8659(00)07005-8.</w:t>
       </w:r>
     </w:p>
     <w:p>

--- a/paper/2026C论文.docx
+++ b/paper/2026C论文.docx
@@ -699,13 +699,17 @@
     <w:p>
       <w:pPr>
         <w:ind w:firstLine="482"/>
-      </w:pPr>
-      <w:r>
-        <w:rPr>
-          <w:rFonts w:hint="eastAsia"/>
+        <w:rPr>
           <w:b/>
           <w:bCs/>
         </w:rPr>
+      </w:pPr>
+      <w:r>
+        <w:rPr>
+          <w:rFonts w:hint="eastAsia"/>
+          <w:b/>
+          <w:bCs/>
+        </w:rPr>
         <w:t>问题四：</w:t>
       </w:r>
       <w:r>
@@ -757,17 +761,8 @@
       <w:r>
         <w:t>中。</w:t>
       </w:r>
+      <w:bookmarkEnd w:id="9"/>
       <w:bookmarkEnd w:id="11"/>
-    </w:p>
-    <w:bookmarkEnd w:id="9"/>
-    <w:p>
-      <w:pPr>
-        <w:ind w:firstLine="482"/>
-        <w:rPr>
-          <w:b/>
-          <w:bCs/>
-        </w:rPr>
-      </w:pPr>
     </w:p>
     <w:p>
       <w:pPr>
@@ -907,10 +902,10 @@
             <v:path o:extrusionok="f" gradientshapeok="t" o:connecttype="rect"/>
             <o:lock v:ext="edit" aspectratio="t"/>
           </v:shapetype>
-          <v:shape id="_x0000_i1026" type="#_x0000_t75" style="width:29.15pt;height:18.7pt" o:ole="">
+          <v:shape id="_x0000_i1026" type="#_x0000_t75" style="width:29pt;height:18.5pt" o:ole="">
             <v:imagedata r:id="rId8" o:title=""/>
           </v:shape>
-          <o:OLEObject Type="Embed" ProgID="Equation.AxMath" ShapeID="_x0000_i1026" DrawAspect="Content" ObjectID="_1850814881" r:id="rId9"/>
+          <o:OLEObject Type="Embed" ProgID="Equation.AxMath" ShapeID="_x0000_i1026" DrawAspect="Content" ObjectID="_1850825434" r:id="rId9"/>
         </w:object>
       </w:r>
       <w:r>
@@ -924,10 +919,10 @@
           <w:position w:val="-12"/>
         </w:rPr>
         <w:object w:dxaOrig="607" w:dyaOrig="371" w14:anchorId="142482DF">
-          <v:shape id="_x0000_i1027" type="#_x0000_t75" style="width:30.55pt;height:18.7pt" o:ole="">
+          <v:shape id="_x0000_i1027" type="#_x0000_t75" style="width:30.5pt;height:18.5pt" o:ole="">
             <v:imagedata r:id="rId10" o:title=""/>
           </v:shape>
-          <o:OLEObject Type="Embed" ProgID="Equation.AxMath" ShapeID="_x0000_i1027" DrawAspect="Content" ObjectID="_1850814882" r:id="rId11"/>
+          <o:OLEObject Type="Embed" ProgID="Equation.AxMath" ShapeID="_x0000_i1027" DrawAspect="Content" ObjectID="_1850825435" r:id="rId11"/>
         </w:object>
       </w:r>
       <w:r>
@@ -1131,10 +1126,10 @@
           <w:position w:val="-11"/>
         </w:rPr>
         <w:object w:dxaOrig="190" w:dyaOrig="357" w14:anchorId="064A396A">
-          <v:shape id="_x0000_i1028" type="#_x0000_t75" style="width:9.55pt;height:17.75pt" o:ole="">
+          <v:shape id="_x0000_i1028" type="#_x0000_t75" style="width:9.5pt;height:18pt" o:ole="">
             <v:imagedata r:id="rId12" o:title=""/>
           </v:shape>
-          <o:OLEObject Type="Embed" ProgID="Equation.AxMath" ShapeID="_x0000_i1028" DrawAspect="Content" ObjectID="_1850814883" r:id="rId13"/>
+          <o:OLEObject Type="Embed" ProgID="Equation.AxMath" ShapeID="_x0000_i1028" DrawAspect="Content" ObjectID="_1850825436" r:id="rId13"/>
         </w:object>
       </w:r>
       <w:r>
@@ -1148,10 +1143,10 @@
           <w:position w:val="-12"/>
         </w:rPr>
         <w:object w:dxaOrig="248" w:dyaOrig="360" w14:anchorId="3F92588C">
-          <v:shape id="_x0000_i1029" type="#_x0000_t75" style="width:12.3pt;height:18.25pt" o:ole="">
+          <v:shape id="_x0000_i1029" type="#_x0000_t75" style="width:12.5pt;height:18pt" o:ole="">
             <v:imagedata r:id="rId14" o:title=""/>
           </v:shape>
-          <o:OLEObject Type="Embed" ProgID="Equation.AxMath" ShapeID="_x0000_i1029" DrawAspect="Content" ObjectID="_1850814884" r:id="rId15"/>
+          <o:OLEObject Type="Embed" ProgID="Equation.AxMath" ShapeID="_x0000_i1029" DrawAspect="Content" ObjectID="_1850825437" r:id="rId15"/>
         </w:object>
       </w:r>
       <w:r>
@@ -1165,10 +1160,10 @@
           <w:position w:val="-11"/>
         </w:rPr>
         <w:object w:dxaOrig="179" w:dyaOrig="357" w14:anchorId="1162BCEF">
-          <v:shape id="_x0000_i1030" type="#_x0000_t75" style="width:9.1pt;height:17.75pt" o:ole="">
+          <v:shape id="_x0000_i1030" type="#_x0000_t75" style="width:9.5pt;height:18pt" o:ole="">
             <v:imagedata r:id="rId16" o:title=""/>
           </v:shape>
-          <o:OLEObject Type="Embed" ProgID="Equation.AxMath" ShapeID="_x0000_i1030" DrawAspect="Content" ObjectID="_1850814885" r:id="rId17"/>
+          <o:OLEObject Type="Embed" ProgID="Equation.AxMath" ShapeID="_x0000_i1030" DrawAspect="Content" ObjectID="_1850825438" r:id="rId17"/>
         </w:object>
       </w:r>
       <w:r>
@@ -1194,10 +1189,10 @@
           <w:position w:val="-11"/>
         </w:rPr>
         <w:object w:dxaOrig="249" w:dyaOrig="357" w14:anchorId="4AFCCAB6">
-          <v:shape id="_x0000_i1031" type="#_x0000_t75" style="width:12.3pt;height:17.75pt" o:ole="">
+          <v:shape id="_x0000_i1031" type="#_x0000_t75" style="width:12.5pt;height:18pt" o:ole="">
             <v:imagedata r:id="rId18" o:title=""/>
           </v:shape>
-          <o:OLEObject Type="Embed" ProgID="Equation.AxMath" ShapeID="_x0000_i1031" DrawAspect="Content" ObjectID="_1850814886" r:id="rId19"/>
+          <o:OLEObject Type="Embed" ProgID="Equation.AxMath" ShapeID="_x0000_i1031" DrawAspect="Content" ObjectID="_1850825439" r:id="rId19"/>
         </w:object>
       </w:r>
       <w:r>
@@ -1258,7 +1253,7 @@
         <w:rPr>
           <w:rFonts w:hint="eastAsia"/>
         </w:rPr>
-        <w:t>3 h</w:t>
+        <w:t>3h</w:t>
       </w:r>
       <w:r>
         <w:rPr>
@@ -1333,10 +1328,10 @@
           <w:position w:val="-11"/>
         </w:rPr>
         <w:object w:dxaOrig="1256" w:dyaOrig="357" w14:anchorId="213DA7E6">
-          <v:shape id="_x0000_i1032" type="#_x0000_t75" style="width:63.35pt;height:17.75pt" o:ole="">
+          <v:shape id="_x0000_i1032" type="#_x0000_t75" style="width:63pt;height:18pt" o:ole="">
             <v:imagedata r:id="rId20" o:title=""/>
           </v:shape>
-          <o:OLEObject Type="Embed" ProgID="Equation.AxMath" ShapeID="_x0000_i1032" DrawAspect="Content" ObjectID="_1850814887" r:id="rId21"/>
+          <o:OLEObject Type="Embed" ProgID="Equation.AxMath" ShapeID="_x0000_i1032" DrawAspect="Content" ObjectID="_1850825440" r:id="rId21"/>
         </w:object>
       </w:r>
       <w:r>
@@ -1356,10 +1351,10 @@
           <w:position w:val="-28"/>
         </w:rPr>
         <w:object w:dxaOrig="2300" w:dyaOrig="527" w14:anchorId="63380329">
-          <v:shape id="_x0000_i1033" type="#_x0000_t75" style="width:114.85pt;height:26.45pt" o:ole="">
+          <v:shape id="_x0000_i1033" type="#_x0000_t75" style="width:115pt;height:26.5pt" o:ole="">
             <v:imagedata r:id="rId22" o:title=""/>
           </v:shape>
-          <o:OLEObject Type="Embed" ProgID="Equation.AxMath" ShapeID="_x0000_i1033" DrawAspect="Content" ObjectID="_1850814888" r:id="rId23"/>
+          <o:OLEObject Type="Embed" ProgID="Equation.AxMath" ShapeID="_x0000_i1033" DrawAspect="Content" ObjectID="_1850825441" r:id="rId23"/>
         </w:object>
       </w:r>
       <w:r>
@@ -1468,10 +1463,10 @@
           <w:position w:val="-12"/>
         </w:rPr>
         <w:object w:dxaOrig="527" w:dyaOrig="371" w14:anchorId="38D7C6AD">
-          <v:shape id="_x0000_i1034" type="#_x0000_t75" style="width:26.45pt;height:18.7pt" o:ole="">
+          <v:shape id="_x0000_i1034" type="#_x0000_t75" style="width:26.5pt;height:18.5pt" o:ole="">
             <v:imagedata r:id="rId24" o:title=""/>
           </v:shape>
-          <o:OLEObject Type="Embed" ProgID="Equation.AxMath" ShapeID="_x0000_i1034" DrawAspect="Content" ObjectID="_1850814889" r:id="rId25"/>
+          <o:OLEObject Type="Embed" ProgID="Equation.AxMath" ShapeID="_x0000_i1034" DrawAspect="Content" ObjectID="_1850825442" r:id="rId25"/>
         </w:object>
       </w:r>
       <w:r>
@@ -1496,10 +1491,10 @@
           <w:position w:val="-28"/>
         </w:rPr>
         <w:object w:dxaOrig="1026" w:dyaOrig="669" w14:anchorId="63D4C353">
-          <v:shape id="_x0000_i1035" type="#_x0000_t75" style="width:51.5pt;height:33.25pt" o:ole="">
+          <v:shape id="_x0000_i1035" type="#_x0000_t75" style="width:51.5pt;height:33pt" o:ole="">
             <v:imagedata r:id="rId26" o:title=""/>
           </v:shape>
-          <o:OLEObject Type="Embed" ProgID="Equation.AxMath" ShapeID="_x0000_i1035" DrawAspect="Content" ObjectID="_1850814890" r:id="rId27"/>
+          <o:OLEObject Type="Embed" ProgID="Equation.AxMath" ShapeID="_x0000_i1035" DrawAspect="Content" ObjectID="_1850825443" r:id="rId27"/>
         </w:object>
       </w:r>
       <w:r>
@@ -1591,12 +1586,6 @@
       </w:r>
       <w:r>
         <w:rPr>
-          <w:rFonts w:hint="eastAsia"/>
-        </w:rPr>
-        <w:t xml:space="preserve"> </w:t>
-      </w:r>
-      <w:r>
-        <w:rPr>
           <w:noProof/>
         </w:rPr>
         <w:t>1</w:t>
@@ -1619,8 +1608,62 @@
     </w:p>
     <w:p>
       <w:pPr>
-        <w:pStyle w:val="aff0"/>
-      </w:pPr>
+        <w:ind w:firstLine="482"/>
+        <w:rPr>
+          <w:rFonts w:hint="eastAsia"/>
+          <w:b/>
+          <w:bCs/>
+        </w:rPr>
+      </w:pPr>
+      <w:r>
+        <w:rPr>
+          <w:rFonts w:hint="eastAsia"/>
+          <w:b/>
+          <w:bCs/>
+          <w:noProof/>
+        </w:rPr>
+        <w:drawing>
+          <wp:inline distT="0" distB="0" distL="0" distR="0" wp14:anchorId="405D1214" wp14:editId="7EAC40FA">
+            <wp:extent cx="5759450" cy="2696845"/>
+            <wp:effectExtent l="0" t="0" r="0" b="8255"/>
+            <wp:docPr id="623587348" name="图片 1"/>
+            <wp:cNvGraphicFramePr>
+              <a:graphicFrameLocks xmlns:a="http://schemas.openxmlformats.org/drawingml/2006/main" noChangeAspect="1"/>
+            </wp:cNvGraphicFramePr>
+            <a:graphic xmlns:a="http://schemas.openxmlformats.org/drawingml/2006/main">
+              <a:graphicData uri="http://schemas.openxmlformats.org/drawingml/2006/picture">
+                <pic:pic xmlns:pic="http://schemas.openxmlformats.org/drawingml/2006/picture">
+                  <pic:nvPicPr>
+                    <pic:cNvPr id="623587348" name="图片 623587348"/>
+                    <pic:cNvPicPr/>
+                  </pic:nvPicPr>
+                  <pic:blipFill>
+                    <a:blip r:embed="rId28" cstate="print">
+                      <a:extLst>
+                        <a:ext uri="{28A0092B-C50C-407E-A947-70E740481C1C}">
+                          <a14:useLocalDpi xmlns:a14="http://schemas.microsoft.com/office/drawing/2010/main" val="0"/>
+                        </a:ext>
+                      </a:extLst>
+                    </a:blip>
+                    <a:stretch>
+                      <a:fillRect/>
+                    </a:stretch>
+                  </pic:blipFill>
+                  <pic:spPr>
+                    <a:xfrm>
+                      <a:off x="0" y="0"/>
+                      <a:ext cx="5759450" cy="2696845"/>
+                    </a:xfrm>
+                    <a:prstGeom prst="rect">
+                      <a:avLst/>
+                    </a:prstGeom>
+                  </pic:spPr>
+                </pic:pic>
+              </a:graphicData>
+            </a:graphic>
+          </wp:inline>
+        </w:drawing>
+      </w:r>
     </w:p>
     <w:p>
       <w:pPr>
@@ -1632,6 +1675,7 @@
         <w:rPr>
           <w:rFonts w:hint="eastAsia"/>
         </w:rPr>
+        <w:lastRenderedPageBreak/>
         <w:t>图</w:t>
       </w:r>
       <w:r>
@@ -1868,7 +1912,6 @@
         <w:rPr>
           <w:rFonts w:hint="eastAsia"/>
         </w:rPr>
-        <w:lastRenderedPageBreak/>
         <w:t>唐氏综合征、爱德华氏综合征和帕陶氏综合征的先验患病率与样本中的胎儿实际健康情况中患病率相同。</w:t>
       </w:r>
     </w:p>
@@ -1981,10 +2024,10 @@
                 <w:position w:val="-11"/>
               </w:rPr>
               <w:object w:dxaOrig="143" w:dyaOrig="357" w14:anchorId="6F0ECF48">
-                <v:shape id="_x0000_i1036" type="#_x0000_t75" style="width:7.3pt;height:17.75pt" o:ole="">
-                  <v:imagedata r:id="rId28" o:title=""/>
+                <v:shape id="_x0000_i1036" type="#_x0000_t75" style="width:7pt;height:18pt" o:ole="">
+                  <v:imagedata r:id="rId29" o:title=""/>
                 </v:shape>
-                <o:OLEObject Type="Embed" ProgID="Equation.AxMath" ShapeID="_x0000_i1036" DrawAspect="Content" ObjectID="_1850814891" r:id="rId29">
+                <o:OLEObject Type="Embed" ProgID="Equation.AxMath" ShapeID="_x0000_i1036" DrawAspect="Content" ObjectID="_1850825444" r:id="rId30">
                   <o:FieldCodes>\* MERGEFORMAT</o:FieldCodes>
                 </o:OLEObject>
               </w:object>
@@ -2020,10 +2063,10 @@
                 <w:position w:val="-11"/>
               </w:rPr>
               <w:object w:dxaOrig="159" w:dyaOrig="357" w14:anchorId="49879491">
-                <v:shape id="_x0000_i1037" type="#_x0000_t75" style="width:7.75pt;height:17.75pt" o:ole="">
-                  <v:imagedata r:id="rId30" o:title=""/>
+                <v:shape id="_x0000_i1037" type="#_x0000_t75" style="width:8pt;height:18pt" o:ole="">
+                  <v:imagedata r:id="rId31" o:title=""/>
                 </v:shape>
-                <o:OLEObject Type="Embed" ProgID="Equation.AxMath" ShapeID="_x0000_i1037" DrawAspect="Content" ObjectID="_1850814892" r:id="rId31">
+                <o:OLEObject Type="Embed" ProgID="Equation.AxMath" ShapeID="_x0000_i1037" DrawAspect="Content" ObjectID="_1850825445" r:id="rId32">
                   <o:FieldCodes>\* MERGEFORMAT</o:FieldCodes>
                 </o:OLEObject>
               </w:object>
@@ -2048,10 +2091,10 @@
                 <w:position w:val="-10"/>
               </w:rPr>
               <w:object w:dxaOrig="216" w:dyaOrig="324" w14:anchorId="55BBDFB7">
-                <v:shape id="_x0000_i1038" type="#_x0000_t75" alt="" style="width:10.95pt;height:16.4pt" o:ole="">
-                  <v:imagedata r:id="rId32" o:title=""/>
+                <v:shape id="_x0000_i1038" type="#_x0000_t75" alt="" style="width:11pt;height:16.5pt" o:ole="">
+                  <v:imagedata r:id="rId33" o:title=""/>
                 </v:shape>
-                <o:OLEObject Type="Embed" ProgID="Equation.AxMath" ShapeID="_x0000_i1038" DrawAspect="Content" ObjectID="_1850814893" r:id="rId33">
+                <o:OLEObject Type="Embed" ProgID="Equation.AxMath" ShapeID="_x0000_i1038" DrawAspect="Content" ObjectID="_1850825446" r:id="rId34">
                   <o:FieldCodes>\* MERGEFORMAT</o:FieldCodes>
                 </o:OLEObject>
               </w:object>
@@ -2087,10 +2130,10 @@
                 <w:position w:val="-11"/>
               </w:rPr>
               <w:object w:dxaOrig="261" w:dyaOrig="357" w14:anchorId="2A031A44">
-                <v:shape id="_x0000_i1039" type="#_x0000_t75" style="width:13.2pt;height:17.75pt" o:ole="">
-                  <v:imagedata r:id="rId34" o:title=""/>
+                <v:shape id="_x0000_i1039" type="#_x0000_t75" style="width:13pt;height:18pt" o:ole="">
+                  <v:imagedata r:id="rId35" o:title=""/>
                 </v:shape>
-                <o:OLEObject Type="Embed" ProgID="Equation.AxMath" ShapeID="_x0000_i1039" DrawAspect="Content" ObjectID="_1850814894" r:id="rId35">
+                <o:OLEObject Type="Embed" ProgID="Equation.AxMath" ShapeID="_x0000_i1039" DrawAspect="Content" ObjectID="_1850825447" r:id="rId36">
                   <o:FieldCodes>\* MERGEFORMAT</o:FieldCodes>
                 </o:OLEObject>
               </w:object>
@@ -2112,10 +2155,10 @@
                 <w:position w:val="-10"/>
               </w:rPr>
               <w:object w:dxaOrig="195" w:dyaOrig="324" w14:anchorId="238241AE">
-                <v:shape id="_x0000_i1040" type="#_x0000_t75" alt="" style="width:9.55pt;height:16.4pt" o:ole="">
-                  <v:imagedata r:id="rId36" o:title=""/>
+                <v:shape id="_x0000_i1040" type="#_x0000_t75" alt="" style="width:9.5pt;height:16.5pt" o:ole="">
+                  <v:imagedata r:id="rId37" o:title=""/>
                 </v:shape>
-                <o:OLEObject Type="Embed" ProgID="Equation.AxMath" ShapeID="_x0000_i1040" DrawAspect="Content" ObjectID="_1850814895" r:id="rId37">
+                <o:OLEObject Type="Embed" ProgID="Equation.AxMath" ShapeID="_x0000_i1040" DrawAspect="Content" ObjectID="_1850825448" r:id="rId38">
                   <o:FieldCodes>\* MERGEFORMAT</o:FieldCodes>
                 </o:OLEObject>
               </w:object>
@@ -2151,10 +2194,10 @@
                 <w:position w:val="-11"/>
               </w:rPr>
               <w:object w:dxaOrig="261" w:dyaOrig="357" w14:anchorId="5634F070">
-                <v:shape id="_x0000_i1041" type="#_x0000_t75" style="width:13.2pt;height:17.75pt" o:ole="">
-                  <v:imagedata r:id="rId34" o:title=""/>
+                <v:shape id="_x0000_i1041" type="#_x0000_t75" style="width:13pt;height:18pt" o:ole="">
+                  <v:imagedata r:id="rId35" o:title=""/>
                 </v:shape>
-                <o:OLEObject Type="Embed" ProgID="Equation.AxMath" ShapeID="_x0000_i1041" DrawAspect="Content" ObjectID="_1850814896" r:id="rId38">
+                <o:OLEObject Type="Embed" ProgID="Equation.AxMath" ShapeID="_x0000_i1041" DrawAspect="Content" ObjectID="_1850825449" r:id="rId39">
                   <o:FieldCodes>\* MERGEFORMAT</o:FieldCodes>
                 </o:OLEObject>
               </w:object>
@@ -2176,10 +2219,10 @@
                 <w:position w:val="-10"/>
               </w:rPr>
               <w:object w:dxaOrig="178" w:dyaOrig="330" w14:anchorId="571E791D">
-                <v:shape id="_x0000_i1042" type="#_x0000_t75" alt="" style="width:9.1pt;height:16.4pt" o:ole="">
-                  <v:imagedata r:id="rId39" o:title=""/>
+                <v:shape id="_x0000_i1042" type="#_x0000_t75" alt="" style="width:9pt;height:16.5pt" o:ole="">
+                  <v:imagedata r:id="rId40" o:title=""/>
                 </v:shape>
-                <o:OLEObject Type="Embed" ProgID="Equation.AxMath" ShapeID="_x0000_i1042" DrawAspect="Content" ObjectID="_1850814897" r:id="rId40">
+                <o:OLEObject Type="Embed" ProgID="Equation.AxMath" ShapeID="_x0000_i1042" DrawAspect="Content" ObjectID="_1850825450" r:id="rId41">
                   <o:FieldCodes>\* MERGEFORMAT</o:FieldCodes>
                 </o:OLEObject>
               </w:object>
@@ -2215,10 +2258,10 @@
                 <w:position w:val="-11"/>
               </w:rPr>
               <w:object w:dxaOrig="692" w:dyaOrig="360" w14:anchorId="3C511D60">
-                <v:shape id="_x0000_i1043" type="#_x0000_t75" style="width:34.65pt;height:18.25pt" o:ole="">
-                  <v:imagedata r:id="rId41" o:title=""/>
+                <v:shape id="_x0000_i1043" type="#_x0000_t75" style="width:34.5pt;height:18pt" o:ole="">
+                  <v:imagedata r:id="rId42" o:title=""/>
                 </v:shape>
-                <o:OLEObject Type="Embed" ProgID="Equation.AxMath" ShapeID="_x0000_i1043" DrawAspect="Content" ObjectID="_1850814898" r:id="rId42">
+                <o:OLEObject Type="Embed" ProgID="Equation.AxMath" ShapeID="_x0000_i1043" DrawAspect="Content" ObjectID="_1850825451" r:id="rId43">
                   <o:FieldCodes>\* MERGEFORMAT</o:FieldCodes>
                 </o:OLEObject>
               </w:object>
@@ -2240,10 +2283,10 @@
                 <w:position w:val="-10"/>
               </w:rPr>
               <w:object w:dxaOrig="230" w:dyaOrig="325" w14:anchorId="4719439F">
-                <v:shape id="_x0000_i1044" type="#_x0000_t75" alt="" style="width:11.4pt;height:16.4pt" o:ole="">
-                  <v:imagedata r:id="rId43" o:title=""/>
+                <v:shape id="_x0000_i1044" type="#_x0000_t75" alt="" style="width:11.5pt;height:16.5pt" o:ole="">
+                  <v:imagedata r:id="rId44" o:title=""/>
                 </v:shape>
-                <o:OLEObject Type="Embed" ProgID="Equation.AxMath" ShapeID="_x0000_i1044" DrawAspect="Content" ObjectID="_1850814899" r:id="rId44">
+                <o:OLEObject Type="Embed" ProgID="Equation.AxMath" ShapeID="_x0000_i1044" DrawAspect="Content" ObjectID="_1850825452" r:id="rId45">
                   <o:FieldCodes>\* MERGEFORMAT</o:FieldCodes>
                 </o:OLEObject>
               </w:object>
@@ -2276,10 +2319,10 @@
                 <w:position w:val="-11"/>
               </w:rPr>
               <w:object w:dxaOrig="901" w:dyaOrig="340" w14:anchorId="2FF01CEB">
-                <v:shape id="_x0000_i1045" type="#_x0000_t75" style="width:45.1pt;height:16.85pt" o:ole="">
-                  <v:imagedata r:id="rId45" o:title=""/>
+                <v:shape id="_x0000_i1045" type="#_x0000_t75" style="width:45pt;height:16.5pt" o:ole="">
+                  <v:imagedata r:id="rId46" o:title=""/>
                 </v:shape>
-                <o:OLEObject Type="Embed" ProgID="Equation.AxMath" ShapeID="_x0000_i1045" DrawAspect="Content" ObjectID="_1850814900" r:id="rId46">
+                <o:OLEObject Type="Embed" ProgID="Equation.AxMath" ShapeID="_x0000_i1045" DrawAspect="Content" ObjectID="_1850825453" r:id="rId47">
                   <o:FieldCodes>\* MERGEFORMAT</o:FieldCodes>
                 </o:OLEObject>
               </w:object>
@@ -2301,10 +2344,10 @@
                 <w:position w:val="-10"/>
               </w:rPr>
               <w:object w:dxaOrig="166" w:dyaOrig="324" w14:anchorId="29923E30">
-                <v:shape id="_x0000_i1046" type="#_x0000_t75" alt="" style="width:8.2pt;height:16.4pt" o:ole="">
-                  <v:imagedata r:id="rId47" o:title=""/>
+                <v:shape id="_x0000_i1046" type="#_x0000_t75" alt="" style="width:8pt;height:16.5pt" o:ole="">
+                  <v:imagedata r:id="rId48" o:title=""/>
                 </v:shape>
-                <o:OLEObject Type="Embed" ProgID="Equation.AxMath" ShapeID="_x0000_i1046" DrawAspect="Content" ObjectID="_1850814901" r:id="rId48">
+                <o:OLEObject Type="Embed" ProgID="Equation.AxMath" ShapeID="_x0000_i1046" DrawAspect="Content" ObjectID="_1850825454" r:id="rId49">
                   <o:FieldCodes>\* MERGEFORMAT</o:FieldCodes>
                 </o:OLEObject>
               </w:object>
@@ -2340,10 +2383,10 @@
                 <w:position w:val="-12"/>
               </w:rPr>
               <w:object w:dxaOrig="1043" w:dyaOrig="371" w14:anchorId="6CB2F554">
-                <v:shape id="_x0000_i1047" type="#_x0000_t75" style="width:51.95pt;height:18.7pt" o:ole="">
-                  <v:imagedata r:id="rId49" o:title=""/>
+                <v:shape id="_x0000_i1047" type="#_x0000_t75" style="width:52pt;height:18.5pt" o:ole="">
+                  <v:imagedata r:id="rId50" o:title=""/>
                 </v:shape>
-                <o:OLEObject Type="Embed" ProgID="Equation.AxMath" ShapeID="_x0000_i1047" DrawAspect="Content" ObjectID="_1850814902" r:id="rId50">
+                <o:OLEObject Type="Embed" ProgID="Equation.AxMath" ShapeID="_x0000_i1047" DrawAspect="Content" ObjectID="_1850825455" r:id="rId51">
                   <o:FieldCodes>\* MERGEFORMAT</o:FieldCodes>
                 </o:OLEObject>
               </w:object>
@@ -2365,10 +2408,10 @@
                 <w:position w:val="-10"/>
               </w:rPr>
               <w:object w:dxaOrig="176" w:dyaOrig="324" w14:anchorId="0C3CB04B">
-                <v:shape id="_x0000_i1048" type="#_x0000_t75" alt="" style="width:8.65pt;height:16.4pt" o:ole="">
-                  <v:imagedata r:id="rId51" o:title=""/>
+                <v:shape id="_x0000_i1048" type="#_x0000_t75" alt="" style="width:8.5pt;height:16.5pt" o:ole="">
+                  <v:imagedata r:id="rId52" o:title=""/>
                 </v:shape>
-                <o:OLEObject Type="Embed" ProgID="Equation.AxMath" ShapeID="_x0000_i1048" DrawAspect="Content" ObjectID="_1850814903" r:id="rId52">
+                <o:OLEObject Type="Embed" ProgID="Equation.AxMath" ShapeID="_x0000_i1048" DrawAspect="Content" ObjectID="_1850825456" r:id="rId53">
                   <o:FieldCodes>\* MERGEFORMAT</o:FieldCodes>
                 </o:OLEObject>
               </w:object>
@@ -2404,10 +2447,10 @@
                 <w:position w:val="-12"/>
               </w:rPr>
               <w:object w:dxaOrig="1167" w:dyaOrig="377" w14:anchorId="0C60B850">
-                <v:shape id="_x0000_i1049" type="#_x0000_t75" style="width:58.35pt;height:18.7pt" o:ole="">
-                  <v:imagedata r:id="rId53" o:title=""/>
+                <v:shape id="_x0000_i1049" type="#_x0000_t75" style="width:58.5pt;height:18.5pt" o:ole="">
+                  <v:imagedata r:id="rId54" o:title=""/>
                 </v:shape>
-                <o:OLEObject Type="Embed" ProgID="Equation.AxMath" ShapeID="_x0000_i1049" DrawAspect="Content" ObjectID="_1850814904" r:id="rId54">
+                <o:OLEObject Type="Embed" ProgID="Equation.AxMath" ShapeID="_x0000_i1049" DrawAspect="Content" ObjectID="_1850825457" r:id="rId55">
                   <o:FieldCodes>\* MERGEFORMAT</o:FieldCodes>
                 </o:OLEObject>
               </w:object>
@@ -2429,10 +2472,10 @@
                 <w:position w:val="-10"/>
               </w:rPr>
               <w:object w:dxaOrig="281" w:dyaOrig="325" w14:anchorId="21F2A487">
-                <v:shape id="_x0000_i1050" type="#_x0000_t75" alt="" style="width:14.15pt;height:16.4pt" o:ole="">
-                  <v:imagedata r:id="rId55" o:title=""/>
+                <v:shape id="_x0000_i1050" type="#_x0000_t75" alt="" style="width:14pt;height:16.5pt" o:ole="">
+                  <v:imagedata r:id="rId56" o:title=""/>
                 </v:shape>
-                <o:OLEObject Type="Embed" ProgID="Equation.AxMath" ShapeID="_x0000_i1050" DrawAspect="Content" ObjectID="_1850814905" r:id="rId56">
+                <o:OLEObject Type="Embed" ProgID="Equation.AxMath" ShapeID="_x0000_i1050" DrawAspect="Content" ObjectID="_1850825458" r:id="rId57">
                   <o:FieldCodes>\* MERGEFORMAT</o:FieldCodes>
                 </o:OLEObject>
               </w:object>
@@ -2468,10 +2511,10 @@
                 <w:position w:val="-11"/>
               </w:rPr>
               <w:object w:dxaOrig="463" w:dyaOrig="357" w14:anchorId="6A5E70B3">
-                <v:shape id="_x0000_i1051" type="#_x0000_t75" style="width:23.25pt;height:17.75pt" o:ole="">
-                  <v:imagedata r:id="rId57" o:title=""/>
+                <v:shape id="_x0000_i1051" type="#_x0000_t75" style="width:23pt;height:18pt" o:ole="">
+                  <v:imagedata r:id="rId58" o:title=""/>
                 </v:shape>
-                <o:OLEObject Type="Embed" ProgID="Equation.AxMath" ShapeID="_x0000_i1051" DrawAspect="Content" ObjectID="_1850814906" r:id="rId58">
+                <o:OLEObject Type="Embed" ProgID="Equation.AxMath" ShapeID="_x0000_i1051" DrawAspect="Content" ObjectID="_1850825459" r:id="rId59">
                   <o:FieldCodes>\* MERGEFORMAT</o:FieldCodes>
                 </o:OLEObject>
               </w:object>
@@ -2493,10 +2536,10 @@
                 <w:position w:val="-11"/>
               </w:rPr>
               <w:object w:dxaOrig="659" w:dyaOrig="340" w14:anchorId="30D9AA39">
-                <v:shape id="_x0000_i1052" type="#_x0000_t75" alt="" style="width:32.8pt;height:16.85pt" o:ole="">
-                  <v:imagedata r:id="rId59" o:title=""/>
+                <v:shape id="_x0000_i1052" type="#_x0000_t75" alt="" style="width:33pt;height:16.5pt" o:ole="">
+                  <v:imagedata r:id="rId60" o:title=""/>
                 </v:shape>
-                <o:OLEObject Type="Embed" ProgID="Equation.AxMath" ShapeID="_x0000_i1052" DrawAspect="Content" ObjectID="_1850814907" r:id="rId60">
+                <o:OLEObject Type="Embed" ProgID="Equation.AxMath" ShapeID="_x0000_i1052" DrawAspect="Content" ObjectID="_1850825460" r:id="rId61">
                   <o:FieldCodes>\* MERGEFORMAT</o:FieldCodes>
                 </o:OLEObject>
               </w:object>
@@ -2516,10 +2559,10 @@
                 <w:position w:val="-11"/>
               </w:rPr>
               <w:object w:dxaOrig="143" w:dyaOrig="357" w14:anchorId="7A86ECC3">
-                <v:shape id="_x0000_i1053" type="#_x0000_t75" style="width:7.3pt;height:17.75pt" o:ole="">
-                  <v:imagedata r:id="rId61" o:title=""/>
+                <v:shape id="_x0000_i1053" type="#_x0000_t75" style="width:7pt;height:18pt" o:ole="">
+                  <v:imagedata r:id="rId62" o:title=""/>
                 </v:shape>
-                <o:OLEObject Type="Embed" ProgID="Equation.AxMath" ShapeID="_x0000_i1053" DrawAspect="Content" ObjectID="_1850814908" r:id="rId62">
+                <o:OLEObject Type="Embed" ProgID="Equation.AxMath" ShapeID="_x0000_i1053" DrawAspect="Content" ObjectID="_1850825461" r:id="rId63">
                   <o:FieldCodes>\* MERGEFORMAT</o:FieldCodes>
                 </o:OLEObject>
               </w:object>
@@ -2535,10 +2578,10 @@
                 <w:position w:val="-11"/>
               </w:rPr>
               <w:object w:dxaOrig="174" w:dyaOrig="357" w14:anchorId="2C386829">
-                <v:shape id="_x0000_i1054" type="#_x0000_t75" style="width:8.65pt;height:17.75pt" o:ole="">
-                  <v:imagedata r:id="rId63" o:title=""/>
+                <v:shape id="_x0000_i1054" type="#_x0000_t75" style="width:8.5pt;height:18pt" o:ole="">
+                  <v:imagedata r:id="rId64" o:title=""/>
                 </v:shape>
-                <o:OLEObject Type="Embed" ProgID="Equation.AxMath" ShapeID="_x0000_i1054" DrawAspect="Content" ObjectID="_1850814909" r:id="rId64">
+                <o:OLEObject Type="Embed" ProgID="Equation.AxMath" ShapeID="_x0000_i1054" DrawAspect="Content" ObjectID="_1850825462" r:id="rId65">
                   <o:FieldCodes>\* MERGEFORMAT</o:FieldCodes>
                 </o:OLEObject>
               </w:object>
@@ -2570,10 +2613,10 @@
                 <w:position w:val="-11"/>
               </w:rPr>
               <w:object w:dxaOrig="341" w:dyaOrig="357" w14:anchorId="3B314EAC">
-                <v:shape id="_x0000_i1055" type="#_x0000_t75" style="width:16.85pt;height:17.75pt" o:ole="">
-                  <v:imagedata r:id="rId65" o:title=""/>
+                <v:shape id="_x0000_i1055" type="#_x0000_t75" style="width:16.5pt;height:18pt" o:ole="">
+                  <v:imagedata r:id="rId66" o:title=""/>
                 </v:shape>
-                <o:OLEObject Type="Embed" ProgID="Equation.AxMath" ShapeID="_x0000_i1055" DrawAspect="Content" ObjectID="_1850814910" r:id="rId66">
+                <o:OLEObject Type="Embed" ProgID="Equation.AxMath" ShapeID="_x0000_i1055" DrawAspect="Content" ObjectID="_1850825463" r:id="rId67">
                   <o:FieldCodes>\* MERGEFORMAT</o:FieldCodes>
                 </o:OLEObject>
               </w:object>
@@ -2595,10 +2638,10 @@
                 <w:position w:val="-11"/>
               </w:rPr>
               <w:object w:dxaOrig="667" w:dyaOrig="340" w14:anchorId="3E4E2949">
-                <v:shape id="_x0000_i1056" type="#_x0000_t75" alt="" style="width:33.25pt;height:16.85pt" o:ole="">
-                  <v:imagedata r:id="rId67" o:title=""/>
+                <v:shape id="_x0000_i1056" type="#_x0000_t75" alt="" style="width:33pt;height:16.5pt" o:ole="">
+                  <v:imagedata r:id="rId68" o:title=""/>
                 </v:shape>
-                <o:OLEObject Type="Embed" ProgID="Equation.AxMath" ShapeID="_x0000_i1056" DrawAspect="Content" ObjectID="_1850814911" r:id="rId68">
+                <o:OLEObject Type="Embed" ProgID="Equation.AxMath" ShapeID="_x0000_i1056" DrawAspect="Content" ObjectID="_1850825464" r:id="rId69">
                   <o:FieldCodes>\* MERGEFORMAT</o:FieldCodes>
                 </o:OLEObject>
               </w:object>
@@ -2618,10 +2661,10 @@
                 <w:position w:val="-11"/>
               </w:rPr>
               <w:object w:dxaOrig="143" w:dyaOrig="357" w14:anchorId="32776E4B">
-                <v:shape id="_x0000_i1057" type="#_x0000_t75" style="width:7.3pt;height:17.75pt" o:ole="">
-                  <v:imagedata r:id="rId61" o:title=""/>
+                <v:shape id="_x0000_i1057" type="#_x0000_t75" style="width:7pt;height:18pt" o:ole="">
+                  <v:imagedata r:id="rId62" o:title=""/>
                 </v:shape>
-                <o:OLEObject Type="Embed" ProgID="Equation.AxMath" ShapeID="_x0000_i1057" DrawAspect="Content" ObjectID="_1850814912" r:id="rId69">
+                <o:OLEObject Type="Embed" ProgID="Equation.AxMath" ShapeID="_x0000_i1057" DrawAspect="Content" ObjectID="_1850825465" r:id="rId70">
                   <o:FieldCodes>\* MERGEFORMAT</o:FieldCodes>
                 </o:OLEObject>
               </w:object>
@@ -2637,10 +2680,10 @@
                 <w:position w:val="-11"/>
               </w:rPr>
               <w:object w:dxaOrig="174" w:dyaOrig="357" w14:anchorId="2ACF0704">
-                <v:shape id="_x0000_i1058" type="#_x0000_t75" style="width:8.65pt;height:17.75pt" o:ole="">
-                  <v:imagedata r:id="rId63" o:title=""/>
+                <v:shape id="_x0000_i1058" type="#_x0000_t75" style="width:8.5pt;height:18pt" o:ole="">
+                  <v:imagedata r:id="rId64" o:title=""/>
                 </v:shape>
-                <o:OLEObject Type="Embed" ProgID="Equation.AxMath" ShapeID="_x0000_i1058" DrawAspect="Content" ObjectID="_1850814913" r:id="rId70">
+                <o:OLEObject Type="Embed" ProgID="Equation.AxMath" ShapeID="_x0000_i1058" DrawAspect="Content" ObjectID="_1850825466" r:id="rId71">
                   <o:FieldCodes>\* MERGEFORMAT</o:FieldCodes>
                 </o:OLEObject>
               </w:object>
@@ -2667,10 +2710,10 @@
                 <w:position w:val="-11"/>
               </w:rPr>
               <w:object w:dxaOrig="611" w:dyaOrig="357" w14:anchorId="04F19B73">
-                <v:shape id="_x0000_i1059" type="#_x0000_t75" style="width:30.55pt;height:17.75pt" o:ole="">
-                  <v:imagedata r:id="rId71" o:title=""/>
+                <v:shape id="_x0000_i1059" type="#_x0000_t75" style="width:30.5pt;height:18pt" o:ole="">
+                  <v:imagedata r:id="rId72" o:title=""/>
                 </v:shape>
-                <o:OLEObject Type="Embed" ProgID="Equation.AxMath" ShapeID="_x0000_i1059" DrawAspect="Content" ObjectID="_1850814914" r:id="rId72">
+                <o:OLEObject Type="Embed" ProgID="Equation.AxMath" ShapeID="_x0000_i1059" DrawAspect="Content" ObjectID="_1850825467" r:id="rId73">
                   <o:FieldCodes>\* MERGEFORMAT</o:FieldCodes>
                 </o:OLEObject>
               </w:object>
@@ -2693,10 +2736,10 @@
                 <w:position w:val="-12"/>
               </w:rPr>
               <w:object w:dxaOrig="583" w:dyaOrig="371" w14:anchorId="353B81E1">
-                <v:shape id="_x0000_i1060" type="#_x0000_t75" style="width:29.15pt;height:18.7pt" o:ole="">
+                <v:shape id="_x0000_i1060" type="#_x0000_t75" style="width:29pt;height:18.5pt" o:ole="">
                   <v:imagedata r:id="rId8" o:title=""/>
                 </v:shape>
-                <o:OLEObject Type="Embed" ProgID="Equation.AxMath" ShapeID="_x0000_i1060" DrawAspect="Content" ObjectID="_1850814915" r:id="rId73">
+                <o:OLEObject Type="Embed" ProgID="Equation.AxMath" ShapeID="_x0000_i1060" DrawAspect="Content" ObjectID="_1850825468" r:id="rId74">
                   <o:FieldCodes>\* MERGEFORMAT</o:FieldCodes>
                 </o:OLEObject>
               </w:object>
@@ -2716,10 +2759,10 @@
                 <w:position w:val="-11"/>
               </w:rPr>
               <w:object w:dxaOrig="143" w:dyaOrig="357" w14:anchorId="00B07711">
-                <v:shape id="_x0000_i1061" type="#_x0000_t75" style="width:7.3pt;height:17.75pt" o:ole="">
-                  <v:imagedata r:id="rId28" o:title=""/>
+                <v:shape id="_x0000_i1061" type="#_x0000_t75" style="width:7pt;height:18pt" o:ole="">
+                  <v:imagedata r:id="rId29" o:title=""/>
                 </v:shape>
-                <o:OLEObject Type="Embed" ProgID="Equation.AxMath" ShapeID="_x0000_i1061" DrawAspect="Content" ObjectID="_1850814916" r:id="rId74">
+                <o:OLEObject Type="Embed" ProgID="Equation.AxMath" ShapeID="_x0000_i1061" DrawAspect="Content" ObjectID="_1850825469" r:id="rId75">
                   <o:FieldCodes>\* MERGEFORMAT</o:FieldCodes>
                 </o:OLEObject>
               </w:object>
@@ -2745,10 +2788,10 @@
                 <w:position w:val="-11"/>
               </w:rPr>
               <w:object w:dxaOrig="341" w:dyaOrig="357" w14:anchorId="36D86C13">
-                <v:shape id="_x0000_i1062" type="#_x0000_t75" style="width:16.85pt;height:17.75pt" o:ole="">
-                  <v:imagedata r:id="rId65" o:title=""/>
+                <v:shape id="_x0000_i1062" type="#_x0000_t75" style="width:16.5pt;height:18pt" o:ole="">
+                  <v:imagedata r:id="rId66" o:title=""/>
                 </v:shape>
-                <o:OLEObject Type="Embed" ProgID="Equation.AxMath" ShapeID="_x0000_i1062" DrawAspect="Content" ObjectID="_1850814917" r:id="rId75">
+                <o:OLEObject Type="Embed" ProgID="Equation.AxMath" ShapeID="_x0000_i1062" DrawAspect="Content" ObjectID="_1850825470" r:id="rId76">
                   <o:FieldCodes>\* MERGEFORMAT</o:FieldCodes>
                 </o:OLEObject>
               </w:object>
@@ -2770,10 +2813,10 @@
                 <w:position w:val="-12"/>
               </w:rPr>
               <w:object w:dxaOrig="607" w:dyaOrig="371" w14:anchorId="63274911">
-                <v:shape id="_x0000_i1063" type="#_x0000_t75" style="width:30.55pt;height:18.7pt" o:ole="">
+                <v:shape id="_x0000_i1063" type="#_x0000_t75" style="width:30.5pt;height:18.5pt" o:ole="">
                   <v:imagedata r:id="rId10" o:title=""/>
                 </v:shape>
-                <o:OLEObject Type="Embed" ProgID="Equation.AxMath" ShapeID="_x0000_i1063" DrawAspect="Content" ObjectID="_1850814918" r:id="rId76">
+                <o:OLEObject Type="Embed" ProgID="Equation.AxMath" ShapeID="_x0000_i1063" DrawAspect="Content" ObjectID="_1850825471" r:id="rId77">
                   <o:FieldCodes>\* MERGEFORMAT</o:FieldCodes>
                 </o:OLEObject>
               </w:object>
@@ -2793,10 +2836,10 @@
                 <w:position w:val="-11"/>
               </w:rPr>
               <w:object w:dxaOrig="143" w:dyaOrig="357" w14:anchorId="579E78C1">
-                <v:shape id="_x0000_i1064" type="#_x0000_t75" style="width:7.3pt;height:17.75pt" o:ole="">
-                  <v:imagedata r:id="rId28" o:title=""/>
+                <v:shape id="_x0000_i1064" type="#_x0000_t75" style="width:7pt;height:18pt" o:ole="">
+                  <v:imagedata r:id="rId29" o:title=""/>
                 </v:shape>
-                <o:OLEObject Type="Embed" ProgID="Equation.AxMath" ShapeID="_x0000_i1064" DrawAspect="Content" ObjectID="_1850814919" r:id="rId77">
+                <o:OLEObject Type="Embed" ProgID="Equation.AxMath" ShapeID="_x0000_i1064" DrawAspect="Content" ObjectID="_1850825472" r:id="rId78">
                   <o:FieldCodes>\* MERGEFORMAT</o:FieldCodes>
                 </o:OLEObject>
               </w:object>
@@ -2822,10 +2865,10 @@
                 <w:position w:val="-11"/>
               </w:rPr>
               <w:object w:dxaOrig="611" w:dyaOrig="357" w14:anchorId="3AAD7615">
-                <v:shape id="_x0000_i1065" type="#_x0000_t75" style="width:30.55pt;height:17.75pt" o:ole="">
-                  <v:imagedata r:id="rId71" o:title=""/>
+                <v:shape id="_x0000_i1065" type="#_x0000_t75" style="width:30.5pt;height:18pt" o:ole="">
+                  <v:imagedata r:id="rId72" o:title=""/>
                 </v:shape>
-                <o:OLEObject Type="Embed" ProgID="Equation.AxMath" ShapeID="_x0000_i1065" DrawAspect="Content" ObjectID="_1850814920" r:id="rId78">
+                <o:OLEObject Type="Embed" ProgID="Equation.AxMath" ShapeID="_x0000_i1065" DrawAspect="Content" ObjectID="_1850825473" r:id="rId79">
                   <o:FieldCodes>\* MERGEFORMAT</o:FieldCodes>
                 </o:OLEObject>
               </w:object>
@@ -2902,10 +2945,10 @@
           <w:position w:val="-12"/>
         </w:rPr>
         <w:object w:dxaOrig="719" w:dyaOrig="371" w14:anchorId="08E1808F">
-          <v:shape id="_x0000_i1066" type="#_x0000_t75" style="width:36pt;height:18.7pt" o:ole="">
-            <v:imagedata r:id="rId79" o:title=""/>
-          </v:shape>
-          <o:OLEObject Type="Embed" ProgID="Equation.AxMath" ShapeID="_x0000_i1066" DrawAspect="Content" ObjectID="_1850814921" r:id="rId80"/>
+          <v:shape id="_x0000_i1066" type="#_x0000_t75" style="width:36pt;height:18.5pt" o:ole="">
+            <v:imagedata r:id="rId80" o:title=""/>
+          </v:shape>
+          <o:OLEObject Type="Embed" ProgID="Equation.AxMath" ShapeID="_x0000_i1066" DrawAspect="Content" ObjectID="_1850825474" r:id="rId81"/>
         </w:object>
       </w:r>
       <w:r>
@@ -2919,10 +2962,10 @@
           <w:position w:val="-12"/>
         </w:rPr>
         <w:object w:dxaOrig="727" w:dyaOrig="371" w14:anchorId="4E0DA552">
-          <v:shape id="_x0000_i1067" type="#_x0000_t75" style="width:36.45pt;height:18.7pt" o:ole="">
-            <v:imagedata r:id="rId81" o:title=""/>
-          </v:shape>
-          <o:OLEObject Type="Embed" ProgID="Equation.AxMath" ShapeID="_x0000_i1067" DrawAspect="Content" ObjectID="_1850814922" r:id="rId82"/>
+          <v:shape id="_x0000_i1067" type="#_x0000_t75" style="width:36.5pt;height:18.5pt" o:ole="">
+            <v:imagedata r:id="rId82" o:title=""/>
+          </v:shape>
+          <o:OLEObject Type="Embed" ProgID="Equation.AxMath" ShapeID="_x0000_i1067" DrawAspect="Content" ObjectID="_1850825475" r:id="rId83"/>
         </w:object>
       </w:r>
       <w:r>
@@ -2948,10 +2991,10 @@
           <w:position w:val="-12"/>
         </w:rPr>
         <w:object w:dxaOrig="583" w:dyaOrig="371" w14:anchorId="7C8C1D8B">
-          <v:shape id="_x0000_i1068" type="#_x0000_t75" style="width:29.15pt;height:18.7pt" o:ole="">
-            <v:imagedata r:id="rId83" o:title=""/>
-          </v:shape>
-          <o:OLEObject Type="Embed" ProgID="Equation.AxMath" ShapeID="_x0000_i1068" DrawAspect="Content" ObjectID="_1850814923" r:id="rId84"/>
+          <v:shape id="_x0000_i1068" type="#_x0000_t75" style="width:29pt;height:18.5pt" o:ole="">
+            <v:imagedata r:id="rId84" o:title=""/>
+          </v:shape>
+          <o:OLEObject Type="Embed" ProgID="Equation.AxMath" ShapeID="_x0000_i1068" DrawAspect="Content" ObjectID="_1850825476" r:id="rId85"/>
         </w:object>
       </w:r>
       <w:r>
@@ -2965,10 +3008,10 @@
           <w:position w:val="-12"/>
         </w:rPr>
         <w:object w:dxaOrig="607" w:dyaOrig="371" w14:anchorId="265646C6">
-          <v:shape id="_x0000_i1069" type="#_x0000_t75" style="width:30.55pt;height:18.7pt" o:ole="">
-            <v:imagedata r:id="rId85" o:title=""/>
-          </v:shape>
-          <o:OLEObject Type="Embed" ProgID="Equation.AxMath" ShapeID="_x0000_i1069" DrawAspect="Content" ObjectID="_1850814924" r:id="rId86"/>
+          <v:shape id="_x0000_i1069" type="#_x0000_t75" style="width:30.5pt;height:18.5pt" o:ole="">
+            <v:imagedata r:id="rId86" o:title=""/>
+          </v:shape>
+          <o:OLEObject Type="Embed" ProgID="Equation.AxMath" ShapeID="_x0000_i1069" DrawAspect="Content" ObjectID="_1850825477" r:id="rId87"/>
         </w:object>
       </w:r>
       <w:r>
@@ -2988,10 +3031,10 @@
           <w:position w:val="-12"/>
         </w:rPr>
         <w:object w:dxaOrig="1384" w:dyaOrig="371" w14:anchorId="56E5D559">
-          <v:shape id="_x0000_i1070" type="#_x0000_t75" style="width:69.25pt;height:18.7pt" o:ole="">
-            <v:imagedata r:id="rId87" o:title=""/>
-          </v:shape>
-          <o:OLEObject Type="Embed" ProgID="Equation.AxMath" ShapeID="_x0000_i1070" DrawAspect="Content" ObjectID="_1850814925" r:id="rId88"/>
+          <v:shape id="_x0000_i1070" type="#_x0000_t75" style="width:69pt;height:18.5pt" o:ole="">
+            <v:imagedata r:id="rId88" o:title=""/>
+          </v:shape>
+          <o:OLEObject Type="Embed" ProgID="Equation.AxMath" ShapeID="_x0000_i1070" DrawAspect="Content" ObjectID="_1850825478" r:id="rId89"/>
         </w:object>
       </w:r>
       <w:r>
@@ -3129,6 +3172,7 @@
         <w:rPr>
           <w:noProof/>
         </w:rPr>
+        <w:lastRenderedPageBreak/>
         <w:drawing>
           <wp:inline distT="0" distB="0" distL="0" distR="0" wp14:anchorId="4D6D0405" wp14:editId="322FD989">
             <wp:extent cx="5759450" cy="2073275"/>
@@ -3147,7 +3191,7 @@
                     </pic:cNvPicPr>
                   </pic:nvPicPr>
                   <pic:blipFill>
-                    <a:blip r:embed="rId89" cstate="print">
+                    <a:blip r:embed="rId90" cstate="print">
                       <a:extLst>
                         <a:ext uri="{28A0092B-C50C-407E-A947-70E740481C1C}">
                           <a14:useLocalDpi xmlns:a14="http://schemas.microsoft.com/office/drawing/2010/main" val="0"/>
@@ -3265,7 +3309,6 @@
         <w:ind w:firstLine="480"/>
       </w:pPr>
       <w:r>
-        <w:lastRenderedPageBreak/>
         <w:t>可以看到温度和环境水分浓度均在早期快速上升，随后逐渐变慢并趋于稳定。</w:t>
       </w:r>
       <w:r>
@@ -3426,10 +3469,10 @@
           <w:position w:val="-12"/>
         </w:rPr>
         <w:object w:dxaOrig="643" w:dyaOrig="377" w14:anchorId="26E33573">
-          <v:shape id="_x0000_i1071" type="#_x0000_t75" style="width:32.35pt;height:18.7pt" o:ole="">
-            <v:imagedata r:id="rId90" o:title=""/>
-          </v:shape>
-          <o:OLEObject Type="Embed" ProgID="Equation.AxMath" ShapeID="_x0000_i1071" DrawAspect="Content" ObjectID="_1850814926" r:id="rId91"/>
+          <v:shape id="_x0000_i1071" type="#_x0000_t75" style="width:32.5pt;height:18.5pt" o:ole="">
+            <v:imagedata r:id="rId91" o:title=""/>
+          </v:shape>
+          <o:OLEObject Type="Embed" ProgID="Equation.AxMath" ShapeID="_x0000_i1071" DrawAspect="Content" ObjectID="_1850825479" r:id="rId92"/>
         </w:object>
       </w:r>
       <w:r>
@@ -3450,10 +3493,10 @@
           <w:u w:val="words"/>
         </w:rPr>
         <w:object w:dxaOrig="181" w:dyaOrig="384" w14:anchorId="5A274E75">
-          <v:shape id="_x0000_i1072" type="#_x0000_t75" style="width:9.1pt;height:19.15pt" o:ole="">
-            <v:imagedata r:id="rId92" o:title=""/>
-          </v:shape>
-          <o:OLEObject Type="Embed" ProgID="Equation.AxMath" ShapeID="_x0000_i1072" DrawAspect="Content" ObjectID="_1850814927" r:id="rId93"/>
+          <v:shape id="_x0000_i1072" type="#_x0000_t75" style="width:9pt;height:19.5pt" o:ole="">
+            <v:imagedata r:id="rId93" o:title=""/>
+          </v:shape>
+          <o:OLEObject Type="Embed" ProgID="Equation.AxMath" ShapeID="_x0000_i1072" DrawAspect="Content" ObjectID="_1850825480" r:id="rId94"/>
         </w:object>
       </w:r>
       <w:r>
@@ -3473,10 +3516,10 @@
           <w:position w:val="-32"/>
         </w:rPr>
         <w:object w:dxaOrig="2895" w:dyaOrig="816" w14:anchorId="14FA7BE8">
-          <v:shape id="_x0000_i1073" type="#_x0000_t75" style="width:144.9pt;height:41pt" o:ole="">
-            <v:imagedata r:id="rId94" o:title=""/>
-          </v:shape>
-          <o:OLEObject Type="Embed" ProgID="Equation.AxMath" ShapeID="_x0000_i1073" DrawAspect="Content" ObjectID="_1850814928" r:id="rId95"/>
+          <v:shape id="_x0000_i1073" type="#_x0000_t75" style="width:145pt;height:41pt" o:ole="">
+            <v:imagedata r:id="rId95" o:title=""/>
+          </v:shape>
+          <o:OLEObject Type="Embed" ProgID="Equation.AxMath" ShapeID="_x0000_i1073" DrawAspect="Content" ObjectID="_1850825481" r:id="rId96"/>
         </w:object>
       </w:r>
     </w:p>
@@ -3492,10 +3535,10 @@
           <w:position w:val="-11"/>
         </w:rPr>
         <w:object w:dxaOrig="198" w:dyaOrig="357" w14:anchorId="01FF430B">
-          <v:shape id="_x0000_i1074" type="#_x0000_t75" style="width:10.05pt;height:17.75pt" o:ole="">
-            <v:imagedata r:id="rId96" o:title=""/>
-          </v:shape>
-          <o:OLEObject Type="Embed" ProgID="Equation.AxMath" ShapeID="_x0000_i1074" DrawAspect="Content" ObjectID="_1850814929" r:id="rId97"/>
+          <v:shape id="_x0000_i1074" type="#_x0000_t75" style="width:10pt;height:18pt" o:ole="">
+            <v:imagedata r:id="rId97" o:title=""/>
+          </v:shape>
+          <o:OLEObject Type="Embed" ProgID="Equation.AxMath" ShapeID="_x0000_i1074" DrawAspect="Content" ObjectID="_1850825482" r:id="rId98"/>
         </w:object>
       </w:r>
       <w:r>
@@ -3545,10 +3588,10 @@
           <w:position w:val="-31"/>
         </w:rPr>
         <w:object w:dxaOrig="5533" w:dyaOrig="787" w14:anchorId="3F921340">
-          <v:shape id="_x0000_i1075" type="#_x0000_t75" style="width:276.6pt;height:39.2pt" o:ole="">
-            <v:imagedata r:id="rId98" o:title=""/>
-          </v:shape>
-          <o:OLEObject Type="Embed" ProgID="Equation.AxMath" ShapeID="_x0000_i1075" DrawAspect="Content" ObjectID="_1850814930" r:id="rId99"/>
+          <v:shape id="_x0000_i1075" type="#_x0000_t75" style="width:276.5pt;height:39pt" o:ole="">
+            <v:imagedata r:id="rId99" o:title=""/>
+          </v:shape>
+          <o:OLEObject Type="Embed" ProgID="Equation.AxMath" ShapeID="_x0000_i1075" DrawAspect="Content" ObjectID="_1850825483" r:id="rId100"/>
         </w:object>
       </w:r>
     </w:p>
@@ -3629,6 +3672,7 @@
         <w:rPr>
           <w:rFonts w:hint="eastAsia"/>
         </w:rPr>
+        <w:lastRenderedPageBreak/>
         <w:t>表</w:t>
       </w:r>
       <w:r>
@@ -3774,10 +3818,10 @@
                 <w:b w:val="0"/>
               </w:rPr>
               <w:object w:dxaOrig="341" w:dyaOrig="357" w14:anchorId="5A731455">
-                <v:shape id="_x0000_i1076" type="#_x0000_t75" style="width:16.85pt;height:17.75pt" o:ole="">
-                  <v:imagedata r:id="rId65" o:title=""/>
+                <v:shape id="_x0000_i1076" type="#_x0000_t75" style="width:16.5pt;height:18pt" o:ole="">
+                  <v:imagedata r:id="rId66" o:title=""/>
                 </v:shape>
-                <o:OLEObject Type="Embed" ProgID="Equation.AxMath" ShapeID="_x0000_i1076" DrawAspect="Content" ObjectID="_1850814931" r:id="rId100"/>
+                <o:OLEObject Type="Embed" ProgID="Equation.AxMath" ShapeID="_x0000_i1076" DrawAspect="Content" ObjectID="_1850825484" r:id="rId101"/>
               </w:object>
             </w:r>
           </w:p>
@@ -3827,10 +3871,10 @@
                 <w:b w:val="0"/>
               </w:rPr>
               <w:object w:dxaOrig="890" w:dyaOrig="377" w14:anchorId="336ABA50">
-                <v:shape id="_x0000_i1077" type="#_x0000_t75" style="width:44.65pt;height:18.7pt" o:ole="">
-                  <v:imagedata r:id="rId101" o:title=""/>
+                <v:shape id="_x0000_i1077" type="#_x0000_t75" style="width:44.5pt;height:18.5pt" o:ole="">
+                  <v:imagedata r:id="rId102" o:title=""/>
                 </v:shape>
-                <o:OLEObject Type="Embed" ProgID="Equation.AxMath" ShapeID="_x0000_i1077" DrawAspect="Content" ObjectID="_1850814932" r:id="rId102"/>
+                <o:OLEObject Type="Embed" ProgID="Equation.AxMath" ShapeID="_x0000_i1077" DrawAspect="Content" ObjectID="_1850825485" r:id="rId103"/>
               </w:object>
             </w:r>
           </w:p>
@@ -3861,10 +3905,10 @@
                 <w:b w:val="0"/>
               </w:rPr>
               <w:object w:dxaOrig="1399" w:dyaOrig="386" w14:anchorId="2A63E072">
-                <v:shape id="_x0000_i1078" type="#_x0000_t75" style="width:70.2pt;height:19.15pt" o:ole="">
-                  <v:imagedata r:id="rId103" o:title=""/>
+                <v:shape id="_x0000_i1078" type="#_x0000_t75" style="width:70pt;height:19pt" o:ole="">
+                  <v:imagedata r:id="rId104" o:title=""/>
                 </v:shape>
-                <o:OLEObject Type="Embed" ProgID="Equation.AxMath" ShapeID="_x0000_i1078" DrawAspect="Content" ObjectID="_1850814933" r:id="rId104"/>
+                <o:OLEObject Type="Embed" ProgID="Equation.AxMath" ShapeID="_x0000_i1078" DrawAspect="Content" ObjectID="_1850825486" r:id="rId105"/>
               </w:object>
             </w:r>
           </w:p>
@@ -4506,10 +4550,10 @@
           <w:position w:val="-11"/>
         </w:rPr>
         <w:object w:dxaOrig="341" w:dyaOrig="357" w14:anchorId="4DF9F58B">
-          <v:shape id="_x0000_i1079" type="#_x0000_t75" style="width:16.85pt;height:17.75pt" o:ole="">
-            <v:imagedata r:id="rId65" o:title=""/>
-          </v:shape>
-          <o:OLEObject Type="Embed" ProgID="Equation.AxMath" ShapeID="_x0000_i1079" DrawAspect="Content" ObjectID="_1850814934" r:id="rId105"/>
+          <v:shape id="_x0000_i1079" type="#_x0000_t75" style="width:16.5pt;height:18pt" o:ole="">
+            <v:imagedata r:id="rId66" o:title=""/>
+          </v:shape>
+          <o:OLEObject Type="Embed" ProgID="Equation.AxMath" ShapeID="_x0000_i1079" DrawAspect="Content" ObjectID="_1850825487" r:id="rId106"/>
         </w:object>
       </w:r>
       <w:r>
@@ -4635,10 +4679,10 @@
           <w:position w:val="-12"/>
         </w:rPr>
         <w:object w:dxaOrig="471" w:dyaOrig="371" w14:anchorId="48E8F472">
-          <v:shape id="_x0000_i1080" type="#_x0000_t75" style="width:23.7pt;height:18.7pt" o:ole="">
-            <v:imagedata r:id="rId106" o:title=""/>
-          </v:shape>
-          <o:OLEObject Type="Embed" ProgID="Equation.AxMath" ShapeID="_x0000_i1080" DrawAspect="Content" ObjectID="_1850814935" r:id="rId107"/>
+          <v:shape id="_x0000_i1080" type="#_x0000_t75" style="width:23.5pt;height:18.5pt" o:ole="">
+            <v:imagedata r:id="rId107" o:title=""/>
+          </v:shape>
+          <o:OLEObject Type="Embed" ProgID="Equation.AxMath" ShapeID="_x0000_i1080" DrawAspect="Content" ObjectID="_1850825488" r:id="rId108"/>
         </w:object>
       </w:r>
       <w:r>
@@ -4652,10 +4696,10 @@
           <w:position w:val="-11"/>
         </w:rPr>
         <w:object w:dxaOrig="562" w:dyaOrig="357" w14:anchorId="2BF6A191">
-          <v:shape id="_x0000_i1081" type="#_x0000_t75" style="width:28.25pt;height:17.75pt" o:ole="">
-            <v:imagedata r:id="rId108" o:title=""/>
-          </v:shape>
-          <o:OLEObject Type="Embed" ProgID="Equation.AxMath" ShapeID="_x0000_i1081" DrawAspect="Content" ObjectID="_1850814936" r:id="rId109"/>
+          <v:shape id="_x0000_i1081" type="#_x0000_t75" style="width:28pt;height:18pt" o:ole="">
+            <v:imagedata r:id="rId109" o:title=""/>
+          </v:shape>
+          <o:OLEObject Type="Embed" ProgID="Equation.AxMath" ShapeID="_x0000_i1081" DrawAspect="Content" ObjectID="_1850825489" r:id="rId110"/>
         </w:object>
       </w:r>
       <w:r>
@@ -4669,10 +4713,10 @@
           <w:position w:val="-12"/>
         </w:rPr>
         <w:object w:dxaOrig="257" w:dyaOrig="360" w14:anchorId="2FA0FD96">
-          <v:shape id="_x0000_i1082" type="#_x0000_t75" style="width:12.75pt;height:18.25pt" o:ole="">
-            <v:imagedata r:id="rId110" o:title=""/>
-          </v:shape>
-          <o:OLEObject Type="Embed" ProgID="Equation.AxMath" ShapeID="_x0000_i1082" DrawAspect="Content" ObjectID="_1850814937" r:id="rId111"/>
+          <v:shape id="_x0000_i1082" type="#_x0000_t75" style="width:13pt;height:18pt" o:ole="">
+            <v:imagedata r:id="rId111" o:title=""/>
+          </v:shape>
+          <o:OLEObject Type="Embed" ProgID="Equation.AxMath" ShapeID="_x0000_i1082" DrawAspect="Content" ObjectID="_1850825490" r:id="rId112"/>
         </w:object>
       </w:r>
       <w:r>
@@ -4752,10 +4796,10 @@
                 <w:position w:val="-28"/>
               </w:rPr>
               <w:object w:dxaOrig="6098" w:dyaOrig="698" w14:anchorId="4E2D2906">
-                <v:shape id="_x0000_i1083" type="#_x0000_t75" style="width:290.75pt;height:35.1pt" o:ole="">
-                  <v:imagedata r:id="rId112" o:title=""/>
+                <v:shape id="_x0000_i1083" type="#_x0000_t75" style="width:291pt;height:35.5pt" o:ole="">
+                  <v:imagedata r:id="rId113" o:title=""/>
                 </v:shape>
-                <o:OLEObject Type="Embed" ProgID="Equation.AxMath" ShapeID="_x0000_i1083" DrawAspect="Content" ObjectID="_1850814938" r:id="rId113"/>
+                <o:OLEObject Type="Embed" ProgID="Equation.AxMath" ShapeID="_x0000_i1083" DrawAspect="Content" ObjectID="_1850825491" r:id="rId114"/>
               </w:object>
             </w:r>
           </w:p>
@@ -4818,10 +4862,10 @@
           <w:position w:val="-11"/>
         </w:rPr>
         <w:object w:dxaOrig="143" w:dyaOrig="357" w14:anchorId="521400E8">
-          <v:shape id="_x0000_i1084" type="#_x0000_t75" style="width:7.3pt;height:17.75pt" o:ole="">
-            <v:imagedata r:id="rId28" o:title=""/>
-          </v:shape>
-          <o:OLEObject Type="Embed" ProgID="Equation.AxMath" ShapeID="_x0000_i1084" DrawAspect="Content" ObjectID="_1850814939" r:id="rId114"/>
+          <v:shape id="_x0000_i1084" type="#_x0000_t75" style="width:7pt;height:18pt" o:ole="">
+            <v:imagedata r:id="rId29" o:title=""/>
+          </v:shape>
+          <o:OLEObject Type="Embed" ProgID="Equation.AxMath" ShapeID="_x0000_i1084" DrawAspect="Content" ObjectID="_1850825492" r:id="rId115"/>
         </w:object>
       </w:r>
       <w:r>
@@ -4832,10 +4876,10 @@
           <w:position w:val="-11"/>
         </w:rPr>
         <w:object w:dxaOrig="194" w:dyaOrig="357" w14:anchorId="4A5701BF">
-          <v:shape id="_x0000_i1085" type="#_x0000_t75" style="width:9.55pt;height:17.75pt" o:ole="">
-            <v:imagedata r:id="rId115" o:title=""/>
-          </v:shape>
-          <o:OLEObject Type="Embed" ProgID="Equation.AxMath" ShapeID="_x0000_i1085" DrawAspect="Content" ObjectID="_1850814940" r:id="rId116"/>
+          <v:shape id="_x0000_i1085" type="#_x0000_t75" style="width:9.5pt;height:18pt" o:ole="">
+            <v:imagedata r:id="rId116" o:title=""/>
+          </v:shape>
+          <o:OLEObject Type="Embed" ProgID="Equation.AxMath" ShapeID="_x0000_i1085" DrawAspect="Content" ObjectID="_1850825493" r:id="rId117"/>
         </w:object>
       </w:r>
       <w:r>
@@ -4846,10 +4890,10 @@
           <w:position w:val="-11"/>
         </w:rPr>
         <w:object w:dxaOrig="231" w:dyaOrig="357" w14:anchorId="02359144">
-          <v:shape id="_x0000_i1086" type="#_x0000_t75" style="width:11.4pt;height:17.75pt" o:ole="">
-            <v:imagedata r:id="rId117" o:title=""/>
-          </v:shape>
-          <o:OLEObject Type="Embed" ProgID="Equation.AxMath" ShapeID="_x0000_i1086" DrawAspect="Content" ObjectID="_1850814941" r:id="rId118"/>
+          <v:shape id="_x0000_i1086" type="#_x0000_t75" style="width:11.5pt;height:18pt" o:ole="">
+            <v:imagedata r:id="rId118" o:title=""/>
+          </v:shape>
+          <o:OLEObject Type="Embed" ProgID="Equation.AxMath" ShapeID="_x0000_i1086" DrawAspect="Content" ObjectID="_1850825494" r:id="rId119"/>
         </w:object>
       </w:r>
       <w:r>
@@ -4860,10 +4904,10 @@
           <w:position w:val="-11"/>
         </w:rPr>
         <w:object w:dxaOrig="197" w:dyaOrig="357" w14:anchorId="258939EB">
-          <v:shape id="_x0000_i1087" type="#_x0000_t75" style="width:10.05pt;height:17.75pt" o:ole="">
-            <v:imagedata r:id="rId119" o:title=""/>
-          </v:shape>
-          <o:OLEObject Type="Embed" ProgID="Equation.AxMath" ShapeID="_x0000_i1087" DrawAspect="Content" ObjectID="_1850814942" r:id="rId120"/>
+          <v:shape id="_x0000_i1087" type="#_x0000_t75" style="width:10pt;height:18pt" o:ole="">
+            <v:imagedata r:id="rId120" o:title=""/>
+          </v:shape>
+          <o:OLEObject Type="Embed" ProgID="Equation.AxMath" ShapeID="_x0000_i1087" DrawAspect="Content" ObjectID="_1850825495" r:id="rId121"/>
         </w:object>
       </w:r>
       <w:r>
@@ -4925,10 +4969,10 @@
           <w:position w:val="-28"/>
         </w:rPr>
         <w:object w:dxaOrig="6412" w:dyaOrig="698" w14:anchorId="7646710A">
-          <v:shape id="_x0000_i1088" type="#_x0000_t75" style="width:320.8pt;height:35.1pt" o:ole="">
-            <v:imagedata r:id="rId121" o:title=""/>
-          </v:shape>
-          <o:OLEObject Type="Embed" ProgID="Equation.AxMath" ShapeID="_x0000_i1088" DrawAspect="Content" ObjectID="_1850814943" r:id="rId122"/>
+          <v:shape id="_x0000_i1088" type="#_x0000_t75" style="width:321pt;height:35.5pt" o:ole="">
+            <v:imagedata r:id="rId122" o:title=""/>
+          </v:shape>
+          <o:OLEObject Type="Embed" ProgID="Equation.AxMath" ShapeID="_x0000_i1088" DrawAspect="Content" ObjectID="_1850825496" r:id="rId123"/>
         </w:object>
       </w:r>
     </w:p>
@@ -4942,10 +4986,10 @@
           <w:position w:val="-28"/>
         </w:rPr>
         <w:object w:dxaOrig="7025" w:dyaOrig="698" w14:anchorId="7413B071">
-          <v:shape id="_x0000_i1089" type="#_x0000_t75" style="width:351.35pt;height:35.1pt" o:ole="">
-            <v:imagedata r:id="rId123" o:title=""/>
-          </v:shape>
-          <o:OLEObject Type="Embed" ProgID="Equation.AxMath" ShapeID="_x0000_i1089" DrawAspect="Content" ObjectID="_1850814944" r:id="rId124"/>
+          <v:shape id="_x0000_i1089" type="#_x0000_t75" style="width:351.5pt;height:35.5pt" o:ole="">
+            <v:imagedata r:id="rId124" o:title=""/>
+          </v:shape>
+          <o:OLEObject Type="Embed" ProgID="Equation.AxMath" ShapeID="_x0000_i1089" DrawAspect="Content" ObjectID="_1850825497" r:id="rId125"/>
         </w:object>
       </w:r>
     </w:p>
@@ -5028,7 +5072,7 @@
                     </pic:cNvPicPr>
                   </pic:nvPicPr>
                   <pic:blipFill>
-                    <a:blip r:embed="rId125" cstate="print">
+                    <a:blip r:embed="rId126" cstate="print">
                       <a:extLst>
                         <a:ext uri="{28A0092B-C50C-407E-A947-70E740481C1C}">
                           <a14:useLocalDpi xmlns:a14="http://schemas.microsoft.com/office/drawing/2010/main" val="0"/>
@@ -5189,6 +5233,7 @@
         <w:rPr>
           <w:rFonts w:hint="eastAsia"/>
         </w:rPr>
+        <w:lastRenderedPageBreak/>
         <w:t>在问题一中，要求研究固定半径药材在预热平衡阶段的温度与水分浓度分布。根据傅里叶定律，沿径向向外的导热通量为</w:t>
       </w:r>
     </w:p>
@@ -5200,10 +5245,10 @@
       </w:pPr>
       <w:r>
         <w:object w:dxaOrig="1254" w:dyaOrig="655" w14:anchorId="778FF289">
-          <v:shape id="_x0000_i1090" type="#_x0000_t75" style="width:62.9pt;height:32.8pt" o:ole="">
-            <v:imagedata r:id="rId126" o:title=""/>
-          </v:shape>
-          <o:OLEObject Type="Embed" ProgID="Equation.AxMath" ShapeID="_x0000_i1090" DrawAspect="Content" ObjectID="_1850814945" r:id="rId127">
+          <v:shape id="_x0000_i1090" type="#_x0000_t75" style="width:63pt;height:33pt" o:ole="">
+            <v:imagedata r:id="rId127" o:title=""/>
+          </v:shape>
+          <o:OLEObject Type="Embed" ProgID="Equation.AxMath" ShapeID="_x0000_i1090" DrawAspect="Content" ObjectID="_1850825498" r:id="rId128">
             <o:FieldCodes>\* MERGEFORMAT</o:FieldCodes>
           </o:OLEObject>
         </w:object>
@@ -5222,10 +5267,10 @@
       </w:r>
       <w:r>
         <w:object w:dxaOrig="160" w:dyaOrig="327" w14:anchorId="069BB2E8">
-          <v:shape id="_x0000_i1091" type="#_x0000_t75" style="width:8.2pt;height:16.4pt" o:ole="">
-            <v:imagedata r:id="rId128" o:title=""/>
-          </v:shape>
-          <o:OLEObject Type="Embed" ProgID="Equation.AxMath" ShapeID="_x0000_i1091" DrawAspect="Content" ObjectID="_1850814946" r:id="rId129">
+          <v:shape id="_x0000_i1091" type="#_x0000_t75" style="width:8pt;height:16.5pt" o:ole="">
+            <v:imagedata r:id="rId129" o:title=""/>
+          </v:shape>
+          <o:OLEObject Type="Embed" ProgID="Equation.AxMath" ShapeID="_x0000_i1091" DrawAspect="Content" ObjectID="_1850825499" r:id="rId130">
             <o:FieldCodes>\* MERGEFORMAT</o:FieldCodes>
           </o:OLEObject>
         </w:object>
@@ -5238,10 +5283,10 @@
       </w:r>
       <w:r>
         <w:object w:dxaOrig="275" w:dyaOrig="327" w14:anchorId="5F7B7332">
-          <v:shape id="_x0000_i1092" type="#_x0000_t75" style="width:13.65pt;height:16.4pt" o:ole="">
-            <v:imagedata r:id="rId130" o:title=""/>
-          </v:shape>
-          <o:OLEObject Type="Embed" ProgID="Equation.AxMath" ShapeID="_x0000_i1092" DrawAspect="Content" ObjectID="_1850814947" r:id="rId131">
+          <v:shape id="_x0000_i1092" type="#_x0000_t75" style="width:13.5pt;height:16.5pt" o:ole="">
+            <v:imagedata r:id="rId131" o:title=""/>
+          </v:shape>
+          <o:OLEObject Type="Embed" ProgID="Equation.AxMath" ShapeID="_x0000_i1092" DrawAspect="Content" ObjectID="_1850825500" r:id="rId132">
             <o:FieldCodes>\* MERGEFORMAT</o:FieldCodes>
           </o:OLEObject>
         </w:object>
@@ -5254,10 +5299,10 @@
       </w:r>
       <w:r>
         <w:object w:dxaOrig="195" w:dyaOrig="327" w14:anchorId="74C5E6F4">
-          <v:shape id="_x0000_i1093" type="#_x0000_t75" style="width:9.55pt;height:16.4pt" o:ole="">
-            <v:imagedata r:id="rId132" o:title=""/>
-          </v:shape>
-          <o:OLEObject Type="Embed" ProgID="Equation.AxMath" ShapeID="_x0000_i1093" DrawAspect="Content" ObjectID="_1850814948" r:id="rId133">
+          <v:shape id="_x0000_i1093" type="#_x0000_t75" style="width:9.5pt;height:16.5pt" o:ole="">
+            <v:imagedata r:id="rId133" o:title=""/>
+          </v:shape>
+          <o:OLEObject Type="Embed" ProgID="Equation.AxMath" ShapeID="_x0000_i1093" DrawAspect="Content" ObjectID="_1850825501" r:id="rId134">
             <o:FieldCodes>\* MERGEFORMAT</o:FieldCodes>
           </o:OLEObject>
         </w:object>
@@ -5277,10 +5322,10 @@
       </w:pPr>
       <w:r>
         <w:object w:dxaOrig="4038" w:dyaOrig="655" w14:anchorId="1E588F28">
-          <v:shape id="_x0000_i1094" type="#_x0000_t75" style="width:201.85pt;height:32.8pt" o:ole="">
-            <v:imagedata r:id="rId134" o:title=""/>
-          </v:shape>
-          <o:OLEObject Type="Embed" ProgID="Equation.AxMath" ShapeID="_x0000_i1094" DrawAspect="Content" ObjectID="_1850814949" r:id="rId135">
+          <v:shape id="_x0000_i1094" type="#_x0000_t75" style="width:201.5pt;height:33pt" o:ole="">
+            <v:imagedata r:id="rId135" o:title=""/>
+          </v:shape>
+          <o:OLEObject Type="Embed" ProgID="Equation.AxMath" ShapeID="_x0000_i1094" DrawAspect="Content" ObjectID="_1850825502" r:id="rId136">
             <o:FieldCodes>\* MERGEFORMAT</o:FieldCodes>
           </o:OLEObject>
         </w:object>
@@ -5306,10 +5351,10 @@
       </w:pPr>
       <w:r>
         <w:object w:dxaOrig="4025" w:dyaOrig="669" w14:anchorId="14B5B00D">
-          <v:shape id="_x0000_i1095" type="#_x0000_t75" style="width:201.4pt;height:33.25pt" o:ole="">
-            <v:imagedata r:id="rId136" o:title=""/>
-          </v:shape>
-          <o:OLEObject Type="Embed" ProgID="Equation.AxMath" ShapeID="_x0000_i1095" DrawAspect="Content" ObjectID="_1850814950" r:id="rId137">
+          <v:shape id="_x0000_i1095" type="#_x0000_t75" style="width:201.5pt;height:33pt" o:ole="">
+            <v:imagedata r:id="rId137" o:title=""/>
+          </v:shape>
+          <o:OLEObject Type="Embed" ProgID="Equation.AxMath" ShapeID="_x0000_i1095" DrawAspect="Content" ObjectID="_1850825503" r:id="rId138">
             <o:FieldCodes>\* MERGEFORMAT</o:FieldCodes>
           </o:OLEObject>
         </w:object>
@@ -5340,10 +5385,10 @@
       </w:r>
       <w:r>
         <w:object w:dxaOrig="190" w:dyaOrig="357" w14:anchorId="163EAEB1">
-          <v:shape id="_x0000_i1096" type="#_x0000_t75" style="width:9.55pt;height:17.75pt" o:ole="">
+          <v:shape id="_x0000_i1096" type="#_x0000_t75" style="width:9.5pt;height:18pt" o:ole="">
             <v:imagedata r:id="rId12" o:title=""/>
           </v:shape>
-          <o:OLEObject Type="Embed" ProgID="Equation.AxMath" ShapeID="_x0000_i1096" DrawAspect="Content" ObjectID="_1850814951" r:id="rId138">
+          <o:OLEObject Type="Embed" ProgID="Equation.AxMath" ShapeID="_x0000_i1096" DrawAspect="Content" ObjectID="_1850825504" r:id="rId139">
             <o:FieldCodes>\* MERGEFORMAT</o:FieldCodes>
           </o:OLEObject>
         </w:object>
@@ -5356,10 +5401,10 @@
       </w:r>
       <w:r>
         <w:object w:dxaOrig="248" w:dyaOrig="360" w14:anchorId="4F722FB0">
-          <v:shape id="_x0000_i1097" type="#_x0000_t75" style="width:12.3pt;height:18.25pt" o:ole="">
+          <v:shape id="_x0000_i1097" type="#_x0000_t75" style="width:12.5pt;height:18pt" o:ole="">
             <v:imagedata r:id="rId14" o:title=""/>
           </v:shape>
-          <o:OLEObject Type="Embed" ProgID="Equation.AxMath" ShapeID="_x0000_i1097" DrawAspect="Content" ObjectID="_1850814952" r:id="rId139">
+          <o:OLEObject Type="Embed" ProgID="Equation.AxMath" ShapeID="_x0000_i1097" DrawAspect="Content" ObjectID="_1850825505" r:id="rId140">
             <o:FieldCodes>\* MERGEFORMAT</o:FieldCodes>
           </o:OLEObject>
         </w:object>
@@ -5372,10 +5417,10 @@
       </w:r>
       <w:r>
         <w:object w:dxaOrig="179" w:dyaOrig="357" w14:anchorId="28C8A64B">
-          <v:shape id="_x0000_i1098" type="#_x0000_t75" style="width:9.1pt;height:17.75pt" o:ole="">
+          <v:shape id="_x0000_i1098" type="#_x0000_t75" style="width:9.5pt;height:18pt" o:ole="">
             <v:imagedata r:id="rId16" o:title=""/>
           </v:shape>
-          <o:OLEObject Type="Embed" ProgID="Equation.AxMath" ShapeID="_x0000_i1098" DrawAspect="Content" ObjectID="_1850814953" r:id="rId140">
+          <o:OLEObject Type="Embed" ProgID="Equation.AxMath" ShapeID="_x0000_i1098" DrawAspect="Content" ObjectID="_1850825506" r:id="rId141">
             <o:FieldCodes>\* MERGEFORMAT</o:FieldCodes>
           </o:OLEObject>
         </w:object>
@@ -5388,10 +5433,10 @@
       </w:r>
       <w:r>
         <w:object w:dxaOrig="1286" w:dyaOrig="377" w14:anchorId="462BC5EA">
-          <v:shape id="_x0000_i1099" type="#_x0000_t75" style="width:64.25pt;height:18.7pt" o:ole="">
-            <v:imagedata r:id="rId141" o:title=""/>
-          </v:shape>
-          <o:OLEObject Type="Embed" ProgID="Equation.AxMath" ShapeID="_x0000_i1099" DrawAspect="Content" ObjectID="_1850814954" r:id="rId142">
+          <v:shape id="_x0000_i1099" type="#_x0000_t75" style="width:64pt;height:18.5pt" o:ole="">
+            <v:imagedata r:id="rId142" o:title=""/>
+          </v:shape>
+          <o:OLEObject Type="Embed" ProgID="Equation.AxMath" ShapeID="_x0000_i1099" DrawAspect="Content" ObjectID="_1850825507" r:id="rId143">
             <o:FieldCodes>\* MERGEFORMAT</o:FieldCodes>
           </o:OLEObject>
         </w:object>
@@ -5470,10 +5515,10 @@
             </w:pPr>
             <w:r>
               <w:object w:dxaOrig="4020" w:dyaOrig="675" w14:anchorId="6D4A48F6">
-                <v:shape id="_x0000_i1100" type="#_x0000_t75" style="width:192.75pt;height:33.7pt" o:ole="">
-                  <v:imagedata r:id="rId143" o:title=""/>
+                <v:shape id="_x0000_i1100" type="#_x0000_t75" style="width:192.5pt;height:34pt" o:ole="">
+                  <v:imagedata r:id="rId144" o:title=""/>
                 </v:shape>
-                <o:OLEObject Type="Embed" ProgID="Equation.AxMath" ShapeID="_x0000_i1100" DrawAspect="Content" ObjectID="_1850814955" r:id="rId144">
+                <o:OLEObject Type="Embed" ProgID="Equation.AxMath" ShapeID="_x0000_i1100" DrawAspect="Content" ObjectID="_1850825508" r:id="rId145">
                   <o:FieldCodes>\* MERGEFORMAT</o:FieldCodes>
                 </o:OLEObject>
               </w:object>
@@ -5570,10 +5615,10 @@
       </w:r>
       <w:r>
         <w:object w:dxaOrig="269" w:dyaOrig="360" w14:anchorId="64D0F165">
-          <v:shape id="_x0000_i1101" type="#_x0000_t75" style="width:13.65pt;height:18.25pt" o:ole="">
-            <v:imagedata r:id="rId145" o:title=""/>
-          </v:shape>
-          <o:OLEObject Type="Embed" ProgID="Equation.AxMath" ShapeID="_x0000_i1101" DrawAspect="Content" ObjectID="_1850814956" r:id="rId146"/>
+          <v:shape id="_x0000_i1101" type="#_x0000_t75" style="width:13.5pt;height:18pt" o:ole="">
+            <v:imagedata r:id="rId146" o:title=""/>
+          </v:shape>
+          <o:OLEObject Type="Embed" ProgID="Equation.AxMath" ShapeID="_x0000_i1101" DrawAspect="Content" ObjectID="_1850825509" r:id="rId147"/>
         </w:object>
       </w:r>
       <w:r>
@@ -5591,10 +5636,10 @@
       </w:pPr>
       <w:r>
         <w:object w:dxaOrig="2018" w:dyaOrig="655" w14:anchorId="533CE83E">
-          <v:shape id="_x0000_i1102" type="#_x0000_t75" style="width:104.35pt;height:32.8pt" o:ole="">
-            <v:imagedata r:id="rId147" o:title=""/>
-          </v:shape>
-          <o:OLEObject Type="Embed" ProgID="Equation.AxMath" ShapeID="_x0000_i1102" DrawAspect="Content" ObjectID="_1850814957" r:id="rId148">
+          <v:shape id="_x0000_i1102" type="#_x0000_t75" style="width:104.5pt;height:33pt" o:ole="">
+            <v:imagedata r:id="rId148" o:title=""/>
+          </v:shape>
+          <o:OLEObject Type="Embed" ProgID="Equation.AxMath" ShapeID="_x0000_i1102" DrawAspect="Content" ObjectID="_1850825510" r:id="rId149">
             <o:FieldCodes>\* MERGEFORMAT</o:FieldCodes>
           </o:OLEObject>
         </w:object>
@@ -5613,10 +5658,10 @@
       </w:r>
       <w:r>
         <w:object w:dxaOrig="269" w:dyaOrig="360" w14:anchorId="50B7E2CD">
-          <v:shape id="_x0000_i1103" type="#_x0000_t75" style="width:13.65pt;height:18.25pt" o:ole="">
-            <v:imagedata r:id="rId145" o:title=""/>
-          </v:shape>
-          <o:OLEObject Type="Embed" ProgID="Equation.AxMath" ShapeID="_x0000_i1103" DrawAspect="Content" ObjectID="_1850814958" r:id="rId149"/>
+          <v:shape id="_x0000_i1103" type="#_x0000_t75" style="width:13.5pt;height:18pt" o:ole="">
+            <v:imagedata r:id="rId146" o:title=""/>
+          </v:shape>
+          <o:OLEObject Type="Embed" ProgID="Equation.AxMath" ShapeID="_x0000_i1103" DrawAspect="Content" ObjectID="_1850825511" r:id="rId150"/>
         </w:object>
       </w:r>
       <w:r>
@@ -5675,10 +5720,10 @@
             </w:pPr>
             <w:r>
               <w:object w:dxaOrig="4012" w:dyaOrig="669" w14:anchorId="6EFF964B">
-                <v:shape id="_x0000_i1104" type="#_x0000_t75" style="width:210.1pt;height:33.7pt" o:ole="">
-                  <v:imagedata r:id="rId150" o:title=""/>
+                <v:shape id="_x0000_i1104" type="#_x0000_t75" style="width:210pt;height:34pt" o:ole="">
+                  <v:imagedata r:id="rId151" o:title=""/>
                 </v:shape>
-                <o:OLEObject Type="Embed" ProgID="Equation.AxMath" ShapeID="_x0000_i1104" DrawAspect="Content" ObjectID="_1850814959" r:id="rId151">
+                <o:OLEObject Type="Embed" ProgID="Equation.AxMath" ShapeID="_x0000_i1104" DrawAspect="Content" ObjectID="_1850825512" r:id="rId152">
                   <o:FieldCodes>\* MERGEFORMAT</o:FieldCodes>
                 </o:OLEObject>
               </w:object>
@@ -5765,10 +5810,10 @@
       </w:pPr>
       <w:r>
         <w:object w:dxaOrig="3141" w:dyaOrig="669" w14:anchorId="5E562662">
-          <v:shape id="_x0000_i1105" type="#_x0000_t75" style="width:160.85pt;height:33.25pt" o:ole="">
-            <v:imagedata r:id="rId152" o:title=""/>
-          </v:shape>
-          <o:OLEObject Type="Embed" ProgID="Equation.AxMath" ShapeID="_x0000_i1105" DrawAspect="Content" ObjectID="_1850814960" r:id="rId153">
+          <v:shape id="_x0000_i1105" type="#_x0000_t75" style="width:161pt;height:33pt" o:ole="">
+            <v:imagedata r:id="rId153" o:title=""/>
+          </v:shape>
+          <o:OLEObject Type="Embed" ProgID="Equation.AxMath" ShapeID="_x0000_i1105" DrawAspect="Content" ObjectID="_1850825513" r:id="rId154">
             <o:FieldCodes>\* MERGEFORMAT</o:FieldCodes>
           </o:OLEObject>
         </w:object>
@@ -5861,10 +5906,10 @@
             </w:pPr>
             <w:r>
               <w:object w:dxaOrig="3172" w:dyaOrig="371" w14:anchorId="7EF393CB">
-                <v:shape id="_x0000_i1106" type="#_x0000_t75" style="width:165.85pt;height:18.7pt" o:ole="">
-                  <v:imagedata r:id="rId154" o:title=""/>
+                <v:shape id="_x0000_i1106" type="#_x0000_t75" style="width:165.5pt;height:18.5pt" o:ole="">
+                  <v:imagedata r:id="rId155" o:title=""/>
                 </v:shape>
-                <o:OLEObject Type="Embed" ProgID="Equation.AxMath" ShapeID="_x0000_i1106" DrawAspect="Content" ObjectID="_1850814961" r:id="rId155">
+                <o:OLEObject Type="Embed" ProgID="Equation.AxMath" ShapeID="_x0000_i1106" DrawAspect="Content" ObjectID="_1850825514" r:id="rId156">
                   <o:FieldCodes>\* MERGEFORMAT</o:FieldCodes>
                 </o:OLEObject>
               </w:object>
@@ -5981,10 +6026,10 @@
             </w:pPr>
             <w:r>
               <w:object w:dxaOrig="3014" w:dyaOrig="669" w14:anchorId="028232AC">
-                <v:shape id="_x0000_i1107" type="#_x0000_t75" style="width:162.25pt;height:33.25pt" o:ole="">
-                  <v:imagedata r:id="rId156" o:title=""/>
+                <v:shape id="_x0000_i1107" type="#_x0000_t75" style="width:162pt;height:33pt" o:ole="">
+                  <v:imagedata r:id="rId157" o:title=""/>
                 </v:shape>
-                <o:OLEObject Type="Embed" ProgID="Equation.AxMath" ShapeID="_x0000_i1107" DrawAspect="Content" ObjectID="_1850814962" r:id="rId157">
+                <o:OLEObject Type="Embed" ProgID="Equation.AxMath" ShapeID="_x0000_i1107" DrawAspect="Content" ObjectID="_1850825515" r:id="rId158">
                   <o:FieldCodes>\* MERGEFORMAT</o:FieldCodes>
                 </o:OLEObject>
               </w:object>
@@ -6112,10 +6157,10 @@
             </w:pPr>
             <w:r>
               <w:object w:dxaOrig="4750" w:dyaOrig="1387" w14:anchorId="41FD6418">
-                <v:shape id="_x0000_i1108" type="#_x0000_t75" style="width:239.25pt;height:1in" o:ole="">
-                  <v:imagedata r:id="rId158" o:title=""/>
+                <v:shape id="_x0000_i1108" type="#_x0000_t75" style="width:239.5pt;height:1in" o:ole="">
+                  <v:imagedata r:id="rId159" o:title=""/>
                 </v:shape>
-                <o:OLEObject Type="Embed" ProgID="Equation.AxMath" ShapeID="_x0000_i1108" DrawAspect="Content" ObjectID="_1850814963" r:id="rId159">
+                <o:OLEObject Type="Embed" ProgID="Equation.AxMath" ShapeID="_x0000_i1108" DrawAspect="Content" ObjectID="_1850825516" r:id="rId160">
                   <o:FieldCodes>\* MERGEFORMAT</o:FieldCodes>
                 </o:OLEObject>
               </w:object>
@@ -6229,6 +6274,7 @@
         <w:rPr>
           <w:rFonts w:hint="eastAsia"/>
         </w:rPr>
+        <w:lastRenderedPageBreak/>
         <w:t>模型汇总</w:t>
       </w:r>
     </w:p>
@@ -6291,10 +6337,10 @@
       </w:pPr>
       <w:r>
         <w:object w:dxaOrig="5986" w:dyaOrig="5259" w14:anchorId="29165D94">
-          <v:shape id="_x0000_i1109" type="#_x0000_t75" style="width:299.4pt;height:262.95pt" o:ole="">
-            <v:imagedata r:id="rId160" o:title=""/>
-          </v:shape>
-          <o:OLEObject Type="Embed" ProgID="Equation.AxMath" ShapeID="_x0000_i1109" DrawAspect="Content" ObjectID="_1850814964" r:id="rId161"/>
+          <v:shape id="_x0000_i1109" type="#_x0000_t75" style="width:299.5pt;height:263pt" o:ole="">
+            <v:imagedata r:id="rId161" o:title=""/>
+          </v:shape>
+          <o:OLEObject Type="Embed" ProgID="Equation.AxMath" ShapeID="_x0000_i1109" DrawAspect="Content" ObjectID="_1850825517" r:id="rId162"/>
         </w:object>
       </w:r>
     </w:p>
@@ -6308,7 +6354,6 @@
         <w:rPr>
           <w:rFonts w:hint="eastAsia"/>
         </w:rPr>
-        <w:lastRenderedPageBreak/>
         <w:t>模型求解</w:t>
       </w:r>
     </w:p>
@@ -6335,10 +6380,10 @@
       </w:r>
       <w:r>
         <w:object w:dxaOrig="673" w:dyaOrig="371" w14:anchorId="36D77750">
-          <v:shape id="_x0000_i1427" type="#_x0000_t75" style="width:33.7pt;height:18.7pt" o:ole="">
-            <v:imagedata r:id="rId162" o:title=""/>
-          </v:shape>
-          <o:OLEObject Type="Embed" ProgID="Equation.AxMath" ShapeID="_x0000_i1427" DrawAspect="Content" ObjectID="_1850814965" r:id="rId163"/>
+          <v:shape id="_x0000_i1427" type="#_x0000_t75" style="width:34pt;height:19pt" o:ole="">
+            <v:imagedata r:id="rId163" o:title=""/>
+          </v:shape>
+          <o:OLEObject Type="Embed" ProgID="Equation.AxMath" ShapeID="_x0000_i1427" DrawAspect="Content" ObjectID="_1850825518" r:id="rId164"/>
         </w:object>
       </w:r>
       <w:r>
@@ -6346,10 +6391,10 @@
       </w:r>
       <w:r>
         <w:object w:dxaOrig="269" w:dyaOrig="357" w14:anchorId="0308FF66">
-          <v:shape id="_x0000_i1428" type="#_x0000_t75" style="width:13.65pt;height:17.75pt" o:ole="">
-            <v:imagedata r:id="rId164" o:title=""/>
-          </v:shape>
-          <o:OLEObject Type="Embed" ProgID="Equation.AxMath" ShapeID="_x0000_i1428" DrawAspect="Content" ObjectID="_1850814966" r:id="rId165"/>
+          <v:shape id="_x0000_i1428" type="#_x0000_t75" style="width:13.5pt;height:17.5pt" o:ole="">
+            <v:imagedata r:id="rId165" o:title=""/>
+          </v:shape>
+          <o:OLEObject Type="Embed" ProgID="Equation.AxMath" ShapeID="_x0000_i1428" DrawAspect="Content" ObjectID="_1850825519" r:id="rId166"/>
         </w:object>
       </w:r>
       <w:r>
@@ -6374,10 +6419,10 @@
           <w:position w:val="-26"/>
         </w:rPr>
         <w:object w:dxaOrig="4198" w:dyaOrig="655" w14:anchorId="0B3A9C89">
-          <v:shape id="_x0000_i1429" type="#_x0000_t75" style="width:210.1pt;height:32.8pt" o:ole="">
-            <v:imagedata r:id="rId166" o:title=""/>
-          </v:shape>
-          <o:OLEObject Type="Embed" ProgID="Equation.AxMath" ShapeID="_x0000_i1429" DrawAspect="Content" ObjectID="_1850814967" r:id="rId167"/>
+          <v:shape id="_x0000_i1429" type="#_x0000_t75" style="width:210pt;height:33pt" o:ole="">
+            <v:imagedata r:id="rId167" o:title=""/>
+          </v:shape>
+          <o:OLEObject Type="Embed" ProgID="Equation.AxMath" ShapeID="_x0000_i1429" DrawAspect="Content" ObjectID="_1850825520" r:id="rId168"/>
         </w:object>
       </w:r>
     </w:p>
@@ -6391,10 +6436,10 @@
       </w:r>
       <w:r>
         <w:object w:dxaOrig="210" w:dyaOrig="360" w14:anchorId="6293FB40">
-          <v:shape id="_x0000_i1430" type="#_x0000_t75" style="width:10.5pt;height:18.25pt" o:ole="">
-            <v:imagedata r:id="rId168" o:title=""/>
-          </v:shape>
-          <o:OLEObject Type="Embed" ProgID="Equation.AxMath" ShapeID="_x0000_i1430" DrawAspect="Content" ObjectID="_1850814968" r:id="rId169"/>
+          <v:shape id="_x0000_i1430" type="#_x0000_t75" style="width:10.5pt;height:18.5pt" o:ole="">
+            <v:imagedata r:id="rId169" o:title=""/>
+          </v:shape>
+          <o:OLEObject Type="Embed" ProgID="Equation.AxMath" ShapeID="_x0000_i1430" DrawAspect="Content" ObjectID="_1850825521" r:id="rId170"/>
         </w:object>
       </w:r>
       <w:r>
@@ -6419,10 +6464,10 @@
           <w:position w:val="-27"/>
         </w:rPr>
         <w:object w:dxaOrig="5007" w:dyaOrig="669" w14:anchorId="621AC205">
-          <v:shape id="_x0000_i1431" type="#_x0000_t75" style="width:250.2pt;height:33.25pt" o:ole="">
-            <v:imagedata r:id="rId170" o:title=""/>
-          </v:shape>
-          <o:OLEObject Type="Embed" ProgID="Equation.AxMath" ShapeID="_x0000_i1431" DrawAspect="Content" ObjectID="_1850814969" r:id="rId171"/>
+          <v:shape id="_x0000_i1431" type="#_x0000_t75" style="width:250pt;height:33.5pt" o:ole="">
+            <v:imagedata r:id="rId171" o:title=""/>
+          </v:shape>
+          <o:OLEObject Type="Embed" ProgID="Equation.AxMath" ShapeID="_x0000_i1431" DrawAspect="Content" ObjectID="_1850825522" r:id="rId172"/>
         </w:object>
       </w:r>
     </w:p>
@@ -6436,10 +6481,10 @@
       </w:r>
       <w:r>
         <w:object w:dxaOrig="912" w:dyaOrig="357" w14:anchorId="37922D6E">
-          <v:shape id="_x0000_i1432" type="#_x0000_t75" style="width:45.55pt;height:17.75pt" o:ole="">
-            <v:imagedata r:id="rId172" o:title=""/>
-          </v:shape>
-          <o:OLEObject Type="Embed" ProgID="Equation.AxMath" ShapeID="_x0000_i1432" DrawAspect="Content" ObjectID="_1850814970" r:id="rId173"/>
+          <v:shape id="_x0000_i1432" type="#_x0000_t75" style="width:45.5pt;height:17.5pt" o:ole="">
+            <v:imagedata r:id="rId173" o:title=""/>
+          </v:shape>
+          <o:OLEObject Type="Embed" ProgID="Equation.AxMath" ShapeID="_x0000_i1432" DrawAspect="Content" ObjectID="_1850825523" r:id="rId174"/>
         </w:object>
       </w:r>
       <w:r>
@@ -6447,10 +6492,10 @@
       </w:r>
       <w:r>
         <w:object w:dxaOrig="483" w:dyaOrig="357" w14:anchorId="7DE5B936">
-          <v:shape id="_x0000_i1433" type="#_x0000_t75" style="width:24.15pt;height:17.75pt" o:ole="">
-            <v:imagedata r:id="rId174" o:title=""/>
-          </v:shape>
-          <o:OLEObject Type="Embed" ProgID="Equation.AxMath" ShapeID="_x0000_i1433" DrawAspect="Content" ObjectID="_1850814971" r:id="rId175"/>
+          <v:shape id="_x0000_i1433" type="#_x0000_t75" style="width:24pt;height:17.5pt" o:ole="">
+            <v:imagedata r:id="rId175" o:title=""/>
+          </v:shape>
+          <o:OLEObject Type="Embed" ProgID="Equation.AxMath" ShapeID="_x0000_i1433" DrawAspect="Content" ObjectID="_1850825524" r:id="rId176"/>
         </w:object>
       </w:r>
       <w:r>
@@ -6458,10 +6503,10 @@
       </w:r>
       <w:r>
         <w:object w:dxaOrig="135" w:dyaOrig="357" w14:anchorId="70FF4E2A">
-          <v:shape id="_x0000_i1434" type="#_x0000_t75" style="width:6.85pt;height:17.75pt" o:ole="">
-            <v:imagedata r:id="rId176" o:title=""/>
-          </v:shape>
-          <o:OLEObject Type="Embed" ProgID="Equation.AxMath" ShapeID="_x0000_i1434" DrawAspect="Content" ObjectID="_1850814972" r:id="rId177"/>
+          <v:shape id="_x0000_i1434" type="#_x0000_t75" style="width:7pt;height:17.5pt" o:ole="">
+            <v:imagedata r:id="rId177" o:title=""/>
+          </v:shape>
+          <o:OLEObject Type="Embed" ProgID="Equation.AxMath" ShapeID="_x0000_i1434" DrawAspect="Content" ObjectID="_1850825525" r:id="rId178"/>
         </w:object>
       </w:r>
       <w:r>
@@ -6486,10 +6531,10 @@
           <w:position w:val="-29"/>
         </w:rPr>
         <w:object w:dxaOrig="2475" w:dyaOrig="706" w14:anchorId="0D66A3B6">
-          <v:shape id="_x0000_i1435" type="#_x0000_t75" style="width:123.95pt;height:35.1pt" o:ole="">
-            <v:imagedata r:id="rId178" o:title=""/>
-          </v:shape>
-          <o:OLEObject Type="Embed" ProgID="Equation.AxMath" ShapeID="_x0000_i1435" DrawAspect="Content" ObjectID="_1850814973" r:id="rId179"/>
+          <v:shape id="_x0000_i1435" type="#_x0000_t75" style="width:124pt;height:35.5pt" o:ole="">
+            <v:imagedata r:id="rId179" o:title=""/>
+          </v:shape>
+          <o:OLEObject Type="Embed" ProgID="Equation.AxMath" ShapeID="_x0000_i1435" DrawAspect="Content" ObjectID="_1850825526" r:id="rId180"/>
         </w:object>
       </w:r>
     </w:p>
@@ -6503,10 +6548,10 @@
       </w:r>
       <w:r>
         <w:object w:dxaOrig="657" w:dyaOrig="357" w14:anchorId="35A339BC">
-          <v:shape id="_x0000_i1436" type="#_x0000_t75" style="width:32.8pt;height:17.75pt" o:ole="">
-            <v:imagedata r:id="rId180" o:title=""/>
-          </v:shape>
-          <o:OLEObject Type="Embed" ProgID="Equation.AxMath" ShapeID="_x0000_i1436" DrawAspect="Content" ObjectID="_1850814974" r:id="rId181"/>
+          <v:shape id="_x0000_i1436" type="#_x0000_t75" style="width:32.5pt;height:17.5pt" o:ole="">
+            <v:imagedata r:id="rId181" o:title=""/>
+          </v:shape>
+          <o:OLEObject Type="Embed" ProgID="Equation.AxMath" ShapeID="_x0000_i1436" DrawAspect="Content" ObjectID="_1850825527" r:id="rId182"/>
         </w:object>
       </w:r>
       <w:r>
@@ -6514,10 +6559,10 @@
       </w:r>
       <w:r>
         <w:object w:dxaOrig="628" w:dyaOrig="357" w14:anchorId="51EAB91D">
-          <v:shape id="_x0000_i1437" type="#_x0000_t75" style="width:31.45pt;height:17.75pt" o:ole="">
-            <v:imagedata r:id="rId182" o:title=""/>
-          </v:shape>
-          <o:OLEObject Type="Embed" ProgID="Equation.AxMath" ShapeID="_x0000_i1437" DrawAspect="Content" ObjectID="_1850814975" r:id="rId183"/>
+          <v:shape id="_x0000_i1437" type="#_x0000_t75" style="width:31.5pt;height:17.5pt" o:ole="">
+            <v:imagedata r:id="rId183" o:title=""/>
+          </v:shape>
+          <o:OLEObject Type="Embed" ProgID="Equation.AxMath" ShapeID="_x0000_i1437" DrawAspect="Content" ObjectID="_1850825528" r:id="rId184"/>
         </w:object>
       </w:r>
       <w:r>
@@ -6525,10 +6570,10 @@
       </w:r>
       <w:r>
         <w:object w:dxaOrig="665" w:dyaOrig="357" w14:anchorId="34CC62E1">
-          <v:shape id="_x0000_i1438" type="#_x0000_t75" style="width:33.25pt;height:17.75pt" o:ole="">
-            <v:imagedata r:id="rId184" o:title=""/>
-          </v:shape>
-          <o:OLEObject Type="Embed" ProgID="Equation.AxMath" ShapeID="_x0000_i1438" DrawAspect="Content" ObjectID="_1850814976" r:id="rId185"/>
+          <v:shape id="_x0000_i1438" type="#_x0000_t75" style="width:33.5pt;height:17.5pt" o:ole="">
+            <v:imagedata r:id="rId185" o:title=""/>
+          </v:shape>
+          <o:OLEObject Type="Embed" ProgID="Equation.AxMath" ShapeID="_x0000_i1438" DrawAspect="Content" ObjectID="_1850825529" r:id="rId186"/>
         </w:object>
       </w:r>
       <w:r>
@@ -6536,10 +6581,10 @@
       </w:r>
       <w:r>
         <w:object w:dxaOrig="1049" w:dyaOrig="371" w14:anchorId="1FFA274F">
-          <v:shape id="_x0000_i1439" type="#_x0000_t75" style="width:52.4pt;height:18.7pt" o:ole="">
-            <v:imagedata r:id="rId186" o:title=""/>
-          </v:shape>
-          <o:OLEObject Type="Embed" ProgID="Equation.AxMath" ShapeID="_x0000_i1439" DrawAspect="Content" ObjectID="_1850814977" r:id="rId187"/>
+          <v:shape id="_x0000_i1439" type="#_x0000_t75" style="width:52.5pt;height:19pt" o:ole="">
+            <v:imagedata r:id="rId187" o:title=""/>
+          </v:shape>
+          <o:OLEObject Type="Embed" ProgID="Equation.AxMath" ShapeID="_x0000_i1439" DrawAspect="Content" ObjectID="_1850825530" r:id="rId188"/>
         </w:object>
       </w:r>
       <w:r>
@@ -6567,10 +6612,10 @@
           <w:position w:val="-26"/>
         </w:rPr>
         <w:object w:dxaOrig="1765" w:dyaOrig="655" w14:anchorId="5AC2C5CF">
-          <v:shape id="_x0000_i1440" type="#_x0000_t75" style="width:88.4pt;height:32.8pt" o:ole="">
-            <v:imagedata r:id="rId188" o:title=""/>
-          </v:shape>
-          <o:OLEObject Type="Embed" ProgID="Equation.AxMath" ShapeID="_x0000_i1440" DrawAspect="Content" ObjectID="_1850814978" r:id="rId189"/>
+          <v:shape id="_x0000_i1440" type="#_x0000_t75" style="width:88.5pt;height:33pt" o:ole="">
+            <v:imagedata r:id="rId189" o:title=""/>
+          </v:shape>
+          <o:OLEObject Type="Embed" ProgID="Equation.AxMath" ShapeID="_x0000_i1440" DrawAspect="Content" ObjectID="_1850825531" r:id="rId190"/>
         </w:object>
       </w:r>
     </w:p>
@@ -6584,10 +6629,10 @@
       </w:r>
       <w:r>
         <w:object w:dxaOrig="174" w:dyaOrig="357" w14:anchorId="7D2B744E">
-          <v:shape id="_x0000_i1441" type="#_x0000_t75" style="width:8.65pt;height:17.75pt" o:ole="">
-            <v:imagedata r:id="rId63" o:title=""/>
-          </v:shape>
-          <o:OLEObject Type="Embed" ProgID="Equation.AxMath" ShapeID="_x0000_i1441" DrawAspect="Content" ObjectID="_1850814979" r:id="rId190"/>
+          <v:shape id="_x0000_i1441" type="#_x0000_t75" style="width:8.5pt;height:17.5pt" o:ole="">
+            <v:imagedata r:id="rId64" o:title=""/>
+          </v:shape>
+          <o:OLEObject Type="Embed" ProgID="Equation.AxMath" ShapeID="_x0000_i1441" DrawAspect="Content" ObjectID="_1850825532" r:id="rId191"/>
         </w:object>
       </w:r>
       <w:r>
@@ -6595,10 +6640,10 @@
       </w:r>
       <w:r>
         <w:object w:dxaOrig="696" w:dyaOrig="377" w14:anchorId="0719D9F0">
-          <v:shape id="_x0000_i1442" type="#_x0000_t75" style="width:34.65pt;height:18.7pt" o:ole="">
-            <v:imagedata r:id="rId191" o:title=""/>
-          </v:shape>
-          <o:OLEObject Type="Embed" ProgID="Equation.AxMath" ShapeID="_x0000_i1442" DrawAspect="Content" ObjectID="_1850814980" r:id="rId192"/>
+          <v:shape id="_x0000_i1442" type="#_x0000_t75" style="width:34.5pt;height:19pt" o:ole="">
+            <v:imagedata r:id="rId192" o:title=""/>
+          </v:shape>
+          <o:OLEObject Type="Embed" ProgID="Equation.AxMath" ShapeID="_x0000_i1442" DrawAspect="Content" ObjectID="_1850825533" r:id="rId193"/>
         </w:object>
       </w:r>
       <w:r>
@@ -6616,10 +6661,10 @@
           <w:position w:val="-26"/>
         </w:rPr>
         <w:object w:dxaOrig="2513" w:dyaOrig="658" w14:anchorId="05CA7A92">
-          <v:shape id="_x0000_i1443" type="#_x0000_t75" style="width:125.75pt;height:32.8pt" o:ole="">
-            <v:imagedata r:id="rId193" o:title=""/>
-          </v:shape>
-          <o:OLEObject Type="Embed" ProgID="Equation.AxMath" ShapeID="_x0000_i1443" DrawAspect="Content" ObjectID="_1850814981" r:id="rId194"/>
+          <v:shape id="_x0000_i1443" type="#_x0000_t75" style="width:125.5pt;height:32.5pt" o:ole="">
+            <v:imagedata r:id="rId194" o:title=""/>
+          </v:shape>
+          <o:OLEObject Type="Embed" ProgID="Equation.AxMath" ShapeID="_x0000_i1443" DrawAspect="Content" ObjectID="_1850825534" r:id="rId195"/>
         </w:object>
       </w:r>
     </w:p>
@@ -6633,10 +6678,10 @@
       </w:r>
       <w:r>
         <w:object w:dxaOrig="947" w:dyaOrig="360" w14:anchorId="43CCF739">
-          <v:shape id="_x0000_i1444" type="#_x0000_t75" style="width:47.4pt;height:18.25pt" o:ole="">
-            <v:imagedata r:id="rId195" o:title=""/>
-          </v:shape>
-          <o:OLEObject Type="Embed" ProgID="Equation.AxMath" ShapeID="_x0000_i1444" DrawAspect="Content" ObjectID="_1850814982" r:id="rId196"/>
+          <v:shape id="_x0000_i1444" type="#_x0000_t75" style="width:47.5pt;height:18.5pt" o:ole="">
+            <v:imagedata r:id="rId196" o:title=""/>
+          </v:shape>
+          <o:OLEObject Type="Embed" ProgID="Equation.AxMath" ShapeID="_x0000_i1444" DrawAspect="Content" ObjectID="_1850825535" r:id="rId197"/>
         </w:object>
       </w:r>
       <w:r>
@@ -6661,10 +6706,10 @@
           <w:position w:val="-26"/>
         </w:rPr>
         <w:object w:dxaOrig="6383" w:dyaOrig="658" w14:anchorId="29352AC9">
-          <v:shape id="_x0000_i1445" type="#_x0000_t75" style="width:319pt;height:32.8pt" o:ole="">
-            <v:imagedata r:id="rId197" o:title=""/>
-          </v:shape>
-          <o:OLEObject Type="Embed" ProgID="Equation.AxMath" ShapeID="_x0000_i1445" DrawAspect="Content" ObjectID="_1850814983" r:id="rId198"/>
+          <v:shape id="_x0000_i1445" type="#_x0000_t75" style="width:319pt;height:32.5pt" o:ole="">
+            <v:imagedata r:id="rId198" o:title=""/>
+          </v:shape>
+          <o:OLEObject Type="Embed" ProgID="Equation.AxMath" ShapeID="_x0000_i1445" DrawAspect="Content" ObjectID="_1850825536" r:id="rId199"/>
         </w:object>
       </w:r>
     </w:p>
@@ -6695,10 +6740,10 @@
           <w:position w:val="-26"/>
         </w:rPr>
         <w:object w:dxaOrig="2358" w:dyaOrig="660" w14:anchorId="77B73C21">
-          <v:shape id="_x0000_i1446" type="#_x0000_t75" style="width:118.05pt;height:32.8pt" o:ole="">
-            <v:imagedata r:id="rId199" o:title=""/>
-          </v:shape>
-          <o:OLEObject Type="Embed" ProgID="Equation.AxMath" ShapeID="_x0000_i1446" DrawAspect="Content" ObjectID="_1850814984" r:id="rId200"/>
+          <v:shape id="_x0000_i1446" type="#_x0000_t75" style="width:118pt;height:32.5pt" o:ole="">
+            <v:imagedata r:id="rId200" o:title=""/>
+          </v:shape>
+          <o:OLEObject Type="Embed" ProgID="Equation.AxMath" ShapeID="_x0000_i1446" DrawAspect="Content" ObjectID="_1850825537" r:id="rId201"/>
         </w:object>
       </w:r>
     </w:p>
@@ -6712,10 +6757,10 @@
       </w:r>
       <w:r>
         <w:object w:dxaOrig="653" w:dyaOrig="360" w14:anchorId="4B8AB965">
-          <v:shape id="_x0000_i1447" type="#_x0000_t75" style="width:32.8pt;height:18.25pt" o:ole="">
-            <v:imagedata r:id="rId201" o:title=""/>
-          </v:shape>
-          <o:OLEObject Type="Embed" ProgID="Equation.AxMath" ShapeID="_x0000_i1447" DrawAspect="Content" ObjectID="_1850814985" r:id="rId202"/>
+          <v:shape id="_x0000_i1447" type="#_x0000_t75" style="width:33pt;height:18.5pt" o:ole="">
+            <v:imagedata r:id="rId202" o:title=""/>
+          </v:shape>
+          <o:OLEObject Type="Embed" ProgID="Equation.AxMath" ShapeID="_x0000_i1447" DrawAspect="Content" ObjectID="_1850825538" r:id="rId203"/>
         </w:object>
       </w:r>
       <w:r>
@@ -6723,10 +6768,10 @@
       </w:r>
       <w:r>
         <w:object w:dxaOrig="135" w:dyaOrig="357" w14:anchorId="23F737D4">
-          <v:shape id="_x0000_i1448" type="#_x0000_t75" style="width:6.85pt;height:17.75pt" o:ole="">
-            <v:imagedata r:id="rId176" o:title=""/>
-          </v:shape>
-          <o:OLEObject Type="Embed" ProgID="Equation.AxMath" ShapeID="_x0000_i1448" DrawAspect="Content" ObjectID="_1850814986" r:id="rId203"/>
+          <v:shape id="_x0000_i1448" type="#_x0000_t75" style="width:7pt;height:17.5pt" o:ole="">
+            <v:imagedata r:id="rId177" o:title=""/>
+          </v:shape>
+          <o:OLEObject Type="Embed" ProgID="Equation.AxMath" ShapeID="_x0000_i1448" DrawAspect="Content" ObjectID="_1850825539" r:id="rId204"/>
         </w:object>
       </w:r>
       <w:r>
@@ -6734,10 +6779,10 @@
       </w:r>
       <w:r>
         <w:object w:dxaOrig="531" w:dyaOrig="357" w14:anchorId="5E257537">
-          <v:shape id="_x0000_i1449" type="#_x0000_t75" style="width:26.45pt;height:17.75pt" o:ole="">
-            <v:imagedata r:id="rId204" o:title=""/>
-          </v:shape>
-          <o:OLEObject Type="Embed" ProgID="Equation.AxMath" ShapeID="_x0000_i1449" DrawAspect="Content" ObjectID="_1850814987" r:id="rId205"/>
+          <v:shape id="_x0000_i1449" type="#_x0000_t75" style="width:26.5pt;height:17.5pt" o:ole="">
+            <v:imagedata r:id="rId205" o:title=""/>
+          </v:shape>
+          <o:OLEObject Type="Embed" ProgID="Equation.AxMath" ShapeID="_x0000_i1449" DrawAspect="Content" ObjectID="_1850825540" r:id="rId206"/>
         </w:object>
       </w:r>
       <w:r>
@@ -6762,10 +6807,10 @@
           <w:position w:val="-26"/>
         </w:rPr>
         <w:object w:dxaOrig="5338" w:dyaOrig="658" w14:anchorId="5E0E9778">
-          <v:shape id="_x0000_i1450" type="#_x0000_t75" style="width:267.05pt;height:32.8pt" o:ole="">
-            <v:imagedata r:id="rId206" o:title=""/>
-          </v:shape>
-          <o:OLEObject Type="Embed" ProgID="Equation.AxMath" ShapeID="_x0000_i1450" DrawAspect="Content" ObjectID="_1850814988" r:id="rId207"/>
+          <v:shape id="_x0000_i1450" type="#_x0000_t75" style="width:267pt;height:32.5pt" o:ole="">
+            <v:imagedata r:id="rId207" o:title=""/>
+          </v:shape>
+          <o:OLEObject Type="Embed" ProgID="Equation.AxMath" ShapeID="_x0000_i1450" DrawAspect="Content" ObjectID="_1850825541" r:id="rId208"/>
         </w:object>
       </w:r>
     </w:p>
@@ -6779,10 +6824,10 @@
       </w:r>
       <w:r>
         <w:object w:dxaOrig="1073" w:dyaOrig="360" w14:anchorId="70D5C449">
-          <v:shape id="_x0000_i1451" type="#_x0000_t75" style="width:53.75pt;height:18.25pt" o:ole="">
-            <v:imagedata r:id="rId208" o:title=""/>
-          </v:shape>
-          <o:OLEObject Type="Embed" ProgID="Equation.AxMath" ShapeID="_x0000_i1451" DrawAspect="Content" ObjectID="_1850814989" r:id="rId209"/>
+          <v:shape id="_x0000_i1451" type="#_x0000_t75" style="width:53.5pt;height:18.5pt" o:ole="">
+            <v:imagedata r:id="rId209" o:title=""/>
+          </v:shape>
+          <o:OLEObject Type="Embed" ProgID="Equation.AxMath" ShapeID="_x0000_i1451" DrawAspect="Content" ObjectID="_1850825542" r:id="rId210"/>
         </w:object>
       </w:r>
       <w:r>
@@ -6790,10 +6835,10 @@
       </w:r>
       <w:r>
         <w:object w:dxaOrig="1049" w:dyaOrig="397" w14:anchorId="53D821B9">
-          <v:shape id="_x0000_i1452" type="#_x0000_t75" style="width:52.4pt;height:20.05pt" o:ole="">
-            <v:imagedata r:id="rId210" o:title=""/>
-          </v:shape>
-          <o:OLEObject Type="Embed" ProgID="Equation.AxMath" ShapeID="_x0000_i1452" DrawAspect="Content" ObjectID="_1850814990" r:id="rId211"/>
+          <v:shape id="_x0000_i1452" type="#_x0000_t75" style="width:52.5pt;height:20pt" o:ole="">
+            <v:imagedata r:id="rId211" o:title=""/>
+          </v:shape>
+          <o:OLEObject Type="Embed" ProgID="Equation.AxMath" ShapeID="_x0000_i1452" DrawAspect="Content" ObjectID="_1850825543" r:id="rId212"/>
         </w:object>
       </w:r>
       <w:r>
@@ -6822,10 +6867,10 @@
       </w:r>
       <w:r>
         <w:object w:dxaOrig="210" w:dyaOrig="385" w14:anchorId="2592A421">
-          <v:shape id="_x0000_i1453" type="#_x0000_t75" style="width:10.5pt;height:19.15pt" o:ole="">
-            <v:imagedata r:id="rId212" o:title=""/>
-          </v:shape>
-          <o:OLEObject Type="Embed" ProgID="Equation.AxMath" ShapeID="_x0000_i1453" DrawAspect="Content" ObjectID="_1850814991" r:id="rId213"/>
+          <v:shape id="_x0000_i1453" type="#_x0000_t75" style="width:10.5pt;height:19pt" o:ole="">
+            <v:imagedata r:id="rId213" o:title=""/>
+          </v:shape>
+          <o:OLEObject Type="Embed" ProgID="Equation.AxMath" ShapeID="_x0000_i1453" DrawAspect="Content" ObjectID="_1850825544" r:id="rId214"/>
         </w:object>
       </w:r>
       <w:r>
@@ -6833,10 +6878,10 @@
       </w:r>
       <w:r>
         <w:object w:dxaOrig="437" w:dyaOrig="385" w14:anchorId="05AF4B60">
-          <v:shape id="_x0000_i1454" type="#_x0000_t75" style="width:21.85pt;height:19.15pt" o:ole="">
-            <v:imagedata r:id="rId214" o:title=""/>
-          </v:shape>
-          <o:OLEObject Type="Embed" ProgID="Equation.AxMath" ShapeID="_x0000_i1454" DrawAspect="Content" ObjectID="_1850814992" r:id="rId215"/>
+          <v:shape id="_x0000_i1454" type="#_x0000_t75" style="width:21.5pt;height:19pt" o:ole="">
+            <v:imagedata r:id="rId215" o:title=""/>
+          </v:shape>
+          <o:OLEObject Type="Embed" ProgID="Equation.AxMath" ShapeID="_x0000_i1454" DrawAspect="Content" ObjectID="_1850825545" r:id="rId216"/>
         </w:object>
       </w:r>
       <w:r>
@@ -6851,10 +6896,10 @@
       </w:pPr>
       <w:r>
         <w:object w:dxaOrig="3616" w:dyaOrig="360" w14:anchorId="30EB5CFF">
-          <v:shape id="_x0000_i1574" type="#_x0000_t75" style="width:180.9pt;height:17.75pt" o:ole="">
-            <v:imagedata r:id="rId216" o:title=""/>
-          </v:shape>
-          <o:OLEObject Type="Embed" ProgID="Equation.AxMath" ShapeID="_x0000_i1574" DrawAspect="Content" ObjectID="_1850814993" r:id="rId217"/>
+          <v:shape id="_x0000_i1574" type="#_x0000_t75" style="width:181pt;height:18pt" o:ole="">
+            <v:imagedata r:id="rId217" o:title=""/>
+          </v:shape>
+          <o:OLEObject Type="Embed" ProgID="Equation.AxMath" ShapeID="_x0000_i1574" DrawAspect="Content" ObjectID="_1850825546" r:id="rId218"/>
         </w:object>
       </w:r>
     </w:p>
@@ -6881,10 +6926,10 @@
       </w:pPr>
       <w:r>
         <w:object w:dxaOrig="3316" w:dyaOrig="371" w14:anchorId="505B622D">
-          <v:shape id="_x0000_i1578" type="#_x0000_t75" style="width:165.85pt;height:18.7pt" o:ole="">
-            <v:imagedata r:id="rId218" o:title=""/>
-          </v:shape>
-          <o:OLEObject Type="Embed" ProgID="Equation.AxMath" ShapeID="_x0000_i1578" DrawAspect="Content" ObjectID="_1850814994" r:id="rId219"/>
+          <v:shape id="_x0000_i1578" type="#_x0000_t75" style="width:166pt;height:18.5pt" o:ole="">
+            <v:imagedata r:id="rId219" o:title=""/>
+          </v:shape>
+          <o:OLEObject Type="Embed" ProgID="Equation.AxMath" ShapeID="_x0000_i1578" DrawAspect="Content" ObjectID="_1850825547" r:id="rId220"/>
         </w:object>
       </w:r>
     </w:p>
@@ -6911,10 +6956,10 @@
       </w:pPr>
       <w:r>
         <w:object w:dxaOrig="2151" w:dyaOrig="722" w14:anchorId="5CD23362">
-          <v:shape id="_x0000_i1457" type="#_x0000_t75" style="width:107.55pt;height:36pt" o:ole="">
-            <v:imagedata r:id="rId220" o:title=""/>
-          </v:shape>
-          <o:OLEObject Type="Embed" ProgID="Equation.AxMath" ShapeID="_x0000_i1457" DrawAspect="Content" ObjectID="_1850814995" r:id="rId221"/>
+          <v:shape id="_x0000_i1457" type="#_x0000_t75" style="width:107.5pt;height:36pt" o:ole="">
+            <v:imagedata r:id="rId221" o:title=""/>
+          </v:shape>
+          <o:OLEObject Type="Embed" ProgID="Equation.AxMath" ShapeID="_x0000_i1457" DrawAspect="Content" ObjectID="_1850825548" r:id="rId222"/>
         </w:object>
       </w:r>
     </w:p>
@@ -6925,7 +6970,6 @@
         <w:textAlignment w:val="center"/>
       </w:pPr>
       <w:r>
-        <w:lastRenderedPageBreak/>
         <w:t>则</w:t>
       </w:r>
       <w:r>
@@ -6943,10 +6987,10 @@
       </w:pPr>
       <w:r>
         <w:object w:dxaOrig="3568" w:dyaOrig="1455" w14:anchorId="070A2B0B">
-          <v:shape id="_x0000_i1458" type="#_x0000_t75" style="width:178.65pt;height:72.9pt" o:ole="">
-            <v:imagedata r:id="rId222" o:title=""/>
-          </v:shape>
-          <o:OLEObject Type="Embed" ProgID="Equation.AxMath" ShapeID="_x0000_i1458" DrawAspect="Content" ObjectID="_1850814996" r:id="rId223"/>
+          <v:shape id="_x0000_i1458" type="#_x0000_t75" style="width:178.5pt;height:73pt" o:ole="">
+            <v:imagedata r:id="rId223" o:title=""/>
+          </v:shape>
+          <o:OLEObject Type="Embed" ProgID="Equation.AxMath" ShapeID="_x0000_i1458" DrawAspect="Content" ObjectID="_1850825549" r:id="rId224"/>
         </w:object>
       </w:r>
     </w:p>
@@ -6995,10 +7039,10 @@
             </w:r>
             <w:r>
               <w:object w:dxaOrig="1509" w:dyaOrig="385" w14:anchorId="2C2202D0">
-                <v:shape id="_x0000_i1459" type="#_x0000_t75" style="width:75.2pt;height:19.15pt" o:ole="">
-                  <v:imagedata r:id="rId224" o:title=""/>
+                <v:shape id="_x0000_i1459" type="#_x0000_t75" style="width:75.5pt;height:19pt" o:ole="">
+                  <v:imagedata r:id="rId225" o:title=""/>
                 </v:shape>
-                <o:OLEObject Type="Embed" ProgID="Equation.AxMath" ShapeID="_x0000_i1459" DrawAspect="Content" ObjectID="_1850814997" r:id="rId225"/>
+                <o:OLEObject Type="Embed" ProgID="Equation.AxMath" ShapeID="_x0000_i1459" DrawAspect="Content" ObjectID="_1850825550" r:id="rId226"/>
               </w:object>
             </w:r>
             <w:r>
@@ -7006,10 +7050,10 @@
             </w:r>
             <w:r>
               <w:object w:dxaOrig="1297" w:dyaOrig="382" w14:anchorId="2FD2B9C9">
-                <v:shape id="_x0000_i1460" type="#_x0000_t75" style="width:64.7pt;height:19.15pt" o:ole="">
-                  <v:imagedata r:id="rId226" o:title=""/>
+                <v:shape id="_x0000_i1460" type="#_x0000_t75" style="width:65pt;height:19pt" o:ole="">
+                  <v:imagedata r:id="rId227" o:title=""/>
                 </v:shape>
-                <o:OLEObject Type="Embed" ProgID="Equation.AxMath" ShapeID="_x0000_i1460" DrawAspect="Content" ObjectID="_1850814998" r:id="rId227"/>
+                <o:OLEObject Type="Embed" ProgID="Equation.AxMath" ShapeID="_x0000_i1460" DrawAspect="Content" ObjectID="_1850825551" r:id="rId228"/>
               </w:object>
             </w:r>
             <w:r>
@@ -7061,10 +7105,10 @@
             </w:pPr>
             <w:r>
               <w:object w:dxaOrig="3851" w:dyaOrig="756" w14:anchorId="7B8BC3C9">
-                <v:shape id="_x0000_i25083" type="#_x0000_t75" style="width:192.3pt;height:37.8pt" o:ole="">
-                  <v:imagedata r:id="rId228" o:title=""/>
+                <v:shape id="_x0000_i25083" type="#_x0000_t75" style="width:192.5pt;height:38pt" o:ole="">
+                  <v:imagedata r:id="rId229" o:title=""/>
                 </v:shape>
-                <o:OLEObject Type="Embed" ProgID="Equation.AxMath" ShapeID="_x0000_i25083" DrawAspect="Content" ObjectID="_1850814999" r:id="rId229"/>
+                <o:OLEObject Type="Embed" ProgID="Equation.AxMath" ShapeID="_x0000_i25083" DrawAspect="Content" ObjectID="_1850825552" r:id="rId230"/>
               </w:object>
             </w:r>
           </w:p>
@@ -7140,10 +7184,10 @@
       </w:r>
       <w:r>
         <w:object w:dxaOrig="227" w:dyaOrig="385" w14:anchorId="7BD3D9F1">
-          <v:shape id="_x0000_i1462" type="#_x0000_t75" style="width:11.4pt;height:19.15pt" o:ole="">
-            <v:imagedata r:id="rId230" o:title=""/>
-          </v:shape>
-          <o:OLEObject Type="Embed" ProgID="Equation.AxMath" ShapeID="_x0000_i1462" DrawAspect="Content" ObjectID="_1850815000" r:id="rId231"/>
+          <v:shape id="_x0000_i1462" type="#_x0000_t75" style="width:11pt;height:19pt" o:ole="">
+            <v:imagedata r:id="rId231" o:title=""/>
+          </v:shape>
+          <o:OLEObject Type="Embed" ProgID="Equation.AxMath" ShapeID="_x0000_i1462" DrawAspect="Content" ObjectID="_1850825553" r:id="rId232"/>
         </w:object>
       </w:r>
       <w:r>
@@ -7151,10 +7195,10 @@
       </w:r>
       <w:r>
         <w:object w:dxaOrig="290" w:dyaOrig="385" w14:anchorId="095CF168">
-          <v:shape id="_x0000_i1463" type="#_x0000_t75" style="width:14.6pt;height:19.15pt" o:ole="">
-            <v:imagedata r:id="rId232" o:title=""/>
-          </v:shape>
-          <o:OLEObject Type="Embed" ProgID="Equation.AxMath" ShapeID="_x0000_i1463" DrawAspect="Content" ObjectID="_1850815001" r:id="rId233"/>
+          <v:shape id="_x0000_i1463" type="#_x0000_t75" style="width:14.5pt;height:19pt" o:ole="">
+            <v:imagedata r:id="rId233" o:title=""/>
+          </v:shape>
+          <o:OLEObject Type="Embed" ProgID="Equation.AxMath" ShapeID="_x0000_i1463" DrawAspect="Content" ObjectID="_1850825554" r:id="rId234"/>
         </w:object>
       </w:r>
       <w:r>
@@ -7162,10 +7206,10 @@
       </w:r>
       <w:r>
         <w:object w:dxaOrig="652" w:dyaOrig="397" w14:anchorId="4DA5EA30">
-          <v:shape id="_x0000_i1464" type="#_x0000_t75" style="width:32.8pt;height:20.05pt" o:ole="">
-            <v:imagedata r:id="rId234" o:title=""/>
-          </v:shape>
-          <o:OLEObject Type="Embed" ProgID="Equation.AxMath" ShapeID="_x0000_i1464" DrawAspect="Content" ObjectID="_1850815002" r:id="rId235"/>
+          <v:shape id="_x0000_i1464" type="#_x0000_t75" style="width:32.5pt;height:20pt" o:ole="">
+            <v:imagedata r:id="rId235" o:title=""/>
+          </v:shape>
+          <o:OLEObject Type="Embed" ProgID="Equation.AxMath" ShapeID="_x0000_i1464" DrawAspect="Content" ObjectID="_1850825555" r:id="rId236"/>
         </w:object>
       </w:r>
       <w:r>
@@ -7180,10 +7224,10 @@
       </w:pPr>
       <w:r>
         <w:object w:dxaOrig="3934" w:dyaOrig="815" w14:anchorId="7116113F">
-          <v:shape id="_x0000_i1465" type="#_x0000_t75" style="width:196.85pt;height:41pt" o:ole="">
-            <v:imagedata r:id="rId236" o:title=""/>
-          </v:shape>
-          <o:OLEObject Type="Embed" ProgID="Equation.AxMath" ShapeID="_x0000_i1465" DrawAspect="Content" ObjectID="_1850815003" r:id="rId237"/>
+          <v:shape id="_x0000_i1465" type="#_x0000_t75" style="width:197pt;height:41pt" o:ole="">
+            <v:imagedata r:id="rId237" o:title=""/>
+          </v:shape>
+          <o:OLEObject Type="Embed" ProgID="Equation.AxMath" ShapeID="_x0000_i1465" DrawAspect="Content" ObjectID="_1850825556" r:id="rId238"/>
         </w:object>
       </w:r>
     </w:p>
@@ -7197,10 +7241,10 @@
       </w:r>
       <w:r>
         <w:object w:dxaOrig="1015" w:dyaOrig="385" w14:anchorId="76A0879C">
-          <v:shape id="_x0000_i1466" type="#_x0000_t75" style="width:50.6pt;height:19.15pt" o:ole="">
-            <v:imagedata r:id="rId238" o:title=""/>
-          </v:shape>
-          <o:OLEObject Type="Embed" ProgID="Equation.AxMath" ShapeID="_x0000_i1466" DrawAspect="Content" ObjectID="_1850815004" r:id="rId239"/>
+          <v:shape id="_x0000_i1466" type="#_x0000_t75" style="width:50.5pt;height:19pt" o:ole="">
+            <v:imagedata r:id="rId239" o:title=""/>
+          </v:shape>
+          <o:OLEObject Type="Embed" ProgID="Equation.AxMath" ShapeID="_x0000_i1466" DrawAspect="Content" ObjectID="_1850825557" r:id="rId240"/>
         </w:object>
       </w:r>
       <w:r>
@@ -7215,10 +7259,10 @@
       </w:pPr>
       <w:r>
         <w:object w:dxaOrig="1599" w:dyaOrig="403" w14:anchorId="077F50E7">
-          <v:shape id="_x0000_i1467" type="#_x0000_t75" style="width:79.75pt;height:20.05pt" o:ole="">
-            <v:imagedata r:id="rId240" o:title=""/>
-          </v:shape>
-          <o:OLEObject Type="Embed" ProgID="Equation.AxMath" ShapeID="_x0000_i1467" DrawAspect="Content" ObjectID="_1850815005" r:id="rId241"/>
+          <v:shape id="_x0000_i1467" type="#_x0000_t75" style="width:80pt;height:20.5pt" o:ole="">
+            <v:imagedata r:id="rId241" o:title=""/>
+          </v:shape>
+          <o:OLEObject Type="Embed" ProgID="Equation.AxMath" ShapeID="_x0000_i1467" DrawAspect="Content" ObjectID="_1850825558" r:id="rId242"/>
         </w:object>
       </w:r>
     </w:p>
@@ -7293,10 +7337,10 @@
       </w:pPr>
       <w:r>
         <w:object w:dxaOrig="2662" w:dyaOrig="403" w14:anchorId="3A4F70AE">
-          <v:shape id="_x0000_i1468" type="#_x0000_t75" style="width:133.05pt;height:20.05pt" o:ole="">
-            <v:imagedata r:id="rId242" o:title=""/>
-          </v:shape>
-          <o:OLEObject Type="Embed" ProgID="Equation.AxMath" ShapeID="_x0000_i1468" DrawAspect="Content" ObjectID="_1850815006" r:id="rId243"/>
+          <v:shape id="_x0000_i1468" type="#_x0000_t75" style="width:133pt;height:20.5pt" o:ole="">
+            <v:imagedata r:id="rId243" o:title=""/>
+          </v:shape>
+          <o:OLEObject Type="Embed" ProgID="Equation.AxMath" ShapeID="_x0000_i1468" DrawAspect="Content" ObjectID="_1850825559" r:id="rId244"/>
         </w:object>
       </w:r>
     </w:p>
@@ -7317,10 +7361,10 @@
       </w:pPr>
       <w:r>
         <w:object w:dxaOrig="3196" w:dyaOrig="672" w14:anchorId="14A296FC">
-          <v:shape id="_x0000_i48587" type="#_x0000_t75" style="width:159.95pt;height:33.7pt" o:ole="">
-            <v:imagedata r:id="rId244" o:title=""/>
-          </v:shape>
-          <o:OLEObject Type="Embed" ProgID="Equation.AxMath" ShapeID="_x0000_i48587" DrawAspect="Content" ObjectID="_1850815007" r:id="rId245"/>
+          <v:shape id="_x0000_i48587" type="#_x0000_t75" style="width:160pt;height:33.5pt" o:ole="">
+            <v:imagedata r:id="rId245" o:title=""/>
+          </v:shape>
+          <o:OLEObject Type="Embed" ProgID="Equation.AxMath" ShapeID="_x0000_i48587" DrawAspect="Content" ObjectID="_1850825560" r:id="rId246"/>
         </w:object>
       </w:r>
     </w:p>
@@ -7334,10 +7378,10 @@
       </w:r>
       <w:r>
         <w:object w:dxaOrig="1052" w:dyaOrig="655" w14:anchorId="3C86F7DF">
-          <v:shape id="_x0000_i48591" type="#_x0000_t75" style="width:52.4pt;height:32.8pt" o:ole="">
-            <v:imagedata r:id="rId246" o:title=""/>
-          </v:shape>
-          <o:OLEObject Type="Embed" ProgID="Equation.AxMath" ShapeID="_x0000_i48591" DrawAspect="Content" ObjectID="_1850815008" r:id="rId247"/>
+          <v:shape id="_x0000_i48591" type="#_x0000_t75" style="width:52.5pt;height:32.5pt" o:ole="">
+            <v:imagedata r:id="rId247" o:title=""/>
+          </v:shape>
+          <o:OLEObject Type="Embed" ProgID="Equation.AxMath" ShapeID="_x0000_i48591" DrawAspect="Content" ObjectID="_1850825561" r:id="rId248"/>
         </w:object>
       </w:r>
       <w:r>
@@ -7394,10 +7438,10 @@
             </w:pPr>
             <w:r>
               <w:object w:dxaOrig="8270" w:dyaOrig="706" w14:anchorId="07EC8C2F">
-                <v:shape id="_x0000_i60347" type="#_x0000_t75" style="width:401.9pt;height:34.2pt" o:ole="">
-                  <v:imagedata r:id="rId248" o:title=""/>
+                <v:shape id="_x0000_i60347" type="#_x0000_t75" style="width:402pt;height:34.5pt" o:ole="">
+                  <v:imagedata r:id="rId249" o:title=""/>
                 </v:shape>
-                <o:OLEObject Type="Embed" ProgID="Equation.AxMath" ShapeID="_x0000_i60347" DrawAspect="Content" ObjectID="_1850815009" r:id="rId249"/>
+                <o:OLEObject Type="Embed" ProgID="Equation.AxMath" ShapeID="_x0000_i60347" DrawAspect="Content" ObjectID="_1850825562" r:id="rId250"/>
               </w:object>
             </w:r>
           </w:p>
@@ -7544,10 +7588,10 @@
           <w:position w:val="-30"/>
         </w:rPr>
         <w:object w:dxaOrig="1624" w:dyaOrig="734" w14:anchorId="4A9E146E">
-          <v:shape id="_x0000_i1472" type="#_x0000_t75" style="width:81.1pt;height:36.9pt" o:ole="">
-            <v:imagedata r:id="rId250" o:title=""/>
-          </v:shape>
-          <o:OLEObject Type="Embed" ProgID="Equation.AxMath" ShapeID="_x0000_i1472" DrawAspect="Content" ObjectID="_1850815010" r:id="rId251"/>
+          <v:shape id="_x0000_i1472" type="#_x0000_t75" style="width:81pt;height:36.5pt" o:ole="">
+            <v:imagedata r:id="rId251" o:title=""/>
+          </v:shape>
+          <o:OLEObject Type="Embed" ProgID="Equation.AxMath" ShapeID="_x0000_i1472" DrawAspect="Content" ObjectID="_1850825563" r:id="rId252"/>
         </w:object>
       </w:r>
     </w:p>
@@ -7578,10 +7622,10 @@
           <w:position w:val="-26"/>
         </w:rPr>
         <w:object w:dxaOrig="1414" w:dyaOrig="655" w14:anchorId="2D829C6D">
-          <v:shape id="_x0000_i1473" type="#_x0000_t75" style="width:70.65pt;height:32.8pt" o:ole="">
-            <v:imagedata r:id="rId252" o:title=""/>
-          </v:shape>
-          <o:OLEObject Type="Embed" ProgID="Equation.AxMath" ShapeID="_x0000_i1473" DrawAspect="Content" ObjectID="_1850815011" r:id="rId253"/>
+          <v:shape id="_x0000_i1473" type="#_x0000_t75" style="width:70.5pt;height:33pt" o:ole="">
+            <v:imagedata r:id="rId253" o:title=""/>
+          </v:shape>
+          <o:OLEObject Type="Embed" ProgID="Equation.AxMath" ShapeID="_x0000_i1473" DrawAspect="Content" ObjectID="_1850825564" r:id="rId254"/>
         </w:object>
       </w:r>
     </w:p>
@@ -7615,10 +7659,10 @@
           <w:position w:val="-28"/>
         </w:rPr>
         <w:object w:dxaOrig="2879" w:dyaOrig="704" w14:anchorId="06B7BA9F">
-          <v:shape id="_x0000_i1474" type="#_x0000_t75" style="width:2in;height:35.1pt" o:ole="">
-            <v:imagedata r:id="rId254" o:title=""/>
-          </v:shape>
-          <o:OLEObject Type="Embed" ProgID="Equation.AxMath" ShapeID="_x0000_i1474" DrawAspect="Content" ObjectID="_1850815012" r:id="rId255"/>
+          <v:shape id="_x0000_i1474" type="#_x0000_t75" style="width:2in;height:35pt" o:ole="">
+            <v:imagedata r:id="rId255" o:title=""/>
+          </v:shape>
+          <o:OLEObject Type="Embed" ProgID="Equation.AxMath" ShapeID="_x0000_i1474" DrawAspect="Content" ObjectID="_1850825565" r:id="rId256"/>
         </w:object>
       </w:r>
     </w:p>
@@ -7641,7 +7685,6 @@
         <w:ind w:firstLine="480"/>
       </w:pPr>
       <w:r>
-        <w:lastRenderedPageBreak/>
         <w:t>例如对一阶</w:t>
       </w:r>
       <w:r>
@@ -7661,10 +7704,10 @@
           <w:position w:val="-13"/>
         </w:rPr>
         <w:object w:dxaOrig="4340" w:dyaOrig="403" w14:anchorId="517F2201">
-          <v:shape id="_x0000_i1475" type="#_x0000_t75" style="width:217.35pt;height:20.05pt" o:ole="">
-            <v:imagedata r:id="rId256" o:title=""/>
-          </v:shape>
-          <o:OLEObject Type="Embed" ProgID="Equation.AxMath" ShapeID="_x0000_i1475" DrawAspect="Content" ObjectID="_1850815013" r:id="rId257"/>
+          <v:shape id="_x0000_i1475" type="#_x0000_t75" style="width:217pt;height:20.5pt" o:ole="">
+            <v:imagedata r:id="rId257" o:title=""/>
+          </v:shape>
+          <o:OLEObject Type="Embed" ProgID="Equation.AxMath" ShapeID="_x0000_i1475" DrawAspect="Content" ObjectID="_1850825566" r:id="rId258"/>
         </w:object>
       </w:r>
     </w:p>
@@ -7689,10 +7732,10 @@
           <w:position w:val="-28"/>
         </w:rPr>
         <w:object w:dxaOrig="1726" w:dyaOrig="721" w14:anchorId="15485BB4">
-          <v:shape id="_x0000_i1476" type="#_x0000_t75" style="width:86.15pt;height:36pt" o:ole="">
-            <v:imagedata r:id="rId258" o:title=""/>
-          </v:shape>
-          <o:OLEObject Type="Embed" ProgID="Equation.AxMath" ShapeID="_x0000_i1476" DrawAspect="Content" ObjectID="_1850815014" r:id="rId259"/>
+          <v:shape id="_x0000_i1476" type="#_x0000_t75" style="width:86pt;height:36pt" o:ole="">
+            <v:imagedata r:id="rId259" o:title=""/>
+          </v:shape>
+          <o:OLEObject Type="Embed" ProgID="Equation.AxMath" ShapeID="_x0000_i1476" DrawAspect="Content" ObjectID="_1850825567" r:id="rId260"/>
         </w:object>
       </w:r>
     </w:p>
@@ -7714,10 +7757,10 @@
           <w:position w:val="-12"/>
         </w:rPr>
         <w:object w:dxaOrig="1198" w:dyaOrig="382" w14:anchorId="13F2CBFB">
-          <v:shape id="_x0000_i1477" type="#_x0000_t75" style="width:60.15pt;height:19.15pt" o:ole="">
-            <v:imagedata r:id="rId260" o:title=""/>
-          </v:shape>
-          <o:OLEObject Type="Embed" ProgID="Equation.AxMath" ShapeID="_x0000_i1477" DrawAspect="Content" ObjectID="_1850815015" r:id="rId261"/>
+          <v:shape id="_x0000_i1477" type="#_x0000_t75" style="width:60pt;height:19pt" o:ole="">
+            <v:imagedata r:id="rId261" o:title=""/>
+          </v:shape>
+          <o:OLEObject Type="Embed" ProgID="Equation.AxMath" ShapeID="_x0000_i1477" DrawAspect="Content" ObjectID="_1850825568" r:id="rId262"/>
         </w:object>
       </w:r>
       <w:r>
@@ -7736,10 +7779,10 @@
           <w:position w:val="-12"/>
         </w:rPr>
         <w:object w:dxaOrig="135" w:dyaOrig="382" w14:anchorId="64880983">
-          <v:shape id="_x0000_i1478" type="#_x0000_t75" style="width:6.85pt;height:19.15pt" o:ole="">
-            <v:imagedata r:id="rId262" o:title=""/>
-          </v:shape>
-          <o:OLEObject Type="Embed" ProgID="Equation.AxMath" ShapeID="_x0000_i1478" DrawAspect="Content" ObjectID="_1850815016" r:id="rId263"/>
+          <v:shape id="_x0000_i1478" type="#_x0000_t75" style="width:7pt;height:19pt" o:ole="">
+            <v:imagedata r:id="rId263" o:title=""/>
+          </v:shape>
+          <o:OLEObject Type="Embed" ProgID="Equation.AxMath" ShapeID="_x0000_i1478" DrawAspect="Content" ObjectID="_1850825569" r:id="rId264"/>
         </w:object>
       </w:r>
       <w:r>
@@ -7756,10 +7799,10 @@
           <w:position w:val="-28"/>
         </w:rPr>
         <w:object w:dxaOrig="3279" w:dyaOrig="719" w14:anchorId="51E1E2AC">
-          <v:shape id="_x0000_i1479" type="#_x0000_t75" style="width:164.05pt;height:36pt" o:ole="">
-            <v:imagedata r:id="rId264" o:title=""/>
-          </v:shape>
-          <o:OLEObject Type="Embed" ProgID="Equation.AxMath" ShapeID="_x0000_i1479" DrawAspect="Content" ObjectID="_1850815017" r:id="rId265"/>
+          <v:shape id="_x0000_i1479" type="#_x0000_t75" style="width:164pt;height:36pt" o:ole="">
+            <v:imagedata r:id="rId265" o:title=""/>
+          </v:shape>
+          <o:OLEObject Type="Embed" ProgID="Equation.AxMath" ShapeID="_x0000_i1479" DrawAspect="Content" ObjectID="_1850825570" r:id="rId266"/>
         </w:object>
       </w:r>
     </w:p>
@@ -7781,10 +7824,10 @@
           <w:position w:val="-12"/>
         </w:rPr>
         <w:object w:dxaOrig="135" w:dyaOrig="382" w14:anchorId="61C1B287">
-          <v:shape id="_x0000_i1480" type="#_x0000_t75" style="width:6.85pt;height:19.15pt" o:ole="">
-            <v:imagedata r:id="rId262" o:title=""/>
-          </v:shape>
-          <o:OLEObject Type="Embed" ProgID="Equation.AxMath" ShapeID="_x0000_i1480" DrawAspect="Content" ObjectID="_1850815018" r:id="rId266"/>
+          <v:shape id="_x0000_i1480" type="#_x0000_t75" style="width:7pt;height:19pt" o:ole="">
+            <v:imagedata r:id="rId263" o:title=""/>
+          </v:shape>
+          <o:OLEObject Type="Embed" ProgID="Equation.AxMath" ShapeID="_x0000_i1480" DrawAspect="Content" ObjectID="_1850825571" r:id="rId267"/>
         </w:object>
       </w:r>
       <w:r>
@@ -7801,10 +7844,10 @@
           <w:position w:val="-29"/>
         </w:rPr>
         <w:object w:dxaOrig="3298" w:dyaOrig="722" w14:anchorId="5EEAE146">
-          <v:shape id="_x0000_i1481" type="#_x0000_t75" style="width:164.95pt;height:36pt" o:ole="">
-            <v:imagedata r:id="rId267" o:title=""/>
-          </v:shape>
-          <o:OLEObject Type="Embed" ProgID="Equation.AxMath" ShapeID="_x0000_i1481" DrawAspect="Content" ObjectID="_1850815019" r:id="rId268"/>
+          <v:shape id="_x0000_i1481" type="#_x0000_t75" style="width:165pt;height:36pt" o:ole="">
+            <v:imagedata r:id="rId268" o:title=""/>
+          </v:shape>
+          <o:OLEObject Type="Embed" ProgID="Equation.AxMath" ShapeID="_x0000_i1481" DrawAspect="Content" ObjectID="_1850825572" r:id="rId269"/>
         </w:object>
       </w:r>
     </w:p>
@@ -7841,10 +7884,10 @@
           <w:position w:val="-13"/>
         </w:rPr>
         <w:object w:dxaOrig="653" w:dyaOrig="385" w14:anchorId="73D11A69">
-          <v:shape id="_x0000_i1482" type="#_x0000_t75" style="width:32.8pt;height:19.15pt" o:ole="">
-            <v:imagedata r:id="rId269" o:title=""/>
-          </v:shape>
-          <o:OLEObject Type="Embed" ProgID="Equation.AxMath" ShapeID="_x0000_i1482" DrawAspect="Content" ObjectID="_1850815020" r:id="rId270"/>
+          <v:shape id="_x0000_i1482" type="#_x0000_t75" style="width:32.5pt;height:19pt" o:ole="">
+            <v:imagedata r:id="rId270" o:title=""/>
+          </v:shape>
+          <o:OLEObject Type="Embed" ProgID="Equation.AxMath" ShapeID="_x0000_i1482" DrawAspect="Content" ObjectID="_1850825573" r:id="rId271"/>
         </w:object>
       </w:r>
       <w:r>
@@ -7855,10 +7898,10 @@
           <w:position w:val="-13"/>
         </w:rPr>
         <w:object w:dxaOrig="1583" w:dyaOrig="385" w14:anchorId="37EF2222">
-          <v:shape id="_x0000_i1483" type="#_x0000_t75" style="width:79.3pt;height:19.15pt" o:ole="">
-            <v:imagedata r:id="rId271" o:title=""/>
-          </v:shape>
-          <o:OLEObject Type="Embed" ProgID="Equation.AxMath" ShapeID="_x0000_i1483" DrawAspect="Content" ObjectID="_1850815021" r:id="rId272"/>
+          <v:shape id="_x0000_i1483" type="#_x0000_t75" style="width:79pt;height:19pt" o:ole="">
+            <v:imagedata r:id="rId272" o:title=""/>
+          </v:shape>
+          <o:OLEObject Type="Embed" ProgID="Equation.AxMath" ShapeID="_x0000_i1483" DrawAspect="Content" ObjectID="_1850825574" r:id="rId273"/>
         </w:object>
       </w:r>
       <w:r>
@@ -7875,10 +7918,10 @@
           <w:position w:val="-26"/>
         </w:rPr>
         <w:object w:dxaOrig="3275" w:dyaOrig="660" w14:anchorId="6BFD5315">
-          <v:shape id="_x0000_i60349" type="#_x0000_t75" style="width:164.05pt;height:32.8pt" o:ole="">
-            <v:imagedata r:id="rId273" o:title=""/>
-          </v:shape>
-          <o:OLEObject Type="Embed" ProgID="Equation.AxMath" ShapeID="_x0000_i60349" DrawAspect="Content" ObjectID="_1850815022" r:id="rId274"/>
+          <v:shape id="_x0000_i60349" type="#_x0000_t75" style="width:164pt;height:33pt" o:ole="">
+            <v:imagedata r:id="rId274" o:title=""/>
+          </v:shape>
+          <o:OLEObject Type="Embed" ProgID="Equation.AxMath" ShapeID="_x0000_i60349" DrawAspect="Content" ObjectID="_1850825575" r:id="rId275"/>
         </w:object>
       </w:r>
     </w:p>
@@ -7900,10 +7943,10 @@
           <w:position w:val="-26"/>
         </w:rPr>
         <w:object w:dxaOrig="7482" w:dyaOrig="660" w14:anchorId="70693992">
-          <v:shape id="_x0000_i60351" type="#_x0000_t75" style="width:374.15pt;height:32.8pt" o:ole="">
-            <v:imagedata r:id="rId275" o:title=""/>
-          </v:shape>
-          <o:OLEObject Type="Embed" ProgID="Equation.AxMath" ShapeID="_x0000_i60351" DrawAspect="Content" ObjectID="_1850815023" r:id="rId276"/>
+          <v:shape id="_x0000_i60351" type="#_x0000_t75" style="width:374pt;height:33pt" o:ole="">
+            <v:imagedata r:id="rId276" o:title=""/>
+          </v:shape>
+          <o:OLEObject Type="Embed" ProgID="Equation.AxMath" ShapeID="_x0000_i60351" DrawAspect="Content" ObjectID="_1850825576" r:id="rId277"/>
         </w:object>
       </w:r>
     </w:p>
@@ -7912,6 +7955,7 @@
         <w:ind w:firstLine="480"/>
       </w:pPr>
       <w:r>
+        <w:lastRenderedPageBreak/>
         <w:t>温度方程中</w:t>
       </w:r>
       <w:r>
@@ -7919,10 +7963,10 @@
           <w:position w:val="-13"/>
         </w:rPr>
         <w:object w:dxaOrig="1073" w:dyaOrig="385" w14:anchorId="0FD29A71">
-          <v:shape id="_x0000_i1486" type="#_x0000_t75" style="width:53.75pt;height:19.15pt" o:ole="">
-            <v:imagedata r:id="rId277" o:title=""/>
-          </v:shape>
-          <o:OLEObject Type="Embed" ProgID="Equation.AxMath" ShapeID="_x0000_i1486" DrawAspect="Content" ObjectID="_1850815024" r:id="rId278"/>
+          <v:shape id="_x0000_i1486" type="#_x0000_t75" style="width:53.5pt;height:19pt" o:ole="">
+            <v:imagedata r:id="rId278" o:title=""/>
+          </v:shape>
+          <o:OLEObject Type="Embed" ProgID="Equation.AxMath" ShapeID="_x0000_i1486" DrawAspect="Content" ObjectID="_1850825577" r:id="rId279"/>
         </w:object>
       </w:r>
       <w:r>
@@ -7933,10 +7977,10 @@
           <w:position w:val="-13"/>
         </w:rPr>
         <w:object w:dxaOrig="1286" w:dyaOrig="388" w14:anchorId="1D7B9308">
-          <v:shape id="_x0000_i1487" type="#_x0000_t75" style="width:64.25pt;height:19.6pt" o:ole="">
-            <v:imagedata r:id="rId279" o:title=""/>
-          </v:shape>
-          <o:OLEObject Type="Embed" ProgID="Equation.AxMath" ShapeID="_x0000_i1487" DrawAspect="Content" ObjectID="_1850815025" r:id="rId280"/>
+          <v:shape id="_x0000_i1487" type="#_x0000_t75" style="width:64pt;height:19.5pt" o:ole="">
+            <v:imagedata r:id="rId280" o:title=""/>
+          </v:shape>
+          <o:OLEObject Type="Embed" ProgID="Equation.AxMath" ShapeID="_x0000_i1487" DrawAspect="Content" ObjectID="_1850825578" r:id="rId281"/>
         </w:object>
       </w:r>
       <w:r>
@@ -7953,10 +7997,10 @@
           <w:position w:val="-13"/>
         </w:rPr>
         <w:object w:dxaOrig="1548" w:dyaOrig="388" w14:anchorId="28C4534E">
-          <v:shape id="_x0000_i1488" type="#_x0000_t75" style="width:77.45pt;height:19.6pt" o:ole="">
-            <v:imagedata r:id="rId281" o:title=""/>
-          </v:shape>
-          <o:OLEObject Type="Embed" ProgID="Equation.AxMath" ShapeID="_x0000_i1488" DrawAspect="Content" ObjectID="_1850815026" r:id="rId282"/>
+          <v:shape id="_x0000_i1488" type="#_x0000_t75" style="width:77pt;height:19.5pt" o:ole="">
+            <v:imagedata r:id="rId282" o:title=""/>
+          </v:shape>
+          <o:OLEObject Type="Embed" ProgID="Equation.AxMath" ShapeID="_x0000_i1488" DrawAspect="Content" ObjectID="_1850825579" r:id="rId283"/>
         </w:object>
       </w:r>
       <w:r>
@@ -7967,10 +8011,10 @@
           <w:position w:val="-28"/>
         </w:rPr>
         <w:object w:dxaOrig="1464" w:dyaOrig="709" w14:anchorId="0EBC900F">
-          <v:shape id="_x0000_i1489" type="#_x0000_t75" style="width:72.9pt;height:35.55pt" o:ole="">
-            <v:imagedata r:id="rId283" o:title=""/>
-          </v:shape>
-          <o:OLEObject Type="Embed" ProgID="Equation.AxMath" ShapeID="_x0000_i1489" DrawAspect="Content" ObjectID="_1850815027" r:id="rId284"/>
+          <v:shape id="_x0000_i1489" type="#_x0000_t75" style="width:73pt;height:35.5pt" o:ole="">
+            <v:imagedata r:id="rId284" o:title=""/>
+          </v:shape>
+          <o:OLEObject Type="Embed" ProgID="Equation.AxMath" ShapeID="_x0000_i1489" DrawAspect="Content" ObjectID="_1850825580" r:id="rId285"/>
         </w:object>
       </w:r>
       <w:r>
@@ -7981,10 +8025,10 @@
           <w:position w:val="-28"/>
         </w:rPr>
         <w:object w:dxaOrig="1481" w:dyaOrig="709" w14:anchorId="72EF562E">
-          <v:shape id="_x0000_i1490" type="#_x0000_t75" style="width:73.8pt;height:35.55pt" o:ole="">
-            <v:imagedata r:id="rId285" o:title=""/>
-          </v:shape>
-          <o:OLEObject Type="Embed" ProgID="Equation.AxMath" ShapeID="_x0000_i1490" DrawAspect="Content" ObjectID="_1850815028" r:id="rId286"/>
+          <v:shape id="_x0000_i1490" type="#_x0000_t75" style="width:74pt;height:35.5pt" o:ole="">
+            <v:imagedata r:id="rId286" o:title=""/>
+          </v:shape>
+          <o:OLEObject Type="Embed" ProgID="Equation.AxMath" ShapeID="_x0000_i1490" DrawAspect="Content" ObjectID="_1850825581" r:id="rId287"/>
         </w:object>
       </w:r>
       <w:r>
@@ -8039,10 +8083,10 @@
           <w:position w:val="-13"/>
         </w:rPr>
         <w:object w:dxaOrig="2345" w:dyaOrig="403" w14:anchorId="62CA0E88">
-          <v:shape id="_x0000_i1491" type="#_x0000_t75" style="width:117.55pt;height:20.05pt" o:ole="">
-            <v:imagedata r:id="rId287" o:title=""/>
-          </v:shape>
-          <o:OLEObject Type="Embed" ProgID="Equation.AxMath" ShapeID="_x0000_i1491" DrawAspect="Content" ObjectID="_1850815029" r:id="rId288"/>
+          <v:shape id="_x0000_i1491" type="#_x0000_t75" style="width:117.5pt;height:20.5pt" o:ole="">
+            <v:imagedata r:id="rId288" o:title=""/>
+          </v:shape>
+          <o:OLEObject Type="Embed" ProgID="Equation.AxMath" ShapeID="_x0000_i1491" DrawAspect="Content" ObjectID="_1850825582" r:id="rId289"/>
         </w:object>
       </w:r>
       <w:r>
@@ -8053,10 +8097,10 @@
           <w:position w:val="-13"/>
         </w:rPr>
         <w:object w:dxaOrig="1299" w:dyaOrig="403" w14:anchorId="7C9C5FEE">
-          <v:shape id="_x0000_i1492" type="#_x0000_t75" style="width:64.7pt;height:20.05pt" o:ole="">
-            <v:imagedata r:id="rId289" o:title=""/>
-          </v:shape>
-          <o:OLEObject Type="Embed" ProgID="Equation.AxMath" ShapeID="_x0000_i1492" DrawAspect="Content" ObjectID="_1850815030" r:id="rId290"/>
+          <v:shape id="_x0000_i1492" type="#_x0000_t75" style="width:65pt;height:20.5pt" o:ole="">
+            <v:imagedata r:id="rId290" o:title=""/>
+          </v:shape>
+          <o:OLEObject Type="Embed" ProgID="Equation.AxMath" ShapeID="_x0000_i1492" DrawAspect="Content" ObjectID="_1850825583" r:id="rId291"/>
         </w:object>
       </w:r>
       <w:r>
@@ -8073,10 +8117,10 @@
           <w:position w:val="-13"/>
         </w:rPr>
         <w:object w:dxaOrig="763" w:dyaOrig="385" w14:anchorId="16191637">
-          <v:shape id="_x0000_i1493" type="#_x0000_t75" style="width:38.3pt;height:19.15pt" o:ole="">
-            <v:imagedata r:id="rId291" o:title=""/>
-          </v:shape>
-          <o:OLEObject Type="Embed" ProgID="Equation.AxMath" ShapeID="_x0000_i1493" DrawAspect="Content" ObjectID="_1850815031" r:id="rId292"/>
+          <v:shape id="_x0000_i1493" type="#_x0000_t75" style="width:38.5pt;height:19pt" o:ole="">
+            <v:imagedata r:id="rId292" o:title=""/>
+          </v:shape>
+          <o:OLEObject Type="Embed" ProgID="Equation.AxMath" ShapeID="_x0000_i1493" DrawAspect="Content" ObjectID="_1850825584" r:id="rId293"/>
         </w:object>
       </w:r>
       <w:r>
@@ -8093,10 +8137,10 @@
           <w:position w:val="-29"/>
         </w:rPr>
         <w:object w:dxaOrig="2018" w:dyaOrig="722" w14:anchorId="5B75ED0F">
-          <v:shape id="_x0000_i1494" type="#_x0000_t75" style="width:100.7pt;height:36pt" o:ole="">
-            <v:imagedata r:id="rId293" o:title=""/>
-          </v:shape>
-          <o:OLEObject Type="Embed" ProgID="Equation.AxMath" ShapeID="_x0000_i1494" DrawAspect="Content" ObjectID="_1850815032" r:id="rId294"/>
+          <v:shape id="_x0000_i1494" type="#_x0000_t75" style="width:101pt;height:36pt" o:ole="">
+            <v:imagedata r:id="rId294" o:title=""/>
+          </v:shape>
+          <o:OLEObject Type="Embed" ProgID="Equation.AxMath" ShapeID="_x0000_i1494" DrawAspect="Content" ObjectID="_1850825585" r:id="rId295"/>
         </w:object>
       </w:r>
     </w:p>
@@ -8127,10 +8171,10 @@
       </w:r>
       <w:r>
         <w:object w:dxaOrig="1549" w:dyaOrig="382" w14:anchorId="56143150">
-          <v:shape id="_x0000_i1495" type="#_x0000_t75" style="width:77.45pt;height:19.15pt" o:ole="">
-            <v:imagedata r:id="rId295" o:title=""/>
-          </v:shape>
-          <o:OLEObject Type="Embed" ProgID="Equation.AxMath" ShapeID="_x0000_i1495" DrawAspect="Content" ObjectID="_1850815033" r:id="rId296"/>
+          <v:shape id="_x0000_i1495" type="#_x0000_t75" style="width:77.5pt;height:19pt" o:ole="">
+            <v:imagedata r:id="rId296" o:title=""/>
+          </v:shape>
+          <o:OLEObject Type="Embed" ProgID="Equation.AxMath" ShapeID="_x0000_i1495" DrawAspect="Content" ObjectID="_1850825586" r:id="rId297"/>
         </w:object>
       </w:r>
       <w:r>
@@ -8138,10 +8182,10 @@
       </w:r>
       <w:r>
         <w:object w:dxaOrig="1072" w:dyaOrig="382" w14:anchorId="5FB4B43C">
-          <v:shape id="_x0000_i1496" type="#_x0000_t75" style="width:53.75pt;height:19.15pt" o:ole="">
-            <v:imagedata r:id="rId297" o:title=""/>
-          </v:shape>
-          <o:OLEObject Type="Embed" ProgID="Equation.AxMath" ShapeID="_x0000_i1496" DrawAspect="Content" ObjectID="_1850815034" r:id="rId298"/>
+          <v:shape id="_x0000_i1496" type="#_x0000_t75" style="width:53.5pt;height:19pt" o:ole="">
+            <v:imagedata r:id="rId298" o:title=""/>
+          </v:shape>
+          <o:OLEObject Type="Embed" ProgID="Equation.AxMath" ShapeID="_x0000_i1496" DrawAspect="Content" ObjectID="_1850825587" r:id="rId299"/>
         </w:object>
       </w:r>
       <w:r>
@@ -8155,10 +8199,10 @@
       </w:r>
       <w:r>
         <w:object w:dxaOrig="1678" w:dyaOrig="385" w14:anchorId="32734A66">
-          <v:shape id="_x0000_i1497" type="#_x0000_t75" style="width:83.85pt;height:19.15pt" o:ole="">
-            <v:imagedata r:id="rId299" o:title=""/>
-          </v:shape>
-          <o:OLEObject Type="Embed" ProgID="Equation.AxMath" ShapeID="_x0000_i1497" DrawAspect="Content" ObjectID="_1850815035" r:id="rId300"/>
+          <v:shape id="_x0000_i1497" type="#_x0000_t75" style="width:84pt;height:19pt" o:ole="">
+            <v:imagedata r:id="rId300" o:title=""/>
+          </v:shape>
+          <o:OLEObject Type="Embed" ProgID="Equation.AxMath" ShapeID="_x0000_i1497" DrawAspect="Content" ObjectID="_1850825588" r:id="rId301"/>
         </w:object>
       </w:r>
       <w:r>
@@ -8172,10 +8216,10 @@
       </w:r>
       <w:r>
         <w:object w:dxaOrig="929" w:dyaOrig="385" w14:anchorId="0BF9F46A">
-          <v:shape id="_x0000_i1498" type="#_x0000_t75" style="width:46.5pt;height:19.15pt" o:ole="">
-            <v:imagedata r:id="rId301" o:title=""/>
-          </v:shape>
-          <o:OLEObject Type="Embed" ProgID="Equation.AxMath" ShapeID="_x0000_i1498" DrawAspect="Content" ObjectID="_1850815036" r:id="rId302"/>
+          <v:shape id="_x0000_i1498" type="#_x0000_t75" style="width:46.5pt;height:19pt" o:ole="">
+            <v:imagedata r:id="rId302" o:title=""/>
+          </v:shape>
+          <o:OLEObject Type="Embed" ProgID="Equation.AxMath" ShapeID="_x0000_i1498" DrawAspect="Content" ObjectID="_1850825589" r:id="rId303"/>
         </w:object>
       </w:r>
       <w:r>
@@ -8183,10 +8227,10 @@
       </w:r>
       <w:r>
         <w:object w:dxaOrig="929" w:dyaOrig="385" w14:anchorId="0F223351">
-          <v:shape id="_x0000_i1499" type="#_x0000_t75" style="width:46.5pt;height:19.15pt" o:ole="">
-            <v:imagedata r:id="rId303" o:title=""/>
-          </v:shape>
-          <o:OLEObject Type="Embed" ProgID="Equation.AxMath" ShapeID="_x0000_i1499" DrawAspect="Content" ObjectID="_1850815037" r:id="rId304"/>
+          <v:shape id="_x0000_i1499" type="#_x0000_t75" style="width:46.5pt;height:19pt" o:ole="">
+            <v:imagedata r:id="rId304" o:title=""/>
+          </v:shape>
+          <o:OLEObject Type="Embed" ProgID="Equation.AxMath" ShapeID="_x0000_i1499" DrawAspect="Content" ObjectID="_1850825590" r:id="rId305"/>
         </w:object>
       </w:r>
       <w:r>
@@ -8521,7 +8565,6 @@
         <w:rPr>
           <w:rFonts w:hint="eastAsia"/>
         </w:rPr>
-        <w:lastRenderedPageBreak/>
         <w:t>表</w:t>
       </w:r>
       <w:r>
@@ -10223,10 +10266,10 @@
       </w:r>
       <w:r>
         <w:object w:dxaOrig="341" w:dyaOrig="357" w14:anchorId="19A58A31">
-          <v:shape id="_x0000_i1151" type="#_x0000_t75" style="width:16.85pt;height:17.75pt" o:ole="">
-            <v:imagedata r:id="rId305" o:title=""/>
-          </v:shape>
-          <o:OLEObject Type="Embed" ProgID="Equation.AxMath" ShapeID="_x0000_i1151" DrawAspect="Content" ObjectID="_1850815038" r:id="rId306"/>
+          <v:shape id="_x0000_i1151" type="#_x0000_t75" style="width:16.5pt;height:18pt" o:ole="">
+            <v:imagedata r:id="rId306" o:title=""/>
+          </v:shape>
+          <o:OLEObject Type="Embed" ProgID="Equation.AxMath" ShapeID="_x0000_i1151" DrawAspect="Content" ObjectID="_1850825591" r:id="rId307"/>
         </w:object>
       </w:r>
       <w:r>
@@ -10249,10 +10292,10 @@
       </w:r>
       <w:r>
         <w:object w:dxaOrig="341" w:dyaOrig="357" w14:anchorId="7EC307D4">
-          <v:shape id="_x0000_i1152" type="#_x0000_t75" style="width:16.85pt;height:17.75pt" o:ole="">
-            <v:imagedata r:id="rId305" o:title=""/>
-          </v:shape>
-          <o:OLEObject Type="Embed" ProgID="Equation.AxMath" ShapeID="_x0000_i1152" DrawAspect="Content" ObjectID="_1850815039" r:id="rId307"/>
+          <v:shape id="_x0000_i1152" type="#_x0000_t75" style="width:16.5pt;height:18pt" o:ole="">
+            <v:imagedata r:id="rId306" o:title=""/>
+          </v:shape>
+          <o:OLEObject Type="Embed" ProgID="Equation.AxMath" ShapeID="_x0000_i1152" DrawAspect="Content" ObjectID="_1850825592" r:id="rId308"/>
         </w:object>
       </w:r>
       <w:r>
@@ -10275,10 +10318,10 @@
       </w:r>
       <w:r>
         <w:object w:dxaOrig="341" w:dyaOrig="357" w14:anchorId="0DC49555">
-          <v:shape id="_x0000_i1153" type="#_x0000_t75" style="width:16.85pt;height:17.75pt" o:ole="">
-            <v:imagedata r:id="rId305" o:title=""/>
-          </v:shape>
-          <o:OLEObject Type="Embed" ProgID="Equation.AxMath" ShapeID="_x0000_i1153" DrawAspect="Content" ObjectID="_1850815040" r:id="rId308"/>
+          <v:shape id="_x0000_i1153" type="#_x0000_t75" style="width:16.5pt;height:18pt" o:ole="">
+            <v:imagedata r:id="rId306" o:title=""/>
+          </v:shape>
+          <o:OLEObject Type="Embed" ProgID="Equation.AxMath" ShapeID="_x0000_i1153" DrawAspect="Content" ObjectID="_1850825593" r:id="rId309"/>
         </w:object>
       </w:r>
       <w:r>
@@ -10307,10 +10350,10 @@
       </w:r>
       <w:r>
         <w:object w:dxaOrig="611" w:dyaOrig="357" w14:anchorId="1CD65AB6">
-          <v:shape id="_x0000_i1154" type="#_x0000_t75" style="width:30.55pt;height:17.75pt" o:ole="">
-            <v:imagedata r:id="rId309" o:title=""/>
-          </v:shape>
-          <o:OLEObject Type="Embed" ProgID="Equation.AxMath" ShapeID="_x0000_i1154" DrawAspect="Content" ObjectID="_1850815041" r:id="rId310"/>
+          <v:shape id="_x0000_i1154" type="#_x0000_t75" style="width:30.5pt;height:18pt" o:ole="">
+            <v:imagedata r:id="rId310" o:title=""/>
+          </v:shape>
+          <o:OLEObject Type="Embed" ProgID="Equation.AxMath" ShapeID="_x0000_i1154" DrawAspect="Content" ObjectID="_1850825594" r:id="rId311"/>
         </w:object>
       </w:r>
       <w:r>
@@ -10333,10 +10376,10 @@
       </w:r>
       <w:r>
         <w:object w:dxaOrig="611" w:dyaOrig="357" w14:anchorId="2D90FCE2">
-          <v:shape id="_x0000_i1155" type="#_x0000_t75" style="width:30.55pt;height:17.75pt" o:ole="">
-            <v:imagedata r:id="rId309" o:title=""/>
-          </v:shape>
-          <o:OLEObject Type="Embed" ProgID="Equation.AxMath" ShapeID="_x0000_i1155" DrawAspect="Content" ObjectID="_1850815042" r:id="rId311"/>
+          <v:shape id="_x0000_i1155" type="#_x0000_t75" style="width:30.5pt;height:18pt" o:ole="">
+            <v:imagedata r:id="rId310" o:title=""/>
+          </v:shape>
+          <o:OLEObject Type="Embed" ProgID="Equation.AxMath" ShapeID="_x0000_i1155" DrawAspect="Content" ObjectID="_1850825595" r:id="rId312"/>
         </w:object>
       </w:r>
       <w:r>
@@ -10359,10 +10402,10 @@
       </w:r>
       <w:r>
         <w:object w:dxaOrig="611" w:dyaOrig="357" w14:anchorId="566B5B5B">
-          <v:shape id="_x0000_i1156" type="#_x0000_t75" style="width:30.55pt;height:17.75pt" o:ole="">
-            <v:imagedata r:id="rId309" o:title=""/>
-          </v:shape>
-          <o:OLEObject Type="Embed" ProgID="Equation.AxMath" ShapeID="_x0000_i1156" DrawAspect="Content" ObjectID="_1850815043" r:id="rId312"/>
+          <v:shape id="_x0000_i1156" type="#_x0000_t75" style="width:30.5pt;height:18pt" o:ole="">
+            <v:imagedata r:id="rId310" o:title=""/>
+          </v:shape>
+          <o:OLEObject Type="Embed" ProgID="Equation.AxMath" ShapeID="_x0000_i1156" DrawAspect="Content" ObjectID="_1850825596" r:id="rId313"/>
         </w:object>
       </w:r>
       <w:r>
@@ -10598,7 +10641,7 @@
                     </pic:cNvPicPr>
                   </pic:nvPicPr>
                   <pic:blipFill>
-                    <a:blip r:embed="rId313" cstate="print">
+                    <a:blip r:embed="rId314" cstate="print">
                       <a:extLst>
                         <a:ext uri="{28A0092B-C50C-407E-A947-70E740481C1C}">
                           <a14:useLocalDpi xmlns:a14="http://schemas.microsoft.com/office/drawing/2010/main" val="0"/>
@@ -10761,7 +10804,6 @@
         <w:rPr>
           <w:rFonts w:hint="eastAsia"/>
         </w:rPr>
-        <w:lastRenderedPageBreak/>
         <w:t>问题二模型的建立与求解</w:t>
       </w:r>
     </w:p>
@@ -11047,10 +11089,10 @@
           <w:position w:val="-12"/>
         </w:rPr>
         <w:object w:dxaOrig="1256" w:dyaOrig="361" w14:anchorId="5683061B">
-          <v:shape id="_x0000_i1157" type="#_x0000_t75" style="width:63.35pt;height:17.75pt" o:ole="">
-            <v:imagedata r:id="rId314" o:title=""/>
-          </v:shape>
-          <o:OLEObject Type="Embed" ProgID="Equation.AxMath" ShapeID="_x0000_i1157" DrawAspect="Content" ObjectID="_1850815044" r:id="rId315"/>
+          <v:shape id="_x0000_i1157" type="#_x0000_t75" style="width:63pt;height:18pt" o:ole="">
+            <v:imagedata r:id="rId315" o:title=""/>
+          </v:shape>
+          <o:OLEObject Type="Embed" ProgID="Equation.AxMath" ShapeID="_x0000_i1157" DrawAspect="Content" ObjectID="_1850825597" r:id="rId316"/>
         </w:object>
       </w:r>
       <w:r>
@@ -11061,10 +11103,10 @@
           <w:position w:val="-12"/>
         </w:rPr>
         <w:object w:dxaOrig="583" w:dyaOrig="372" w14:anchorId="7B8E2747">
-          <v:shape id="_x0000_i1158" type="#_x0000_t75" style="width:28.7pt;height:18.7pt" o:ole="">
-            <v:imagedata r:id="rId316" o:title=""/>
-          </v:shape>
-          <o:OLEObject Type="Embed" ProgID="Equation.AxMath" ShapeID="_x0000_i1158" DrawAspect="Content" ObjectID="_1850815045" r:id="rId317"/>
+          <v:shape id="_x0000_i1158" type="#_x0000_t75" style="width:29pt;height:18.5pt" o:ole="">
+            <v:imagedata r:id="rId317" o:title=""/>
+          </v:shape>
+          <o:OLEObject Type="Embed" ProgID="Equation.AxMath" ShapeID="_x0000_i1158" DrawAspect="Content" ObjectID="_1850825598" r:id="rId318"/>
         </w:object>
       </w:r>
       <w:r>
@@ -11075,10 +11117,10 @@
           <w:position w:val="-12"/>
         </w:rPr>
         <w:object w:dxaOrig="607" w:dyaOrig="372" w14:anchorId="1785B719">
-          <v:shape id="_x0000_i1159" type="#_x0000_t75" style="width:30.55pt;height:18.7pt" o:ole="">
-            <v:imagedata r:id="rId318" o:title=""/>
-          </v:shape>
-          <o:OLEObject Type="Embed" ProgID="Equation.AxMath" ShapeID="_x0000_i1159" DrawAspect="Content" ObjectID="_1850815046" r:id="rId319"/>
+          <v:shape id="_x0000_i1159" type="#_x0000_t75" style="width:30.5pt;height:18.5pt" o:ole="">
+            <v:imagedata r:id="rId319" o:title=""/>
+          </v:shape>
+          <o:OLEObject Type="Embed" ProgID="Equation.AxMath" ShapeID="_x0000_i1159" DrawAspect="Content" ObjectID="_1850825599" r:id="rId320"/>
         </w:object>
       </w:r>
       <w:r>
@@ -11118,10 +11160,10 @@
           <w:position w:val="-12"/>
         </w:rPr>
         <w:object w:dxaOrig="269" w:dyaOrig="471" w14:anchorId="7FCDE78F">
-          <v:shape id="_x0000_i1160" type="#_x0000_t75" style="width:13.65pt;height:23.25pt" o:ole="">
-            <v:imagedata r:id="rId320" o:title=""/>
-          </v:shape>
-          <o:OLEObject Type="Embed" ProgID="Equation.AxMath" ShapeID="_x0000_i1160" DrawAspect="Content" ObjectID="_1850815047" r:id="rId321"/>
+          <v:shape id="_x0000_i1160" type="#_x0000_t75" style="width:13.5pt;height:23pt" o:ole="">
+            <v:imagedata r:id="rId321" o:title=""/>
+          </v:shape>
+          <o:OLEObject Type="Embed" ProgID="Equation.AxMath" ShapeID="_x0000_i1160" DrawAspect="Content" ObjectID="_1850825600" r:id="rId322"/>
         </w:object>
       </w:r>
       <w:r>
@@ -11132,10 +11174,10 @@
           <w:position w:val="-12"/>
         </w:rPr>
         <w:object w:dxaOrig="1131" w:dyaOrig="358" w14:anchorId="193962F8">
-          <v:shape id="_x0000_i1161" type="#_x0000_t75" style="width:56.95pt;height:18.25pt" o:ole="">
-            <v:imagedata r:id="rId322" o:title=""/>
-          </v:shape>
-          <o:OLEObject Type="Embed" ProgID="Equation.AxMath" ShapeID="_x0000_i1161" DrawAspect="Content" ObjectID="_1850815048" r:id="rId323"/>
+          <v:shape id="_x0000_i1161" type="#_x0000_t75" style="width:57pt;height:18pt" o:ole="">
+            <v:imagedata r:id="rId323" o:title=""/>
+          </v:shape>
+          <o:OLEObject Type="Embed" ProgID="Equation.AxMath" ShapeID="_x0000_i1161" DrawAspect="Content" ObjectID="_1850825601" r:id="rId324"/>
         </w:object>
       </w:r>
       <w:r>
@@ -11161,10 +11203,10 @@
           <w:position w:val="-12"/>
         </w:rPr>
         <w:object w:dxaOrig="1288" w:dyaOrig="358" w14:anchorId="49968E0C">
-          <v:shape id="_x0000_i1162" type="#_x0000_t75" style="width:64.25pt;height:18.25pt" o:ole="">
-            <v:imagedata r:id="rId324" o:title=""/>
-          </v:shape>
-          <o:OLEObject Type="Embed" ProgID="Equation.AxMath" ShapeID="_x0000_i1162" DrawAspect="Content" ObjectID="_1850815049" r:id="rId325"/>
+          <v:shape id="_x0000_i1162" type="#_x0000_t75" style="width:64pt;height:18pt" o:ole="">
+            <v:imagedata r:id="rId325" o:title=""/>
+          </v:shape>
+          <o:OLEObject Type="Embed" ProgID="Equation.AxMath" ShapeID="_x0000_i1162" DrawAspect="Content" ObjectID="_1850825602" r:id="rId326"/>
         </w:object>
       </w:r>
       <w:r>
@@ -11175,10 +11217,10 @@
           <w:position w:val="-26"/>
         </w:rPr>
         <w:object w:dxaOrig="1983" w:dyaOrig="655" w14:anchorId="2FD446EA">
-          <v:shape id="_x0000_i1163" type="#_x0000_t75" style="width:98.9pt;height:32.8pt" o:ole="">
-            <v:imagedata r:id="rId326" o:title=""/>
-          </v:shape>
-          <o:OLEObject Type="Embed" ProgID="Equation.AxMath" ShapeID="_x0000_i1163" DrawAspect="Content" ObjectID="_1850815050" r:id="rId327"/>
+          <v:shape id="_x0000_i1163" type="#_x0000_t75" style="width:99pt;height:33pt" o:ole="">
+            <v:imagedata r:id="rId327" o:title=""/>
+          </v:shape>
+          <o:OLEObject Type="Embed" ProgID="Equation.AxMath" ShapeID="_x0000_i1163" DrawAspect="Content" ObjectID="_1850825603" r:id="rId328"/>
         </w:object>
       </w:r>
       <w:r>
@@ -11189,10 +11231,10 @@
           <w:position w:val="-12"/>
         </w:rPr>
         <w:object w:dxaOrig="612" w:dyaOrig="361" w14:anchorId="7DB14FB4">
-          <v:shape id="_x0000_i1164" type="#_x0000_t75" style="width:30.55pt;height:17.75pt" o:ole="">
-            <v:imagedata r:id="rId328" o:title=""/>
-          </v:shape>
-          <o:OLEObject Type="Embed" ProgID="Equation.AxMath" ShapeID="_x0000_i1164" DrawAspect="Content" ObjectID="_1850815051" r:id="rId329"/>
+          <v:shape id="_x0000_i1164" type="#_x0000_t75" style="width:30.5pt;height:18pt" o:ole="">
+            <v:imagedata r:id="rId329" o:title=""/>
+          </v:shape>
+          <o:OLEObject Type="Embed" ProgID="Equation.AxMath" ShapeID="_x0000_i1164" DrawAspect="Content" ObjectID="_1850825604" r:id="rId330"/>
         </w:object>
       </w:r>
       <w:r>
@@ -11203,10 +11245,10 @@
           <w:position w:val="-12"/>
         </w:rPr>
         <w:object w:dxaOrig="3104" w:dyaOrig="361" w14:anchorId="164B9E49">
-          <v:shape id="_x0000_i1165" type="#_x0000_t75" style="width:155.4pt;height:17.75pt" o:ole="">
-            <v:imagedata r:id="rId330" o:title=""/>
-          </v:shape>
-          <o:OLEObject Type="Embed" ProgID="Equation.AxMath" ShapeID="_x0000_i1165" DrawAspect="Content" ObjectID="_1850815052" r:id="rId331"/>
+          <v:shape id="_x0000_i1165" type="#_x0000_t75" style="width:155.5pt;height:18pt" o:ole="">
+            <v:imagedata r:id="rId331" o:title=""/>
+          </v:shape>
+          <o:OLEObject Type="Embed" ProgID="Equation.AxMath" ShapeID="_x0000_i1165" DrawAspect="Content" ObjectID="_1850825605" r:id="rId332"/>
         </w:object>
       </w:r>
       <w:r>
@@ -11231,10 +11273,10 @@
           <w:position w:val="-29"/>
         </w:rPr>
         <w:object w:dxaOrig="2714" w:dyaOrig="630" w14:anchorId="2C8A471A">
-          <v:shape id="_x0000_i1166" type="#_x0000_t75" style="width:135.8pt;height:31.45pt" o:ole="">
-            <v:imagedata r:id="rId332" o:title=""/>
-          </v:shape>
-          <o:OLEObject Type="Embed" ProgID="Equation.AxMath" ShapeID="_x0000_i1166" DrawAspect="Content" ObjectID="_1850815053" r:id="rId333"/>
+          <v:shape id="_x0000_i1166" type="#_x0000_t75" style="width:136pt;height:31.5pt" o:ole="">
+            <v:imagedata r:id="rId333" o:title=""/>
+          </v:shape>
+          <o:OLEObject Type="Embed" ProgID="Equation.AxMath" ShapeID="_x0000_i1166" DrawAspect="Content" ObjectID="_1850825606" r:id="rId334"/>
         </w:object>
       </w:r>
     </w:p>
@@ -11243,6 +11285,7 @@
         <w:ind w:firstLine="480"/>
       </w:pPr>
       <w:r>
+        <w:lastRenderedPageBreak/>
         <w:t>同时，用窗口内平滑序列的最小二乘直线斜率</w:t>
       </w:r>
       <w:r>
@@ -11250,10 +11293,10 @@
           <w:position w:val="-12"/>
         </w:rPr>
         <w:object w:dxaOrig="557" w:dyaOrig="372" w14:anchorId="4FD683FD">
-          <v:shape id="_x0000_i1167" type="#_x0000_t75" style="width:27.8pt;height:18.7pt" o:ole="">
-            <v:imagedata r:id="rId334" o:title=""/>
-          </v:shape>
-          <o:OLEObject Type="Embed" ProgID="Equation.AxMath" ShapeID="_x0000_i1167" DrawAspect="Content" ObjectID="_1850815054" r:id="rId335"/>
+          <v:shape id="_x0000_i1167" type="#_x0000_t75" style="width:28pt;height:18.5pt" o:ole="">
+            <v:imagedata r:id="rId335" o:title=""/>
+          </v:shape>
+          <o:OLEObject Type="Embed" ProgID="Equation.AxMath" ShapeID="_x0000_i1167" DrawAspect="Content" ObjectID="_1850825607" r:id="rId336"/>
         </w:object>
       </w:r>
       <w:r>
@@ -11264,10 +11307,10 @@
           <w:position w:val="-12"/>
         </w:rPr>
         <w:object w:dxaOrig="317" w:dyaOrig="406" w14:anchorId="73926F0D">
-          <v:shape id="_x0000_i1168" type="#_x0000_t75" style="width:15.95pt;height:20.05pt" o:ole="">
-            <v:imagedata r:id="rId336" o:title=""/>
-          </v:shape>
-          <o:OLEObject Type="Embed" ProgID="Equation.AxMath" ShapeID="_x0000_i1168" DrawAspect="Content" ObjectID="_1850815055" r:id="rId337"/>
+          <v:shape id="_x0000_i1168" type="#_x0000_t75" style="width:16pt;height:20pt" o:ole="">
+            <v:imagedata r:id="rId337" o:title=""/>
+          </v:shape>
+          <o:OLEObject Type="Embed" ProgID="Equation.AxMath" ShapeID="_x0000_i1168" DrawAspect="Content" ObjectID="_1850825608" r:id="rId338"/>
         </w:object>
       </w:r>
       <w:r>
@@ -11278,10 +11321,10 @@
           <w:position w:val="-12"/>
         </w:rPr>
         <w:object w:dxaOrig="296" w:dyaOrig="471" w14:anchorId="53BB4660">
-          <v:shape id="_x0000_i1169" type="#_x0000_t75" style="width:14.6pt;height:23.25pt" o:ole="">
-            <v:imagedata r:id="rId338" o:title=""/>
-          </v:shape>
-          <o:OLEObject Type="Embed" ProgID="Equation.AxMath" ShapeID="_x0000_i1169" DrawAspect="Content" ObjectID="_1850815056" r:id="rId339"/>
+          <v:shape id="_x0000_i1169" type="#_x0000_t75" style="width:14.5pt;height:23pt" o:ole="">
+            <v:imagedata r:id="rId339" o:title=""/>
+          </v:shape>
+          <o:OLEObject Type="Embed" ProgID="Equation.AxMath" ShapeID="_x0000_i1169" DrawAspect="Content" ObjectID="_1850825609" r:id="rId340"/>
         </w:object>
       </w:r>
       <w:r>
@@ -11306,10 +11349,10 @@
           <w:position w:val="-55"/>
         </w:rPr>
         <w:object w:dxaOrig="3352" w:dyaOrig="1277" w14:anchorId="5287A611">
-          <v:shape id="_x0000_i1170" type="#_x0000_t75" style="width:167.25pt;height:63.8pt" o:ole="">
-            <v:imagedata r:id="rId340" o:title=""/>
-          </v:shape>
-          <o:OLEObject Type="Embed" ProgID="Equation.AxMath" ShapeID="_x0000_i1170" DrawAspect="Content" ObjectID="_1850815057" r:id="rId341"/>
+          <v:shape id="_x0000_i1170" type="#_x0000_t75" style="width:167pt;height:64pt" o:ole="">
+            <v:imagedata r:id="rId341" o:title=""/>
+          </v:shape>
+          <o:OLEObject Type="Embed" ProgID="Equation.AxMath" ShapeID="_x0000_i1170" DrawAspect="Content" ObjectID="_1850825610" r:id="rId342"/>
         </w:object>
       </w:r>
     </w:p>
@@ -11322,10 +11365,10 @@
           <w:position w:val="-12"/>
         </w:rPr>
         <w:object w:dxaOrig="635" w:dyaOrig="372" w14:anchorId="38FAC82C">
-          <v:shape id="_x0000_i1171" type="#_x0000_t75" style="width:31.45pt;height:18.7pt" o:ole="">
-            <v:imagedata r:id="rId342" o:title=""/>
-          </v:shape>
-          <o:OLEObject Type="Embed" ProgID="Equation.AxMath" ShapeID="_x0000_i1171" DrawAspect="Content" ObjectID="_1850815058" r:id="rId343"/>
+          <v:shape id="_x0000_i1171" type="#_x0000_t75" style="width:31.5pt;height:18.5pt" o:ole="">
+            <v:imagedata r:id="rId343" o:title=""/>
+          </v:shape>
+          <o:OLEObject Type="Embed" ProgID="Equation.AxMath" ShapeID="_x0000_i1171" DrawAspect="Content" ObjectID="_1850825611" r:id="rId344"/>
         </w:object>
       </w:r>
       <w:r>
@@ -11336,10 +11379,10 @@
           <w:position w:val="-12"/>
         </w:rPr>
         <w:object w:dxaOrig="683" w:dyaOrig="372" w14:anchorId="07DE0C57">
-          <v:shape id="_x0000_i1172" type="#_x0000_t75" style="width:34.2pt;height:18.7pt" o:ole="">
-            <v:imagedata r:id="rId344" o:title=""/>
-          </v:shape>
-          <o:OLEObject Type="Embed" ProgID="Equation.AxMath" ShapeID="_x0000_i1172" DrawAspect="Content" ObjectID="_1850815059" r:id="rId345"/>
+          <v:shape id="_x0000_i1172" type="#_x0000_t75" style="width:34pt;height:18.5pt" o:ole="">
+            <v:imagedata r:id="rId345" o:title=""/>
+          </v:shape>
+          <o:OLEObject Type="Embed" ProgID="Equation.AxMath" ShapeID="_x0000_i1172" DrawAspect="Content" ObjectID="_1850825612" r:id="rId346"/>
         </w:object>
       </w:r>
       <w:r>
@@ -11373,10 +11416,10 @@
           <w:position w:val="-12"/>
         </w:rPr>
         <w:object w:dxaOrig="2437" w:dyaOrig="361" w14:anchorId="6C8C1C9A">
-          <v:shape id="_x0000_i1173" type="#_x0000_t75" style="width:121.65pt;height:17.75pt" o:ole="">
-            <v:imagedata r:id="rId346" o:title=""/>
-          </v:shape>
-          <o:OLEObject Type="Embed" ProgID="Equation.AxMath" ShapeID="_x0000_i1173" DrawAspect="Content" ObjectID="_1850815060" r:id="rId347"/>
+          <v:shape id="_x0000_i1173" type="#_x0000_t75" style="width:121.5pt;height:18pt" o:ole="">
+            <v:imagedata r:id="rId347" o:title=""/>
+          </v:shape>
+          <o:OLEObject Type="Embed" ProgID="Equation.AxMath" ShapeID="_x0000_i1173" DrawAspect="Content" ObjectID="_1850825613" r:id="rId348"/>
         </w:object>
       </w:r>
       <w:r>
@@ -11387,10 +11430,10 @@
           <w:position w:val="-12"/>
         </w:rPr>
         <w:object w:dxaOrig="1220" w:dyaOrig="471" w14:anchorId="56322639">
-          <v:shape id="_x0000_i1174" type="#_x0000_t75" style="width:61.05pt;height:23.25pt" o:ole="">
-            <v:imagedata r:id="rId348" o:title=""/>
-          </v:shape>
-          <o:OLEObject Type="Embed" ProgID="Equation.AxMath" ShapeID="_x0000_i1174" DrawAspect="Content" ObjectID="_1850815061" r:id="rId349"/>
+          <v:shape id="_x0000_i1174" type="#_x0000_t75" style="width:61pt;height:23pt" o:ole="">
+            <v:imagedata r:id="rId349" o:title=""/>
+          </v:shape>
+          <o:OLEObject Type="Embed" ProgID="Equation.AxMath" ShapeID="_x0000_i1174" DrawAspect="Content" ObjectID="_1850825614" r:id="rId350"/>
         </w:object>
       </w:r>
       <w:r>
@@ -11415,10 +11458,10 @@
           <w:position w:val="-70"/>
         </w:rPr>
         <w:object w:dxaOrig="4201" w:dyaOrig="1543" w14:anchorId="5CF1304C">
-          <v:shape id="_x0000_i1175" type="#_x0000_t75" style="width:210.1pt;height:77pt" o:ole="">
-            <v:imagedata r:id="rId350" o:title=""/>
-          </v:shape>
-          <o:OLEObject Type="Embed" ProgID="Equation.AxMath" ShapeID="_x0000_i1175" DrawAspect="Content" ObjectID="_1850815062" r:id="rId351"/>
+          <v:shape id="_x0000_i1175" type="#_x0000_t75" style="width:210pt;height:77pt" o:ole="">
+            <v:imagedata r:id="rId351" o:title=""/>
+          </v:shape>
+          <o:OLEObject Type="Embed" ProgID="Equation.AxMath" ShapeID="_x0000_i1175" DrawAspect="Content" ObjectID="_1850825615" r:id="rId352"/>
         </w:object>
       </w:r>
     </w:p>
@@ -11434,10 +11477,10 @@
           <w:position w:val="-28"/>
         </w:rPr>
         <w:object w:dxaOrig="1186" w:dyaOrig="672" w14:anchorId="2BD6BA6A">
-          <v:shape id="_x0000_i1176" type="#_x0000_t75" style="width:59.7pt;height:33.7pt" o:ole="">
-            <v:imagedata r:id="rId352" o:title=""/>
-          </v:shape>
-          <o:OLEObject Type="Embed" ProgID="Equation.AxMath" ShapeID="_x0000_i1176" DrawAspect="Content" ObjectID="_1850815063" r:id="rId353"/>
+          <v:shape id="_x0000_i1176" type="#_x0000_t75" style="width:60pt;height:34pt" o:ole="">
+            <v:imagedata r:id="rId353" o:title=""/>
+          </v:shape>
+          <o:OLEObject Type="Embed" ProgID="Equation.AxMath" ShapeID="_x0000_i1176" DrawAspect="Content" ObjectID="_1850825616" r:id="rId354"/>
         </w:object>
       </w:r>
       <w:r>
@@ -11455,7 +11498,6 @@
         <w:ind w:firstLine="480"/>
       </w:pPr>
       <w:r>
-        <w:lastRenderedPageBreak/>
         <w:t>再以全序列相邻记录差的中位数表示记录分辨率尺度</w:t>
       </w:r>
       <w:r>
@@ -11463,10 +11505,10 @@
           <w:position w:val="-12"/>
         </w:rPr>
         <w:object w:dxaOrig="261" w:dyaOrig="361" w14:anchorId="67BA3013">
-          <v:shape id="_x0000_i1177" type="#_x0000_t75" style="width:13.2pt;height:17.75pt" o:ole="">
-            <v:imagedata r:id="rId354" o:title=""/>
-          </v:shape>
-          <o:OLEObject Type="Embed" ProgID="Equation.AxMath" ShapeID="_x0000_i1177" DrawAspect="Content" ObjectID="_1850815064" r:id="rId355"/>
+          <v:shape id="_x0000_i1177" type="#_x0000_t75" style="width:13pt;height:18pt" o:ole="">
+            <v:imagedata r:id="rId355" o:title=""/>
+          </v:shape>
+          <o:OLEObject Type="Embed" ProgID="Equation.AxMath" ShapeID="_x0000_i1177" DrawAspect="Content" ObjectID="_1850825617" r:id="rId356"/>
         </w:object>
       </w:r>
       <w:r>
@@ -11477,10 +11519,10 @@
           <w:position w:val="-12"/>
         </w:rPr>
         <w:object w:dxaOrig="415" w:dyaOrig="361" w14:anchorId="6CD33240">
-          <v:shape id="_x0000_i1178" type="#_x0000_t75" style="width:20.95pt;height:17.75pt" o:ole="">
-            <v:imagedata r:id="rId356" o:title=""/>
-          </v:shape>
-          <o:OLEObject Type="Embed" ProgID="Equation.AxMath" ShapeID="_x0000_i1178" DrawAspect="Content" ObjectID="_1850815065" r:id="rId357"/>
+          <v:shape id="_x0000_i1178" type="#_x0000_t75" style="width:21pt;height:18pt" o:ole="">
+            <v:imagedata r:id="rId357" o:title=""/>
+          </v:shape>
+          <o:OLEObject Type="Embed" ProgID="Equation.AxMath" ShapeID="_x0000_i1178" DrawAspect="Content" ObjectID="_1850825618" r:id="rId358"/>
         </w:object>
       </w:r>
       <w:r>
@@ -11491,10 +11533,10 @@
           <w:position w:val="-12"/>
         </w:rPr>
         <w:object w:dxaOrig="372" w:dyaOrig="361" w14:anchorId="7D3BA9EC">
-          <v:shape id="_x0000_i1179" type="#_x0000_t75" style="width:18.7pt;height:17.75pt" o:ole="">
-            <v:imagedata r:id="rId358" o:title=""/>
-          </v:shape>
-          <o:OLEObject Type="Embed" ProgID="Equation.AxMath" ShapeID="_x0000_i1179" DrawAspect="Content" ObjectID="_1850815066" r:id="rId359"/>
+          <v:shape id="_x0000_i1179" type="#_x0000_t75" style="width:18.5pt;height:18pt" o:ole="">
+            <v:imagedata r:id="rId359" o:title=""/>
+          </v:shape>
+          <o:OLEObject Type="Embed" ProgID="Equation.AxMath" ShapeID="_x0000_i1179" DrawAspect="Content" ObjectID="_1850825619" r:id="rId360"/>
         </w:object>
       </w:r>
       <w:r>
@@ -11519,10 +11561,10 @@
           <w:position w:val="-12"/>
         </w:rPr>
         <w:object w:dxaOrig="2976" w:dyaOrig="361" w14:anchorId="74F2B97E">
-          <v:shape id="_x0000_i1180" type="#_x0000_t75" style="width:149pt;height:17.75pt" o:ole="">
-            <v:imagedata r:id="rId360" o:title=""/>
-          </v:shape>
-          <o:OLEObject Type="Embed" ProgID="Equation.AxMath" ShapeID="_x0000_i1180" DrawAspect="Content" ObjectID="_1850815067" r:id="rId361"/>
+          <v:shape id="_x0000_i1180" type="#_x0000_t75" style="width:149pt;height:18pt" o:ole="">
+            <v:imagedata r:id="rId361" o:title=""/>
+          </v:shape>
+          <o:OLEObject Type="Embed" ProgID="Equation.AxMath" ShapeID="_x0000_i1180" DrawAspect="Content" ObjectID="_1850825620" r:id="rId362"/>
         </w:object>
       </w:r>
     </w:p>
@@ -11544,10 +11586,10 @@
           <w:position w:val="-26"/>
         </w:rPr>
         <w:object w:dxaOrig="3936" w:dyaOrig="658" w14:anchorId="2675A343">
-          <v:shape id="_x0000_i1181" type="#_x0000_t75" style="width:196.85pt;height:32.8pt" o:ole="">
-            <v:imagedata r:id="rId362" o:title=""/>
-          </v:shape>
-          <o:OLEObject Type="Embed" ProgID="Equation.AxMath" ShapeID="_x0000_i1181" DrawAspect="Content" ObjectID="_1850815068" r:id="rId363"/>
+          <v:shape id="_x0000_i1181" type="#_x0000_t75" style="width:197pt;height:33pt" o:ole="">
+            <v:imagedata r:id="rId363" o:title=""/>
+          </v:shape>
+          <o:OLEObject Type="Embed" ProgID="Equation.AxMath" ShapeID="_x0000_i1181" DrawAspect="Content" ObjectID="_1850825621" r:id="rId364"/>
         </w:object>
       </w:r>
     </w:p>
@@ -11577,10 +11619,10 @@
           <w:position w:val="-30"/>
         </w:rPr>
         <w:object w:dxaOrig="4586" w:dyaOrig="722" w14:anchorId="1EC3133B">
-          <v:shape id="_x0000_i1182" type="#_x0000_t75" style="width:229.2pt;height:36pt" o:ole="">
-            <v:imagedata r:id="rId364" o:title=""/>
-          </v:shape>
-          <o:OLEObject Type="Embed" ProgID="Equation.AxMath" ShapeID="_x0000_i1182" DrawAspect="Content" ObjectID="_1850815069" r:id="rId365"/>
+          <v:shape id="_x0000_i1182" type="#_x0000_t75" style="width:229.5pt;height:36pt" o:ole="">
+            <v:imagedata r:id="rId365" o:title=""/>
+          </v:shape>
+          <o:OLEObject Type="Embed" ProgID="Equation.AxMath" ShapeID="_x0000_i1182" DrawAspect="Content" ObjectID="_1850825622" r:id="rId366"/>
         </w:object>
       </w:r>
     </w:p>
@@ -11610,10 +11652,10 @@
           <w:position w:val="-16"/>
         </w:rPr>
         <w:object w:dxaOrig="6771" w:dyaOrig="446" w14:anchorId="3CC58D09">
-          <v:shape id="_x0000_i1183" type="#_x0000_t75" style="width:339.05pt;height:22.35pt" o:ole="">
-            <v:imagedata r:id="rId366" o:title=""/>
-          </v:shape>
-          <o:OLEObject Type="Embed" ProgID="Equation.AxMath" ShapeID="_x0000_i1183" DrawAspect="Content" ObjectID="_1850815070" r:id="rId367"/>
+          <v:shape id="_x0000_i1183" type="#_x0000_t75" style="width:339pt;height:22.5pt" o:ole="">
+            <v:imagedata r:id="rId367" o:title=""/>
+          </v:shape>
+          <o:OLEObject Type="Embed" ProgID="Equation.AxMath" ShapeID="_x0000_i1183" DrawAspect="Content" ObjectID="_1850825623" r:id="rId368"/>
         </w:object>
       </w:r>
     </w:p>
@@ -11635,10 +11677,10 @@
           <w:position w:val="-12"/>
         </w:rPr>
         <w:object w:dxaOrig="1654" w:dyaOrig="361" w14:anchorId="01C05A81">
-          <v:shape id="_x0000_i1184" type="#_x0000_t75" style="width:82.95pt;height:17.75pt" o:ole="">
-            <v:imagedata r:id="rId368" o:title=""/>
-          </v:shape>
-          <o:OLEObject Type="Embed" ProgID="Equation.AxMath" ShapeID="_x0000_i1184" DrawAspect="Content" ObjectID="_1850815071" r:id="rId369"/>
+          <v:shape id="_x0000_i1184" type="#_x0000_t75" style="width:83pt;height:18pt" o:ole="">
+            <v:imagedata r:id="rId369" o:title=""/>
+          </v:shape>
+          <o:OLEObject Type="Embed" ProgID="Equation.AxMath" ShapeID="_x0000_i1184" DrawAspect="Content" ObjectID="_1850825624" r:id="rId370"/>
         </w:object>
       </w:r>
       <w:r>
@@ -11649,10 +11691,10 @@
           <w:position w:val="-12"/>
         </w:rPr>
         <w:object w:dxaOrig="339" w:dyaOrig="361" w14:anchorId="4B5CBE3C">
-          <v:shape id="_x0000_i1185" type="#_x0000_t75" style="width:16.85pt;height:17.75pt" o:ole="">
-            <v:imagedata r:id="rId370" o:title=""/>
-          </v:shape>
-          <o:OLEObject Type="Embed" ProgID="Equation.AxMath" ShapeID="_x0000_i1185" DrawAspect="Content" ObjectID="_1850815072" r:id="rId371"/>
+          <v:shape id="_x0000_i1185" type="#_x0000_t75" style="width:16.5pt;height:18pt" o:ole="">
+            <v:imagedata r:id="rId371" o:title=""/>
+          </v:shape>
+          <o:OLEObject Type="Embed" ProgID="Equation.AxMath" ShapeID="_x0000_i1185" DrawAspect="Content" ObjectID="_1850825625" r:id="rId372"/>
         </w:object>
       </w:r>
       <w:r>
@@ -11677,10 +11719,10 @@
           <w:position w:val="-34"/>
         </w:rPr>
         <w:object w:dxaOrig="4003" w:dyaOrig="737" w14:anchorId="3FFAE68E">
-          <v:shape id="_x0000_i1186" type="#_x0000_t75" style="width:200.5pt;height:36.9pt" o:ole="">
-            <v:imagedata r:id="rId372" o:title=""/>
-          </v:shape>
-          <o:OLEObject Type="Embed" ProgID="Equation.AxMath" ShapeID="_x0000_i1186" DrawAspect="Content" ObjectID="_1850815073" r:id="rId373"/>
+          <v:shape id="_x0000_i1186" type="#_x0000_t75" style="width:200.5pt;height:36.5pt" o:ole="">
+            <v:imagedata r:id="rId373" o:title=""/>
+          </v:shape>
+          <o:OLEObject Type="Embed" ProgID="Equation.AxMath" ShapeID="_x0000_i1186" DrawAspect="Content" ObjectID="_1850825626" r:id="rId374"/>
         </w:object>
       </w:r>
     </w:p>
@@ -11694,10 +11736,10 @@
           <w:position w:val="-31"/>
         </w:rPr>
         <w:object w:dxaOrig="2201" w:dyaOrig="748" w14:anchorId="176BAF81">
-          <v:shape id="_x0000_i1187" type="#_x0000_t75" style="width:110.3pt;height:37.8pt" o:ole="">
-            <v:imagedata r:id="rId374" o:title=""/>
-          </v:shape>
-          <o:OLEObject Type="Embed" ProgID="Equation.AxMath" ShapeID="_x0000_i1187" DrawAspect="Content" ObjectID="_1850815074" r:id="rId375"/>
+          <v:shape id="_x0000_i1187" type="#_x0000_t75" style="width:110pt;height:38pt" o:ole="">
+            <v:imagedata r:id="rId375" o:title=""/>
+          </v:shape>
+          <o:OLEObject Type="Embed" ProgID="Equation.AxMath" ShapeID="_x0000_i1187" DrawAspect="Content" ObjectID="_1850825627" r:id="rId376"/>
         </w:object>
       </w:r>
     </w:p>
@@ -11713,10 +11755,10 @@
           <w:position w:val="-12"/>
         </w:rPr>
         <w:object w:dxaOrig="339" w:dyaOrig="361" w14:anchorId="19389A25">
-          <v:shape id="_x0000_i1188" type="#_x0000_t75" style="width:16.85pt;height:17.75pt" o:ole="">
-            <v:imagedata r:id="rId370" o:title=""/>
-          </v:shape>
-          <o:OLEObject Type="Embed" ProgID="Equation.AxMath" ShapeID="_x0000_i1188" DrawAspect="Content" ObjectID="_1850815075" r:id="rId376"/>
+          <v:shape id="_x0000_i1188" type="#_x0000_t75" style="width:16.5pt;height:18pt" o:ole="">
+            <v:imagedata r:id="rId371" o:title=""/>
+          </v:shape>
+          <o:OLEObject Type="Embed" ProgID="Equation.AxMath" ShapeID="_x0000_i1188" DrawAspect="Content" ObjectID="_1850825628" r:id="rId377"/>
         </w:object>
       </w:r>
       <w:r>
@@ -11727,10 +11769,10 @@
           <w:position w:val="-12"/>
         </w:rPr>
         <w:object w:dxaOrig="247" w:dyaOrig="361" w14:anchorId="2B7E2C59">
-          <v:shape id="_x0000_i1189" type="#_x0000_t75" style="width:12.75pt;height:17.75pt" o:ole="">
-            <v:imagedata r:id="rId377" o:title=""/>
-          </v:shape>
-          <o:OLEObject Type="Embed" ProgID="Equation.AxMath" ShapeID="_x0000_i1189" DrawAspect="Content" ObjectID="_1850815076" r:id="rId378"/>
+          <v:shape id="_x0000_i1189" type="#_x0000_t75" style="width:13pt;height:18pt" o:ole="">
+            <v:imagedata r:id="rId378" o:title=""/>
+          </v:shape>
+          <o:OLEObject Type="Embed" ProgID="Equation.AxMath" ShapeID="_x0000_i1189" DrawAspect="Content" ObjectID="_1850825629" r:id="rId379"/>
         </w:object>
       </w:r>
       <w:r>
@@ -11748,6 +11790,7 @@
         <w:rPr>
           <w:rFonts w:hint="eastAsia"/>
         </w:rPr>
+        <w:lastRenderedPageBreak/>
         <w:t>表</w:t>
       </w:r>
       <w:r>
@@ -11868,10 +11911,10 @@
                 <w:position w:val="-12"/>
               </w:rPr>
               <w:object w:dxaOrig="268" w:dyaOrig="360" w14:anchorId="535316B2">
-                <v:shape id="_x0000_i1190" type="#_x0000_t75" style="width:13.2pt;height:18.25pt" o:ole="">
-                  <v:imagedata r:id="rId379" o:title=""/>
+                <v:shape id="_x0000_i1190" type="#_x0000_t75" style="width:13pt;height:18pt" o:ole="">
+                  <v:imagedata r:id="rId380" o:title=""/>
                 </v:shape>
-                <o:OLEObject Type="Embed" ProgID="Equation.AxMath" ShapeID="_x0000_i1190" DrawAspect="Content" ObjectID="_1850815077" r:id="rId380"/>
+                <o:OLEObject Type="Embed" ProgID="Equation.AxMath" ShapeID="_x0000_i1190" DrawAspect="Content" ObjectID="_1850825630" r:id="rId381"/>
               </w:object>
             </w:r>
           </w:p>
@@ -11895,10 +11938,10 @@
                 <w:position w:val="-12"/>
               </w:rPr>
               <w:object w:dxaOrig="415" w:dyaOrig="360" w14:anchorId="0F11D340">
-                <v:shape id="_x0000_i1191" type="#_x0000_t75" style="width:20.95pt;height:18.25pt" o:ole="">
-                  <v:imagedata r:id="rId381" o:title=""/>
+                <v:shape id="_x0000_i1191" type="#_x0000_t75" style="width:21pt;height:18pt" o:ole="">
+                  <v:imagedata r:id="rId382" o:title=""/>
                 </v:shape>
-                <o:OLEObject Type="Embed" ProgID="Equation.AxMath" ShapeID="_x0000_i1191" DrawAspect="Content" ObjectID="_1850815078" r:id="rId382"/>
+                <o:OLEObject Type="Embed" ProgID="Equation.AxMath" ShapeID="_x0000_i1191" DrawAspect="Content" ObjectID="_1850825631" r:id="rId383"/>
               </w:object>
             </w:r>
           </w:p>
@@ -11922,10 +11965,10 @@
                 <w:position w:val="-12"/>
               </w:rPr>
               <w:object w:dxaOrig="372" w:dyaOrig="360" w14:anchorId="0E96C5C9">
-                <v:shape id="_x0000_i1192" type="#_x0000_t75" style="width:18.7pt;height:18.25pt" o:ole="">
-                  <v:imagedata r:id="rId383" o:title=""/>
+                <v:shape id="_x0000_i1192" type="#_x0000_t75" style="width:18.5pt;height:18pt" o:ole="">
+                  <v:imagedata r:id="rId384" o:title=""/>
                 </v:shape>
-                <o:OLEObject Type="Embed" ProgID="Equation.AxMath" ShapeID="_x0000_i1192" DrawAspect="Content" ObjectID="_1850815079" r:id="rId384"/>
+                <o:OLEObject Type="Embed" ProgID="Equation.AxMath" ShapeID="_x0000_i1192" DrawAspect="Content" ObjectID="_1850825632" r:id="rId385"/>
               </w:object>
             </w:r>
           </w:p>
@@ -11961,10 +12004,10 @@
                 <w:position w:val="-11"/>
               </w:rPr>
               <w:object w:dxaOrig="159" w:dyaOrig="357" w14:anchorId="6FA20E7C">
-                <v:shape id="_x0000_i1193" type="#_x0000_t75" style="width:7.75pt;height:17.75pt" o:ole="">
-                  <v:imagedata r:id="rId30" o:title=""/>
+                <v:shape id="_x0000_i1193" type="#_x0000_t75" style="width:8pt;height:18pt" o:ole="">
+                  <v:imagedata r:id="rId31" o:title=""/>
                 </v:shape>
-                <o:OLEObject Type="Embed" ProgID="Equation.AxMath" ShapeID="_x0000_i1193" DrawAspect="Content" ObjectID="_1850815080" r:id="rId385"/>
+                <o:OLEObject Type="Embed" ProgID="Equation.AxMath" ShapeID="_x0000_i1193" DrawAspect="Content" ObjectID="_1850825633" r:id="rId386"/>
               </w:object>
             </w:r>
           </w:p>
@@ -11994,10 +12037,10 @@
                 <w:position w:val="-12"/>
               </w:rPr>
               <w:object w:dxaOrig="339" w:dyaOrig="360" w14:anchorId="2D71E112">
-                <v:shape id="_x0000_i1194" type="#_x0000_t75" style="width:16.85pt;height:18.25pt" o:ole="">
-                  <v:imagedata r:id="rId386" o:title=""/>
+                <v:shape id="_x0000_i1194" type="#_x0000_t75" style="width:16.5pt;height:18pt" o:ole="">
+                  <v:imagedata r:id="rId387" o:title=""/>
                 </v:shape>
-                <o:OLEObject Type="Embed" ProgID="Equation.AxMath" ShapeID="_x0000_i1194" DrawAspect="Content" ObjectID="_1850815081" r:id="rId387"/>
+                <o:OLEObject Type="Embed" ProgID="Equation.AxMath" ShapeID="_x0000_i1194" DrawAspect="Content" ObjectID="_1850825634" r:id="rId388"/>
               </w:object>
             </w:r>
             <w:r>
@@ -12013,10 +12056,10 @@
                 <w:position w:val="-11"/>
               </w:rPr>
               <w:object w:dxaOrig="159" w:dyaOrig="357" w14:anchorId="371BA2E8">
-                <v:shape id="_x0000_i1195" type="#_x0000_t75" style="width:7.75pt;height:17.75pt" o:ole="">
-                  <v:imagedata r:id="rId30" o:title=""/>
+                <v:shape id="_x0000_i1195" type="#_x0000_t75" style="width:8pt;height:18pt" o:ole="">
+                  <v:imagedata r:id="rId31" o:title=""/>
                 </v:shape>
-                <o:OLEObject Type="Embed" ProgID="Equation.AxMath" ShapeID="_x0000_i1195" DrawAspect="Content" ObjectID="_1850815082" r:id="rId388"/>
+                <o:OLEObject Type="Embed" ProgID="Equation.AxMath" ShapeID="_x0000_i1195" DrawAspect="Content" ObjectID="_1850825635" r:id="rId389"/>
               </w:object>
             </w:r>
           </w:p>
@@ -12096,10 +12139,10 @@
                 <w:position w:val="-11"/>
               </w:rPr>
               <w:object w:dxaOrig="341" w:dyaOrig="357" w14:anchorId="591855D1">
-                <v:shape id="_x0000_i1196" type="#_x0000_t75" style="width:16.85pt;height:17.75pt" o:ole="">
-                  <v:imagedata r:id="rId65" o:title=""/>
+                <v:shape id="_x0000_i1196" type="#_x0000_t75" style="width:16.5pt;height:18pt" o:ole="">
+                  <v:imagedata r:id="rId66" o:title=""/>
                 </v:shape>
-                <o:OLEObject Type="Embed" ProgID="Equation.AxMath" ShapeID="_x0000_i1196" DrawAspect="Content" ObjectID="_1850815083" r:id="rId389"/>
+                <o:OLEObject Type="Embed" ProgID="Equation.AxMath" ShapeID="_x0000_i1196" DrawAspect="Content" ObjectID="_1850825636" r:id="rId390"/>
               </w:object>
             </w:r>
           </w:p>
@@ -12128,10 +12171,10 @@
                 <w:position w:val="-11"/>
               </w:rPr>
               <w:object w:dxaOrig="341" w:dyaOrig="357" w14:anchorId="0745F9D6">
-                <v:shape id="_x0000_i1197" type="#_x0000_t75" style="width:16.85pt;height:17.75pt" o:ole="">
-                  <v:imagedata r:id="rId65" o:title=""/>
+                <v:shape id="_x0000_i1197" type="#_x0000_t75" style="width:16.5pt;height:18pt" o:ole="">
+                  <v:imagedata r:id="rId66" o:title=""/>
                 </v:shape>
-                <o:OLEObject Type="Embed" ProgID="Equation.AxMath" ShapeID="_x0000_i1197" DrawAspect="Content" ObjectID="_1850815084" r:id="rId390"/>
+                <o:OLEObject Type="Embed" ProgID="Equation.AxMath" ShapeID="_x0000_i1197" DrawAspect="Content" ObjectID="_1850825637" r:id="rId391"/>
               </w:object>
             </w:r>
           </w:p>
@@ -12167,10 +12210,10 @@
                 <w:position w:val="-11"/>
               </w:rPr>
               <w:object w:dxaOrig="538" w:dyaOrig="357" w14:anchorId="2D4E77F1">
-                <v:shape id="_x0000_i1198" type="#_x0000_t75" style="width:26.9pt;height:17.75pt" o:ole="">
-                  <v:imagedata r:id="rId391" o:title=""/>
+                <v:shape id="_x0000_i1198" type="#_x0000_t75" style="width:26.5pt;height:18pt" o:ole="">
+                  <v:imagedata r:id="rId392" o:title=""/>
                 </v:shape>
-                <o:OLEObject Type="Embed" ProgID="Equation.AxMath" ShapeID="_x0000_i1198" DrawAspect="Content" ObjectID="_1850815085" r:id="rId392"/>
+                <o:OLEObject Type="Embed" ProgID="Equation.AxMath" ShapeID="_x0000_i1198" DrawAspect="Content" ObjectID="_1850825638" r:id="rId393"/>
               </w:object>
             </w:r>
           </w:p>
@@ -12245,10 +12288,10 @@
                 <w:position w:val="-11"/>
               </w:rPr>
               <w:object w:dxaOrig="341" w:dyaOrig="357" w14:anchorId="08B0F1FA">
-                <v:shape id="_x0000_i1199" type="#_x0000_t75" style="width:16.85pt;height:17.75pt" o:ole="">
-                  <v:imagedata r:id="rId65" o:title=""/>
+                <v:shape id="_x0000_i1199" type="#_x0000_t75" style="width:16.5pt;height:18pt" o:ole="">
+                  <v:imagedata r:id="rId66" o:title=""/>
                 </v:shape>
-                <o:OLEObject Type="Embed" ProgID="Equation.AxMath" ShapeID="_x0000_i1199" DrawAspect="Content" ObjectID="_1850815086" r:id="rId393"/>
+                <o:OLEObject Type="Embed" ProgID="Equation.AxMath" ShapeID="_x0000_i1199" DrawAspect="Content" ObjectID="_1850825639" r:id="rId394"/>
               </w:object>
             </w:r>
           </w:p>
@@ -12328,10 +12371,10 @@
                 <w:vertAlign w:val="superscript"/>
               </w:rPr>
               <w:object w:dxaOrig="611" w:dyaOrig="357" w14:anchorId="74E66624">
-                <v:shape id="_x0000_i1200" type="#_x0000_t75" style="width:30.55pt;height:17.75pt" o:ole="">
-                  <v:imagedata r:id="rId71" o:title=""/>
+                <v:shape id="_x0000_i1200" type="#_x0000_t75" style="width:30.5pt;height:18pt" o:ole="">
+                  <v:imagedata r:id="rId72" o:title=""/>
                 </v:shape>
-                <o:OLEObject Type="Embed" ProgID="Equation.AxMath" ShapeID="_x0000_i1200" DrawAspect="Content" ObjectID="_1850815087" r:id="rId394"/>
+                <o:OLEObject Type="Embed" ProgID="Equation.AxMath" ShapeID="_x0000_i1200" DrawAspect="Content" ObjectID="_1850825640" r:id="rId395"/>
               </w:object>
             </w:r>
           </w:p>
@@ -12369,10 +12412,10 @@
                 <w:vertAlign w:val="superscript"/>
               </w:rPr>
               <w:object w:dxaOrig="611" w:dyaOrig="357" w14:anchorId="1008E0E6">
-                <v:shape id="_x0000_i1201" type="#_x0000_t75" style="width:30.55pt;height:17.75pt" o:ole="">
-                  <v:imagedata r:id="rId71" o:title=""/>
+                <v:shape id="_x0000_i1201" type="#_x0000_t75" style="width:30.5pt;height:18pt" o:ole="">
+                  <v:imagedata r:id="rId72" o:title=""/>
                 </v:shape>
-                <o:OLEObject Type="Embed" ProgID="Equation.AxMath" ShapeID="_x0000_i1201" DrawAspect="Content" ObjectID="_1850815088" r:id="rId395"/>
+                <o:OLEObject Type="Embed" ProgID="Equation.AxMath" ShapeID="_x0000_i1201" DrawAspect="Content" ObjectID="_1850825641" r:id="rId396"/>
               </w:object>
             </w:r>
           </w:p>
@@ -12408,10 +12451,10 @@
                 <w:position w:val="-12"/>
               </w:rPr>
               <w:object w:dxaOrig="1023" w:dyaOrig="371" w14:anchorId="7D11D107">
-                <v:shape id="_x0000_i1202" type="#_x0000_t75" style="width:51.05pt;height:18.7pt" o:ole="">
-                  <v:imagedata r:id="rId396" o:title=""/>
+                <v:shape id="_x0000_i1202" type="#_x0000_t75" style="width:51pt;height:18.5pt" o:ole="">
+                  <v:imagedata r:id="rId397" o:title=""/>
                 </v:shape>
-                <o:OLEObject Type="Embed" ProgID="Equation.AxMath" ShapeID="_x0000_i1202" DrawAspect="Content" ObjectID="_1850815089" r:id="rId397"/>
+                <o:OLEObject Type="Embed" ProgID="Equation.AxMath" ShapeID="_x0000_i1202" DrawAspect="Content" ObjectID="_1850825642" r:id="rId398"/>
               </w:object>
             </w:r>
           </w:p>
@@ -12480,10 +12523,10 @@
                 <w:position w:val="-11"/>
               </w:rPr>
               <w:object w:dxaOrig="611" w:dyaOrig="357" w14:anchorId="505E0054">
-                <v:shape id="_x0000_i1203" type="#_x0000_t75" style="width:30.55pt;height:17.75pt" o:ole="">
-                  <v:imagedata r:id="rId71" o:title=""/>
+                <v:shape id="_x0000_i1203" type="#_x0000_t75" style="width:30.5pt;height:18pt" o:ole="">
+                  <v:imagedata r:id="rId72" o:title=""/>
                 </v:shape>
-                <o:OLEObject Type="Embed" ProgID="Equation.AxMath" ShapeID="_x0000_i1203" DrawAspect="Content" ObjectID="_1850815090" r:id="rId398"/>
+                <o:OLEObject Type="Embed" ProgID="Equation.AxMath" ShapeID="_x0000_i1203" DrawAspect="Content" ObjectID="_1850825643" r:id="rId399"/>
               </w:object>
             </w:r>
           </w:p>
@@ -12517,10 +12560,10 @@
           <w:position w:val="-11"/>
         </w:rPr>
         <w:object w:dxaOrig="752" w:dyaOrig="357" w14:anchorId="6D8A9F11">
-          <v:shape id="_x0000_i1204" type="#_x0000_t75" style="width:37.8pt;height:17.75pt" o:ole="">
-            <v:imagedata r:id="rId399" o:title=""/>
-          </v:shape>
-          <o:OLEObject Type="Embed" ProgID="Equation.AxMath" ShapeID="_x0000_i1204" DrawAspect="Content" ObjectID="_1850815091" r:id="rId400"/>
+          <v:shape id="_x0000_i1204" type="#_x0000_t75" style="width:38pt;height:18pt" o:ole="">
+            <v:imagedata r:id="rId400" o:title=""/>
+          </v:shape>
+          <o:OLEObject Type="Embed" ProgID="Equation.AxMath" ShapeID="_x0000_i1204" DrawAspect="Content" ObjectID="_1850825644" r:id="rId401"/>
         </w:object>
       </w:r>
       <w:r>
@@ -12590,7 +12633,6 @@
         <w:rPr>
           <w:noProof/>
         </w:rPr>
-        <w:lastRenderedPageBreak/>
         <w:drawing>
           <wp:inline distT="0" distB="0" distL="0" distR="0" wp14:anchorId="4756FA98" wp14:editId="671542DB">
             <wp:extent cx="5759450" cy="3665220"/>
@@ -12609,7 +12651,7 @@
                     </pic:cNvPicPr>
                   </pic:nvPicPr>
                   <pic:blipFill>
-                    <a:blip r:embed="rId401" cstate="print">
+                    <a:blip r:embed="rId402" cstate="print">
                       <a:extLst>
                         <a:ext uri="{28A0092B-C50C-407E-A947-70E740481C1C}">
                           <a14:useLocalDpi xmlns:a14="http://schemas.microsoft.com/office/drawing/2010/main" val="0"/>
@@ -12827,10 +12869,10 @@
           <w:position w:val="-11"/>
         </w:rPr>
         <w:object w:dxaOrig="183" w:dyaOrig="357" w14:anchorId="738BA0DB">
-          <v:shape id="_x0000_i1205" type="#_x0000_t75" style="width:9.1pt;height:17.75pt" o:ole="">
-            <v:imagedata r:id="rId402" o:title=""/>
-          </v:shape>
-          <o:OLEObject Type="Embed" ProgID="Equation.AxMath" ShapeID="_x0000_i1205" DrawAspect="Content" ObjectID="_1850815092" r:id="rId403"/>
+          <v:shape id="_x0000_i1205" type="#_x0000_t75" style="width:9.5pt;height:18pt" o:ole="">
+            <v:imagedata r:id="rId403" o:title=""/>
+          </v:shape>
+          <o:OLEObject Type="Embed" ProgID="Equation.AxMath" ShapeID="_x0000_i1205" DrawAspect="Content" ObjectID="_1850825645" r:id="rId404"/>
         </w:object>
       </w:r>
       <w:r>
@@ -12844,10 +12886,10 @@
           <w:position w:val="-11"/>
         </w:rPr>
         <w:object w:dxaOrig="762" w:dyaOrig="357" w14:anchorId="07EEE783">
-          <v:shape id="_x0000_i1206" type="#_x0000_t75" style="width:38.3pt;height:17.75pt" o:ole="">
-            <v:imagedata r:id="rId404" o:title=""/>
-          </v:shape>
-          <o:OLEObject Type="Embed" ProgID="Equation.AxMath" ShapeID="_x0000_i1206" DrawAspect="Content" ObjectID="_1850815093" r:id="rId405"/>
+          <v:shape id="_x0000_i1206" type="#_x0000_t75" style="width:38pt;height:18pt" o:ole="">
+            <v:imagedata r:id="rId405" o:title=""/>
+          </v:shape>
+          <o:OLEObject Type="Embed" ProgID="Equation.AxMath" ShapeID="_x0000_i1206" DrawAspect="Content" ObjectID="_1850825646" r:id="rId406"/>
         </w:object>
       </w:r>
       <w:r>
@@ -12873,10 +12915,10 @@
           <w:position w:val="-11"/>
         </w:rPr>
         <w:object w:dxaOrig="183" w:dyaOrig="357" w14:anchorId="270D3849">
-          <v:shape id="_x0000_i1207" type="#_x0000_t75" style="width:9.1pt;height:17.75pt" o:ole="">
-            <v:imagedata r:id="rId402" o:title=""/>
-          </v:shape>
-          <o:OLEObject Type="Embed" ProgID="Equation.AxMath" ShapeID="_x0000_i1207" DrawAspect="Content" ObjectID="_1850815094" r:id="rId406"/>
+          <v:shape id="_x0000_i1207" type="#_x0000_t75" style="width:9.5pt;height:18pt" o:ole="">
+            <v:imagedata r:id="rId403" o:title=""/>
+          </v:shape>
+          <o:OLEObject Type="Embed" ProgID="Equation.AxMath" ShapeID="_x0000_i1207" DrawAspect="Content" ObjectID="_1850825647" r:id="rId407"/>
         </w:object>
       </w:r>
       <w:r>
@@ -12890,10 +12932,10 @@
           <w:position w:val="-11"/>
         </w:rPr>
         <w:object w:dxaOrig="764" w:dyaOrig="357" w14:anchorId="77E3019C">
-          <v:shape id="_x0000_i1208" type="#_x0000_t75" style="width:38.3pt;height:17.75pt" o:ole="">
-            <v:imagedata r:id="rId407" o:title=""/>
-          </v:shape>
-          <o:OLEObject Type="Embed" ProgID="Equation.AxMath" ShapeID="_x0000_i1208" DrawAspect="Content" ObjectID="_1850815095" r:id="rId408"/>
+          <v:shape id="_x0000_i1208" type="#_x0000_t75" style="width:38pt;height:18pt" o:ole="">
+            <v:imagedata r:id="rId408" o:title=""/>
+          </v:shape>
+          <o:OLEObject Type="Embed" ProgID="Equation.AxMath" ShapeID="_x0000_i1208" DrawAspect="Content" ObjectID="_1850825648" r:id="rId409"/>
         </w:object>
       </w:r>
       <w:r>
@@ -12919,10 +12961,10 @@
           <w:position w:val="-62"/>
         </w:rPr>
         <w:object w:dxaOrig="8870" w:dyaOrig="1373" w14:anchorId="50611376">
-          <v:shape id="_x0000_i1209" type="#_x0000_t75" style="width:443.4pt;height:68.8pt" o:ole="">
-            <v:imagedata r:id="rId409" o:title=""/>
-          </v:shape>
-          <o:OLEObject Type="Embed" ProgID="Equation.AxMath" ShapeID="_x0000_i1209" DrawAspect="Content" ObjectID="_1850815096" r:id="rId410"/>
+          <v:shape id="_x0000_i1209" type="#_x0000_t75" style="width:443.5pt;height:69pt" o:ole="">
+            <v:imagedata r:id="rId410" o:title=""/>
+          </v:shape>
+          <o:OLEObject Type="Embed" ProgID="Equation.AxMath" ShapeID="_x0000_i1209" DrawAspect="Content" ObjectID="_1850825649" r:id="rId411"/>
         </w:object>
       </w:r>
     </w:p>
@@ -12934,6 +12976,7 @@
         <w:rPr>
           <w:rFonts w:hint="eastAsia"/>
         </w:rPr>
+        <w:lastRenderedPageBreak/>
         <w:t>拟合后分别计算温度和水分浓度得</w:t>
       </w:r>
       <w:r>
@@ -12953,10 +12996,10 @@
           <w:position w:val="-11"/>
         </w:rPr>
         <w:object w:dxaOrig="1641" w:dyaOrig="360" w14:anchorId="71FBF0F6">
-          <v:shape id="_x0000_i1210" type="#_x0000_t75" style="width:82.05pt;height:18.25pt" o:ole="">
-            <v:imagedata r:id="rId411" o:title=""/>
-          </v:shape>
-          <o:OLEObject Type="Embed" ProgID="Equation.AxMath" ShapeID="_x0000_i1210" DrawAspect="Content" ObjectID="_1850815097" r:id="rId412"/>
+          <v:shape id="_x0000_i1210" type="#_x0000_t75" style="width:82pt;height:18pt" o:ole="">
+            <v:imagedata r:id="rId412" o:title=""/>
+          </v:shape>
+          <o:OLEObject Type="Embed" ProgID="Equation.AxMath" ShapeID="_x0000_i1210" DrawAspect="Content" ObjectID="_1850825650" r:id="rId413"/>
         </w:object>
       </w:r>
       <w:r>
@@ -12970,10 +13013,10 @@
           <w:position w:val="-11"/>
         </w:rPr>
         <w:object w:dxaOrig="2320" w:dyaOrig="360" w14:anchorId="67AD90AD">
-          <v:shape id="_x0000_i1211" type="#_x0000_t75" style="width:116.2pt;height:18.25pt" o:ole="">
-            <v:imagedata r:id="rId413" o:title=""/>
-          </v:shape>
-          <o:OLEObject Type="Embed" ProgID="Equation.AxMath" ShapeID="_x0000_i1211" DrawAspect="Content" ObjectID="_1850815098" r:id="rId414"/>
+          <v:shape id="_x0000_i1211" type="#_x0000_t75" style="width:116pt;height:18pt" o:ole="">
+            <v:imagedata r:id="rId414" o:title=""/>
+          </v:shape>
+          <o:OLEObject Type="Embed" ProgID="Equation.AxMath" ShapeID="_x0000_i1211" DrawAspect="Content" ObjectID="_1850825651" r:id="rId415"/>
         </w:object>
       </w:r>
       <w:r>
@@ -13004,10 +13047,10 @@
           <w:position w:val="-11"/>
         </w:rPr>
         <w:object w:dxaOrig="1210" w:dyaOrig="357" w14:anchorId="3550A425">
-          <v:shape id="_x0000_i1212" type="#_x0000_t75" style="width:60.6pt;height:17.75pt" o:ole="">
-            <v:imagedata r:id="rId415" o:title=""/>
-          </v:shape>
-          <o:OLEObject Type="Embed" ProgID="Equation.AxMath" ShapeID="_x0000_i1212" DrawAspect="Content" ObjectID="_1850815099" r:id="rId416"/>
+          <v:shape id="_x0000_i1212" type="#_x0000_t75" style="width:60.5pt;height:18pt" o:ole="">
+            <v:imagedata r:id="rId416" o:title=""/>
+          </v:shape>
+          <o:OLEObject Type="Embed" ProgID="Equation.AxMath" ShapeID="_x0000_i1212" DrawAspect="Content" ObjectID="_1850825652" r:id="rId417"/>
         </w:object>
       </w:r>
       <w:r>
@@ -13039,10 +13082,10 @@
           <w:position w:val="-30"/>
         </w:rPr>
         <w:object w:dxaOrig="4409" w:dyaOrig="731" w14:anchorId="3C758C0A">
-          <v:shape id="_x0000_i1213" type="#_x0000_t75" style="width:220.1pt;height:36.45pt" o:ole="">
-            <v:imagedata r:id="rId417" o:title=""/>
-          </v:shape>
-          <o:OLEObject Type="Embed" ProgID="Equation.AxMath" ShapeID="_x0000_i1213" DrawAspect="Content" ObjectID="_1850815100" r:id="rId418"/>
+          <v:shape id="_x0000_i1213" type="#_x0000_t75" style="width:220pt;height:36.5pt" o:ole="">
+            <v:imagedata r:id="rId418" o:title=""/>
+          </v:shape>
+          <o:OLEObject Type="Embed" ProgID="Equation.AxMath" ShapeID="_x0000_i1213" DrawAspect="Content" ObjectID="_1850825653" r:id="rId419"/>
         </w:object>
       </w:r>
     </w:p>
@@ -13061,10 +13104,10 @@
           <w:position w:val="-11"/>
         </w:rPr>
         <w:object w:dxaOrig="230" w:dyaOrig="357" w14:anchorId="6D2DDCAE">
-          <v:shape id="_x0000_i1214" type="#_x0000_t75" style="width:11.4pt;height:17.75pt" o:ole="">
-            <v:imagedata r:id="rId419" o:title=""/>
-          </v:shape>
-          <o:OLEObject Type="Embed" ProgID="Equation.AxMath" ShapeID="_x0000_i1214" DrawAspect="Content" ObjectID="_1850815101" r:id="rId420"/>
+          <v:shape id="_x0000_i1214" type="#_x0000_t75" style="width:11.5pt;height:18pt" o:ole="">
+            <v:imagedata r:id="rId420" o:title=""/>
+          </v:shape>
+          <o:OLEObject Type="Embed" ProgID="Equation.AxMath" ShapeID="_x0000_i1214" DrawAspect="Content" ObjectID="_1850825654" r:id="rId421"/>
         </w:object>
       </w:r>
       <w:r>
@@ -13078,10 +13121,10 @@
           <w:position w:val="-11"/>
         </w:rPr>
         <w:object w:dxaOrig="237" w:dyaOrig="357" w14:anchorId="65048EA4">
-          <v:shape id="_x0000_i1215" type="#_x0000_t75" style="width:11.85pt;height:17.75pt" o:ole="">
-            <v:imagedata r:id="rId421" o:title=""/>
-          </v:shape>
-          <o:OLEObject Type="Embed" ProgID="Equation.AxMath" ShapeID="_x0000_i1215" DrawAspect="Content" ObjectID="_1850815102" r:id="rId422"/>
+          <v:shape id="_x0000_i1215" type="#_x0000_t75" style="width:12pt;height:18pt" o:ole="">
+            <v:imagedata r:id="rId422" o:title=""/>
+          </v:shape>
+          <o:OLEObject Type="Embed" ProgID="Equation.AxMath" ShapeID="_x0000_i1215" DrawAspect="Content" ObjectID="_1850825655" r:id="rId423"/>
         </w:object>
       </w:r>
       <w:r>
@@ -13095,10 +13138,10 @@
           <w:position w:val="-11"/>
         </w:rPr>
         <w:object w:dxaOrig="143" w:dyaOrig="357" w14:anchorId="7964650D">
-          <v:shape id="_x0000_i1216" type="#_x0000_t75" style="width:7.3pt;height:17.75pt" o:ole="">
-            <v:imagedata r:id="rId28" o:title=""/>
-          </v:shape>
-          <o:OLEObject Type="Embed" ProgID="Equation.AxMath" ShapeID="_x0000_i1216" DrawAspect="Content" ObjectID="_1850815103" r:id="rId423"/>
+          <v:shape id="_x0000_i1216" type="#_x0000_t75" style="width:7pt;height:18pt" o:ole="">
+            <v:imagedata r:id="rId29" o:title=""/>
+          </v:shape>
+          <o:OLEObject Type="Embed" ProgID="Equation.AxMath" ShapeID="_x0000_i1216" DrawAspect="Content" ObjectID="_1850825656" r:id="rId424"/>
         </w:object>
       </w:r>
       <w:r>
@@ -13129,10 +13172,10 @@
           <w:position w:val="-80"/>
         </w:rPr>
         <w:object w:dxaOrig="13378" w:dyaOrig="1734" w14:anchorId="2A71CA19">
-          <v:shape id="_x0000_i1217" type="#_x0000_t75" style="width:476.2pt;height:63.35pt" o:ole="">
-            <v:imagedata r:id="rId424" o:title=""/>
-          </v:shape>
-          <o:OLEObject Type="Embed" ProgID="Equation.AxMath" ShapeID="_x0000_i1217" DrawAspect="Content" ObjectID="_1850815104" r:id="rId425"/>
+          <v:shape id="_x0000_i1217" type="#_x0000_t75" style="width:476.5pt;height:63.5pt" o:ole="">
+            <v:imagedata r:id="rId425" o:title=""/>
+          </v:shape>
+          <o:OLEObject Type="Embed" ProgID="Equation.AxMath" ShapeID="_x0000_i1217" DrawAspect="Content" ObjectID="_1850825657" r:id="rId426"/>
         </w:object>
       </w:r>
     </w:p>
@@ -13151,10 +13194,10 @@
           <w:position w:val="-80"/>
         </w:rPr>
         <w:object w:dxaOrig="13831" w:dyaOrig="1734" w14:anchorId="770A6884">
-          <v:shape id="_x0000_i1218" type="#_x0000_t75" style="width:480.75pt;height:1in" o:ole="">
-            <v:imagedata r:id="rId426" o:title=""/>
-          </v:shape>
-          <o:OLEObject Type="Embed" ProgID="Equation.AxMath" ShapeID="_x0000_i1218" DrawAspect="Content" ObjectID="_1850815105" r:id="rId427"/>
+          <v:shape id="_x0000_i1218" type="#_x0000_t75" style="width:480.5pt;height:1in" o:ole="">
+            <v:imagedata r:id="rId427" o:title=""/>
+          </v:shape>
+          <o:OLEObject Type="Embed" ProgID="Equation.AxMath" ShapeID="_x0000_i1218" DrawAspect="Content" ObjectID="_1850825658" r:id="rId428"/>
         </w:object>
       </w:r>
     </w:p>
@@ -13173,10 +13216,10 @@
           <w:position w:val="-12"/>
         </w:rPr>
         <w:object w:dxaOrig="276" w:dyaOrig="360" w14:anchorId="504657A1">
-          <v:shape id="_x0000_i1219" type="#_x0000_t75" style="width:13.65pt;height:18.25pt" o:ole="">
-            <v:imagedata r:id="rId428" o:title=""/>
-          </v:shape>
-          <o:OLEObject Type="Embed" ProgID="Equation.AxMath" ShapeID="_x0000_i1219" DrawAspect="Content" ObjectID="_1850815106" r:id="rId429"/>
+          <v:shape id="_x0000_i1219" type="#_x0000_t75" style="width:13.5pt;height:18pt" o:ole="">
+            <v:imagedata r:id="rId429" o:title=""/>
+          </v:shape>
+          <o:OLEObject Type="Embed" ProgID="Equation.AxMath" ShapeID="_x0000_i1219" DrawAspect="Content" ObjectID="_1850825659" r:id="rId430"/>
         </w:object>
       </w:r>
       <w:r>
@@ -13190,10 +13233,10 @@
           <w:position w:val="-11"/>
         </w:rPr>
         <w:object w:dxaOrig="341" w:dyaOrig="357" w14:anchorId="5A7EB1A9">
-          <v:shape id="_x0000_i1220" type="#_x0000_t75" style="width:16.85pt;height:17.75pt" o:ole="">
-            <v:imagedata r:id="rId65" o:title=""/>
-          </v:shape>
-          <o:OLEObject Type="Embed" ProgID="Equation.AxMath" ShapeID="_x0000_i1220" DrawAspect="Content" ObjectID="_1850815107" r:id="rId430"/>
+          <v:shape id="_x0000_i1220" type="#_x0000_t75" style="width:16.5pt;height:18pt" o:ole="">
+            <v:imagedata r:id="rId66" o:title=""/>
+          </v:shape>
+          <o:OLEObject Type="Embed" ProgID="Equation.AxMath" ShapeID="_x0000_i1220" DrawAspect="Content" ObjectID="_1850825660" r:id="rId431"/>
         </w:object>
       </w:r>
       <w:r>
@@ -13207,10 +13250,10 @@
           <w:position w:val="-12"/>
         </w:rPr>
         <w:object w:dxaOrig="300" w:dyaOrig="360" w14:anchorId="00259A05">
-          <v:shape id="_x0000_i1221" type="#_x0000_t75" style="width:15.05pt;height:18.25pt" o:ole="">
-            <v:imagedata r:id="rId431" o:title=""/>
-          </v:shape>
-          <o:OLEObject Type="Embed" ProgID="Equation.AxMath" ShapeID="_x0000_i1221" DrawAspect="Content" ObjectID="_1850815108" r:id="rId432"/>
+          <v:shape id="_x0000_i1221" type="#_x0000_t75" style="width:15pt;height:18pt" o:ole="">
+            <v:imagedata r:id="rId432" o:title=""/>
+          </v:shape>
+          <o:OLEObject Type="Embed" ProgID="Equation.AxMath" ShapeID="_x0000_i1221" DrawAspect="Content" ObjectID="_1850825661" r:id="rId433"/>
         </w:object>
       </w:r>
       <w:r>
@@ -13224,10 +13267,10 @@
           <w:position w:val="-11"/>
         </w:rPr>
         <w:object w:dxaOrig="611" w:dyaOrig="357" w14:anchorId="17085388">
-          <v:shape id="_x0000_i1222" type="#_x0000_t75" style="width:30.55pt;height:17.75pt" o:ole="">
-            <v:imagedata r:id="rId71" o:title=""/>
-          </v:shape>
-          <o:OLEObject Type="Embed" ProgID="Equation.AxMath" ShapeID="_x0000_i1222" DrawAspect="Content" ObjectID="_1850815109" r:id="rId433"/>
+          <v:shape id="_x0000_i1222" type="#_x0000_t75" style="width:30.5pt;height:18pt" o:ole="">
+            <v:imagedata r:id="rId72" o:title=""/>
+          </v:shape>
+          <o:OLEObject Type="Embed" ProgID="Equation.AxMath" ShapeID="_x0000_i1222" DrawAspect="Content" ObjectID="_1850825662" r:id="rId434"/>
         </w:object>
       </w:r>
       <w:r>
@@ -13362,7 +13405,7 @@
                     </pic:cNvPicPr>
                   </pic:nvPicPr>
                   <pic:blipFill>
-                    <a:blip r:embed="rId434" cstate="print">
+                    <a:blip r:embed="rId435" cstate="print">
                       <a:extLst>
                         <a:ext uri="{28A0092B-C50C-407E-A947-70E740481C1C}">
                           <a14:useLocalDpi xmlns:a14="http://schemas.microsoft.com/office/drawing/2010/main" val="0"/>
@@ -13507,10 +13550,10 @@
           <w:position w:val="-12"/>
         </w:rPr>
         <w:object w:dxaOrig="2138" w:dyaOrig="371" w14:anchorId="3948FC72">
-          <v:shape id="_x0000_i1223" type="#_x0000_t75" style="width:107.55pt;height:18.7pt" o:ole="">
-            <v:imagedata r:id="rId435" o:title=""/>
-          </v:shape>
-          <o:OLEObject Type="Embed" ProgID="Equation.AxMath" ShapeID="_x0000_i1223" DrawAspect="Content" ObjectID="_1850815110" r:id="rId436"/>
+          <v:shape id="_x0000_i1223" type="#_x0000_t75" style="width:107.5pt;height:18.5pt" o:ole="">
+            <v:imagedata r:id="rId436" o:title=""/>
+          </v:shape>
+          <o:OLEObject Type="Embed" ProgID="Equation.AxMath" ShapeID="_x0000_i1223" DrawAspect="Content" ObjectID="_1850825663" r:id="rId437"/>
         </w:object>
       </w:r>
     </w:p>
@@ -13524,10 +13567,10 @@
           <w:position w:val="-26"/>
         </w:rPr>
         <w:object w:dxaOrig="2963" w:dyaOrig="655" w14:anchorId="40097868">
-          <v:shape id="_x0000_i1224" type="#_x0000_t75" style="width:148.1pt;height:32.8pt" o:ole="">
-            <v:imagedata r:id="rId437" o:title=""/>
-          </v:shape>
-          <o:OLEObject Type="Embed" ProgID="Equation.AxMath" ShapeID="_x0000_i1224" DrawAspect="Content" ObjectID="_1850815111" r:id="rId438"/>
+          <v:shape id="_x0000_i1224" type="#_x0000_t75" style="width:148.5pt;height:33pt" o:ole="">
+            <v:imagedata r:id="rId438" o:title=""/>
+          </v:shape>
+          <o:OLEObject Type="Embed" ProgID="Equation.AxMath" ShapeID="_x0000_i1224" DrawAspect="Content" ObjectID="_1850825664" r:id="rId439"/>
         </w:object>
       </w:r>
     </w:p>
@@ -13541,10 +13584,10 @@
           <w:position w:val="-26"/>
         </w:rPr>
         <w:object w:dxaOrig="2869" w:dyaOrig="655" w14:anchorId="465D0333">
-          <v:shape id="_x0000_i1225" type="#_x0000_t75" style="width:143.55pt;height:32.8pt" o:ole="">
-            <v:imagedata r:id="rId439" o:title=""/>
-          </v:shape>
-          <o:OLEObject Type="Embed" ProgID="Equation.AxMath" ShapeID="_x0000_i1225" DrawAspect="Content" ObjectID="_1850815112" r:id="rId440"/>
+          <v:shape id="_x0000_i1225" type="#_x0000_t75" style="width:143.5pt;height:33pt" o:ole="">
+            <v:imagedata r:id="rId440" o:title=""/>
+          </v:shape>
+          <o:OLEObject Type="Embed" ProgID="Equation.AxMath" ShapeID="_x0000_i1225" DrawAspect="Content" ObjectID="_1850825665" r:id="rId441"/>
         </w:object>
       </w:r>
     </w:p>
@@ -13558,10 +13601,10 @@
           <w:position w:val="-27"/>
         </w:rPr>
         <w:object w:dxaOrig="5681" w:dyaOrig="669" w14:anchorId="79509810">
-          <v:shape id="_x0000_i1226" type="#_x0000_t75" style="width:283.9pt;height:33.25pt" o:ole="">
-            <v:imagedata r:id="rId441" o:title=""/>
-          </v:shape>
-          <o:OLEObject Type="Embed" ProgID="Equation.AxMath" ShapeID="_x0000_i1226" DrawAspect="Content" ObjectID="_1850815113" r:id="rId442"/>
+          <v:shape id="_x0000_i1226" type="#_x0000_t75" style="width:284pt;height:33pt" o:ole="">
+            <v:imagedata r:id="rId442" o:title=""/>
+          </v:shape>
+          <o:OLEObject Type="Embed" ProgID="Equation.AxMath" ShapeID="_x0000_i1226" DrawAspect="Content" ObjectID="_1850825666" r:id="rId443"/>
         </w:object>
       </w:r>
     </w:p>
@@ -13646,10 +13689,10 @@
           <w:position w:val="-27"/>
         </w:rPr>
         <w:object w:dxaOrig="3766" w:dyaOrig="669" w14:anchorId="23E6842B">
-          <v:shape id="_x0000_i1227" type="#_x0000_t75" style="width:188.2pt;height:33.25pt" o:ole="">
-            <v:imagedata r:id="rId443" o:title=""/>
-          </v:shape>
-          <o:OLEObject Type="Embed" ProgID="Equation.AxMath" ShapeID="_x0000_i1227" DrawAspect="Content" ObjectID="_1850815114" r:id="rId444"/>
+          <v:shape id="_x0000_i1227" type="#_x0000_t75" style="width:188pt;height:33pt" o:ole="">
+            <v:imagedata r:id="rId444" o:title=""/>
+          </v:shape>
+          <o:OLEObject Type="Embed" ProgID="Equation.AxMath" ShapeID="_x0000_i1227" DrawAspect="Content" ObjectID="_1850825667" r:id="rId445"/>
         </w:object>
       </w:r>
     </w:p>
@@ -13663,10 +13706,10 @@
           <w:position w:val="-27"/>
         </w:rPr>
         <w:object w:dxaOrig="2914" w:dyaOrig="669" w14:anchorId="5D691DE4">
-          <v:shape id="_x0000_i1228" type="#_x0000_t75" style="width:145.8pt;height:33.25pt" o:ole="">
-            <v:imagedata r:id="rId445" o:title=""/>
-          </v:shape>
-          <o:OLEObject Type="Embed" ProgID="Equation.AxMath" ShapeID="_x0000_i1228" DrawAspect="Content" ObjectID="_1850815115" r:id="rId446"/>
+          <v:shape id="_x0000_i1228" type="#_x0000_t75" style="width:146pt;height:33pt" o:ole="">
+            <v:imagedata r:id="rId446" o:title=""/>
+          </v:shape>
+          <o:OLEObject Type="Embed" ProgID="Equation.AxMath" ShapeID="_x0000_i1228" DrawAspect="Content" ObjectID="_1850825668" r:id="rId447"/>
         </w:object>
       </w:r>
     </w:p>
@@ -13683,7 +13726,6 @@
           <w:rFonts w:hint="eastAsia"/>
           <w:color w:val="000000" w:themeColor="text1"/>
         </w:rPr>
-        <w:lastRenderedPageBreak/>
         <w:t>问题</w:t>
       </w:r>
       <w:r>
@@ -13743,10 +13785,10 @@
           <w:position w:val="-100"/>
         </w:rPr>
         <w:object w:dxaOrig="7245" w:dyaOrig="7343" w14:anchorId="2A1FC77C">
-          <v:shape id="_x0000_i196057" type="#_x0000_t75" style="width:362.75pt;height:367.3pt" o:ole="">
-            <v:imagedata r:id="rId447" o:title=""/>
-          </v:shape>
-          <o:OLEObject Type="Embed" ProgID="Equation.AxMath" ShapeID="_x0000_i196057" DrawAspect="Content" ObjectID="_1850815116" r:id="rId448"/>
+          <v:shape id="_x0000_i196057" type="#_x0000_t75" style="width:362.5pt;height:367pt" o:ole="">
+            <v:imagedata r:id="rId448" o:title=""/>
+          </v:shape>
+          <o:OLEObject Type="Embed" ProgID="Equation.AxMath" ShapeID="_x0000_i196057" DrawAspect="Content" ObjectID="_1850825669" r:id="rId449"/>
         </w:object>
       </w:r>
     </w:p>
@@ -13780,6 +13822,7 @@
         <w:ind w:firstLine="480"/>
       </w:pPr>
       <w:r>
+        <w:lastRenderedPageBreak/>
         <w:t>此处沿用问题一的径向有限体积法，但不再化为常系数形式，而是分别保留</w:t>
       </w:r>
       <w:r>
@@ -13794,10 +13837,10 @@
           <w:position w:val="-12"/>
         </w:rPr>
         <w:object w:dxaOrig="237" w:dyaOrig="382" w14:anchorId="091CBB67">
-          <v:shape id="_x0000_i60421" type="#_x0000_t75" style="width:11.85pt;height:19.15pt" o:ole="">
-            <v:imagedata r:id="rId449" o:title=""/>
-          </v:shape>
-          <o:OLEObject Type="Embed" ProgID="Equation.AxMath" ShapeID="_x0000_i60421" DrawAspect="Content" ObjectID="_1850815117" r:id="rId450"/>
+          <v:shape id="_x0000_i60421" type="#_x0000_t75" style="width:12pt;height:19pt" o:ole="">
+            <v:imagedata r:id="rId450" o:title=""/>
+          </v:shape>
+          <o:OLEObject Type="Embed" ProgID="Equation.AxMath" ShapeID="_x0000_i60421" DrawAspect="Content" ObjectID="_1850825670" r:id="rId451"/>
         </w:object>
       </w:r>
       <w:r>
@@ -13812,10 +13855,10 @@
           <w:position w:val="-12"/>
         </w:rPr>
         <w:object w:dxaOrig="565" w:dyaOrig="360" w14:anchorId="2E4E053B">
-          <v:shape id="_x0000_i60422" type="#_x0000_t75" style="width:28.7pt;height:18.25pt" o:ole="">
-            <v:imagedata r:id="rId451" o:title=""/>
-          </v:shape>
-          <o:OLEObject Type="Embed" ProgID="Equation.AxMath" ShapeID="_x0000_i60422" DrawAspect="Content" ObjectID="_1850815118" r:id="rId452"/>
+          <v:shape id="_x0000_i60422" type="#_x0000_t75" style="width:28.5pt;height:18pt" o:ole="">
+            <v:imagedata r:id="rId452" o:title=""/>
+          </v:shape>
+          <o:OLEObject Type="Embed" ProgID="Equation.AxMath" ShapeID="_x0000_i60422" DrawAspect="Content" ObjectID="_1850825671" r:id="rId453"/>
         </w:object>
       </w:r>
       <w:r>
@@ -13826,10 +13869,10 @@
           <w:position w:val="-12"/>
         </w:rPr>
         <w:object w:dxaOrig="226" w:dyaOrig="360" w14:anchorId="022B85B9">
-          <v:shape id="_x0000_i60423" type="#_x0000_t75" style="width:11.85pt;height:18.25pt" o:ole="">
-            <v:imagedata r:id="rId453" o:title=""/>
-          </v:shape>
-          <o:OLEObject Type="Embed" ProgID="Equation.AxMath" ShapeID="_x0000_i60423" DrawAspect="Content" ObjectID="_1850815119" r:id="rId454"/>
+          <v:shape id="_x0000_i60423" type="#_x0000_t75" style="width:11.5pt;height:18pt" o:ole="">
+            <v:imagedata r:id="rId454" o:title=""/>
+          </v:shape>
+          <o:OLEObject Type="Embed" ProgID="Equation.AxMath" ShapeID="_x0000_i60423" DrawAspect="Content" ObjectID="_1850825672" r:id="rId455"/>
         </w:object>
       </w:r>
       <w:r>
@@ -13840,10 +13883,10 @@
           <w:position w:val="-13"/>
         </w:rPr>
         <w:object w:dxaOrig="563" w:dyaOrig="397" w14:anchorId="5AB5C327">
-          <v:shape id="_x0000_i60424" type="#_x0000_t75" style="width:28.25pt;height:20.05pt" o:ole="">
-            <v:imagedata r:id="rId455" o:title=""/>
-          </v:shape>
-          <o:OLEObject Type="Embed" ProgID="Equation.AxMath" ShapeID="_x0000_i60424" DrawAspect="Content" ObjectID="_1850815120" r:id="rId456"/>
+          <v:shape id="_x0000_i60424" type="#_x0000_t75" style="width:28pt;height:20pt" o:ole="">
+            <v:imagedata r:id="rId456" o:title=""/>
+          </v:shape>
+          <o:OLEObject Type="Embed" ProgID="Equation.AxMath" ShapeID="_x0000_i60424" DrawAspect="Content" ObjectID="_1850825673" r:id="rId457"/>
         </w:object>
       </w:r>
       <w:r>
@@ -13861,10 +13904,10 @@
           <w:position w:val="-12"/>
         </w:rPr>
         <w:object w:dxaOrig="600" w:dyaOrig="360" w14:anchorId="0A0C8AD0">
-          <v:shape id="_x0000_i60425" type="#_x0000_t75" style="width:30.1pt;height:18.25pt" o:ole="">
-            <v:imagedata r:id="rId457" o:title=""/>
-          </v:shape>
-          <o:OLEObject Type="Embed" ProgID="Equation.AxMath" ShapeID="_x0000_i60425" DrawAspect="Content" ObjectID="_1850815121" r:id="rId458"/>
+          <v:shape id="_x0000_i60425" type="#_x0000_t75" style="width:30pt;height:18pt" o:ole="">
+            <v:imagedata r:id="rId458" o:title=""/>
+          </v:shape>
+          <o:OLEObject Type="Embed" ProgID="Equation.AxMath" ShapeID="_x0000_i60425" DrawAspect="Content" ObjectID="_1850825674" r:id="rId459"/>
         </w:object>
       </w:r>
       <w:r>
@@ -13895,10 +13938,10 @@
           <w:position w:val="-28"/>
         </w:rPr>
         <w:object w:dxaOrig="1868" w:dyaOrig="704" w14:anchorId="1E35F74D">
-          <v:shape id="_x0000_i60426" type="#_x0000_t75" style="width:93.4pt;height:35.1pt" o:ole="">
-            <v:imagedata r:id="rId459" o:title=""/>
-          </v:shape>
-          <o:OLEObject Type="Embed" ProgID="Equation.AxMath" ShapeID="_x0000_i60426" DrawAspect="Content" ObjectID="_1850815122" r:id="rId460"/>
+          <v:shape id="_x0000_i60426" type="#_x0000_t75" style="width:93.5pt;height:35pt" o:ole="">
+            <v:imagedata r:id="rId460" o:title=""/>
+          </v:shape>
+          <o:OLEObject Type="Embed" ProgID="Equation.AxMath" ShapeID="_x0000_i60426" DrawAspect="Content" ObjectID="_1850825675" r:id="rId461"/>
         </w:object>
       </w:r>
     </w:p>
@@ -13914,10 +13957,10 @@
           <w:position w:val="-13"/>
         </w:rPr>
         <w:object w:dxaOrig="2333" w:dyaOrig="403" w14:anchorId="175CFF1F">
-          <v:shape id="_x0000_i60427" type="#_x0000_t75" style="width:116.65pt;height:20.05pt" o:ole="">
-            <v:imagedata r:id="rId461" o:title=""/>
-          </v:shape>
-          <o:OLEObject Type="Embed" ProgID="Equation.AxMath" ShapeID="_x0000_i60427" DrawAspect="Content" ObjectID="_1850815123" r:id="rId462"/>
+          <v:shape id="_x0000_i60427" type="#_x0000_t75" style="width:116.5pt;height:20.5pt" o:ole="">
+            <v:imagedata r:id="rId462" o:title=""/>
+          </v:shape>
+          <o:OLEObject Type="Embed" ProgID="Equation.AxMath" ShapeID="_x0000_i60427" DrawAspect="Content" ObjectID="_1850825676" r:id="rId463"/>
         </w:object>
       </w:r>
       <w:r>
@@ -13940,10 +13983,10 @@
           <w:position w:val="-31"/>
         </w:rPr>
         <w:object w:dxaOrig="4495" w:dyaOrig="756" w14:anchorId="65B3F9F0">
-          <v:shape id="_x0000_i60428" type="#_x0000_t75" style="width:224.65pt;height:37.8pt" o:ole="">
-            <v:imagedata r:id="rId463" o:title=""/>
-          </v:shape>
-          <o:OLEObject Type="Embed" ProgID="Equation.AxMath" ShapeID="_x0000_i60428" DrawAspect="Content" ObjectID="_1850815124" r:id="rId464"/>
+          <v:shape id="_x0000_i60428" type="#_x0000_t75" style="width:225pt;height:38pt" o:ole="">
+            <v:imagedata r:id="rId464" o:title=""/>
+          </v:shape>
+          <o:OLEObject Type="Embed" ProgID="Equation.AxMath" ShapeID="_x0000_i60428" DrawAspect="Content" ObjectID="_1850825677" r:id="rId465"/>
         </w:object>
       </w:r>
     </w:p>
@@ -13959,10 +14002,10 @@
           <w:position w:val="-13"/>
         </w:rPr>
         <w:object w:dxaOrig="688" w:dyaOrig="388" w14:anchorId="44885670">
-          <v:shape id="_x0000_i60429" type="#_x0000_t75" style="width:34.65pt;height:19.6pt" o:ole="">
-            <v:imagedata r:id="rId465" o:title=""/>
-          </v:shape>
-          <o:OLEObject Type="Embed" ProgID="Equation.AxMath" ShapeID="_x0000_i60429" DrawAspect="Content" ObjectID="_1850815125" r:id="rId466"/>
+          <v:shape id="_x0000_i60429" type="#_x0000_t75" style="width:34.5pt;height:19.5pt" o:ole="">
+            <v:imagedata r:id="rId466" o:title=""/>
+          </v:shape>
+          <o:OLEObject Type="Embed" ProgID="Equation.AxMath" ShapeID="_x0000_i60429" DrawAspect="Content" ObjectID="_1850825678" r:id="rId467"/>
         </w:object>
       </w:r>
       <w:r>
@@ -14004,10 +14047,10 @@
           <w:position w:val="-26"/>
         </w:rPr>
         <w:object w:dxaOrig="3127" w:dyaOrig="658" w14:anchorId="3D68CFE5">
-          <v:shape id="_x0000_i60430" type="#_x0000_t75" style="width:156.3pt;height:32.8pt" o:ole="">
-            <v:imagedata r:id="rId467" o:title=""/>
-          </v:shape>
-          <o:OLEObject Type="Embed" ProgID="Equation.AxMath" ShapeID="_x0000_i60430" DrawAspect="Content" ObjectID="_1850815126" r:id="rId468"/>
+          <v:shape id="_x0000_i60430" type="#_x0000_t75" style="width:156.5pt;height:32.5pt" o:ole="">
+            <v:imagedata r:id="rId468" o:title=""/>
+          </v:shape>
+          <o:OLEObject Type="Embed" ProgID="Equation.AxMath" ShapeID="_x0000_i60430" DrawAspect="Content" ObjectID="_1850825679" r:id="rId469"/>
         </w:object>
       </w:r>
     </w:p>
@@ -14021,10 +14064,10 @@
           <w:position w:val="-26"/>
         </w:rPr>
         <w:object w:dxaOrig="3246" w:dyaOrig="658" w14:anchorId="78FC496C">
-          <v:shape id="_x0000_i60431" type="#_x0000_t75" style="width:162.7pt;height:32.8pt" o:ole="">
-            <v:imagedata r:id="rId469" o:title=""/>
-          </v:shape>
-          <o:OLEObject Type="Embed" ProgID="Equation.AxMath" ShapeID="_x0000_i60431" DrawAspect="Content" ObjectID="_1850815127" r:id="rId470"/>
+          <v:shape id="_x0000_i60431" type="#_x0000_t75" style="width:163pt;height:32.5pt" o:ole="">
+            <v:imagedata r:id="rId470" o:title=""/>
+          </v:shape>
+          <o:OLEObject Type="Embed" ProgID="Equation.AxMath" ShapeID="_x0000_i60431" DrawAspect="Content" ObjectID="_1850825680" r:id="rId471"/>
         </w:object>
       </w:r>
     </w:p>
@@ -14054,10 +14097,10 @@
           <w:position w:val="-12"/>
         </w:rPr>
         <w:object w:dxaOrig="1761" w:dyaOrig="363" w14:anchorId="0199AE26">
-          <v:shape id="_x0000_i60432" type="#_x0000_t75" style="width:87.95pt;height:18.25pt" o:ole="">
-            <v:imagedata r:id="rId471" o:title=""/>
-          </v:shape>
-          <o:OLEObject Type="Embed" ProgID="Equation.AxMath" ShapeID="_x0000_i60432" DrawAspect="Content" ObjectID="_1850815128" r:id="rId472"/>
+          <v:shape id="_x0000_i60432" type="#_x0000_t75" style="width:88pt;height:18pt" o:ole="">
+            <v:imagedata r:id="rId472" o:title=""/>
+          </v:shape>
+          <o:OLEObject Type="Embed" ProgID="Equation.AxMath" ShapeID="_x0000_i60432" DrawAspect="Content" ObjectID="_1850825681" r:id="rId473"/>
         </w:object>
       </w:r>
     </w:p>
@@ -14087,10 +14130,10 @@
           <w:position w:val="-13"/>
         </w:rPr>
         <w:object w:dxaOrig="6052" w:dyaOrig="386" w14:anchorId="7FBA894B">
-          <v:shape id="_x0000_i60433" type="#_x0000_t75" style="width:302.6pt;height:19.15pt" o:ole="">
-            <v:imagedata r:id="rId473" o:title=""/>
-          </v:shape>
-          <o:OLEObject Type="Embed" ProgID="Equation.AxMath" ShapeID="_x0000_i60433" DrawAspect="Content" ObjectID="_1850815129" r:id="rId474"/>
+          <v:shape id="_x0000_i60433" type="#_x0000_t75" style="width:302.5pt;height:19pt" o:ole="">
+            <v:imagedata r:id="rId474" o:title=""/>
+          </v:shape>
+          <o:OLEObject Type="Embed" ProgID="Equation.AxMath" ShapeID="_x0000_i60433" DrawAspect="Content" ObjectID="_1850825682" r:id="rId475"/>
         </w:object>
       </w:r>
     </w:p>
@@ -14106,10 +14149,10 @@
           <w:position w:val="-11"/>
         </w:rPr>
         <w:object w:dxaOrig="135" w:dyaOrig="357" w14:anchorId="323209DE">
-          <v:shape id="_x0000_i60434" type="#_x0000_t75" style="width:6.4pt;height:17.75pt" o:ole="">
-            <v:imagedata r:id="rId176" o:title=""/>
-          </v:shape>
-          <o:OLEObject Type="Embed" ProgID="Equation.AxMath" ShapeID="_x0000_i60434" DrawAspect="Content" ObjectID="_1850815130" r:id="rId475"/>
+          <v:shape id="_x0000_i60434" type="#_x0000_t75" style="width:6.5pt;height:18pt" o:ole="">
+            <v:imagedata r:id="rId177" o:title=""/>
+          </v:shape>
+          <o:OLEObject Type="Embed" ProgID="Equation.AxMath" ShapeID="_x0000_i60434" DrawAspect="Content" ObjectID="_1850825683" r:id="rId476"/>
         </w:object>
       </w:r>
       <w:r>
@@ -14176,10 +14219,10 @@
                 <w:position w:val="-26"/>
               </w:rPr>
               <w:object w:dxaOrig="3093" w:dyaOrig="658" w14:anchorId="44B1662F">
-                <v:shape id="_x0000_i60435" type="#_x0000_t75" style="width:154.95pt;height:32.8pt" o:ole="">
-                  <v:imagedata r:id="rId476" o:title=""/>
+                <v:shape id="_x0000_i60435" type="#_x0000_t75" style="width:155pt;height:32.5pt" o:ole="">
+                  <v:imagedata r:id="rId477" o:title=""/>
                 </v:shape>
-                <o:OLEObject Type="Embed" ProgID="Equation.AxMath" ShapeID="_x0000_i60435" DrawAspect="Content" ObjectID="_1850815131" r:id="rId477"/>
+                <o:OLEObject Type="Embed" ProgID="Equation.AxMath" ShapeID="_x0000_i60435" DrawAspect="Content" ObjectID="_1850825684" r:id="rId478"/>
               </w:object>
             </w:r>
           </w:p>
@@ -14202,10 +14245,10 @@
                 <w:position w:val="-26"/>
               </w:rPr>
               <w:object w:dxaOrig="2584" w:dyaOrig="658" w14:anchorId="64A9FF6D">
-                <v:shape id="_x0000_i60436" type="#_x0000_t75" style="width:129.4pt;height:32.8pt" o:ole="">
-                  <v:imagedata r:id="rId478" o:title=""/>
+                <v:shape id="_x0000_i60436" type="#_x0000_t75" style="width:129.5pt;height:32.5pt" o:ole="">
+                  <v:imagedata r:id="rId479" o:title=""/>
                 </v:shape>
-                <o:OLEObject Type="Embed" ProgID="Equation.AxMath" ShapeID="_x0000_i60436" DrawAspect="Content" ObjectID="_1850815132" r:id="rId479"/>
+                <o:OLEObject Type="Embed" ProgID="Equation.AxMath" ShapeID="_x0000_i60436" DrawAspect="Content" ObjectID="_1850825685" r:id="rId480"/>
               </w:object>
             </w:r>
           </w:p>
@@ -14313,10 +14356,10 @@
           <w:position w:val="-30"/>
         </w:rPr>
         <w:object w:dxaOrig="1624" w:dyaOrig="734" w14:anchorId="68B8D714">
-          <v:shape id="_x0000_i60437" type="#_x0000_t75" style="width:81.55pt;height:36.45pt" o:ole="">
-            <v:imagedata r:id="rId250" o:title=""/>
-          </v:shape>
-          <o:OLEObject Type="Embed" ProgID="Equation.AxMath" ShapeID="_x0000_i60437" DrawAspect="Content" ObjectID="_1850815133" r:id="rId480"/>
+          <v:shape id="_x0000_i60437" type="#_x0000_t75" style="width:81.5pt;height:36.5pt" o:ole="">
+            <v:imagedata r:id="rId251" o:title=""/>
+          </v:shape>
+          <o:OLEObject Type="Embed" ProgID="Equation.AxMath" ShapeID="_x0000_i60437" DrawAspect="Content" ObjectID="_1850825686" r:id="rId481"/>
         </w:object>
       </w:r>
     </w:p>
@@ -14347,10 +14390,10 @@
           <w:position w:val="-26"/>
         </w:rPr>
         <w:object w:dxaOrig="1414" w:dyaOrig="655" w14:anchorId="16201C58">
-          <v:shape id="_x0000_i60438" type="#_x0000_t75" style="width:70.65pt;height:32.8pt" o:ole="">
-            <v:imagedata r:id="rId252" o:title=""/>
-          </v:shape>
-          <o:OLEObject Type="Embed" ProgID="Equation.AxMath" ShapeID="_x0000_i60438" DrawAspect="Content" ObjectID="_1850815134" r:id="rId481"/>
+          <v:shape id="_x0000_i60438" type="#_x0000_t75" style="width:70.5pt;height:33pt" o:ole="">
+            <v:imagedata r:id="rId253" o:title=""/>
+          </v:shape>
+          <o:OLEObject Type="Embed" ProgID="Equation.AxMath" ShapeID="_x0000_i60438" DrawAspect="Content" ObjectID="_1850825687" r:id="rId482"/>
         </w:object>
       </w:r>
     </w:p>
@@ -14381,10 +14424,10 @@
           <w:position w:val="-13"/>
         </w:rPr>
         <w:object w:dxaOrig="736" w:dyaOrig="397" w14:anchorId="68EC1C08">
-          <v:shape id="_x0000_i60439" type="#_x0000_t75" style="width:36.9pt;height:20.05pt" o:ole="">
-            <v:imagedata r:id="rId482" o:title=""/>
-          </v:shape>
-          <o:OLEObject Type="Embed" ProgID="Equation.AxMath" ShapeID="_x0000_i60439" DrawAspect="Content" ObjectID="_1850815135" r:id="rId483"/>
+          <v:shape id="_x0000_i60439" type="#_x0000_t75" style="width:37pt;height:20pt" o:ole="">
+            <v:imagedata r:id="rId483" o:title=""/>
+          </v:shape>
+          <o:OLEObject Type="Embed" ProgID="Equation.AxMath" ShapeID="_x0000_i60439" DrawAspect="Content" ObjectID="_1850825688" r:id="rId484"/>
         </w:object>
       </w:r>
       <w:r>
@@ -14395,10 +14438,10 @@
           <w:position w:val="-13"/>
         </w:rPr>
         <w:object w:dxaOrig="564" w:dyaOrig="385" w14:anchorId="44FC445C">
-          <v:shape id="_x0000_i60440" type="#_x0000_t75" style="width:28.25pt;height:19.15pt" o:ole="">
-            <v:imagedata r:id="rId484" o:title=""/>
-          </v:shape>
-          <o:OLEObject Type="Embed" ProgID="Equation.AxMath" ShapeID="_x0000_i60440" DrawAspect="Content" ObjectID="_1850815136" r:id="rId485"/>
+          <v:shape id="_x0000_i60440" type="#_x0000_t75" style="width:28pt;height:19pt" o:ole="">
+            <v:imagedata r:id="rId485" o:title=""/>
+          </v:shape>
+          <o:OLEObject Type="Embed" ProgID="Equation.AxMath" ShapeID="_x0000_i60440" DrawAspect="Content" ObjectID="_1850825689" r:id="rId486"/>
         </w:object>
       </w:r>
       <w:r>
@@ -14409,10 +14452,10 @@
           <w:position w:val="-13"/>
         </w:rPr>
         <w:object w:dxaOrig="238" w:dyaOrig="385" w14:anchorId="1CD75504">
-          <v:shape id="_x0000_i60441" type="#_x0000_t75" style="width:11.85pt;height:19.15pt" o:ole="">
-            <v:imagedata r:id="rId486" o:title=""/>
-          </v:shape>
-          <o:OLEObject Type="Embed" ProgID="Equation.AxMath" ShapeID="_x0000_i60441" DrawAspect="Content" ObjectID="_1850815137" r:id="rId487"/>
+          <v:shape id="_x0000_i60441" type="#_x0000_t75" style="width:12pt;height:19pt" o:ole="">
+            <v:imagedata r:id="rId487" o:title=""/>
+          </v:shape>
+          <o:OLEObject Type="Embed" ProgID="Equation.AxMath" ShapeID="_x0000_i60441" DrawAspect="Content" ObjectID="_1850825690" r:id="rId488"/>
         </w:object>
       </w:r>
       <w:r>
@@ -14423,10 +14466,10 @@
           <w:position w:val="-13"/>
         </w:rPr>
         <w:object w:dxaOrig="358" w:dyaOrig="385" w14:anchorId="0BE53AE5">
-          <v:shape id="_x0000_i60442" type="#_x0000_t75" style="width:18.25pt;height:19.15pt" o:ole="">
-            <v:imagedata r:id="rId488" o:title=""/>
-          </v:shape>
-          <o:OLEObject Type="Embed" ProgID="Equation.AxMath" ShapeID="_x0000_i60442" DrawAspect="Content" ObjectID="_1850815138" r:id="rId489"/>
+          <v:shape id="_x0000_i60442" type="#_x0000_t75" style="width:18pt;height:19pt" o:ole="">
+            <v:imagedata r:id="rId489" o:title=""/>
+          </v:shape>
+          <o:OLEObject Type="Embed" ProgID="Equation.AxMath" ShapeID="_x0000_i60442" DrawAspect="Content" ObjectID="_1850825691" r:id="rId490"/>
         </w:object>
       </w:r>
       <w:r>
@@ -14437,10 +14480,10 @@
           <w:position w:val="-13"/>
         </w:rPr>
         <w:object w:dxaOrig="226" w:dyaOrig="385" w14:anchorId="74111EC2">
-          <v:shape id="_x0000_i60443" type="#_x0000_t75" style="width:11.4pt;height:19.15pt" o:ole="">
-            <v:imagedata r:id="rId490" o:title=""/>
-          </v:shape>
-          <o:OLEObject Type="Embed" ProgID="Equation.AxMath" ShapeID="_x0000_i60443" DrawAspect="Content" ObjectID="_1850815139" r:id="rId491"/>
+          <v:shape id="_x0000_i60443" type="#_x0000_t75" style="width:11.5pt;height:19pt" o:ole="">
+            <v:imagedata r:id="rId491" o:title=""/>
+          </v:shape>
+          <o:OLEObject Type="Embed" ProgID="Equation.AxMath" ShapeID="_x0000_i60443" DrawAspect="Content" ObjectID="_1850825692" r:id="rId492"/>
         </w:object>
       </w:r>
       <w:r>
@@ -14451,10 +14494,10 @@
           <w:position w:val="-13"/>
         </w:rPr>
         <w:object w:dxaOrig="297" w:dyaOrig="385" w14:anchorId="4FD5E1D3">
-          <v:shape id="_x0000_i60444" type="#_x0000_t75" style="width:15.05pt;height:19.15pt" o:ole="">
-            <v:imagedata r:id="rId492" o:title=""/>
-          </v:shape>
-          <o:OLEObject Type="Embed" ProgID="Equation.AxMath" ShapeID="_x0000_i60444" DrawAspect="Content" ObjectID="_1850815140" r:id="rId493"/>
+          <v:shape id="_x0000_i60444" type="#_x0000_t75" style="width:15pt;height:19pt" o:ole="">
+            <v:imagedata r:id="rId493" o:title=""/>
+          </v:shape>
+          <o:OLEObject Type="Embed" ProgID="Equation.AxMath" ShapeID="_x0000_i60444" DrawAspect="Content" ObjectID="_1850825693" r:id="rId494"/>
         </w:object>
       </w:r>
       <w:r>
@@ -14471,10 +14514,10 @@
           <w:position w:val="-31"/>
         </w:rPr>
         <w:object w:dxaOrig="1093" w:dyaOrig="760" w14:anchorId="5B45447A">
-          <v:shape id="_x0000_i60445" type="#_x0000_t75" style="width:54.7pt;height:37.8pt" o:ole="">
-            <v:imagedata r:id="rId494" o:title=""/>
-          </v:shape>
-          <o:OLEObject Type="Embed" ProgID="Equation.AxMath" ShapeID="_x0000_i60445" DrawAspect="Content" ObjectID="_1850815141" r:id="rId495"/>
+          <v:shape id="_x0000_i60445" type="#_x0000_t75" style="width:55pt;height:38pt" o:ole="">
+            <v:imagedata r:id="rId495" o:title=""/>
+          </v:shape>
+          <o:OLEObject Type="Embed" ProgID="Equation.AxMath" ShapeID="_x0000_i60445" DrawAspect="Content" ObjectID="_1850825694" r:id="rId496"/>
         </w:object>
       </w:r>
     </w:p>
@@ -14502,10 +14545,10 @@
           <w:position w:val="-26"/>
         </w:rPr>
         <w:object w:dxaOrig="5119" w:dyaOrig="675" w14:anchorId="0B60DA95">
-          <v:shape id="_x0000_i71686" type="#_x0000_t75" style="width:256.1pt;height:33.7pt" o:ole="">
-            <v:imagedata r:id="rId496" o:title=""/>
-          </v:shape>
-          <o:OLEObject Type="Embed" ProgID="Equation.AxMath" ShapeID="_x0000_i71686" DrawAspect="Content" ObjectID="_1850815142" r:id="rId497"/>
+          <v:shape id="_x0000_i71686" type="#_x0000_t75" style="width:256pt;height:33.5pt" o:ole="">
+            <v:imagedata r:id="rId497" o:title=""/>
+          </v:shape>
+          <o:OLEObject Type="Embed" ProgID="Equation.AxMath" ShapeID="_x0000_i71686" DrawAspect="Content" ObjectID="_1850825695" r:id="rId498"/>
         </w:object>
       </w:r>
     </w:p>
@@ -14514,6 +14557,7 @@
         <w:ind w:firstLine="480"/>
       </w:pPr>
       <w:r>
+        <w:lastRenderedPageBreak/>
         <w:t>并用</w:t>
       </w:r>
       <w:r>
@@ -14521,10 +14565,10 @@
           <w:position w:val="-26"/>
         </w:rPr>
         <w:object w:dxaOrig="1085" w:dyaOrig="655" w14:anchorId="1DAE4CF0">
-          <v:shape id="_x0000_i71682" type="#_x0000_t75" style="width:54.25pt;height:32.8pt" o:ole="">
-            <v:imagedata r:id="rId498" o:title=""/>
-          </v:shape>
-          <o:OLEObject Type="Embed" ProgID="Equation.AxMath" ShapeID="_x0000_i71682" DrawAspect="Content" ObjectID="_1850815143" r:id="rId499"/>
+          <v:shape id="_x0000_i71682" type="#_x0000_t75" style="width:54pt;height:32.5pt" o:ole="">
+            <v:imagedata r:id="rId499" o:title=""/>
+          </v:shape>
+          <o:OLEObject Type="Embed" ProgID="Equation.AxMath" ShapeID="_x0000_i71682" DrawAspect="Content" ObjectID="_1850825696" r:id="rId500"/>
         </w:object>
       </w:r>
       <w:r>
@@ -14535,10 +14579,10 @@
           <w:position w:val="-26"/>
         </w:rPr>
         <w:object w:dxaOrig="1080" w:dyaOrig="655" w14:anchorId="42CA5F9D">
-          <v:shape id="_x0000_i71684" type="#_x0000_t75" style="width:54.25pt;height:32.8pt" o:ole="">
-            <v:imagedata r:id="rId500" o:title=""/>
-          </v:shape>
-          <o:OLEObject Type="Embed" ProgID="Equation.AxMath" ShapeID="_x0000_i71684" DrawAspect="Content" ObjectID="_1850815144" r:id="rId501"/>
+          <v:shape id="_x0000_i71684" type="#_x0000_t75" style="width:54pt;height:32.5pt" o:ole="">
+            <v:imagedata r:id="rId501" o:title=""/>
+          </v:shape>
+          <o:OLEObject Type="Embed" ProgID="Equation.AxMath" ShapeID="_x0000_i71684" DrawAspect="Content" ObjectID="_1850825697" r:id="rId502"/>
         </w:object>
       </w:r>
       <w:r>
@@ -14555,10 +14599,10 @@
           <w:position w:val="-31"/>
         </w:rPr>
         <w:object w:dxaOrig="2402" w:dyaOrig="760" w14:anchorId="68C2EE5D">
-          <v:shape id="_x0000_i60449" type="#_x0000_t75" style="width:119.85pt;height:37.8pt" o:ole="">
-            <v:imagedata r:id="rId502" o:title=""/>
-          </v:shape>
-          <o:OLEObject Type="Embed" ProgID="Equation.AxMath" ShapeID="_x0000_i60449" DrawAspect="Content" ObjectID="_1850815145" r:id="rId503"/>
+          <v:shape id="_x0000_i60449" type="#_x0000_t75" style="width:120pt;height:38pt" o:ole="">
+            <v:imagedata r:id="rId503" o:title=""/>
+          </v:shape>
+          <o:OLEObject Type="Embed" ProgID="Equation.AxMath" ShapeID="_x0000_i60449" DrawAspect="Content" ObjectID="_1850825698" r:id="rId504"/>
         </w:object>
       </w:r>
     </w:p>
@@ -14580,10 +14624,10 @@
           <w:position w:val="-28"/>
         </w:rPr>
         <w:object w:dxaOrig="2915" w:dyaOrig="704" w14:anchorId="193F47F2">
-          <v:shape id="_x0000_i60450" type="#_x0000_t75" style="width:145.8pt;height:35.1pt" o:ole="">
-            <v:imagedata r:id="rId504" o:title=""/>
-          </v:shape>
-          <o:OLEObject Type="Embed" ProgID="Equation.AxMath" ShapeID="_x0000_i60450" DrawAspect="Content" ObjectID="_1850815146" r:id="rId505"/>
+          <v:shape id="_x0000_i60450" type="#_x0000_t75" style="width:146pt;height:35pt" o:ole="">
+            <v:imagedata r:id="rId505" o:title=""/>
+          </v:shape>
+          <o:OLEObject Type="Embed" ProgID="Equation.AxMath" ShapeID="_x0000_i60450" DrawAspect="Content" ObjectID="_1850825699" r:id="rId506"/>
         </w:object>
       </w:r>
     </w:p>
@@ -14605,10 +14649,10 @@
           <w:position w:val="-12"/>
         </w:rPr>
         <w:object w:dxaOrig="4836" w:dyaOrig="376" w14:anchorId="2BB7C071">
-          <v:shape id="_x0000_i71688" type="#_x0000_t75" style="width:241.95pt;height:18.7pt" o:ole="">
-            <v:imagedata r:id="rId506" o:title=""/>
-          </v:shape>
-          <o:OLEObject Type="Embed" ProgID="Equation.AxMath" ShapeID="_x0000_i71688" DrawAspect="Content" ObjectID="_1850815147" r:id="rId507"/>
+          <v:shape id="_x0000_i71688" type="#_x0000_t75" style="width:242pt;height:19pt" o:ole="">
+            <v:imagedata r:id="rId507" o:title=""/>
+          </v:shape>
+          <o:OLEObject Type="Embed" ProgID="Equation.AxMath" ShapeID="_x0000_i71688" DrawAspect="Content" ObjectID="_1850825700" r:id="rId508"/>
         </w:object>
       </w:r>
     </w:p>
@@ -14630,10 +14674,10 @@
           <w:position w:val="-26"/>
         </w:rPr>
         <w:object w:dxaOrig="2550" w:dyaOrig="677" w14:anchorId="435E8B5D">
-          <v:shape id="_x0000_i71690" type="#_x0000_t75" style="width:127.6pt;height:34.2pt" o:ole="">
-            <v:imagedata r:id="rId508" o:title=""/>
-          </v:shape>
-          <o:OLEObject Type="Embed" ProgID="Equation.AxMath" ShapeID="_x0000_i71690" DrawAspect="Content" ObjectID="_1850815148" r:id="rId509"/>
+          <v:shape id="_x0000_i71690" type="#_x0000_t75" style="width:127.5pt;height:34pt" o:ole="">
+            <v:imagedata r:id="rId509" o:title=""/>
+          </v:shape>
+          <o:OLEObject Type="Embed" ProgID="Equation.AxMath" ShapeID="_x0000_i71690" DrawAspect="Content" ObjectID="_1850825701" r:id="rId510"/>
         </w:object>
       </w:r>
     </w:p>
@@ -14642,7 +14686,6 @@
         <w:ind w:firstLine="480"/>
       </w:pPr>
       <w:r>
-        <w:lastRenderedPageBreak/>
         <w:t>其中，</w:t>
       </w:r>
       <w:r>
@@ -14650,10 +14693,10 @@
           <w:position w:val="-13"/>
         </w:rPr>
         <w:object w:dxaOrig="273" w:dyaOrig="385" w14:anchorId="1D15403C">
-          <v:shape id="_x0000_i60453" type="#_x0000_t75" style="width:13.65pt;height:19.15pt" o:ole="">
-            <v:imagedata r:id="rId510" o:title=""/>
-          </v:shape>
-          <o:OLEObject Type="Embed" ProgID="Equation.AxMath" ShapeID="_x0000_i60453" DrawAspect="Content" ObjectID="_1850815149" r:id="rId511"/>
+          <v:shape id="_x0000_i60453" type="#_x0000_t75" style="width:13.5pt;height:19pt" o:ole="">
+            <v:imagedata r:id="rId511" o:title=""/>
+          </v:shape>
+          <o:OLEObject Type="Embed" ProgID="Equation.AxMath" ShapeID="_x0000_i60453" DrawAspect="Content" ObjectID="_1850825702" r:id="rId512"/>
         </w:object>
       </w:r>
       <w:r>
@@ -14664,10 +14707,10 @@
           <w:position w:val="-12"/>
         </w:rPr>
         <w:object w:dxaOrig="135" w:dyaOrig="382" w14:anchorId="534E0248">
-          <v:shape id="_x0000_i60454" type="#_x0000_t75" style="width:6.85pt;height:19.15pt" o:ole="">
-            <v:imagedata r:id="rId262" o:title=""/>
-          </v:shape>
-          <o:OLEObject Type="Embed" ProgID="Equation.AxMath" ShapeID="_x0000_i60454" DrawAspect="Content" ObjectID="_1850815150" r:id="rId512"/>
+          <v:shape id="_x0000_i60454" type="#_x0000_t75" style="width:7pt;height:19pt" o:ole="">
+            <v:imagedata r:id="rId263" o:title=""/>
+          </v:shape>
+          <o:OLEObject Type="Embed" ProgID="Equation.AxMath" ShapeID="_x0000_i60454" DrawAspect="Content" ObjectID="_1850825703" r:id="rId513"/>
         </w:object>
       </w:r>
       <w:r>
@@ -14678,10 +14721,10 @@
           <w:position w:val="-13"/>
         </w:rPr>
         <w:object w:dxaOrig="1014" w:dyaOrig="385" w14:anchorId="72BA5EBE">
-          <v:shape id="_x0000_i60455" type="#_x0000_t75" style="width:50.6pt;height:19.15pt" o:ole="">
-            <v:imagedata r:id="rId513" o:title=""/>
-          </v:shape>
-          <o:OLEObject Type="Embed" ProgID="Equation.AxMath" ShapeID="_x0000_i60455" DrawAspect="Content" ObjectID="_1850815151" r:id="rId514"/>
+          <v:shape id="_x0000_i60455" type="#_x0000_t75" style="width:50.5pt;height:19pt" o:ole="">
+            <v:imagedata r:id="rId514" o:title=""/>
+          </v:shape>
+          <o:OLEObject Type="Embed" ProgID="Equation.AxMath" ShapeID="_x0000_i60455" DrawAspect="Content" ObjectID="_1850825704" r:id="rId515"/>
         </w:object>
       </w:r>
       <w:r>
@@ -14692,10 +14735,10 @@
           <w:position w:val="-13"/>
         </w:rPr>
         <w:object w:dxaOrig="272" w:dyaOrig="385" w14:anchorId="72D19003">
-          <v:shape id="_x0000_i60456" type="#_x0000_t75" style="width:13.65pt;height:19.15pt" o:ole="">
-            <v:imagedata r:id="rId515" o:title=""/>
-          </v:shape>
-          <o:OLEObject Type="Embed" ProgID="Equation.AxMath" ShapeID="_x0000_i60456" DrawAspect="Content" ObjectID="_1850815152" r:id="rId516"/>
+          <v:shape id="_x0000_i60456" type="#_x0000_t75" style="width:13.5pt;height:19pt" o:ole="">
+            <v:imagedata r:id="rId516" o:title=""/>
+          </v:shape>
+          <o:OLEObject Type="Embed" ProgID="Equation.AxMath" ShapeID="_x0000_i60456" DrawAspect="Content" ObjectID="_1850825705" r:id="rId517"/>
         </w:object>
       </w:r>
       <w:r>
@@ -14706,10 +14749,10 @@
           <w:position w:val="-26"/>
         </w:rPr>
         <w:object w:dxaOrig="527" w:dyaOrig="663" w14:anchorId="6C8EBFFE">
-          <v:shape id="_x0000_i71696" type="#_x0000_t75" style="width:26.45pt;height:33.25pt" o:ole="">
-            <v:imagedata r:id="rId517" o:title=""/>
-          </v:shape>
-          <o:OLEObject Type="Embed" ProgID="Equation.AxMath" ShapeID="_x0000_i71696" DrawAspect="Content" ObjectID="_1850815153" r:id="rId518"/>
+          <v:shape id="_x0000_i71696" type="#_x0000_t75" style="width:26.5pt;height:33.5pt" o:ole="">
+            <v:imagedata r:id="rId518" o:title=""/>
+          </v:shape>
+          <o:OLEObject Type="Embed" ProgID="Equation.AxMath" ShapeID="_x0000_i71696" DrawAspect="Content" ObjectID="_1850825706" r:id="rId519"/>
         </w:object>
       </w:r>
       <w:r>
@@ -14720,10 +14763,10 @@
           <w:position w:val="-13"/>
         </w:rPr>
         <w:object w:dxaOrig="206" w:dyaOrig="385" w14:anchorId="3B686BAF">
-          <v:shape id="_x0000_i60458" type="#_x0000_t75" style="width:10.05pt;height:19.15pt" o:ole="">
-            <v:imagedata r:id="rId519" o:title=""/>
-          </v:shape>
-          <o:OLEObject Type="Embed" ProgID="Equation.AxMath" ShapeID="_x0000_i60458" DrawAspect="Content" ObjectID="_1850815154" r:id="rId520"/>
+          <v:shape id="_x0000_i60458" type="#_x0000_t75" style="width:10pt;height:19pt" o:ole="">
+            <v:imagedata r:id="rId520" o:title=""/>
+          </v:shape>
+          <o:OLEObject Type="Embed" ProgID="Equation.AxMath" ShapeID="_x0000_i60458" DrawAspect="Content" ObjectID="_1850825707" r:id="rId521"/>
         </w:object>
       </w:r>
       <w:r>
@@ -14765,10 +14808,10 @@
           <w:position w:val="-13"/>
         </w:rPr>
         <w:object w:dxaOrig="410" w:dyaOrig="385" w14:anchorId="2FF7EE85">
-          <v:shape id="_x0000_i60459" type="#_x0000_t75" style="width:20.5pt;height:19.15pt" o:ole="">
-            <v:imagedata r:id="rId521" o:title=""/>
-          </v:shape>
-          <o:OLEObject Type="Embed" ProgID="Equation.AxMath" ShapeID="_x0000_i60459" DrawAspect="Content" ObjectID="_1850815155" r:id="rId522"/>
+          <v:shape id="_x0000_i60459" type="#_x0000_t75" style="width:20.5pt;height:19pt" o:ole="">
+            <v:imagedata r:id="rId522" o:title=""/>
+          </v:shape>
+          <o:OLEObject Type="Embed" ProgID="Equation.AxMath" ShapeID="_x0000_i60459" DrawAspect="Content" ObjectID="_1850825708" r:id="rId523"/>
         </w:object>
       </w:r>
       <w:r>
@@ -14786,10 +14829,10 @@
           <w:position w:val="-12"/>
         </w:rPr>
         <w:object w:dxaOrig="600" w:dyaOrig="360" w14:anchorId="558624E7">
-          <v:shape id="_x0000_i60460" type="#_x0000_t75" style="width:30.1pt;height:18.25pt" o:ole="">
-            <v:imagedata r:id="rId457" o:title=""/>
-          </v:shape>
-          <o:OLEObject Type="Embed" ProgID="Equation.AxMath" ShapeID="_x0000_i60460" DrawAspect="Content" ObjectID="_1850815156" r:id="rId523"/>
+          <v:shape id="_x0000_i60460" type="#_x0000_t75" style="width:30pt;height:18pt" o:ole="">
+            <v:imagedata r:id="rId458" o:title=""/>
+          </v:shape>
+          <o:OLEObject Type="Embed" ProgID="Equation.AxMath" ShapeID="_x0000_i60460" DrawAspect="Content" ObjectID="_1850825709" r:id="rId524"/>
         </w:object>
       </w:r>
       <w:r>
@@ -14810,10 +14853,10 @@
           <w:position w:val="-26"/>
         </w:rPr>
         <w:object w:dxaOrig="5466" w:dyaOrig="663" w14:anchorId="1642A1CA">
-          <v:shape id="_x0000_i71698" type="#_x0000_t75" style="width:273.4pt;height:33.25pt" o:ole="">
-            <v:imagedata r:id="rId524" o:title=""/>
-          </v:shape>
-          <o:OLEObject Type="Embed" ProgID="Equation.AxMath" ShapeID="_x0000_i71698" DrawAspect="Content" ObjectID="_1850815157" r:id="rId525"/>
+          <v:shape id="_x0000_i71698" type="#_x0000_t75" style="width:273.5pt;height:33.5pt" o:ole="">
+            <v:imagedata r:id="rId525" o:title=""/>
+          </v:shape>
+          <o:OLEObject Type="Embed" ProgID="Equation.AxMath" ShapeID="_x0000_i71698" DrawAspect="Content" ObjectID="_1850825710" r:id="rId526"/>
         </w:object>
       </w:r>
     </w:p>
@@ -14829,10 +14872,10 @@
           <w:position w:val="-12"/>
         </w:rPr>
         <w:object w:dxaOrig="1723" w:dyaOrig="382" w14:anchorId="15457D21">
-          <v:shape id="_x0000_i60462" type="#_x0000_t75" style="width:86.15pt;height:19.15pt" o:ole="">
-            <v:imagedata r:id="rId526" o:title=""/>
-          </v:shape>
-          <o:OLEObject Type="Embed" ProgID="Equation.AxMath" ShapeID="_x0000_i60462" DrawAspect="Content" ObjectID="_1850815158" r:id="rId527"/>
+          <v:shape id="_x0000_i60462" type="#_x0000_t75" style="width:86pt;height:19pt" o:ole="">
+            <v:imagedata r:id="rId527" o:title=""/>
+          </v:shape>
+          <o:OLEObject Type="Embed" ProgID="Equation.AxMath" ShapeID="_x0000_i60462" DrawAspect="Content" ObjectID="_1850825711" r:id="rId528"/>
         </w:object>
       </w:r>
       <w:r>
@@ -14855,10 +14898,10 @@
           <w:position w:val="-29"/>
         </w:rPr>
         <w:object w:dxaOrig="3553" w:dyaOrig="727" w14:anchorId="25DE1E0D">
-          <v:shape id="_x0000_i60463" type="#_x0000_t75" style="width:177.7pt;height:36.45pt" o:ole="">
-            <v:imagedata r:id="rId528" o:title=""/>
-          </v:shape>
-          <o:OLEObject Type="Embed" ProgID="Equation.AxMath" ShapeID="_x0000_i60463" DrawAspect="Content" ObjectID="_1850815159" r:id="rId529"/>
+          <v:shape id="_x0000_i60463" type="#_x0000_t75" style="width:178pt;height:36.5pt" o:ole="">
+            <v:imagedata r:id="rId529" o:title=""/>
+          </v:shape>
+          <o:OLEObject Type="Embed" ProgID="Equation.AxMath" ShapeID="_x0000_i60463" DrawAspect="Content" ObjectID="_1850825712" r:id="rId530"/>
         </w:object>
       </w:r>
     </w:p>
@@ -14874,10 +14917,10 @@
           <w:position w:val="-13"/>
         </w:rPr>
         <w:object w:dxaOrig="410" w:dyaOrig="385" w14:anchorId="5533A200">
-          <v:shape id="_x0000_i60464" type="#_x0000_t75" style="width:20.5pt;height:19.15pt" o:ole="">
-            <v:imagedata r:id="rId521" o:title=""/>
-          </v:shape>
-          <o:OLEObject Type="Embed" ProgID="Equation.AxMath" ShapeID="_x0000_i60464" DrawAspect="Content" ObjectID="_1850815160" r:id="rId530"/>
+          <v:shape id="_x0000_i60464" type="#_x0000_t75" style="width:20.5pt;height:19pt" o:ole="">
+            <v:imagedata r:id="rId522" o:title=""/>
+          </v:shape>
+          <o:OLEObject Type="Embed" ProgID="Equation.AxMath" ShapeID="_x0000_i60464" DrawAspect="Content" ObjectID="_1850825713" r:id="rId531"/>
         </w:object>
       </w:r>
       <w:r>
@@ -14896,10 +14939,10 @@
           <w:position w:val="-13"/>
         </w:rPr>
         <w:object w:dxaOrig="415" w:dyaOrig="385" w14:anchorId="38DACC91">
-          <v:shape id="_x0000_i60465" type="#_x0000_t75" style="width:20.5pt;height:19.15pt" o:ole="">
-            <v:imagedata r:id="rId531" o:title=""/>
-          </v:shape>
-          <o:OLEObject Type="Embed" ProgID="Equation.AxMath" ShapeID="_x0000_i60465" DrawAspect="Content" ObjectID="_1850815161" r:id="rId532"/>
+          <v:shape id="_x0000_i60465" type="#_x0000_t75" style="width:20.5pt;height:19pt" o:ole="">
+            <v:imagedata r:id="rId532" o:title=""/>
+          </v:shape>
+          <o:OLEObject Type="Embed" ProgID="Equation.AxMath" ShapeID="_x0000_i60465" DrawAspect="Content" ObjectID="_1850825714" r:id="rId533"/>
         </w:object>
       </w:r>
       <w:r>
@@ -14916,10 +14959,10 @@
           <w:position w:val="-28"/>
         </w:rPr>
         <w:object w:dxaOrig="1868" w:dyaOrig="704" w14:anchorId="3CE6A61A">
-          <v:shape id="_x0000_i60466" type="#_x0000_t75" style="width:93.4pt;height:35.1pt" o:ole="">
-            <v:imagedata r:id="rId459" o:title=""/>
-          </v:shape>
-          <o:OLEObject Type="Embed" ProgID="Equation.AxMath" ShapeID="_x0000_i60466" DrawAspect="Content" ObjectID="_1850815162" r:id="rId533"/>
+          <v:shape id="_x0000_i60466" type="#_x0000_t75" style="width:93.5pt;height:35pt" o:ole="">
+            <v:imagedata r:id="rId460" o:title=""/>
+          </v:shape>
+          <o:OLEObject Type="Embed" ProgID="Equation.AxMath" ShapeID="_x0000_i60466" DrawAspect="Content" ObjectID="_1850825715" r:id="rId534"/>
         </w:object>
       </w:r>
     </w:p>
@@ -14941,10 +14984,10 @@
           <w:position w:val="-26"/>
         </w:rPr>
         <w:object w:dxaOrig="6873" w:dyaOrig="663" w14:anchorId="777EFB99">
-          <v:shape id="_x0000_i71700" type="#_x0000_t75" style="width:343.6pt;height:33.25pt" o:ole="">
-            <v:imagedata r:id="rId534" o:title=""/>
-          </v:shape>
-          <o:OLEObject Type="Embed" ProgID="Equation.AxMath" ShapeID="_x0000_i71700" DrawAspect="Content" ObjectID="_1850815163" r:id="rId535"/>
+          <v:shape id="_x0000_i71700" type="#_x0000_t75" style="width:343.5pt;height:33.5pt" o:ole="">
+            <v:imagedata r:id="rId535" o:title=""/>
+          </v:shape>
+          <o:OLEObject Type="Embed" ProgID="Equation.AxMath" ShapeID="_x0000_i71700" DrawAspect="Content" ObjectID="_1850825716" r:id="rId536"/>
         </w:object>
       </w:r>
     </w:p>
@@ -14960,10 +15003,10 @@
           <w:position w:val="-13"/>
         </w:rPr>
         <w:object w:dxaOrig="563" w:dyaOrig="397" w14:anchorId="5D8719B6">
-          <v:shape id="_x0000_i60468" type="#_x0000_t75" style="width:28.25pt;height:20.05pt" o:ole="">
-            <v:imagedata r:id="rId536" o:title=""/>
-          </v:shape>
-          <o:OLEObject Type="Embed" ProgID="Equation.AxMath" ShapeID="_x0000_i60468" DrawAspect="Content" ObjectID="_1850815164" r:id="rId537"/>
+          <v:shape id="_x0000_i60468" type="#_x0000_t75" style="width:28pt;height:20pt" o:ole="">
+            <v:imagedata r:id="rId537" o:title=""/>
+          </v:shape>
+          <o:OLEObject Type="Embed" ProgID="Equation.AxMath" ShapeID="_x0000_i60468" DrawAspect="Content" ObjectID="_1850825717" r:id="rId538"/>
         </w:object>
       </w:r>
       <w:r>
@@ -14974,10 +15017,10 @@
           <w:position w:val="-13"/>
         </w:rPr>
         <w:object w:dxaOrig="322" w:dyaOrig="388" w14:anchorId="22F24225">
-          <v:shape id="_x0000_i60469" type="#_x0000_t75" style="width:15.95pt;height:19.6pt" o:ole="">
-            <v:imagedata r:id="rId538" o:title=""/>
-          </v:shape>
-          <o:OLEObject Type="Embed" ProgID="Equation.AxMath" ShapeID="_x0000_i60469" DrawAspect="Content" ObjectID="_1850815165" r:id="rId539"/>
+          <v:shape id="_x0000_i60469" type="#_x0000_t75" style="width:16pt;height:19.5pt" o:ole="">
+            <v:imagedata r:id="rId539" o:title=""/>
+          </v:shape>
+          <o:OLEObject Type="Embed" ProgID="Equation.AxMath" ShapeID="_x0000_i60469" DrawAspect="Content" ObjectID="_1850825718" r:id="rId540"/>
         </w:object>
       </w:r>
       <w:r>
@@ -14988,10 +15031,10 @@
           <w:position w:val="-13"/>
         </w:rPr>
         <w:object w:dxaOrig="448" w:dyaOrig="385" w14:anchorId="42E055EA">
-          <v:shape id="_x0000_i60470" type="#_x0000_t75" style="width:22.35pt;height:19.15pt" o:ole="">
-            <v:imagedata r:id="rId540" o:title=""/>
-          </v:shape>
-          <o:OLEObject Type="Embed" ProgID="Equation.AxMath" ShapeID="_x0000_i60470" DrawAspect="Content" ObjectID="_1850815166" r:id="rId541"/>
+          <v:shape id="_x0000_i60470" type="#_x0000_t75" style="width:22.5pt;height:19pt" o:ole="">
+            <v:imagedata r:id="rId541" o:title=""/>
+          </v:shape>
+          <o:OLEObject Type="Embed" ProgID="Equation.AxMath" ShapeID="_x0000_i60470" DrawAspect="Content" ObjectID="_1850825719" r:id="rId542"/>
         </w:object>
       </w:r>
       <w:r>
@@ -15002,10 +15045,10 @@
           <w:position w:val="-13"/>
         </w:rPr>
         <w:object w:dxaOrig="272" w:dyaOrig="385" w14:anchorId="334CCEFF">
-          <v:shape id="_x0000_i60471" type="#_x0000_t75" style="width:13.65pt;height:19.15pt" o:ole="">
-            <v:imagedata r:id="rId515" o:title=""/>
-          </v:shape>
-          <o:OLEObject Type="Embed" ProgID="Equation.AxMath" ShapeID="_x0000_i60471" DrawAspect="Content" ObjectID="_1850815167" r:id="rId542"/>
+          <v:shape id="_x0000_i60471" type="#_x0000_t75" style="width:13.5pt;height:19pt" o:ole="">
+            <v:imagedata r:id="rId516" o:title=""/>
+          </v:shape>
+          <o:OLEObject Type="Embed" ProgID="Equation.AxMath" ShapeID="_x0000_i60471" DrawAspect="Content" ObjectID="_1850825720" r:id="rId543"/>
         </w:object>
       </w:r>
       <w:r>
@@ -15025,10 +15068,10 @@
           <w:position w:val="-98"/>
         </w:rPr>
         <w:object w:dxaOrig="3302" w:dyaOrig="2127" w14:anchorId="24ADD013">
-          <v:shape id="_x0000_i60472" type="#_x0000_t75" style="width:164.95pt;height:106.65pt" o:ole="">
-            <v:imagedata r:id="rId543" o:title=""/>
-          </v:shape>
-          <o:OLEObject Type="Embed" ProgID="Equation.AxMath" ShapeID="_x0000_i60472" DrawAspect="Content" ObjectID="_1850815168" r:id="rId544"/>
+          <v:shape id="_x0000_i60472" type="#_x0000_t75" style="width:165pt;height:106.5pt" o:ole="">
+            <v:imagedata r:id="rId544" o:title=""/>
+          </v:shape>
+          <o:OLEObject Type="Embed" ProgID="Equation.AxMath" ShapeID="_x0000_i60472" DrawAspect="Content" ObjectID="_1850825721" r:id="rId545"/>
         </w:object>
       </w:r>
     </w:p>
@@ -15044,10 +15087,10 @@
           <w:position w:val="-13"/>
         </w:rPr>
         <w:object w:dxaOrig="416" w:dyaOrig="385" w14:anchorId="3B142EA9">
-          <v:shape id="_x0000_i60473" type="#_x0000_t75" style="width:20.5pt;height:19.15pt" o:ole="">
-            <v:imagedata r:id="rId545" o:title=""/>
-          </v:shape>
-          <o:OLEObject Type="Embed" ProgID="Equation.AxMath" ShapeID="_x0000_i60473" DrawAspect="Content" ObjectID="_1850815169" r:id="rId546"/>
+          <v:shape id="_x0000_i60473" type="#_x0000_t75" style="width:20.5pt;height:19pt" o:ole="">
+            <v:imagedata r:id="rId546" o:title=""/>
+          </v:shape>
+          <o:OLEObject Type="Embed" ProgID="Equation.AxMath" ShapeID="_x0000_i60473" DrawAspect="Content" ObjectID="_1850825722" r:id="rId547"/>
         </w:object>
       </w:r>
       <w:r>
@@ -15058,10 +15101,10 @@
           <w:position w:val="-13"/>
         </w:rPr>
         <w:object w:dxaOrig="1684" w:dyaOrig="385" w14:anchorId="104EE75C">
-          <v:shape id="_x0000_i60474" type="#_x0000_t75" style="width:84.3pt;height:19.15pt" o:ole="">
-            <v:imagedata r:id="rId547" o:title=""/>
-          </v:shape>
-          <o:OLEObject Type="Embed" ProgID="Equation.AxMath" ShapeID="_x0000_i60474" DrawAspect="Content" ObjectID="_1850815170" r:id="rId548"/>
+          <v:shape id="_x0000_i60474" type="#_x0000_t75" style="width:84.5pt;height:19pt" o:ole="">
+            <v:imagedata r:id="rId548" o:title=""/>
+          </v:shape>
+          <o:OLEObject Type="Embed" ProgID="Equation.AxMath" ShapeID="_x0000_i60474" DrawAspect="Content" ObjectID="_1850825723" r:id="rId549"/>
         </w:object>
       </w:r>
       <w:r>
@@ -15123,10 +15166,10 @@
           <w:position w:val="-28"/>
         </w:rPr>
         <w:object w:dxaOrig="1932" w:dyaOrig="704" w14:anchorId="3E0E5F5B">
-          <v:shape id="_x0000_i60475" type="#_x0000_t75" style="width:96.6pt;height:35.1pt" o:ole="">
-            <v:imagedata r:id="rId549" o:title=""/>
-          </v:shape>
-          <o:OLEObject Type="Embed" ProgID="Equation.AxMath" ShapeID="_x0000_i60475" DrawAspect="Content" ObjectID="_1850815171" r:id="rId550"/>
+          <v:shape id="_x0000_i60475" type="#_x0000_t75" style="width:97pt;height:35pt" o:ole="">
+            <v:imagedata r:id="rId550" o:title=""/>
+          </v:shape>
+          <o:OLEObject Type="Embed" ProgID="Equation.AxMath" ShapeID="_x0000_i60475" DrawAspect="Content" ObjectID="_1850825724" r:id="rId551"/>
         </w:object>
       </w:r>
     </w:p>
@@ -15151,10 +15194,10 @@
           <w:position w:val="-13"/>
         </w:rPr>
         <w:object w:dxaOrig="762" w:dyaOrig="397" w14:anchorId="486D02F8">
-          <v:shape id="_x0000_i60476" type="#_x0000_t75" style="width:38.3pt;height:20.05pt" o:ole="">
-            <v:imagedata r:id="rId551" o:title=""/>
-          </v:shape>
-          <o:OLEObject Type="Embed" ProgID="Equation.AxMath" ShapeID="_x0000_i60476" DrawAspect="Content" ObjectID="_1850815172" r:id="rId552"/>
+          <v:shape id="_x0000_i60476" type="#_x0000_t75" style="width:38.5pt;height:20pt" o:ole="">
+            <v:imagedata r:id="rId552" o:title=""/>
+          </v:shape>
+          <o:OLEObject Type="Embed" ProgID="Equation.AxMath" ShapeID="_x0000_i60476" DrawAspect="Content" ObjectID="_1850825725" r:id="rId553"/>
         </w:object>
       </w:r>
       <w:r>
@@ -15165,10 +15208,10 @@
           <w:position w:val="-13"/>
         </w:rPr>
         <w:object w:dxaOrig="1439" w:dyaOrig="403" w14:anchorId="1917C6ED">
-          <v:shape id="_x0000_i60477" type="#_x0000_t75" style="width:1in;height:20.05pt" o:ole="">
-            <v:imagedata r:id="rId553" o:title=""/>
-          </v:shape>
-          <o:OLEObject Type="Embed" ProgID="Equation.AxMath" ShapeID="_x0000_i60477" DrawAspect="Content" ObjectID="_1850815173" r:id="rId554"/>
+          <v:shape id="_x0000_i60477" type="#_x0000_t75" style="width:1in;height:20.5pt" o:ole="">
+            <v:imagedata r:id="rId554" o:title=""/>
+          </v:shape>
+          <o:OLEObject Type="Embed" ProgID="Equation.AxMath" ShapeID="_x0000_i60477" DrawAspect="Content" ObjectID="_1850825726" r:id="rId555"/>
         </w:object>
       </w:r>
       <w:r>
@@ -15199,10 +15242,10 @@
           <w:position w:val="-13"/>
         </w:rPr>
         <w:object w:dxaOrig="2979" w:dyaOrig="388" w14:anchorId="40373BFA">
-          <v:shape id="_x0000_i60478" type="#_x0000_t75" style="width:149pt;height:19.6pt" o:ole="">
-            <v:imagedata r:id="rId555" o:title=""/>
-          </v:shape>
-          <o:OLEObject Type="Embed" ProgID="Equation.AxMath" ShapeID="_x0000_i60478" DrawAspect="Content" ObjectID="_1850815174" r:id="rId556"/>
+          <v:shape id="_x0000_i60478" type="#_x0000_t75" style="width:149pt;height:19.5pt" o:ole="">
+            <v:imagedata r:id="rId556" o:title=""/>
+          </v:shape>
+          <o:OLEObject Type="Embed" ProgID="Equation.AxMath" ShapeID="_x0000_i60478" DrawAspect="Content" ObjectID="_1850825727" r:id="rId557"/>
         </w:object>
       </w:r>
       <w:r>
@@ -15219,10 +15262,10 @@
           <w:position w:val="-26"/>
         </w:rPr>
         <w:object w:dxaOrig="8987" w:dyaOrig="689" w14:anchorId="2204C368">
-          <v:shape id="_x0000_i93916" type="#_x0000_t75" style="width:449.3pt;height:34.2pt" o:ole="">
-            <v:imagedata r:id="rId557" o:title=""/>
-          </v:shape>
-          <o:OLEObject Type="Embed" ProgID="Equation.AxMath" ShapeID="_x0000_i93916" DrawAspect="Content" ObjectID="_1850815175" r:id="rId558"/>
+          <v:shape id="_x0000_i93916" type="#_x0000_t75" style="width:449.5pt;height:34.5pt" o:ole="">
+            <v:imagedata r:id="rId558" o:title=""/>
+          </v:shape>
+          <o:OLEObject Type="Embed" ProgID="Equation.AxMath" ShapeID="_x0000_i93916" DrawAspect="Content" ObjectID="_1850825728" r:id="rId559"/>
         </w:object>
       </w:r>
     </w:p>
@@ -15244,10 +15287,10 @@
           <w:position w:val="-29"/>
         </w:rPr>
         <w:object w:dxaOrig="3382" w:dyaOrig="727" w14:anchorId="2BC9419A">
-          <v:shape id="_x0000_i60480" type="#_x0000_t75" style="width:169.05pt;height:36.45pt" o:ole="">
-            <v:imagedata r:id="rId559" o:title=""/>
-          </v:shape>
-          <o:OLEObject Type="Embed" ProgID="Equation.AxMath" ShapeID="_x0000_i60480" DrawAspect="Content" ObjectID="_1850815176" r:id="rId560"/>
+          <v:shape id="_x0000_i60480" type="#_x0000_t75" style="width:169pt;height:36.5pt" o:ole="">
+            <v:imagedata r:id="rId560" o:title=""/>
+          </v:shape>
+          <o:OLEObject Type="Embed" ProgID="Equation.AxMath" ShapeID="_x0000_i60480" DrawAspect="Content" ObjectID="_1850825729" r:id="rId561"/>
         </w:object>
       </w:r>
     </w:p>
@@ -15263,10 +15306,10 @@
           <w:position w:val="-13"/>
         </w:rPr>
         <w:object w:dxaOrig="416" w:dyaOrig="385" w14:anchorId="62E67C19">
-          <v:shape id="_x0000_i60481" type="#_x0000_t75" style="width:20.5pt;height:19.15pt" o:ole="">
-            <v:imagedata r:id="rId545" o:title=""/>
-          </v:shape>
-          <o:OLEObject Type="Embed" ProgID="Equation.AxMath" ShapeID="_x0000_i60481" DrawAspect="Content" ObjectID="_1850815177" r:id="rId561"/>
+          <v:shape id="_x0000_i60481" type="#_x0000_t75" style="width:20.5pt;height:19pt" o:ole="">
+            <v:imagedata r:id="rId546" o:title=""/>
+          </v:shape>
+          <o:OLEObject Type="Embed" ProgID="Equation.AxMath" ShapeID="_x0000_i60481" DrawAspect="Content" ObjectID="_1850825730" r:id="rId562"/>
         </w:object>
       </w:r>
       <w:r>
@@ -15278,7 +15321,6 @@
         <w:ind w:firstLine="480"/>
       </w:pPr>
       <w:r>
-        <w:lastRenderedPageBreak/>
         <w:t>求</w:t>
       </w:r>
       <w:r>
@@ -15288,10 +15330,10 @@
           <w:position w:val="-13"/>
         </w:rPr>
         <w:object w:dxaOrig="410" w:dyaOrig="385" w14:anchorId="3F33AC0A">
-          <v:shape id="_x0000_i60482" type="#_x0000_t75" style="width:20.5pt;height:19.15pt" o:ole="">
-            <v:imagedata r:id="rId562" o:title=""/>
-          </v:shape>
-          <o:OLEObject Type="Embed" ProgID="Equation.AxMath" ShapeID="_x0000_i60482" DrawAspect="Content" ObjectID="_1850815178" r:id="rId563"/>
+          <v:shape id="_x0000_i60482" type="#_x0000_t75" style="width:20.5pt;height:19pt" o:ole="">
+            <v:imagedata r:id="rId563" o:title=""/>
+          </v:shape>
+          <o:OLEObject Type="Embed" ProgID="Equation.AxMath" ShapeID="_x0000_i60482" DrawAspect="Content" ObjectID="_1850825731" r:id="rId564"/>
         </w:object>
       </w:r>
       <w:r>
@@ -15315,10 +15357,10 @@
           <w:position w:val="-28"/>
         </w:rPr>
         <w:object w:dxaOrig="3010" w:dyaOrig="707" w14:anchorId="3C5BD71F">
-          <v:shape id="_x0000_i60483" type="#_x0000_t75" style="width:150.4pt;height:35.1pt" o:ole="">
-            <v:imagedata r:id="rId564" o:title=""/>
-          </v:shape>
-          <o:OLEObject Type="Embed" ProgID="Equation.AxMath" ShapeID="_x0000_i60483" DrawAspect="Content" ObjectID="_1850815179" r:id="rId565"/>
+          <v:shape id="_x0000_i60483" type="#_x0000_t75" style="width:150.5pt;height:35pt" o:ole="">
+            <v:imagedata r:id="rId565" o:title=""/>
+          </v:shape>
+          <o:OLEObject Type="Embed" ProgID="Equation.AxMath" ShapeID="_x0000_i60483" DrawAspect="Content" ObjectID="_1850825732" r:id="rId566"/>
         </w:object>
       </w:r>
     </w:p>
@@ -15340,10 +15382,10 @@
           <w:position w:val="-29"/>
         </w:rPr>
         <w:object w:dxaOrig="9194" w:dyaOrig="706" w14:anchorId="2A5891C9">
-          <v:shape id="_x0000_i93918" type="#_x0000_t75" style="width:459.8pt;height:35.55pt" o:ole="">
-            <v:imagedata r:id="rId566" o:title=""/>
-          </v:shape>
-          <o:OLEObject Type="Embed" ProgID="Equation.AxMath" ShapeID="_x0000_i93918" DrawAspect="Content" ObjectID="_1850815180" r:id="rId567"/>
+          <v:shape id="_x0000_i93918" type="#_x0000_t75" style="width:459.5pt;height:35.5pt" o:ole="">
+            <v:imagedata r:id="rId567" o:title=""/>
+          </v:shape>
+          <o:OLEObject Type="Embed" ProgID="Equation.AxMath" ShapeID="_x0000_i93918" DrawAspect="Content" ObjectID="_1850825733" r:id="rId568"/>
         </w:object>
       </w:r>
     </w:p>
@@ -15365,10 +15407,10 @@
           <w:position w:val="-28"/>
         </w:rPr>
         <w:object w:dxaOrig="4736" w:dyaOrig="709" w14:anchorId="22DD9779">
-          <v:shape id="_x0000_i60485" type="#_x0000_t75" style="width:236.5pt;height:35.55pt" o:ole="">
-            <v:imagedata r:id="rId568" o:title=""/>
-          </v:shape>
-          <o:OLEObject Type="Embed" ProgID="Equation.AxMath" ShapeID="_x0000_i60485" DrawAspect="Content" ObjectID="_1850815181" r:id="rId569"/>
+          <v:shape id="_x0000_i60485" type="#_x0000_t75" style="width:236.5pt;height:35.5pt" o:ole="">
+            <v:imagedata r:id="rId569" o:title=""/>
+          </v:shape>
+          <o:OLEObject Type="Embed" ProgID="Equation.AxMath" ShapeID="_x0000_i60485" DrawAspect="Content" ObjectID="_1850825734" r:id="rId570"/>
         </w:object>
       </w:r>
     </w:p>
@@ -15390,10 +15432,10 @@
           <w:position w:val="-29"/>
         </w:rPr>
         <w:object w:dxaOrig="3382" w:dyaOrig="727" w14:anchorId="2A08D36D">
-          <v:shape id="_x0000_i60486" type="#_x0000_t75" style="width:169.05pt;height:36.45pt" o:ole="">
-            <v:imagedata r:id="rId570" o:title=""/>
-          </v:shape>
-          <o:OLEObject Type="Embed" ProgID="Equation.AxMath" ShapeID="_x0000_i60486" DrawAspect="Content" ObjectID="_1850815182" r:id="rId571"/>
+          <v:shape id="_x0000_i60486" type="#_x0000_t75" style="width:169pt;height:36.5pt" o:ole="">
+            <v:imagedata r:id="rId571" o:title=""/>
+          </v:shape>
+          <o:OLEObject Type="Embed" ProgID="Equation.AxMath" ShapeID="_x0000_i60486" DrawAspect="Content" ObjectID="_1850825735" r:id="rId572"/>
         </w:object>
       </w:r>
     </w:p>
@@ -15420,10 +15462,10 @@
           <w:position w:val="-13"/>
         </w:rPr>
         <w:object w:dxaOrig="5448" w:dyaOrig="403" w14:anchorId="2FA3C79A">
-          <v:shape id="_x0000_i60487" type="#_x0000_t75" style="width:272.05pt;height:20.05pt" o:ole="">
-            <v:imagedata r:id="rId572" o:title=""/>
-          </v:shape>
-          <o:OLEObject Type="Embed" ProgID="Equation.AxMath" ShapeID="_x0000_i60487" DrawAspect="Content" ObjectID="_1850815183" r:id="rId573"/>
+          <v:shape id="_x0000_i60487" type="#_x0000_t75" style="width:272pt;height:20.5pt" o:ole="">
+            <v:imagedata r:id="rId573" o:title=""/>
+          </v:shape>
+          <o:OLEObject Type="Embed" ProgID="Equation.AxMath" ShapeID="_x0000_i60487" DrawAspect="Content" ObjectID="_1850825736" r:id="rId574"/>
         </w:object>
       </w:r>
     </w:p>
@@ -15445,10 +15487,10 @@
           <w:position w:val="-29"/>
         </w:rPr>
         <w:object w:dxaOrig="4902" w:dyaOrig="727" w14:anchorId="392D31F7">
-          <v:shape id="_x0000_i60488" type="#_x0000_t75" style="width:245.15pt;height:36.45pt" o:ole="">
-            <v:imagedata r:id="rId574" o:title=""/>
-          </v:shape>
-          <o:OLEObject Type="Embed" ProgID="Equation.AxMath" ShapeID="_x0000_i60488" DrawAspect="Content" ObjectID="_1850815184" r:id="rId575"/>
+          <v:shape id="_x0000_i60488" type="#_x0000_t75" style="width:245.5pt;height:36.5pt" o:ole="">
+            <v:imagedata r:id="rId575" o:title=""/>
+          </v:shape>
+          <o:OLEObject Type="Embed" ProgID="Equation.AxMath" ShapeID="_x0000_i60488" DrawAspect="Content" ObjectID="_1850825737" r:id="rId576"/>
         </w:object>
       </w:r>
     </w:p>
@@ -15464,10 +15506,10 @@
           <w:position w:val="-13"/>
         </w:rPr>
         <w:object w:dxaOrig="410" w:dyaOrig="385" w14:anchorId="15E2B477">
-          <v:shape id="_x0000_i60489" type="#_x0000_t75" style="width:20.5pt;height:19.15pt" o:ole="">
-            <v:imagedata r:id="rId521" o:title=""/>
-          </v:shape>
-          <o:OLEObject Type="Embed" ProgID="Equation.AxMath" ShapeID="_x0000_i60489" DrawAspect="Content" ObjectID="_1850815185" r:id="rId576"/>
+          <v:shape id="_x0000_i60489" type="#_x0000_t75" style="width:20.5pt;height:19pt" o:ole="">
+            <v:imagedata r:id="rId522" o:title=""/>
+          </v:shape>
+          <o:OLEObject Type="Embed" ProgID="Equation.AxMath" ShapeID="_x0000_i60489" DrawAspect="Content" ObjectID="_1850825738" r:id="rId577"/>
         </w:object>
       </w:r>
       <w:r>
@@ -15478,10 +15520,10 @@
           <w:position w:val="-13"/>
         </w:rPr>
         <w:object w:dxaOrig="416" w:dyaOrig="385" w14:anchorId="3531E3A4">
-          <v:shape id="_x0000_i60490" type="#_x0000_t75" style="width:20.5pt;height:19.15pt" o:ole="">
-            <v:imagedata r:id="rId577" o:title=""/>
-          </v:shape>
-          <o:OLEObject Type="Embed" ProgID="Equation.AxMath" ShapeID="_x0000_i60490" DrawAspect="Content" ObjectID="_1850815186" r:id="rId578"/>
+          <v:shape id="_x0000_i60490" type="#_x0000_t75" style="width:20.5pt;height:19pt" o:ole="">
+            <v:imagedata r:id="rId578" o:title=""/>
+          </v:shape>
+          <o:OLEObject Type="Embed" ProgID="Equation.AxMath" ShapeID="_x0000_i60490" DrawAspect="Content" ObjectID="_1850825739" r:id="rId579"/>
         </w:object>
       </w:r>
       <w:r>
@@ -15512,10 +15554,10 @@
           <w:position w:val="-12"/>
         </w:rPr>
         <w:object w:dxaOrig="1676" w:dyaOrig="382" w14:anchorId="55F6DD13">
-          <v:shape id="_x0000_i60491" type="#_x0000_t75" style="width:83.85pt;height:19.15pt" o:ole="">
-            <v:imagedata r:id="rId579" o:title=""/>
-          </v:shape>
-          <o:OLEObject Type="Embed" ProgID="Equation.AxMath" ShapeID="_x0000_i60491" DrawAspect="Content" ObjectID="_1850815187" r:id="rId580"/>
+          <v:shape id="_x0000_i60491" type="#_x0000_t75" style="width:83.5pt;height:19pt" o:ole="">
+            <v:imagedata r:id="rId580" o:title=""/>
+          </v:shape>
+          <o:OLEObject Type="Embed" ProgID="Equation.AxMath" ShapeID="_x0000_i60491" DrawAspect="Content" ObjectID="_1850825740" r:id="rId581"/>
         </w:object>
       </w:r>
       <w:r>
@@ -15526,10 +15568,10 @@
           <w:position w:val="-12"/>
         </w:rPr>
         <w:object w:dxaOrig="948" w:dyaOrig="382" w14:anchorId="7A8BFB37">
-          <v:shape id="_x0000_i60492" type="#_x0000_t75" style="width:47.4pt;height:19.15pt" o:ole="">
-            <v:imagedata r:id="rId581" o:title=""/>
-          </v:shape>
-          <o:OLEObject Type="Embed" ProgID="Equation.AxMath" ShapeID="_x0000_i60492" DrawAspect="Content" ObjectID="_1850815188" r:id="rId582"/>
+          <v:shape id="_x0000_i60492" type="#_x0000_t75" style="width:47.5pt;height:19pt" o:ole="">
+            <v:imagedata r:id="rId582" o:title=""/>
+          </v:shape>
+          <o:OLEObject Type="Embed" ProgID="Equation.AxMath" ShapeID="_x0000_i60492" DrawAspect="Content" ObjectID="_1850825741" r:id="rId583"/>
         </w:object>
       </w:r>
       <w:r>
@@ -15540,10 +15582,10 @@
           <w:position w:val="-12"/>
         </w:rPr>
         <w:object w:dxaOrig="929" w:dyaOrig="385" w14:anchorId="67315A99">
-          <v:shape id="_x0000_i60493" type="#_x0000_t75" style="width:46.5pt;height:19.15pt" o:ole="">
-            <v:imagedata r:id="rId301" o:title=""/>
-          </v:shape>
-          <o:OLEObject Type="Embed" ProgID="Equation.AxMath" ShapeID="_x0000_i60493" DrawAspect="Content" ObjectID="_1850815189" r:id="rId583"/>
+          <v:shape id="_x0000_i60493" type="#_x0000_t75" style="width:46.5pt;height:19pt" o:ole="">
+            <v:imagedata r:id="rId302" o:title=""/>
+          </v:shape>
+          <o:OLEObject Type="Embed" ProgID="Equation.AxMath" ShapeID="_x0000_i60493" DrawAspect="Content" ObjectID="_1850825742" r:id="rId584"/>
         </w:object>
       </w:r>
       <w:r>
@@ -15554,10 +15596,10 @@
           <w:position w:val="-12"/>
         </w:rPr>
         <w:object w:dxaOrig="929" w:dyaOrig="385" w14:anchorId="6B6D95E4">
-          <v:shape id="_x0000_i60494" type="#_x0000_t75" style="width:46.5pt;height:19.15pt" o:ole="">
-            <v:imagedata r:id="rId303" o:title=""/>
-          </v:shape>
-          <o:OLEObject Type="Embed" ProgID="Equation.AxMath" ShapeID="_x0000_i60494" DrawAspect="Content" ObjectID="_1850815190" r:id="rId584"/>
+          <v:shape id="_x0000_i60494" type="#_x0000_t75" style="width:46.5pt;height:19pt" o:ole="">
+            <v:imagedata r:id="rId304" o:title=""/>
+          </v:shape>
+          <o:OLEObject Type="Embed" ProgID="Equation.AxMath" ShapeID="_x0000_i60494" DrawAspect="Content" ObjectID="_1850825743" r:id="rId585"/>
         </w:object>
       </w:r>
       <w:r>
@@ -16076,10 +16118,10 @@
                 <w:position w:val="-11"/>
               </w:rPr>
               <w:object w:dxaOrig="211" w:dyaOrig="357" w14:anchorId="2D6E94AC">
-                <v:shape id="_x0000_i1264" type="#_x0000_t75" style="width:10.5pt;height:17.75pt" o:ole="">
-                  <v:imagedata r:id="rId585" o:title=""/>
+                <v:shape id="_x0000_i1264" type="#_x0000_t75" style="width:10.5pt;height:18pt" o:ole="">
+                  <v:imagedata r:id="rId586" o:title=""/>
                 </v:shape>
-                <o:OLEObject Type="Embed" ProgID="Equation.AxMath" ShapeID="_x0000_i1264" DrawAspect="Content" ObjectID="_1850815191" r:id="rId586"/>
+                <o:OLEObject Type="Embed" ProgID="Equation.AxMath" ShapeID="_x0000_i1264" DrawAspect="Content" ObjectID="_1850825744" r:id="rId587"/>
               </w:object>
             </w:r>
           </w:p>
@@ -16102,10 +16144,10 @@
                 <w:position w:val="-11"/>
               </w:rPr>
               <w:object w:dxaOrig="420" w:dyaOrig="357" w14:anchorId="0A536527">
-                <v:shape id="_x0000_i1265" type="#_x0000_t75" style="width:20.95pt;height:17.75pt" o:ole="">
-                  <v:imagedata r:id="rId587" o:title=""/>
+                <v:shape id="_x0000_i1265" type="#_x0000_t75" style="width:21pt;height:18pt" o:ole="">
+                  <v:imagedata r:id="rId588" o:title=""/>
                 </v:shape>
-                <o:OLEObject Type="Embed" ProgID="Equation.AxMath" ShapeID="_x0000_i1265" DrawAspect="Content" ObjectID="_1850815192" r:id="rId588"/>
+                <o:OLEObject Type="Embed" ProgID="Equation.AxMath" ShapeID="_x0000_i1265" DrawAspect="Content" ObjectID="_1850825745" r:id="rId589"/>
               </w:object>
             </w:r>
           </w:p>
@@ -16128,10 +16170,10 @@
                 <w:position w:val="-11"/>
               </w:rPr>
               <w:object w:dxaOrig="420" w:dyaOrig="357" w14:anchorId="2BA50170">
-                <v:shape id="_x0000_i1266" type="#_x0000_t75" style="width:20.95pt;height:17.75pt" o:ole="">
-                  <v:imagedata r:id="rId587" o:title=""/>
+                <v:shape id="_x0000_i1266" type="#_x0000_t75" style="width:21pt;height:18pt" o:ole="">
+                  <v:imagedata r:id="rId588" o:title=""/>
                 </v:shape>
-                <o:OLEObject Type="Embed" ProgID="Equation.AxMath" ShapeID="_x0000_i1266" DrawAspect="Content" ObjectID="_1850815193" r:id="rId589"/>
+                <o:OLEObject Type="Embed" ProgID="Equation.AxMath" ShapeID="_x0000_i1266" DrawAspect="Content" ObjectID="_1850825746" r:id="rId590"/>
               </w:object>
             </w:r>
           </w:p>
@@ -16154,10 +16196,10 @@
                 <w:position w:val="-11"/>
               </w:rPr>
               <w:object w:dxaOrig="420" w:dyaOrig="357" w14:anchorId="6C36E63B">
-                <v:shape id="_x0000_i1267" type="#_x0000_t75" style="width:20.95pt;height:17.75pt" o:ole="">
-                  <v:imagedata r:id="rId587" o:title=""/>
+                <v:shape id="_x0000_i1267" type="#_x0000_t75" style="width:21pt;height:18pt" o:ole="">
+                  <v:imagedata r:id="rId588" o:title=""/>
                 </v:shape>
-                <o:OLEObject Type="Embed" ProgID="Equation.AxMath" ShapeID="_x0000_i1267" DrawAspect="Content" ObjectID="_1850815194" r:id="rId590"/>
+                <o:OLEObject Type="Embed" ProgID="Equation.AxMath" ShapeID="_x0000_i1267" DrawAspect="Content" ObjectID="_1850825747" r:id="rId591"/>
               </w:object>
             </w:r>
           </w:p>
@@ -16180,10 +16222,10 @@
                 <w:position w:val="-11"/>
               </w:rPr>
               <w:object w:dxaOrig="420" w:dyaOrig="357" w14:anchorId="0571DF66">
-                <v:shape id="_x0000_i1268" type="#_x0000_t75" style="width:20.95pt;height:17.75pt" o:ole="">
-                  <v:imagedata r:id="rId587" o:title=""/>
+                <v:shape id="_x0000_i1268" type="#_x0000_t75" style="width:21pt;height:18pt" o:ole="">
+                  <v:imagedata r:id="rId588" o:title=""/>
                 </v:shape>
-                <o:OLEObject Type="Embed" ProgID="Equation.AxMath" ShapeID="_x0000_i1268" DrawAspect="Content" ObjectID="_1850815195" r:id="rId591"/>
+                <o:OLEObject Type="Embed" ProgID="Equation.AxMath" ShapeID="_x0000_i1268" DrawAspect="Content" ObjectID="_1850825748" r:id="rId592"/>
               </w:object>
             </w:r>
           </w:p>
@@ -16206,10 +16248,10 @@
                 <w:position w:val="-11"/>
               </w:rPr>
               <w:object w:dxaOrig="420" w:dyaOrig="357" w14:anchorId="2C192A02">
-                <v:shape id="_x0000_i1269" type="#_x0000_t75" style="width:20.95pt;height:17.75pt" o:ole="">
-                  <v:imagedata r:id="rId587" o:title=""/>
+                <v:shape id="_x0000_i1269" type="#_x0000_t75" style="width:21pt;height:18pt" o:ole="">
+                  <v:imagedata r:id="rId588" o:title=""/>
                 </v:shape>
-                <o:OLEObject Type="Embed" ProgID="Equation.AxMath" ShapeID="_x0000_i1269" DrawAspect="Content" ObjectID="_1850815196" r:id="rId592"/>
+                <o:OLEObject Type="Embed" ProgID="Equation.AxMath" ShapeID="_x0000_i1269" DrawAspect="Content" ObjectID="_1850825749" r:id="rId593"/>
               </w:object>
             </w:r>
           </w:p>
@@ -16890,10 +16932,10 @@
                 <w:position w:val="-11"/>
               </w:rPr>
               <w:object w:dxaOrig="211" w:dyaOrig="357" w14:anchorId="6E4D3301">
-                <v:shape id="_x0000_i1270" type="#_x0000_t75" style="width:10.5pt;height:17.75pt" o:ole="">
-                  <v:imagedata r:id="rId585" o:title=""/>
+                <v:shape id="_x0000_i1270" type="#_x0000_t75" style="width:10.5pt;height:18pt" o:ole="">
+                  <v:imagedata r:id="rId586" o:title=""/>
                 </v:shape>
-                <o:OLEObject Type="Embed" ProgID="Equation.AxMath" ShapeID="_x0000_i1270" DrawAspect="Content" ObjectID="_1850815197" r:id="rId593"/>
+                <o:OLEObject Type="Embed" ProgID="Equation.AxMath" ShapeID="_x0000_i1270" DrawAspect="Content" ObjectID="_1850825750" r:id="rId594"/>
               </w:object>
             </w:r>
           </w:p>
@@ -16916,10 +16958,10 @@
                 <w:position w:val="-11"/>
               </w:rPr>
               <w:object w:dxaOrig="420" w:dyaOrig="357" w14:anchorId="0D28CD43">
-                <v:shape id="_x0000_i1271" type="#_x0000_t75" style="width:20.95pt;height:17.75pt" o:ole="">
-                  <v:imagedata r:id="rId587" o:title=""/>
+                <v:shape id="_x0000_i1271" type="#_x0000_t75" style="width:21pt;height:18pt" o:ole="">
+                  <v:imagedata r:id="rId588" o:title=""/>
                 </v:shape>
-                <o:OLEObject Type="Embed" ProgID="Equation.AxMath" ShapeID="_x0000_i1271" DrawAspect="Content" ObjectID="_1850815198" r:id="rId594"/>
+                <o:OLEObject Type="Embed" ProgID="Equation.AxMath" ShapeID="_x0000_i1271" DrawAspect="Content" ObjectID="_1850825751" r:id="rId595"/>
               </w:object>
             </w:r>
           </w:p>
@@ -16942,10 +16984,10 @@
                 <w:position w:val="-11"/>
               </w:rPr>
               <w:object w:dxaOrig="420" w:dyaOrig="357" w14:anchorId="139F2046">
-                <v:shape id="_x0000_i1272" type="#_x0000_t75" style="width:20.95pt;height:17.75pt" o:ole="">
-                  <v:imagedata r:id="rId587" o:title=""/>
+                <v:shape id="_x0000_i1272" type="#_x0000_t75" style="width:21pt;height:18pt" o:ole="">
+                  <v:imagedata r:id="rId588" o:title=""/>
                 </v:shape>
-                <o:OLEObject Type="Embed" ProgID="Equation.AxMath" ShapeID="_x0000_i1272" DrawAspect="Content" ObjectID="_1850815199" r:id="rId595"/>
+                <o:OLEObject Type="Embed" ProgID="Equation.AxMath" ShapeID="_x0000_i1272" DrawAspect="Content" ObjectID="_1850825752" r:id="rId596"/>
               </w:object>
             </w:r>
           </w:p>
@@ -16968,10 +17010,10 @@
                 <w:position w:val="-11"/>
               </w:rPr>
               <w:object w:dxaOrig="420" w:dyaOrig="357" w14:anchorId="5B58BB1B">
-                <v:shape id="_x0000_i1273" type="#_x0000_t75" style="width:20.95pt;height:17.75pt" o:ole="">
-                  <v:imagedata r:id="rId587" o:title=""/>
+                <v:shape id="_x0000_i1273" type="#_x0000_t75" style="width:21pt;height:18pt" o:ole="">
+                  <v:imagedata r:id="rId588" o:title=""/>
                 </v:shape>
-                <o:OLEObject Type="Embed" ProgID="Equation.AxMath" ShapeID="_x0000_i1273" DrawAspect="Content" ObjectID="_1850815200" r:id="rId596"/>
+                <o:OLEObject Type="Embed" ProgID="Equation.AxMath" ShapeID="_x0000_i1273" DrawAspect="Content" ObjectID="_1850825753" r:id="rId597"/>
               </w:object>
             </w:r>
           </w:p>
@@ -16994,10 +17036,10 @@
                 <w:position w:val="-11"/>
               </w:rPr>
               <w:object w:dxaOrig="420" w:dyaOrig="357" w14:anchorId="20666B3E">
-                <v:shape id="_x0000_i1274" type="#_x0000_t75" style="width:20.95pt;height:17.75pt" o:ole="">
-                  <v:imagedata r:id="rId587" o:title=""/>
+                <v:shape id="_x0000_i1274" type="#_x0000_t75" style="width:21pt;height:18pt" o:ole="">
+                  <v:imagedata r:id="rId588" o:title=""/>
                 </v:shape>
-                <o:OLEObject Type="Embed" ProgID="Equation.AxMath" ShapeID="_x0000_i1274" DrawAspect="Content" ObjectID="_1850815201" r:id="rId597"/>
+                <o:OLEObject Type="Embed" ProgID="Equation.AxMath" ShapeID="_x0000_i1274" DrawAspect="Content" ObjectID="_1850825754" r:id="rId598"/>
               </w:object>
             </w:r>
           </w:p>
@@ -17020,10 +17062,10 @@
                 <w:position w:val="-11"/>
               </w:rPr>
               <w:object w:dxaOrig="420" w:dyaOrig="357" w14:anchorId="74D8F93B">
-                <v:shape id="_x0000_i1275" type="#_x0000_t75" style="width:20.95pt;height:17.75pt" o:ole="">
-                  <v:imagedata r:id="rId587" o:title=""/>
+                <v:shape id="_x0000_i1275" type="#_x0000_t75" style="width:21pt;height:18pt" o:ole="">
+                  <v:imagedata r:id="rId588" o:title=""/>
                 </v:shape>
-                <o:OLEObject Type="Embed" ProgID="Equation.AxMath" ShapeID="_x0000_i1275" DrawAspect="Content" ObjectID="_1850815202" r:id="rId598"/>
+                <o:OLEObject Type="Embed" ProgID="Equation.AxMath" ShapeID="_x0000_i1275" DrawAspect="Content" ObjectID="_1850825755" r:id="rId599"/>
               </w:object>
             </w:r>
           </w:p>
@@ -17638,10 +17680,10 @@
           <w:position w:val="-11"/>
         </w:rPr>
         <w:object w:dxaOrig="341" w:dyaOrig="357" w14:anchorId="407A0DED">
-          <v:shape id="_x0000_i1276" type="#_x0000_t75" style="width:16.85pt;height:17.75pt" o:ole="">
-            <v:imagedata r:id="rId65" o:title=""/>
-          </v:shape>
-          <o:OLEObject Type="Embed" ProgID="Equation.AxMath" ShapeID="_x0000_i1276" DrawAspect="Content" ObjectID="_1850815203" r:id="rId599"/>
+          <v:shape id="_x0000_i1276" type="#_x0000_t75" style="width:16.5pt;height:18pt" o:ole="">
+            <v:imagedata r:id="rId66" o:title=""/>
+          </v:shape>
+          <o:OLEObject Type="Embed" ProgID="Equation.AxMath" ShapeID="_x0000_i1276" DrawAspect="Content" ObjectID="_1850825756" r:id="rId600"/>
         </w:object>
       </w:r>
       <w:r>
@@ -17866,7 +17908,7 @@
                     </pic:cNvPicPr>
                   </pic:nvPicPr>
                   <pic:blipFill>
-                    <a:blip r:embed="rId600" cstate="print">
+                    <a:blip r:embed="rId601" cstate="print">
                       <a:extLst>
                         <a:ext uri="{28A0092B-C50C-407E-A947-70E740481C1C}">
                           <a14:useLocalDpi xmlns:a14="http://schemas.microsoft.com/office/drawing/2010/main" val="0"/>
@@ -18095,10 +18137,10 @@
           <w:position w:val="-11"/>
         </w:rPr>
         <w:object w:dxaOrig="1334" w:dyaOrig="357" w14:anchorId="0220ED74">
-          <v:shape id="_x0000_i1277" type="#_x0000_t75" style="width:66.55pt;height:17.75pt" o:ole="">
-            <v:imagedata r:id="rId601" o:title=""/>
-          </v:shape>
-          <o:OLEObject Type="Embed" ProgID="Equation.AxMath" ShapeID="_x0000_i1277" DrawAspect="Content" ObjectID="_1850815204" r:id="rId602"/>
+          <v:shape id="_x0000_i1277" type="#_x0000_t75" style="width:66.5pt;height:18pt" o:ole="">
+            <v:imagedata r:id="rId602" o:title=""/>
+          </v:shape>
+          <o:OLEObject Type="Embed" ProgID="Equation.AxMath" ShapeID="_x0000_i1277" DrawAspect="Content" ObjectID="_1850825757" r:id="rId603"/>
         </w:object>
       </w:r>
       <w:r>
@@ -18330,10 +18372,10 @@
                 <w:position w:val="-25"/>
               </w:rPr>
               <w:object w:dxaOrig="5297" w:dyaOrig="501" w14:anchorId="6CEA06BB">
-                <v:shape id="_x0000_i117721" type="#_x0000_t75" style="width:264.75pt;height:25.05pt" o:ole="">
-                  <v:imagedata r:id="rId603" o:title=""/>
+                <v:shape id="_x0000_i117721" type="#_x0000_t75" style="width:265pt;height:25pt" o:ole="">
+                  <v:imagedata r:id="rId604" o:title=""/>
                 </v:shape>
-                <o:OLEObject Type="Embed" ProgID="Equation.AxMath" ShapeID="_x0000_i117721" DrawAspect="Content" ObjectID="_1850815205" r:id="rId604"/>
+                <o:OLEObject Type="Embed" ProgID="Equation.AxMath" ShapeID="_x0000_i117721" DrawAspect="Content" ObjectID="_1850825758" r:id="rId605"/>
               </w:object>
             </w:r>
           </w:p>
@@ -18401,10 +18443,10 @@
           <w:position w:val="-12"/>
         </w:rPr>
         <w:object w:dxaOrig="1162" w:dyaOrig="360" w14:anchorId="0CA2820B">
-          <v:shape id="_x0000_i1288" type="#_x0000_t75" style="width:57.85pt;height:18.25pt" o:ole="">
-            <v:imagedata r:id="rId605" o:title=""/>
-          </v:shape>
-          <o:OLEObject Type="Embed" ProgID="Equation.AxMath" ShapeID="_x0000_i1288" DrawAspect="Content" ObjectID="_1850815206" r:id="rId606"/>
+          <v:shape id="_x0000_i1288" type="#_x0000_t75" style="width:58pt;height:18pt" o:ole="">
+            <v:imagedata r:id="rId606" o:title=""/>
+          </v:shape>
+          <o:OLEObject Type="Embed" ProgID="Equation.AxMath" ShapeID="_x0000_i1288" DrawAspect="Content" ObjectID="_1850825759" r:id="rId607"/>
         </w:object>
       </w:r>
       <w:r>
@@ -18424,10 +18466,10 @@
           <w:position w:val="-28"/>
         </w:rPr>
         <w:object w:dxaOrig="3681" w:dyaOrig="692" w14:anchorId="6AE5629F">
-          <v:shape id="_x0000_i1289" type="#_x0000_t75" style="width:183.65pt;height:34.65pt" o:ole="">
-            <v:imagedata r:id="rId607" o:title=""/>
-          </v:shape>
-          <o:OLEObject Type="Embed" ProgID="Equation.AxMath" ShapeID="_x0000_i1289" DrawAspect="Content" ObjectID="_1850815207" r:id="rId608"/>
+          <v:shape id="_x0000_i1289" type="#_x0000_t75" style="width:184pt;height:34.5pt" o:ole="">
+            <v:imagedata r:id="rId608" o:title=""/>
+          </v:shape>
+          <o:OLEObject Type="Embed" ProgID="Equation.AxMath" ShapeID="_x0000_i1289" DrawAspect="Content" ObjectID="_1850825760" r:id="rId609"/>
         </w:object>
       </w:r>
     </w:p>
@@ -18459,10 +18501,10 @@
           <w:position w:val="-28"/>
         </w:rPr>
         <w:object w:dxaOrig="5178" w:dyaOrig="683" w14:anchorId="773B8996">
-          <v:shape id="_x0000_i196068" type="#_x0000_t75" style="width:258.85pt;height:34.2pt" o:ole="">
-            <v:imagedata r:id="rId609" o:title=""/>
-          </v:shape>
-          <o:OLEObject Type="Embed" ProgID="Equation.AxMath" ShapeID="_x0000_i196068" DrawAspect="Content" ObjectID="_1850815208" r:id="rId610"/>
+          <v:shape id="_x0000_i196068" type="#_x0000_t75" style="width:258.5pt;height:34pt" o:ole="">
+            <v:imagedata r:id="rId610" o:title=""/>
+          </v:shape>
+          <o:OLEObject Type="Embed" ProgID="Equation.AxMath" ShapeID="_x0000_i196068" DrawAspect="Content" ObjectID="_1850825761" r:id="rId611"/>
         </w:object>
       </w:r>
     </w:p>
@@ -18520,10 +18562,10 @@
           <w:position w:val="-12"/>
         </w:rPr>
         <w:object w:dxaOrig="698" w:dyaOrig="360" w14:anchorId="421A2BEA">
-          <v:shape id="_x0000_i196069" type="#_x0000_t75" style="width:35.1pt;height:18.25pt" o:ole="">
-            <v:imagedata r:id="rId611" o:title=""/>
-          </v:shape>
-          <o:OLEObject Type="Embed" ProgID="Equation.AxMath" ShapeID="_x0000_i196069" DrawAspect="Content" ObjectID="_1850815209" r:id="rId612"/>
+          <v:shape id="_x0000_i196069" type="#_x0000_t75" style="width:35.5pt;height:18pt" o:ole="">
+            <v:imagedata r:id="rId612" o:title=""/>
+          </v:shape>
+          <o:OLEObject Type="Embed" ProgID="Equation.AxMath" ShapeID="_x0000_i196069" DrawAspect="Content" ObjectID="_1850825762" r:id="rId613"/>
         </w:object>
       </w:r>
       <w:r>
@@ -18537,10 +18579,10 @@
           <w:position w:val="-12"/>
         </w:rPr>
         <w:object w:dxaOrig="1015" w:dyaOrig="360" w14:anchorId="0113838F">
-          <v:shape id="_x0000_i196070" type="#_x0000_t75" style="width:50.6pt;height:18.25pt" o:ole="">
-            <v:imagedata r:id="rId613" o:title=""/>
-          </v:shape>
-          <o:OLEObject Type="Embed" ProgID="Equation.AxMath" ShapeID="_x0000_i196070" DrawAspect="Content" ObjectID="_1850815210" r:id="rId614"/>
+          <v:shape id="_x0000_i196070" type="#_x0000_t75" style="width:50.5pt;height:18pt" o:ole="">
+            <v:imagedata r:id="rId614" o:title=""/>
+          </v:shape>
+          <o:OLEObject Type="Embed" ProgID="Equation.AxMath" ShapeID="_x0000_i196070" DrawAspect="Content" ObjectID="_1850825763" r:id="rId615"/>
         </w:object>
       </w:r>
       <w:r>
@@ -18584,10 +18626,10 @@
           <w:position w:val="-12"/>
         </w:rPr>
         <w:object w:dxaOrig="3992" w:dyaOrig="360" w14:anchorId="11BF295F">
-          <v:shape id="_x0000_i1290" type="#_x0000_t75" style="width:199.6pt;height:18.25pt" o:ole="">
-            <v:imagedata r:id="rId615" o:title=""/>
-          </v:shape>
-          <o:OLEObject Type="Embed" ProgID="Equation.AxMath" ShapeID="_x0000_i1290" DrawAspect="Content" ObjectID="_1850815211" r:id="rId616"/>
+          <v:shape id="_x0000_i1290" type="#_x0000_t75" style="width:199.5pt;height:18pt" o:ole="">
+            <v:imagedata r:id="rId616" o:title=""/>
+          </v:shape>
+          <o:OLEObject Type="Embed" ProgID="Equation.AxMath" ShapeID="_x0000_i1290" DrawAspect="Content" ObjectID="_1850825764" r:id="rId617"/>
         </w:object>
       </w:r>
     </w:p>
@@ -18618,10 +18660,10 @@
           <w:position w:val="-11"/>
         </w:rPr>
         <w:object w:dxaOrig="611" w:dyaOrig="357" w14:anchorId="1F039FB5">
-          <v:shape id="_x0000_i1293" type="#_x0000_t75" style="width:30.55pt;height:17.75pt" o:ole="">
-            <v:imagedata r:id="rId71" o:title=""/>
-          </v:shape>
-          <o:OLEObject Type="Embed" ProgID="Equation.AxMath" ShapeID="_x0000_i1293" DrawAspect="Content" ObjectID="_1850815212" r:id="rId617"/>
+          <v:shape id="_x0000_i1293" type="#_x0000_t75" style="width:30.5pt;height:18pt" o:ole="">
+            <v:imagedata r:id="rId72" o:title=""/>
+          </v:shape>
+          <o:OLEObject Type="Embed" ProgID="Equation.AxMath" ShapeID="_x0000_i1293" DrawAspect="Content" ObjectID="_1850825765" r:id="rId618"/>
         </w:object>
       </w:r>
       <w:r>
@@ -18641,10 +18683,10 @@
           <w:position w:val="-11"/>
         </w:rPr>
         <w:object w:dxaOrig="611" w:dyaOrig="357" w14:anchorId="6912A92F">
-          <v:shape id="_x0000_i1294" type="#_x0000_t75" style="width:30.55pt;height:17.75pt" o:ole="">
-            <v:imagedata r:id="rId71" o:title=""/>
-          </v:shape>
-          <o:OLEObject Type="Embed" ProgID="Equation.AxMath" ShapeID="_x0000_i1294" DrawAspect="Content" ObjectID="_1850815213" r:id="rId618"/>
+          <v:shape id="_x0000_i1294" type="#_x0000_t75" style="width:30.5pt;height:18pt" o:ole="">
+            <v:imagedata r:id="rId72" o:title=""/>
+          </v:shape>
+          <o:OLEObject Type="Embed" ProgID="Equation.AxMath" ShapeID="_x0000_i1294" DrawAspect="Content" ObjectID="_1850825766" r:id="rId619"/>
         </w:object>
       </w:r>
       <w:r>
@@ -18669,10 +18711,10 @@
           <w:position w:val="-11"/>
         </w:rPr>
         <w:object w:dxaOrig="188" w:dyaOrig="357" w14:anchorId="0B300F01">
-          <v:shape id="_x0000_i1295" type="#_x0000_t75" style="width:9.55pt;height:17.75pt" o:ole="">
-            <v:imagedata r:id="rId619" o:title=""/>
-          </v:shape>
-          <o:OLEObject Type="Embed" ProgID="Equation.AxMath" ShapeID="_x0000_i1295" DrawAspect="Content" ObjectID="_1850815214" r:id="rId620"/>
+          <v:shape id="_x0000_i1295" type="#_x0000_t75" style="width:9.5pt;height:18pt" o:ole="">
+            <v:imagedata r:id="rId620" o:title=""/>
+          </v:shape>
+          <o:OLEObject Type="Embed" ProgID="Equation.AxMath" ShapeID="_x0000_i1295" DrawAspect="Content" ObjectID="_1850825767" r:id="rId621"/>
         </w:object>
       </w:r>
       <w:r>
@@ -18686,10 +18728,10 @@
           <w:position w:val="-11"/>
         </w:rPr>
         <w:object w:dxaOrig="369" w:dyaOrig="357" w14:anchorId="3AB02760">
-          <v:shape id="_x0000_i1296" type="#_x0000_t75" style="width:18.25pt;height:17.75pt" o:ole="">
-            <v:imagedata r:id="rId621" o:title=""/>
-          </v:shape>
-          <o:OLEObject Type="Embed" ProgID="Equation.AxMath" ShapeID="_x0000_i1296" DrawAspect="Content" ObjectID="_1850815215" r:id="rId622"/>
+          <v:shape id="_x0000_i1296" type="#_x0000_t75" style="width:18pt;height:18pt" o:ole="">
+            <v:imagedata r:id="rId622" o:title=""/>
+          </v:shape>
+          <o:OLEObject Type="Embed" ProgID="Equation.AxMath" ShapeID="_x0000_i1296" DrawAspect="Content" ObjectID="_1850825768" r:id="rId623"/>
         </w:object>
       </w:r>
       <w:r>
@@ -18890,10 +18932,10 @@
                 <w:position w:val="-11"/>
               </w:rPr>
               <w:object w:dxaOrig="211" w:dyaOrig="357" w14:anchorId="40284115">
-                <v:shape id="_x0000_i1297" type="#_x0000_t75" style="width:10.5pt;height:17.75pt" o:ole="">
-                  <v:imagedata r:id="rId585" o:title=""/>
+                <v:shape id="_x0000_i1297" type="#_x0000_t75" style="width:10.5pt;height:18pt" o:ole="">
+                  <v:imagedata r:id="rId586" o:title=""/>
                 </v:shape>
-                <o:OLEObject Type="Embed" ProgID="Equation.AxMath" ShapeID="_x0000_i1297" DrawAspect="Content" ObjectID="_1850815216" r:id="rId623"/>
+                <o:OLEObject Type="Embed" ProgID="Equation.AxMath" ShapeID="_x0000_i1297" DrawAspect="Content" ObjectID="_1850825769" r:id="rId624"/>
               </w:object>
             </w:r>
           </w:p>
@@ -18930,10 +18972,10 @@
                 <w:position w:val="-11"/>
               </w:rPr>
               <w:object w:dxaOrig="420" w:dyaOrig="357" w14:anchorId="67F93970">
-                <v:shape id="_x0000_i1298" type="#_x0000_t75" style="width:20.95pt;height:17.75pt" o:ole="">
-                  <v:imagedata r:id="rId587" o:title=""/>
+                <v:shape id="_x0000_i1298" type="#_x0000_t75" style="width:21pt;height:18pt" o:ole="">
+                  <v:imagedata r:id="rId588" o:title=""/>
                 </v:shape>
-                <o:OLEObject Type="Embed" ProgID="Equation.AxMath" ShapeID="_x0000_i1298" DrawAspect="Content" ObjectID="_1850815217" r:id="rId624"/>
+                <o:OLEObject Type="Embed" ProgID="Equation.AxMath" ShapeID="_x0000_i1298" DrawAspect="Content" ObjectID="_1850825770" r:id="rId625"/>
               </w:object>
             </w:r>
           </w:p>
@@ -18956,10 +18998,10 @@
                 <w:position w:val="-11"/>
               </w:rPr>
               <w:object w:dxaOrig="420" w:dyaOrig="357" w14:anchorId="1C775DD7">
-                <v:shape id="_x0000_i1299" type="#_x0000_t75" style="width:20.95pt;height:17.75pt" o:ole="">
-                  <v:imagedata r:id="rId587" o:title=""/>
+                <v:shape id="_x0000_i1299" type="#_x0000_t75" style="width:21pt;height:18pt" o:ole="">
+                  <v:imagedata r:id="rId588" o:title=""/>
                 </v:shape>
-                <o:OLEObject Type="Embed" ProgID="Equation.AxMath" ShapeID="_x0000_i1299" DrawAspect="Content" ObjectID="_1850815218" r:id="rId625"/>
+                <o:OLEObject Type="Embed" ProgID="Equation.AxMath" ShapeID="_x0000_i1299" DrawAspect="Content" ObjectID="_1850825771" r:id="rId626"/>
               </w:object>
             </w:r>
           </w:p>
@@ -18982,10 +19024,10 @@
                 <w:position w:val="-11"/>
               </w:rPr>
               <w:object w:dxaOrig="420" w:dyaOrig="357" w14:anchorId="484E4BA3">
-                <v:shape id="_x0000_i1300" type="#_x0000_t75" style="width:20.95pt;height:17.75pt" o:ole="">
-                  <v:imagedata r:id="rId587" o:title=""/>
+                <v:shape id="_x0000_i1300" type="#_x0000_t75" style="width:21pt;height:18pt" o:ole="">
+                  <v:imagedata r:id="rId588" o:title=""/>
                 </v:shape>
-                <o:OLEObject Type="Embed" ProgID="Equation.AxMath" ShapeID="_x0000_i1300" DrawAspect="Content" ObjectID="_1850815219" r:id="rId626"/>
+                <o:OLEObject Type="Embed" ProgID="Equation.AxMath" ShapeID="_x0000_i1300" DrawAspect="Content" ObjectID="_1850825772" r:id="rId627"/>
               </w:object>
             </w:r>
           </w:p>
@@ -19008,10 +19050,10 @@
                 <w:position w:val="-11"/>
               </w:rPr>
               <w:object w:dxaOrig="420" w:dyaOrig="357" w14:anchorId="56E39D04">
-                <v:shape id="_x0000_i1301" type="#_x0000_t75" style="width:20.95pt;height:17.75pt" o:ole="">
-                  <v:imagedata r:id="rId587" o:title=""/>
+                <v:shape id="_x0000_i1301" type="#_x0000_t75" style="width:21pt;height:18pt" o:ole="">
+                  <v:imagedata r:id="rId588" o:title=""/>
                 </v:shape>
-                <o:OLEObject Type="Embed" ProgID="Equation.AxMath" ShapeID="_x0000_i1301" DrawAspect="Content" ObjectID="_1850815220" r:id="rId627"/>
+                <o:OLEObject Type="Embed" ProgID="Equation.AxMath" ShapeID="_x0000_i1301" DrawAspect="Content" ObjectID="_1850825773" r:id="rId628"/>
               </w:object>
             </w:r>
           </w:p>
@@ -20286,10 +20328,10 @@
           <w:position w:val="-11"/>
         </w:rPr>
         <w:object w:dxaOrig="188" w:dyaOrig="357" w14:anchorId="4FBEA255">
-          <v:shape id="_x0000_i1302" type="#_x0000_t75" style="width:9.55pt;height:17.75pt" o:ole="">
-            <v:imagedata r:id="rId619" o:title=""/>
-          </v:shape>
-          <o:OLEObject Type="Embed" ProgID="Equation.AxMath" ShapeID="_x0000_i1302" DrawAspect="Content" ObjectID="_1850815221" r:id="rId628"/>
+          <v:shape id="_x0000_i1302" type="#_x0000_t75" style="width:9.5pt;height:18pt" o:ole="">
+            <v:imagedata r:id="rId620" o:title=""/>
+          </v:shape>
+          <o:OLEObject Type="Embed" ProgID="Equation.AxMath" ShapeID="_x0000_i1302" DrawAspect="Content" ObjectID="_1850825774" r:id="rId629"/>
         </w:object>
       </w:r>
       <w:r>
@@ -20468,10 +20510,10 @@
           <w:position w:val="-11"/>
         </w:rPr>
         <w:object w:dxaOrig="1709" w:dyaOrig="357" w14:anchorId="2FF80F07">
-          <v:shape id="_x0000_i196082" type="#_x0000_t75" style="width:85.65pt;height:17.75pt" o:ole="">
-            <v:imagedata r:id="rId629" o:title=""/>
-          </v:shape>
-          <o:OLEObject Type="Embed" ProgID="Equation.AxMath" ShapeID="_x0000_i196082" DrawAspect="Content" ObjectID="_1850815222" r:id="rId630"/>
+          <v:shape id="_x0000_i196082" type="#_x0000_t75" style="width:85.5pt;height:18pt" o:ole="">
+            <v:imagedata r:id="rId630" o:title=""/>
+          </v:shape>
+          <o:OLEObject Type="Embed" ProgID="Equation.AxMath" ShapeID="_x0000_i196082" DrawAspect="Content" ObjectID="_1850825775" r:id="rId631"/>
         </w:object>
       </w:r>
       <w:r>
@@ -20506,7 +20548,7 @@
                     </pic:cNvPicPr>
                   </pic:nvPicPr>
                   <pic:blipFill>
-                    <a:blip r:embed="rId631" cstate="print">
+                    <a:blip r:embed="rId632" cstate="print">
                       <a:extLst>
                         <a:ext uri="{28A0092B-C50C-407E-A947-70E740481C1C}">
                           <a14:useLocalDpi xmlns:a14="http://schemas.microsoft.com/office/drawing/2010/main" val="0"/>
@@ -20669,10 +20711,10 @@
           <w:position w:val="-12"/>
         </w:rPr>
         <w:object w:dxaOrig="1376" w:dyaOrig="361" w14:anchorId="1B2FB677">
-          <v:shape id="_x0000_i1303" type="#_x0000_t75" style="width:68.8pt;height:17.75pt" o:ole="">
-            <v:imagedata r:id="rId632" o:title=""/>
-          </v:shape>
-          <o:OLEObject Type="Embed" ProgID="Equation.AxMath" ShapeID="_x0000_i1303" DrawAspect="Content" ObjectID="_1850815223" r:id="rId633"/>
+          <v:shape id="_x0000_i1303" type="#_x0000_t75" style="width:69pt;height:18pt" o:ole="">
+            <v:imagedata r:id="rId633" o:title=""/>
+          </v:shape>
+          <o:OLEObject Type="Embed" ProgID="Equation.AxMath" ShapeID="_x0000_i1303" DrawAspect="Content" ObjectID="_1850825776" r:id="rId634"/>
         </w:object>
       </w:r>
       <w:r>
@@ -20689,10 +20731,10 @@
           <w:position w:val="-12"/>
         </w:rPr>
         <w:object w:dxaOrig="183" w:dyaOrig="358" w14:anchorId="1077C25C">
-          <v:shape id="_x0000_i1304" type="#_x0000_t75" style="width:9.1pt;height:18.25pt" o:ole="">
-            <v:imagedata r:id="rId634" o:title=""/>
-          </v:shape>
-          <o:OLEObject Type="Embed" ProgID="Equation.AxMath" ShapeID="_x0000_i1304" DrawAspect="Content" ObjectID="_1850815224" r:id="rId635"/>
+          <v:shape id="_x0000_i1304" type="#_x0000_t75" style="width:9.5pt;height:18pt" o:ole="">
+            <v:imagedata r:id="rId635" o:title=""/>
+          </v:shape>
+          <o:OLEObject Type="Embed" ProgID="Equation.AxMath" ShapeID="_x0000_i1304" DrawAspect="Content" ObjectID="_1850825777" r:id="rId636"/>
         </w:object>
       </w:r>
       <w:r>
@@ -20703,10 +20745,10 @@
           <w:position w:val="-12"/>
         </w:rPr>
         <w:object w:dxaOrig="937" w:dyaOrig="358" w14:anchorId="5D67EFB4">
-          <v:shape id="_x0000_i1305" type="#_x0000_t75" style="width:46.95pt;height:18.25pt" o:ole="">
-            <v:imagedata r:id="rId636" o:title=""/>
-          </v:shape>
-          <o:OLEObject Type="Embed" ProgID="Equation.AxMath" ShapeID="_x0000_i1305" DrawAspect="Content" ObjectID="_1850815225" r:id="rId637"/>
+          <v:shape id="_x0000_i1305" type="#_x0000_t75" style="width:47pt;height:18pt" o:ole="">
+            <v:imagedata r:id="rId637" o:title=""/>
+          </v:shape>
+          <o:OLEObject Type="Embed" ProgID="Equation.AxMath" ShapeID="_x0000_i1305" DrawAspect="Content" ObjectID="_1850825778" r:id="rId638"/>
         </w:object>
       </w:r>
       <w:r>
@@ -20747,10 +20789,10 @@
           <w:position w:val="-12"/>
         </w:rPr>
         <w:object w:dxaOrig="179" w:dyaOrig="358" w14:anchorId="7763B3A4">
-          <v:shape id="_x0000_i1306" type="#_x0000_t75" style="width:8.65pt;height:18.25pt" o:ole="">
-            <v:imagedata r:id="rId638" o:title=""/>
-          </v:shape>
-          <o:OLEObject Type="Embed" ProgID="Equation.AxMath" ShapeID="_x0000_i1306" DrawAspect="Content" ObjectID="_1850815226" r:id="rId639"/>
+          <v:shape id="_x0000_i1306" type="#_x0000_t75" style="width:8.5pt;height:18pt" o:ole="">
+            <v:imagedata r:id="rId639" o:title=""/>
+          </v:shape>
+          <o:OLEObject Type="Embed" ProgID="Equation.AxMath" ShapeID="_x0000_i1306" DrawAspect="Content" ObjectID="_1850825779" r:id="rId640"/>
         </w:object>
       </w:r>
       <w:r>
@@ -20761,10 +20803,10 @@
           <w:position w:val="-12"/>
         </w:rPr>
         <w:object w:dxaOrig="1074" w:dyaOrig="361" w14:anchorId="46EF7FF5">
-          <v:shape id="_x0000_i1307" type="#_x0000_t75" style="width:53.3pt;height:17.75pt" o:ole="">
-            <v:imagedata r:id="rId640" o:title=""/>
-          </v:shape>
-          <o:OLEObject Type="Embed" ProgID="Equation.AxMath" ShapeID="_x0000_i1307" DrawAspect="Content" ObjectID="_1850815227" r:id="rId641"/>
+          <v:shape id="_x0000_i1307" type="#_x0000_t75" style="width:53.5pt;height:18pt" o:ole="">
+            <v:imagedata r:id="rId641" o:title=""/>
+          </v:shape>
+          <o:OLEObject Type="Embed" ProgID="Equation.AxMath" ShapeID="_x0000_i1307" DrawAspect="Content" ObjectID="_1850825780" r:id="rId642"/>
         </w:object>
       </w:r>
       <w:r>
@@ -20775,10 +20817,10 @@
           <w:position w:val="-12"/>
         </w:rPr>
         <w:object w:dxaOrig="312" w:dyaOrig="361" w14:anchorId="6D0CAAB3">
-          <v:shape id="_x0000_i1308" type="#_x0000_t75" style="width:15.95pt;height:17.75pt" o:ole="">
-            <v:imagedata r:id="rId642" o:title=""/>
-          </v:shape>
-          <o:OLEObject Type="Embed" ProgID="Equation.AxMath" ShapeID="_x0000_i1308" DrawAspect="Content" ObjectID="_1850815228" r:id="rId643"/>
+          <v:shape id="_x0000_i1308" type="#_x0000_t75" style="width:16pt;height:18pt" o:ole="">
+            <v:imagedata r:id="rId643" o:title=""/>
+          </v:shape>
+          <o:OLEObject Type="Embed" ProgID="Equation.AxMath" ShapeID="_x0000_i1308" DrawAspect="Content" ObjectID="_1850825781" r:id="rId644"/>
         </w:object>
       </w:r>
       <w:r>
@@ -20824,7 +20866,7 @@
                     </pic:cNvPicPr>
                   </pic:nvPicPr>
                   <pic:blipFill>
-                    <a:blip r:embed="rId644" cstate="print">
+                    <a:blip r:embed="rId645" cstate="print">
                       <a:extLst>
                         <a:ext uri="{28A0092B-C50C-407E-A947-70E740481C1C}">
                           <a14:useLocalDpi xmlns:a14="http://schemas.microsoft.com/office/drawing/2010/main" val="0"/>
@@ -20943,10 +20985,10 @@
           <w:position w:val="-12"/>
         </w:rPr>
         <w:object w:dxaOrig="2665" w:dyaOrig="372" w14:anchorId="19FD86EC">
-          <v:shape id="_x0000_i1309" type="#_x0000_t75" style="width:133.05pt;height:18.7pt" o:ole="">
-            <v:imagedata r:id="rId645" o:title=""/>
-          </v:shape>
-          <o:OLEObject Type="Embed" ProgID="Equation.AxMath" ShapeID="_x0000_i1309" DrawAspect="Content" ObjectID="_1850815229" r:id="rId646"/>
+          <v:shape id="_x0000_i1309" type="#_x0000_t75" style="width:133pt;height:18.5pt" o:ole="">
+            <v:imagedata r:id="rId646" o:title=""/>
+          </v:shape>
+          <o:OLEObject Type="Embed" ProgID="Equation.AxMath" ShapeID="_x0000_i1309" DrawAspect="Content" ObjectID="_1850825782" r:id="rId647"/>
         </w:object>
       </w:r>
       <w:r>
@@ -20957,10 +20999,10 @@
           <w:position w:val="-12"/>
         </w:rPr>
         <w:object w:dxaOrig="178" w:dyaOrig="358" w14:anchorId="2E2DC2CF">
-          <v:shape id="_x0000_i1310" type="#_x0000_t75" style="width:8.65pt;height:18.25pt" o:ole="">
-            <v:imagedata r:id="rId647" o:title=""/>
-          </v:shape>
-          <o:OLEObject Type="Embed" ProgID="Equation.AxMath" ShapeID="_x0000_i1310" DrawAspect="Content" ObjectID="_1850815230" r:id="rId648"/>
+          <v:shape id="_x0000_i1310" type="#_x0000_t75" style="width:8.5pt;height:18pt" o:ole="">
+            <v:imagedata r:id="rId648" o:title=""/>
+          </v:shape>
+          <o:OLEObject Type="Embed" ProgID="Equation.AxMath" ShapeID="_x0000_i1310" DrawAspect="Content" ObjectID="_1850825783" r:id="rId649"/>
         </w:object>
       </w:r>
       <w:r>
@@ -20977,10 +21019,10 @@
           <w:position w:val="-12"/>
         </w:rPr>
         <w:object w:dxaOrig="3135" w:dyaOrig="372" w14:anchorId="2C974615">
-          <v:shape id="_x0000_i1311" type="#_x0000_t75" style="width:156.75pt;height:18.7pt" o:ole="">
-            <v:imagedata r:id="rId649" o:title=""/>
-          </v:shape>
-          <o:OLEObject Type="Embed" ProgID="Equation.AxMath" ShapeID="_x0000_i1311" DrawAspect="Content" ObjectID="_1850815231" r:id="rId650"/>
+          <v:shape id="_x0000_i1311" type="#_x0000_t75" style="width:157pt;height:18.5pt" o:ole="">
+            <v:imagedata r:id="rId650" o:title=""/>
+          </v:shape>
+          <o:OLEObject Type="Embed" ProgID="Equation.AxMath" ShapeID="_x0000_i1311" DrawAspect="Content" ObjectID="_1850825784" r:id="rId651"/>
         </w:object>
       </w:r>
     </w:p>
@@ -20996,10 +21038,10 @@
           <w:position w:val="-12"/>
         </w:rPr>
         <w:object w:dxaOrig="527" w:dyaOrig="372" w14:anchorId="42686706">
-          <v:shape id="_x0000_i1312" type="#_x0000_t75" style="width:25.95pt;height:18.7pt" o:ole="">
-            <v:imagedata r:id="rId651" o:title=""/>
-          </v:shape>
-          <o:OLEObject Type="Embed" ProgID="Equation.AxMath" ShapeID="_x0000_i1312" DrawAspect="Content" ObjectID="_1850815232" r:id="rId652"/>
+          <v:shape id="_x0000_i1312" type="#_x0000_t75" style="width:26pt;height:18.5pt" o:ole="">
+            <v:imagedata r:id="rId652" o:title=""/>
+          </v:shape>
+          <o:OLEObject Type="Embed" ProgID="Equation.AxMath" ShapeID="_x0000_i1312" DrawAspect="Content" ObjectID="_1850825785" r:id="rId653"/>
         </w:object>
       </w:r>
       <w:r>
@@ -21019,10 +21061,10 @@
           <w:position w:val="-12"/>
         </w:rPr>
         <w:object w:dxaOrig="527" w:dyaOrig="372" w14:anchorId="3A453163">
-          <v:shape id="_x0000_i1313" type="#_x0000_t75" style="width:25.95pt;height:18.7pt" o:ole="">
-            <v:imagedata r:id="rId653" o:title=""/>
-          </v:shape>
-          <o:OLEObject Type="Embed" ProgID="Equation.AxMath" ShapeID="_x0000_i1313" DrawAspect="Content" ObjectID="_1850815233" r:id="rId654"/>
+          <v:shape id="_x0000_i1313" type="#_x0000_t75" style="width:26pt;height:18.5pt" o:ole="">
+            <v:imagedata r:id="rId654" o:title=""/>
+          </v:shape>
+          <o:OLEObject Type="Embed" ProgID="Equation.AxMath" ShapeID="_x0000_i1313" DrawAspect="Content" ObjectID="_1850825786" r:id="rId655"/>
         </w:object>
       </w:r>
       <w:r>
@@ -21041,10 +21083,10 @@
           <w:position w:val="-12"/>
         </w:rPr>
         <w:object w:dxaOrig="472" w:dyaOrig="372" w14:anchorId="27598B8E">
-          <v:shape id="_x0000_i1314" type="#_x0000_t75" style="width:23.25pt;height:18.7pt" o:ole="">
-            <v:imagedata r:id="rId655" o:title=""/>
-          </v:shape>
-          <o:OLEObject Type="Embed" ProgID="Equation.AxMath" ShapeID="_x0000_i1314" DrawAspect="Content" ObjectID="_1850815234" r:id="rId656"/>
+          <v:shape id="_x0000_i1314" type="#_x0000_t75" style="width:23pt;height:18.5pt" o:ole="">
+            <v:imagedata r:id="rId656" o:title=""/>
+          </v:shape>
+          <o:OLEObject Type="Embed" ProgID="Equation.AxMath" ShapeID="_x0000_i1314" DrawAspect="Content" ObjectID="_1850825787" r:id="rId657"/>
         </w:object>
       </w:r>
       <w:r>
@@ -21088,10 +21130,10 @@
           <w:position w:val="-13"/>
         </w:rPr>
         <w:object w:dxaOrig="216" w:dyaOrig="378" w14:anchorId="314B82C1">
-          <v:shape id="_x0000_i1315" type="#_x0000_t75" style="width:10.95pt;height:19.15pt" o:ole="">
-            <v:imagedata r:id="rId657" o:title=""/>
-          </v:shape>
-          <o:OLEObject Type="Embed" ProgID="Equation.AxMath" ShapeID="_x0000_i1315" DrawAspect="Content" ObjectID="_1850815235" r:id="rId658"/>
+          <v:shape id="_x0000_i1315" type="#_x0000_t75" style="width:11pt;height:19.5pt" o:ole="">
+            <v:imagedata r:id="rId658" o:title=""/>
+          </v:shape>
+          <o:OLEObject Type="Embed" ProgID="Equation.AxMath" ShapeID="_x0000_i1315" DrawAspect="Content" ObjectID="_1850825788" r:id="rId659"/>
         </w:object>
       </w:r>
       <w:r>
@@ -21102,10 +21144,10 @@
           <w:position w:val="-13"/>
         </w:rPr>
         <w:object w:dxaOrig="343" w:dyaOrig="378" w14:anchorId="38E3FA7C">
-          <v:shape id="_x0000_i1316" type="#_x0000_t75" style="width:16.85pt;height:19.15pt" o:ole="">
-            <v:imagedata r:id="rId659" o:title=""/>
-          </v:shape>
-          <o:OLEObject Type="Embed" ProgID="Equation.AxMath" ShapeID="_x0000_i1316" DrawAspect="Content" ObjectID="_1850815236" r:id="rId660"/>
+          <v:shape id="_x0000_i1316" type="#_x0000_t75" style="width:17pt;height:19.5pt" o:ole="">
+            <v:imagedata r:id="rId660" o:title=""/>
+          </v:shape>
+          <o:OLEObject Type="Embed" ProgID="Equation.AxMath" ShapeID="_x0000_i1316" DrawAspect="Content" ObjectID="_1850825789" r:id="rId661"/>
         </w:object>
       </w:r>
       <w:r>
@@ -21116,10 +21158,10 @@
           <w:position w:val="-13"/>
         </w:rPr>
         <w:object w:dxaOrig="343" w:dyaOrig="378" w14:anchorId="1D0D2EC1">
-          <v:shape id="_x0000_i1317" type="#_x0000_t75" style="width:16.85pt;height:19.15pt" o:ole="">
-            <v:imagedata r:id="rId659" o:title=""/>
-          </v:shape>
-          <o:OLEObject Type="Embed" ProgID="Equation.AxMath" ShapeID="_x0000_i1317" DrawAspect="Content" ObjectID="_1850815237" r:id="rId661"/>
+          <v:shape id="_x0000_i1317" type="#_x0000_t75" style="width:17pt;height:19.5pt" o:ole="">
+            <v:imagedata r:id="rId660" o:title=""/>
+          </v:shape>
+          <o:OLEObject Type="Embed" ProgID="Equation.AxMath" ShapeID="_x0000_i1317" DrawAspect="Content" ObjectID="_1850825790" r:id="rId662"/>
         </w:object>
       </w:r>
       <w:r>
@@ -21130,10 +21172,10 @@
           <w:position w:val="-13"/>
         </w:rPr>
         <w:object w:dxaOrig="659" w:dyaOrig="379" w14:anchorId="1DC77570">
-          <v:shape id="_x0000_i1318" type="#_x0000_t75" style="width:32.8pt;height:19.15pt" o:ole="">
-            <v:imagedata r:id="rId662" o:title=""/>
-          </v:shape>
-          <o:OLEObject Type="Embed" ProgID="Equation.AxMath" ShapeID="_x0000_i1318" DrawAspect="Content" ObjectID="_1850815238" r:id="rId663"/>
+          <v:shape id="_x0000_i1318" type="#_x0000_t75" style="width:33pt;height:19.5pt" o:ole="">
+            <v:imagedata r:id="rId663" o:title=""/>
+          </v:shape>
+          <o:OLEObject Type="Embed" ProgID="Equation.AxMath" ShapeID="_x0000_i1318" DrawAspect="Content" ObjectID="_1850825791" r:id="rId664"/>
         </w:object>
       </w:r>
       <w:r>
@@ -21152,10 +21194,10 @@
           <w:position w:val="-13"/>
         </w:rPr>
         <w:object w:dxaOrig="729" w:dyaOrig="382" w14:anchorId="07F0FC91">
-          <v:shape id="_x0000_i1319" type="#_x0000_t75" style="width:36.45pt;height:19.15pt" o:ole="">
-            <v:imagedata r:id="rId664" o:title=""/>
-          </v:shape>
-          <o:OLEObject Type="Embed" ProgID="Equation.AxMath" ShapeID="_x0000_i1319" DrawAspect="Content" ObjectID="_1850815239" r:id="rId665"/>
+          <v:shape id="_x0000_i1319" type="#_x0000_t75" style="width:36.5pt;height:19.5pt" o:ole="">
+            <v:imagedata r:id="rId665" o:title=""/>
+          </v:shape>
+          <o:OLEObject Type="Embed" ProgID="Equation.AxMath" ShapeID="_x0000_i1319" DrawAspect="Content" ObjectID="_1850825792" r:id="rId666"/>
         </w:object>
       </w:r>
       <w:r>
@@ -21172,10 +21214,10 @@
           <w:position w:val="-33"/>
         </w:rPr>
         <w:object w:dxaOrig="3643" w:dyaOrig="774" w14:anchorId="431606F7">
-          <v:shape id="_x0000_i1320" type="#_x0000_t75" style="width:181.8pt;height:38.75pt" o:ole="">
-            <v:imagedata r:id="rId666" o:title=""/>
-          </v:shape>
-          <o:OLEObject Type="Embed" ProgID="Equation.AxMath" ShapeID="_x0000_i1320" DrawAspect="Content" ObjectID="_1850815240" r:id="rId667"/>
+          <v:shape id="_x0000_i1320" type="#_x0000_t75" style="width:182pt;height:39pt" o:ole="">
+            <v:imagedata r:id="rId667" o:title=""/>
+          </v:shape>
+          <o:OLEObject Type="Embed" ProgID="Equation.AxMath" ShapeID="_x0000_i1320" DrawAspect="Content" ObjectID="_1850825793" r:id="rId668"/>
         </w:object>
       </w:r>
     </w:p>
@@ -21191,10 +21233,10 @@
           <w:position w:val="-12"/>
         </w:rPr>
         <w:object w:dxaOrig="509" w:dyaOrig="361" w14:anchorId="3F1605BA">
-          <v:shape id="_x0000_i1321" type="#_x0000_t75" style="width:25.5pt;height:17.75pt" o:ole="">
-            <v:imagedata r:id="rId668" o:title=""/>
-          </v:shape>
-          <o:OLEObject Type="Embed" ProgID="Equation.AxMath" ShapeID="_x0000_i1321" DrawAspect="Content" ObjectID="_1850815241" r:id="rId669"/>
+          <v:shape id="_x0000_i1321" type="#_x0000_t75" style="width:25.5pt;height:18pt" o:ole="">
+            <v:imagedata r:id="rId669" o:title=""/>
+          </v:shape>
+          <o:OLEObject Type="Embed" ProgID="Equation.AxMath" ShapeID="_x0000_i1321" DrawAspect="Content" ObjectID="_1850825794" r:id="rId670"/>
         </w:object>
       </w:r>
       <w:r>
@@ -21219,10 +21261,10 @@
           <w:position w:val="-13"/>
         </w:rPr>
         <w:object w:dxaOrig="4338" w:dyaOrig="393" w14:anchorId="4AE67BCC">
-          <v:shape id="_x0000_i1322" type="#_x0000_t75" style="width:216.9pt;height:19.6pt" o:ole="">
-            <v:imagedata r:id="rId670" o:title=""/>
-          </v:shape>
-          <o:OLEObject Type="Embed" ProgID="Equation.AxMath" ShapeID="_x0000_i1322" DrawAspect="Content" ObjectID="_1850815242" r:id="rId671"/>
+          <v:shape id="_x0000_i1322" type="#_x0000_t75" style="width:217pt;height:19.5pt" o:ole="">
+            <v:imagedata r:id="rId671" o:title=""/>
+          </v:shape>
+          <o:OLEObject Type="Embed" ProgID="Equation.AxMath" ShapeID="_x0000_i1322" DrawAspect="Content" ObjectID="_1850825795" r:id="rId672"/>
         </w:object>
       </w:r>
     </w:p>
@@ -21244,10 +21286,10 @@
           <w:position w:val="-28"/>
         </w:rPr>
         <w:object w:dxaOrig="7879" w:dyaOrig="546" w14:anchorId="0728290A">
-          <v:shape id="_x0000_i1323" type="#_x0000_t75" style="width:394.2pt;height:27.35pt" o:ole="">
-            <v:imagedata r:id="rId672" o:title=""/>
-          </v:shape>
-          <o:OLEObject Type="Embed" ProgID="Equation.AxMath" ShapeID="_x0000_i1323" DrawAspect="Content" ObjectID="_1850815243" r:id="rId673"/>
+          <v:shape id="_x0000_i1323" type="#_x0000_t75" style="width:394.5pt;height:27.5pt" o:ole="">
+            <v:imagedata r:id="rId673" o:title=""/>
+          </v:shape>
+          <o:OLEObject Type="Embed" ProgID="Equation.AxMath" ShapeID="_x0000_i1323" DrawAspect="Content" ObjectID="_1850825796" r:id="rId674"/>
         </w:object>
       </w:r>
     </w:p>
@@ -21263,10 +21305,10 @@
           <w:position w:val="-12"/>
         </w:rPr>
         <w:object w:dxaOrig="487" w:dyaOrig="365" w14:anchorId="2ABB15A3">
-          <v:shape id="_x0000_i1324" type="#_x0000_t75" style="width:24.6pt;height:17.75pt" o:ole="">
-            <v:imagedata r:id="rId674" o:title=""/>
-          </v:shape>
-          <o:OLEObject Type="Embed" ProgID="Equation.AxMath" ShapeID="_x0000_i1324" DrawAspect="Content" ObjectID="_1850815244" r:id="rId675"/>
+          <v:shape id="_x0000_i1324" type="#_x0000_t75" style="width:24.5pt;height:18pt" o:ole="">
+            <v:imagedata r:id="rId675" o:title=""/>
+          </v:shape>
+          <o:OLEObject Type="Embed" ProgID="Equation.AxMath" ShapeID="_x0000_i1324" DrawAspect="Content" ObjectID="_1850825797" r:id="rId676"/>
         </w:object>
       </w:r>
       <w:r>
@@ -21277,10 +21319,10 @@
           <w:position w:val="-12"/>
         </w:rPr>
         <w:object w:dxaOrig="517" w:dyaOrig="365" w14:anchorId="6639E01C">
-          <v:shape id="_x0000_i1325" type="#_x0000_t75" style="width:25.5pt;height:17.75pt" o:ole="">
-            <v:imagedata r:id="rId676" o:title=""/>
-          </v:shape>
-          <o:OLEObject Type="Embed" ProgID="Equation.AxMath" ShapeID="_x0000_i1325" DrawAspect="Content" ObjectID="_1850815245" r:id="rId677"/>
+          <v:shape id="_x0000_i1325" type="#_x0000_t75" style="width:25.5pt;height:18pt" o:ole="">
+            <v:imagedata r:id="rId677" o:title=""/>
+          </v:shape>
+          <o:OLEObject Type="Embed" ProgID="Equation.AxMath" ShapeID="_x0000_i1325" DrawAspect="Content" ObjectID="_1850825798" r:id="rId678"/>
         </w:object>
       </w:r>
       <w:r>
@@ -21303,10 +21345,10 @@
           <w:position w:val="-12"/>
         </w:rPr>
         <w:object w:dxaOrig="763" w:dyaOrig="361" w14:anchorId="55578077">
-          <v:shape id="_x0000_i1326" type="#_x0000_t75" style="width:38.3pt;height:17.75pt" o:ole="">
-            <v:imagedata r:id="rId678" o:title=""/>
-          </v:shape>
-          <o:OLEObject Type="Embed" ProgID="Equation.AxMath" ShapeID="_x0000_i1326" DrawAspect="Content" ObjectID="_1850815246" r:id="rId679"/>
+          <v:shape id="_x0000_i1326" type="#_x0000_t75" style="width:38pt;height:18pt" o:ole="">
+            <v:imagedata r:id="rId679" o:title=""/>
+          </v:shape>
+          <o:OLEObject Type="Embed" ProgID="Equation.AxMath" ShapeID="_x0000_i1326" DrawAspect="Content" ObjectID="_1850825799" r:id="rId680"/>
         </w:object>
       </w:r>
       <w:r>
@@ -21317,10 +21359,10 @@
           <w:position w:val="-12"/>
         </w:rPr>
         <w:object w:dxaOrig="887" w:dyaOrig="361" w14:anchorId="18E83D75">
-          <v:shape id="_x0000_i1327" type="#_x0000_t75" style="width:44.2pt;height:17.75pt" o:ole="">
-            <v:imagedata r:id="rId680" o:title=""/>
-          </v:shape>
-          <o:OLEObject Type="Embed" ProgID="Equation.AxMath" ShapeID="_x0000_i1327" DrawAspect="Content" ObjectID="_1850815247" r:id="rId681"/>
+          <v:shape id="_x0000_i1327" type="#_x0000_t75" style="width:44pt;height:18pt" o:ole="">
+            <v:imagedata r:id="rId681" o:title=""/>
+          </v:shape>
+          <o:OLEObject Type="Embed" ProgID="Equation.AxMath" ShapeID="_x0000_i1327" DrawAspect="Content" ObjectID="_1850825800" r:id="rId682"/>
         </w:object>
       </w:r>
       <w:r>
@@ -21331,10 +21373,10 @@
           <w:position w:val="-12"/>
         </w:rPr>
         <w:object w:dxaOrig="389" w:dyaOrig="361" w14:anchorId="208A7E62">
-          <v:shape id="_x0000_i1328" type="#_x0000_t75" style="width:19.6pt;height:17.75pt" o:ole="">
-            <v:imagedata r:id="rId682" o:title=""/>
-          </v:shape>
-          <o:OLEObject Type="Embed" ProgID="Equation.AxMath" ShapeID="_x0000_i1328" DrawAspect="Content" ObjectID="_1850815248" r:id="rId683"/>
+          <v:shape id="_x0000_i1328" type="#_x0000_t75" style="width:19.5pt;height:18pt" o:ole="">
+            <v:imagedata r:id="rId683" o:title=""/>
+          </v:shape>
+          <o:OLEObject Type="Embed" ProgID="Equation.AxMath" ShapeID="_x0000_i1328" DrawAspect="Content" ObjectID="_1850825801" r:id="rId684"/>
         </w:object>
       </w:r>
       <w:r>
@@ -21438,10 +21480,10 @@
                 <w:position w:val="-12"/>
               </w:rPr>
               <w:object w:dxaOrig="337" w:dyaOrig="361" w14:anchorId="7C1F3703">
-                <v:shape id="_x0000_i1329" type="#_x0000_t75" style="width:16.85pt;height:17.75pt" o:ole="">
-                  <v:imagedata r:id="rId684" o:title=""/>
+                <v:shape id="_x0000_i1329" type="#_x0000_t75" style="width:16.5pt;height:18pt" o:ole="">
+                  <v:imagedata r:id="rId685" o:title=""/>
                 </v:shape>
-                <o:OLEObject Type="Embed" ProgID="Equation.AxMath" ShapeID="_x0000_i1329" DrawAspect="Content" ObjectID="_1850815249" r:id="rId685"/>
+                <o:OLEObject Type="Embed" ProgID="Equation.AxMath" ShapeID="_x0000_i1329" DrawAspect="Content" ObjectID="_1850825802" r:id="rId686"/>
               </w:object>
             </w:r>
           </w:p>
@@ -21473,10 +21515,10 @@
                 <w:position w:val="-12"/>
               </w:rPr>
               <w:object w:dxaOrig="461" w:dyaOrig="361" w14:anchorId="548E5DE2">
-                <v:shape id="_x0000_i1330" type="#_x0000_t75" style="width:22.8pt;height:17.75pt" o:ole="">
-                  <v:imagedata r:id="rId686" o:title=""/>
+                <v:shape id="_x0000_i1330" type="#_x0000_t75" style="width:23pt;height:18pt" o:ole="">
+                  <v:imagedata r:id="rId687" o:title=""/>
                 </v:shape>
-                <o:OLEObject Type="Embed" ProgID="Equation.AxMath" ShapeID="_x0000_i1330" DrawAspect="Content" ObjectID="_1850815250" r:id="rId687"/>
+                <o:OLEObject Type="Embed" ProgID="Equation.AxMath" ShapeID="_x0000_i1330" DrawAspect="Content" ObjectID="_1850825803" r:id="rId688"/>
               </w:object>
             </w:r>
             <w:r>
@@ -21875,10 +21917,10 @@
           <w:position w:val="-12"/>
         </w:rPr>
         <w:object w:dxaOrig="1475" w:dyaOrig="358" w14:anchorId="74B4813D">
-          <v:shape id="_x0000_i1331" type="#_x0000_t75" style="width:73.8pt;height:18.25pt" o:ole="">
-            <v:imagedata r:id="rId688" o:title=""/>
-          </v:shape>
-          <o:OLEObject Type="Embed" ProgID="Equation.AxMath" ShapeID="_x0000_i1331" DrawAspect="Content" ObjectID="_1850815251" r:id="rId689"/>
+          <v:shape id="_x0000_i1331" type="#_x0000_t75" style="width:74pt;height:18pt" o:ole="">
+            <v:imagedata r:id="rId689" o:title=""/>
+          </v:shape>
+          <o:OLEObject Type="Embed" ProgID="Equation.AxMath" ShapeID="_x0000_i1331" DrawAspect="Content" ObjectID="_1850825804" r:id="rId690"/>
         </w:object>
       </w:r>
       <w:r>
@@ -21889,10 +21931,10 @@
           <w:position w:val="-12"/>
         </w:rPr>
         <w:object w:dxaOrig="1475" w:dyaOrig="358" w14:anchorId="4BCEEEB4">
-          <v:shape id="_x0000_i1332" type="#_x0000_t75" style="width:73.8pt;height:18.25pt" o:ole="">
-            <v:imagedata r:id="rId690" o:title=""/>
-          </v:shape>
-          <o:OLEObject Type="Embed" ProgID="Equation.AxMath" ShapeID="_x0000_i1332" DrawAspect="Content" ObjectID="_1850815252" r:id="rId691"/>
+          <v:shape id="_x0000_i1332" type="#_x0000_t75" style="width:74pt;height:18pt" o:ole="">
+            <v:imagedata r:id="rId691" o:title=""/>
+          </v:shape>
+          <o:OLEObject Type="Embed" ProgID="Equation.AxMath" ShapeID="_x0000_i1332" DrawAspect="Content" ObjectID="_1850825805" r:id="rId692"/>
         </w:object>
       </w:r>
       <w:r>
@@ -21943,10 +21985,10 @@
           <w:position w:val="-30"/>
         </w:rPr>
         <w:object w:dxaOrig="4739" w:dyaOrig="739" w14:anchorId="5CA85ECF">
-          <v:shape id="_x0000_i1333" type="#_x0000_t75" style="width:236.95pt;height:36.9pt" o:ole="">
-            <v:imagedata r:id="rId692" o:title=""/>
-          </v:shape>
-          <o:OLEObject Type="Embed" ProgID="Equation.AxMath" ShapeID="_x0000_i1333" DrawAspect="Content" ObjectID="_1850815253" r:id="rId693"/>
+          <v:shape id="_x0000_i1333" type="#_x0000_t75" style="width:237pt;height:37pt" o:ole="">
+            <v:imagedata r:id="rId693" o:title=""/>
+          </v:shape>
+          <o:OLEObject Type="Embed" ProgID="Equation.AxMath" ShapeID="_x0000_i1333" DrawAspect="Content" ObjectID="_1850825806" r:id="rId694"/>
         </w:object>
       </w:r>
     </w:p>
@@ -21962,10 +22004,10 @@
           <w:position w:val="-13"/>
         </w:rPr>
         <w:object w:dxaOrig="699" w:dyaOrig="378" w14:anchorId="424A08DC">
-          <v:shape id="_x0000_i1334" type="#_x0000_t75" style="width:35.1pt;height:19.15pt" o:ole="">
-            <v:imagedata r:id="rId694" o:title=""/>
-          </v:shape>
-          <o:OLEObject Type="Embed" ProgID="Equation.AxMath" ShapeID="_x0000_i1334" DrawAspect="Content" ObjectID="_1850815254" r:id="rId695"/>
+          <v:shape id="_x0000_i1334" type="#_x0000_t75" style="width:35pt;height:19.5pt" o:ole="">
+            <v:imagedata r:id="rId695" o:title=""/>
+          </v:shape>
+          <o:OLEObject Type="Embed" ProgID="Equation.AxMath" ShapeID="_x0000_i1334" DrawAspect="Content" ObjectID="_1850825807" r:id="rId696"/>
         </w:object>
       </w:r>
       <w:r>
@@ -21976,10 +22018,10 @@
           <w:position w:val="-13"/>
         </w:rPr>
         <w:object w:dxaOrig="752" w:dyaOrig="379" w14:anchorId="2D42BBB6">
-          <v:shape id="_x0000_i1335" type="#_x0000_t75" style="width:37.8pt;height:19.15pt" o:ole="">
-            <v:imagedata r:id="rId696" o:title=""/>
-          </v:shape>
-          <o:OLEObject Type="Embed" ProgID="Equation.AxMath" ShapeID="_x0000_i1335" DrawAspect="Content" ObjectID="_1850815255" r:id="rId697"/>
+          <v:shape id="_x0000_i1335" type="#_x0000_t75" style="width:38pt;height:19.5pt" o:ole="">
+            <v:imagedata r:id="rId697" o:title=""/>
+          </v:shape>
+          <o:OLEObject Type="Embed" ProgID="Equation.AxMath" ShapeID="_x0000_i1335" DrawAspect="Content" ObjectID="_1850825808" r:id="rId698"/>
         </w:object>
       </w:r>
       <w:r>
@@ -22042,10 +22084,10 @@
           <w:position w:val="-12"/>
         </w:rPr>
         <w:object w:dxaOrig="1356" w:dyaOrig="371" w14:anchorId="3D4A1A5F">
-          <v:shape id="_x0000_i1336" type="#_x0000_t75" style="width:67.9pt;height:18.7pt" o:ole="">
-            <v:imagedata r:id="rId698" o:title=""/>
-          </v:shape>
-          <o:OLEObject Type="Embed" ProgID="Equation.AxMath" ShapeID="_x0000_i1336" DrawAspect="Content" ObjectID="_1850815256" r:id="rId699"/>
+          <v:shape id="_x0000_i1336" type="#_x0000_t75" style="width:67.5pt;height:18.5pt" o:ole="">
+            <v:imagedata r:id="rId699" o:title=""/>
+          </v:shape>
+          <o:OLEObject Type="Embed" ProgID="Equation.AxMath" ShapeID="_x0000_i1336" DrawAspect="Content" ObjectID="_1850825809" r:id="rId700"/>
         </w:object>
       </w:r>
     </w:p>
@@ -22064,10 +22106,10 @@
           <w:position w:val="-11"/>
         </w:rPr>
         <w:object w:dxaOrig="178" w:dyaOrig="357" w14:anchorId="358214DA">
-          <v:shape id="_x0000_i1337" type="#_x0000_t75" style="width:9.1pt;height:17.75pt" o:ole="">
-            <v:imagedata r:id="rId700" o:title=""/>
-          </v:shape>
-          <o:OLEObject Type="Embed" ProgID="Equation.AxMath" ShapeID="_x0000_i1337" DrawAspect="Content" ObjectID="_1850815257" r:id="rId701"/>
+          <v:shape id="_x0000_i1337" type="#_x0000_t75" style="width:9pt;height:18pt" o:ole="">
+            <v:imagedata r:id="rId701" o:title=""/>
+          </v:shape>
+          <o:OLEObject Type="Embed" ProgID="Equation.AxMath" ShapeID="_x0000_i1337" DrawAspect="Content" ObjectID="_1850825810" r:id="rId702"/>
         </w:object>
       </w:r>
       <w:r>
@@ -22087,10 +22129,10 @@
           <w:position w:val="-12"/>
         </w:rPr>
         <w:object w:dxaOrig="1382" w:dyaOrig="371" w14:anchorId="40877C4A">
-          <v:shape id="_x0000_i1338" type="#_x0000_t75" style="width:69.25pt;height:18.7pt" o:ole="">
-            <v:imagedata r:id="rId702" o:title=""/>
-          </v:shape>
-          <o:OLEObject Type="Embed" ProgID="Equation.AxMath" ShapeID="_x0000_i1338" DrawAspect="Content" ObjectID="_1850815258" r:id="rId703"/>
+          <v:shape id="_x0000_i1338" type="#_x0000_t75" style="width:69pt;height:18.5pt" o:ole="">
+            <v:imagedata r:id="rId703" o:title=""/>
+          </v:shape>
+          <o:OLEObject Type="Embed" ProgID="Equation.AxMath" ShapeID="_x0000_i1338" DrawAspect="Content" ObjectID="_1850825811" r:id="rId704"/>
         </w:object>
       </w:r>
     </w:p>
@@ -22165,10 +22207,10 @@
                 <w:position w:val="-28"/>
               </w:rPr>
               <w:object w:dxaOrig="3263" w:dyaOrig="743" w14:anchorId="6D97FB69">
-                <v:shape id="_x0000_i117710" type="#_x0000_t75" style="width:163.15pt;height:37.35pt" o:ole="">
-                  <v:imagedata r:id="rId704" o:title=""/>
+                <v:shape id="_x0000_i117710" type="#_x0000_t75" style="width:163.5pt;height:37.5pt" o:ole="">
+                  <v:imagedata r:id="rId705" o:title=""/>
                 </v:shape>
-                <o:OLEObject Type="Embed" ProgID="Equation.AxMath" ShapeID="_x0000_i117710" DrawAspect="Content" ObjectID="_1850815259" r:id="rId705"/>
+                <o:OLEObject Type="Embed" ProgID="Equation.AxMath" ShapeID="_x0000_i117710" DrawAspect="Content" ObjectID="_1850825812" r:id="rId706"/>
               </w:object>
             </w:r>
           </w:p>
@@ -22234,10 +22276,10 @@
           <w:position w:val="-12"/>
         </w:rPr>
         <w:object w:dxaOrig="693" w:dyaOrig="371" w14:anchorId="7577254C">
-          <v:shape id="_x0000_i1340" type="#_x0000_t75" style="width:34.65pt;height:18.7pt" o:ole="">
-            <v:imagedata r:id="rId706" o:title=""/>
-          </v:shape>
-          <o:OLEObject Type="Embed" ProgID="Equation.AxMath" ShapeID="_x0000_i1340" DrawAspect="Content" ObjectID="_1850815260" r:id="rId707"/>
+          <v:shape id="_x0000_i1340" type="#_x0000_t75" style="width:34.5pt;height:18.5pt" o:ole="">
+            <v:imagedata r:id="rId707" o:title=""/>
+          </v:shape>
+          <o:OLEObject Type="Embed" ProgID="Equation.AxMath" ShapeID="_x0000_i1340" DrawAspect="Content" ObjectID="_1850825813" r:id="rId708"/>
         </w:object>
       </w:r>
       <w:r>
@@ -22257,10 +22299,10 @@
           <w:position w:val="-26"/>
         </w:rPr>
         <w:object w:dxaOrig="3114" w:dyaOrig="655" w14:anchorId="01A70504">
-          <v:shape id="_x0000_i1341" type="#_x0000_t75" style="width:155.85pt;height:32.8pt" o:ole="">
-            <v:imagedata r:id="rId708" o:title=""/>
-          </v:shape>
-          <o:OLEObject Type="Embed" ProgID="Equation.AxMath" ShapeID="_x0000_i1341" DrawAspect="Content" ObjectID="_1850815261" r:id="rId709"/>
+          <v:shape id="_x0000_i1341" type="#_x0000_t75" style="width:155.5pt;height:33pt" o:ole="">
+            <v:imagedata r:id="rId709" o:title=""/>
+          </v:shape>
+          <o:OLEObject Type="Embed" ProgID="Equation.AxMath" ShapeID="_x0000_i1341" DrawAspect="Content" ObjectID="_1850825814" r:id="rId710"/>
         </w:object>
       </w:r>
     </w:p>
@@ -22285,10 +22327,10 @@
           <w:position w:val="-26"/>
         </w:rPr>
         <w:object w:dxaOrig="2028" w:dyaOrig="655" w14:anchorId="346E63DB">
-          <v:shape id="_x0000_i1342" type="#_x0000_t75" style="width:101.6pt;height:32.8pt" o:ole="">
-            <v:imagedata r:id="rId710" o:title=""/>
-          </v:shape>
-          <o:OLEObject Type="Embed" ProgID="Equation.AxMath" ShapeID="_x0000_i1342" DrawAspect="Content" ObjectID="_1850815262" r:id="rId711"/>
+          <v:shape id="_x0000_i1342" type="#_x0000_t75" style="width:101.5pt;height:33pt" o:ole="">
+            <v:imagedata r:id="rId711" o:title=""/>
+          </v:shape>
+          <o:OLEObject Type="Embed" ProgID="Equation.AxMath" ShapeID="_x0000_i1342" DrawAspect="Content" ObjectID="_1850825815" r:id="rId712"/>
         </w:object>
       </w:r>
     </w:p>
@@ -22313,10 +22355,10 @@
           <w:position w:val="-26"/>
         </w:rPr>
         <w:object w:dxaOrig="2997" w:dyaOrig="655" w14:anchorId="0F4F3B17">
-          <v:shape id="_x0000_i1343" type="#_x0000_t75" style="width:149.9pt;height:32.8pt" o:ole="">
-            <v:imagedata r:id="rId712" o:title=""/>
-          </v:shape>
-          <o:OLEObject Type="Embed" ProgID="Equation.AxMath" ShapeID="_x0000_i1343" DrawAspect="Content" ObjectID="_1850815263" r:id="rId713"/>
+          <v:shape id="_x0000_i1343" type="#_x0000_t75" style="width:149.5pt;height:33pt" o:ole="">
+            <v:imagedata r:id="rId713" o:title=""/>
+          </v:shape>
+          <o:OLEObject Type="Embed" ProgID="Equation.AxMath" ShapeID="_x0000_i1343" DrawAspect="Content" ObjectID="_1850825816" r:id="rId714"/>
         </w:object>
       </w:r>
     </w:p>
@@ -22330,10 +22372,10 @@
           <w:position w:val="-26"/>
         </w:rPr>
         <w:object w:dxaOrig="2527" w:dyaOrig="655" w14:anchorId="187F4AF0">
-          <v:shape id="_x0000_i1344" type="#_x0000_t75" style="width:126.25pt;height:32.8pt" o:ole="">
-            <v:imagedata r:id="rId714" o:title=""/>
-          </v:shape>
-          <o:OLEObject Type="Embed" ProgID="Equation.AxMath" ShapeID="_x0000_i1344" DrawAspect="Content" ObjectID="_1850815264" r:id="rId715"/>
+          <v:shape id="_x0000_i1344" type="#_x0000_t75" style="width:126pt;height:33pt" o:ole="">
+            <v:imagedata r:id="rId715" o:title=""/>
+          </v:shape>
+          <o:OLEObject Type="Embed" ProgID="Equation.AxMath" ShapeID="_x0000_i1344" DrawAspect="Content" ObjectID="_1850825817" r:id="rId716"/>
         </w:object>
       </w:r>
     </w:p>
@@ -22417,10 +22459,10 @@
                 <w:position w:val="-28"/>
               </w:rPr>
               <w:object w:dxaOrig="2568" w:dyaOrig="669" w14:anchorId="2642201B">
-                <v:shape id="_x0000_i128924" type="#_x0000_t75" style="width:128.5pt;height:33.25pt" o:ole="">
-                  <v:imagedata r:id="rId716" o:title=""/>
+                <v:shape id="_x0000_i128924" type="#_x0000_t75" style="width:128.5pt;height:33pt" o:ole="">
+                  <v:imagedata r:id="rId717" o:title=""/>
                 </v:shape>
-                <o:OLEObject Type="Embed" ProgID="Equation.AxMath" ShapeID="_x0000_i128924" DrawAspect="Content" ObjectID="_1850815265" r:id="rId717"/>
+                <o:OLEObject Type="Embed" ProgID="Equation.AxMath" ShapeID="_x0000_i128924" DrawAspect="Content" ObjectID="_1850825818" r:id="rId718"/>
               </w:object>
             </w:r>
           </w:p>
@@ -22500,10 +22542,10 @@
           <w:position w:val="-13"/>
         </w:rPr>
         <w:object w:dxaOrig="4890" w:dyaOrig="386" w14:anchorId="5589CC08">
-          <v:shape id="_x0000_i1348" type="#_x0000_t75" style="width:244.7pt;height:19.15pt" o:ole="">
-            <v:imagedata r:id="rId718" o:title=""/>
-          </v:shape>
-          <o:OLEObject Type="Embed" ProgID="Equation.AxMath" ShapeID="_x0000_i1348" DrawAspect="Content" ObjectID="_1850815266" r:id="rId719"/>
+          <v:shape id="_x0000_i1348" type="#_x0000_t75" style="width:244.5pt;height:19pt" o:ole="">
+            <v:imagedata r:id="rId719" o:title=""/>
+          </v:shape>
+          <o:OLEObject Type="Embed" ProgID="Equation.AxMath" ShapeID="_x0000_i1348" DrawAspect="Content" ObjectID="_1850825819" r:id="rId720"/>
         </w:object>
       </w:r>
     </w:p>
@@ -22522,10 +22564,10 @@
           <w:position w:val="-11"/>
         </w:rPr>
         <w:object w:dxaOrig="174" w:dyaOrig="357" w14:anchorId="79CDA9E3">
-          <v:shape id="_x0000_i1349" type="#_x0000_t75" style="width:8.65pt;height:17.75pt" o:ole="">
-            <v:imagedata r:id="rId63" o:title=""/>
-          </v:shape>
-          <o:OLEObject Type="Embed" ProgID="Equation.AxMath" ShapeID="_x0000_i1349" DrawAspect="Content" ObjectID="_1850815267" r:id="rId720"/>
+          <v:shape id="_x0000_i1349" type="#_x0000_t75" style="width:8.5pt;height:18pt" o:ole="">
+            <v:imagedata r:id="rId64" o:title=""/>
+          </v:shape>
+          <o:OLEObject Type="Embed" ProgID="Equation.AxMath" ShapeID="_x0000_i1349" DrawAspect="Content" ObjectID="_1850825820" r:id="rId721"/>
         </w:object>
       </w:r>
       <w:r>
@@ -22545,10 +22587,10 @@
           <w:position w:val="-27"/>
         </w:rPr>
         <w:object w:dxaOrig="1428" w:dyaOrig="729" w14:anchorId="312ED9A3">
-          <v:shape id="_x0000_i1350" type="#_x0000_t75" style="width:71.55pt;height:36.45pt" o:ole="">
-            <v:imagedata r:id="rId721" o:title=""/>
-          </v:shape>
-          <o:OLEObject Type="Embed" ProgID="Equation.AxMath" ShapeID="_x0000_i1350" DrawAspect="Content" ObjectID="_1850815268" r:id="rId722"/>
+          <v:shape id="_x0000_i1350" type="#_x0000_t75" style="width:71.5pt;height:36.5pt" o:ole="">
+            <v:imagedata r:id="rId722" o:title=""/>
+          </v:shape>
+          <o:OLEObject Type="Embed" ProgID="Equation.AxMath" ShapeID="_x0000_i1350" DrawAspect="Content" ObjectID="_1850825821" r:id="rId723"/>
         </w:object>
       </w:r>
     </w:p>
@@ -22573,10 +22615,10 @@
           <w:position w:val="-26"/>
         </w:rPr>
         <w:object w:dxaOrig="3457" w:dyaOrig="722" w14:anchorId="0FCFD973">
-          <v:shape id="_x0000_i1351" type="#_x0000_t75" style="width:172.7pt;height:36pt" o:ole="">
-            <v:imagedata r:id="rId723" o:title=""/>
-          </v:shape>
-          <o:OLEObject Type="Embed" ProgID="Equation.AxMath" ShapeID="_x0000_i1351" DrawAspect="Content" ObjectID="_1850815269" r:id="rId724"/>
+          <v:shape id="_x0000_i1351" type="#_x0000_t75" style="width:172.5pt;height:36pt" o:ole="">
+            <v:imagedata r:id="rId724" o:title=""/>
+          </v:shape>
+          <o:OLEObject Type="Embed" ProgID="Equation.AxMath" ShapeID="_x0000_i1351" DrawAspect="Content" ObjectID="_1850825822" r:id="rId725"/>
         </w:object>
       </w:r>
     </w:p>
@@ -22595,10 +22637,10 @@
           <w:position w:val="-11"/>
         </w:rPr>
         <w:object w:dxaOrig="750" w:dyaOrig="424" w14:anchorId="6D6BE38F">
-          <v:shape id="_x0000_i1352" type="#_x0000_t75" style="width:37.35pt;height:21.4pt" o:ole="">
-            <v:imagedata r:id="rId725" o:title=""/>
-          </v:shape>
-          <o:OLEObject Type="Embed" ProgID="Equation.AxMath" ShapeID="_x0000_i1352" DrawAspect="Content" ObjectID="_1850815270" r:id="rId726"/>
+          <v:shape id="_x0000_i1352" type="#_x0000_t75" style="width:37.5pt;height:21.5pt" o:ole="">
+            <v:imagedata r:id="rId726" o:title=""/>
+          </v:shape>
+          <o:OLEObject Type="Embed" ProgID="Equation.AxMath" ShapeID="_x0000_i1352" DrawAspect="Content" ObjectID="_1850825823" r:id="rId727"/>
         </w:object>
       </w:r>
       <w:r>
@@ -22618,10 +22660,10 @@
           <w:position w:val="-26"/>
         </w:rPr>
         <w:object w:dxaOrig="1332" w:dyaOrig="722" w14:anchorId="73F9DA9F">
-          <v:shape id="_x0000_i1353" type="#_x0000_t75" style="width:66.55pt;height:36pt" o:ole="">
-            <v:imagedata r:id="rId727" o:title=""/>
-          </v:shape>
-          <o:OLEObject Type="Embed" ProgID="Equation.AxMath" ShapeID="_x0000_i1353" DrawAspect="Content" ObjectID="_1850815271" r:id="rId728"/>
+          <v:shape id="_x0000_i1353" type="#_x0000_t75" style="width:66.5pt;height:36pt" o:ole="">
+            <v:imagedata r:id="rId728" o:title=""/>
+          </v:shape>
+          <o:OLEObject Type="Embed" ProgID="Equation.AxMath" ShapeID="_x0000_i1353" DrawAspect="Content" ObjectID="_1850825824" r:id="rId729"/>
         </w:object>
       </w:r>
     </w:p>
@@ -22646,10 +22688,10 @@
           <w:position w:val="-12"/>
         </w:rPr>
         <w:object w:dxaOrig="1438" w:dyaOrig="360" w14:anchorId="213BB023">
-          <v:shape id="_x0000_i1354" type="#_x0000_t75" style="width:1in;height:18.25pt" o:ole="">
-            <v:imagedata r:id="rId729" o:title=""/>
-          </v:shape>
-          <o:OLEObject Type="Embed" ProgID="Equation.AxMath" ShapeID="_x0000_i1354" DrawAspect="Content" ObjectID="_1850815272" r:id="rId730"/>
+          <v:shape id="_x0000_i1354" type="#_x0000_t75" style="width:1in;height:18pt" o:ole="">
+            <v:imagedata r:id="rId730" o:title=""/>
+          </v:shape>
+          <o:OLEObject Type="Embed" ProgID="Equation.AxMath" ShapeID="_x0000_i1354" DrawAspect="Content" ObjectID="_1850825825" r:id="rId731"/>
         </w:object>
       </w:r>
     </w:p>
@@ -22674,10 +22716,10 @@
           <w:position w:val="-12"/>
         </w:rPr>
         <w:object w:dxaOrig="1422" w:dyaOrig="360" w14:anchorId="3D324341">
-          <v:shape id="_x0000_i1355" type="#_x0000_t75" style="width:71.1pt;height:18.25pt" o:ole="">
-            <v:imagedata r:id="rId731" o:title=""/>
-          </v:shape>
-          <o:OLEObject Type="Embed" ProgID="Equation.AxMath" ShapeID="_x0000_i1355" DrawAspect="Content" ObjectID="_1850815273" r:id="rId732"/>
+          <v:shape id="_x0000_i1355" type="#_x0000_t75" style="width:71pt;height:18pt" o:ole="">
+            <v:imagedata r:id="rId732" o:title=""/>
+          </v:shape>
+          <o:OLEObject Type="Embed" ProgID="Equation.AxMath" ShapeID="_x0000_i1355" DrawAspect="Content" ObjectID="_1850825826" r:id="rId733"/>
         </w:object>
       </w:r>
     </w:p>
@@ -22702,10 +22744,10 @@
           <w:position w:val="-26"/>
         </w:rPr>
         <w:object w:dxaOrig="1341" w:dyaOrig="655" w14:anchorId="6676CFFA">
-          <v:shape id="_x0000_i1358" type="#_x0000_t75" style="width:67pt;height:32.8pt" o:ole="">
-            <v:imagedata r:id="rId733" o:title=""/>
-          </v:shape>
-          <o:OLEObject Type="Embed" ProgID="Equation.AxMath" ShapeID="_x0000_i1358" DrawAspect="Content" ObjectID="_1850815274" r:id="rId734"/>
+          <v:shape id="_x0000_i1358" type="#_x0000_t75" style="width:67pt;height:33pt" o:ole="">
+            <v:imagedata r:id="rId734" o:title=""/>
+          </v:shape>
+          <o:OLEObject Type="Embed" ProgID="Equation.AxMath" ShapeID="_x0000_i1358" DrawAspect="Content" ObjectID="_1850825827" r:id="rId735"/>
         </w:object>
       </w:r>
     </w:p>
@@ -22730,10 +22772,10 @@
           <w:position w:val="-26"/>
         </w:rPr>
         <w:object w:dxaOrig="3317" w:dyaOrig="658" w14:anchorId="067E0813">
-          <v:shape id="_x0000_i151329" type="#_x0000_t75" style="width:165.85pt;height:32.8pt" o:ole="">
-            <v:imagedata r:id="rId735" o:title=""/>
-          </v:shape>
-          <o:OLEObject Type="Embed" ProgID="Equation.AxMath" ShapeID="_x0000_i151329" DrawAspect="Content" ObjectID="_1850815275" r:id="rId736"/>
+          <v:shape id="_x0000_i151329" type="#_x0000_t75" style="width:165.5pt;height:33pt" o:ole="">
+            <v:imagedata r:id="rId736" o:title=""/>
+          </v:shape>
+          <o:OLEObject Type="Embed" ProgID="Equation.AxMath" ShapeID="_x0000_i151329" DrawAspect="Content" ObjectID="_1850825828" r:id="rId737"/>
         </w:object>
       </w:r>
     </w:p>
@@ -22747,10 +22789,10 @@
           <w:position w:val="-26"/>
         </w:rPr>
         <w:object w:dxaOrig="3378" w:dyaOrig="658" w14:anchorId="18907E69">
-          <v:shape id="_x0000_i151321" type="#_x0000_t75" style="width:169.05pt;height:32.8pt" o:ole="">
-            <v:imagedata r:id="rId737" o:title=""/>
-          </v:shape>
-          <o:OLEObject Type="Embed" ProgID="Equation.AxMath" ShapeID="_x0000_i151321" DrawAspect="Content" ObjectID="_1850815276" r:id="rId738"/>
+          <v:shape id="_x0000_i151321" type="#_x0000_t75" style="width:169pt;height:33pt" o:ole="">
+            <v:imagedata r:id="rId738" o:title=""/>
+          </v:shape>
+          <o:OLEObject Type="Embed" ProgID="Equation.AxMath" ShapeID="_x0000_i151321" DrawAspect="Content" ObjectID="_1850825829" r:id="rId739"/>
         </w:object>
       </w:r>
     </w:p>
@@ -22825,10 +22867,10 @@
                 <w:position w:val="-28"/>
               </w:rPr>
               <w:object w:dxaOrig="4092" w:dyaOrig="669" w14:anchorId="75566B68">
-                <v:shape id="_x0000_i151346" type="#_x0000_t75" style="width:204.6pt;height:33.25pt" o:ole="">
-                  <v:imagedata r:id="rId739" o:title=""/>
+                <v:shape id="_x0000_i151346" type="#_x0000_t75" style="width:204.5pt;height:33pt" o:ole="">
+                  <v:imagedata r:id="rId740" o:title=""/>
                 </v:shape>
-                <o:OLEObject Type="Embed" ProgID="Equation.AxMath" ShapeID="_x0000_i151346" DrawAspect="Content" ObjectID="_1850815277" r:id="rId740"/>
+                <o:OLEObject Type="Embed" ProgID="Equation.AxMath" ShapeID="_x0000_i151346" DrawAspect="Content" ObjectID="_1850825830" r:id="rId741"/>
               </w:object>
             </w:r>
           </w:p>
@@ -22919,10 +22961,10 @@
                 <w:position w:val="-28"/>
               </w:rPr>
               <w:object w:dxaOrig="3187" w:dyaOrig="669" w14:anchorId="17B2FCFA">
-                <v:shape id="_x0000_i151349" type="#_x0000_t75" style="width:159.5pt;height:33.25pt" o:ole="">
-                  <v:imagedata r:id="rId741" o:title=""/>
+                <v:shape id="_x0000_i151349" type="#_x0000_t75" style="width:159.5pt;height:33pt" o:ole="">
+                  <v:imagedata r:id="rId742" o:title=""/>
                 </v:shape>
-                <o:OLEObject Type="Embed" ProgID="Equation.AxMath" ShapeID="_x0000_i151349" DrawAspect="Content" ObjectID="_1850815278" r:id="rId742"/>
+                <o:OLEObject Type="Embed" ProgID="Equation.AxMath" ShapeID="_x0000_i151349" DrawAspect="Content" ObjectID="_1850825831" r:id="rId743"/>
               </w:object>
             </w:r>
           </w:p>
@@ -23020,10 +23062,10 @@
           <w:position w:val="-12"/>
         </w:rPr>
         <w:object w:dxaOrig="2010" w:dyaOrig="371" w14:anchorId="013DF4F0">
-          <v:shape id="_x0000_i1364" type="#_x0000_t75" style="width:100.7pt;height:18.7pt" o:ole="">
-            <v:imagedata r:id="rId743" o:title=""/>
-          </v:shape>
-          <o:OLEObject Type="Embed" ProgID="Equation.AxMath" ShapeID="_x0000_i1364" DrawAspect="Content" ObjectID="_1850815279" r:id="rId744"/>
+          <v:shape id="_x0000_i1364" type="#_x0000_t75" style="width:101pt;height:18.5pt" o:ole="">
+            <v:imagedata r:id="rId744" o:title=""/>
+          </v:shape>
+          <o:OLEObject Type="Embed" ProgID="Equation.AxMath" ShapeID="_x0000_i1364" DrawAspect="Content" ObjectID="_1850825832" r:id="rId745"/>
         </w:object>
       </w:r>
     </w:p>
@@ -23037,10 +23079,10 @@
           <w:position w:val="-26"/>
         </w:rPr>
         <w:object w:dxaOrig="2958" w:dyaOrig="655" w14:anchorId="6C20D147">
-          <v:shape id="_x0000_i1365" type="#_x0000_t75" style="width:148.1pt;height:32.8pt" o:ole="">
-            <v:imagedata r:id="rId745" o:title=""/>
-          </v:shape>
-          <o:OLEObject Type="Embed" ProgID="Equation.AxMath" ShapeID="_x0000_i1365" DrawAspect="Content" ObjectID="_1850815280" r:id="rId746"/>
+          <v:shape id="_x0000_i1365" type="#_x0000_t75" style="width:148pt;height:33pt" o:ole="">
+            <v:imagedata r:id="rId746" o:title=""/>
+          </v:shape>
+          <o:OLEObject Type="Embed" ProgID="Equation.AxMath" ShapeID="_x0000_i1365" DrawAspect="Content" ObjectID="_1850825833" r:id="rId747"/>
         </w:object>
       </w:r>
     </w:p>
@@ -23054,10 +23096,10 @@
           <w:position w:val="-26"/>
         </w:rPr>
         <w:object w:dxaOrig="2863" w:dyaOrig="655" w14:anchorId="311E722E">
-          <v:shape id="_x0000_i1366" type="#_x0000_t75" style="width:143.1pt;height:32.8pt" o:ole="">
-            <v:imagedata r:id="rId747" o:title=""/>
-          </v:shape>
-          <o:OLEObject Type="Embed" ProgID="Equation.AxMath" ShapeID="_x0000_i1366" DrawAspect="Content" ObjectID="_1850815281" r:id="rId748"/>
+          <v:shape id="_x0000_i1366" type="#_x0000_t75" style="width:143.5pt;height:33pt" o:ole="">
+            <v:imagedata r:id="rId748" o:title=""/>
+          </v:shape>
+          <o:OLEObject Type="Embed" ProgID="Equation.AxMath" ShapeID="_x0000_i1366" DrawAspect="Content" ObjectID="_1850825834" r:id="rId749"/>
         </w:object>
       </w:r>
     </w:p>
@@ -23071,10 +23113,10 @@
           <w:position w:val="-27"/>
         </w:rPr>
         <w:object w:dxaOrig="5729" w:dyaOrig="669" w14:anchorId="3A8F3EB8">
-          <v:shape id="_x0000_i1367" type="#_x0000_t75" style="width:286.65pt;height:33.25pt" o:ole="">
-            <v:imagedata r:id="rId749" o:title=""/>
-          </v:shape>
-          <o:OLEObject Type="Embed" ProgID="Equation.AxMath" ShapeID="_x0000_i1367" DrawAspect="Content" ObjectID="_1850815282" r:id="rId750"/>
+          <v:shape id="_x0000_i1367" type="#_x0000_t75" style="width:286.5pt;height:33pt" o:ole="">
+            <v:imagedata r:id="rId750" o:title=""/>
+          </v:shape>
+          <o:OLEObject Type="Embed" ProgID="Equation.AxMath" ShapeID="_x0000_i1367" DrawAspect="Content" ObjectID="_1850825835" r:id="rId751"/>
         </w:object>
       </w:r>
     </w:p>
@@ -23099,10 +23141,10 @@
           <w:position w:val="-12"/>
         </w:rPr>
         <w:object w:dxaOrig="3179" w:dyaOrig="371" w14:anchorId="157F1619">
-          <v:shape id="_x0000_i1368" type="#_x0000_t75" style="width:159.05pt;height:18.7pt" o:ole="">
-            <v:imagedata r:id="rId751" o:title=""/>
-          </v:shape>
-          <o:OLEObject Type="Embed" ProgID="Equation.AxMath" ShapeID="_x0000_i1368" DrawAspect="Content" ObjectID="_1850815283" r:id="rId752"/>
+          <v:shape id="_x0000_i1368" type="#_x0000_t75" style="width:159pt;height:18.5pt" o:ole="">
+            <v:imagedata r:id="rId752" o:title=""/>
+          </v:shape>
+          <o:OLEObject Type="Embed" ProgID="Equation.AxMath" ShapeID="_x0000_i1368" DrawAspect="Content" ObjectID="_1850825836" r:id="rId753"/>
         </w:object>
       </w:r>
     </w:p>
@@ -23116,10 +23158,10 @@
           <w:position w:val="-12"/>
         </w:rPr>
         <w:object w:dxaOrig="3055" w:dyaOrig="371" w14:anchorId="5DA0ABA3">
-          <v:shape id="_x0000_i1369" type="#_x0000_t75" style="width:152.65pt;height:18.7pt" o:ole="">
-            <v:imagedata r:id="rId753" o:title=""/>
-          </v:shape>
-          <o:OLEObject Type="Embed" ProgID="Equation.AxMath" ShapeID="_x0000_i1369" DrawAspect="Content" ObjectID="_1850815284" r:id="rId754"/>
+          <v:shape id="_x0000_i1369" type="#_x0000_t75" style="width:152.5pt;height:18.5pt" o:ole="">
+            <v:imagedata r:id="rId754" o:title=""/>
+          </v:shape>
+          <o:OLEObject Type="Embed" ProgID="Equation.AxMath" ShapeID="_x0000_i1369" DrawAspect="Content" ObjectID="_1850825837" r:id="rId755"/>
         </w:object>
       </w:r>
     </w:p>
@@ -23138,10 +23180,10 @@
           <w:position w:val="-26"/>
         </w:rPr>
         <w:object w:dxaOrig="924" w:dyaOrig="658" w14:anchorId="53307191">
-          <v:shape id="_x0000_i1370" type="#_x0000_t75" style="width:46.05pt;height:32.8pt" o:ole="">
-            <v:imagedata r:id="rId755" o:title=""/>
-          </v:shape>
-          <o:OLEObject Type="Embed" ProgID="Equation.AxMath" ShapeID="_x0000_i1370" DrawAspect="Content" ObjectID="_1850815285" r:id="rId756"/>
+          <v:shape id="_x0000_i1370" type="#_x0000_t75" style="width:46pt;height:33pt" o:ole="">
+            <v:imagedata r:id="rId756" o:title=""/>
+          </v:shape>
+          <o:OLEObject Type="Embed" ProgID="Equation.AxMath" ShapeID="_x0000_i1370" DrawAspect="Content" ObjectID="_1850825838" r:id="rId757"/>
         </w:object>
       </w:r>
       <w:r>
@@ -23155,10 +23197,10 @@
           <w:position w:val="-26"/>
         </w:rPr>
         <w:object w:dxaOrig="913" w:dyaOrig="658" w14:anchorId="5F339A4F">
-          <v:shape id="_x0000_i1371" type="#_x0000_t75" style="width:45.55pt;height:32.8pt" o:ole="">
-            <v:imagedata r:id="rId757" o:title=""/>
-          </v:shape>
-          <o:OLEObject Type="Embed" ProgID="Equation.AxMath" ShapeID="_x0000_i1371" DrawAspect="Content" ObjectID="_1850815286" r:id="rId758"/>
+          <v:shape id="_x0000_i1371" type="#_x0000_t75" style="width:45.5pt;height:33pt" o:ole="">
+            <v:imagedata r:id="rId758" o:title=""/>
+          </v:shape>
+          <o:OLEObject Type="Embed" ProgID="Equation.AxMath" ShapeID="_x0000_i1371" DrawAspect="Content" ObjectID="_1850825839" r:id="rId759"/>
         </w:object>
       </w:r>
       <w:r>
@@ -23172,10 +23214,10 @@
           <w:position w:val="-11"/>
         </w:rPr>
         <w:object w:dxaOrig="573" w:dyaOrig="357" w14:anchorId="5339F83E">
-          <v:shape id="_x0000_i1372" type="#_x0000_t75" style="width:28.7pt;height:17.75pt" o:ole="">
-            <v:imagedata r:id="rId759" o:title=""/>
-          </v:shape>
-          <o:OLEObject Type="Embed" ProgID="Equation.AxMath" ShapeID="_x0000_i1372" DrawAspect="Content" ObjectID="_1850815287" r:id="rId760"/>
+          <v:shape id="_x0000_i1372" type="#_x0000_t75" style="width:29pt;height:18pt" o:ole="">
+            <v:imagedata r:id="rId760" o:title=""/>
+          </v:shape>
+          <o:OLEObject Type="Embed" ProgID="Equation.AxMath" ShapeID="_x0000_i1372" DrawAspect="Content" ObjectID="_1850825840" r:id="rId761"/>
         </w:object>
       </w:r>
       <w:r>
@@ -23245,10 +23287,10 @@
                 <w:position w:val="-64"/>
               </w:rPr>
               <w:object w:dxaOrig="3993" w:dyaOrig="1426" w14:anchorId="54523DF1">
-                <v:shape id="_x0000_i184874" type="#_x0000_t75" style="width:200.05pt;height:71.55pt" o:ole="">
-                  <v:imagedata r:id="rId761" o:title=""/>
+                <v:shape id="_x0000_i184874" type="#_x0000_t75" style="width:200pt;height:71.5pt" o:ole="">
+                  <v:imagedata r:id="rId762" o:title=""/>
                 </v:shape>
-                <o:OLEObject Type="Embed" ProgID="Equation.AxMath" ShapeID="_x0000_i184874" DrawAspect="Content" ObjectID="_1850815288" r:id="rId762"/>
+                <o:OLEObject Type="Embed" ProgID="Equation.AxMath" ShapeID="_x0000_i184874" DrawAspect="Content" ObjectID="_1850825841" r:id="rId763"/>
               </w:object>
             </w:r>
           </w:p>
@@ -23347,10 +23389,10 @@
           <w:position w:val="-26"/>
         </w:rPr>
         <w:object w:dxaOrig="920" w:dyaOrig="660" w14:anchorId="67171626">
-          <v:shape id="_x0000_i1376" type="#_x0000_t75" style="width:46.05pt;height:32.8pt" o:ole="">
-            <v:imagedata r:id="rId763" o:title=""/>
-          </v:shape>
-          <o:OLEObject Type="Embed" ProgID="Equation.AxMath" ShapeID="_x0000_i1376" DrawAspect="Content" ObjectID="_1850815289" r:id="rId764"/>
+          <v:shape id="_x0000_i1376" type="#_x0000_t75" style="width:46pt;height:33pt" o:ole="">
+            <v:imagedata r:id="rId764" o:title=""/>
+          </v:shape>
+          <o:OLEObject Type="Embed" ProgID="Equation.AxMath" ShapeID="_x0000_i1376" DrawAspect="Content" ObjectID="_1850825842" r:id="rId765"/>
         </w:object>
       </w:r>
       <w:r>
@@ -23370,10 +23412,10 @@
           <w:position w:val="-12"/>
         </w:rPr>
         <w:object w:dxaOrig="2758" w:dyaOrig="371" w14:anchorId="2FB64C5B">
-          <v:shape id="_x0000_i1377" type="#_x0000_t75" style="width:138.1pt;height:18.7pt" o:ole="">
-            <v:imagedata r:id="rId765" o:title=""/>
-          </v:shape>
-          <o:OLEObject Type="Embed" ProgID="Equation.AxMath" ShapeID="_x0000_i1377" DrawAspect="Content" ObjectID="_1850815290" r:id="rId766"/>
+          <v:shape id="_x0000_i1377" type="#_x0000_t75" style="width:138pt;height:18.5pt" o:ole="">
+            <v:imagedata r:id="rId766" o:title=""/>
+          </v:shape>
+          <o:OLEObject Type="Embed" ProgID="Equation.AxMath" ShapeID="_x0000_i1377" DrawAspect="Content" ObjectID="_1850825843" r:id="rId767"/>
         </w:object>
       </w:r>
     </w:p>
@@ -23398,10 +23440,10 @@
           <w:position w:val="-28"/>
         </w:rPr>
         <w:object w:dxaOrig="1929" w:dyaOrig="675" w14:anchorId="5259F3A1">
-          <v:shape id="_x0000_i1378" type="#_x0000_t75" style="width:96.6pt;height:33.7pt" o:ole="">
-            <v:imagedata r:id="rId767" o:title=""/>
-          </v:shape>
-          <o:OLEObject Type="Embed" ProgID="Equation.AxMath" ShapeID="_x0000_i1378" DrawAspect="Content" ObjectID="_1850815291" r:id="rId768"/>
+          <v:shape id="_x0000_i1378" type="#_x0000_t75" style="width:96.5pt;height:34pt" o:ole="">
+            <v:imagedata r:id="rId768" o:title=""/>
+          </v:shape>
+          <o:OLEObject Type="Embed" ProgID="Equation.AxMath" ShapeID="_x0000_i1378" DrawAspect="Content" ObjectID="_1850825844" r:id="rId769"/>
         </w:object>
       </w:r>
     </w:p>
@@ -23438,10 +23480,10 @@
           <w:position w:val="-29"/>
         </w:rPr>
         <w:object w:dxaOrig="2566" w:dyaOrig="706" w14:anchorId="40ADACF4">
-          <v:shape id="_x0000_i1379" type="#_x0000_t75" style="width:128.5pt;height:35.1pt" o:ole="">
-            <v:imagedata r:id="rId769" o:title=""/>
-          </v:shape>
-          <o:OLEObject Type="Embed" ProgID="Equation.AxMath" ShapeID="_x0000_i1379" DrawAspect="Content" ObjectID="_1850815292" r:id="rId770"/>
+          <v:shape id="_x0000_i1379" type="#_x0000_t75" style="width:128.5pt;height:35pt" o:ole="">
+            <v:imagedata r:id="rId770" o:title=""/>
+          </v:shape>
+          <o:OLEObject Type="Embed" ProgID="Equation.AxMath" ShapeID="_x0000_i1379" DrawAspect="Content" ObjectID="_1850825845" r:id="rId771"/>
         </w:object>
       </w:r>
     </w:p>
@@ -23487,10 +23529,10 @@
           <w:position w:val="-11"/>
         </w:rPr>
         <w:object w:dxaOrig="297" w:dyaOrig="357" w14:anchorId="1C5F0CA6">
-          <v:shape id="_x0000_i1380" type="#_x0000_t75" style="width:15.05pt;height:17.75pt" o:ole="">
-            <v:imagedata r:id="rId771" o:title=""/>
-          </v:shape>
-          <o:OLEObject Type="Embed" ProgID="Equation.AxMath" ShapeID="_x0000_i1380" DrawAspect="Content" ObjectID="_1850815293" r:id="rId772"/>
+          <v:shape id="_x0000_i1380" type="#_x0000_t75" style="width:15pt;height:18pt" o:ole="">
+            <v:imagedata r:id="rId772" o:title=""/>
+          </v:shape>
+          <o:OLEObject Type="Embed" ProgID="Equation.AxMath" ShapeID="_x0000_i1380" DrawAspect="Content" ObjectID="_1850825846" r:id="rId773"/>
         </w:object>
       </w:r>
       <w:r>
@@ -23504,10 +23546,10 @@
           <w:position w:val="-12"/>
         </w:rPr>
         <w:object w:dxaOrig="652" w:dyaOrig="371" w14:anchorId="77C844C7">
-          <v:shape id="_x0000_i1381" type="#_x0000_t75" style="width:32.8pt;height:18.7pt" o:ole="">
-            <v:imagedata r:id="rId773" o:title=""/>
-          </v:shape>
-          <o:OLEObject Type="Embed" ProgID="Equation.AxMath" ShapeID="_x0000_i1381" DrawAspect="Content" ObjectID="_1850815294" r:id="rId774"/>
+          <v:shape id="_x0000_i1381" type="#_x0000_t75" style="width:33pt;height:18.5pt" o:ole="">
+            <v:imagedata r:id="rId774" o:title=""/>
+          </v:shape>
+          <o:OLEObject Type="Embed" ProgID="Equation.AxMath" ShapeID="_x0000_i1381" DrawAspect="Content" ObjectID="_1850825847" r:id="rId775"/>
         </w:object>
       </w:r>
       <w:r>
@@ -23527,10 +23569,10 @@
           <w:position w:val="-28"/>
         </w:rPr>
         <w:object w:dxaOrig="2671" w:dyaOrig="752" w14:anchorId="2B48CAD9">
-          <v:shape id="_x0000_i1382" type="#_x0000_t75" style="width:133.5pt;height:37.8pt" o:ole="">
-            <v:imagedata r:id="rId775" o:title=""/>
-          </v:shape>
-          <o:OLEObject Type="Embed" ProgID="Equation.AxMath" ShapeID="_x0000_i1382" DrawAspect="Content" ObjectID="_1850815295" r:id="rId776"/>
+          <v:shape id="_x0000_i1382" type="#_x0000_t75" style="width:133.5pt;height:38pt" o:ole="">
+            <v:imagedata r:id="rId776" o:title=""/>
+          </v:shape>
+          <o:OLEObject Type="Embed" ProgID="Equation.AxMath" ShapeID="_x0000_i1382" DrawAspect="Content" ObjectID="_1850825848" r:id="rId777"/>
         </w:object>
       </w:r>
     </w:p>
@@ -23675,10 +23717,10 @@
           <w:position w:val="-13"/>
         </w:rPr>
         <w:object w:dxaOrig="1146" w:dyaOrig="397" w14:anchorId="14241E08">
-          <v:shape id="_x0000_i93919" type="#_x0000_t75" style="width:57.4pt;height:20.05pt" o:ole="">
-            <v:imagedata r:id="rId777" o:title=""/>
-          </v:shape>
-          <o:OLEObject Type="Embed" ProgID="Equation.AxMath" ShapeID="_x0000_i93919" DrawAspect="Content" ObjectID="_1850815296" r:id="rId778"/>
+          <v:shape id="_x0000_i93919" type="#_x0000_t75" style="width:57.5pt;height:20pt" o:ole="">
+            <v:imagedata r:id="rId778" o:title=""/>
+          </v:shape>
+          <o:OLEObject Type="Embed" ProgID="Equation.AxMath" ShapeID="_x0000_i93919" DrawAspect="Content" ObjectID="_1850825849" r:id="rId779"/>
         </w:object>
       </w:r>
       <w:r>
@@ -23692,10 +23734,10 @@
           <w:position w:val="-13"/>
         </w:rPr>
         <w:object w:dxaOrig="652" w:dyaOrig="397" w14:anchorId="48A0C57D">
-          <v:shape id="_x0000_i93920" type="#_x0000_t75" style="width:32.8pt;height:20.05pt" o:ole="">
-            <v:imagedata r:id="rId234" o:title=""/>
-          </v:shape>
-          <o:OLEObject Type="Embed" ProgID="Equation.AxMath" ShapeID="_x0000_i93920" DrawAspect="Content" ObjectID="_1850815297" r:id="rId779"/>
+          <v:shape id="_x0000_i93920" type="#_x0000_t75" style="width:32.5pt;height:20pt" o:ole="">
+            <v:imagedata r:id="rId235" o:title=""/>
+          </v:shape>
+          <o:OLEObject Type="Embed" ProgID="Equation.AxMath" ShapeID="_x0000_i93920" DrawAspect="Content" ObjectID="_1850825850" r:id="rId780"/>
         </w:object>
       </w:r>
       <w:r>
@@ -23709,10 +23751,10 @@
           <w:position w:val="-13"/>
         </w:rPr>
         <w:object w:dxaOrig="896" w:dyaOrig="385" w14:anchorId="5AC5292C">
-          <v:shape id="_x0000_i93921" type="#_x0000_t75" style="width:44.65pt;height:19.15pt" o:ole="">
-            <v:imagedata r:id="rId780" o:title=""/>
-          </v:shape>
-          <o:OLEObject Type="Embed" ProgID="Equation.AxMath" ShapeID="_x0000_i93921" DrawAspect="Content" ObjectID="_1850815298" r:id="rId781"/>
+          <v:shape id="_x0000_i93921" type="#_x0000_t75" style="width:44.5pt;height:19pt" o:ole="">
+            <v:imagedata r:id="rId781" o:title=""/>
+          </v:shape>
+          <o:OLEObject Type="Embed" ProgID="Equation.AxMath" ShapeID="_x0000_i93921" DrawAspect="Content" ObjectID="_1850825851" r:id="rId782"/>
         </w:object>
       </w:r>
       <w:r>
@@ -23732,10 +23774,10 @@
           <w:position w:val="-30"/>
         </w:rPr>
         <w:object w:dxaOrig="3989" w:dyaOrig="737" w14:anchorId="58C951E0">
-          <v:shape id="_x0000_i93922" type="#_x0000_t75" style="width:199.6pt;height:36.9pt" o:ole="">
-            <v:imagedata r:id="rId782" o:title=""/>
-          </v:shape>
-          <o:OLEObject Type="Embed" ProgID="Equation.AxMath" ShapeID="_x0000_i93922" DrawAspect="Content" ObjectID="_1850815299" r:id="rId783"/>
+          <v:shape id="_x0000_i93922" type="#_x0000_t75" style="width:199.5pt;height:36.5pt" o:ole="">
+            <v:imagedata r:id="rId783" o:title=""/>
+          </v:shape>
+          <o:OLEObject Type="Embed" ProgID="Equation.AxMath" ShapeID="_x0000_i93922" DrawAspect="Content" ObjectID="_1850825852" r:id="rId784"/>
         </w:object>
       </w:r>
     </w:p>
@@ -23754,10 +23796,10 @@
           <w:position w:val="-13"/>
         </w:rPr>
         <w:object w:dxaOrig="225" w:dyaOrig="385" w14:anchorId="3E56F6DC">
-          <v:shape id="_x0000_i93923" type="#_x0000_t75" style="width:11.4pt;height:19.15pt" o:ole="">
-            <v:imagedata r:id="rId784" o:title=""/>
-          </v:shape>
-          <o:OLEObject Type="Embed" ProgID="Equation.AxMath" ShapeID="_x0000_i93923" DrawAspect="Content" ObjectID="_1850815300" r:id="rId785"/>
+          <v:shape id="_x0000_i93923" type="#_x0000_t75" style="width:11.5pt;height:19pt" o:ole="">
+            <v:imagedata r:id="rId785" o:title=""/>
+          </v:shape>
+          <o:OLEObject Type="Embed" ProgID="Equation.AxMath" ShapeID="_x0000_i93923" DrawAspect="Content" ObjectID="_1850825853" r:id="rId786"/>
         </w:object>
       </w:r>
       <w:r>
@@ -23777,10 +23819,10 @@
           <w:position w:val="-31"/>
         </w:rPr>
         <w:object w:dxaOrig="2483" w:dyaOrig="756" w14:anchorId="294932C2">
-          <v:shape id="_x0000_i93924" type="#_x0000_t75" style="width:123.95pt;height:37.8pt" o:ole="">
-            <v:imagedata r:id="rId786" o:title=""/>
-          </v:shape>
-          <o:OLEObject Type="Embed" ProgID="Equation.AxMath" ShapeID="_x0000_i93924" DrawAspect="Content" ObjectID="_1850815301" r:id="rId787"/>
+          <v:shape id="_x0000_i93924" type="#_x0000_t75" style="width:124pt;height:38pt" o:ole="">
+            <v:imagedata r:id="rId787" o:title=""/>
+          </v:shape>
+          <o:OLEObject Type="Embed" ProgID="Equation.AxMath" ShapeID="_x0000_i93924" DrawAspect="Content" ObjectID="_1850825854" r:id="rId788"/>
         </w:object>
       </w:r>
     </w:p>
@@ -23871,10 +23913,10 @@
           <w:position w:val="-12"/>
         </w:rPr>
         <w:object w:dxaOrig="178" w:dyaOrig="382" w14:anchorId="782D1856">
-          <v:shape id="_x0000_i173697" type="#_x0000_t75" style="width:9.1pt;height:19.15pt" o:ole="">
-            <v:imagedata r:id="rId788" o:title=""/>
-          </v:shape>
-          <o:OLEObject Type="Embed" ProgID="Equation.AxMath" ShapeID="_x0000_i173697" DrawAspect="Content" ObjectID="_1850815302" r:id="rId789"/>
+          <v:shape id="_x0000_i173697" type="#_x0000_t75" style="width:9pt;height:19pt" o:ole="">
+            <v:imagedata r:id="rId789" o:title=""/>
+          </v:shape>
+          <o:OLEObject Type="Embed" ProgID="Equation.AxMath" ShapeID="_x0000_i173697" DrawAspect="Content" ObjectID="_1850825855" r:id="rId790"/>
         </w:object>
       </w:r>
       <w:r>
@@ -23888,10 +23930,10 @@
           <w:position w:val="-12"/>
         </w:rPr>
         <w:object w:dxaOrig="135" w:dyaOrig="382" w14:anchorId="750B8F9A">
-          <v:shape id="_x0000_i93926" type="#_x0000_t75" style="width:6.85pt;height:19.15pt" o:ole="">
-            <v:imagedata r:id="rId262" o:title=""/>
-          </v:shape>
-          <o:OLEObject Type="Embed" ProgID="Equation.AxMath" ShapeID="_x0000_i93926" DrawAspect="Content" ObjectID="_1850815303" r:id="rId790"/>
+          <v:shape id="_x0000_i93926" type="#_x0000_t75" style="width:7pt;height:19pt" o:ole="">
+            <v:imagedata r:id="rId263" o:title=""/>
+          </v:shape>
+          <o:OLEObject Type="Embed" ProgID="Equation.AxMath" ShapeID="_x0000_i93926" DrawAspect="Content" ObjectID="_1850825856" r:id="rId791"/>
         </w:object>
       </w:r>
       <w:r>
@@ -23911,10 +23953,10 @@
           <w:position w:val="-28"/>
         </w:rPr>
         <w:object w:dxaOrig="5623" w:dyaOrig="707" w14:anchorId="57910A98">
-          <v:shape id="_x0000_i93927" type="#_x0000_t75" style="width:281.15pt;height:35.1pt" o:ole="">
-            <v:imagedata r:id="rId791" o:title=""/>
-          </v:shape>
-          <o:OLEObject Type="Embed" ProgID="Equation.AxMath" ShapeID="_x0000_i93927" DrawAspect="Content" ObjectID="_1850815304" r:id="rId792"/>
+          <v:shape id="_x0000_i93927" type="#_x0000_t75" style="width:281pt;height:35pt" o:ole="">
+            <v:imagedata r:id="rId792" o:title=""/>
+          </v:shape>
+          <o:OLEObject Type="Embed" ProgID="Equation.AxMath" ShapeID="_x0000_i93927" DrawAspect="Content" ObjectID="_1850825857" r:id="rId793"/>
         </w:object>
       </w:r>
     </w:p>
@@ -23928,10 +23970,10 @@
           <w:position w:val="-31"/>
         </w:rPr>
         <w:object w:dxaOrig="8734" w:dyaOrig="756" w14:anchorId="7250489A">
-          <v:shape id="_x0000_i93928" type="#_x0000_t75" style="width:436.55pt;height:37.8pt" o:ole="">
-            <v:imagedata r:id="rId793" o:title=""/>
-          </v:shape>
-          <o:OLEObject Type="Embed" ProgID="Equation.AxMath" ShapeID="_x0000_i93928" DrawAspect="Content" ObjectID="_1850815305" r:id="rId794"/>
+          <v:shape id="_x0000_i93928" type="#_x0000_t75" style="width:436.5pt;height:38pt" o:ole="">
+            <v:imagedata r:id="rId794" o:title=""/>
+          </v:shape>
+          <o:OLEObject Type="Embed" ProgID="Equation.AxMath" ShapeID="_x0000_i93928" DrawAspect="Content" ObjectID="_1850825858" r:id="rId795"/>
         </w:object>
       </w:r>
     </w:p>
@@ -23950,10 +23992,10 @@
           <w:position w:val="-13"/>
         </w:rPr>
         <w:object w:dxaOrig="688" w:dyaOrig="388" w14:anchorId="0CFE1E8E">
-          <v:shape id="_x0000_i93929" type="#_x0000_t75" style="width:34.65pt;height:19.6pt" o:ole="">
-            <v:imagedata r:id="rId465" o:title=""/>
-          </v:shape>
-          <o:OLEObject Type="Embed" ProgID="Equation.AxMath" ShapeID="_x0000_i93929" DrawAspect="Content" ObjectID="_1850815306" r:id="rId795"/>
+          <v:shape id="_x0000_i93929" type="#_x0000_t75" style="width:34.5pt;height:19.5pt" o:ole="">
+            <v:imagedata r:id="rId466" o:title=""/>
+          </v:shape>
+          <o:OLEObject Type="Embed" ProgID="Equation.AxMath" ShapeID="_x0000_i93929" DrawAspect="Content" ObjectID="_1850825859" r:id="rId796"/>
         </w:object>
       </w:r>
       <w:r>
@@ -23996,10 +24038,10 @@
           <w:position w:val="-13"/>
         </w:rPr>
         <w:object w:dxaOrig="1761" w:dyaOrig="388" w14:anchorId="0BE6E290">
-          <v:shape id="_x0000_i93930" type="#_x0000_t75" style="width:87.95pt;height:19.6pt" o:ole="">
-            <v:imagedata r:id="rId796" o:title=""/>
-          </v:shape>
-          <o:OLEObject Type="Embed" ProgID="Equation.AxMath" ShapeID="_x0000_i93930" DrawAspect="Content" ObjectID="_1850815307" r:id="rId797"/>
+          <v:shape id="_x0000_i93930" type="#_x0000_t75" style="width:88pt;height:19.5pt" o:ole="">
+            <v:imagedata r:id="rId797" o:title=""/>
+          </v:shape>
+          <o:OLEObject Type="Embed" ProgID="Equation.AxMath" ShapeID="_x0000_i93930" DrawAspect="Content" ObjectID="_1850825860" r:id="rId798"/>
         </w:object>
       </w:r>
     </w:p>
@@ -24060,10 +24102,10 @@
           <w:position w:val="-14"/>
         </w:rPr>
         <w:object w:dxaOrig="6800" w:dyaOrig="413" w14:anchorId="338E71E6">
-          <v:shape id="_x0000_i93931" type="#_x0000_t75" style="width:339.95pt;height:20.5pt" o:ole="">
-            <v:imagedata r:id="rId798" o:title=""/>
-          </v:shape>
-          <o:OLEObject Type="Embed" ProgID="Equation.AxMath" ShapeID="_x0000_i93931" DrawAspect="Content" ObjectID="_1850815308" r:id="rId799"/>
+          <v:shape id="_x0000_i93931" type="#_x0000_t75" style="width:340pt;height:20.5pt" o:ole="">
+            <v:imagedata r:id="rId799" o:title=""/>
+          </v:shape>
+          <o:OLEObject Type="Embed" ProgID="Equation.AxMath" ShapeID="_x0000_i93931" DrawAspect="Content" ObjectID="_1850825861" r:id="rId800"/>
         </w:object>
       </w:r>
     </w:p>
@@ -24197,10 +24239,10 @@
                 <w:position w:val="-30"/>
               </w:rPr>
               <w:object w:dxaOrig="5376" w:dyaOrig="722" w14:anchorId="6BDAB1F6">
-                <v:shape id="_x0000_i184879" type="#_x0000_t75" style="width:268.85pt;height:36pt" o:ole="">
-                  <v:imagedata r:id="rId800" o:title=""/>
+                <v:shape id="_x0000_i184879" type="#_x0000_t75" style="width:269pt;height:36pt" o:ole="">
+                  <v:imagedata r:id="rId801" o:title=""/>
                 </v:shape>
-                <o:OLEObject Type="Embed" ProgID="Equation.AxMath" ShapeID="_x0000_i184879" DrawAspect="Content" ObjectID="_1850815309" r:id="rId801"/>
+                <o:OLEObject Type="Embed" ProgID="Equation.AxMath" ShapeID="_x0000_i184879" DrawAspect="Content" ObjectID="_1850825862" r:id="rId802"/>
               </w:object>
             </w:r>
           </w:p>
@@ -24284,10 +24326,10 @@
           <w:position w:val="-31"/>
         </w:rPr>
         <w:object w:dxaOrig="2574" w:dyaOrig="760" w14:anchorId="73AA64F7">
-          <v:shape id="_x0000_i93933" type="#_x0000_t75" style="width:128.5pt;height:37.8pt" o:ole="">
-            <v:imagedata r:id="rId802" o:title=""/>
-          </v:shape>
-          <o:OLEObject Type="Embed" ProgID="Equation.AxMath" ShapeID="_x0000_i93933" DrawAspect="Content" ObjectID="_1850815310" r:id="rId803"/>
+          <v:shape id="_x0000_i93933" type="#_x0000_t75" style="width:128.5pt;height:38pt" o:ole="">
+            <v:imagedata r:id="rId803" o:title=""/>
+          </v:shape>
+          <o:OLEObject Type="Embed" ProgID="Equation.AxMath" ShapeID="_x0000_i93933" DrawAspect="Content" ObjectID="_1850825863" r:id="rId804"/>
         </w:object>
       </w:r>
     </w:p>
@@ -24312,10 +24354,10 @@
           <w:position w:val="-31"/>
         </w:rPr>
         <w:object w:dxaOrig="2472" w:dyaOrig="760" w14:anchorId="6AF05023">
-          <v:shape id="_x0000_i93934" type="#_x0000_t75" style="width:123.95pt;height:37.8pt" o:ole="">
-            <v:imagedata r:id="rId804" o:title=""/>
-          </v:shape>
-          <o:OLEObject Type="Embed" ProgID="Equation.AxMath" ShapeID="_x0000_i93934" DrawAspect="Content" ObjectID="_1850815311" r:id="rId805"/>
+          <v:shape id="_x0000_i93934" type="#_x0000_t75" style="width:123.5pt;height:38pt" o:ole="">
+            <v:imagedata r:id="rId805" o:title=""/>
+          </v:shape>
+          <o:OLEObject Type="Embed" ProgID="Equation.AxMath" ShapeID="_x0000_i93934" DrawAspect="Content" ObjectID="_1850825864" r:id="rId806"/>
         </w:object>
       </w:r>
     </w:p>
@@ -24355,10 +24397,10 @@
           <w:position w:val="-13"/>
         </w:rPr>
         <w:object w:dxaOrig="1680" w:dyaOrig="385" w14:anchorId="203F4B06">
-          <v:shape id="_x0000_i93935" type="#_x0000_t75" style="width:83.85pt;height:19.15pt" o:ole="">
-            <v:imagedata r:id="rId806" o:title=""/>
-          </v:shape>
-          <o:OLEObject Type="Embed" ProgID="Equation.AxMath" ShapeID="_x0000_i93935" DrawAspect="Content" ObjectID="_1850815312" r:id="rId807"/>
+          <v:shape id="_x0000_i93935" type="#_x0000_t75" style="width:84pt;height:19pt" o:ole="">
+            <v:imagedata r:id="rId807" o:title=""/>
+          </v:shape>
+          <o:OLEObject Type="Embed" ProgID="Equation.AxMath" ShapeID="_x0000_i93935" DrawAspect="Content" ObjectID="_1850825865" r:id="rId808"/>
         </w:object>
       </w:r>
       <w:r>
@@ -24384,10 +24426,10 @@
           <w:position w:val="-13"/>
         </w:rPr>
         <w:object w:dxaOrig="898" w:dyaOrig="397" w14:anchorId="372DE5D8">
-          <v:shape id="_x0000_i93936" type="#_x0000_t75" style="width:45.1pt;height:20.05pt" o:ole="">
-            <v:imagedata r:id="rId808" o:title=""/>
-          </v:shape>
-          <o:OLEObject Type="Embed" ProgID="Equation.AxMath" ShapeID="_x0000_i93936" DrawAspect="Content" ObjectID="_1850815313" r:id="rId809"/>
+          <v:shape id="_x0000_i93936" type="#_x0000_t75" style="width:45pt;height:20pt" o:ole="">
+            <v:imagedata r:id="rId809" o:title=""/>
+          </v:shape>
+          <o:OLEObject Type="Embed" ProgID="Equation.AxMath" ShapeID="_x0000_i93936" DrawAspect="Content" ObjectID="_1850825866" r:id="rId810"/>
         </w:object>
       </w:r>
       <w:r>
@@ -24407,10 +24449,10 @@
           <w:position w:val="-30"/>
         </w:rPr>
         <w:object w:dxaOrig="6239" w:dyaOrig="730" w14:anchorId="76D75FF0">
-          <v:shape id="_x0000_i93937" type="#_x0000_t75" style="width:312.15pt;height:36.45pt" o:ole="">
-            <v:imagedata r:id="rId810" o:title=""/>
-          </v:shape>
-          <o:OLEObject Type="Embed" ProgID="Equation.AxMath" ShapeID="_x0000_i93937" DrawAspect="Content" ObjectID="_1850815314" r:id="rId811"/>
+          <v:shape id="_x0000_i93937" type="#_x0000_t75" style="width:312pt;height:36.5pt" o:ole="">
+            <v:imagedata r:id="rId811" o:title=""/>
+          </v:shape>
+          <o:OLEObject Type="Embed" ProgID="Equation.AxMath" ShapeID="_x0000_i93937" DrawAspect="Content" ObjectID="_1850825867" r:id="rId812"/>
         </w:object>
       </w:r>
     </w:p>
@@ -24476,10 +24518,10 @@
           <w:position w:val="-12"/>
         </w:rPr>
         <w:object w:dxaOrig="945" w:dyaOrig="382" w14:anchorId="3F887D8A">
-          <v:shape id="_x0000_i93938" type="#_x0000_t75" style="width:47.4pt;height:19.15pt" o:ole="">
-            <v:imagedata r:id="rId812" o:title=""/>
-          </v:shape>
-          <o:OLEObject Type="Embed" ProgID="Equation.AxMath" ShapeID="_x0000_i93938" DrawAspect="Content" ObjectID="_1850815315" r:id="rId813"/>
+          <v:shape id="_x0000_i93938" type="#_x0000_t75" style="width:47.5pt;height:19pt" o:ole="">
+            <v:imagedata r:id="rId813" o:title=""/>
+          </v:shape>
+          <o:OLEObject Type="Embed" ProgID="Equation.AxMath" ShapeID="_x0000_i93938" DrawAspect="Content" ObjectID="_1850825868" r:id="rId814"/>
         </w:object>
       </w:r>
       <w:r>
@@ -24493,10 +24535,10 @@
           <w:position w:val="-12"/>
         </w:rPr>
         <w:object w:dxaOrig="929" w:dyaOrig="385" w14:anchorId="7244DAA4">
-          <v:shape id="_x0000_i93939" type="#_x0000_t75" style="width:46.5pt;height:19.15pt" o:ole="">
-            <v:imagedata r:id="rId301" o:title=""/>
-          </v:shape>
-          <o:OLEObject Type="Embed" ProgID="Equation.AxMath" ShapeID="_x0000_i93939" DrawAspect="Content" ObjectID="_1850815316" r:id="rId814"/>
+          <v:shape id="_x0000_i93939" type="#_x0000_t75" style="width:46.5pt;height:19pt" o:ole="">
+            <v:imagedata r:id="rId302" o:title=""/>
+          </v:shape>
+          <o:OLEObject Type="Embed" ProgID="Equation.AxMath" ShapeID="_x0000_i93939" DrawAspect="Content" ObjectID="_1850825869" r:id="rId815"/>
         </w:object>
       </w:r>
       <w:r>
@@ -24510,10 +24552,10 @@
           <w:position w:val="-11"/>
         </w:rPr>
         <w:object w:dxaOrig="929" w:dyaOrig="360" w14:anchorId="37D9E775">
-          <v:shape id="_x0000_i184885" type="#_x0000_t75" style="width:46.5pt;height:18.25pt" o:ole="">
-            <v:imagedata r:id="rId815" o:title=""/>
-          </v:shape>
-          <o:OLEObject Type="Embed" ProgID="Equation.AxMath" ShapeID="_x0000_i184885" DrawAspect="Content" ObjectID="_1850815317" r:id="rId816"/>
+          <v:shape id="_x0000_i184885" type="#_x0000_t75" style="width:46.5pt;height:18pt" o:ole="">
+            <v:imagedata r:id="rId816" o:title=""/>
+          </v:shape>
+          <o:OLEObject Type="Embed" ProgID="Equation.AxMath" ShapeID="_x0000_i184885" DrawAspect="Content" ObjectID="_1850825870" r:id="rId817"/>
         </w:object>
       </w:r>
       <w:r>
@@ -24569,10 +24611,10 @@
           <w:position w:val="-27"/>
         </w:rPr>
         <w:object w:dxaOrig="2104" w:dyaOrig="535" w14:anchorId="5684B8AB">
-          <v:shape id="_x0000_i93940" type="#_x0000_t75" style="width:105.25pt;height:26.45pt" o:ole="">
-            <v:imagedata r:id="rId817" o:title=""/>
-          </v:shape>
-          <o:OLEObject Type="Embed" ProgID="Equation.AxMath" ShapeID="_x0000_i93940" DrawAspect="Content" ObjectID="_1850815318" r:id="rId818"/>
+          <v:shape id="_x0000_i93940" type="#_x0000_t75" style="width:105.5pt;height:26.5pt" o:ole="">
+            <v:imagedata r:id="rId818" o:title=""/>
+          </v:shape>
+          <o:OLEObject Type="Embed" ProgID="Equation.AxMath" ShapeID="_x0000_i93940" DrawAspect="Content" ObjectID="_1850825871" r:id="rId819"/>
         </w:object>
       </w:r>
     </w:p>
@@ -24615,10 +24657,10 @@
           <w:position w:val="-13"/>
         </w:rPr>
         <w:object w:dxaOrig="225" w:dyaOrig="385" w14:anchorId="3CAD51F6">
-          <v:shape id="_x0000_i93941" type="#_x0000_t75" style="width:11.4pt;height:19.15pt" o:ole="">
-            <v:imagedata r:id="rId784" o:title=""/>
-          </v:shape>
-          <o:OLEObject Type="Embed" ProgID="Equation.AxMath" ShapeID="_x0000_i93941" DrawAspect="Content" ObjectID="_1850815319" r:id="rId819"/>
+          <v:shape id="_x0000_i93941" type="#_x0000_t75" style="width:11.5pt;height:19pt" o:ole="">
+            <v:imagedata r:id="rId785" o:title=""/>
+          </v:shape>
+          <o:OLEObject Type="Embed" ProgID="Equation.AxMath" ShapeID="_x0000_i93941" DrawAspect="Content" ObjectID="_1850825872" r:id="rId820"/>
         </w:object>
       </w:r>
       <w:r>
@@ -24632,10 +24674,10 @@
           <w:position w:val="-13"/>
         </w:rPr>
         <w:object w:dxaOrig="232" w:dyaOrig="385" w14:anchorId="602E1C0A">
-          <v:shape id="_x0000_i93942" type="#_x0000_t75" style="width:11.85pt;height:19.15pt" o:ole="">
-            <v:imagedata r:id="rId820" o:title=""/>
-          </v:shape>
-          <o:OLEObject Type="Embed" ProgID="Equation.AxMath" ShapeID="_x0000_i93942" DrawAspect="Content" ObjectID="_1850815320" r:id="rId821"/>
+          <v:shape id="_x0000_i93942" type="#_x0000_t75" style="width:11.5pt;height:19pt" o:ole="">
+            <v:imagedata r:id="rId821" o:title=""/>
+          </v:shape>
+          <o:OLEObject Type="Embed" ProgID="Equation.AxMath" ShapeID="_x0000_i93942" DrawAspect="Content" ObjectID="_1850825873" r:id="rId822"/>
         </w:object>
       </w:r>
       <w:r>
@@ -24649,10 +24691,10 @@
           <w:position w:val="-12"/>
         </w:rPr>
         <w:object w:dxaOrig="143" w:dyaOrig="382" w14:anchorId="63F68505">
-          <v:shape id="_x0000_i93943" type="#_x0000_t75" style="width:7.3pt;height:19.15pt" o:ole="">
-            <v:imagedata r:id="rId822" o:title=""/>
-          </v:shape>
-          <o:OLEObject Type="Embed" ProgID="Equation.AxMath" ShapeID="_x0000_i93943" DrawAspect="Content" ObjectID="_1850815321" r:id="rId823"/>
+          <v:shape id="_x0000_i93943" type="#_x0000_t75" style="width:7pt;height:19pt" o:ole="">
+            <v:imagedata r:id="rId823" o:title=""/>
+          </v:shape>
+          <o:OLEObject Type="Embed" ProgID="Equation.AxMath" ShapeID="_x0000_i93943" DrawAspect="Content" ObjectID="_1850825874" r:id="rId824"/>
         </w:object>
       </w:r>
       <w:r>
@@ -24672,10 +24714,10 @@
           <w:position w:val="-30"/>
         </w:rPr>
         <w:object w:dxaOrig="1450" w:dyaOrig="719" w14:anchorId="035A0569">
-          <v:shape id="_x0000_i93944" type="#_x0000_t75" style="width:72.45pt;height:36pt" o:ole="">
-            <v:imagedata r:id="rId824" o:title=""/>
-          </v:shape>
-          <o:OLEObject Type="Embed" ProgID="Equation.AxMath" ShapeID="_x0000_i93944" DrawAspect="Content" ObjectID="_1850815322" r:id="rId825"/>
+          <v:shape id="_x0000_i93944" type="#_x0000_t75" style="width:72.5pt;height:36pt" o:ole="">
+            <v:imagedata r:id="rId825" o:title=""/>
+          </v:shape>
+          <o:OLEObject Type="Embed" ProgID="Equation.AxMath" ShapeID="_x0000_i93944" DrawAspect="Content" ObjectID="_1850825875" r:id="rId826"/>
         </w:object>
       </w:r>
     </w:p>
@@ -24694,10 +24736,10 @@
           <w:position w:val="-13"/>
         </w:rPr>
         <w:object w:dxaOrig="1002" w:dyaOrig="397" w14:anchorId="2F8E3289">
-          <v:shape id="_x0000_i93945" type="#_x0000_t75" style="width:50.15pt;height:20.05pt" o:ole="">
-            <v:imagedata r:id="rId826" o:title=""/>
-          </v:shape>
-          <o:OLEObject Type="Embed" ProgID="Equation.AxMath" ShapeID="_x0000_i93945" DrawAspect="Content" ObjectID="_1850815323" r:id="rId827"/>
+          <v:shape id="_x0000_i93945" type="#_x0000_t75" style="width:50.5pt;height:20pt" o:ole="">
+            <v:imagedata r:id="rId827" o:title=""/>
+          </v:shape>
+          <o:OLEObject Type="Embed" ProgID="Equation.AxMath" ShapeID="_x0000_i93945" DrawAspect="Content" ObjectID="_1850825876" r:id="rId828"/>
         </w:object>
       </w:r>
       <w:r>
@@ -24711,10 +24753,10 @@
           <w:position w:val="-13"/>
         </w:rPr>
         <w:object w:dxaOrig="1670" w:dyaOrig="397" w14:anchorId="7D357DBE">
-          <v:shape id="_x0000_i93946" type="#_x0000_t75" style="width:83.85pt;height:20.05pt" o:ole="">
-            <v:imagedata r:id="rId828" o:title=""/>
-          </v:shape>
-          <o:OLEObject Type="Embed" ProgID="Equation.AxMath" ShapeID="_x0000_i93946" DrawAspect="Content" ObjectID="_1850815324" r:id="rId829"/>
+          <v:shape id="_x0000_i93946" type="#_x0000_t75" style="width:83.5pt;height:20pt" o:ole="">
+            <v:imagedata r:id="rId829" o:title=""/>
+          </v:shape>
+          <o:OLEObject Type="Embed" ProgID="Equation.AxMath" ShapeID="_x0000_i93946" DrawAspect="Content" ObjectID="_1850825877" r:id="rId830"/>
         </w:object>
       </w:r>
       <w:r>
@@ -24728,10 +24770,10 @@
           <w:position w:val="-14"/>
         </w:rPr>
         <w:object w:dxaOrig="1312" w:dyaOrig="413" w14:anchorId="0825E946">
-          <v:shape id="_x0000_i93947" type="#_x0000_t75" style="width:65.6pt;height:20.5pt" o:ole="">
-            <v:imagedata r:id="rId830" o:title=""/>
-          </v:shape>
-          <o:OLEObject Type="Embed" ProgID="Equation.AxMath" ShapeID="_x0000_i93947" DrawAspect="Content" ObjectID="_1850815325" r:id="rId831"/>
+          <v:shape id="_x0000_i93947" type="#_x0000_t75" style="width:65.5pt;height:20.5pt" o:ole="">
+            <v:imagedata r:id="rId831" o:title=""/>
+          </v:shape>
+          <o:OLEObject Type="Embed" ProgID="Equation.AxMath" ShapeID="_x0000_i93947" DrawAspect="Content" ObjectID="_1850825878" r:id="rId832"/>
         </w:object>
       </w:r>
       <w:r>
@@ -24745,10 +24787,10 @@
           <w:position w:val="-13"/>
         </w:rPr>
         <w:object w:dxaOrig="232" w:dyaOrig="385" w14:anchorId="3172D0A9">
-          <v:shape id="_x0000_i93948" type="#_x0000_t75" style="width:11.85pt;height:19.15pt" o:ole="">
-            <v:imagedata r:id="rId820" o:title=""/>
-          </v:shape>
-          <o:OLEObject Type="Embed" ProgID="Equation.AxMath" ShapeID="_x0000_i93948" DrawAspect="Content" ObjectID="_1850815326" r:id="rId832"/>
+          <v:shape id="_x0000_i93948" type="#_x0000_t75" style="width:11.5pt;height:19pt" o:ole="">
+            <v:imagedata r:id="rId821" o:title=""/>
+          </v:shape>
+          <o:OLEObject Type="Embed" ProgID="Equation.AxMath" ShapeID="_x0000_i93948" DrawAspect="Content" ObjectID="_1850825879" r:id="rId833"/>
         </w:object>
       </w:r>
       <w:r>
@@ -24768,10 +24810,10 @@
           <w:position w:val="-30"/>
         </w:rPr>
         <w:object w:dxaOrig="2282" w:dyaOrig="747" w14:anchorId="1CBBC002">
-          <v:shape id="_x0000_i93949" type="#_x0000_t75" style="width:113.9pt;height:37.35pt" o:ole="">
-            <v:imagedata r:id="rId833" o:title=""/>
-          </v:shape>
-          <o:OLEObject Type="Embed" ProgID="Equation.AxMath" ShapeID="_x0000_i93949" DrawAspect="Content" ObjectID="_1850815327" r:id="rId834"/>
+          <v:shape id="_x0000_i93949" type="#_x0000_t75" style="width:114pt;height:37.5pt" o:ole="">
+            <v:imagedata r:id="rId834" o:title=""/>
+          </v:shape>
+          <o:OLEObject Type="Embed" ProgID="Equation.AxMath" ShapeID="_x0000_i93949" DrawAspect="Content" ObjectID="_1850825880" r:id="rId835"/>
         </w:object>
       </w:r>
     </w:p>
@@ -24790,10 +24832,10 @@
           <w:position w:val="-13"/>
         </w:rPr>
         <w:object w:dxaOrig="1002" w:dyaOrig="397" w14:anchorId="69C1D3AE">
-          <v:shape id="_x0000_i93950" type="#_x0000_t75" style="width:50.15pt;height:20.05pt" o:ole="">
-            <v:imagedata r:id="rId835" o:title=""/>
-          </v:shape>
-          <o:OLEObject Type="Embed" ProgID="Equation.AxMath" ShapeID="_x0000_i93950" DrawAspect="Content" ObjectID="_1850815328" r:id="rId836"/>
+          <v:shape id="_x0000_i93950" type="#_x0000_t75" style="width:50.5pt;height:20pt" o:ole="">
+            <v:imagedata r:id="rId836" o:title=""/>
+          </v:shape>
+          <o:OLEObject Type="Embed" ProgID="Equation.AxMath" ShapeID="_x0000_i93950" DrawAspect="Content" ObjectID="_1850825881" r:id="rId837"/>
         </w:object>
       </w:r>
       <w:r>
@@ -24807,10 +24849,10 @@
           <w:position w:val="-13"/>
         </w:rPr>
         <w:object w:dxaOrig="756" w:dyaOrig="397" w14:anchorId="4BE2BAF0">
-          <v:shape id="_x0000_i93951" type="#_x0000_t75" style="width:37.8pt;height:20.05pt" o:ole="">
-            <v:imagedata r:id="rId837" o:title=""/>
-          </v:shape>
-          <o:OLEObject Type="Embed" ProgID="Equation.AxMath" ShapeID="_x0000_i93951" DrawAspect="Content" ObjectID="_1850815329" r:id="rId838"/>
+          <v:shape id="_x0000_i93951" type="#_x0000_t75" style="width:38pt;height:20pt" o:ole="">
+            <v:imagedata r:id="rId838" o:title=""/>
+          </v:shape>
+          <o:OLEObject Type="Embed" ProgID="Equation.AxMath" ShapeID="_x0000_i93951" DrawAspect="Content" ObjectID="_1850825882" r:id="rId839"/>
         </w:object>
       </w:r>
       <w:r>
@@ -24847,10 +24889,10 @@
           <w:position w:val="-25"/>
         </w:rPr>
         <w:object w:dxaOrig="1953" w:dyaOrig="501" w14:anchorId="44FD9B80">
-          <v:shape id="_x0000_i1383" type="#_x0000_t75" style="width:97.05pt;height:25.05pt" o:ole="">
-            <v:imagedata r:id="rId839" o:title=""/>
-          </v:shape>
-          <o:OLEObject Type="Embed" ProgID="Equation.AxMath" ShapeID="_x0000_i1383" DrawAspect="Content" ObjectID="_1850815330" r:id="rId840"/>
+          <v:shape id="_x0000_i1383" type="#_x0000_t75" style="width:97.5pt;height:25pt" o:ole="">
+            <v:imagedata r:id="rId840" o:title=""/>
+          </v:shape>
+          <o:OLEObject Type="Embed" ProgID="Equation.AxMath" ShapeID="_x0000_i1383" DrawAspect="Content" ObjectID="_1850825883" r:id="rId841"/>
         </w:object>
       </w:r>
       <w:r>
@@ -24906,10 +24948,10 @@
           <w:position w:val="-11"/>
         </w:rPr>
         <w:object w:dxaOrig="3794" w:dyaOrig="357" w14:anchorId="4A3AF9CB">
-          <v:shape id="_x0000_i1384" type="#_x0000_t75" style="width:189.55pt;height:17.75pt" o:ole="">
-            <v:imagedata r:id="rId841" o:title=""/>
-          </v:shape>
-          <o:OLEObject Type="Embed" ProgID="Equation.AxMath" ShapeID="_x0000_i1384" DrawAspect="Content" ObjectID="_1850815331" r:id="rId842"/>
+          <v:shape id="_x0000_i1384" type="#_x0000_t75" style="width:189.5pt;height:18pt" o:ole="">
+            <v:imagedata r:id="rId842" o:title=""/>
+          </v:shape>
+          <o:OLEObject Type="Embed" ProgID="Equation.AxMath" ShapeID="_x0000_i1384" DrawAspect="Content" ObjectID="_1850825884" r:id="rId843"/>
         </w:object>
       </w:r>
     </w:p>
@@ -26399,10 +26441,10 @@
           <w:position w:val="-11"/>
         </w:rPr>
         <w:object w:dxaOrig="1709" w:dyaOrig="357" w14:anchorId="7351F921">
-          <v:shape id="_x0000_i1385" type="#_x0000_t75" style="width:85.65pt;height:17.75pt" o:ole="">
-            <v:imagedata r:id="rId629" o:title=""/>
-          </v:shape>
-          <o:OLEObject Type="Embed" ProgID="Equation.AxMath" ShapeID="_x0000_i1385" DrawAspect="Content" ObjectID="_1850815332" r:id="rId843"/>
+          <v:shape id="_x0000_i1385" type="#_x0000_t75" style="width:85.5pt;height:18pt" o:ole="">
+            <v:imagedata r:id="rId630" o:title=""/>
+          </v:shape>
+          <o:OLEObject Type="Embed" ProgID="Equation.AxMath" ShapeID="_x0000_i1385" DrawAspect="Content" ObjectID="_1850825885" r:id="rId844"/>
         </w:object>
       </w:r>
       <w:r>
@@ -26435,7 +26477,7 @@
                     </pic:cNvPicPr>
                   </pic:nvPicPr>
                   <pic:blipFill>
-                    <a:blip r:embed="rId844" cstate="print">
+                    <a:blip r:embed="rId845" cstate="print">
                       <a:extLst>
                         <a:ext uri="{28A0092B-C50C-407E-A947-70E740481C1C}">
                           <a14:useLocalDpi xmlns:a14="http://schemas.microsoft.com/office/drawing/2010/main" val="0"/>
@@ -26619,12 +26661,12 @@
         <w:spacing w:before="60" w:after="60"/>
         <w:ind w:firstLineChars="0" w:firstLine="0"/>
         <w:sectPr>
-          <w:headerReference w:type="even" r:id="rId845"/>
-          <w:headerReference w:type="default" r:id="rId846"/>
-          <w:footerReference w:type="even" r:id="rId847"/>
-          <w:footerReference w:type="default" r:id="rId848"/>
-          <w:headerReference w:type="first" r:id="rId849"/>
-          <w:footerReference w:type="first" r:id="rId850"/>
+          <w:headerReference w:type="even" r:id="rId846"/>
+          <w:headerReference w:type="default" r:id="rId847"/>
+          <w:footerReference w:type="even" r:id="rId848"/>
+          <w:footerReference w:type="default" r:id="rId849"/>
+          <w:headerReference w:type="first" r:id="rId850"/>
+          <w:footerReference w:type="first" r:id="rId851"/>
           <w:pgSz w:w="11906" w:h="16838"/>
           <w:pgMar w:top="1418" w:right="1418" w:bottom="1418" w:left="1418" w:header="851" w:footer="992" w:gutter="0"/>
           <w:cols w:space="425"/>
@@ -26858,7 +26900,7 @@
           <w:rFonts w:hint="eastAsia"/>
         </w:rPr>
         <w:sectPr>
-          <w:headerReference w:type="default" r:id="rId851"/>
+          <w:headerReference w:type="default" r:id="rId852"/>
           <w:pgSz w:w="11906" w:h="16838"/>
           <w:pgMar w:top="1418" w:right="1418" w:bottom="1418" w:left="1418" w:header="851" w:footer="992" w:gutter="0"/>
           <w:cols w:space="425"/>
@@ -27370,7 +27412,7 @@
       </w:r>
     </w:p>
     <w:sectPr>
-      <w:headerReference w:type="default" r:id="rId852"/>
+      <w:headerReference w:type="default" r:id="rId853"/>
       <w:pgSz w:w="11906" w:h="16838"/>
       <w:pgMar w:top="1418" w:right="1418" w:bottom="1418" w:left="1418" w:header="851" w:footer="992" w:gutter="0"/>
       <w:cols w:space="425"/>
